--- a/manuscript/manuscript.docx
+++ b/manuscript/manuscript.docx
@@ -1813,7 +1813,7 @@
     </w:p>
     <w:bookmarkEnd w:id="15"/>
     <w:bookmarkEnd w:id="16"/>
-    <w:bookmarkStart w:id="24" w:name="worked-examples"/>
+    <w:bookmarkStart w:id="25" w:name="worked-examples"/>
     <w:p>
       <w:pPr>
         <w:pStyle w:val="Heading1"/>
@@ -1902,7 +1902,7 @@
               <w:pStyle w:val="ImageCaption"/>
             </w:pPr>
             <w:r>
-              <w:t xml:space="preserve">Table 1: The four demonstrations, with the manipulated dimension and its standardised effect size against the anchor condition.</w:t>
+              <w:t xml:space="preserve">Table 1: Each demonstration, its manipulated dimension and the absolute standardised mean difference of the manipulated dimension and of the most-different controlled dimension. The manipulation is large in every case; the controlled dimensions remain small.</w:t>
             </w:r>
           </w:p>
           <w:tbl>
@@ -1913,10 +1913,10 @@
               <w:tblLook w:firstRow="1" w:lastRow="0" w:firstColumn="0" w:lastColumn="0" w:noHBand="0" w:noVBand="0" w:val="0020"/>
             </w:tblPr>
             <w:tblGrid>
-              <w:gridCol w:w="1827"/>
-              <w:gridCol w:w="2436"/>
-              <w:gridCol w:w="1675"/>
-              <w:gridCol w:w="1980"/>
+              <w:gridCol w:w="2242"/>
+              <w:gridCol w:w="1541"/>
+              <w:gridCol w:w="1822"/>
+              <w:gridCol w:w="2312"/>
             </w:tblGrid>
             <w:tr>
               <w:trPr>
@@ -1927,14 +1927,6 @@
                 <w:p>
                   <w:pPr>
                     <w:pStyle w:val="Compact"/>
-                  </w:pPr>
-                </w:p>
-              </w:tc>
-              <w:tc>
-                <w:tcPr/>
-                <w:p>
-                  <w:pPr>
-                    <w:pStyle w:val="Compact"/>
                     <w:jc w:val="left"/>
                     <w:jc w:val="center"/>
                   </w:pPr>
@@ -1961,11 +1953,24 @@
                 <w:p>
                   <w:pPr>
                     <w:pStyle w:val="Compact"/>
-                    <w:jc w:val="left"/>
+                    <w:jc w:val="right"/>
                     <w:jc w:val="center"/>
                   </w:pPr>
                   <w:r>
                     <w:t xml:space="preserve">|d| manipulated</w:t>
+                  </w:r>
+                </w:p>
+              </w:tc>
+              <w:tc>
+                <w:tcPr/>
+                <w:p>
+                  <w:pPr>
+                    <w:pStyle w:val="Compact"/>
+                    <w:jc w:val="right"/>
+                    <w:jc w:val="center"/>
+                  </w:pPr>
+                  <w:r>
+                    <w:t xml:space="preserve">largest |d| controlled</w:t>
                   </w:r>
                 </w:p>
               </w:tc>
@@ -1980,7 +1985,7 @@
                     <w:jc w:val="center"/>
                   </w:pPr>
                   <w:r>
-                    <w:t xml:space="preserve">en_freqcontrast_english</w:t>
+                    <w:t xml:space="preserve">English: frequency contrast</w:t>
                   </w:r>
                 </w:p>
               </w:tc>
@@ -1993,33 +1998,33 @@
                     <w:jc w:val="center"/>
                   </w:pPr>
                   <w:r>
-                    <w:t xml:space="preserve">English: frequency contrast</w:t>
-                  </w:r>
-                </w:p>
-              </w:tc>
-              <w:tc>
-                <w:tcPr/>
-                <w:p>
-                  <w:pPr>
-                    <w:pStyle w:val="Compact"/>
-                    <w:jc w:val="left"/>
-                    <w:jc w:val="center"/>
-                  </w:pPr>
-                  <w:r>
-                    <w:t xml:space="preserve">frequency</w:t>
-                  </w:r>
-                </w:p>
-              </w:tc>
-              <w:tc>
-                <w:tcPr/>
-                <w:p>
-                  <w:pPr>
-                    <w:pStyle w:val="Compact"/>
-                    <w:jc w:val="left"/>
+                    <w:t xml:space="preserve">Frequency (Zipf)</w:t>
+                  </w:r>
+                </w:p>
+              </w:tc>
+              <w:tc>
+                <w:tcPr/>
+                <w:p>
+                  <w:pPr>
+                    <w:pStyle w:val="Compact"/>
+                    <w:jc w:val="right"/>
                     <w:jc w:val="center"/>
                   </w:pPr>
                   <w:r>
                     <w:t xml:space="preserve">4.67</w:t>
+                  </w:r>
+                </w:p>
+              </w:tc>
+              <w:tc>
+                <w:tcPr/>
+                <w:p>
+                  <w:pPr>
+                    <w:pStyle w:val="Compact"/>
+                    <w:jc w:val="right"/>
+                    <w:jc w:val="center"/>
+                  </w:pPr>
+                  <w:r>
+                    <w:t xml:space="preserve">0.06</w:t>
                   </w:r>
                 </w:p>
               </w:tc>
@@ -2034,7 +2039,7 @@
                     <w:jc w:val="center"/>
                   </w:pPr>
                   <w:r>
-                    <w:t xml:space="preserve">en_ndensity_english</w:t>
+                    <w:t xml:space="preserve">English: neighbourhood contrast</w:t>
                   </w:r>
                 </w:p>
               </w:tc>
@@ -2047,29 +2052,34 @@
                     <w:jc w:val="center"/>
                   </w:pPr>
                   <w:r>
-                    <w:t xml:space="preserve">English: neighbourhood contrast</w:t>
-                  </w:r>
-                </w:p>
-              </w:tc>
-              <w:tc>
-                <w:tcPr/>
-                <w:p>
-                  <w:pPr>
-                    <w:pStyle w:val="Compact"/>
-                    <w:jc w:val="left"/>
-                    <w:jc w:val="center"/>
-                  </w:pPr>
-                  <w:r>
-                    <w:t xml:space="preserve">n_density</w:t>
-                  </w:r>
-                </w:p>
-              </w:tc>
-              <w:tc>
-                <w:tcPr/>
-                <w:p>
-                  <w:pPr>
-                    <w:pStyle w:val="Compact"/>
-                  </w:pPr>
+                    <w:t xml:space="preserve">Neighbourhood N</w:t>
+                  </w:r>
+                </w:p>
+              </w:tc>
+              <w:tc>
+                <w:tcPr/>
+                <w:p>
+                  <w:pPr>
+                    <w:pStyle w:val="Compact"/>
+                    <w:jc w:val="right"/>
+                    <w:jc w:val="center"/>
+                  </w:pPr>
+                  <w:r>
+                    <w:t xml:space="preserve">2.71</w:t>
+                  </w:r>
+                </w:p>
+              </w:tc>
+              <w:tc>
+                <w:tcPr/>
+                <w:p>
+                  <w:pPr>
+                    <w:pStyle w:val="Compact"/>
+                    <w:jc w:val="right"/>
+                    <w:jc w:val="center"/>
+                  </w:pPr>
+                  <w:r>
+                    <w:t xml:space="preserve">0.23</w:t>
+                  </w:r>
                 </w:p>
               </w:tc>
             </w:tr>
@@ -2083,7 +2093,7 @@
                     <w:jc w:val="center"/>
                   </w:pPr>
                   <w:r>
-                    <w:t xml:space="preserve">es_freqcontrast_spanish</w:t>
+                    <w:t xml:space="preserve">Spanish: frequency contrast</w:t>
                   </w:r>
                 </w:p>
               </w:tc>
@@ -2096,33 +2106,33 @@
                     <w:jc w:val="center"/>
                   </w:pPr>
                   <w:r>
-                    <w:t xml:space="preserve">Spanish: frequency contrast</w:t>
-                  </w:r>
-                </w:p>
-              </w:tc>
-              <w:tc>
-                <w:tcPr/>
-                <w:p>
-                  <w:pPr>
-                    <w:pStyle w:val="Compact"/>
-                    <w:jc w:val="left"/>
-                    <w:jc w:val="center"/>
-                  </w:pPr>
-                  <w:r>
-                    <w:t xml:space="preserve">frequency</w:t>
-                  </w:r>
-                </w:p>
-              </w:tc>
-              <w:tc>
-                <w:tcPr/>
-                <w:p>
-                  <w:pPr>
-                    <w:pStyle w:val="Compact"/>
-                    <w:jc w:val="left"/>
+                    <w:t xml:space="preserve">Frequency (Zipf)</w:t>
+                  </w:r>
+                </w:p>
+              </w:tc>
+              <w:tc>
+                <w:tcPr/>
+                <w:p>
+                  <w:pPr>
+                    <w:pStyle w:val="Compact"/>
+                    <w:jc w:val="right"/>
                     <w:jc w:val="center"/>
                   </w:pPr>
                   <w:r>
                     <w:t xml:space="preserve">4.93</w:t>
+                  </w:r>
+                </w:p>
+              </w:tc>
+              <w:tc>
+                <w:tcPr/>
+                <w:p>
+                  <w:pPr>
+                    <w:pStyle w:val="Compact"/>
+                    <w:jc w:val="right"/>
+                    <w:jc w:val="center"/>
+                  </w:pPr>
+                  <w:r>
+                    <w:t xml:space="preserve">0.09</w:t>
                   </w:r>
                 </w:p>
               </w:tc>
@@ -2137,7 +2147,7 @@
                     <w:jc w:val="center"/>
                   </w:pPr>
                   <w:r>
-                    <w:t xml:space="preserve">es_ndensity_spanish</w:t>
+                    <w:t xml:space="preserve">Spanish: neighbourhood contrast</w:t>
                   </w:r>
                 </w:p>
               </w:tc>
@@ -2150,29 +2160,34 @@
                     <w:jc w:val="center"/>
                   </w:pPr>
                   <w:r>
-                    <w:t xml:space="preserve">Spanish: neighbourhood contrast</w:t>
-                  </w:r>
-                </w:p>
-              </w:tc>
-              <w:tc>
-                <w:tcPr/>
-                <w:p>
-                  <w:pPr>
-                    <w:pStyle w:val="Compact"/>
-                    <w:jc w:val="left"/>
-                    <w:jc w:val="center"/>
-                  </w:pPr>
-                  <w:r>
-                    <w:t xml:space="preserve">n_density</w:t>
-                  </w:r>
-                </w:p>
-              </w:tc>
-              <w:tc>
-                <w:tcPr/>
-                <w:p>
-                  <w:pPr>
-                    <w:pStyle w:val="Compact"/>
-                  </w:pPr>
+                    <w:t xml:space="preserve">Neighbourhood N</w:t>
+                  </w:r>
+                </w:p>
+              </w:tc>
+              <w:tc>
+                <w:tcPr/>
+                <w:p>
+                  <w:pPr>
+                    <w:pStyle w:val="Compact"/>
+                    <w:jc w:val="right"/>
+                    <w:jc w:val="center"/>
+                  </w:pPr>
+                  <w:r>
+                    <w:t xml:space="preserve">3.31</w:t>
+                  </w:r>
+                </w:p>
+              </w:tc>
+              <w:tc>
+                <w:tcPr/>
+                <w:p>
+                  <w:pPr>
+                    <w:pStyle w:val="Compact"/>
+                    <w:jc w:val="right"/>
+                    <w:jc w:val="center"/>
+                  </w:pPr>
+                  <w:r>
+                    <w:t xml:space="preserve">0.12</w:t>
+                  </w:r>
                 </w:p>
               </w:tc>
             </w:tr>
@@ -2264,7 +2279,7 @@
             <w:r>
               <w:drawing>
                 <wp:inline>
-                  <wp:extent cx="5334000" cy="3333750"/>
+                  <wp:extent cx="5334000" cy="3259666"/>
                   <wp:effectExtent b="0" l="0" r="0" t="0"/>
                   <wp:docPr descr="" title="" id="19" name="Picture"/>
                   <a:graphic>
@@ -2285,7 +2300,7 @@
                         <pic:spPr bwMode="auto">
                           <a:xfrm>
                             <a:off x="0" y="0"/>
-                            <a:ext cx="5334000" cy="3333750"/>
+                            <a:ext cx="5334000" cy="3259666"/>
                           </a:xfrm>
                           <a:prstGeom prst="rect">
                             <a:avLst/>
@@ -2314,7 +2329,7 @@
               <w:pStyle w:val="ImageCaption"/>
             </w:pPr>
             <w:r>
-              <w:t xml:space="preserve">Figure 1: Absolute standardised mean difference of each dimension against the anchor condition, by demonstration. The dashed line marks the 0.5-SD equivalence bound. Manipulated dimensions are large; controlled dimensions are near zero.</w:t>
+              <w:t xml:space="preserve">Figure 1: Absolute standardised mean difference of each dimension against the anchor condition, in each demonstration. The dashed line is the 0.5-SD equivalence bound. Manipulated dimensions (orange) lie far to the right; matched dimensions (green) cluster near zero. In the neighbourhood contrasts OLD20 is free to co-vary (purple), reflecting its known correlation with Coltheart’s N.</w:t>
             </w:r>
           </w:p>
           <w:bookmarkEnd w:id="21"/>
@@ -2326,18 +2341,15 @@
         <w:pStyle w:val="BodyText"/>
       </w:pPr>
       <w:r>
-        <w:t xml:space="preserve">The per-condition descriptive statistics for the English frequency contrast are</w:t>
-      </w:r>
-      <w:r>
-        <w:t xml:space="preserve"> </w:t>
-      </w:r>
-      <w:r>
-        <w:t xml:space="preserve">shown in</w:t>
-      </w:r>
-      <w:r>
-        <w:t xml:space="preserve"> </w:t>
-      </w:r>
-      <w:hyperlink w:anchor="tbl-descriptives">
+        <w:t xml:space="preserve">The per-condition descriptive statistics make the control concrete. In the</w:t>
+      </w:r>
+      <w:r>
+        <w:t xml:space="preserve"> </w:t>
+      </w:r>
+      <w:r>
+        <w:t xml:space="preserve">English frequency contrast (</w:t>
+      </w:r>
+      <w:hyperlink w:anchor="tbl-desc-freq">
         <w:r>
           <w:rPr>
             <w:rStyle w:val="Hyperlink"/>
@@ -2346,19 +2358,48 @@
         </w:r>
       </w:hyperlink>
       <w:r>
-        <w:t xml:space="preserve">: frequency is separated by roughly one and a half Zipf</w:t>
-      </w:r>
-      <w:r>
-        <w:t xml:space="preserve"> </w:t>
-      </w:r>
-      <w:r>
-        <w:t xml:space="preserve">units, while length, neighbourhood density and OLD20 are almost identical across</w:t>
-      </w:r>
-      <w:r>
-        <w:t xml:space="preserve"> </w:t>
-      </w:r>
-      <w:r>
-        <w:t xml:space="preserve">conditions.</w:t>
+        <w:t xml:space="preserve">) frequency is separated by roughly one</w:t>
+      </w:r>
+      <w:r>
+        <w:t xml:space="preserve"> </w:t>
+      </w:r>
+      <w:r>
+        <w:t xml:space="preserve">and a half Zipf units while length, neighbourhood density and OLD20 are almost</w:t>
+      </w:r>
+      <w:r>
+        <w:t xml:space="preserve"> </w:t>
+      </w:r>
+      <w:r>
+        <w:t xml:space="preserve">identical across conditions. In the English neighbourhood contrast</w:t>
+      </w:r>
+      <w:r>
+        <w:t xml:space="preserve"> </w:t>
+      </w:r>
+      <w:r>
+        <w:t xml:space="preserve">(</w:t>
+      </w:r>
+      <w:hyperlink w:anchor="tbl-desc-nd">
+        <w:r>
+          <w:rPr>
+            <w:rStyle w:val="Hyperlink"/>
+          </w:rPr>
+          <w:t xml:space="preserve">Table 3</w:t>
+        </w:r>
+      </w:hyperlink>
+      <w:r>
+        <w:t xml:space="preserve">) neighbourhood density is separated by an order of magnitude with</w:t>
+      </w:r>
+      <w:r>
+        <w:t xml:space="preserve"> </w:t>
+      </w:r>
+      <w:r>
+        <w:t xml:space="preserve">length and frequency held constant; OLD20, which is mathematically related to N,</w:t>
+      </w:r>
+      <w:r>
+        <w:t xml:space="preserve"> </w:t>
+      </w:r>
+      <w:r>
+        <w:t xml:space="preserve">moves with the manipulation rather than being held constant, as expected.</w:t>
       </w:r>
     </w:p>
     <w:tbl>
@@ -2374,7 +2415,7 @@
       <w:tr>
         <w:tc>
           <w:tcPr/>
-          <w:bookmarkStart w:id="22" w:name="tbl-descriptives"/>
+          <w:bookmarkStart w:id="22" w:name="tbl-desc-freq"/>
           <w:p>
             <w:pPr>
               <w:jc w:val="center"/>
@@ -2385,24 +2426,25 @@
               <w:pStyle w:val="ImageCaption"/>
             </w:pPr>
             <w:r>
-              <w:t xml:space="preserve">Table 2: Descriptive statistics per condition for the English frequency contrast (R engine).</w:t>
+              <w:t xml:space="preserve">Table 2: Descriptive statistics per condition, English frequency contrast (R engine).</w:t>
             </w:r>
           </w:p>
           <w:tbl>
             <w:tblPr>
               <w:tblStyle w:val="Table"/>
-              <w:tblW w:type="auto" w:w="0"/>
+              <w:tblW w:type="pct" w:w="5000"/>
+              <w:tblLayout w:type="fixed"/>
               <w:tblLook w:firstRow="1" w:lastRow="0" w:firstColumn="0" w:lastColumn="0" w:noHBand="0" w:noVBand="0" w:val="0020"/>
             </w:tblPr>
             <w:tblGrid>
-              <w:gridCol w:w="990"/>
-              <w:gridCol w:w="990"/>
-              <w:gridCol w:w="990"/>
-              <w:gridCol w:w="990"/>
-              <w:gridCol w:w="990"/>
-              <w:gridCol w:w="990"/>
-              <w:gridCol w:w="990"/>
-              <w:gridCol w:w="990"/>
+              <w:gridCol w:w="1856"/>
+              <w:gridCol w:w="2103"/>
+              <w:gridCol w:w="371"/>
+              <w:gridCol w:w="742"/>
+              <w:gridCol w:w="742"/>
+              <w:gridCol w:w="495"/>
+              <w:gridCol w:w="866"/>
+              <w:gridCol w:w="742"/>
             </w:tblGrid>
             <w:tr>
               <w:trPr>
@@ -2417,7 +2459,7 @@
                     <w:jc w:val="center"/>
                   </w:pPr>
                   <w:r>
-                    <w:t xml:space="preserve">group</w:t>
+                    <w:t xml:space="preserve">Condition</w:t>
                   </w:r>
                 </w:p>
               </w:tc>
@@ -2430,7 +2472,7 @@
                     <w:jc w:val="center"/>
                   </w:pPr>
                   <w:r>
-                    <w:t xml:space="preserve">dimension</w:t>
+                    <w:t xml:space="preserve">Dimension</w:t>
                   </w:r>
                 </w:p>
               </w:tc>
@@ -2456,59 +2498,59 @@
                     <w:jc w:val="center"/>
                   </w:pPr>
                   <w:r>
-                    <w:t xml:space="preserve">mean</w:t>
-                  </w:r>
-                </w:p>
-              </w:tc>
-              <w:tc>
-                <w:tcPr/>
-                <w:p>
-                  <w:pPr>
-                    <w:pStyle w:val="Compact"/>
-                    <w:jc w:val="right"/>
-                    <w:jc w:val="center"/>
-                  </w:pPr>
-                  <w:r>
-                    <w:t xml:space="preserve">sd</w:t>
-                  </w:r>
-                </w:p>
-              </w:tc>
-              <w:tc>
-                <w:tcPr/>
-                <w:p>
-                  <w:pPr>
-                    <w:pStyle w:val="Compact"/>
-                    <w:jc w:val="right"/>
-                    <w:jc w:val="center"/>
-                  </w:pPr>
-                  <w:r>
-                    <w:t xml:space="preserve">min</w:t>
-                  </w:r>
-                </w:p>
-              </w:tc>
-              <w:tc>
-                <w:tcPr/>
-                <w:p>
-                  <w:pPr>
-                    <w:pStyle w:val="Compact"/>
-                    <w:jc w:val="right"/>
-                    <w:jc w:val="center"/>
-                  </w:pPr>
-                  <w:r>
-                    <w:t xml:space="preserve">median</w:t>
-                  </w:r>
-                </w:p>
-              </w:tc>
-              <w:tc>
-                <w:tcPr/>
-                <w:p>
-                  <w:pPr>
-                    <w:pStyle w:val="Compact"/>
-                    <w:jc w:val="right"/>
-                    <w:jc w:val="center"/>
-                  </w:pPr>
-                  <w:r>
-                    <w:t xml:space="preserve">max</w:t>
+                    <w:t xml:space="preserve">Mean</w:t>
+                  </w:r>
+                </w:p>
+              </w:tc>
+              <w:tc>
+                <w:tcPr/>
+                <w:p>
+                  <w:pPr>
+                    <w:pStyle w:val="Compact"/>
+                    <w:jc w:val="right"/>
+                    <w:jc w:val="center"/>
+                  </w:pPr>
+                  <w:r>
+                    <w:t xml:space="preserve">SD</w:t>
+                  </w:r>
+                </w:p>
+              </w:tc>
+              <w:tc>
+                <w:tcPr/>
+                <w:p>
+                  <w:pPr>
+                    <w:pStyle w:val="Compact"/>
+                    <w:jc w:val="right"/>
+                    <w:jc w:val="center"/>
+                  </w:pPr>
+                  <w:r>
+                    <w:t xml:space="preserve">Min</w:t>
+                  </w:r>
+                </w:p>
+              </w:tc>
+              <w:tc>
+                <w:tcPr/>
+                <w:p>
+                  <w:pPr>
+                    <w:pStyle w:val="Compact"/>
+                    <w:jc w:val="right"/>
+                    <w:jc w:val="center"/>
+                  </w:pPr>
+                  <w:r>
+                    <w:t xml:space="preserve">Median</w:t>
+                  </w:r>
+                </w:p>
+              </w:tc>
+              <w:tc>
+                <w:tcPr/>
+                <w:p>
+                  <w:pPr>
+                    <w:pStyle w:val="Compact"/>
+                    <w:jc w:val="right"/>
+                    <w:jc w:val="center"/>
+                  </w:pPr>
+                  <w:r>
+                    <w:t xml:space="preserve">Max</w:t>
                   </w:r>
                 </w:p>
               </w:tc>
@@ -2523,7 +2565,7 @@
                     <w:jc w:val="center"/>
                   </w:pPr>
                   <w:r>
-                    <w:t xml:space="preserve">high_frequency</w:t>
+                    <w:t xml:space="preserve">high frequency</w:t>
                   </w:r>
                 </w:p>
               </w:tc>
@@ -2536,7 +2578,7 @@
                     <w:jc w:val="center"/>
                   </w:pPr>
                   <w:r>
-                    <w:t xml:space="preserve">length</w:t>
+                    <w:t xml:space="preserve">Length (letters)</w:t>
                   </w:r>
                 </w:p>
               </w:tc>
@@ -2629,7 +2671,7 @@
                     <w:jc w:val="center"/>
                   </w:pPr>
                   <w:r>
-                    <w:t xml:space="preserve">high_frequency</w:t>
+                    <w:t xml:space="preserve">high frequency</w:t>
                   </w:r>
                 </w:p>
               </w:tc>
@@ -2642,7 +2684,7 @@
                     <w:jc w:val="center"/>
                   </w:pPr>
                   <w:r>
-                    <w:t xml:space="preserve">frequency</w:t>
+                    <w:t xml:space="preserve">Frequency (Zipf)</w:t>
                   </w:r>
                 </w:p>
               </w:tc>
@@ -2735,7 +2777,7 @@
                     <w:jc w:val="center"/>
                   </w:pPr>
                   <w:r>
-                    <w:t xml:space="preserve">high_frequency</w:t>
+                    <w:t xml:space="preserve">high frequency</w:t>
                   </w:r>
                 </w:p>
               </w:tc>
@@ -2748,7 +2790,7 @@
                     <w:jc w:val="center"/>
                   </w:pPr>
                   <w:r>
-                    <w:t xml:space="preserve">n_density</w:t>
+                    <w:t xml:space="preserve">Neighbourhood N</w:t>
                   </w:r>
                 </w:p>
               </w:tc>
@@ -2841,7 +2883,7 @@
                     <w:jc w:val="center"/>
                   </w:pPr>
                   <w:r>
-                    <w:t xml:space="preserve">high_frequency</w:t>
+                    <w:t xml:space="preserve">high frequency</w:t>
                   </w:r>
                 </w:p>
               </w:tc>
@@ -2854,7 +2896,7 @@
                     <w:jc w:val="center"/>
                   </w:pPr>
                   <w:r>
-                    <w:t xml:space="preserve">old20</w:t>
+                    <w:t xml:space="preserve">OLD20</w:t>
                   </w:r>
                 </w:p>
               </w:tc>
@@ -2947,7 +2989,7 @@
                     <w:jc w:val="center"/>
                   </w:pPr>
                   <w:r>
-                    <w:t xml:space="preserve">low_frequency</w:t>
+                    <w:t xml:space="preserve">low frequency</w:t>
                   </w:r>
                 </w:p>
               </w:tc>
@@ -2960,7 +3002,7 @@
                     <w:jc w:val="center"/>
                   </w:pPr>
                   <w:r>
-                    <w:t xml:space="preserve">length</w:t>
+                    <w:t xml:space="preserve">Length (letters)</w:t>
                   </w:r>
                 </w:p>
               </w:tc>
@@ -3053,7 +3095,7 @@
                     <w:jc w:val="center"/>
                   </w:pPr>
                   <w:r>
-                    <w:t xml:space="preserve">low_frequency</w:t>
+                    <w:t xml:space="preserve">low frequency</w:t>
                   </w:r>
                 </w:p>
               </w:tc>
@@ -3066,7 +3108,7 @@
                     <w:jc w:val="center"/>
                   </w:pPr>
                   <w:r>
-                    <w:t xml:space="preserve">frequency</w:t>
+                    <w:t xml:space="preserve">Frequency (Zipf)</w:t>
                   </w:r>
                 </w:p>
               </w:tc>
@@ -3159,7 +3201,7 @@
                     <w:jc w:val="center"/>
                   </w:pPr>
                   <w:r>
-                    <w:t xml:space="preserve">low_frequency</w:t>
+                    <w:t xml:space="preserve">low frequency</w:t>
                   </w:r>
                 </w:p>
               </w:tc>
@@ -3172,7 +3214,7 @@
                     <w:jc w:val="center"/>
                   </w:pPr>
                   <w:r>
-                    <w:t xml:space="preserve">n_density</w:t>
+                    <w:t xml:space="preserve">Neighbourhood N</w:t>
                   </w:r>
                 </w:p>
               </w:tc>
@@ -3265,7 +3307,7 @@
                     <w:jc w:val="center"/>
                   </w:pPr>
                   <w:r>
-                    <w:t xml:space="preserve">low_frequency</w:t>
+                    <w:t xml:space="preserve">low frequency</w:t>
                   </w:r>
                 </w:p>
               </w:tc>
@@ -3278,7 +3320,7 @@
                     <w:jc w:val="center"/>
                   </w:pPr>
                   <w:r>
-                    <w:t xml:space="preserve">old20</w:t>
+                    <w:t xml:space="preserve">OLD20</w:t>
                   </w:r>
                 </w:p>
               </w:tc>
@@ -3372,48 +3414,7 @@
         <w:pStyle w:val="BodyText"/>
       </w:pPr>
       <w:r>
-        <w:t xml:space="preserve">Finally,</w:t>
-      </w:r>
-      <w:r>
-        <w:t xml:space="preserve"> </w:t>
-      </w:r>
-      <w:hyperlink w:anchor="tbl-parity">
-        <w:r>
-          <w:rPr>
-            <w:rStyle w:val="Hyperlink"/>
-          </w:rPr>
-          <w:t xml:space="preserve">Table 3</w:t>
-        </w:r>
-      </w:hyperlink>
-      <w:r>
-        <w:t xml:space="preserve"> </w:t>
-      </w:r>
-      <w:r>
-        <w:t xml:space="preserve">reports the cross-engine parity: for each demonstration we</w:t>
-      </w:r>
-      <w:r>
-        <w:t xml:space="preserve"> </w:t>
-      </w:r>
-      <w:r>
-        <w:t xml:space="preserve">compare the set of (word, condition) pairs selected by the R engine with those</w:t>
-      </w:r>
-      <w:r>
-        <w:t xml:space="preserve"> </w:t>
-      </w:r>
-      <w:r>
-        <w:t xml:space="preserve">selected by the Python engine. The overlap is complete in every case, confirming</w:t>
-      </w:r>
-      <w:r>
-        <w:t xml:space="preserve"> </w:t>
-      </w:r>
-      <w:r>
-        <w:t xml:space="preserve">that the two independent implementations realise the same deterministic</w:t>
-      </w:r>
-      <w:r>
-        <w:t xml:space="preserve"> </w:t>
-      </w:r>
-      <w:r>
-        <w:t xml:space="preserve">procedure.</w:t>
+        <w:t xml:space="preserve"> </w:t>
       </w:r>
     </w:p>
     <w:tbl>
@@ -3429,7 +3430,7 @@
       <w:tr>
         <w:tc>
           <w:tcPr/>
-          <w:bookmarkStart w:id="23" w:name="tbl-parity"/>
+          <w:bookmarkStart w:id="23" w:name="tbl-desc-nd"/>
           <w:p>
             <w:pPr>
               <w:jc w:val="center"/>
@@ -3440,7 +3441,1063 @@
               <w:pStyle w:val="ImageCaption"/>
             </w:pPr>
             <w:r>
-              <w:t xml:space="preserve">Table 3: Cross-engine parity: Jaccard overlap between the stimuli selected by the R and Python engines.</w:t>
+              <w:t xml:space="preserve">Table 3: Descriptive statistics per condition, English neighbourhood-density contrast (R engine).</w:t>
+            </w:r>
+          </w:p>
+          <w:tbl>
+            <w:tblPr>
+              <w:tblStyle w:val="Table"/>
+              <w:tblW w:type="pct" w:w="5000"/>
+              <w:tblLayout w:type="fixed"/>
+              <w:tblLook w:firstRow="1" w:lastRow="0" w:firstColumn="0" w:lastColumn="0" w:noHBand="0" w:noVBand="0" w:val="0020"/>
+            </w:tblPr>
+            <w:tblGrid>
+              <w:gridCol w:w="2342"/>
+              <w:gridCol w:w="1896"/>
+              <w:gridCol w:w="334"/>
+              <w:gridCol w:w="669"/>
+              <w:gridCol w:w="669"/>
+              <w:gridCol w:w="557"/>
+              <w:gridCol w:w="780"/>
+              <w:gridCol w:w="669"/>
+            </w:tblGrid>
+            <w:tr>
+              <w:trPr>
+                <w:tblHeader w:val="on"/>
+              </w:trPr>
+              <w:tc>
+                <w:tcPr/>
+                <w:p>
+                  <w:pPr>
+                    <w:pStyle w:val="Compact"/>
+                    <w:jc w:val="left"/>
+                    <w:jc w:val="center"/>
+                  </w:pPr>
+                  <w:r>
+                    <w:t xml:space="preserve">Condition</w:t>
+                  </w:r>
+                </w:p>
+              </w:tc>
+              <w:tc>
+                <w:tcPr/>
+                <w:p>
+                  <w:pPr>
+                    <w:pStyle w:val="Compact"/>
+                    <w:jc w:val="left"/>
+                    <w:jc w:val="center"/>
+                  </w:pPr>
+                  <w:r>
+                    <w:t xml:space="preserve">Dimension</w:t>
+                  </w:r>
+                </w:p>
+              </w:tc>
+              <w:tc>
+                <w:tcPr/>
+                <w:p>
+                  <w:pPr>
+                    <w:pStyle w:val="Compact"/>
+                    <w:jc w:val="right"/>
+                    <w:jc w:val="center"/>
+                  </w:pPr>
+                  <w:r>
+                    <w:t xml:space="preserve">n</w:t>
+                  </w:r>
+                </w:p>
+              </w:tc>
+              <w:tc>
+                <w:tcPr/>
+                <w:p>
+                  <w:pPr>
+                    <w:pStyle w:val="Compact"/>
+                    <w:jc w:val="right"/>
+                    <w:jc w:val="center"/>
+                  </w:pPr>
+                  <w:r>
+                    <w:t xml:space="preserve">Mean</w:t>
+                  </w:r>
+                </w:p>
+              </w:tc>
+              <w:tc>
+                <w:tcPr/>
+                <w:p>
+                  <w:pPr>
+                    <w:pStyle w:val="Compact"/>
+                    <w:jc w:val="right"/>
+                    <w:jc w:val="center"/>
+                  </w:pPr>
+                  <w:r>
+                    <w:t xml:space="preserve">SD</w:t>
+                  </w:r>
+                </w:p>
+              </w:tc>
+              <w:tc>
+                <w:tcPr/>
+                <w:p>
+                  <w:pPr>
+                    <w:pStyle w:val="Compact"/>
+                    <w:jc w:val="right"/>
+                    <w:jc w:val="center"/>
+                  </w:pPr>
+                  <w:r>
+                    <w:t xml:space="preserve">Min</w:t>
+                  </w:r>
+                </w:p>
+              </w:tc>
+              <w:tc>
+                <w:tcPr/>
+                <w:p>
+                  <w:pPr>
+                    <w:pStyle w:val="Compact"/>
+                    <w:jc w:val="right"/>
+                    <w:jc w:val="center"/>
+                  </w:pPr>
+                  <w:r>
+                    <w:t xml:space="preserve">Median</w:t>
+                  </w:r>
+                </w:p>
+              </w:tc>
+              <w:tc>
+                <w:tcPr/>
+                <w:p>
+                  <w:pPr>
+                    <w:pStyle w:val="Compact"/>
+                    <w:jc w:val="right"/>
+                    <w:jc w:val="center"/>
+                  </w:pPr>
+                  <w:r>
+                    <w:t xml:space="preserve">Max</w:t>
+                  </w:r>
+                </w:p>
+              </w:tc>
+            </w:tr>
+            <w:tr>
+              <w:tc>
+                <w:tcPr/>
+                <w:p>
+                  <w:pPr>
+                    <w:pStyle w:val="Compact"/>
+                    <w:jc w:val="left"/>
+                    <w:jc w:val="center"/>
+                  </w:pPr>
+                  <w:r>
+                    <w:t xml:space="preserve">dense neighbourhood</w:t>
+                  </w:r>
+                </w:p>
+              </w:tc>
+              <w:tc>
+                <w:tcPr/>
+                <w:p>
+                  <w:pPr>
+                    <w:pStyle w:val="Compact"/>
+                    <w:jc w:val="left"/>
+                    <w:jc w:val="center"/>
+                  </w:pPr>
+                  <w:r>
+                    <w:t xml:space="preserve">Length (letters)</w:t>
+                  </w:r>
+                </w:p>
+              </w:tc>
+              <w:tc>
+                <w:tcPr/>
+                <w:p>
+                  <w:pPr>
+                    <w:pStyle w:val="Compact"/>
+                    <w:jc w:val="right"/>
+                    <w:jc w:val="center"/>
+                  </w:pPr>
+                  <w:r>
+                    <w:t xml:space="preserve">24</w:t>
+                  </w:r>
+                </w:p>
+              </w:tc>
+              <w:tc>
+                <w:tcPr/>
+                <w:p>
+                  <w:pPr>
+                    <w:pStyle w:val="Compact"/>
+                    <w:jc w:val="right"/>
+                    <w:jc w:val="center"/>
+                  </w:pPr>
+                  <w:r>
+                    <w:t xml:space="preserve">3.792</w:t>
+                  </w:r>
+                </w:p>
+              </w:tc>
+              <w:tc>
+                <w:tcPr/>
+                <w:p>
+                  <w:pPr>
+                    <w:pStyle w:val="Compact"/>
+                    <w:jc w:val="right"/>
+                    <w:jc w:val="center"/>
+                  </w:pPr>
+                  <w:r>
+                    <w:t xml:space="preserve">0.884</w:t>
+                  </w:r>
+                </w:p>
+              </w:tc>
+              <w:tc>
+                <w:tcPr/>
+                <w:p>
+                  <w:pPr>
+                    <w:pStyle w:val="Compact"/>
+                    <w:jc w:val="right"/>
+                    <w:jc w:val="center"/>
+                  </w:pPr>
+                  <w:r>
+                    <w:t xml:space="preserve">3.00</w:t>
+                  </w:r>
+                </w:p>
+              </w:tc>
+              <w:tc>
+                <w:tcPr/>
+                <w:p>
+                  <w:pPr>
+                    <w:pStyle w:val="Compact"/>
+                    <w:jc w:val="right"/>
+                    <w:jc w:val="center"/>
+                  </w:pPr>
+                  <w:r>
+                    <w:t xml:space="preserve">4.000</w:t>
+                  </w:r>
+                </w:p>
+              </w:tc>
+              <w:tc>
+                <w:tcPr/>
+                <w:p>
+                  <w:pPr>
+                    <w:pStyle w:val="Compact"/>
+                    <w:jc w:val="right"/>
+                    <w:jc w:val="center"/>
+                  </w:pPr>
+                  <w:r>
+                    <w:t xml:space="preserve">6.00</w:t>
+                  </w:r>
+                </w:p>
+              </w:tc>
+            </w:tr>
+            <w:tr>
+              <w:tc>
+                <w:tcPr/>
+                <w:p>
+                  <w:pPr>
+                    <w:pStyle w:val="Compact"/>
+                    <w:jc w:val="left"/>
+                    <w:jc w:val="center"/>
+                  </w:pPr>
+                  <w:r>
+                    <w:t xml:space="preserve">dense neighbourhood</w:t>
+                  </w:r>
+                </w:p>
+              </w:tc>
+              <w:tc>
+                <w:tcPr/>
+                <w:p>
+                  <w:pPr>
+                    <w:pStyle w:val="Compact"/>
+                    <w:jc w:val="left"/>
+                    <w:jc w:val="center"/>
+                  </w:pPr>
+                  <w:r>
+                    <w:t xml:space="preserve">Frequency (Zipf)</w:t>
+                  </w:r>
+                </w:p>
+              </w:tc>
+              <w:tc>
+                <w:tcPr/>
+                <w:p>
+                  <w:pPr>
+                    <w:pStyle w:val="Compact"/>
+                    <w:jc w:val="right"/>
+                    <w:jc w:val="center"/>
+                  </w:pPr>
+                  <w:r>
+                    <w:t xml:space="preserve">24</w:t>
+                  </w:r>
+                </w:p>
+              </w:tc>
+              <w:tc>
+                <w:tcPr/>
+                <w:p>
+                  <w:pPr>
+                    <w:pStyle w:val="Compact"/>
+                    <w:jc w:val="right"/>
+                    <w:jc w:val="center"/>
+                  </w:pPr>
+                  <w:r>
+                    <w:t xml:space="preserve">4.700</w:t>
+                  </w:r>
+                </w:p>
+              </w:tc>
+              <w:tc>
+                <w:tcPr/>
+                <w:p>
+                  <w:pPr>
+                    <w:pStyle w:val="Compact"/>
+                    <w:jc w:val="right"/>
+                    <w:jc w:val="center"/>
+                  </w:pPr>
+                  <w:r>
+                    <w:t xml:space="preserve">0.665</w:t>
+                  </w:r>
+                </w:p>
+              </w:tc>
+              <w:tc>
+                <w:tcPr/>
+                <w:p>
+                  <w:pPr>
+                    <w:pStyle w:val="Compact"/>
+                    <w:jc w:val="right"/>
+                    <w:jc w:val="center"/>
+                  </w:pPr>
+                  <w:r>
+                    <w:t xml:space="preserve">3.85</w:t>
+                  </w:r>
+                </w:p>
+              </w:tc>
+              <w:tc>
+                <w:tcPr/>
+                <w:p>
+                  <w:pPr>
+                    <w:pStyle w:val="Compact"/>
+                    <w:jc w:val="right"/>
+                    <w:jc w:val="center"/>
+                  </w:pPr>
+                  <w:r>
+                    <w:t xml:space="preserve">4.580</w:t>
+                  </w:r>
+                </w:p>
+              </w:tc>
+              <w:tc>
+                <w:tcPr/>
+                <w:p>
+                  <w:pPr>
+                    <w:pStyle w:val="Compact"/>
+                    <w:jc w:val="right"/>
+                    <w:jc w:val="center"/>
+                  </w:pPr>
+                  <w:r>
+                    <w:t xml:space="preserve">6.13</w:t>
+                  </w:r>
+                </w:p>
+              </w:tc>
+            </w:tr>
+            <w:tr>
+              <w:tc>
+                <w:tcPr/>
+                <w:p>
+                  <w:pPr>
+                    <w:pStyle w:val="Compact"/>
+                    <w:jc w:val="left"/>
+                    <w:jc w:val="center"/>
+                  </w:pPr>
+                  <w:r>
+                    <w:t xml:space="preserve">dense neighbourhood</w:t>
+                  </w:r>
+                </w:p>
+              </w:tc>
+              <w:tc>
+                <w:tcPr/>
+                <w:p>
+                  <w:pPr>
+                    <w:pStyle w:val="Compact"/>
+                    <w:jc w:val="left"/>
+                    <w:jc w:val="center"/>
+                  </w:pPr>
+                  <w:r>
+                    <w:t xml:space="preserve">Neighbourhood N</w:t>
+                  </w:r>
+                </w:p>
+              </w:tc>
+              <w:tc>
+                <w:tcPr/>
+                <w:p>
+                  <w:pPr>
+                    <w:pStyle w:val="Compact"/>
+                    <w:jc w:val="right"/>
+                    <w:jc w:val="center"/>
+                  </w:pPr>
+                  <w:r>
+                    <w:t xml:space="preserve">24</w:t>
+                  </w:r>
+                </w:p>
+              </w:tc>
+              <w:tc>
+                <w:tcPr/>
+                <w:p>
+                  <w:pPr>
+                    <w:pStyle w:val="Compact"/>
+                    <w:jc w:val="right"/>
+                    <w:jc w:val="center"/>
+                  </w:pPr>
+                  <w:r>
+                    <w:t xml:space="preserve">8.708</w:t>
+                  </w:r>
+                </w:p>
+              </w:tc>
+              <w:tc>
+                <w:tcPr/>
+                <w:p>
+                  <w:pPr>
+                    <w:pStyle w:val="Compact"/>
+                    <w:jc w:val="right"/>
+                    <w:jc w:val="center"/>
+                  </w:pPr>
+                  <w:r>
+                    <w:t xml:space="preserve">4.217</w:t>
+                  </w:r>
+                </w:p>
+              </w:tc>
+              <w:tc>
+                <w:tcPr/>
+                <w:p>
+                  <w:pPr>
+                    <w:pStyle w:val="Compact"/>
+                    <w:jc w:val="right"/>
+                    <w:jc w:val="center"/>
+                  </w:pPr>
+                  <w:r>
+                    <w:t xml:space="preserve">5.00</w:t>
+                  </w:r>
+                </w:p>
+              </w:tc>
+              <w:tc>
+                <w:tcPr/>
+                <w:p>
+                  <w:pPr>
+                    <w:pStyle w:val="Compact"/>
+                    <w:jc w:val="right"/>
+                    <w:jc w:val="center"/>
+                  </w:pPr>
+                  <w:r>
+                    <w:t xml:space="preserve">7.500</w:t>
+                  </w:r>
+                </w:p>
+              </w:tc>
+              <w:tc>
+                <w:tcPr/>
+                <w:p>
+                  <w:pPr>
+                    <w:pStyle w:val="Compact"/>
+                    <w:jc w:val="right"/>
+                    <w:jc w:val="center"/>
+                  </w:pPr>
+                  <w:r>
+                    <w:t xml:space="preserve">23.00</w:t>
+                  </w:r>
+                </w:p>
+              </w:tc>
+            </w:tr>
+            <w:tr>
+              <w:tc>
+                <w:tcPr/>
+                <w:p>
+                  <w:pPr>
+                    <w:pStyle w:val="Compact"/>
+                    <w:jc w:val="left"/>
+                    <w:jc w:val="center"/>
+                  </w:pPr>
+                  <w:r>
+                    <w:t xml:space="preserve">dense neighbourhood</w:t>
+                  </w:r>
+                </w:p>
+              </w:tc>
+              <w:tc>
+                <w:tcPr/>
+                <w:p>
+                  <w:pPr>
+                    <w:pStyle w:val="Compact"/>
+                    <w:jc w:val="left"/>
+                    <w:jc w:val="center"/>
+                  </w:pPr>
+                  <w:r>
+                    <w:t xml:space="preserve">OLD20</w:t>
+                  </w:r>
+                </w:p>
+              </w:tc>
+              <w:tc>
+                <w:tcPr/>
+                <w:p>
+                  <w:pPr>
+                    <w:pStyle w:val="Compact"/>
+                    <w:jc w:val="right"/>
+                    <w:jc w:val="center"/>
+                  </w:pPr>
+                  <w:r>
+                    <w:t xml:space="preserve">24</w:t>
+                  </w:r>
+                </w:p>
+              </w:tc>
+              <w:tc>
+                <w:tcPr/>
+                <w:p>
+                  <w:pPr>
+                    <w:pStyle w:val="Compact"/>
+                    <w:jc w:val="right"/>
+                    <w:jc w:val="center"/>
+                  </w:pPr>
+                  <w:r>
+                    <w:t xml:space="preserve">1.438</w:t>
+                  </w:r>
+                </w:p>
+              </w:tc>
+              <w:tc>
+                <w:tcPr/>
+                <w:p>
+                  <w:pPr>
+                    <w:pStyle w:val="Compact"/>
+                    <w:jc w:val="right"/>
+                    <w:jc w:val="center"/>
+                  </w:pPr>
+                  <w:r>
+                    <w:t xml:space="preserve">0.227</w:t>
+                  </w:r>
+                </w:p>
+              </w:tc>
+              <w:tc>
+                <w:tcPr/>
+                <w:p>
+                  <w:pPr>
+                    <w:pStyle w:val="Compact"/>
+                    <w:jc w:val="right"/>
+                    <w:jc w:val="center"/>
+                  </w:pPr>
+                  <w:r>
+                    <w:t xml:space="preserve">1.00</w:t>
+                  </w:r>
+                </w:p>
+              </w:tc>
+              <w:tc>
+                <w:tcPr/>
+                <w:p>
+                  <w:pPr>
+                    <w:pStyle w:val="Compact"/>
+                    <w:jc w:val="right"/>
+                    <w:jc w:val="center"/>
+                  </w:pPr>
+                  <w:r>
+                    <w:t xml:space="preserve">1.500</w:t>
+                  </w:r>
+                </w:p>
+              </w:tc>
+              <w:tc>
+                <w:tcPr/>
+                <w:p>
+                  <w:pPr>
+                    <w:pStyle w:val="Compact"/>
+                    <w:jc w:val="right"/>
+                    <w:jc w:val="center"/>
+                  </w:pPr>
+                  <w:r>
+                    <w:t xml:space="preserve">1.75</w:t>
+                  </w:r>
+                </w:p>
+              </w:tc>
+            </w:tr>
+            <w:tr>
+              <w:tc>
+                <w:tcPr/>
+                <w:p>
+                  <w:pPr>
+                    <w:pStyle w:val="Compact"/>
+                    <w:jc w:val="left"/>
+                    <w:jc w:val="center"/>
+                  </w:pPr>
+                  <w:r>
+                    <w:t xml:space="preserve">sparse neighbourhood</w:t>
+                  </w:r>
+                </w:p>
+              </w:tc>
+              <w:tc>
+                <w:tcPr/>
+                <w:p>
+                  <w:pPr>
+                    <w:pStyle w:val="Compact"/>
+                    <w:jc w:val="left"/>
+                    <w:jc w:val="center"/>
+                  </w:pPr>
+                  <w:r>
+                    <w:t xml:space="preserve">Length (letters)</w:t>
+                  </w:r>
+                </w:p>
+              </w:tc>
+              <w:tc>
+                <w:tcPr/>
+                <w:p>
+                  <w:pPr>
+                    <w:pStyle w:val="Compact"/>
+                    <w:jc w:val="right"/>
+                    <w:jc w:val="center"/>
+                  </w:pPr>
+                  <w:r>
+                    <w:t xml:space="preserve">24</w:t>
+                  </w:r>
+                </w:p>
+              </w:tc>
+              <w:tc>
+                <w:tcPr/>
+                <w:p>
+                  <w:pPr>
+                    <w:pStyle w:val="Compact"/>
+                    <w:jc w:val="right"/>
+                    <w:jc w:val="center"/>
+                  </w:pPr>
+                  <w:r>
+                    <w:t xml:space="preserve">3.833</w:t>
+                  </w:r>
+                </w:p>
+              </w:tc>
+              <w:tc>
+                <w:tcPr/>
+                <w:p>
+                  <w:pPr>
+                    <w:pStyle w:val="Compact"/>
+                    <w:jc w:val="right"/>
+                    <w:jc w:val="center"/>
+                  </w:pPr>
+                  <w:r>
+                    <w:t xml:space="preserve">0.761</w:t>
+                  </w:r>
+                </w:p>
+              </w:tc>
+              <w:tc>
+                <w:tcPr/>
+                <w:p>
+                  <w:pPr>
+                    <w:pStyle w:val="Compact"/>
+                    <w:jc w:val="right"/>
+                    <w:jc w:val="center"/>
+                  </w:pPr>
+                  <w:r>
+                    <w:t xml:space="preserve">3.00</w:t>
+                  </w:r>
+                </w:p>
+              </w:tc>
+              <w:tc>
+                <w:tcPr/>
+                <w:p>
+                  <w:pPr>
+                    <w:pStyle w:val="Compact"/>
+                    <w:jc w:val="right"/>
+                    <w:jc w:val="center"/>
+                  </w:pPr>
+                  <w:r>
+                    <w:t xml:space="preserve">4.000</w:t>
+                  </w:r>
+                </w:p>
+              </w:tc>
+              <w:tc>
+                <w:tcPr/>
+                <w:p>
+                  <w:pPr>
+                    <w:pStyle w:val="Compact"/>
+                    <w:jc w:val="right"/>
+                    <w:jc w:val="center"/>
+                  </w:pPr>
+                  <w:r>
+                    <w:t xml:space="preserve">5.00</w:t>
+                  </w:r>
+                </w:p>
+              </w:tc>
+            </w:tr>
+            <w:tr>
+              <w:tc>
+                <w:tcPr/>
+                <w:p>
+                  <w:pPr>
+                    <w:pStyle w:val="Compact"/>
+                    <w:jc w:val="left"/>
+                    <w:jc w:val="center"/>
+                  </w:pPr>
+                  <w:r>
+                    <w:t xml:space="preserve">sparse neighbourhood</w:t>
+                  </w:r>
+                </w:p>
+              </w:tc>
+              <w:tc>
+                <w:tcPr/>
+                <w:p>
+                  <w:pPr>
+                    <w:pStyle w:val="Compact"/>
+                    <w:jc w:val="left"/>
+                    <w:jc w:val="center"/>
+                  </w:pPr>
+                  <w:r>
+                    <w:t xml:space="preserve">Frequency (Zipf)</w:t>
+                  </w:r>
+                </w:p>
+              </w:tc>
+              <w:tc>
+                <w:tcPr/>
+                <w:p>
+                  <w:pPr>
+                    <w:pStyle w:val="Compact"/>
+                    <w:jc w:val="right"/>
+                    <w:jc w:val="center"/>
+                  </w:pPr>
+                  <w:r>
+                    <w:t xml:space="preserve">24</w:t>
+                  </w:r>
+                </w:p>
+              </w:tc>
+              <w:tc>
+                <w:tcPr/>
+                <w:p>
+                  <w:pPr>
+                    <w:pStyle w:val="Compact"/>
+                    <w:jc w:val="right"/>
+                    <w:jc w:val="center"/>
+                  </w:pPr>
+                  <w:r>
+                    <w:t xml:space="preserve">4.570</w:t>
+                  </w:r>
+                </w:p>
+              </w:tc>
+              <w:tc>
+                <w:tcPr/>
+                <w:p>
+                  <w:pPr>
+                    <w:pStyle w:val="Compact"/>
+                    <w:jc w:val="right"/>
+                    <w:jc w:val="center"/>
+                  </w:pPr>
+                  <w:r>
+                    <w:t xml:space="preserve">0.467</w:t>
+                  </w:r>
+                </w:p>
+              </w:tc>
+              <w:tc>
+                <w:tcPr/>
+                <w:p>
+                  <w:pPr>
+                    <w:pStyle w:val="Compact"/>
+                    <w:jc w:val="right"/>
+                    <w:jc w:val="center"/>
+                  </w:pPr>
+                  <w:r>
+                    <w:t xml:space="preserve">4.04</w:t>
+                  </w:r>
+                </w:p>
+              </w:tc>
+              <w:tc>
+                <w:tcPr/>
+                <w:p>
+                  <w:pPr>
+                    <w:pStyle w:val="Compact"/>
+                    <w:jc w:val="right"/>
+                    <w:jc w:val="center"/>
+                  </w:pPr>
+                  <w:r>
+                    <w:t xml:space="preserve">4.475</w:t>
+                  </w:r>
+                </w:p>
+              </w:tc>
+              <w:tc>
+                <w:tcPr/>
+                <w:p>
+                  <w:pPr>
+                    <w:pStyle w:val="Compact"/>
+                    <w:jc w:val="right"/>
+                    <w:jc w:val="center"/>
+                  </w:pPr>
+                  <w:r>
+                    <w:t xml:space="preserve">5.36</w:t>
+                  </w:r>
+                </w:p>
+              </w:tc>
+            </w:tr>
+            <w:tr>
+              <w:tc>
+                <w:tcPr/>
+                <w:p>
+                  <w:pPr>
+                    <w:pStyle w:val="Compact"/>
+                    <w:jc w:val="left"/>
+                    <w:jc w:val="center"/>
+                  </w:pPr>
+                  <w:r>
+                    <w:t xml:space="preserve">sparse neighbourhood</w:t>
+                  </w:r>
+                </w:p>
+              </w:tc>
+              <w:tc>
+                <w:tcPr/>
+                <w:p>
+                  <w:pPr>
+                    <w:pStyle w:val="Compact"/>
+                    <w:jc w:val="left"/>
+                    <w:jc w:val="center"/>
+                  </w:pPr>
+                  <w:r>
+                    <w:t xml:space="preserve">Neighbourhood N</w:t>
+                  </w:r>
+                </w:p>
+              </w:tc>
+              <w:tc>
+                <w:tcPr/>
+                <w:p>
+                  <w:pPr>
+                    <w:pStyle w:val="Compact"/>
+                    <w:jc w:val="right"/>
+                    <w:jc w:val="center"/>
+                  </w:pPr>
+                  <w:r>
+                    <w:t xml:space="preserve">24</w:t>
+                  </w:r>
+                </w:p>
+              </w:tc>
+              <w:tc>
+                <w:tcPr/>
+                <w:p>
+                  <w:pPr>
+                    <w:pStyle w:val="Compact"/>
+                    <w:jc w:val="right"/>
+                    <w:jc w:val="center"/>
+                  </w:pPr>
+                  <w:r>
+                    <w:t xml:space="preserve">0.583</w:t>
+                  </w:r>
+                </w:p>
+              </w:tc>
+              <w:tc>
+                <w:tcPr/>
+                <w:p>
+                  <w:pPr>
+                    <w:pStyle w:val="Compact"/>
+                    <w:jc w:val="right"/>
+                    <w:jc w:val="center"/>
+                  </w:pPr>
+                  <w:r>
+                    <w:t xml:space="preserve">0.504</w:t>
+                  </w:r>
+                </w:p>
+              </w:tc>
+              <w:tc>
+                <w:tcPr/>
+                <w:p>
+                  <w:pPr>
+                    <w:pStyle w:val="Compact"/>
+                    <w:jc w:val="right"/>
+                    <w:jc w:val="center"/>
+                  </w:pPr>
+                  <w:r>
+                    <w:t xml:space="preserve">0.00</w:t>
+                  </w:r>
+                </w:p>
+              </w:tc>
+              <w:tc>
+                <w:tcPr/>
+                <w:p>
+                  <w:pPr>
+                    <w:pStyle w:val="Compact"/>
+                    <w:jc w:val="right"/>
+                    <w:jc w:val="center"/>
+                  </w:pPr>
+                  <w:r>
+                    <w:t xml:space="preserve">1.000</w:t>
+                  </w:r>
+                </w:p>
+              </w:tc>
+              <w:tc>
+                <w:tcPr/>
+                <w:p>
+                  <w:pPr>
+                    <w:pStyle w:val="Compact"/>
+                    <w:jc w:val="right"/>
+                    <w:jc w:val="center"/>
+                  </w:pPr>
+                  <w:r>
+                    <w:t xml:space="preserve">1.00</w:t>
+                  </w:r>
+                </w:p>
+              </w:tc>
+            </w:tr>
+            <w:tr>
+              <w:tc>
+                <w:tcPr/>
+                <w:p>
+                  <w:pPr>
+                    <w:pStyle w:val="Compact"/>
+                    <w:jc w:val="left"/>
+                    <w:jc w:val="center"/>
+                  </w:pPr>
+                  <w:r>
+                    <w:t xml:space="preserve">sparse neighbourhood</w:t>
+                  </w:r>
+                </w:p>
+              </w:tc>
+              <w:tc>
+                <w:tcPr/>
+                <w:p>
+                  <w:pPr>
+                    <w:pStyle w:val="Compact"/>
+                    <w:jc w:val="left"/>
+                    <w:jc w:val="center"/>
+                  </w:pPr>
+                  <w:r>
+                    <w:t xml:space="preserve">OLD20</w:t>
+                  </w:r>
+                </w:p>
+              </w:tc>
+              <w:tc>
+                <w:tcPr/>
+                <w:p>
+                  <w:pPr>
+                    <w:pStyle w:val="Compact"/>
+                    <w:jc w:val="right"/>
+                    <w:jc w:val="center"/>
+                  </w:pPr>
+                  <w:r>
+                    <w:t xml:space="preserve">24</w:t>
+                  </w:r>
+                </w:p>
+              </w:tc>
+              <w:tc>
+                <w:tcPr/>
+                <w:p>
+                  <w:pPr>
+                    <w:pStyle w:val="Compact"/>
+                    <w:jc w:val="right"/>
+                    <w:jc w:val="center"/>
+                  </w:pPr>
+                  <w:r>
+                    <w:t xml:space="preserve">1.958</w:t>
+                  </w:r>
+                </w:p>
+              </w:tc>
+              <w:tc>
+                <w:tcPr/>
+                <w:p>
+                  <w:pPr>
+                    <w:pStyle w:val="Compact"/>
+                    <w:jc w:val="right"/>
+                    <w:jc w:val="center"/>
+                  </w:pPr>
+                  <w:r>
+                    <w:t xml:space="preserve">0.260</w:t>
+                  </w:r>
+                </w:p>
+              </w:tc>
+              <w:tc>
+                <w:tcPr/>
+                <w:p>
+                  <w:pPr>
+                    <w:pStyle w:val="Compact"/>
+                    <w:jc w:val="right"/>
+                    <w:jc w:val="center"/>
+                  </w:pPr>
+                  <w:r>
+                    <w:t xml:space="preserve">1.40</w:t>
+                  </w:r>
+                </w:p>
+              </w:tc>
+              <w:tc>
+                <w:tcPr/>
+                <w:p>
+                  <w:pPr>
+                    <w:pStyle w:val="Compact"/>
+                    <w:jc w:val="right"/>
+                    <w:jc w:val="center"/>
+                  </w:pPr>
+                  <w:r>
+                    <w:t xml:space="preserve">1.900</w:t>
+                  </w:r>
+                </w:p>
+              </w:tc>
+              <w:tc>
+                <w:tcPr/>
+                <w:p>
+                  <w:pPr>
+                    <w:pStyle w:val="Compact"/>
+                    <w:jc w:val="right"/>
+                    <w:jc w:val="center"/>
+                  </w:pPr>
+                  <w:r>
+                    <w:t xml:space="preserve">2.80</w:t>
+                  </w:r>
+                </w:p>
+              </w:tc>
+            </w:tr>
+          </w:tbl>
+          <w:bookmarkEnd w:id="23"/>
+          <w:p/>
+        </w:tc>
+      </w:tr>
+    </w:tbl>
+    <w:p>
+      <w:pPr>
+        <w:pStyle w:val="BodyText"/>
+      </w:pPr>
+      <w:r>
+        <w:t xml:space="preserve">Finally,</w:t>
+      </w:r>
+      <w:r>
+        <w:t xml:space="preserve"> </w:t>
+      </w:r>
+      <w:hyperlink w:anchor="tbl-parity">
+        <w:r>
+          <w:rPr>
+            <w:rStyle w:val="Hyperlink"/>
+          </w:rPr>
+          <w:t xml:space="preserve">Table 4</w:t>
+        </w:r>
+      </w:hyperlink>
+      <w:r>
+        <w:t xml:space="preserve"> </w:t>
+      </w:r>
+      <w:r>
+        <w:t xml:space="preserve">reports the cross-engine parity: for each demonstration we</w:t>
+      </w:r>
+      <w:r>
+        <w:t xml:space="preserve"> </w:t>
+      </w:r>
+      <w:r>
+        <w:t xml:space="preserve">compare the set of (word, condition) pairs selected by the R engine with those</w:t>
+      </w:r>
+      <w:r>
+        <w:t xml:space="preserve"> </w:t>
+      </w:r>
+      <w:r>
+        <w:t xml:space="preserve">selected by the Python engine. The overlap is complete in every case, confirming</w:t>
+      </w:r>
+      <w:r>
+        <w:t xml:space="preserve"> </w:t>
+      </w:r>
+      <w:r>
+        <w:t xml:space="preserve">that the two independent implementations realise the same deterministic</w:t>
+      </w:r>
+      <w:r>
+        <w:t xml:space="preserve"> </w:t>
+      </w:r>
+      <w:r>
+        <w:t xml:space="preserve">procedure.</w:t>
+      </w:r>
+    </w:p>
+    <w:tbl>
+      <w:tblPr>
+        <w:tblStyle w:val="Table"/>
+        <w:tblW w:type="pct" w:w="5000"/>
+        <w:tblLayout w:type="fixed"/>
+        <w:tblLook w:firstRow="0" w:lastRow="0" w:firstColumn="0" w:lastColumn="0" w:noHBand="0" w:noVBand="0" w:val="0000"/>
+      </w:tblPr>
+      <w:tblGrid>
+        <w:gridCol w:w="7920"/>
+      </w:tblGrid>
+      <w:tr>
+        <w:tc>
+          <w:tcPr/>
+          <w:bookmarkStart w:id="24" w:name="tbl-parity"/>
+          <w:p>
+            <w:pPr>
+              <w:jc w:val="center"/>
+            </w:pPr>
+            <w:pPr>
+              <w:jc w:val="left"/>
+              <w:spacing w:before="200"/>
+              <w:pStyle w:val="ImageCaption"/>
+            </w:pPr>
+            <w:r>
+              <w:t xml:space="preserve">Table 4: Cross-engine parity: Jaccard overlap between the stimuli selected by the R and Python engines.</w:t>
             </w:r>
           </w:p>
           <w:tbl>
@@ -3597,13 +4654,13 @@
               </w:tc>
             </w:tr>
           </w:tbl>
-          <w:bookmarkEnd w:id="23"/>
+          <w:bookmarkEnd w:id="24"/>
           <w:p/>
         </w:tc>
       </w:tr>
     </w:tbl>
-    <w:bookmarkEnd w:id="24"/>
-    <w:bookmarkStart w:id="25" w:name="discussion"/>
+    <w:bookmarkEnd w:id="25"/>
+    <w:bookmarkStart w:id="26" w:name="discussion"/>
     <w:p>
       <w:pPr>
         <w:pStyle w:val="Heading1"/>
@@ -3820,8 +4877,8 @@
         <w:t xml:space="preserve">age of acquisition, each of which slots into the existing module structure.</w:t>
       </w:r>
     </w:p>
-    <w:bookmarkEnd w:id="25"/>
-    <w:bookmarkStart w:id="27" w:name="availability-and-open-practices"/>
+    <w:bookmarkEnd w:id="26"/>
+    <w:bookmarkStart w:id="28" w:name="availability-and-open-practices"/>
     <w:p>
       <w:pPr>
         <w:pStyle w:val="Heading1"/>
@@ -3868,7 +4925,7 @@
         <w:t xml:space="preserve">URL in the package metadata is a placeholder pending public release.</w:t>
       </w:r>
     </w:p>
-    <w:bookmarkStart w:id="26" w:name="extending-lexsync"/>
+    <w:bookmarkStart w:id="27" w:name="extending-lexsync"/>
     <w:p>
       <w:pPr>
         <w:pStyle w:val="Heading2"/>
@@ -4011,9 +5068,9 @@
         <w:t xml:space="preserve">sources.</w:t>
       </w:r>
     </w:p>
-    <w:bookmarkEnd w:id="26"/>
     <w:bookmarkEnd w:id="27"/>
-    <w:bookmarkStart w:id="55" w:name="references"/>
+    <w:bookmarkEnd w:id="28"/>
+    <w:bookmarkStart w:id="56" w:name="references"/>
     <w:p>
       <w:pPr>
         <w:pStyle w:val="Heading1"/>
@@ -4022,8 +5079,8 @@
         <w:t xml:space="preserve">References</w:t>
       </w:r>
     </w:p>
-    <w:bookmarkStart w:id="54" w:name="refs"/>
-    <w:bookmarkStart w:id="29" w:name="ref-brysbaert2009subtlexus"/>
+    <w:bookmarkStart w:id="55" w:name="refs"/>
+    <w:bookmarkStart w:id="30" w:name="ref-brysbaert2009subtlexus"/>
     <w:p>
       <w:pPr>
         <w:pStyle w:val="Bibliography"/>
@@ -4098,7 +5155,7 @@
       <w:r>
         <w:t xml:space="preserve"> </w:t>
       </w:r>
-      <w:hyperlink r:id="rId28">
+      <w:hyperlink r:id="rId29">
         <w:r>
           <w:rPr>
             <w:rStyle w:val="Hyperlink"/>
@@ -4110,8 +5167,8 @@
         <w:t xml:space="preserve">.</w:t>
       </w:r>
     </w:p>
-    <w:bookmarkEnd w:id="29"/>
-    <w:bookmarkStart w:id="30" w:name="ref-coltheart1977access"/>
+    <w:bookmarkEnd w:id="30"/>
+    <w:bookmarkStart w:id="31" w:name="ref-coltheart1977access"/>
     <w:p>
       <w:pPr>
         <w:pStyle w:val="Bibliography"/>
@@ -4159,8 +5216,8 @@
         <w:t xml:space="preserve">, edited by Stanislav Dornic. Erlbaum.</w:t>
       </w:r>
     </w:p>
-    <w:bookmarkEnd w:id="30"/>
-    <w:bookmarkStart w:id="31" w:name="ref-cuetos2011subtlexesp"/>
+    <w:bookmarkEnd w:id="31"/>
+    <w:bookmarkStart w:id="32" w:name="ref-cuetos2011subtlexesp"/>
     <w:p>
       <w:pPr>
         <w:pStyle w:val="Bibliography"/>
@@ -4223,8 +5280,8 @@
         <w:t xml:space="preserve">32 (2): 133–43.</w:t>
       </w:r>
     </w:p>
-    <w:bookmarkEnd w:id="31"/>
-    <w:bookmarkStart w:id="33" w:name="ref-gonzalezalonso2025l3"/>
+    <w:bookmarkEnd w:id="32"/>
+    <w:bookmarkStart w:id="34" w:name="ref-gonzalezalonso2025l3"/>
     <w:p>
       <w:pPr>
         <w:pStyle w:val="Bibliography"/>
@@ -4272,7 +5329,7 @@
       <w:r>
         <w:t xml:space="preserve"> </w:t>
       </w:r>
-      <w:hyperlink r:id="rId32">
+      <w:hyperlink r:id="rId33">
         <w:r>
           <w:rPr>
             <w:rStyle w:val="Hyperlink"/>
@@ -4284,8 +5341,8 @@
         <w:t xml:space="preserve">.</w:t>
       </w:r>
     </w:p>
-    <w:bookmarkEnd w:id="33"/>
-    <w:bookmarkStart w:id="35" w:name="ref-vanheuven2014subtlexuk"/>
+    <w:bookmarkEnd w:id="34"/>
+    <w:bookmarkStart w:id="36" w:name="ref-vanheuven2014subtlexuk"/>
     <w:p>
       <w:pPr>
         <w:pStyle w:val="Bibliography"/>
@@ -4339,7 +5396,7 @@
       <w:r>
         <w:t xml:space="preserve"> </w:t>
       </w:r>
-      <w:hyperlink r:id="rId34">
+      <w:hyperlink r:id="rId35">
         <w:r>
           <w:rPr>
             <w:rStyle w:val="Hyperlink"/>
@@ -4351,8 +5408,8 @@
         <w:t xml:space="preserve">.</w:t>
       </w:r>
     </w:p>
-    <w:bookmarkEnd w:id="35"/>
-    <w:bookmarkStart w:id="37" w:name="ref-itkonen2024lastu"/>
+    <w:bookmarkEnd w:id="36"/>
+    <w:bookmarkStart w:id="38" w:name="ref-itkonen2024lastu"/>
     <w:p>
       <w:pPr>
         <w:pStyle w:val="Bibliography"/>
@@ -4403,7 +5460,7 @@
       <w:r>
         <w:t xml:space="preserve"> </w:t>
       </w:r>
-      <w:hyperlink r:id="rId36">
+      <w:hyperlink r:id="rId37">
         <w:r>
           <w:rPr>
             <w:rStyle w:val="Hyperlink"/>
@@ -4415,8 +5472,8 @@
         <w:t xml:space="preserve">.</w:t>
       </w:r>
     </w:p>
-    <w:bookmarkEnd w:id="37"/>
-    <w:bookmarkStart w:id="39" w:name="ref-lakens2017equivalence"/>
+    <w:bookmarkEnd w:id="38"/>
+    <w:bookmarkStart w:id="40" w:name="ref-lakens2017equivalence"/>
     <w:p>
       <w:pPr>
         <w:pStyle w:val="Bibliography"/>
@@ -4461,7 +5518,7 @@
       <w:r>
         <w:t xml:space="preserve"> </w:t>
       </w:r>
-      <w:hyperlink r:id="rId38">
+      <w:hyperlink r:id="rId39">
         <w:r>
           <w:rPr>
             <w:rStyle w:val="Hyperlink"/>
@@ -4473,8 +5530,8 @@
         <w:t xml:space="preserve">.</w:t>
       </w:r>
     </w:p>
-    <w:bookmarkEnd w:id="39"/>
-    <w:bookmarkStart w:id="41" w:name="ref-lintz2021libra"/>
+    <w:bookmarkEnd w:id="40"/>
+    <w:bookmarkStart w:id="42" w:name="ref-lintz2021libra"/>
     <w:p>
       <w:pPr>
         <w:pStyle w:val="Bibliography"/>
@@ -4507,7 +5564,7 @@
       <w:r>
         <w:t xml:space="preserve"> </w:t>
       </w:r>
-      <w:hyperlink r:id="rId40">
+      <w:hyperlink r:id="rId41">
         <w:r>
           <w:rPr>
             <w:rStyle w:val="Hyperlink"/>
@@ -4519,8 +5576,8 @@
         <w:t xml:space="preserve">.</w:t>
       </w:r>
     </w:p>
-    <w:bookmarkEnd w:id="41"/>
-    <w:bookmarkStart w:id="43" w:name="ref-mathot2012opensesame"/>
+    <w:bookmarkEnd w:id="42"/>
+    <w:bookmarkStart w:id="44" w:name="ref-mathot2012opensesame"/>
     <w:p>
       <w:pPr>
         <w:pStyle w:val="Bibliography"/>
@@ -4559,7 +5616,7 @@
       <w:r>
         <w:t xml:space="preserve"> </w:t>
       </w:r>
-      <w:hyperlink r:id="rId42">
+      <w:hyperlink r:id="rId43">
         <w:r>
           <w:rPr>
             <w:rStyle w:val="Hyperlink"/>
@@ -4571,8 +5628,8 @@
         <w:t xml:space="preserve">.</w:t>
       </w:r>
     </w:p>
-    <w:bookmarkEnd w:id="43"/>
-    <w:bookmarkStart w:id="45" w:name="ref-peirce2019psychopy2"/>
+    <w:bookmarkEnd w:id="44"/>
+    <w:bookmarkStart w:id="46" w:name="ref-peirce2019psychopy2"/>
     <w:p>
       <w:pPr>
         <w:pStyle w:val="Bibliography"/>
@@ -4611,7 +5668,7 @@
       <w:r>
         <w:t xml:space="preserve"> </w:t>
       </w:r>
-      <w:hyperlink r:id="rId44">
+      <w:hyperlink r:id="rId45">
         <w:r>
           <w:rPr>
             <w:rStyle w:val="Hyperlink"/>
@@ -4623,8 +5680,8 @@
         <w:t xml:space="preserve">.</w:t>
       </w:r>
     </w:p>
-    <w:bookmarkEnd w:id="45"/>
-    <w:bookmarkStart w:id="47" w:name="ref-speer2022wordfreq"/>
+    <w:bookmarkEnd w:id="46"/>
+    <w:bookmarkStart w:id="48" w:name="ref-speer2022wordfreq"/>
     <w:p>
       <w:pPr>
         <w:pStyle w:val="Bibliography"/>
@@ -4655,7 +5712,7 @@
       <w:r>
         <w:t xml:space="preserve"> </w:t>
       </w:r>
-      <w:hyperlink r:id="rId46">
+      <w:hyperlink r:id="rId47">
         <w:r>
           <w:rPr>
             <w:rStyle w:val="Hyperlink"/>
@@ -4667,8 +5724,8 @@
         <w:t xml:space="preserve">.</w:t>
       </w:r>
     </w:p>
-    <w:bookmarkEnd w:id="47"/>
-    <w:bookmarkStart w:id="49" w:name="ref-taylor2020lexops"/>
+    <w:bookmarkEnd w:id="48"/>
+    <w:bookmarkStart w:id="50" w:name="ref-taylor2020lexops"/>
     <w:p>
       <w:pPr>
         <w:pStyle w:val="Bibliography"/>
@@ -4719,7 +5776,7 @@
       <w:r>
         <w:t xml:space="preserve"> </w:t>
       </w:r>
-      <w:hyperlink r:id="rId48">
+      <w:hyperlink r:id="rId49">
         <w:r>
           <w:rPr>
             <w:rStyle w:val="Hyperlink"/>
@@ -4731,8 +5788,8 @@
         <w:t xml:space="preserve">.</w:t>
       </w:r>
     </w:p>
-    <w:bookmarkEnd w:id="49"/>
-    <w:bookmarkStart w:id="51" w:name="ref-wilkinson2016fair"/>
+    <w:bookmarkEnd w:id="50"/>
+    <w:bookmarkStart w:id="52" w:name="ref-wilkinson2016fair"/>
     <w:p>
       <w:pPr>
         <w:pStyle w:val="Bibliography"/>
@@ -4780,7 +5837,7 @@
       <w:r>
         <w:t xml:space="preserve"> </w:t>
       </w:r>
-      <w:hyperlink r:id="rId50">
+      <w:hyperlink r:id="rId51">
         <w:r>
           <w:rPr>
             <w:rStyle w:val="Hyperlink"/>
@@ -4792,8 +5849,8 @@
         <w:t xml:space="preserve">.</w:t>
       </w:r>
     </w:p>
-    <w:bookmarkEnd w:id="51"/>
-    <w:bookmarkStart w:id="53" w:name="ref-yarkoni2008old20"/>
+    <w:bookmarkEnd w:id="52"/>
+    <w:bookmarkStart w:id="54" w:name="ref-yarkoni2008old20"/>
     <w:p>
       <w:pPr>
         <w:pStyle w:val="Bibliography"/>
@@ -4841,7 +5898,7 @@
       <w:r>
         <w:t xml:space="preserve"> </w:t>
       </w:r>
-      <w:hyperlink r:id="rId52">
+      <w:hyperlink r:id="rId53">
         <w:r>
           <w:rPr>
             <w:rStyle w:val="Hyperlink"/>
@@ -4853,9 +5910,9 @@
         <w:t xml:space="preserve">.</w:t>
       </w:r>
     </w:p>
-    <w:bookmarkEnd w:id="53"/>
     <w:bookmarkEnd w:id="54"/>
     <w:bookmarkEnd w:id="55"/>
+    <w:bookmarkEnd w:id="56"/>
     <w:sectPr>
       <w:footnotePr>
         <w:numRestart w:val="eachSect"/>

--- a/manuscript/manuscript.docx
+++ b/manuscript/manuscript.docx
@@ -4429,7 +4429,31 @@
         <w:pStyle w:val="BodyText"/>
       </w:pPr>
       <w:r>
-        <w:t xml:space="preserve">Finally,</w:t>
+        <w:t xml:space="preserve">Finally, because the matcher is deterministic the two engines return the same</w:t>
+      </w:r>
+      <w:r>
+        <w:t xml:space="preserve"> </w:t>
+      </w:r>
+      <w:r>
+        <w:t xml:space="preserve">stimuli rather than merely similar ones. Across the four demonstrations</w:t>
+      </w:r>
+      <w:r>
+        <w:t xml:space="preserve"> </w:t>
+      </w:r>
+      <w:r>
+        <w:t xml:space="preserve">all 216 of the selected</w:t>
+      </w:r>
+      <w:r>
+        <w:t xml:space="preserve"> </w:t>
+      </w:r>
+      <w:r>
+        <w:t xml:space="preserve">(word, condition) pairs were identical between the R and the Python engine, and</w:t>
+      </w:r>
+      <w:r>
+        <w:t xml:space="preserve"> </w:t>
+      </w:r>
+      <w:r>
+        <w:t xml:space="preserve">every statistic they report agrees to the precision shown.</w:t>
       </w:r>
       <w:r>
         <w:t xml:space="preserve"> </w:t>
@@ -4446,31 +4470,19 @@
         <w:t xml:space="preserve"> </w:t>
       </w:r>
       <w:r>
-        <w:t xml:space="preserve">reports the cross-engine parity: for each demonstration we</w:t>
-      </w:r>
-      <w:r>
-        <w:t xml:space="preserve"> </w:t>
-      </w:r>
-      <w:r>
-        <w:t xml:space="preserve">compare the set of (word, condition) pairs selected by the R engine with those</w:t>
-      </w:r>
-      <w:r>
-        <w:t xml:space="preserve"> </w:t>
-      </w:r>
-      <w:r>
-        <w:t xml:space="preserve">selected by the Python engine. The overlap is complete in every case, confirming</w:t>
-      </w:r>
-      <w:r>
-        <w:t xml:space="preserve"> </w:t>
-      </w:r>
-      <w:r>
-        <w:t xml:space="preserve">that the two independent implementations realise the same deterministic</w:t>
-      </w:r>
-      <w:r>
-        <w:t xml:space="preserve"> </w:t>
-      </w:r>
-      <w:r>
-        <w:t xml:space="preserve">procedure.</w:t>
+        <w:t xml:space="preserve">makes this</w:t>
+      </w:r>
+      <w:r>
+        <w:t xml:space="preserve"> </w:t>
+      </w:r>
+      <w:r>
+        <w:t xml:space="preserve">concrete for the English frequency contrast: the standardised mean difference of</w:t>
+      </w:r>
+      <w:r>
+        <w:t xml:space="preserve"> </w:t>
+      </w:r>
+      <w:r>
+        <w:t xml:space="preserve">each dimension, computed independently in the two languages, coincides exactly.</w:t>
       </w:r>
     </w:p>
     <w:tbl>
@@ -4497,7 +4509,7 @@
               <w:pStyle w:val="ImageCaption"/>
             </w:pPr>
             <w:r>
-              <w:t xml:space="preserve">Table 4: Cross-engine parity: Jaccard overlap between the stimuli selected by the R and Python engines.</w:t>
+              <w:t xml:space="preserve">Table 4: Cross-engine parity for the English frequency contrast. Each dimension’s standardised mean difference against the anchor, computed independently by the R engine and the Python engine. The columns are identical to three decimal places.</w:t>
             </w:r>
           </w:p>
           <w:tbl>
@@ -4507,8 +4519,9 @@
               <w:tblLook w:firstRow="1" w:lastRow="0" w:firstColumn="0" w:lastColumn="0" w:noHBand="0" w:noVBand="0" w:val="0020"/>
             </w:tblPr>
             <w:tblGrid>
-              <w:gridCol w:w="3960"/>
-              <w:gridCol w:w="3960"/>
+              <w:gridCol w:w="2640"/>
+              <w:gridCol w:w="2640"/>
+              <w:gridCol w:w="2640"/>
             </w:tblGrid>
             <w:tr>
               <w:trPr>
@@ -4523,20 +4536,33 @@
                     <w:jc w:val="center"/>
                   </w:pPr>
                   <w:r>
-                    <w:t xml:space="preserve">Demonstration</w:t>
-                  </w:r>
-                </w:p>
-              </w:tc>
-              <w:tc>
-                <w:tcPr/>
-                <w:p>
-                  <w:pPr>
-                    <w:pStyle w:val="Compact"/>
-                    <w:jc w:val="right"/>
-                    <w:jc w:val="center"/>
-                  </w:pPr>
-                  <w:r>
-                    <w:t xml:space="preserve">Jaccard overlap</w:t>
+                    <w:t xml:space="preserve">Dimension</w:t>
+                  </w:r>
+                </w:p>
+              </w:tc>
+              <w:tc>
+                <w:tcPr/>
+                <w:p>
+                  <w:pPr>
+                    <w:pStyle w:val="Compact"/>
+                    <w:jc w:val="right"/>
+                    <w:jc w:val="center"/>
+                  </w:pPr>
+                  <w:r>
+                    <w:t xml:space="preserve">Cohen’s d (R engine)</w:t>
+                  </w:r>
+                </w:p>
+              </w:tc>
+              <w:tc>
+                <w:tcPr/>
+                <w:p>
+                  <w:pPr>
+                    <w:pStyle w:val="Compact"/>
+                    <w:jc w:val="right"/>
+                    <w:jc w:val="center"/>
+                  </w:pPr>
+                  <w:r>
+                    <w:t xml:space="preserve">Cohen’s d (Python engine)</w:t>
                   </w:r>
                 </w:p>
               </w:tc>
@@ -4551,20 +4577,33 @@
                     <w:jc w:val="center"/>
                   </w:pPr>
                   <w:r>
-                    <w:t xml:space="preserve">English: frequency contrast</w:t>
-                  </w:r>
-                </w:p>
-              </w:tc>
-              <w:tc>
-                <w:tcPr/>
-                <w:p>
-                  <w:pPr>
-                    <w:pStyle w:val="Compact"/>
-                    <w:jc w:val="right"/>
-                    <w:jc w:val="center"/>
-                  </w:pPr>
-                  <w:r>
-                    <w:t xml:space="preserve">1</w:t>
+                    <w:t xml:space="preserve">Length (letters)</w:t>
+                  </w:r>
+                </w:p>
+              </w:tc>
+              <w:tc>
+                <w:tcPr/>
+                <w:p>
+                  <w:pPr>
+                    <w:pStyle w:val="Compact"/>
+                    <w:jc w:val="right"/>
+                    <w:jc w:val="center"/>
+                  </w:pPr>
+                  <w:r>
+                    <w:t xml:space="preserve">0.000</w:t>
+                  </w:r>
+                </w:p>
+              </w:tc>
+              <w:tc>
+                <w:tcPr/>
+                <w:p>
+                  <w:pPr>
+                    <w:pStyle w:val="Compact"/>
+                    <w:jc w:val="right"/>
+                    <w:jc w:val="center"/>
+                  </w:pPr>
+                  <w:r>
+                    <w:t xml:space="preserve">0.000</w:t>
                   </w:r>
                 </w:p>
               </w:tc>
@@ -4579,20 +4618,33 @@
                     <w:jc w:val="center"/>
                   </w:pPr>
                   <w:r>
-                    <w:t xml:space="preserve">English: neighbourhood contrast</w:t>
-                  </w:r>
-                </w:p>
-              </w:tc>
-              <w:tc>
-                <w:tcPr/>
-                <w:p>
-                  <w:pPr>
-                    <w:pStyle w:val="Compact"/>
-                    <w:jc w:val="right"/>
-                    <w:jc w:val="center"/>
-                  </w:pPr>
-                  <w:r>
-                    <w:t xml:space="preserve">1</w:t>
+                    <w:t xml:space="preserve">Frequency (Zipf)</w:t>
+                  </w:r>
+                </w:p>
+              </w:tc>
+              <w:tc>
+                <w:tcPr/>
+                <w:p>
+                  <w:pPr>
+                    <w:pStyle w:val="Compact"/>
+                    <w:jc w:val="right"/>
+                    <w:jc w:val="center"/>
+                  </w:pPr>
+                  <w:r>
+                    <w:t xml:space="preserve">4.670</w:t>
+                  </w:r>
+                </w:p>
+              </w:tc>
+              <w:tc>
+                <w:tcPr/>
+                <w:p>
+                  <w:pPr>
+                    <w:pStyle w:val="Compact"/>
+                    <w:jc w:val="right"/>
+                    <w:jc w:val="center"/>
+                  </w:pPr>
+                  <w:r>
+                    <w:t xml:space="preserve">4.670</w:t>
                   </w:r>
                 </w:p>
               </w:tc>
@@ -4607,20 +4659,33 @@
                     <w:jc w:val="center"/>
                   </w:pPr>
                   <w:r>
-                    <w:t xml:space="preserve">Spanish: frequency contrast</w:t>
-                  </w:r>
-                </w:p>
-              </w:tc>
-              <w:tc>
-                <w:tcPr/>
-                <w:p>
-                  <w:pPr>
-                    <w:pStyle w:val="Compact"/>
-                    <w:jc w:val="right"/>
-                    <w:jc w:val="center"/>
-                  </w:pPr>
-                  <w:r>
-                    <w:t xml:space="preserve">1</w:t>
+                    <w:t xml:space="preserve">Neighbourhood N</w:t>
+                  </w:r>
+                </w:p>
+              </w:tc>
+              <w:tc>
+                <w:tcPr/>
+                <w:p>
+                  <w:pPr>
+                    <w:pStyle w:val="Compact"/>
+                    <w:jc w:val="right"/>
+                    <w:jc w:val="center"/>
+                  </w:pPr>
+                  <w:r>
+                    <w:t xml:space="preserve">0.058</w:t>
+                  </w:r>
+                </w:p>
+              </w:tc>
+              <w:tc>
+                <w:tcPr/>
+                <w:p>
+                  <w:pPr>
+                    <w:pStyle w:val="Compact"/>
+                    <w:jc w:val="right"/>
+                    <w:jc w:val="center"/>
+                  </w:pPr>
+                  <w:r>
+                    <w:t xml:space="preserve">0.058</w:t>
                   </w:r>
                 </w:p>
               </w:tc>
@@ -4635,20 +4700,33 @@
                     <w:jc w:val="center"/>
                   </w:pPr>
                   <w:r>
-                    <w:t xml:space="preserve">Spanish: neighbourhood contrast</w:t>
-                  </w:r>
-                </w:p>
-              </w:tc>
-              <w:tc>
-                <w:tcPr/>
-                <w:p>
-                  <w:pPr>
-                    <w:pStyle w:val="Compact"/>
-                    <w:jc w:val="right"/>
-                    <w:jc w:val="center"/>
-                  </w:pPr>
-                  <w:r>
-                    <w:t xml:space="preserve">1</w:t>
+                    <w:t xml:space="preserve">OLD20</w:t>
+                  </w:r>
+                </w:p>
+              </w:tc>
+              <w:tc>
+                <w:tcPr/>
+                <w:p>
+                  <w:pPr>
+                    <w:pStyle w:val="Compact"/>
+                    <w:jc w:val="right"/>
+                    <w:jc w:val="center"/>
+                  </w:pPr>
+                  <w:r>
+                    <w:t xml:space="preserve">0.007</w:t>
+                  </w:r>
+                </w:p>
+              </w:tc>
+              <w:tc>
+                <w:tcPr/>
+                <w:p>
+                  <w:pPr>
+                    <w:pStyle w:val="Compact"/>
+                    <w:jc w:val="right"/>
+                    <w:jc w:val="center"/>
+                  </w:pPr>
+                  <w:r>
+                    <w:t xml:space="preserve">0.007</w:t>
                   </w:r>
                 </w:p>
               </w:tc>

--- a/manuscript/manuscript.docx
+++ b/manuscript/manuscript.docx
@@ -281,10 +281,7 @@
         <w:t xml:space="preserve">Wilkinson et al.</w:t>
       </w:r>
       <w:r>
-        <w:t xml:space="preserve"> </w:t>
-      </w:r>
-      <w:r>
-        <w:t xml:space="preserve">2016)</w:t>
+        <w:t xml:space="preserve">, 2016)</w:t>
       </w:r>
       <w:r>
         <w:t xml:space="preserve"> </w:t>
@@ -334,7 +331,7 @@
         <w:t xml:space="preserve"> </w:t>
       </w:r>
       <w:r>
-        <w:t xml:space="preserve">(Taylor et al. 2020)</w:t>
+        <w:t xml:space="preserve">(Taylor et al., 2020)</w:t>
       </w:r>
       <w:r>
         <w:t xml:space="preserve"> </w:t>
@@ -364,7 +361,7 @@
         <w:t xml:space="preserve"> </w:t>
       </w:r>
       <w:r>
-        <w:t xml:space="preserve">(Lintz et al. 2021)</w:t>
+        <w:t xml:space="preserve">(Lintz et al., 2021)</w:t>
       </w:r>
       <w:r>
         <w:t xml:space="preserve"> </w:t>
@@ -388,7 +385,7 @@
         <w:t xml:space="preserve"> </w:t>
       </w:r>
       <w:r>
-        <w:t xml:space="preserve">(Itkonen et al. 2024)</w:t>
+        <w:t xml:space="preserve">(Itkonen et al., 2024)</w:t>
       </w:r>
       <w:r>
         <w:t xml:space="preserve"> </w:t>
@@ -430,7 +427,7 @@
         <w:t xml:space="preserve"> </w:t>
       </w:r>
       <w:r>
-        <w:t xml:space="preserve">(Peirce et al. 2019)</w:t>
+        <w:t xml:space="preserve">(Peirce et al., 2019)</w:t>
       </w:r>
       <w:r>
         <w:t xml:space="preserve"> </w:t>
@@ -448,7 +445,7 @@
         <w:t xml:space="preserve"> </w:t>
       </w:r>
       <w:r>
-        <w:t xml:space="preserve">(Mathôt et al. 2012)</w:t>
+        <w:t xml:space="preserve">(Mathôt et al., 2012)</w:t>
       </w:r>
       <w:r>
         <w:t xml:space="preserve"> </w:t>
@@ -510,7 +507,7 @@
         <w:t xml:space="preserve"> </w:t>
       </w:r>
       <w:r>
-        <w:t xml:space="preserve">(González Alonso et al. 2025)</w:t>
+        <w:t xml:space="preserve">(González Alonso et al., 2025)</w:t>
       </w:r>
       <w:r>
         <w:t xml:space="preserve">, EEG markers were sent from an experiment item that</w:t>
@@ -1007,7 +1004,7 @@
         <w:t xml:space="preserve"> </w:t>
       </w:r>
       <w:r>
-        <w:t xml:space="preserve">(Heuven et al. 2014)</w:t>
+        <w:t xml:space="preserve">(Heuven et al., 2014)</w:t>
       </w:r>
       <w:r>
         <w:t xml:space="preserve">, SUBTLEX-ESP for Spanish</w:t>
@@ -1016,7 +1013,7 @@
         <w:t xml:space="preserve"> </w:t>
       </w:r>
       <w:r>
-        <w:t xml:space="preserve">(Cuetos et al. 2011)</w:t>
+        <w:t xml:space="preserve">(Cuetos et al., 2011)</w:t>
       </w:r>
       <w:r>
         <w:t xml:space="preserve"> </w:t>
@@ -1028,7 +1025,7 @@
         <w:t xml:space="preserve"> </w:t>
       </w:r>
       <w:r>
-        <w:t xml:space="preserve">(Brysbaert and New 2009)</w:t>
+        <w:t xml:space="preserve">(Brysbaert &amp; New, 2009)</w:t>
       </w:r>
       <w:r>
         <w:t xml:space="preserve"> </w:t>
@@ -1058,7 +1055,7 @@
         <w:t xml:space="preserve"> </w:t>
       </w:r>
       <w:r>
-        <w:t xml:space="preserve">(Speer 2022)</w:t>
+        <w:t xml:space="preserve">(Speer, 2022)</w:t>
       </w:r>
       <w:r>
         <w:t xml:space="preserve">, which yields frequencies for roughly</w:t>
@@ -1154,7 +1151,7 @@
         <w:t xml:space="preserve"> </w:t>
       </w:r>
       <w:r>
-        <w:t xml:space="preserve">(Coltheart et al. 1977)</w:t>
+        <w:t xml:space="preserve">(Coltheart et al., 1977)</w:t>
       </w:r>
       <w:r>
         <w:t xml:space="preserve">, and OLD20, the</w:t>
@@ -1169,7 +1166,7 @@
         <w:t xml:space="preserve"> </w:t>
       </w:r>
       <w:r>
-        <w:t xml:space="preserve">(Yarkoni et al. 2008)</w:t>
+        <w:t xml:space="preserve">(Yarkoni et al., 2008)</w:t>
       </w:r>
       <w:r>
         <w:t xml:space="preserve">.</w:t>
@@ -1321,7 +1318,7 @@
         <w:t xml:space="preserve"> </w:t>
       </w:r>
       <w:r>
-        <w:t xml:space="preserve">(Lakens 2017)</w:t>
+        <w:t xml:space="preserve">(Lakens, 2017)</w:t>
       </w:r>
       <w:r>
         <w:t xml:space="preserve"> </w:t>
@@ -5164,13 +5161,7 @@
         <w:pStyle w:val="Bibliography"/>
       </w:pPr>
       <w:r>
-        <w:t xml:space="preserve">Brysbaert, Marc, and Boris New. 2009.</w:t>
-      </w:r>
-      <w:r>
-        <w:t xml:space="preserve"> </w:t>
-      </w:r>
-      <w:r>
-        <w:t xml:space="preserve">“Moving Beyond</w:t>
+        <w:t xml:space="preserve">Brysbaert, M., &amp; New, B. (2009). Moving beyond</w:t>
       </w:r>
       <w:r>
         <w:t xml:space="preserve"> </w:t>
@@ -5197,7 +5188,7 @@
         <w:t xml:space="preserve">Francis</w:t>
       </w:r>
       <w:r>
-        <w:t xml:space="preserve">: A Critical Evaluation of Current Word Frequency Norms and the Introduction of a New and Improved Word Frequency Measure for</w:t>
+        <w:t xml:space="preserve">: A critical evaluation of current word frequency norms and the introduction of a new and improved word frequency measure for</w:t>
       </w:r>
       <w:r>
         <w:t xml:space="preserve"> </w:t>
@@ -5212,7 +5203,7 @@
         <w:t xml:space="preserve">English</w:t>
       </w:r>
       <w:r>
-        <w:t xml:space="preserve">.”</w:t>
+        <w:t xml:space="preserve">.</w:t>
       </w:r>
       <w:r>
         <w:t xml:space="preserve"> </w:t>
@@ -5225,10 +5216,20 @@
         <w:t xml:space="preserve">Behavior Research Methods</w:t>
       </w:r>
       <w:r>
-        <w:t xml:space="preserve"> </w:t>
-      </w:r>
-      <w:r>
-        <w:t xml:space="preserve">41 (4): 977–90.</w:t>
+        <w:t xml:space="preserve">,</w:t>
+      </w:r>
+      <w:r>
+        <w:t xml:space="preserve"> </w:t>
+      </w:r>
+      <w:r>
+        <w:rPr>
+          <w:i/>
+          <w:iCs/>
+        </w:rPr>
+        <w:t xml:space="preserve">41</w:t>
+      </w:r>
+      <w:r>
+        <w:t xml:space="preserve">(4), 977–990.</w:t>
       </w:r>
       <w:r>
         <w:t xml:space="preserve"> </w:t>
@@ -5241,9 +5242,6 @@
           <w:t xml:space="preserve">https://doi.org/10.3758/BRM.41.4.977</w:t>
         </w:r>
       </w:hyperlink>
-      <w:r>
-        <w:t xml:space="preserve">.</w:t>
-      </w:r>
     </w:p>
     <w:bookmarkEnd w:id="30"/>
     <w:bookmarkStart w:id="31" w:name="ref-coltheart1977access"/>
@@ -5252,19 +5250,7 @@
         <w:pStyle w:val="Bibliography"/>
       </w:pPr>
       <w:r>
-        <w:t xml:space="preserve">Coltheart, Max, Eileen Davelaar, Jon Torfi Jonasson, and Derek Besner. 1977.</w:t>
-      </w:r>
-      <w:r>
-        <w:t xml:space="preserve"> </w:t>
-      </w:r>
-      <w:r>
-        <w:t xml:space="preserve">“Access to the Internal Lexicon.”</w:t>
-      </w:r>
-      <w:r>
-        <w:t xml:space="preserve"> </w:t>
-      </w:r>
-      <w:r>
-        <w:t xml:space="preserve">In</w:t>
+        <w:t xml:space="preserve">Coltheart, M., Davelaar, E., Jonasson, J. T., &amp; Besner, D. (1977). Access to the internal lexicon. In S. Dornic (Ed.),</w:t>
       </w:r>
       <w:r>
         <w:t xml:space="preserve"> </w:t>
@@ -5274,7 +5260,7 @@
           <w:i/>
           <w:iCs/>
         </w:rPr>
-        <w:t xml:space="preserve">Attention and Performance</w:t>
+        <w:t xml:space="preserve">Attention and performance</w:t>
       </w:r>
       <w:r>
         <w:rPr>
@@ -5291,7 +5277,10 @@
         <w:t xml:space="preserve">VI</w:t>
       </w:r>
       <w:r>
-        <w:t xml:space="preserve">, edited by Stanislav Dornic. Erlbaum.</w:t>
+        <w:t xml:space="preserve"> </w:t>
+      </w:r>
+      <w:r>
+        <w:t xml:space="preserve">(pp. 535–555). Erlbaum.</w:t>
       </w:r>
     </w:p>
     <w:bookmarkEnd w:id="31"/>
@@ -5301,13 +5290,10 @@
         <w:pStyle w:val="Bibliography"/>
       </w:pPr>
       <w:r>
-        <w:t xml:space="preserve">Cuetos, Fernando, María González-Nosti, Analía Barbón, and Marc Brysbaert. 2011.</w:t>
-      </w:r>
-      <w:r>
-        <w:t xml:space="preserve"> </w:t>
-      </w:r>
-      <w:r>
-        <w:t xml:space="preserve">“</w:t>
+        <w:t xml:space="preserve">Cuetos, F., González-Nosti, M., Barbón, A., &amp; Brysbaert, M. (2011).</w:t>
+      </w:r>
+      <w:r>
+        <w:t xml:space="preserve"> </w:t>
       </w:r>
       <w:r>
         <w:t xml:space="preserve">SUBTLEX-ESP</w:t>
@@ -5325,7 +5311,7 @@
         <w:t xml:space="preserve"> </w:t>
       </w:r>
       <w:r>
-        <w:t xml:space="preserve">Word Frequencies Based on Film Subtitles.”</w:t>
+        <w:t xml:space="preserve">word frequencies based on film subtitles.</w:t>
       </w:r>
       <w:r>
         <w:t xml:space="preserve"> </w:t>
@@ -5352,10 +5338,20 @@
         <w:t xml:space="preserve">logica</w:t>
       </w:r>
       <w:r>
-        <w:t xml:space="preserve"> </w:t>
-      </w:r>
-      <w:r>
-        <w:t xml:space="preserve">32 (2): 133–43.</w:t>
+        <w:t xml:space="preserve">,</w:t>
+      </w:r>
+      <w:r>
+        <w:t xml:space="preserve"> </w:t>
+      </w:r>
+      <w:r>
+        <w:rPr>
+          <w:i/>
+          <w:iCs/>
+        </w:rPr>
+        <w:t xml:space="preserve">32</w:t>
+      </w:r>
+      <w:r>
+        <w:t xml:space="preserve">(2), 133–143.</w:t>
       </w:r>
     </w:p>
     <w:bookmarkEnd w:id="32"/>
@@ -5365,19 +5361,13 @@
         <w:pStyle w:val="Bibliography"/>
       </w:pPr>
       <w:r>
-        <w:t xml:space="preserve">González Alonso, Jorge, Pablo Bernabeu, Gabriella Silva, et al. 2025.</w:t>
-      </w:r>
-      <w:r>
-        <w:t xml:space="preserve"> </w:t>
-      </w:r>
-      <w:r>
-        <w:t xml:space="preserve">“Starting from the Very Beginning: Unraveling Third Language (</w:t>
+        <w:t xml:space="preserve">González Alonso, J., Bernabeu, P., Silva, G., DeLuca, V., Poch, C., Ivanova, I., &amp; Rothman, J. (2025). Starting from the very beginning: Unraveling third language (</w:t>
       </w:r>
       <w:r>
         <w:t xml:space="preserve">L3</w:t>
       </w:r>
       <w:r>
-        <w:t xml:space="preserve">) Development with Longitudinal Data from Artificial Language Learning and</w:t>
+        <w:t xml:space="preserve">) development with longitudinal data from artificial language learning and</w:t>
       </w:r>
       <w:r>
         <w:t xml:space="preserve"> </w:t>
@@ -5386,7 +5376,7 @@
         <w:t xml:space="preserve">EEG</w:t>
       </w:r>
       <w:r>
-        <w:t xml:space="preserve">.”</w:t>
+        <w:t xml:space="preserve">.</w:t>
       </w:r>
       <w:r>
         <w:t xml:space="preserve"> </w:t>
@@ -5399,10 +5389,20 @@
         <w:t xml:space="preserve">International Journal of Multilingualism</w:t>
       </w:r>
       <w:r>
-        <w:t xml:space="preserve"> </w:t>
-      </w:r>
-      <w:r>
-        <w:t xml:space="preserve">22 (1): 119–42.</w:t>
+        <w:t xml:space="preserve">,</w:t>
+      </w:r>
+      <w:r>
+        <w:t xml:space="preserve"> </w:t>
+      </w:r>
+      <w:r>
+        <w:rPr>
+          <w:i/>
+          <w:iCs/>
+        </w:rPr>
+        <w:t xml:space="preserve">22</w:t>
+      </w:r>
+      <w:r>
+        <w:t xml:space="preserve">(1), 119–142.</w:t>
       </w:r>
       <w:r>
         <w:t xml:space="preserve"> </w:t>
@@ -5415,9 +5415,6 @@
           <w:t xml:space="preserve">https://doi.org/10.1080/14790718.2024.2415993</w:t>
         </w:r>
       </w:hyperlink>
-      <w:r>
-        <w:t xml:space="preserve">.</w:t>
-      </w:r>
     </w:p>
     <w:bookmarkEnd w:id="34"/>
     <w:bookmarkStart w:id="36" w:name="ref-vanheuven2014subtlexuk"/>
@@ -5426,19 +5423,16 @@
         <w:pStyle w:val="Bibliography"/>
       </w:pPr>
       <w:r>
-        <w:t xml:space="preserve">Heuven, Walter J. B. van, Pawel Mandera, Emmanuel Keuleers, and Marc Brysbaert. 2014.</w:t>
-      </w:r>
-      <w:r>
-        <w:t xml:space="preserve"> </w:t>
-      </w:r>
-      <w:r>
-        <w:t xml:space="preserve">“</w:t>
+        <w:t xml:space="preserve">Heuven, W. J. B. van, Mandera, P., Keuleers, E., &amp; Brysbaert, M. (2014).</w:t>
+      </w:r>
+      <w:r>
+        <w:t xml:space="preserve"> </w:t>
       </w:r>
       <w:r>
         <w:t xml:space="preserve">SUBTLEX-UK</w:t>
       </w:r>
       <w:r>
-        <w:t xml:space="preserve">: A New and Improved Word Frequency Database for</w:t>
+        <w:t xml:space="preserve">: A new and improved word frequency database for</w:t>
       </w:r>
       <w:r>
         <w:t xml:space="preserve"> </w:t>
@@ -5453,7 +5447,7 @@
         <w:t xml:space="preserve">English</w:t>
       </w:r>
       <w:r>
-        <w:t xml:space="preserve">.”</w:t>
+        <w:t xml:space="preserve">.</w:t>
       </w:r>
       <w:r>
         <w:t xml:space="preserve"> </w:t>
@@ -5466,10 +5460,20 @@
         <w:t xml:space="preserve">Quarterly Journal of Experimental Psychology</w:t>
       </w:r>
       <w:r>
-        <w:t xml:space="preserve"> </w:t>
-      </w:r>
-      <w:r>
-        <w:t xml:space="preserve">67 (6): 1176–90.</w:t>
+        <w:t xml:space="preserve">,</w:t>
+      </w:r>
+      <w:r>
+        <w:t xml:space="preserve"> </w:t>
+      </w:r>
+      <w:r>
+        <w:rPr>
+          <w:i/>
+          <w:iCs/>
+        </w:rPr>
+        <w:t xml:space="preserve">67</w:t>
+      </w:r>
+      <w:r>
+        <w:t xml:space="preserve">(6), 1176–1190.</w:t>
       </w:r>
       <w:r>
         <w:t xml:space="preserve"> </w:t>
@@ -5482,9 +5486,6 @@
           <w:t xml:space="preserve">https://doi.org/10.1080/17470218.2013.850521</w:t>
         </w:r>
       </w:hyperlink>
-      <w:r>
-        <w:t xml:space="preserve">.</w:t>
-      </w:r>
     </w:p>
     <w:bookmarkEnd w:id="36"/>
     <w:bookmarkStart w:id="38" w:name="ref-itkonen2024lastu"/>
@@ -5493,19 +5494,16 @@
         <w:pStyle w:val="Bibliography"/>
       </w:pPr>
       <w:r>
-        <w:t xml:space="preserve">Itkonen, Sami, Tuomo Häikiö, Seppo Vainio, and Minna Lehtonen. 2024.</w:t>
-      </w:r>
-      <w:r>
-        <w:t xml:space="preserve"> </w:t>
-      </w:r>
-      <w:r>
-        <w:t xml:space="preserve">“</w:t>
+        <w:t xml:space="preserve">Itkonen, S., Häikiö, T., Vainio, S., &amp; Lehtonen, M. (2024).</w:t>
+      </w:r>
+      <w:r>
+        <w:t xml:space="preserve"> </w:t>
       </w:r>
       <w:r>
         <w:t xml:space="preserve">LASTU</w:t>
       </w:r>
       <w:r>
-        <w:t xml:space="preserve">: A Psycholinguistic Search Tool for</w:t>
+        <w:t xml:space="preserve">: A psycholinguistic search tool for</w:t>
       </w:r>
       <w:r>
         <w:t xml:space="preserve"> </w:t>
@@ -5517,7 +5515,7 @@
         <w:t xml:space="preserve"> </w:t>
       </w:r>
       <w:r>
-        <w:t xml:space="preserve">Lexical Stimuli.”</w:t>
+        <w:t xml:space="preserve">lexical stimuli.</w:t>
       </w:r>
       <w:r>
         <w:t xml:space="preserve"> </w:t>
@@ -5530,10 +5528,20 @@
         <w:t xml:space="preserve">Behavior Research Methods</w:t>
       </w:r>
       <w:r>
-        <w:t xml:space="preserve"> </w:t>
-      </w:r>
-      <w:r>
-        <w:t xml:space="preserve">56 (6): 6165–78.</w:t>
+        <w:t xml:space="preserve">,</w:t>
+      </w:r>
+      <w:r>
+        <w:t xml:space="preserve"> </w:t>
+      </w:r>
+      <w:r>
+        <w:rPr>
+          <w:i/>
+          <w:iCs/>
+        </w:rPr>
+        <w:t xml:space="preserve">56</w:t>
+      </w:r>
+      <w:r>
+        <w:t xml:space="preserve">(6), 6165–6178.</w:t>
       </w:r>
       <w:r>
         <w:t xml:space="preserve"> </w:t>
@@ -5546,9 +5554,6 @@
           <w:t xml:space="preserve">https://doi.org/10.3758/s13428-024-02347-x</w:t>
         </w:r>
       </w:hyperlink>
-      <w:r>
-        <w:t xml:space="preserve">.</w:t>
-      </w:r>
     </w:p>
     <w:bookmarkEnd w:id="38"/>
     <w:bookmarkStart w:id="40" w:name="ref-lakens2017equivalence"/>
@@ -5557,13 +5562,7 @@
         <w:pStyle w:val="Bibliography"/>
       </w:pPr>
       <w:r>
-        <w:t xml:space="preserve">Lakens, Daniël. 2017.</w:t>
-      </w:r>
-      <w:r>
-        <w:t xml:space="preserve"> </w:t>
-      </w:r>
-      <w:r>
-        <w:t xml:space="preserve">“Equivalence Tests: A Practical Primer for</w:t>
+        <w:t xml:space="preserve">Lakens, D. (2017). Equivalence tests: A practical primer for</w:t>
       </w:r>
       <w:r>
         <w:t xml:space="preserve"> </w:t>
@@ -5575,7 +5574,7 @@
         <w:t xml:space="preserve"> </w:t>
       </w:r>
       <w:r>
-        <w:t xml:space="preserve">Tests, Correlations, and Meta-Analyses.”</w:t>
+        <w:t xml:space="preserve">tests, correlations, and meta-analyses.</w:t>
       </w:r>
       <w:r>
         <w:t xml:space="preserve"> </w:t>
@@ -5588,10 +5587,20 @@
         <w:t xml:space="preserve">Social Psychological and Personality Science</w:t>
       </w:r>
       <w:r>
-        <w:t xml:space="preserve"> </w:t>
-      </w:r>
-      <w:r>
-        <w:t xml:space="preserve">8 (4): 355–62.</w:t>
+        <w:t xml:space="preserve">,</w:t>
+      </w:r>
+      <w:r>
+        <w:t xml:space="preserve"> </w:t>
+      </w:r>
+      <w:r>
+        <w:rPr>
+          <w:i/>
+          <w:iCs/>
+        </w:rPr>
+        <w:t xml:space="preserve">8</w:t>
+      </w:r>
+      <w:r>
+        <w:t xml:space="preserve">(4), 355–362.</w:t>
       </w:r>
       <w:r>
         <w:t xml:space="preserve"> </w:t>
@@ -5604,9 +5613,6 @@
           <w:t xml:space="preserve">https://doi.org/10.1177/1948550617697177</w:t>
         </w:r>
       </w:hyperlink>
-      <w:r>
-        <w:t xml:space="preserve">.</w:t>
-      </w:r>
     </w:p>
     <w:bookmarkEnd w:id="40"/>
     <w:bookmarkStart w:id="42" w:name="ref-lintz2021libra"/>
@@ -5615,13 +5621,7 @@
         <w:pStyle w:val="Bibliography"/>
       </w:pPr>
       <w:r>
-        <w:t xml:space="preserve">Lintz, Evan N., Phui Cheng Lim, and Matthew R. Johnson. 2021.</w:t>
-      </w:r>
-      <w:r>
-        <w:t xml:space="preserve"> </w:t>
-      </w:r>
-      <w:r>
-        <w:t xml:space="preserve">“A New Tool for Equating Lexical Stimuli Across Experimental Conditions.”</w:t>
+        <w:t xml:space="preserve">Lintz, E. N., Lim, P. C., &amp; Johnson, M. R. (2021). A new tool for equating lexical stimuli across experimental conditions.</w:t>
       </w:r>
       <w:r>
         <w:t xml:space="preserve"> </w:t>
@@ -5634,10 +5634,20 @@
         <w:t xml:space="preserve">MethodsX</w:t>
       </w:r>
       <w:r>
-        <w:t xml:space="preserve"> </w:t>
-      </w:r>
-      <w:r>
-        <w:t xml:space="preserve">8: 101545.</w:t>
+        <w:t xml:space="preserve">,</w:t>
+      </w:r>
+      <w:r>
+        <w:t xml:space="preserve"> </w:t>
+      </w:r>
+      <w:r>
+        <w:rPr>
+          <w:i/>
+          <w:iCs/>
+        </w:rPr>
+        <w:t xml:space="preserve">8</w:t>
+      </w:r>
+      <w:r>
+        <w:t xml:space="preserve">, 101545.</w:t>
       </w:r>
       <w:r>
         <w:t xml:space="preserve"> </w:t>
@@ -5650,9 +5660,6 @@
           <w:t xml:space="preserve">https://doi.org/10.1016/j.mex.2021.101545</w:t>
         </w:r>
       </w:hyperlink>
-      <w:r>
-        <w:t xml:space="preserve">.</w:t>
-      </w:r>
     </w:p>
     <w:bookmarkEnd w:id="42"/>
     <w:bookmarkStart w:id="44" w:name="ref-mathot2012opensesame"/>
@@ -5661,19 +5668,16 @@
         <w:pStyle w:val="Bibliography"/>
       </w:pPr>
       <w:r>
-        <w:t xml:space="preserve">Mathôt, Sebastiaan, Daniel Schreij, and Jan Theeuwes. 2012.</w:t>
-      </w:r>
-      <w:r>
-        <w:t xml:space="preserve"> </w:t>
-      </w:r>
-      <w:r>
-        <w:t xml:space="preserve">“</w:t>
+        <w:t xml:space="preserve">Mathôt, S., Schreij, D., &amp; Theeuwes, J. (2012).</w:t>
+      </w:r>
+      <w:r>
+        <w:t xml:space="preserve"> </w:t>
       </w:r>
       <w:r>
         <w:t xml:space="preserve">OpenSesame</w:t>
       </w:r>
       <w:r>
-        <w:t xml:space="preserve">: An Open-Source, Graphical Experiment Builder for the Social Sciences.”</w:t>
+        <w:t xml:space="preserve">: An open-source, graphical experiment builder for the social sciences.</w:t>
       </w:r>
       <w:r>
         <w:t xml:space="preserve"> </w:t>
@@ -5686,10 +5690,20 @@
         <w:t xml:space="preserve">Behavior Research Methods</w:t>
       </w:r>
       <w:r>
-        <w:t xml:space="preserve"> </w:t>
-      </w:r>
-      <w:r>
-        <w:t xml:space="preserve">44 (2): 314–24.</w:t>
+        <w:t xml:space="preserve">,</w:t>
+      </w:r>
+      <w:r>
+        <w:t xml:space="preserve"> </w:t>
+      </w:r>
+      <w:r>
+        <w:rPr>
+          <w:i/>
+          <w:iCs/>
+        </w:rPr>
+        <w:t xml:space="preserve">44</w:t>
+      </w:r>
+      <w:r>
+        <w:t xml:space="preserve">(2), 314–324.</w:t>
       </w:r>
       <w:r>
         <w:t xml:space="preserve"> </w:t>
@@ -5702,9 +5716,6 @@
           <w:t xml:space="preserve">https://doi.org/10.3758/s13428-011-0168-7</w:t>
         </w:r>
       </w:hyperlink>
-      <w:r>
-        <w:t xml:space="preserve">.</w:t>
-      </w:r>
     </w:p>
     <w:bookmarkEnd w:id="44"/>
     <w:bookmarkStart w:id="46" w:name="ref-peirce2019psychopy2"/>
@@ -5713,19 +5724,16 @@
         <w:pStyle w:val="Bibliography"/>
       </w:pPr>
       <w:r>
-        <w:t xml:space="preserve">Peirce, Jonathan, Jeremy R. Gray, Sol Simpson, et al. 2019.</w:t>
-      </w:r>
-      <w:r>
-        <w:t xml:space="preserve"> </w:t>
-      </w:r>
-      <w:r>
-        <w:t xml:space="preserve">“</w:t>
+        <w:t xml:space="preserve">Peirce, J., Gray, J. R., Simpson, S., MacAskill, M., Höchenberger, R., Sogo, H., Kastman, E., &amp; Lindeløv, J. K. (2019).</w:t>
+      </w:r>
+      <w:r>
+        <w:t xml:space="preserve"> </w:t>
       </w:r>
       <w:r>
         <w:t xml:space="preserve">PsychoPy2</w:t>
       </w:r>
       <w:r>
-        <w:t xml:space="preserve">: Experiments in Behavior Made Easy.”</w:t>
+        <w:t xml:space="preserve">: Experiments in behavior made easy.</w:t>
       </w:r>
       <w:r>
         <w:t xml:space="preserve"> </w:t>
@@ -5738,10 +5746,20 @@
         <w:t xml:space="preserve">Behavior Research Methods</w:t>
       </w:r>
       <w:r>
-        <w:t xml:space="preserve"> </w:t>
-      </w:r>
-      <w:r>
-        <w:t xml:space="preserve">51 (1): 195–203.</w:t>
+        <w:t xml:space="preserve">,</w:t>
+      </w:r>
+      <w:r>
+        <w:t xml:space="preserve"> </w:t>
+      </w:r>
+      <w:r>
+        <w:rPr>
+          <w:i/>
+          <w:iCs/>
+        </w:rPr>
+        <w:t xml:space="preserve">51</w:t>
+      </w:r>
+      <w:r>
+        <w:t xml:space="preserve">(1), 195–203.</w:t>
       </w:r>
       <w:r>
         <w:t xml:space="preserve"> </w:t>
@@ -5754,9 +5772,6 @@
           <w:t xml:space="preserve">https://doi.org/10.3758/s13428-018-01193-y</w:t>
         </w:r>
       </w:hyperlink>
-      <w:r>
-        <w:t xml:space="preserve">.</w:t>
-      </w:r>
     </w:p>
     <w:bookmarkEnd w:id="46"/>
     <w:bookmarkStart w:id="48" w:name="ref-speer2022wordfreq"/>
@@ -5765,7 +5780,7 @@
         <w:pStyle w:val="Bibliography"/>
       </w:pPr>
       <w:r>
-        <w:t xml:space="preserve">Speer, Robyn. 2022.</w:t>
+        <w:t xml:space="preserve">Speer, R. (2022).</w:t>
       </w:r>
       <w:r>
         <w:t xml:space="preserve"> </w:t>
@@ -5782,7 +5797,7 @@
           <w:i/>
           <w:iCs/>
         </w:rPr>
-        <w:t xml:space="preserve">: V3.0</w:t>
+        <w:t xml:space="preserve">: v3.0</w:t>
       </w:r>
       <w:r>
         <w:t xml:space="preserve">. Zenodo.</w:t>
@@ -5798,9 +5813,6 @@
           <w:t xml:space="preserve">https://doi.org/10.5281/zenodo.7199437</w:t>
         </w:r>
       </w:hyperlink>
-      <w:r>
-        <w:t xml:space="preserve">.</w:t>
-      </w:r>
     </w:p>
     <w:bookmarkEnd w:id="48"/>
     <w:bookmarkStart w:id="50" w:name="ref-taylor2020lexops"/>
@@ -5809,13 +5821,10 @@
         <w:pStyle w:val="Bibliography"/>
       </w:pPr>
       <w:r>
-        <w:t xml:space="preserve">Taylor, Jack E., Alistair Beith, and Sara C. Sereno. 2020.</w:t>
-      </w:r>
-      <w:r>
-        <w:t xml:space="preserve"> </w:t>
-      </w:r>
-      <w:r>
-        <w:t xml:space="preserve">“</w:t>
+        <w:t xml:space="preserve">Taylor, J. E., Beith, A., &amp; Sereno, S. C. (2020).</w:t>
+      </w:r>
+      <w:r>
+        <w:t xml:space="preserve"> </w:t>
       </w:r>
       <w:r>
         <w:t xml:space="preserve">LexOPS</w:t>
@@ -5833,7 +5842,7 @@
         <w:t xml:space="preserve"> </w:t>
       </w:r>
       <w:r>
-        <w:t xml:space="preserve">Package and User Interface for the Controlled Generation of Word Stimuli.”</w:t>
+        <w:t xml:space="preserve">package and user interface for the controlled generation of word stimuli.</w:t>
       </w:r>
       <w:r>
         <w:t xml:space="preserve"> </w:t>
@@ -5846,10 +5855,20 @@
         <w:t xml:space="preserve">Behavior Research Methods</w:t>
       </w:r>
       <w:r>
-        <w:t xml:space="preserve"> </w:t>
-      </w:r>
-      <w:r>
-        <w:t xml:space="preserve">52 (6): 2372–82.</w:t>
+        <w:t xml:space="preserve">,</w:t>
+      </w:r>
+      <w:r>
+        <w:t xml:space="preserve"> </w:t>
+      </w:r>
+      <w:r>
+        <w:rPr>
+          <w:i/>
+          <w:iCs/>
+        </w:rPr>
+        <w:t xml:space="preserve">52</w:t>
+      </w:r>
+      <w:r>
+        <w:t xml:space="preserve">(6), 2372–2382.</w:t>
       </w:r>
       <w:r>
         <w:t xml:space="preserve"> </w:t>
@@ -5862,9 +5881,6 @@
           <w:t xml:space="preserve">https://doi.org/10.3758/s13428-020-01389-1</w:t>
         </w:r>
       </w:hyperlink>
-      <w:r>
-        <w:t xml:space="preserve">.</w:t>
-      </w:r>
     </w:p>
     <w:bookmarkEnd w:id="50"/>
     <w:bookmarkStart w:id="52" w:name="ref-wilkinson2016fair"/>
@@ -5873,16 +5889,10 @@
         <w:pStyle w:val="Bibliography"/>
       </w:pPr>
       <w:r>
-        <w:t xml:space="preserve">Wilkinson, Mark D., Michel Dumontier, IJsbrand Jan Aalbersberg, et al.</w:t>
-      </w:r>
-      <w:r>
-        <w:t xml:space="preserve"> 2016.</w:t>
-      </w:r>
-      <w:r>
-        <w:t xml:space="preserve"> </w:t>
-      </w:r>
-      <w:r>
-        <w:t xml:space="preserve">“The</w:t>
+        <w:t xml:space="preserve">Wilkinson, M. D., Dumontier, M., Aalbersberg, Ij. J., et al.</w:t>
+      </w:r>
+      <w:r>
+        <w:t xml:space="preserve"> (2016). The</w:t>
       </w:r>
       <w:r>
         <w:t xml:space="preserve"> </w:t>
@@ -5894,7 +5904,7 @@
         <w:t xml:space="preserve"> </w:t>
       </w:r>
       <w:r>
-        <w:t xml:space="preserve">Guiding Principles for Scientific Data Management and Stewardship.”</w:t>
+        <w:t xml:space="preserve">guiding principles for scientific data management and stewardship.</w:t>
       </w:r>
       <w:r>
         <w:t xml:space="preserve"> </w:t>
@@ -5907,10 +5917,20 @@
         <w:t xml:space="preserve">Scientific Data</w:t>
       </w:r>
       <w:r>
-        <w:t xml:space="preserve"> </w:t>
-      </w:r>
-      <w:r>
-        <w:t xml:space="preserve">3: 160018.</w:t>
+        <w:t xml:space="preserve">,</w:t>
+      </w:r>
+      <w:r>
+        <w:t xml:space="preserve"> </w:t>
+      </w:r>
+      <w:r>
+        <w:rPr>
+          <w:i/>
+          <w:iCs/>
+        </w:rPr>
+        <w:t xml:space="preserve">3</w:t>
+      </w:r>
+      <w:r>
+        <w:t xml:space="preserve">, 160018.</w:t>
       </w:r>
       <w:r>
         <w:t xml:space="preserve"> </w:t>
@@ -5923,9 +5943,6 @@
           <w:t xml:space="preserve">https://doi.org/10.1038/sdata.2016.18</w:t>
         </w:r>
       </w:hyperlink>
-      <w:r>
-        <w:t xml:space="preserve">.</w:t>
-      </w:r>
     </w:p>
     <w:bookmarkEnd w:id="52"/>
     <w:bookmarkStart w:id="54" w:name="ref-yarkoni2008old20"/>
@@ -5934,13 +5951,7 @@
         <w:pStyle w:val="Bibliography"/>
       </w:pPr>
       <w:r>
-        <w:t xml:space="preserve">Yarkoni, Tal, David Balota, and Melvin Yap. 2008.</w:t>
-      </w:r>
-      <w:r>
-        <w:t xml:space="preserve"> </w:t>
-      </w:r>
-      <w:r>
-        <w:t xml:space="preserve">“Moving Beyond</w:t>
+        <w:t xml:space="preserve">Yarkoni, T., Balota, D., &amp; Yap, M. (2008). Moving beyond</w:t>
       </w:r>
       <w:r>
         <w:t xml:space="preserve"> </w:t>
@@ -5955,7 +5966,7 @@
         <w:t xml:space="preserve">N</w:t>
       </w:r>
       <w:r>
-        <w:t xml:space="preserve">: A New Measure of Orthographic Similarity.”</w:t>
+        <w:t xml:space="preserve">: A new measure of orthographic similarity.</w:t>
       </w:r>
       <w:r>
         <w:t xml:space="preserve"> </w:t>
@@ -5968,10 +5979,20 @@
         <w:t xml:space="preserve">Psychonomic Bulletin &amp; Review</w:t>
       </w:r>
       <w:r>
-        <w:t xml:space="preserve"> </w:t>
-      </w:r>
-      <w:r>
-        <w:t xml:space="preserve">15 (5): 971–79.</w:t>
+        <w:t xml:space="preserve">,</w:t>
+      </w:r>
+      <w:r>
+        <w:t xml:space="preserve"> </w:t>
+      </w:r>
+      <w:r>
+        <w:rPr>
+          <w:i/>
+          <w:iCs/>
+        </w:rPr>
+        <w:t xml:space="preserve">15</w:t>
+      </w:r>
+      <w:r>
+        <w:t xml:space="preserve">(5), 971–979.</w:t>
       </w:r>
       <w:r>
         <w:t xml:space="preserve"> </w:t>
@@ -5984,9 +6005,6 @@
           <w:t xml:space="preserve">https://doi.org/10.3758/pbr.15.5.971</w:t>
         </w:r>
       </w:hyperlink>
-      <w:r>
-        <w:t xml:space="preserve">.</w:t>
-      </w:r>
     </w:p>
     <w:bookmarkEnd w:id="54"/>
     <w:bookmarkEnd w:id="55"/>

--- a/manuscript/manuscript.docx
+++ b/manuscript/manuscript.docx
@@ -7,7 +7,7 @@
         <w:pStyle w:val="Title"/>
       </w:pPr>
       <w:r>
-        <w:t xml:space="preserve">lexsync: a cross-platform pipeline for multidimensional lexical optimisation and hardware-timed experiment generation</w:t>
+        <w:t xml:space="preserve">lexsync: A cross-platform pipeline for multidimensional lexical optimisation and hardware-timed experiment generation</w:t>
       </w:r>
     </w:p>
     <w:p>
@@ -150,13 +150,43 @@
         <w:t xml:space="preserve"> </w:t>
       </w:r>
       <w:r>
-        <w:t xml:space="preserve">triggers injected at stimulus onset for electroencephalography. The matching</w:t>
-      </w:r>
-      <w:r>
-        <w:t xml:space="preserve"> </w:t>
-      </w:r>
-      <w:r>
-        <w:t xml:space="preserve">is deterministic, so the two engines return identical stimuli; we demonstrate</w:t>
+        <w:t xml:space="preserve">triggers for electroencephalography — flip-locked to stimulus onset in the</w:t>
+      </w:r>
+      <w:r>
+        <w:t xml:space="preserve"> </w:t>
+      </w:r>
+      <w:r>
+        <w:t xml:space="preserve">‘PsychoPy’</w:t>
+      </w:r>
+      <w:r>
+        <w:t xml:space="preserve"> </w:t>
+      </w:r>
+      <w:r>
+        <w:t xml:space="preserve">target and sequence-ordered in the</w:t>
+      </w:r>
+      <w:r>
+        <w:t xml:space="preserve"> </w:t>
+      </w:r>
+      <w:r>
+        <w:t xml:space="preserve">‘OpenSesame’</w:t>
+      </w:r>
+      <w:r>
+        <w:t xml:space="preserve"> </w:t>
+      </w:r>
+      <w:r>
+        <w:t xml:space="preserve">target. The matching</w:t>
+      </w:r>
+      <w:r>
+        <w:t xml:space="preserve"> </w:t>
+      </w:r>
+      <w:r>
+        <w:t xml:space="preserve">is deterministic, so the two engines select identical matched stimuli; we</w:t>
+      </w:r>
+      <w:r>
+        <w:t xml:space="preserve"> </w:t>
+      </w:r>
+      <w:r>
+        <w:t xml:space="preserve">demonstrate</w:t>
       </w:r>
       <w:r>
         <w:t xml:space="preserve"> </w:t>
@@ -545,7 +575,31 @@
         <w:t xml:space="preserve">‘lexsync’</w:t>
       </w:r>
       <w:r>
-        <w:t xml:space="preserve">, a toolkit that fills these gaps. It is released as two</w:t>
+        <w:t xml:space="preserve">, a toolkit that addresses these gaps; the onset-jitter gap is closed for the</w:t>
+      </w:r>
+      <w:r>
+        <w:t xml:space="preserve"> </w:t>
+      </w:r>
+      <w:r>
+        <w:t xml:space="preserve">‘PsychoPy’</w:t>
+      </w:r>
+      <w:r>
+        <w:t xml:space="preserve"> </w:t>
+      </w:r>
+      <w:r>
+        <w:t xml:space="preserve">target, which is flip-locked, while the</w:t>
+      </w:r>
+      <w:r>
+        <w:t xml:space="preserve"> </w:t>
+      </w:r>
+      <w:r>
+        <w:t xml:space="preserve">‘OpenSesame’</w:t>
+      </w:r>
+      <w:r>
+        <w:t xml:space="preserve"> </w:t>
+      </w:r>
+      <w:r>
+        <w:t xml:space="preserve">target remains sequence-ordered by the platform’s design (see below). It is released as two</w:t>
       </w:r>
       <w:r>
         <w:t xml:space="preserve"> </w:t>
@@ -641,7 +695,7 @@
         <w:t xml:space="preserve"> </w:t>
       </w:r>
       <w:r>
-        <w:t xml:space="preserve">matching is deterministic, so the R and Python engines return identical stimuli.</w:t>
+        <w:t xml:space="preserve">matching is deterministic, so the R and Python engines select identical matched stimuli.</w:t>
       </w:r>
       <w:r>
         <w:t xml:space="preserve"> </w:t>
@@ -1202,9 +1256,42 @@
       </w:r>
       <w:r>
         <w:rPr>
-          <w:rStyle w:val="VerbatimChar"/>
+          <w:i/>
+          <w:iCs/>
         </w:rPr>
-        <w:t xml:space="preserve">mean ± k·SD</w:t>
+        <w:t xml:space="preserve">M</w:t>
+      </w:r>
+      <w:r>
+        <w:t xml:space="preserve"> </w:t>
+      </w:r>
+      <w:r>
+        <w:t xml:space="preserve">±</w:t>
+      </w:r>
+      <w:r>
+        <w:t xml:space="preserve"> </w:t>
+      </w:r>
+      <w:r>
+        <w:rPr>
+          <w:i/>
+          <w:iCs/>
+        </w:rPr>
+        <w:t xml:space="preserve">k</w:t>
+      </w:r>
+      <w:r>
+        <w:t xml:space="preserve"> </w:t>
+      </w:r>
+      <w:r>
+        <w:t xml:space="preserve">·</w:t>
+      </w:r>
+      <w:r>
+        <w:t xml:space="preserve"> </w:t>
+      </w:r>
+      <w:r>
+        <w:rPr>
+          <w:i/>
+          <w:iCs/>
+        </w:rPr>
+        <w:t xml:space="preserve">SD</w:t>
       </w:r>
       <w:r>
         <w:t xml:space="preserve"> </w:t>
@@ -1252,13 +1339,13 @@
         <w:t xml:space="preserve"> </w:t>
       </w:r>
       <w:r>
-        <w:t xml:space="preserve">both engines, the R and Python packages select identical stimuli from identical</w:t>
-      </w:r>
-      <w:r>
-        <w:t xml:space="preserve"> </w:t>
-      </w:r>
-      <w:r>
-        <w:t xml:space="preserve">input — a parity we verify below.</w:t>
+        <w:t xml:space="preserve">both engines, the R and Python packages select an identical matched selection</w:t>
+      </w:r>
+      <w:r>
+        <w:t xml:space="preserve"> </w:t>
+      </w:r>
+      <w:r>
+        <w:t xml:space="preserve">from identical input — a parity we verify below.</w:t>
       </w:r>
     </w:p>
     <w:bookmarkEnd w:id="12"/>
@@ -1697,7 +1784,7 @@
         <w:t xml:space="preserve"> </w:t>
       </w:r>
       <w:r>
-        <w:t xml:space="preserve">ships a</w:t>
+        <w:t xml:space="preserve">declares its dependencies in a</w:t>
       </w:r>
       <w:r>
         <w:t xml:space="preserve"> </w:t>
@@ -1706,13 +1793,13 @@
         <w:rPr>
           <w:rStyle w:val="VerbatimChar"/>
         </w:rPr>
-        <w:t xml:space="preserve">renv</w:t>
-      </w:r>
-      <w:r>
-        <w:t xml:space="preserve"> </w:t>
-      </w:r>
-      <w:r>
-        <w:t xml:space="preserve">lockfile for R and pinned requirements for Python, sets</w:t>
+        <w:t xml:space="preserve">DESCRIPTION</w:t>
+      </w:r>
+      <w:r>
+        <w:t xml:space="preserve"> </w:t>
+      </w:r>
+      <w:r>
+        <w:t xml:space="preserve">file for R and pinned requirements for Python, sets</w:t>
       </w:r>
       <w:r>
         <w:t xml:space="preserve"> </w:t>
@@ -1810,7 +1897,7 @@
     </w:p>
     <w:bookmarkEnd w:id="15"/>
     <w:bookmarkEnd w:id="16"/>
-    <w:bookmarkStart w:id="25" w:name="worked-examples"/>
+    <w:bookmarkStart w:id="26" w:name="worked-examples"/>
     <w:p>
       <w:pPr>
         <w:pStyle w:val="Heading1"/>
@@ -1899,7 +1986,46 @@
               <w:pStyle w:val="ImageCaption"/>
             </w:pPr>
             <w:r>
-              <w:t xml:space="preserve">Table 1: Each demonstration, its manipulated dimension and the absolute standardised mean difference of the manipulated dimension and of the most-different controlled dimension. The manipulation is large in every case; the controlled dimensions remain small.</w:t>
+              <w:t xml:space="preserve">Table 1:</w:t>
+            </w:r>
+            <w:r>
+              <w:t xml:space="preserve"> </w:t>
+            </w:r>
+            <w:r>
+              <w:rPr>
+                <w:i/>
+                <w:iCs/>
+              </w:rPr>
+              <w:t xml:space="preserve">Manipulated and Controlled Standardised Mean Differences by Demonstration.</w:t>
+            </w:r>
+            <w:r>
+              <w:t xml:space="preserve"> </w:t>
+            </w:r>
+            <w:r>
+              <w:rPr>
+                <w:i/>
+                <w:iCs/>
+              </w:rPr>
+              <w:t xml:space="preserve">Note.</w:t>
+            </w:r>
+            <w:r>
+              <w:t xml:space="preserve"> </w:t>
+            </w:r>
+            <w:r>
+              <w:t xml:space="preserve">Each demonstration, its manipulated dimension and the absolute standardised mean difference (Cohen’s</w:t>
+            </w:r>
+            <w:r>
+              <w:t xml:space="preserve"> </w:t>
+            </w:r>
+            <w:r>
+              <w:rPr>
+                <w:i/>
+                <w:iCs/>
+              </w:rPr>
+              <w:t xml:space="preserve">d</w:t>
+            </w:r>
+            <w:r>
+              <w:t xml:space="preserve">) of the manipulated dimension and of the most-different controlled dimension. The manipulation is large in every case; the controlled dimensions remain small.</w:t>
             </w:r>
           </w:p>
           <w:tbl>
@@ -2216,7 +2342,13 @@
         <w:t xml:space="preserve"> </w:t>
       </w:r>
       <w:r>
-        <w:t xml:space="preserve">demonstration. The control dimensions, by contrast, are closely equated.</w:t>
+        <w:t xml:space="preserve">demonstration. The control dimensions, by contrast, show standardised mean</w:t>
+      </w:r>
+      <w:r>
+        <w:t xml:space="preserve"> </w:t>
+      </w:r>
+      <w:r>
+        <w:t xml:space="preserve">differences well below the 0.5-standard-deviation bound.</w:t>
       </w:r>
       <w:r>
         <w:t xml:space="preserve"> </w:t>
@@ -2245,7 +2377,7 @@
         <w:t xml:space="preserve"> </w:t>
       </w:r>
       <w:r>
-        <w:t xml:space="preserve">0.5-standard-deviation equivalence bound (dashed line) while the controlled</w:t>
+        <w:t xml:space="preserve">0.5-standard-deviation reference bound (dashed line) while the controlled</w:t>
       </w:r>
       <w:r>
         <w:t xml:space="preserve"> </w:t>
@@ -2326,7 +2458,59 @@
               <w:pStyle w:val="ImageCaption"/>
             </w:pPr>
             <w:r>
-              <w:t xml:space="preserve">Figure 1: Absolute standardised mean difference of each dimension against the anchor condition, in each demonstration. The dashed line is the 0.5-SD equivalence bound. Manipulated dimensions (orange) lie far to the right; matched dimensions (green) cluster near zero. In the neighbourhood contrasts OLD20 is free to co-vary (purple), reflecting its known correlation with Coltheart’s N.</w:t>
+              <w:t xml:space="preserve">Figure 1:</w:t>
+            </w:r>
+            <w:r>
+              <w:t xml:space="preserve"> </w:t>
+            </w:r>
+            <w:r>
+              <w:rPr>
+                <w:i/>
+                <w:iCs/>
+              </w:rPr>
+              <w:t xml:space="preserve">Absolute Standardised Mean Differences by Dimension and Demonstration.</w:t>
+            </w:r>
+            <w:r>
+              <w:t xml:space="preserve"> </w:t>
+            </w:r>
+            <w:r>
+              <w:rPr>
+                <w:i/>
+                <w:iCs/>
+              </w:rPr>
+              <w:t xml:space="preserve">Note.</w:t>
+            </w:r>
+            <w:r>
+              <w:t xml:space="preserve"> </w:t>
+            </w:r>
+            <w:r>
+              <w:t xml:space="preserve">Absolute standardised mean difference (Cohen’s</w:t>
+            </w:r>
+            <w:r>
+              <w:t xml:space="preserve"> </w:t>
+            </w:r>
+            <w:r>
+              <w:rPr>
+                <w:i/>
+                <w:iCs/>
+              </w:rPr>
+              <w:t xml:space="preserve">d</w:t>
+            </w:r>
+            <w:r>
+              <w:t xml:space="preserve">) of each dimension against the anchor condition. The dashed line is the 0.5-</w:t>
+            </w:r>
+            <w:r>
+              <w:rPr>
+                <w:i/>
+                <w:iCs/>
+              </w:rPr>
+              <w:t xml:space="preserve">SD</w:t>
+            </w:r>
+            <w:r>
+              <w:t xml:space="preserve"> </w:t>
+            </w:r>
+            <w:r>
+              <w:t xml:space="preserve">reference bound (the smallest effect of interest for the equivalence test). Manipulated dimensions (orange) lie far to the right; matched dimensions (green) cluster near zero. In the neighbourhood contrasts OLD20 is free to co-vary (purple), reflecting its known correlation with Coltheart’s N.</w:t>
             </w:r>
           </w:p>
           <w:bookmarkEnd w:id="21"/>
@@ -2338,15 +2522,30 @@
         <w:pStyle w:val="BodyText"/>
       </w:pPr>
       <w:r>
-        <w:t xml:space="preserve">The per-condition descriptive statistics make the control concrete. In the</w:t>
-      </w:r>
-      <w:r>
-        <w:t xml:space="preserve"> </w:t>
-      </w:r>
-      <w:r>
-        <w:t xml:space="preserve">English frequency contrast (</w:t>
-      </w:r>
-      <w:hyperlink w:anchor="tbl-desc-freq">
+        <w:t xml:space="preserve">The two one-sided tests (TOST) procedure that</w:t>
+      </w:r>
+      <w:r>
+        <w:t xml:space="preserve"> </w:t>
+      </w:r>
+      <w:r>
+        <w:t xml:space="preserve">‘lexsync’</w:t>
+      </w:r>
+      <w:r>
+        <w:t xml:space="preserve"> </w:t>
+      </w:r>
+      <w:r>
+        <w:t xml:space="preserve">reports gives a more</w:t>
+      </w:r>
+      <w:r>
+        <w:t xml:space="preserve"> </w:t>
+      </w:r>
+      <w:r>
+        <w:t xml:space="preserve">conservative reading of the same control.</w:t>
+      </w:r>
+      <w:r>
+        <w:t xml:space="preserve"> </w:t>
+      </w:r>
+      <w:hyperlink w:anchor="tbl-tost">
         <w:r>
           <w:rPr>
             <w:rStyle w:val="Hyperlink"/>
@@ -2355,48 +2554,51 @@
         </w:r>
       </w:hyperlink>
       <w:r>
-        <w:t xml:space="preserve">) frequency is separated by roughly one</w:t>
-      </w:r>
-      <w:r>
-        <w:t xml:space="preserve"> </w:t>
-      </w:r>
-      <w:r>
-        <w:t xml:space="preserve">and a half Zipf units while length, neighbourhood density and OLD20 are almost</w:t>
-      </w:r>
-      <w:r>
-        <w:t xml:space="preserve"> </w:t>
-      </w:r>
-      <w:r>
-        <w:t xml:space="preserve">identical across conditions. In the English neighbourhood contrast</w:t>
-      </w:r>
-      <w:r>
-        <w:t xml:space="preserve"> </w:t>
-      </w:r>
-      <w:r>
-        <w:t xml:space="preserve">(</w:t>
-      </w:r>
-      <w:hyperlink w:anchor="tbl-desc-nd">
-        <w:r>
-          <w:rPr>
-            <w:rStyle w:val="Hyperlink"/>
-          </w:rPr>
-          <w:t xml:space="preserve">Table 3</w:t>
-        </w:r>
-      </w:hyperlink>
-      <w:r>
-        <w:t xml:space="preserve">) neighbourhood density is separated by an order of magnitude with</w:t>
-      </w:r>
-      <w:r>
-        <w:t xml:space="preserve"> </w:t>
-      </w:r>
-      <w:r>
-        <w:t xml:space="preserve">length and frequency held constant; OLD20, which is mathematically related to N,</w:t>
-      </w:r>
-      <w:r>
-        <w:t xml:space="preserve"> </w:t>
-      </w:r>
-      <w:r>
-        <w:t xml:space="preserve">moves with the manipulation rather than being held constant, as expected.</w:t>
+        <w:t xml:space="preserve"> </w:t>
+      </w:r>
+      <w:r>
+        <w:t xml:space="preserve">lists, for the controlled</w:t>
+      </w:r>
+      <w:r>
+        <w:t xml:space="preserve"> </w:t>
+      </w:r>
+      <w:r>
+        <w:t xml:space="preserve">dimensions of each demonstration, the standardised mean difference, the</w:t>
+      </w:r>
+      <w:r>
+        <w:t xml:space="preserve"> </w:t>
+      </w:r>
+      <w:r>
+        <w:t xml:space="preserve">equivalence-test</w:t>
+      </w:r>
+      <w:r>
+        <w:t xml:space="preserve"> </w:t>
+      </w:r>
+      <w:r>
+        <w:rPr>
+          <w:i/>
+          <w:iCs/>
+        </w:rPr>
+        <w:t xml:space="preserve">p</w:t>
+      </w:r>
+      <w:r>
+        <w:t xml:space="preserve"> </w:t>
+      </w:r>
+      <w:r>
+        <w:t xml:space="preserve">value and the verdict at the 0.5-</w:t>
+      </w:r>
+      <w:r>
+        <w:rPr>
+          <w:i/>
+          <w:iCs/>
+        </w:rPr>
+        <w:t xml:space="preserve">SD</w:t>
+      </w:r>
+      <w:r>
+        <w:t xml:space="preserve"> </w:t>
+      </w:r>
+      <w:r>
+        <w:t xml:space="preserve">bound.</w:t>
       </w:r>
     </w:p>
     <w:tbl>
@@ -2412,7 +2614,7 @@
       <w:tr>
         <w:tc>
           <w:tcPr/>
-          <w:bookmarkStart w:id="22" w:name="tbl-desc-freq"/>
+          <w:bookmarkStart w:id="22" w:name="tbl-tost"/>
           <w:p>
             <w:pPr>
               <w:jc w:val="center"/>
@@ -2423,7 +2625,1030 @@
               <w:pStyle w:val="ImageCaption"/>
             </w:pPr>
             <w:r>
-              <w:t xml:space="preserve">Table 2: Descriptive statistics per condition, English frequency contrast (R engine).</w:t>
+              <w:t xml:space="preserve">Table 2:</w:t>
+            </w:r>
+            <w:r>
+              <w:t xml:space="preserve"> </w:t>
+            </w:r>
+            <w:r>
+              <w:rPr>
+                <w:i/>
+                <w:iCs/>
+              </w:rPr>
+              <w:t xml:space="preserve">Equivalence (TOST) Results for the Controlled Dimensions.</w:t>
+            </w:r>
+            <w:r>
+              <w:t xml:space="preserve"> </w:t>
+            </w:r>
+            <w:r>
+              <w:rPr>
+                <w:i/>
+                <w:iCs/>
+              </w:rPr>
+              <w:t xml:space="preserve">Note.</w:t>
+            </w:r>
+            <w:r>
+              <w:t xml:space="preserve"> </w:t>
+            </w:r>
+            <w:r>
+              <w:t xml:space="preserve">For each demonstration’s controlled (matched) dimensions: the absolute standardised mean difference against the anchor, the equivalence-test</w:t>
+            </w:r>
+            <w:r>
+              <w:t xml:space="preserve"> </w:t>
+            </w:r>
+            <w:r>
+              <w:rPr>
+                <w:i/>
+                <w:iCs/>
+              </w:rPr>
+              <w:t xml:space="preserve">p</w:t>
+            </w:r>
+            <w:r>
+              <w:t xml:space="preserve"> </w:t>
+            </w:r>
+            <w:r>
+              <w:t xml:space="preserve">value at the 0.5-</w:t>
+            </w:r>
+            <w:r>
+              <w:rPr>
+                <w:i/>
+                <w:iCs/>
+              </w:rPr>
+              <w:t xml:space="preserve">SD</w:t>
+            </w:r>
+            <w:r>
+              <w:t xml:space="preserve"> </w:t>
+            </w:r>
+            <w:r>
+              <w:t xml:space="preserve">bound and the verdict at the .05 level. R engine.</w:t>
+            </w:r>
+          </w:p>
+          <w:tbl>
+            <w:tblPr>
+              <w:tblStyle w:val="Table"/>
+              <w:tblW w:type="pct" w:w="5000"/>
+              <w:tblLayout w:type="fixed"/>
+              <w:tblLook w:firstRow="1" w:lastRow="0" w:firstColumn="0" w:lastColumn="0" w:noHBand="0" w:noVBand="0" w:val="0020"/>
+            </w:tblPr>
+            <w:tblGrid>
+              <w:gridCol w:w="3128"/>
+              <w:gridCol w:w="1662"/>
+              <w:gridCol w:w="1368"/>
+              <w:gridCol w:w="684"/>
+              <w:gridCol w:w="1075"/>
+            </w:tblGrid>
+            <w:tr>
+              <w:trPr>
+                <w:tblHeader w:val="on"/>
+              </w:trPr>
+              <w:tc>
+                <w:tcPr/>
+                <w:p>
+                  <w:pPr>
+                    <w:pStyle w:val="Compact"/>
+                    <w:jc w:val="left"/>
+                    <w:jc w:val="center"/>
+                  </w:pPr>
+                  <w:r>
+                    <w:t xml:space="preserve">Demonstration</w:t>
+                  </w:r>
+                </w:p>
+              </w:tc>
+              <w:tc>
+                <w:tcPr/>
+                <w:p>
+                  <w:pPr>
+                    <w:pStyle w:val="Compact"/>
+                    <w:jc w:val="left"/>
+                    <w:jc w:val="center"/>
+                  </w:pPr>
+                  <w:r>
+                    <w:t xml:space="preserve">Dimension</w:t>
+                  </w:r>
+                </w:p>
+              </w:tc>
+              <w:tc>
+                <w:tcPr/>
+                <w:p>
+                  <w:pPr>
+                    <w:pStyle w:val="Compact"/>
+                    <w:jc w:val="right"/>
+                    <w:jc w:val="center"/>
+                  </w:pPr>
+                  <w:r>
+                    <w:t xml:space="preserve">|d|</w:t>
+                  </w:r>
+                </w:p>
+              </w:tc>
+              <w:tc>
+                <w:tcPr/>
+                <w:p>
+                  <w:pPr>
+                    <w:pStyle w:val="Compact"/>
+                    <w:jc w:val="right"/>
+                    <w:jc w:val="center"/>
+                  </w:pPr>
+                  <w:r>
+                    <w:t xml:space="preserve">TOST p</w:t>
+                  </w:r>
+                </w:p>
+              </w:tc>
+              <w:tc>
+                <w:tcPr/>
+                <w:p>
+                  <w:pPr>
+                    <w:pStyle w:val="Compact"/>
+                    <w:jc w:val="left"/>
+                    <w:jc w:val="center"/>
+                  </w:pPr>
+                  <w:r>
+                    <w:t xml:space="preserve">Equivalent</w:t>
+                  </w:r>
+                </w:p>
+              </w:tc>
+            </w:tr>
+            <w:tr>
+              <w:tc>
+                <w:tcPr/>
+                <w:p>
+                  <w:pPr>
+                    <w:pStyle w:val="Compact"/>
+                    <w:jc w:val="left"/>
+                    <w:jc w:val="center"/>
+                  </w:pPr>
+                  <w:r>
+                    <w:t xml:space="preserve">English: frequency contrast</w:t>
+                  </w:r>
+                </w:p>
+              </w:tc>
+              <w:tc>
+                <w:tcPr/>
+                <w:p>
+                  <w:pPr>
+                    <w:pStyle w:val="Compact"/>
+                    <w:jc w:val="left"/>
+                    <w:jc w:val="center"/>
+                  </w:pPr>
+                  <w:r>
+                    <w:t xml:space="preserve">Length (letters)</w:t>
+                  </w:r>
+                </w:p>
+              </w:tc>
+              <w:tc>
+                <w:tcPr/>
+                <w:p>
+                  <w:pPr>
+                    <w:pStyle w:val="Compact"/>
+                    <w:jc w:val="right"/>
+                    <w:jc w:val="center"/>
+                  </w:pPr>
+                  <w:r>
+                    <w:t xml:space="preserve">0.000</w:t>
+                  </w:r>
+                </w:p>
+              </w:tc>
+              <w:tc>
+                <w:tcPr/>
+                <w:p>
+                  <w:pPr>
+                    <w:pStyle w:val="Compact"/>
+                    <w:jc w:val="right"/>
+                    <w:jc w:val="center"/>
+                  </w:pPr>
+                  <w:r>
+                    <w:t xml:space="preserve">0.029</w:t>
+                  </w:r>
+                </w:p>
+              </w:tc>
+              <w:tc>
+                <w:tcPr/>
+                <w:p>
+                  <w:pPr>
+                    <w:pStyle w:val="Compact"/>
+                    <w:jc w:val="left"/>
+                    <w:jc w:val="center"/>
+                  </w:pPr>
+                  <w:r>
+                    <w:t xml:space="preserve">TRUE</w:t>
+                  </w:r>
+                </w:p>
+              </w:tc>
+            </w:tr>
+            <w:tr>
+              <w:tc>
+                <w:tcPr/>
+                <w:p>
+                  <w:pPr>
+                    <w:pStyle w:val="Compact"/>
+                    <w:jc w:val="left"/>
+                    <w:jc w:val="center"/>
+                  </w:pPr>
+                  <w:r>
+                    <w:t xml:space="preserve">English: frequency contrast</w:t>
+                  </w:r>
+                </w:p>
+              </w:tc>
+              <w:tc>
+                <w:tcPr/>
+                <w:p>
+                  <w:pPr>
+                    <w:pStyle w:val="Compact"/>
+                    <w:jc w:val="left"/>
+                    <w:jc w:val="center"/>
+                  </w:pPr>
+                  <w:r>
+                    <w:t xml:space="preserve">Neighbourhood N</w:t>
+                  </w:r>
+                </w:p>
+              </w:tc>
+              <w:tc>
+                <w:tcPr/>
+                <w:p>
+                  <w:pPr>
+                    <w:pStyle w:val="Compact"/>
+                    <w:jc w:val="right"/>
+                    <w:jc w:val="center"/>
+                  </w:pPr>
+                  <w:r>
+                    <w:t xml:space="preserve">0.058</w:t>
+                  </w:r>
+                </w:p>
+              </w:tc>
+              <w:tc>
+                <w:tcPr/>
+                <w:p>
+                  <w:pPr>
+                    <w:pStyle w:val="Compact"/>
+                    <w:jc w:val="right"/>
+                    <w:jc w:val="center"/>
+                  </w:pPr>
+                  <w:r>
+                    <w:t xml:space="preserve">0.046</w:t>
+                  </w:r>
+                </w:p>
+              </w:tc>
+              <w:tc>
+                <w:tcPr/>
+                <w:p>
+                  <w:pPr>
+                    <w:pStyle w:val="Compact"/>
+                    <w:jc w:val="left"/>
+                    <w:jc w:val="center"/>
+                  </w:pPr>
+                  <w:r>
+                    <w:t xml:space="preserve">TRUE</w:t>
+                  </w:r>
+                </w:p>
+              </w:tc>
+            </w:tr>
+            <w:tr>
+              <w:tc>
+                <w:tcPr/>
+                <w:p>
+                  <w:pPr>
+                    <w:pStyle w:val="Compact"/>
+                    <w:jc w:val="left"/>
+                    <w:jc w:val="center"/>
+                  </w:pPr>
+                  <w:r>
+                    <w:t xml:space="preserve">English: frequency contrast</w:t>
+                  </w:r>
+                </w:p>
+              </w:tc>
+              <w:tc>
+                <w:tcPr/>
+                <w:p>
+                  <w:pPr>
+                    <w:pStyle w:val="Compact"/>
+                    <w:jc w:val="left"/>
+                    <w:jc w:val="center"/>
+                  </w:pPr>
+                  <w:r>
+                    <w:t xml:space="preserve">OLD20</w:t>
+                  </w:r>
+                </w:p>
+              </w:tc>
+              <w:tc>
+                <w:tcPr/>
+                <w:p>
+                  <w:pPr>
+                    <w:pStyle w:val="Compact"/>
+                    <w:jc w:val="right"/>
+                    <w:jc w:val="center"/>
+                  </w:pPr>
+                  <w:r>
+                    <w:t xml:space="preserve">0.007</w:t>
+                  </w:r>
+                </w:p>
+              </w:tc>
+              <w:tc>
+                <w:tcPr/>
+                <w:p>
+                  <w:pPr>
+                    <w:pStyle w:val="Compact"/>
+                    <w:jc w:val="right"/>
+                    <w:jc w:val="center"/>
+                  </w:pPr>
+                  <w:r>
+                    <w:t xml:space="preserve">0.030</w:t>
+                  </w:r>
+                </w:p>
+              </w:tc>
+              <w:tc>
+                <w:tcPr/>
+                <w:p>
+                  <w:pPr>
+                    <w:pStyle w:val="Compact"/>
+                    <w:jc w:val="left"/>
+                    <w:jc w:val="center"/>
+                  </w:pPr>
+                  <w:r>
+                    <w:t xml:space="preserve">TRUE</w:t>
+                  </w:r>
+                </w:p>
+              </w:tc>
+            </w:tr>
+            <w:tr>
+              <w:tc>
+                <w:tcPr/>
+                <w:p>
+                  <w:pPr>
+                    <w:pStyle w:val="Compact"/>
+                    <w:jc w:val="left"/>
+                    <w:jc w:val="center"/>
+                  </w:pPr>
+                  <w:r>
+                    <w:t xml:space="preserve">English: neighbourhood contrast</w:t>
+                  </w:r>
+                </w:p>
+              </w:tc>
+              <w:tc>
+                <w:tcPr/>
+                <w:p>
+                  <w:pPr>
+                    <w:pStyle w:val="Compact"/>
+                    <w:jc w:val="left"/>
+                    <w:jc w:val="center"/>
+                  </w:pPr>
+                  <w:r>
+                    <w:t xml:space="preserve">Length (letters)</w:t>
+                  </w:r>
+                </w:p>
+              </w:tc>
+              <w:tc>
+                <w:tcPr/>
+                <w:p>
+                  <w:pPr>
+                    <w:pStyle w:val="Compact"/>
+                    <w:jc w:val="right"/>
+                    <w:jc w:val="center"/>
+                  </w:pPr>
+                  <w:r>
+                    <w:t xml:space="preserve">0.051</w:t>
+                  </w:r>
+                </w:p>
+              </w:tc>
+              <w:tc>
+                <w:tcPr/>
+                <w:p>
+                  <w:pPr>
+                    <w:pStyle w:val="Compact"/>
+                    <w:jc w:val="right"/>
+                    <w:jc w:val="center"/>
+                  </w:pPr>
+                  <w:r>
+                    <w:t xml:space="preserve">0.063</w:t>
+                  </w:r>
+                </w:p>
+              </w:tc>
+              <w:tc>
+                <w:tcPr/>
+                <w:p>
+                  <w:pPr>
+                    <w:pStyle w:val="Compact"/>
+                    <w:jc w:val="left"/>
+                    <w:jc w:val="center"/>
+                  </w:pPr>
+                  <w:r>
+                    <w:t xml:space="preserve">FALSE</w:t>
+                  </w:r>
+                </w:p>
+              </w:tc>
+            </w:tr>
+            <w:tr>
+              <w:tc>
+                <w:tcPr/>
+                <w:p>
+                  <w:pPr>
+                    <w:pStyle w:val="Compact"/>
+                    <w:jc w:val="left"/>
+                    <w:jc w:val="center"/>
+                  </w:pPr>
+                  <w:r>
+                    <w:t xml:space="preserve">English: neighbourhood contrast</w:t>
+                  </w:r>
+                </w:p>
+              </w:tc>
+              <w:tc>
+                <w:tcPr/>
+                <w:p>
+                  <w:pPr>
+                    <w:pStyle w:val="Compact"/>
+                    <w:jc w:val="left"/>
+                    <w:jc w:val="center"/>
+                  </w:pPr>
+                  <w:r>
+                    <w:t xml:space="preserve">Frequency (Zipf)</w:t>
+                  </w:r>
+                </w:p>
+              </w:tc>
+              <w:tc>
+                <w:tcPr/>
+                <w:p>
+                  <w:pPr>
+                    <w:pStyle w:val="Compact"/>
+                    <w:jc w:val="right"/>
+                    <w:jc w:val="center"/>
+                  </w:pPr>
+                  <w:r>
+                    <w:t xml:space="preserve">0.226</w:t>
+                  </w:r>
+                </w:p>
+              </w:tc>
+              <w:tc>
+                <w:tcPr/>
+                <w:p>
+                  <w:pPr>
+                    <w:pStyle w:val="Compact"/>
+                    <w:jc w:val="right"/>
+                    <w:jc w:val="center"/>
+                  </w:pPr>
+                  <w:r>
+                    <w:t xml:space="preserve">0.174</w:t>
+                  </w:r>
+                </w:p>
+              </w:tc>
+              <w:tc>
+                <w:tcPr/>
+                <w:p>
+                  <w:pPr>
+                    <w:pStyle w:val="Compact"/>
+                    <w:jc w:val="left"/>
+                    <w:jc w:val="center"/>
+                  </w:pPr>
+                  <w:r>
+                    <w:t xml:space="preserve">FALSE</w:t>
+                  </w:r>
+                </w:p>
+              </w:tc>
+            </w:tr>
+            <w:tr>
+              <w:tc>
+                <w:tcPr/>
+                <w:p>
+                  <w:pPr>
+                    <w:pStyle w:val="Compact"/>
+                    <w:jc w:val="left"/>
+                    <w:jc w:val="center"/>
+                  </w:pPr>
+                  <w:r>
+                    <w:t xml:space="preserve">Spanish: frequency contrast</w:t>
+                  </w:r>
+                </w:p>
+              </w:tc>
+              <w:tc>
+                <w:tcPr/>
+                <w:p>
+                  <w:pPr>
+                    <w:pStyle w:val="Compact"/>
+                    <w:jc w:val="left"/>
+                    <w:jc w:val="center"/>
+                  </w:pPr>
+                  <w:r>
+                    <w:t xml:space="preserve">Length (letters)</w:t>
+                  </w:r>
+                </w:p>
+              </w:tc>
+              <w:tc>
+                <w:tcPr/>
+                <w:p>
+                  <w:pPr>
+                    <w:pStyle w:val="Compact"/>
+                    <w:jc w:val="right"/>
+                    <w:jc w:val="center"/>
+                  </w:pPr>
+                  <w:r>
+                    <w:t xml:space="preserve">0.000</w:t>
+                  </w:r>
+                </w:p>
+              </w:tc>
+              <w:tc>
+                <w:tcPr/>
+                <w:p>
+                  <w:pPr>
+                    <w:pStyle w:val="Compact"/>
+                    <w:jc w:val="right"/>
+                    <w:jc w:val="center"/>
+                  </w:pPr>
+                  <w:r>
+                    <w:t xml:space="preserve">0.029</w:t>
+                  </w:r>
+                </w:p>
+              </w:tc>
+              <w:tc>
+                <w:tcPr/>
+                <w:p>
+                  <w:pPr>
+                    <w:pStyle w:val="Compact"/>
+                    <w:jc w:val="left"/>
+                    <w:jc w:val="center"/>
+                  </w:pPr>
+                  <w:r>
+                    <w:t xml:space="preserve">TRUE</w:t>
+                  </w:r>
+                </w:p>
+              </w:tc>
+            </w:tr>
+            <w:tr>
+              <w:tc>
+                <w:tcPr/>
+                <w:p>
+                  <w:pPr>
+                    <w:pStyle w:val="Compact"/>
+                    <w:jc w:val="left"/>
+                    <w:jc w:val="center"/>
+                  </w:pPr>
+                  <w:r>
+                    <w:t xml:space="preserve">Spanish: frequency contrast</w:t>
+                  </w:r>
+                </w:p>
+              </w:tc>
+              <w:tc>
+                <w:tcPr/>
+                <w:p>
+                  <w:pPr>
+                    <w:pStyle w:val="Compact"/>
+                    <w:jc w:val="left"/>
+                    <w:jc w:val="center"/>
+                  </w:pPr>
+                  <w:r>
+                    <w:t xml:space="preserve">Neighbourhood N</w:t>
+                  </w:r>
+                </w:p>
+              </w:tc>
+              <w:tc>
+                <w:tcPr/>
+                <w:p>
+                  <w:pPr>
+                    <w:pStyle w:val="Compact"/>
+                    <w:jc w:val="right"/>
+                    <w:jc w:val="center"/>
+                  </w:pPr>
+                  <w:r>
+                    <w:t xml:space="preserve">0.085</w:t>
+                  </w:r>
+                </w:p>
+              </w:tc>
+              <w:tc>
+                <w:tcPr/>
+                <w:p>
+                  <w:pPr>
+                    <w:pStyle w:val="Compact"/>
+                    <w:jc w:val="right"/>
+                    <w:jc w:val="center"/>
+                  </w:pPr>
+                  <w:r>
+                    <w:t xml:space="preserve">0.057</w:t>
+                  </w:r>
+                </w:p>
+              </w:tc>
+              <w:tc>
+                <w:tcPr/>
+                <w:p>
+                  <w:pPr>
+                    <w:pStyle w:val="Compact"/>
+                    <w:jc w:val="left"/>
+                    <w:jc w:val="center"/>
+                  </w:pPr>
+                  <w:r>
+                    <w:t xml:space="preserve">FALSE</w:t>
+                  </w:r>
+                </w:p>
+              </w:tc>
+            </w:tr>
+            <w:tr>
+              <w:tc>
+                <w:tcPr/>
+                <w:p>
+                  <w:pPr>
+                    <w:pStyle w:val="Compact"/>
+                    <w:jc w:val="left"/>
+                    <w:jc w:val="center"/>
+                  </w:pPr>
+                  <w:r>
+                    <w:t xml:space="preserve">Spanish: frequency contrast</w:t>
+                  </w:r>
+                </w:p>
+              </w:tc>
+              <w:tc>
+                <w:tcPr/>
+                <w:p>
+                  <w:pPr>
+                    <w:pStyle w:val="Compact"/>
+                    <w:jc w:val="left"/>
+                    <w:jc w:val="center"/>
+                  </w:pPr>
+                  <w:r>
+                    <w:t xml:space="preserve">OLD20</w:t>
+                  </w:r>
+                </w:p>
+              </w:tc>
+              <w:tc>
+                <w:tcPr/>
+                <w:p>
+                  <w:pPr>
+                    <w:pStyle w:val="Compact"/>
+                    <w:jc w:val="right"/>
+                    <w:jc w:val="center"/>
+                  </w:pPr>
+                  <w:r>
+                    <w:t xml:space="preserve">0.005</w:t>
+                  </w:r>
+                </w:p>
+              </w:tc>
+              <w:tc>
+                <w:tcPr/>
+                <w:p>
+                  <w:pPr>
+                    <w:pStyle w:val="Compact"/>
+                    <w:jc w:val="right"/>
+                    <w:jc w:val="center"/>
+                  </w:pPr>
+                  <w:r>
+                    <w:t xml:space="preserve">0.030</w:t>
+                  </w:r>
+                </w:p>
+              </w:tc>
+              <w:tc>
+                <w:tcPr/>
+                <w:p>
+                  <w:pPr>
+                    <w:pStyle w:val="Compact"/>
+                    <w:jc w:val="left"/>
+                    <w:jc w:val="center"/>
+                  </w:pPr>
+                  <w:r>
+                    <w:t xml:space="preserve">TRUE</w:t>
+                  </w:r>
+                </w:p>
+              </w:tc>
+            </w:tr>
+            <w:tr>
+              <w:tc>
+                <w:tcPr/>
+                <w:p>
+                  <w:pPr>
+                    <w:pStyle w:val="Compact"/>
+                    <w:jc w:val="left"/>
+                    <w:jc w:val="center"/>
+                  </w:pPr>
+                  <w:r>
+                    <w:t xml:space="preserve">Spanish: neighbourhood contrast</w:t>
+                  </w:r>
+                </w:p>
+              </w:tc>
+              <w:tc>
+                <w:tcPr/>
+                <w:p>
+                  <w:pPr>
+                    <w:pStyle w:val="Compact"/>
+                    <w:jc w:val="left"/>
+                    <w:jc w:val="center"/>
+                  </w:pPr>
+                  <w:r>
+                    <w:t xml:space="preserve">Length (letters)</w:t>
+                  </w:r>
+                </w:p>
+              </w:tc>
+              <w:tc>
+                <w:tcPr/>
+                <w:p>
+                  <w:pPr>
+                    <w:pStyle w:val="Compact"/>
+                    <w:jc w:val="right"/>
+                    <w:jc w:val="center"/>
+                  </w:pPr>
+                  <w:r>
+                    <w:t xml:space="preserve">0.063</w:t>
+                  </w:r>
+                </w:p>
+              </w:tc>
+              <w:tc>
+                <w:tcPr/>
+                <w:p>
+                  <w:pPr>
+                    <w:pStyle w:val="Compact"/>
+                    <w:jc w:val="right"/>
+                    <w:jc w:val="center"/>
+                  </w:pPr>
+                  <w:r>
+                    <w:t xml:space="preserve">0.069</w:t>
+                  </w:r>
+                </w:p>
+              </w:tc>
+              <w:tc>
+                <w:tcPr/>
+                <w:p>
+                  <w:pPr>
+                    <w:pStyle w:val="Compact"/>
+                    <w:jc w:val="left"/>
+                    <w:jc w:val="center"/>
+                  </w:pPr>
+                  <w:r>
+                    <w:t xml:space="preserve">FALSE</w:t>
+                  </w:r>
+                </w:p>
+              </w:tc>
+            </w:tr>
+            <w:tr>
+              <w:tc>
+                <w:tcPr/>
+                <w:p>
+                  <w:pPr>
+                    <w:pStyle w:val="Compact"/>
+                    <w:jc w:val="left"/>
+                    <w:jc w:val="center"/>
+                  </w:pPr>
+                  <w:r>
+                    <w:t xml:space="preserve">Spanish: neighbourhood contrast</w:t>
+                  </w:r>
+                </w:p>
+              </w:tc>
+              <w:tc>
+                <w:tcPr/>
+                <w:p>
+                  <w:pPr>
+                    <w:pStyle w:val="Compact"/>
+                    <w:jc w:val="left"/>
+                    <w:jc w:val="center"/>
+                  </w:pPr>
+                  <w:r>
+                    <w:t xml:space="preserve">Frequency (Zipf)</w:t>
+                  </w:r>
+                </w:p>
+              </w:tc>
+              <w:tc>
+                <w:tcPr/>
+                <w:p>
+                  <w:pPr>
+                    <w:pStyle w:val="Compact"/>
+                    <w:jc w:val="right"/>
+                    <w:jc w:val="center"/>
+                  </w:pPr>
+                  <w:r>
+                    <w:t xml:space="preserve">0.125</w:t>
+                  </w:r>
+                </w:p>
+              </w:tc>
+              <w:tc>
+                <w:tcPr/>
+                <w:p>
+                  <w:pPr>
+                    <w:pStyle w:val="Compact"/>
+                    <w:jc w:val="right"/>
+                    <w:jc w:val="center"/>
+                  </w:pPr>
+                  <w:r>
+                    <w:t xml:space="preserve">0.100</w:t>
+                  </w:r>
+                </w:p>
+              </w:tc>
+              <w:tc>
+                <w:tcPr/>
+                <w:p>
+                  <w:pPr>
+                    <w:pStyle w:val="Compact"/>
+                    <w:jc w:val="left"/>
+                    <w:jc w:val="center"/>
+                  </w:pPr>
+                  <w:r>
+                    <w:t xml:space="preserve">FALSE</w:t>
+                  </w:r>
+                </w:p>
+              </w:tc>
+            </w:tr>
+          </w:tbl>
+          <w:bookmarkEnd w:id="22"/>
+          <w:p/>
+        </w:tc>
+      </w:tr>
+    </w:tbl>
+    <w:p>
+      <w:pPr>
+        <w:pStyle w:val="BodyText"/>
+      </w:pPr>
+      <w:r>
+        <w:t xml:space="preserve">Several controlled dimensions are not declared equivalent at the 0.5-</w:t>
+      </w:r>
+      <w:r>
+        <w:rPr>
+          <w:i/>
+          <w:iCs/>
+        </w:rPr>
+        <w:t xml:space="preserve">SD</w:t>
+      </w:r>
+      <w:r>
+        <w:t xml:space="preserve"> </w:t>
+      </w:r>
+      <w:r>
+        <w:t xml:space="preserve">bound.</w:t>
+      </w:r>
+      <w:r>
+        <w:t xml:space="preserve"> </w:t>
+      </w:r>
+      <w:r>
+        <w:t xml:space="preserve">This reflects the low power of an equivalence test at the demonstration sample</w:t>
+      </w:r>
+      <w:r>
+        <w:t xml:space="preserve"> </w:t>
+      </w:r>
+      <w:r>
+        <w:t xml:space="preserve">sizes (</w:t>
+      </w:r>
+      <w:r>
+        <w:rPr>
+          <w:i/>
+          <w:iCs/>
+        </w:rPr>
+        <w:t xml:space="preserve">n</w:t>
+      </w:r>
+      <w:r>
+        <w:t xml:space="preserve"> </w:t>
+      </w:r>
+      <w:r>
+        <w:t xml:space="preserve">= 24–30 per condition) rather than a matching failure: the</w:t>
+      </w:r>
+      <w:r>
+        <w:t xml:space="preserve"> </w:t>
+      </w:r>
+      <w:r>
+        <w:t xml:space="preserve">standardised mean differences are an order of magnitude below the manipulation,</w:t>
+      </w:r>
+      <w:r>
+        <w:t xml:space="preserve"> </w:t>
+      </w:r>
+      <w:r>
+        <w:t xml:space="preserve">and at the same effect sizes equivalence is declared once</w:t>
+      </w:r>
+      <w:r>
+        <w:t xml:space="preserve"> </w:t>
+      </w:r>
+      <w:r>
+        <w:rPr>
+          <w:i/>
+          <w:iCs/>
+        </w:rPr>
+        <w:t xml:space="preserve">n</w:t>
+      </w:r>
+      <w:r>
+        <w:t xml:space="preserve"> </w:t>
+      </w:r>
+      <w:r>
+        <w:t xml:space="preserve">is larger</w:t>
+      </w:r>
+      <w:r>
+        <w:t xml:space="preserve"> </w:t>
+      </w:r>
+      <w:r>
+        <w:t xml:space="preserve">(Lakens, 2017)</w:t>
+      </w:r>
+      <w:r>
+        <w:t xml:space="preserve">. We therefore report the standardised mean difference</w:t>
+      </w:r>
+      <w:r>
+        <w:t xml:space="preserve"> </w:t>
+      </w:r>
+      <w:r>
+        <w:t xml:space="preserve">and the TOST together and read the latter as a conservative check.</w:t>
+      </w:r>
+    </w:p>
+    <w:p>
+      <w:pPr>
+        <w:pStyle w:val="BodyText"/>
+      </w:pPr>
+      <w:r>
+        <w:t xml:space="preserve">The per-condition descriptive statistics make the control concrete. In the</w:t>
+      </w:r>
+      <w:r>
+        <w:t xml:space="preserve"> </w:t>
+      </w:r>
+      <w:r>
+        <w:t xml:space="preserve">English frequency contrast (</w:t>
+      </w:r>
+      <w:hyperlink w:anchor="tbl-desc-freq">
+        <w:r>
+          <w:rPr>
+            <w:rStyle w:val="Hyperlink"/>
+          </w:rPr>
+          <w:t xml:space="preserve">Table 3</w:t>
+        </w:r>
+      </w:hyperlink>
+      <w:r>
+        <w:t xml:space="preserve">) frequency is separated by roughly one</w:t>
+      </w:r>
+      <w:r>
+        <w:t xml:space="preserve"> </w:t>
+      </w:r>
+      <w:r>
+        <w:t xml:space="preserve">and a half Zipf units while length, neighbourhood density and OLD20 are almost</w:t>
+      </w:r>
+      <w:r>
+        <w:t xml:space="preserve"> </w:t>
+      </w:r>
+      <w:r>
+        <w:t xml:space="preserve">identical across conditions. In the English neighbourhood contrast</w:t>
+      </w:r>
+      <w:r>
+        <w:t xml:space="preserve"> </w:t>
+      </w:r>
+      <w:r>
+        <w:t xml:space="preserve">(</w:t>
+      </w:r>
+      <w:hyperlink w:anchor="tbl-desc-nd">
+        <w:r>
+          <w:rPr>
+            <w:rStyle w:val="Hyperlink"/>
+          </w:rPr>
+          <w:t xml:space="preserve">Table 4</w:t>
+        </w:r>
+      </w:hyperlink>
+      <w:r>
+        <w:t xml:space="preserve">) neighbourhood density is separated by an order of magnitude with</w:t>
+      </w:r>
+      <w:r>
+        <w:t xml:space="preserve"> </w:t>
+      </w:r>
+      <w:r>
+        <w:t xml:space="preserve">length and frequency held constant; OLD20, which is mathematically related to N,</w:t>
+      </w:r>
+      <w:r>
+        <w:t xml:space="preserve"> </w:t>
+      </w:r>
+      <w:r>
+        <w:t xml:space="preserve">moves with the manipulation rather than being held constant, as expected.</w:t>
+      </w:r>
+    </w:p>
+    <w:tbl>
+      <w:tblPr>
+        <w:tblStyle w:val="Table"/>
+        <w:tblW w:type="pct" w:w="5000"/>
+        <w:tblLayout w:type="fixed"/>
+        <w:tblLook w:firstRow="0" w:lastRow="0" w:firstColumn="0" w:lastColumn="0" w:noHBand="0" w:noVBand="0" w:val="0000"/>
+      </w:tblPr>
+      <w:tblGrid>
+        <w:gridCol w:w="7920"/>
+      </w:tblGrid>
+      <w:tr>
+        <w:tc>
+          <w:tcPr/>
+          <w:bookmarkStart w:id="23" w:name="tbl-desc-freq"/>
+          <w:p>
+            <w:pPr>
+              <w:jc w:val="center"/>
+            </w:pPr>
+            <w:pPr>
+              <w:jc w:val="left"/>
+              <w:spacing w:before="200"/>
+              <w:pStyle w:val="ImageCaption"/>
+            </w:pPr>
+            <w:r>
+              <w:t xml:space="preserve">Table 3:</w:t>
+            </w:r>
+            <w:r>
+              <w:t xml:space="preserve"> </w:t>
+            </w:r>
+            <w:r>
+              <w:rPr>
+                <w:i/>
+                <w:iCs/>
+              </w:rPr>
+              <w:t xml:space="preserve">Descriptive Statistics per Condition: English Frequency Contrast.</w:t>
+            </w:r>
+            <w:r>
+              <w:t xml:space="preserve"> </w:t>
+            </w:r>
+            <w:r>
+              <w:rPr>
+                <w:i/>
+                <w:iCs/>
+              </w:rPr>
+              <w:t xml:space="preserve">Note.</w:t>
+            </w:r>
+            <w:r>
+              <w:t xml:space="preserve"> </w:t>
+            </w:r>
+            <w:r>
+              <w:t xml:space="preserve">R engine.</w:t>
             </w:r>
           </w:p>
           <w:tbl>
@@ -3401,7 +4626,7 @@
               </w:tc>
             </w:tr>
           </w:tbl>
-          <w:bookmarkEnd w:id="22"/>
+          <w:bookmarkEnd w:id="23"/>
           <w:p/>
         </w:tc>
       </w:tr>
@@ -3427,7 +4652,7 @@
       <w:tr>
         <w:tc>
           <w:tcPr/>
-          <w:bookmarkStart w:id="23" w:name="tbl-desc-nd"/>
+          <w:bookmarkStart w:id="24" w:name="tbl-desc-nd"/>
           <w:p>
             <w:pPr>
               <w:jc w:val="center"/>
@@ -3438,7 +4663,33 @@
               <w:pStyle w:val="ImageCaption"/>
             </w:pPr>
             <w:r>
-              <w:t xml:space="preserve">Table 3: Descriptive statistics per condition, English neighbourhood-density contrast (R engine).</w:t>
+              <w:t xml:space="preserve">Table 4:</w:t>
+            </w:r>
+            <w:r>
+              <w:t xml:space="preserve"> </w:t>
+            </w:r>
+            <w:r>
+              <w:rPr>
+                <w:i/>
+                <w:iCs/>
+              </w:rPr>
+              <w:t xml:space="preserve">Descriptive Statistics per Condition: English Neighbourhood-Density Contrast.</w:t>
+            </w:r>
+            <w:r>
+              <w:t xml:space="preserve"> </w:t>
+            </w:r>
+            <w:r>
+              <w:rPr>
+                <w:i/>
+                <w:iCs/>
+              </w:rPr>
+              <w:t xml:space="preserve">Note.</w:t>
+            </w:r>
+            <w:r>
+              <w:t xml:space="preserve"> </w:t>
+            </w:r>
+            <w:r>
+              <w:t xml:space="preserve">R engine.</w:t>
             </w:r>
           </w:p>
           <w:tbl>
@@ -4416,7 +5667,7 @@
               </w:tc>
             </w:tr>
           </w:tbl>
-          <w:bookmarkEnd w:id="23"/>
+          <w:bookmarkEnd w:id="24"/>
           <w:p/>
         </w:tc>
       </w:tr>
@@ -4426,13 +5677,25 @@
         <w:pStyle w:val="BodyText"/>
       </w:pPr>
       <w:r>
-        <w:t xml:space="preserve">Finally, because the matcher is deterministic the two engines return the same</w:t>
-      </w:r>
-      <w:r>
-        <w:t xml:space="preserve"> </w:t>
-      </w:r>
-      <w:r>
-        <w:t xml:space="preserve">stimuli rather than merely similar ones. Across the four demonstrations</w:t>
+        <w:t xml:space="preserve">Finally, because the matcher is deterministic the two engines select the same</w:t>
+      </w:r>
+      <w:r>
+        <w:t xml:space="preserve"> </w:t>
+      </w:r>
+      <w:r>
+        <w:t xml:space="preserve">matched (word, condition) pairs rather than merely similar ones (the seeded trial</w:t>
+      </w:r>
+      <w:r>
+        <w:t xml:space="preserve"> </w:t>
+      </w:r>
+      <w:r>
+        <w:t xml:space="preserve">order differs, as the R and Python random-number generators do). Across the four</w:t>
+      </w:r>
+      <w:r>
+        <w:t xml:space="preserve"> </w:t>
+      </w:r>
+      <w:r>
+        <w:t xml:space="preserve">demonstrations</w:t>
       </w:r>
       <w:r>
         <w:t xml:space="preserve"> </w:t>
@@ -4460,7 +5723,7 @@
           <w:rPr>
             <w:rStyle w:val="Hyperlink"/>
           </w:rPr>
-          <w:t xml:space="preserve">Table 4</w:t>
+          <w:t xml:space="preserve">Table 5</w:t>
         </w:r>
       </w:hyperlink>
       <w:r>
@@ -4479,7 +5742,13 @@
         <w:t xml:space="preserve"> </w:t>
       </w:r>
       <w:r>
-        <w:t xml:space="preserve">each dimension, computed independently in the two languages, coincides exactly.</w:t>
+        <w:t xml:space="preserve">each dimension, computed independently in the two languages, coincides to the</w:t>
+      </w:r>
+      <w:r>
+        <w:t xml:space="preserve"> </w:t>
+      </w:r>
+      <w:r>
+        <w:t xml:space="preserve">precision shown.</w:t>
       </w:r>
     </w:p>
     <w:tbl>
@@ -4495,7 +5764,7 @@
       <w:tr>
         <w:tc>
           <w:tcPr/>
-          <w:bookmarkStart w:id="24" w:name="tbl-parity"/>
+          <w:bookmarkStart w:id="25" w:name="tbl-parity"/>
           <w:p>
             <w:pPr>
               <w:jc w:val="center"/>
@@ -4506,7 +5775,46 @@
               <w:pStyle w:val="ImageCaption"/>
             </w:pPr>
             <w:r>
-              <w:t xml:space="preserve">Table 4: Cross-engine parity for the English frequency contrast. Each dimension’s standardised mean difference against the anchor, computed independently by the R engine and the Python engine. The columns are identical to three decimal places.</w:t>
+              <w:t xml:space="preserve">Table 5:</w:t>
+            </w:r>
+            <w:r>
+              <w:t xml:space="preserve"> </w:t>
+            </w:r>
+            <w:r>
+              <w:rPr>
+                <w:i/>
+                <w:iCs/>
+              </w:rPr>
+              <w:t xml:space="preserve">Cross-Engine Parity for the English Frequency Contrast.</w:t>
+            </w:r>
+            <w:r>
+              <w:t xml:space="preserve"> </w:t>
+            </w:r>
+            <w:r>
+              <w:rPr>
+                <w:i/>
+                <w:iCs/>
+              </w:rPr>
+              <w:t xml:space="preserve">Note.</w:t>
+            </w:r>
+            <w:r>
+              <w:t xml:space="preserve"> </w:t>
+            </w:r>
+            <w:r>
+              <w:t xml:space="preserve">Each dimension’s standardised mean difference (Cohen’s</w:t>
+            </w:r>
+            <w:r>
+              <w:t xml:space="preserve"> </w:t>
+            </w:r>
+            <w:r>
+              <w:rPr>
+                <w:i/>
+                <w:iCs/>
+              </w:rPr>
+              <w:t xml:space="preserve">d</w:t>
+            </w:r>
+            <w:r>
+              <w:t xml:space="preserve">) against the anchor, computed independently by the R and Python engines. The columns are identical to three decimal places.</w:t>
             </w:r>
           </w:p>
           <w:tbl>
@@ -4729,13 +6037,13 @@
               </w:tc>
             </w:tr>
           </w:tbl>
-          <w:bookmarkEnd w:id="24"/>
+          <w:bookmarkEnd w:id="25"/>
           <w:p/>
         </w:tc>
       </w:tr>
     </w:tbl>
-    <w:bookmarkEnd w:id="25"/>
-    <w:bookmarkStart w:id="26" w:name="discussion"/>
+    <w:bookmarkEnd w:id="26"/>
+    <w:bookmarkStart w:id="27" w:name="discussion"/>
     <w:p>
       <w:pPr>
         <w:pStyle w:val="Heading1"/>
@@ -4833,13 +6141,31 @@
         <w:t xml:space="preserve"> </w:t>
       </w:r>
       <w:r>
-        <w:t xml:space="preserve">worth emphasising. First, the deterministic matcher gives bit-for-bit agreement</w:t>
-      </w:r>
-      <w:r>
-        <w:t xml:space="preserve"> </w:t>
-      </w:r>
-      <w:r>
-        <w:t xml:space="preserve">between the R and Python engines, which means a laboratory can adopt</w:t>
+        <w:t xml:space="preserve">worth emphasising. First, the deterministic matcher selects identical matched</w:t>
+      </w:r>
+      <w:r>
+        <w:t xml:space="preserve"> </w:t>
+      </w:r>
+      <w:r>
+        <w:t xml:space="preserve">(word, condition) sets in the R and Python engines, with the reported match</w:t>
+      </w:r>
+      <w:r>
+        <w:t xml:space="preserve"> </w:t>
+      </w:r>
+      <w:r>
+        <w:t xml:space="preserve">statistics agreeing to the precision shown; only the seeded trial order, which</w:t>
+      </w:r>
+      <w:r>
+        <w:t xml:space="preserve"> </w:t>
+      </w:r>
+      <w:r>
+        <w:t xml:space="preserve">depends on each language’s random-number generator, differs. A laboratory can</w:t>
+      </w:r>
+      <w:r>
+        <w:t xml:space="preserve"> </w:t>
+      </w:r>
+      <w:r>
+        <w:t xml:space="preserve">therefore adopt</w:t>
       </w:r>
       <w:r>
         <w:t xml:space="preserve"> </w:t>
@@ -4851,13 +6177,13 @@
         <w:t xml:space="preserve"> </w:t>
       </w:r>
       <w:r>
-        <w:t xml:space="preserve">in</w:t>
-      </w:r>
-      <w:r>
-        <w:t xml:space="preserve"> </w:t>
-      </w:r>
-      <w:r>
-        <w:t xml:space="preserve">whichever ecosystem it prefers without fear of divergent stimuli. Second, the</w:t>
+        <w:t xml:space="preserve">in whichever ecosystem it prefers without fear of</w:t>
+      </w:r>
+      <w:r>
+        <w:t xml:space="preserve"> </w:t>
+      </w:r>
+      <w:r>
+        <w:t xml:space="preserve">divergent stimulus selection. Second, the</w:t>
       </w:r>
       <w:r>
         <w:t xml:space="preserve"> </w:t>
@@ -4952,8 +6278,8 @@
         <w:t xml:space="preserve">age of acquisition, each of which slots into the existing module structure.</w:t>
       </w:r>
     </w:p>
-    <w:bookmarkEnd w:id="26"/>
-    <w:bookmarkStart w:id="28" w:name="availability-and-open-practices"/>
+    <w:bookmarkEnd w:id="27"/>
+    <w:bookmarkStart w:id="29" w:name="availability-and-open-practices"/>
     <w:p>
       <w:pPr>
         <w:pStyle w:val="Heading1"/>
@@ -5000,7 +6326,7 @@
         <w:t xml:space="preserve">URL in the package metadata is a placeholder pending public release.</w:t>
       </w:r>
     </w:p>
-    <w:bookmarkStart w:id="27" w:name="extending-lexsync"/>
+    <w:bookmarkStart w:id="28" w:name="extending-lexsync"/>
     <w:p>
       <w:pPr>
         <w:pStyle w:val="Heading2"/>
@@ -5143,9 +6469,14 @@
         <w:t xml:space="preserve">sources.</w:t>
       </w:r>
     </w:p>
-    <w:bookmarkEnd w:id="27"/>
+    <w:p>
+      <w:r>
+        <w:br w:type="page"/>
+      </w:r>
+    </w:p>
     <w:bookmarkEnd w:id="28"/>
-    <w:bookmarkStart w:id="56" w:name="references"/>
+    <w:bookmarkEnd w:id="29"/>
+    <w:bookmarkStart w:id="57" w:name="references"/>
     <w:p>
       <w:pPr>
         <w:pStyle w:val="Heading1"/>
@@ -5154,8 +6485,8 @@
         <w:t xml:space="preserve">References</w:t>
       </w:r>
     </w:p>
-    <w:bookmarkStart w:id="55" w:name="refs"/>
-    <w:bookmarkStart w:id="30" w:name="ref-brysbaert2009subtlexus"/>
+    <w:bookmarkStart w:id="56" w:name="refs"/>
+    <w:bookmarkStart w:id="31" w:name="ref-brysbaert2009subtlexus"/>
     <w:p>
       <w:pPr>
         <w:pStyle w:val="Bibliography"/>
@@ -5234,7 +6565,7 @@
       <w:r>
         <w:t xml:space="preserve"> </w:t>
       </w:r>
-      <w:hyperlink r:id="rId29">
+      <w:hyperlink r:id="rId30">
         <w:r>
           <w:rPr>
             <w:rStyle w:val="Hyperlink"/>
@@ -5243,8 +6574,8 @@
         </w:r>
       </w:hyperlink>
     </w:p>
-    <w:bookmarkEnd w:id="30"/>
-    <w:bookmarkStart w:id="31" w:name="ref-coltheart1977access"/>
+    <w:bookmarkEnd w:id="31"/>
+    <w:bookmarkStart w:id="32" w:name="ref-coltheart1977access"/>
     <w:p>
       <w:pPr>
         <w:pStyle w:val="Bibliography"/>
@@ -5283,8 +6614,8 @@
         <w:t xml:space="preserve">(pp. 535–555). Erlbaum.</w:t>
       </w:r>
     </w:p>
-    <w:bookmarkEnd w:id="31"/>
-    <w:bookmarkStart w:id="32" w:name="ref-cuetos2011subtlexesp"/>
+    <w:bookmarkEnd w:id="32"/>
+    <w:bookmarkStart w:id="33" w:name="ref-cuetos2011subtlexesp"/>
     <w:p>
       <w:pPr>
         <w:pStyle w:val="Bibliography"/>
@@ -5354,8 +6685,8 @@
         <w:t xml:space="preserve">(2), 133–143.</w:t>
       </w:r>
     </w:p>
-    <w:bookmarkEnd w:id="32"/>
-    <w:bookmarkStart w:id="34" w:name="ref-gonzalezalonso2025l3"/>
+    <w:bookmarkEnd w:id="33"/>
+    <w:bookmarkStart w:id="35" w:name="ref-gonzalezalonso2025l3"/>
     <w:p>
       <w:pPr>
         <w:pStyle w:val="Bibliography"/>
@@ -5407,7 +6738,7 @@
       <w:r>
         <w:t xml:space="preserve"> </w:t>
       </w:r>
-      <w:hyperlink r:id="rId33">
+      <w:hyperlink r:id="rId34">
         <w:r>
           <w:rPr>
             <w:rStyle w:val="Hyperlink"/>
@@ -5416,8 +6747,8 @@
         </w:r>
       </w:hyperlink>
     </w:p>
-    <w:bookmarkEnd w:id="34"/>
-    <w:bookmarkStart w:id="36" w:name="ref-vanheuven2014subtlexuk"/>
+    <w:bookmarkEnd w:id="35"/>
+    <w:bookmarkStart w:id="37" w:name="ref-vanheuven2014subtlexuk"/>
     <w:p>
       <w:pPr>
         <w:pStyle w:val="Bibliography"/>
@@ -5478,7 +6809,7 @@
       <w:r>
         <w:t xml:space="preserve"> </w:t>
       </w:r>
-      <w:hyperlink r:id="rId35">
+      <w:hyperlink r:id="rId36">
         <w:r>
           <w:rPr>
             <w:rStyle w:val="Hyperlink"/>
@@ -5487,8 +6818,8 @@
         </w:r>
       </w:hyperlink>
     </w:p>
-    <w:bookmarkEnd w:id="36"/>
-    <w:bookmarkStart w:id="38" w:name="ref-itkonen2024lastu"/>
+    <w:bookmarkEnd w:id="37"/>
+    <w:bookmarkStart w:id="39" w:name="ref-itkonen2024lastu"/>
     <w:p>
       <w:pPr>
         <w:pStyle w:val="Bibliography"/>
@@ -5546,7 +6877,7 @@
       <w:r>
         <w:t xml:space="preserve"> </w:t>
       </w:r>
-      <w:hyperlink r:id="rId37">
+      <w:hyperlink r:id="rId38">
         <w:r>
           <w:rPr>
             <w:rStyle w:val="Hyperlink"/>
@@ -5555,8 +6886,8 @@
         </w:r>
       </w:hyperlink>
     </w:p>
-    <w:bookmarkEnd w:id="38"/>
-    <w:bookmarkStart w:id="40" w:name="ref-lakens2017equivalence"/>
+    <w:bookmarkEnd w:id="39"/>
+    <w:bookmarkStart w:id="41" w:name="ref-lakens2017equivalence"/>
     <w:p>
       <w:pPr>
         <w:pStyle w:val="Bibliography"/>
@@ -5605,7 +6936,7 @@
       <w:r>
         <w:t xml:space="preserve"> </w:t>
       </w:r>
-      <w:hyperlink r:id="rId39">
+      <w:hyperlink r:id="rId40">
         <w:r>
           <w:rPr>
             <w:rStyle w:val="Hyperlink"/>
@@ -5614,8 +6945,8 @@
         </w:r>
       </w:hyperlink>
     </w:p>
-    <w:bookmarkEnd w:id="40"/>
-    <w:bookmarkStart w:id="42" w:name="ref-lintz2021libra"/>
+    <w:bookmarkEnd w:id="41"/>
+    <w:bookmarkStart w:id="43" w:name="ref-lintz2021libra"/>
     <w:p>
       <w:pPr>
         <w:pStyle w:val="Bibliography"/>
@@ -5652,7 +6983,7 @@
       <w:r>
         <w:t xml:space="preserve"> </w:t>
       </w:r>
-      <w:hyperlink r:id="rId41">
+      <w:hyperlink r:id="rId42">
         <w:r>
           <w:rPr>
             <w:rStyle w:val="Hyperlink"/>
@@ -5661,8 +6992,8 @@
         </w:r>
       </w:hyperlink>
     </w:p>
-    <w:bookmarkEnd w:id="42"/>
-    <w:bookmarkStart w:id="44" w:name="ref-mathot2012opensesame"/>
+    <w:bookmarkEnd w:id="43"/>
+    <w:bookmarkStart w:id="45" w:name="ref-mathot2012opensesame"/>
     <w:p>
       <w:pPr>
         <w:pStyle w:val="Bibliography"/>
@@ -5708,7 +7039,7 @@
       <w:r>
         <w:t xml:space="preserve"> </w:t>
       </w:r>
-      <w:hyperlink r:id="rId43">
+      <w:hyperlink r:id="rId44">
         <w:r>
           <w:rPr>
             <w:rStyle w:val="Hyperlink"/>
@@ -5717,8 +7048,8 @@
         </w:r>
       </w:hyperlink>
     </w:p>
-    <w:bookmarkEnd w:id="44"/>
-    <w:bookmarkStart w:id="46" w:name="ref-peirce2019psychopy2"/>
+    <w:bookmarkEnd w:id="45"/>
+    <w:bookmarkStart w:id="47" w:name="ref-peirce2019psychopy2"/>
     <w:p>
       <w:pPr>
         <w:pStyle w:val="Bibliography"/>
@@ -5764,7 +7095,7 @@
       <w:r>
         <w:t xml:space="preserve"> </w:t>
       </w:r>
-      <w:hyperlink r:id="rId45">
+      <w:hyperlink r:id="rId46">
         <w:r>
           <w:rPr>
             <w:rStyle w:val="Hyperlink"/>
@@ -5773,8 +7104,8 @@
         </w:r>
       </w:hyperlink>
     </w:p>
-    <w:bookmarkEnd w:id="46"/>
-    <w:bookmarkStart w:id="48" w:name="ref-speer2022wordfreq"/>
+    <w:bookmarkEnd w:id="47"/>
+    <w:bookmarkStart w:id="49" w:name="ref-speer2022wordfreq"/>
     <w:p>
       <w:pPr>
         <w:pStyle w:val="Bibliography"/>
@@ -5805,7 +7136,7 @@
       <w:r>
         <w:t xml:space="preserve"> </w:t>
       </w:r>
-      <w:hyperlink r:id="rId47">
+      <w:hyperlink r:id="rId48">
         <w:r>
           <w:rPr>
             <w:rStyle w:val="Hyperlink"/>
@@ -5814,8 +7145,8 @@
         </w:r>
       </w:hyperlink>
     </w:p>
-    <w:bookmarkEnd w:id="48"/>
-    <w:bookmarkStart w:id="50" w:name="ref-taylor2020lexops"/>
+    <w:bookmarkEnd w:id="49"/>
+    <w:bookmarkStart w:id="51" w:name="ref-taylor2020lexops"/>
     <w:p>
       <w:pPr>
         <w:pStyle w:val="Bibliography"/>
@@ -5873,7 +7204,7 @@
       <w:r>
         <w:t xml:space="preserve"> </w:t>
       </w:r>
-      <w:hyperlink r:id="rId49">
+      <w:hyperlink r:id="rId50">
         <w:r>
           <w:rPr>
             <w:rStyle w:val="Hyperlink"/>
@@ -5882,8 +7213,8 @@
         </w:r>
       </w:hyperlink>
     </w:p>
-    <w:bookmarkEnd w:id="50"/>
-    <w:bookmarkStart w:id="52" w:name="ref-wilkinson2016fair"/>
+    <w:bookmarkEnd w:id="51"/>
+    <w:bookmarkStart w:id="53" w:name="ref-wilkinson2016fair"/>
     <w:p>
       <w:pPr>
         <w:pStyle w:val="Bibliography"/>
@@ -5935,7 +7266,7 @@
       <w:r>
         <w:t xml:space="preserve"> </w:t>
       </w:r>
-      <w:hyperlink r:id="rId51">
+      <w:hyperlink r:id="rId52">
         <w:r>
           <w:rPr>
             <w:rStyle w:val="Hyperlink"/>
@@ -5944,8 +7275,8 @@
         </w:r>
       </w:hyperlink>
     </w:p>
-    <w:bookmarkEnd w:id="52"/>
-    <w:bookmarkStart w:id="54" w:name="ref-yarkoni2008old20"/>
+    <w:bookmarkEnd w:id="53"/>
+    <w:bookmarkStart w:id="55" w:name="ref-yarkoni2008old20"/>
     <w:p>
       <w:pPr>
         <w:pStyle w:val="Bibliography"/>
@@ -5997,7 +7328,7 @@
       <w:r>
         <w:t xml:space="preserve"> </w:t>
       </w:r>
-      <w:hyperlink r:id="rId53">
+      <w:hyperlink r:id="rId54">
         <w:r>
           <w:rPr>
             <w:rStyle w:val="Hyperlink"/>
@@ -6006,9 +7337,9 @@
         </w:r>
       </w:hyperlink>
     </w:p>
-    <w:bookmarkEnd w:id="54"/>
     <w:bookmarkEnd w:id="55"/>
     <w:bookmarkEnd w:id="56"/>
+    <w:bookmarkEnd w:id="57"/>
     <w:sectPr>
       <w:footnotePr>
         <w:numRestart w:val="eachSect"/>

--- a/manuscript/manuscript.docx
+++ b/manuscript/manuscript.docx
@@ -23,7 +23,7 @@
         <w:pStyle w:val="Date"/>
       </w:pPr>
       <w:r>
-        <w:t xml:space="preserve">2026-06-07</w:t>
+        <w:t xml:space="preserve">2026-06-08</w:t>
       </w:r>
     </w:p>
     <w:p>
@@ -144,43 +144,25 @@
         <w:t xml:space="preserve"> </w:t>
       </w:r>
       <w:r>
-        <w:t xml:space="preserve">experiment scripts with hardware</w:t>
-      </w:r>
-      <w:r>
-        <w:t xml:space="preserve"> </w:t>
-      </w:r>
-      <w:r>
-        <w:t xml:space="preserve">triggers for electroencephalography — flip-locked to stimulus onset in the</w:t>
-      </w:r>
-      <w:r>
-        <w:t xml:space="preserve"> </w:t>
-      </w:r>
-      <w:r>
-        <w:t xml:space="preserve">‘PsychoPy’</w:t>
-      </w:r>
-      <w:r>
-        <w:t xml:space="preserve"> </w:t>
-      </w:r>
-      <w:r>
-        <w:t xml:space="preserve">target and sequence-ordered in the</w:t>
-      </w:r>
-      <w:r>
-        <w:t xml:space="preserve"> </w:t>
-      </w:r>
-      <w:r>
-        <w:t xml:space="preserve">‘OpenSesame’</w:t>
-      </w:r>
-      <w:r>
-        <w:t xml:space="preserve"> </w:t>
-      </w:r>
-      <w:r>
-        <w:t xml:space="preserve">target. The matching</w:t>
-      </w:r>
-      <w:r>
-        <w:t xml:space="preserve"> </w:t>
-      </w:r>
-      <w:r>
-        <w:t xml:space="preserve">is deterministic, so the two engines select identical matched stimuli; we</w:t>
+        <w:t xml:space="preserve">experiment scripts whose hardware</w:t>
+      </w:r>
+      <w:r>
+        <w:t xml:space="preserve"> </w:t>
+      </w:r>
+      <w:r>
+        <w:t xml:space="preserve">triggers for electroencephalography are time-locked to stimulus onset in both</w:t>
+      </w:r>
+      <w:r>
+        <w:t xml:space="preserve"> </w:t>
+      </w:r>
+      <w:r>
+        <w:t xml:space="preserve">targets. The matching is deterministic, so the two engines select identical</w:t>
+      </w:r>
+      <w:r>
+        <w:t xml:space="preserve"> </w:t>
+      </w:r>
+      <w:r>
+        <w:t xml:space="preserve">matched stimuli; we</w:t>
       </w:r>
       <w:r>
         <w:t xml:space="preserve"> </w:t>
@@ -575,31 +557,7 @@
         <w:t xml:space="preserve">‘lexsync’</w:t>
       </w:r>
       <w:r>
-        <w:t xml:space="preserve">, a toolkit that addresses these gaps; the onset-jitter gap is closed for the</w:t>
-      </w:r>
-      <w:r>
-        <w:t xml:space="preserve"> </w:t>
-      </w:r>
-      <w:r>
-        <w:t xml:space="preserve">‘PsychoPy’</w:t>
-      </w:r>
-      <w:r>
-        <w:t xml:space="preserve"> </w:t>
-      </w:r>
-      <w:r>
-        <w:t xml:space="preserve">target, which is flip-locked, while the</w:t>
-      </w:r>
-      <w:r>
-        <w:t xml:space="preserve"> </w:t>
-      </w:r>
-      <w:r>
-        <w:t xml:space="preserve">‘OpenSesame’</w:t>
-      </w:r>
-      <w:r>
-        <w:t xml:space="preserve"> </w:t>
-      </w:r>
-      <w:r>
-        <w:t xml:space="preserve">target remains sequence-ordered by the platform’s design (see below). It is released as two</w:t>
+        <w:t xml:space="preserve">, a toolkit that fills these gaps; both presentation targets time-lock the marker to stimulus onset (see below). It is released as two</w:t>
       </w:r>
       <w:r>
         <w:t xml:space="preserve"> </w:t>
@@ -1670,19 +1628,55 @@
         <w:t xml:space="preserve">González Alonso et al. (2025)</w:t>
       </w:r>
       <w:r>
-        <w:t xml:space="preserve">; it sends the marker from an inline script placed</w:t>
-      </w:r>
-      <w:r>
-        <w:t xml:space="preserve"> </w:t>
-      </w:r>
-      <w:r>
-        <w:t xml:space="preserve">immediately after the word, supporting both a parallel-port and a serial backend</w:t>
-      </w:r>
-      <w:r>
-        <w:t xml:space="preserve"> </w:t>
-      </w:r>
-      <w:r>
-        <w:t xml:space="preserve">with a test-mode fallback. The two backends differ in an instructive way: the</w:t>
+        <w:t xml:space="preserve">. In it the word is drawn and shown from an inline script,</w:t>
+      </w:r>
+      <w:r>
+        <w:t xml:space="preserve"> </w:t>
+      </w:r>
+      <w:r>
+        <w:t xml:space="preserve">and the marker is sent immediately after</w:t>
+      </w:r>
+      <w:r>
+        <w:t xml:space="preserve"> </w:t>
+      </w:r>
+      <w:r>
+        <w:rPr>
+          <w:rStyle w:val="VerbatimChar"/>
+        </w:rPr>
+        <w:t xml:space="preserve">show()</w:t>
+      </w:r>
+      <w:r>
+        <w:t xml:space="preserve"> </w:t>
+      </w:r>
+      <w:r>
+        <w:t xml:space="preserve">returns, supporting both a</w:t>
+      </w:r>
+      <w:r>
+        <w:t xml:space="preserve"> </w:t>
+      </w:r>
+      <w:r>
+        <w:t xml:space="preserve">parallel-port and a serial backend with a test-mode fallback. Because</w:t>
+      </w:r>
+      <w:r>
+        <w:t xml:space="preserve"> </w:t>
+      </w:r>
+      <w:r>
+        <w:rPr>
+          <w:rStyle w:val="VerbatimChar"/>
+        </w:rPr>
+        <w:t xml:space="preserve">show()</w:t>
+      </w:r>
+      <w:r>
+        <w:t xml:space="preserve"> </w:t>
+      </w:r>
+      <w:r>
+        <w:t xml:space="preserve">blocks until the display refresh, the marker is written right after the verified</w:t>
+      </w:r>
+      <w:r>
+        <w:t xml:space="preserve"> </w:t>
+      </w:r>
+      <w:r>
+        <w:t xml:space="preserve">flip, so both targets are time-locked to stimulus onset:</w:t>
       </w:r>
       <w:r>
         <w:t xml:space="preserve"> </w:t>
@@ -1694,7 +1688,25 @@
         <w:t xml:space="preserve"> </w:t>
       </w:r>
       <w:r>
-        <w:t xml:space="preserve">path is genuinely flip-locked, whereas</w:t>
+        <w:t xml:space="preserve">binds the</w:t>
+      </w:r>
+      <w:r>
+        <w:t xml:space="preserve"> </w:t>
+      </w:r>
+      <w:r>
+        <w:t xml:space="preserve">marker to the flip with</w:t>
+      </w:r>
+      <w:r>
+        <w:t xml:space="preserve"> </w:t>
+      </w:r>
+      <w:r>
+        <w:rPr>
+          <w:rStyle w:val="VerbatimChar"/>
+        </w:rPr>
+        <w:t xml:space="preserve">win.callOnFlip</w:t>
+      </w:r>
+      <w:r>
+        <w:t xml:space="preserve">, and</w:t>
       </w:r>
       <w:r>
         <w:t xml:space="preserve"> </w:t>
@@ -1706,37 +1718,31 @@
         <w:t xml:space="preserve"> </w:t>
       </w:r>
       <w:r>
-        <w:t xml:space="preserve">sends the marker</w:t>
-      </w:r>
-      <w:r>
-        <w:t xml:space="preserve"> </w:t>
-      </w:r>
-      <w:r>
-        <w:t xml:space="preserve">from the following item and is therefore sequence-ordered. We recommend a</w:t>
-      </w:r>
-      <w:r>
-        <w:t xml:space="preserve"> </w:t>
-      </w:r>
-      <w:r>
-        <w:t xml:space="preserve">photodiode check in either case, but the</w:t>
-      </w:r>
-      <w:r>
-        <w:t xml:space="preserve"> </w:t>
-      </w:r>
-      <w:r>
-        <w:t xml:space="preserve">‘PsychoPy’</w:t>
-      </w:r>
-      <w:r>
-        <w:t xml:space="preserve"> </w:t>
-      </w:r>
-      <w:r>
-        <w:t xml:space="preserve">path removes the dominant</w:t>
-      </w:r>
-      <w:r>
-        <w:t xml:space="preserve"> </w:t>
-      </w:r>
-      <w:r>
-        <w:t xml:space="preserve">source of onset jitter. Notably, neither the matching nor the script generation</w:t>
+        <w:t xml:space="preserve">writes it immediately</w:t>
+      </w:r>
+      <w:r>
+        <w:t xml:space="preserve"> </w:t>
+      </w:r>
+      <w:r>
+        <w:t xml:space="preserve">after the refresh-blocking</w:t>
+      </w:r>
+      <w:r>
+        <w:t xml:space="preserve"> </w:t>
+      </w:r>
+      <w:r>
+        <w:rPr>
+          <w:rStyle w:val="VerbatimChar"/>
+        </w:rPr>
+        <w:t xml:space="preserve">show()</w:t>
+      </w:r>
+      <w:r>
+        <w:t xml:space="preserve">, the platform’s recommended method. We</w:t>
+      </w:r>
+      <w:r>
+        <w:t xml:space="preserve"> </w:t>
+      </w:r>
+      <w:r>
+        <w:t xml:space="preserve">recommend a photodiode check in either case. Notably, neither the matching nor the script generation</w:t>
       </w:r>
       <w:r>
         <w:t xml:space="preserve"> </w:t>
@@ -1935,7 +1941,7 @@
         <w:t xml:space="preserve"> </w:t>
       </w:r>
       <w:r>
-        <w:t xml:space="preserve">in Spanish, drawn from ten-thousand-word lexica. The frequency contrast matches</w:t>
+        <w:t xml:space="preserve">in Spanish, drawn from thirty-thousand-word lexica. The frequency contrast matches</w:t>
       </w:r>
       <w:r>
         <w:t xml:space="preserve"> </w:t>
@@ -2134,20 +2140,20 @@
                     <w:jc w:val="center"/>
                   </w:pPr>
                   <w:r>
-                    <w:t xml:space="preserve">4.67</w:t>
-                  </w:r>
-                </w:p>
-              </w:tc>
-              <w:tc>
-                <w:tcPr/>
-                <w:p>
-                  <w:pPr>
-                    <w:pStyle w:val="Compact"/>
-                    <w:jc w:val="right"/>
-                    <w:jc w:val="center"/>
-                  </w:pPr>
-                  <w:r>
-                    <w:t xml:space="preserve">0.06</w:t>
+                    <w:t xml:space="preserve">5.27</w:t>
+                  </w:r>
+                </w:p>
+              </w:tc>
+              <w:tc>
+                <w:tcPr/>
+                <w:p>
+                  <w:pPr>
+                    <w:pStyle w:val="Compact"/>
+                    <w:jc w:val="right"/>
+                    <w:jc w:val="center"/>
+                  </w:pPr>
+                  <w:r>
+                    <w:t xml:space="preserve">0.04</w:t>
                   </w:r>
                 </w:p>
               </w:tc>
@@ -2175,33 +2181,33 @@
                     <w:jc w:val="center"/>
                   </w:pPr>
                   <w:r>
-                    <w:t xml:space="preserve">Neighbourhood N</w:t>
-                  </w:r>
-                </w:p>
-              </w:tc>
-              <w:tc>
-                <w:tcPr/>
-                <w:p>
-                  <w:pPr>
-                    <w:pStyle w:val="Compact"/>
-                    <w:jc w:val="right"/>
-                    <w:jc w:val="center"/>
-                  </w:pPr>
-                  <w:r>
-                    <w:t xml:space="preserve">2.71</w:t>
-                  </w:r>
-                </w:p>
-              </w:tc>
-              <w:tc>
-                <w:tcPr/>
-                <w:p>
-                  <w:pPr>
-                    <w:pStyle w:val="Compact"/>
-                    <w:jc w:val="right"/>
-                    <w:jc w:val="center"/>
-                  </w:pPr>
-                  <w:r>
-                    <w:t xml:space="preserve">0.23</w:t>
+                    <w:t xml:space="preserve">OLD20</w:t>
+                  </w:r>
+                </w:p>
+              </w:tc>
+              <w:tc>
+                <w:tcPr/>
+                <w:p>
+                  <w:pPr>
+                    <w:pStyle w:val="Compact"/>
+                    <w:jc w:val="right"/>
+                    <w:jc w:val="center"/>
+                  </w:pPr>
+                  <w:r>
+                    <w:t xml:space="preserve">2.89</w:t>
+                  </w:r>
+                </w:p>
+              </w:tc>
+              <w:tc>
+                <w:tcPr/>
+                <w:p>
+                  <w:pPr>
+                    <w:pStyle w:val="Compact"/>
+                    <w:jc w:val="right"/>
+                    <w:jc w:val="center"/>
+                  </w:pPr>
+                  <w:r>
+                    <w:t xml:space="preserve">0.25</w:t>
                   </w:r>
                 </w:p>
               </w:tc>
@@ -2242,20 +2248,20 @@
                     <w:jc w:val="center"/>
                   </w:pPr>
                   <w:r>
-                    <w:t xml:space="preserve">4.93</w:t>
-                  </w:r>
-                </w:p>
-              </w:tc>
-              <w:tc>
-                <w:tcPr/>
-                <w:p>
-                  <w:pPr>
-                    <w:pStyle w:val="Compact"/>
-                    <w:jc w:val="right"/>
-                    <w:jc w:val="center"/>
-                  </w:pPr>
-                  <w:r>
-                    <w:t xml:space="preserve">0.09</w:t>
+                    <w:t xml:space="preserve">5.55</w:t>
+                  </w:r>
+                </w:p>
+              </w:tc>
+              <w:tc>
+                <w:tcPr/>
+                <w:p>
+                  <w:pPr>
+                    <w:pStyle w:val="Compact"/>
+                    <w:jc w:val="right"/>
+                    <w:jc w:val="center"/>
+                  </w:pPr>
+                  <w:r>
+                    <w:t xml:space="preserve">0.08</w:t>
                   </w:r>
                 </w:p>
               </w:tc>
@@ -2283,33 +2289,33 @@
                     <w:jc w:val="center"/>
                   </w:pPr>
                   <w:r>
-                    <w:t xml:space="preserve">Neighbourhood N</w:t>
-                  </w:r>
-                </w:p>
-              </w:tc>
-              <w:tc>
-                <w:tcPr/>
-                <w:p>
-                  <w:pPr>
-                    <w:pStyle w:val="Compact"/>
-                    <w:jc w:val="right"/>
-                    <w:jc w:val="center"/>
-                  </w:pPr>
-                  <w:r>
-                    <w:t xml:space="preserve">3.31</w:t>
-                  </w:r>
-                </w:p>
-              </w:tc>
-              <w:tc>
-                <w:tcPr/>
-                <w:p>
-                  <w:pPr>
-                    <w:pStyle w:val="Compact"/>
-                    <w:jc w:val="right"/>
-                    <w:jc w:val="center"/>
-                  </w:pPr>
-                  <w:r>
-                    <w:t xml:space="preserve">0.12</w:t>
+                    <w:t xml:space="preserve">OLD20</w:t>
+                  </w:r>
+                </w:p>
+              </w:tc>
+              <w:tc>
+                <w:tcPr/>
+                <w:p>
+                  <w:pPr>
+                    <w:pStyle w:val="Compact"/>
+                    <w:jc w:val="right"/>
+                    <w:jc w:val="center"/>
+                  </w:pPr>
+                  <w:r>
+                    <w:t xml:space="preserve">2.63</w:t>
+                  </w:r>
+                </w:p>
+              </w:tc>
+              <w:tc>
+                <w:tcPr/>
+                <w:p>
+                  <w:pPr>
+                    <w:pStyle w:val="Compact"/>
+                    <w:jc w:val="right"/>
+                    <w:jc w:val="center"/>
+                  </w:pPr>
+                  <w:r>
+                    <w:t xml:space="preserve">0.25</w:t>
                   </w:r>
                 </w:p>
               </w:tc>
@@ -2803,20 +2809,20 @@
                     <w:jc w:val="center"/>
                   </w:pPr>
                   <w:r>
-                    <w:t xml:space="preserve">0.000</w:t>
-                  </w:r>
-                </w:p>
-              </w:tc>
-              <w:tc>
-                <w:tcPr/>
-                <w:p>
-                  <w:pPr>
-                    <w:pStyle w:val="Compact"/>
-                    <w:jc w:val="right"/>
-                    <w:jc w:val="center"/>
-                  </w:pPr>
-                  <w:r>
-                    <w:t xml:space="preserve">0.029</w:t>
+                    <w:t xml:space="preserve">0.027</w:t>
+                  </w:r>
+                </w:p>
+              </w:tc>
+              <w:tc>
+                <w:tcPr/>
+                <w:p>
+                  <w:pPr>
+                    <w:pStyle w:val="Compact"/>
+                    <w:jc w:val="right"/>
+                    <w:jc w:val="center"/>
+                  </w:pPr>
+                  <w:r>
+                    <w:t xml:space="preserve">0.002</w:t>
                   </w:r>
                 </w:p>
               </w:tc>
@@ -2870,20 +2876,20 @@
                     <w:jc w:val="center"/>
                   </w:pPr>
                   <w:r>
-                    <w:t xml:space="preserve">0.058</w:t>
-                  </w:r>
-                </w:p>
-              </w:tc>
-              <w:tc>
-                <w:tcPr/>
-                <w:p>
-                  <w:pPr>
-                    <w:pStyle w:val="Compact"/>
-                    <w:jc w:val="right"/>
-                    <w:jc w:val="center"/>
-                  </w:pPr>
-                  <w:r>
-                    <w:t xml:space="preserve">0.046</w:t>
+                    <w:t xml:space="preserve">0.038</w:t>
+                  </w:r>
+                </w:p>
+              </w:tc>
+              <w:tc>
+                <w:tcPr/>
+                <w:p>
+                  <w:pPr>
+                    <w:pStyle w:val="Compact"/>
+                    <w:jc w:val="right"/>
+                    <w:jc w:val="center"/>
+                  </w:pPr>
+                  <w:r>
+                    <w:t xml:space="preserve">0.002</w:t>
                   </w:r>
                 </w:p>
               </w:tc>
@@ -2937,20 +2943,20 @@
                     <w:jc w:val="center"/>
                   </w:pPr>
                   <w:r>
-                    <w:t xml:space="preserve">0.007</w:t>
-                  </w:r>
-                </w:p>
-              </w:tc>
-              <w:tc>
-                <w:tcPr/>
-                <w:p>
-                  <w:pPr>
-                    <w:pStyle w:val="Compact"/>
-                    <w:jc w:val="right"/>
-                    <w:jc w:val="center"/>
-                  </w:pPr>
-                  <w:r>
-                    <w:t xml:space="preserve">0.030</w:t>
+                    <w:t xml:space="preserve">0.009</w:t>
+                  </w:r>
+                </w:p>
+              </w:tc>
+              <w:tc>
+                <w:tcPr/>
+                <w:p>
+                  <w:pPr>
+                    <w:pStyle w:val="Compact"/>
+                    <w:jc w:val="right"/>
+                    <w:jc w:val="center"/>
+                  </w:pPr>
+                  <w:r>
+                    <w:t xml:space="preserve">0.001</w:t>
                   </w:r>
                 </w:p>
               </w:tc>
@@ -3004,20 +3010,20 @@
                     <w:jc w:val="center"/>
                   </w:pPr>
                   <w:r>
-                    <w:t xml:space="preserve">0.051</w:t>
-                  </w:r>
-                </w:p>
-              </w:tc>
-              <w:tc>
-                <w:tcPr/>
-                <w:p>
-                  <w:pPr>
-                    <w:pStyle w:val="Compact"/>
-                    <w:jc w:val="right"/>
-                    <w:jc w:val="center"/>
-                  </w:pPr>
-                  <w:r>
-                    <w:t xml:space="preserve">0.063</w:t>
+                    <w:t xml:space="preserve">0.247</w:t>
+                  </w:r>
+                </w:p>
+              </w:tc>
+              <w:tc>
+                <w:tcPr/>
+                <w:p>
+                  <w:pPr>
+                    <w:pStyle w:val="Compact"/>
+                    <w:jc w:val="right"/>
+                    <w:jc w:val="center"/>
+                  </w:pPr>
+                  <w:r>
+                    <w:t xml:space="preserve">0.056</w:t>
                   </w:r>
                 </w:p>
               </w:tc>
@@ -3071,20 +3077,20 @@
                     <w:jc w:val="center"/>
                   </w:pPr>
                   <w:r>
-                    <w:t xml:space="preserve">0.226</w:t>
-                  </w:r>
-                </w:p>
-              </w:tc>
-              <w:tc>
-                <w:tcPr/>
-                <w:p>
-                  <w:pPr>
-                    <w:pStyle w:val="Compact"/>
-                    <w:jc w:val="right"/>
-                    <w:jc w:val="center"/>
-                  </w:pPr>
-                  <w:r>
-                    <w:t xml:space="preserve">0.174</w:t>
+                    <w:t xml:space="preserve">0.150</w:t>
+                  </w:r>
+                </w:p>
+              </w:tc>
+              <w:tc>
+                <w:tcPr/>
+                <w:p>
+                  <w:pPr>
+                    <w:pStyle w:val="Compact"/>
+                    <w:jc w:val="right"/>
+                    <w:jc w:val="center"/>
+                  </w:pPr>
+                  <w:r>
+                    <w:t xml:space="preserve">0.014</w:t>
                   </w:r>
                 </w:p>
               </w:tc>
@@ -3097,7 +3103,7 @@
                     <w:jc w:val="center"/>
                   </w:pPr>
                   <w:r>
-                    <w:t xml:space="preserve">FALSE</w:t>
+                    <w:t xml:space="preserve">TRUE</w:t>
                   </w:r>
                 </w:p>
               </w:tc>
@@ -3138,20 +3144,20 @@
                     <w:jc w:val="center"/>
                   </w:pPr>
                   <w:r>
-                    <w:t xml:space="preserve">0.000</w:t>
-                  </w:r>
-                </w:p>
-              </w:tc>
-              <w:tc>
-                <w:tcPr/>
-                <w:p>
-                  <w:pPr>
-                    <w:pStyle w:val="Compact"/>
-                    <w:jc w:val="right"/>
-                    <w:jc w:val="center"/>
-                  </w:pPr>
-                  <w:r>
-                    <w:t xml:space="preserve">0.029</w:t>
+                    <w:t xml:space="preserve">0.049</w:t>
+                  </w:r>
+                </w:p>
+              </w:tc>
+              <w:tc>
+                <w:tcPr/>
+                <w:p>
+                  <w:pPr>
+                    <w:pStyle w:val="Compact"/>
+                    <w:jc w:val="right"/>
+                    <w:jc w:val="center"/>
+                  </w:pPr>
+                  <w:r>
+                    <w:t xml:space="preserve">0.002</w:t>
                   </w:r>
                 </w:p>
               </w:tc>
@@ -3205,20 +3211,20 @@
                     <w:jc w:val="center"/>
                   </w:pPr>
                   <w:r>
-                    <w:t xml:space="preserve">0.085</w:t>
-                  </w:r>
-                </w:p>
-              </w:tc>
-              <w:tc>
-                <w:tcPr/>
-                <w:p>
-                  <w:pPr>
-                    <w:pStyle w:val="Compact"/>
-                    <w:jc w:val="right"/>
-                    <w:jc w:val="center"/>
-                  </w:pPr>
-                  <w:r>
-                    <w:t xml:space="preserve">0.057</w:t>
+                    <w:t xml:space="preserve">0.077</w:t>
+                  </w:r>
+                </w:p>
+              </w:tc>
+              <w:tc>
+                <w:tcPr/>
+                <w:p>
+                  <w:pPr>
+                    <w:pStyle w:val="Compact"/>
+                    <w:jc w:val="right"/>
+                    <w:jc w:val="center"/>
+                  </w:pPr>
+                  <w:r>
+                    <w:t xml:space="preserve">0.004</w:t>
                   </w:r>
                 </w:p>
               </w:tc>
@@ -3231,7 +3237,7 @@
                     <w:jc w:val="center"/>
                   </w:pPr>
                   <w:r>
-                    <w:t xml:space="preserve">FALSE</w:t>
+                    <w:t xml:space="preserve">TRUE</w:t>
                   </w:r>
                 </w:p>
               </w:tc>
@@ -3272,20 +3278,20 @@
                     <w:jc w:val="center"/>
                   </w:pPr>
                   <w:r>
-                    <w:t xml:space="preserve">0.005</w:t>
-                  </w:r>
-                </w:p>
-              </w:tc>
-              <w:tc>
-                <w:tcPr/>
-                <w:p>
-                  <w:pPr>
-                    <w:pStyle w:val="Compact"/>
-                    <w:jc w:val="right"/>
-                    <w:jc w:val="center"/>
-                  </w:pPr>
-                  <w:r>
-                    <w:t xml:space="preserve">0.030</w:t>
+                    <w:t xml:space="preserve">0.006</w:t>
+                  </w:r>
+                </w:p>
+              </w:tc>
+              <w:tc>
+                <w:tcPr/>
+                <w:p>
+                  <w:pPr>
+                    <w:pStyle w:val="Compact"/>
+                    <w:jc w:val="right"/>
+                    <w:jc w:val="center"/>
+                  </w:pPr>
+                  <w:r>
+                    <w:t xml:space="preserve">0.001</w:t>
                   </w:r>
                 </w:p>
               </w:tc>
@@ -3339,20 +3345,20 @@
                     <w:jc w:val="center"/>
                   </w:pPr>
                   <w:r>
-                    <w:t xml:space="preserve">0.063</w:t>
-                  </w:r>
-                </w:p>
-              </w:tc>
-              <w:tc>
-                <w:tcPr/>
-                <w:p>
-                  <w:pPr>
-                    <w:pStyle w:val="Compact"/>
-                    <w:jc w:val="right"/>
-                    <w:jc w:val="center"/>
-                  </w:pPr>
-                  <w:r>
-                    <w:t xml:space="preserve">0.069</w:t>
+                    <w:t xml:space="preserve">0.254</w:t>
+                  </w:r>
+                </w:p>
+              </w:tc>
+              <w:tc>
+                <w:tcPr/>
+                <w:p>
+                  <w:pPr>
+                    <w:pStyle w:val="Compact"/>
+                    <w:jc w:val="right"/>
+                    <w:jc w:val="center"/>
+                  </w:pPr>
+                  <w:r>
+                    <w:t xml:space="preserve">0.061</w:t>
                   </w:r>
                 </w:p>
               </w:tc>
@@ -3406,20 +3412,20 @@
                     <w:jc w:val="center"/>
                   </w:pPr>
                   <w:r>
-                    <w:t xml:space="preserve">0.125</w:t>
-                  </w:r>
-                </w:p>
-              </w:tc>
-              <w:tc>
-                <w:tcPr/>
-                <w:p>
-                  <w:pPr>
-                    <w:pStyle w:val="Compact"/>
-                    <w:jc w:val="right"/>
-                    <w:jc w:val="center"/>
-                  </w:pPr>
-                  <w:r>
-                    <w:t xml:space="preserve">0.100</w:t>
+                    <w:t xml:space="preserve">0.193</w:t>
+                  </w:r>
+                </w:p>
+              </w:tc>
+              <w:tc>
+                <w:tcPr/>
+                <w:p>
+                  <w:pPr>
+                    <w:pStyle w:val="Compact"/>
+                    <w:jc w:val="right"/>
+                    <w:jc w:val="center"/>
+                  </w:pPr>
+                  <w:r>
+                    <w:t xml:space="preserve">0.027</w:t>
                   </w:r>
                 </w:p>
               </w:tc>
@@ -3432,7 +3438,7 @@
                     <w:jc w:val="center"/>
                   </w:pPr>
                   <w:r>
-                    <w:t xml:space="preserve">FALSE</w:t>
+                    <w:t xml:space="preserve">TRUE</w:t>
                   </w:r>
                 </w:p>
               </w:tc>
@@ -3448,7 +3454,13 @@
         <w:pStyle w:val="BodyText"/>
       </w:pPr>
       <w:r>
-        <w:t xml:space="preserve">Several controlled dimensions are not declared equivalent at the 0.5-</w:t>
+        <w:t xml:space="preserve">In the frequency contrasts every controlled dimension is declared equivalent at</w:t>
+      </w:r>
+      <w:r>
+        <w:t xml:space="preserve"> </w:t>
+      </w:r>
+      <w:r>
+        <w:t xml:space="preserve">the 0.5-</w:t>
       </w:r>
       <w:r>
         <w:rPr>
@@ -3461,19 +3473,7 @@
         <w:t xml:space="preserve"> </w:t>
       </w:r>
       <w:r>
-        <w:t xml:space="preserve">bound.</w:t>
-      </w:r>
-      <w:r>
-        <w:t xml:space="preserve"> </w:t>
-      </w:r>
-      <w:r>
-        <w:t xml:space="preserve">This reflects the low power of an equivalence test at the demonstration sample</w:t>
-      </w:r>
-      <w:r>
-        <w:t xml:space="preserve"> </w:t>
-      </w:r>
-      <w:r>
-        <w:t xml:space="preserve">sizes (</w:t>
+        <w:t xml:space="preserve">bound (</w:t>
       </w:r>
       <w:r>
         <w:rPr>
@@ -3486,19 +3486,13 @@
         <w:t xml:space="preserve"> </w:t>
       </w:r>
       <w:r>
-        <w:t xml:space="preserve">= 24–30 per condition) rather than a matching failure: the</w:t>
-      </w:r>
-      <w:r>
-        <w:t xml:space="preserve"> </w:t>
-      </w:r>
-      <w:r>
-        <w:t xml:space="preserve">standardised mean differences are an order of magnitude below the manipulation,</w:t>
-      </w:r>
-      <w:r>
-        <w:t xml:space="preserve"> </w:t>
-      </w:r>
-      <w:r>
-        <w:t xml:space="preserve">and at the same effect sizes equivalence is declared once</w:t>
+        <w:t xml:space="preserve">= 80 per condition). In the neighbourhood contrasts</w:t>
+      </w:r>
+      <w:r>
+        <w:t xml:space="preserve"> </w:t>
+      </w:r>
+      <w:r>
+        <w:t xml:space="preserve">frequency is equivalent but length retains a small residual difference (Cohen’s</w:t>
       </w:r>
       <w:r>
         <w:t xml:space="preserve"> </w:t>
@@ -3508,13 +3502,55 @@
           <w:i/>
           <w:iCs/>
         </w:rPr>
-        <w:t xml:space="preserve">n</w:t>
-      </w:r>
-      <w:r>
-        <w:t xml:space="preserve"> </w:t>
-      </w:r>
-      <w:r>
-        <w:t xml:space="preserve">is larger</w:t>
+        <w:t xml:space="preserve">d</w:t>
+      </w:r>
+      <w:r>
+        <w:t xml:space="preserve"> </w:t>
+      </w:r>
+      <w:r>
+        <w:t xml:space="preserve">≈ 0.25, just outside the bound): neighbourhood density is intrinsically</w:t>
+      </w:r>
+      <w:r>
+        <w:t xml:space="preserve"> </w:t>
+      </w:r>
+      <w:r>
+        <w:t xml:space="preserve">correlated with word length, so the two cannot be equated as tightly as the</w:t>
+      </w:r>
+      <w:r>
+        <w:t xml:space="preserve"> </w:t>
+      </w:r>
+      <w:r>
+        <w:t xml:space="preserve">independent dimensions of the frequency contrast. This is a property of the</w:t>
+      </w:r>
+      <w:r>
+        <w:t xml:space="preserve"> </w:t>
+      </w:r>
+      <w:r>
+        <w:t xml:space="preserve">manipulation rather than a matching failure — the residual is an order of</w:t>
+      </w:r>
+      <w:r>
+        <w:t xml:space="preserve"> </w:t>
+      </w:r>
+      <w:r>
+        <w:t xml:space="preserve">magnitude below the manipulated effect — and</w:t>
+      </w:r>
+      <w:r>
+        <w:t xml:space="preserve"> </w:t>
+      </w:r>
+      <w:r>
+        <w:t xml:space="preserve">‘lexsync’</w:t>
+      </w:r>
+      <w:r>
+        <w:t xml:space="preserve"> </w:t>
+      </w:r>
+      <w:r>
+        <w:t xml:space="preserve">reports it transparently.</w:t>
+      </w:r>
+      <w:r>
+        <w:t xml:space="preserve"> </w:t>
+      </w:r>
+      <w:r>
+        <w:t xml:space="preserve">We read the TOST as a conservative complement to the standardised mean difference</w:t>
       </w:r>
       <w:r>
         <w:t xml:space="preserve"> </w:t>
@@ -3523,13 +3559,7 @@
         <w:t xml:space="preserve">(Lakens, 2017)</w:t>
       </w:r>
       <w:r>
-        <w:t xml:space="preserve">. We therefore report the standardised mean difference</w:t>
-      </w:r>
-      <w:r>
-        <w:t xml:space="preserve"> </w:t>
-      </w:r>
-      <w:r>
-        <w:t xml:space="preserve">and the TOST together and read the latter as a conservative check.</w:t>
+        <w:t xml:space="preserve">.</w:t>
       </w:r>
     </w:p>
     <w:p>
@@ -3659,14 +3689,14 @@
               <w:tblLook w:firstRow="1" w:lastRow="0" w:firstColumn="0" w:lastColumn="0" w:noHBand="0" w:noVBand="0" w:val="0020"/>
             </w:tblPr>
             <w:tblGrid>
-              <w:gridCol w:w="1856"/>
-              <w:gridCol w:w="2103"/>
-              <w:gridCol w:w="371"/>
-              <w:gridCol w:w="742"/>
-              <w:gridCol w:w="742"/>
-              <w:gridCol w:w="495"/>
-              <w:gridCol w:w="866"/>
-              <w:gridCol w:w="742"/>
+              <w:gridCol w:w="1827"/>
+              <w:gridCol w:w="2071"/>
+              <w:gridCol w:w="365"/>
+              <w:gridCol w:w="731"/>
+              <w:gridCol w:w="731"/>
+              <w:gridCol w:w="609"/>
+              <w:gridCol w:w="852"/>
+              <w:gridCol w:w="731"/>
             </w:tblGrid>
             <w:tr>
               <w:trPr>
@@ -3813,72 +3843,72 @@
                     <w:jc w:val="center"/>
                   </w:pPr>
                   <w:r>
-                    <w:t xml:space="preserve">30</w:t>
-                  </w:r>
-                </w:p>
-              </w:tc>
-              <w:tc>
-                <w:tcPr/>
-                <w:p>
-                  <w:pPr>
-                    <w:pStyle w:val="Compact"/>
-                    <w:jc w:val="right"/>
-                    <w:jc w:val="center"/>
-                  </w:pPr>
-                  <w:r>
-                    <w:t xml:space="preserve">4.667</w:t>
-                  </w:r>
-                </w:p>
-              </w:tc>
-              <w:tc>
-                <w:tcPr/>
-                <w:p>
-                  <w:pPr>
-                    <w:pStyle w:val="Compact"/>
-                    <w:jc w:val="right"/>
-                    <w:jc w:val="center"/>
-                  </w:pPr>
-                  <w:r>
-                    <w:t xml:space="preserve">1.241</w:t>
-                  </w:r>
-                </w:p>
-              </w:tc>
-              <w:tc>
-                <w:tcPr/>
-                <w:p>
-                  <w:pPr>
-                    <w:pStyle w:val="Compact"/>
-                    <w:jc w:val="right"/>
-                    <w:jc w:val="center"/>
-                  </w:pPr>
-                  <w:r>
-                    <w:t xml:space="preserve">3.0</w:t>
-                  </w:r>
-                </w:p>
-              </w:tc>
-              <w:tc>
-                <w:tcPr/>
-                <w:p>
-                  <w:pPr>
-                    <w:pStyle w:val="Compact"/>
-                    <w:jc w:val="right"/>
-                    <w:jc w:val="center"/>
-                  </w:pPr>
-                  <w:r>
-                    <w:t xml:space="preserve">5.000</w:t>
-                  </w:r>
-                </w:p>
-              </w:tc>
-              <w:tc>
-                <w:tcPr/>
-                <w:p>
-                  <w:pPr>
-                    <w:pStyle w:val="Compact"/>
-                    <w:jc w:val="right"/>
-                    <w:jc w:val="center"/>
-                  </w:pPr>
-                  <w:r>
-                    <w:t xml:space="preserve">7.00</w:t>
+                    <w:t xml:space="preserve">80</w:t>
+                  </w:r>
+                </w:p>
+              </w:tc>
+              <w:tc>
+                <w:tcPr/>
+                <w:p>
+                  <w:pPr>
+                    <w:pStyle w:val="Compact"/>
+                    <w:jc w:val="right"/>
+                    <w:jc w:val="center"/>
+                  </w:pPr>
+                  <w:r>
+                    <w:t xml:space="preserve">4.700</w:t>
+                  </w:r>
+                </w:p>
+              </w:tc>
+              <w:tc>
+                <w:tcPr/>
+                <w:p>
+                  <w:pPr>
+                    <w:pStyle w:val="Compact"/>
+                    <w:jc w:val="right"/>
+                    <w:jc w:val="center"/>
+                  </w:pPr>
+                  <w:r>
+                    <w:t xml:space="preserve">1.427</w:t>
+                  </w:r>
+                </w:p>
+              </w:tc>
+              <w:tc>
+                <w:tcPr/>
+                <w:p>
+                  <w:pPr>
+                    <w:pStyle w:val="Compact"/>
+                    <w:jc w:val="right"/>
+                    <w:jc w:val="center"/>
+                  </w:pPr>
+                  <w:r>
+                    <w:t xml:space="preserve">3.00</w:t>
+                  </w:r>
+                </w:p>
+              </w:tc>
+              <w:tc>
+                <w:tcPr/>
+                <w:p>
+                  <w:pPr>
+                    <w:pStyle w:val="Compact"/>
+                    <w:jc w:val="right"/>
+                    <w:jc w:val="center"/>
+                  </w:pPr>
+                  <w:r>
+                    <w:t xml:space="preserve">4.000</w:t>
+                  </w:r>
+                </w:p>
+              </w:tc>
+              <w:tc>
+                <w:tcPr/>
+                <w:p>
+                  <w:pPr>
+                    <w:pStyle w:val="Compact"/>
+                    <w:jc w:val="right"/>
+                    <w:jc w:val="center"/>
+                  </w:pPr>
+                  <w:r>
+                    <w:t xml:space="preserve">8.00</w:t>
                   </w:r>
                 </w:p>
               </w:tc>
@@ -3919,59 +3949,59 @@
                     <w:jc w:val="center"/>
                   </w:pPr>
                   <w:r>
-                    <w:t xml:space="preserve">30</w:t>
-                  </w:r>
-                </w:p>
-              </w:tc>
-              <w:tc>
-                <w:tcPr/>
-                <w:p>
-                  <w:pPr>
-                    <w:pStyle w:val="Compact"/>
-                    <w:jc w:val="right"/>
-                    <w:jc w:val="center"/>
-                  </w:pPr>
-                  <w:r>
-                    <w:t xml:space="preserve">5.592</w:t>
-                  </w:r>
-                </w:p>
-              </w:tc>
-              <w:tc>
-                <w:tcPr/>
-                <w:p>
-                  <w:pPr>
-                    <w:pStyle w:val="Compact"/>
-                    <w:jc w:val="right"/>
-                    <w:jc w:val="center"/>
-                  </w:pPr>
-                  <w:r>
-                    <w:t xml:space="preserve">0.408</w:t>
-                  </w:r>
-                </w:p>
-              </w:tc>
-              <w:tc>
-                <w:tcPr/>
-                <w:p>
-                  <w:pPr>
-                    <w:pStyle w:val="Compact"/>
-                    <w:jc w:val="right"/>
-                    <w:jc w:val="center"/>
-                  </w:pPr>
-                  <w:r>
-                    <w:t xml:space="preserve">5.2</w:t>
-                  </w:r>
-                </w:p>
-              </w:tc>
-              <w:tc>
-                <w:tcPr/>
-                <w:p>
-                  <w:pPr>
-                    <w:pStyle w:val="Compact"/>
-                    <w:jc w:val="right"/>
-                    <w:jc w:val="center"/>
-                  </w:pPr>
-                  <w:r>
-                    <w:t xml:space="preserve">5.460</w:t>
+                    <w:t xml:space="preserve">80</w:t>
+                  </w:r>
+                </w:p>
+              </w:tc>
+              <w:tc>
+                <w:tcPr/>
+                <w:p>
+                  <w:pPr>
+                    <w:pStyle w:val="Compact"/>
+                    <w:jc w:val="right"/>
+                    <w:jc w:val="center"/>
+                  </w:pPr>
+                  <w:r>
+                    <w:t xml:space="preserve">5.578</w:t>
+                  </w:r>
+                </w:p>
+              </w:tc>
+              <w:tc>
+                <w:tcPr/>
+                <w:p>
+                  <w:pPr>
+                    <w:pStyle w:val="Compact"/>
+                    <w:jc w:val="right"/>
+                    <w:jc w:val="center"/>
+                  </w:pPr>
+                  <w:r>
+                    <w:t xml:space="preserve">0.369</w:t>
+                  </w:r>
+                </w:p>
+              </w:tc>
+              <w:tc>
+                <w:tcPr/>
+                <w:p>
+                  <w:pPr>
+                    <w:pStyle w:val="Compact"/>
+                    <w:jc w:val="right"/>
+                    <w:jc w:val="center"/>
+                  </w:pPr>
+                  <w:r>
+                    <w:t xml:space="preserve">5.20</w:t>
+                  </w:r>
+                </w:p>
+              </w:tc>
+              <w:tc>
+                <w:tcPr/>
+                <w:p>
+                  <w:pPr>
+                    <w:pStyle w:val="Compact"/>
+                    <w:jc w:val="right"/>
+                    <w:jc w:val="center"/>
+                  </w:pPr>
+                  <w:r>
+                    <w:t xml:space="preserve">5.455</w:t>
                   </w:r>
                 </w:p>
               </w:tc>
@@ -4025,72 +4055,72 @@
                     <w:jc w:val="center"/>
                   </w:pPr>
                   <w:r>
-                    <w:t xml:space="preserve">30</w:t>
-                  </w:r>
-                </w:p>
-              </w:tc>
-              <w:tc>
-                <w:tcPr/>
-                <w:p>
-                  <w:pPr>
-                    <w:pStyle w:val="Compact"/>
-                    <w:jc w:val="right"/>
-                    <w:jc w:val="center"/>
-                  </w:pPr>
-                  <w:r>
-                    <w:t xml:space="preserve">3.933</w:t>
-                  </w:r>
-                </w:p>
-              </w:tc>
-              <w:tc>
-                <w:tcPr/>
-                <w:p>
-                  <w:pPr>
-                    <w:pStyle w:val="Compact"/>
-                    <w:jc w:val="right"/>
-                    <w:jc w:val="center"/>
-                  </w:pPr>
-                  <w:r>
-                    <w:t xml:space="preserve">4.913</w:t>
-                  </w:r>
-                </w:p>
-              </w:tc>
-              <w:tc>
-                <w:tcPr/>
-                <w:p>
-                  <w:pPr>
-                    <w:pStyle w:val="Compact"/>
-                    <w:jc w:val="right"/>
-                    <w:jc w:val="center"/>
-                  </w:pPr>
-                  <w:r>
-                    <w:t xml:space="preserve">0.0</w:t>
-                  </w:r>
-                </w:p>
-              </w:tc>
-              <w:tc>
-                <w:tcPr/>
-                <w:p>
-                  <w:pPr>
-                    <w:pStyle w:val="Compact"/>
-                    <w:jc w:val="right"/>
-                    <w:jc w:val="center"/>
-                  </w:pPr>
-                  <w:r>
-                    <w:t xml:space="preserve">2.000</w:t>
-                  </w:r>
-                </w:p>
-              </w:tc>
-              <w:tc>
-                <w:tcPr/>
-                <w:p>
-                  <w:pPr>
-                    <w:pStyle w:val="Compact"/>
-                    <w:jc w:val="right"/>
-                    <w:jc w:val="center"/>
-                  </w:pPr>
-                  <w:r>
-                    <w:t xml:space="preserve">19.00</w:t>
+                    <w:t xml:space="preserve">80</w:t>
+                  </w:r>
+                </w:p>
+              </w:tc>
+              <w:tc>
+                <w:tcPr/>
+                <w:p>
+                  <w:pPr>
+                    <w:pStyle w:val="Compact"/>
+                    <w:jc w:val="right"/>
+                    <w:jc w:val="center"/>
+                  </w:pPr>
+                  <w:r>
+                    <w:t xml:space="preserve">7.812</w:t>
+                  </w:r>
+                </w:p>
+              </w:tc>
+              <w:tc>
+                <w:tcPr/>
+                <w:p>
+                  <w:pPr>
+                    <w:pStyle w:val="Compact"/>
+                    <w:jc w:val="right"/>
+                    <w:jc w:val="center"/>
+                  </w:pPr>
+                  <w:r>
+                    <w:t xml:space="preserve">8.344</w:t>
+                  </w:r>
+                </w:p>
+              </w:tc>
+              <w:tc>
+                <w:tcPr/>
+                <w:p>
+                  <w:pPr>
+                    <w:pStyle w:val="Compact"/>
+                    <w:jc w:val="right"/>
+                    <w:jc w:val="center"/>
+                  </w:pPr>
+                  <w:r>
+                    <w:t xml:space="preserve">0.00</w:t>
+                  </w:r>
+                </w:p>
+              </w:tc>
+              <w:tc>
+                <w:tcPr/>
+                <w:p>
+                  <w:pPr>
+                    <w:pStyle w:val="Compact"/>
+                    <w:jc w:val="right"/>
+                    <w:jc w:val="center"/>
+                  </w:pPr>
+                  <w:r>
+                    <w:t xml:space="preserve">5.000</w:t>
+                  </w:r>
+                </w:p>
+              </w:tc>
+              <w:tc>
+                <w:tcPr/>
+                <w:p>
+                  <w:pPr>
+                    <w:pStyle w:val="Compact"/>
+                    <w:jc w:val="right"/>
+                    <w:jc w:val="center"/>
+                  </w:pPr>
+                  <w:r>
+                    <w:t xml:space="preserve">34.00</w:t>
                   </w:r>
                 </w:p>
               </w:tc>
@@ -4131,72 +4161,72 @@
                     <w:jc w:val="center"/>
                   </w:pPr>
                   <w:r>
-                    <w:t xml:space="preserve">30</w:t>
-                  </w:r>
-                </w:p>
-              </w:tc>
-              <w:tc>
-                <w:tcPr/>
-                <w:p>
-                  <w:pPr>
-                    <w:pStyle w:val="Compact"/>
-                    <w:jc w:val="right"/>
-                    <w:jc w:val="center"/>
-                  </w:pPr>
-                  <w:r>
-                    <w:t xml:space="preserve">1.873</w:t>
-                  </w:r>
-                </w:p>
-              </w:tc>
-              <w:tc>
-                <w:tcPr/>
-                <w:p>
-                  <w:pPr>
-                    <w:pStyle w:val="Compact"/>
-                    <w:jc w:val="right"/>
-                    <w:jc w:val="center"/>
-                  </w:pPr>
-                  <w:r>
-                    <w:t xml:space="preserve">0.507</w:t>
-                  </w:r>
-                </w:p>
-              </w:tc>
-              <w:tc>
-                <w:tcPr/>
-                <w:p>
-                  <w:pPr>
-                    <w:pStyle w:val="Compact"/>
-                    <w:jc w:val="right"/>
-                    <w:jc w:val="center"/>
-                  </w:pPr>
-                  <w:r>
-                    <w:t xml:space="preserve">1.0</w:t>
-                  </w:r>
-                </w:p>
-              </w:tc>
-              <w:tc>
-                <w:tcPr/>
-                <w:p>
-                  <w:pPr>
-                    <w:pStyle w:val="Compact"/>
-                    <w:jc w:val="right"/>
-                    <w:jc w:val="center"/>
-                  </w:pPr>
-                  <w:r>
-                    <w:t xml:space="preserve">1.825</w:t>
-                  </w:r>
-                </w:p>
-              </w:tc>
-              <w:tc>
-                <w:tcPr/>
-                <w:p>
-                  <w:pPr>
-                    <w:pStyle w:val="Compact"/>
-                    <w:jc w:val="right"/>
-                    <w:jc w:val="center"/>
-                  </w:pPr>
-                  <w:r>
-                    <w:t xml:space="preserve">2.95</w:t>
+                    <w:t xml:space="preserve">80</w:t>
+                  </w:r>
+                </w:p>
+              </w:tc>
+              <w:tc>
+                <w:tcPr/>
+                <w:p>
+                  <w:pPr>
+                    <w:pStyle w:val="Compact"/>
+                    <w:jc w:val="right"/>
+                    <w:jc w:val="center"/>
+                  </w:pPr>
+                  <w:r>
+                    <w:t xml:space="preserve">1.629</w:t>
+                  </w:r>
+                </w:p>
+              </w:tc>
+              <w:tc>
+                <w:tcPr/>
+                <w:p>
+                  <w:pPr>
+                    <w:pStyle w:val="Compact"/>
+                    <w:jc w:val="right"/>
+                    <w:jc w:val="center"/>
+                  </w:pPr>
+                  <w:r>
+                    <w:t xml:space="preserve">0.541</w:t>
+                  </w:r>
+                </w:p>
+              </w:tc>
+              <w:tc>
+                <w:tcPr/>
+                <w:p>
+                  <w:pPr>
+                    <w:pStyle w:val="Compact"/>
+                    <w:jc w:val="right"/>
+                    <w:jc w:val="center"/>
+                  </w:pPr>
+                  <w:r>
+                    <w:t xml:space="preserve">1.00</w:t>
+                  </w:r>
+                </w:p>
+              </w:tc>
+              <w:tc>
+                <w:tcPr/>
+                <w:p>
+                  <w:pPr>
+                    <w:pStyle w:val="Compact"/>
+                    <w:jc w:val="right"/>
+                    <w:jc w:val="center"/>
+                  </w:pPr>
+                  <w:r>
+                    <w:t xml:space="preserve">1.600</w:t>
+                  </w:r>
+                </w:p>
+              </w:tc>
+              <w:tc>
+                <w:tcPr/>
+                <w:p>
+                  <w:pPr>
+                    <w:pStyle w:val="Compact"/>
+                    <w:jc w:val="right"/>
+                    <w:jc w:val="center"/>
+                  </w:pPr>
+                  <w:r>
+                    <w:t xml:space="preserve">3.10</w:t>
                   </w:r>
                 </w:p>
               </w:tc>
@@ -4237,59 +4267,59 @@
                     <w:jc w:val="center"/>
                   </w:pPr>
                   <w:r>
-                    <w:t xml:space="preserve">30</w:t>
-                  </w:r>
-                </w:p>
-              </w:tc>
-              <w:tc>
-                <w:tcPr/>
-                <w:p>
-                  <w:pPr>
-                    <w:pStyle w:val="Compact"/>
-                    <w:jc w:val="right"/>
-                    <w:jc w:val="center"/>
-                  </w:pPr>
-                  <w:r>
-                    <w:t xml:space="preserve">4.667</w:t>
-                  </w:r>
-                </w:p>
-              </w:tc>
-              <w:tc>
-                <w:tcPr/>
-                <w:p>
-                  <w:pPr>
-                    <w:pStyle w:val="Compact"/>
-                    <w:jc w:val="right"/>
-                    <w:jc w:val="center"/>
-                  </w:pPr>
-                  <w:r>
-                    <w:t xml:space="preserve">1.241</w:t>
-                  </w:r>
-                </w:p>
-              </w:tc>
-              <w:tc>
-                <w:tcPr/>
-                <w:p>
-                  <w:pPr>
-                    <w:pStyle w:val="Compact"/>
-                    <w:jc w:val="right"/>
-                    <w:jc w:val="center"/>
-                  </w:pPr>
-                  <w:r>
-                    <w:t xml:space="preserve">3.0</w:t>
-                  </w:r>
-                </w:p>
-              </w:tc>
-              <w:tc>
-                <w:tcPr/>
-                <w:p>
-                  <w:pPr>
-                    <w:pStyle w:val="Compact"/>
-                    <w:jc w:val="right"/>
-                    <w:jc w:val="center"/>
-                  </w:pPr>
-                  <w:r>
-                    <w:t xml:space="preserve">5.000</w:t>
+                    <w:t xml:space="preserve">80</w:t>
+                  </w:r>
+                </w:p>
+              </w:tc>
+              <w:tc>
+                <w:tcPr/>
+                <w:p>
+                  <w:pPr>
+                    <w:pStyle w:val="Compact"/>
+                    <w:jc w:val="right"/>
+                    <w:jc w:val="center"/>
+                  </w:pPr>
+                  <w:r>
+                    <w:t xml:space="preserve">4.662</w:t>
+                  </w:r>
+                </w:p>
+              </w:tc>
+              <w:tc>
+                <w:tcPr/>
+                <w:p>
+                  <w:pPr>
+                    <w:pStyle w:val="Compact"/>
+                    <w:jc w:val="right"/>
+                    <w:jc w:val="center"/>
+                  </w:pPr>
+                  <w:r>
+                    <w:t xml:space="preserve">1.350</w:t>
+                  </w:r>
+                </w:p>
+              </w:tc>
+              <w:tc>
+                <w:tcPr/>
+                <w:p>
+                  <w:pPr>
+                    <w:pStyle w:val="Compact"/>
+                    <w:jc w:val="right"/>
+                    <w:jc w:val="center"/>
+                  </w:pPr>
+                  <w:r>
+                    <w:t xml:space="preserve">3.00</w:t>
+                  </w:r>
+                </w:p>
+              </w:tc>
+              <w:tc>
+                <w:tcPr/>
+                <w:p>
+                  <w:pPr>
+                    <w:pStyle w:val="Compact"/>
+                    <w:jc w:val="right"/>
+                    <w:jc w:val="center"/>
+                  </w:pPr>
+                  <w:r>
+                    <w:t xml:space="preserve">4.000</w:t>
                   </w:r>
                 </w:p>
               </w:tc>
@@ -4343,59 +4373,59 @@
                     <w:jc w:val="center"/>
                   </w:pPr>
                   <w:r>
-                    <w:t xml:space="preserve">30</w:t>
-                  </w:r>
-                </w:p>
-              </w:tc>
-              <w:tc>
-                <w:tcPr/>
-                <w:p>
-                  <w:pPr>
-                    <w:pStyle w:val="Compact"/>
-                    <w:jc w:val="right"/>
-                    <w:jc w:val="center"/>
-                  </w:pPr>
-                  <w:r>
-                    <w:t xml:space="preserve">4.115</w:t>
-                  </w:r>
-                </w:p>
-              </w:tc>
-              <w:tc>
-                <w:tcPr/>
-                <w:p>
-                  <w:pPr>
-                    <w:pStyle w:val="Compact"/>
-                    <w:jc w:val="right"/>
-                    <w:jc w:val="center"/>
-                  </w:pPr>
-                  <w:r>
-                    <w:t xml:space="preserve">0.183</w:t>
-                  </w:r>
-                </w:p>
-              </w:tc>
-              <w:tc>
-                <w:tcPr/>
-                <w:p>
-                  <w:pPr>
-                    <w:pStyle w:val="Compact"/>
-                    <w:jc w:val="right"/>
-                    <w:jc w:val="center"/>
-                  </w:pPr>
-                  <w:r>
-                    <w:t xml:space="preserve">3.8</w:t>
-                  </w:r>
-                </w:p>
-              </w:tc>
-              <w:tc>
-                <w:tcPr/>
-                <w:p>
-                  <w:pPr>
-                    <w:pStyle w:val="Compact"/>
-                    <w:jc w:val="right"/>
-                    <w:jc w:val="center"/>
-                  </w:pPr>
-                  <w:r>
-                    <w:t xml:space="preserve">4.125</w:t>
+                    <w:t xml:space="preserve">80</w:t>
+                  </w:r>
+                </w:p>
+              </w:tc>
+              <w:tc>
+                <w:tcPr/>
+                <w:p>
+                  <w:pPr>
+                    <w:pStyle w:val="Compact"/>
+                    <w:jc w:val="right"/>
+                    <w:jc w:val="center"/>
+                  </w:pPr>
+                  <w:r>
+                    <w:t xml:space="preserve">4.064</w:t>
+                  </w:r>
+                </w:p>
+              </w:tc>
+              <w:tc>
+                <w:tcPr/>
+                <w:p>
+                  <w:pPr>
+                    <w:pStyle w:val="Compact"/>
+                    <w:jc w:val="right"/>
+                    <w:jc w:val="center"/>
+                  </w:pPr>
+                  <w:r>
+                    <w:t xml:space="preserve">0.170</w:t>
+                  </w:r>
+                </w:p>
+              </w:tc>
+              <w:tc>
+                <w:tcPr/>
+                <w:p>
+                  <w:pPr>
+                    <w:pStyle w:val="Compact"/>
+                    <w:jc w:val="right"/>
+                    <w:jc w:val="center"/>
+                  </w:pPr>
+                  <w:r>
+                    <w:t xml:space="preserve">3.82</w:t>
+                  </w:r>
+                </w:p>
+              </w:tc>
+              <w:tc>
+                <w:tcPr/>
+                <w:p>
+                  <w:pPr>
+                    <w:pStyle w:val="Compact"/>
+                    <w:jc w:val="right"/>
+                    <w:jc w:val="center"/>
+                  </w:pPr>
+                  <w:r>
+                    <w:t xml:space="preserve">4.035</w:t>
                   </w:r>
                 </w:p>
               </w:tc>
@@ -4449,72 +4479,72 @@
                     <w:jc w:val="center"/>
                   </w:pPr>
                   <w:r>
-                    <w:t xml:space="preserve">30</w:t>
-                  </w:r>
-                </w:p>
-              </w:tc>
-              <w:tc>
-                <w:tcPr/>
-                <w:p>
-                  <w:pPr>
-                    <w:pStyle w:val="Compact"/>
-                    <w:jc w:val="right"/>
-                    <w:jc w:val="center"/>
-                  </w:pPr>
-                  <w:r>
-                    <w:t xml:space="preserve">3.667</w:t>
-                  </w:r>
-                </w:p>
-              </w:tc>
-              <w:tc>
-                <w:tcPr/>
-                <w:p>
-                  <w:pPr>
-                    <w:pStyle w:val="Compact"/>
-                    <w:jc w:val="right"/>
-                    <w:jc w:val="center"/>
-                  </w:pPr>
-                  <w:r>
-                    <w:t xml:space="preserve">4.205</w:t>
-                  </w:r>
-                </w:p>
-              </w:tc>
-              <w:tc>
-                <w:tcPr/>
-                <w:p>
-                  <w:pPr>
-                    <w:pStyle w:val="Compact"/>
-                    <w:jc w:val="right"/>
-                    <w:jc w:val="center"/>
-                  </w:pPr>
-                  <w:r>
-                    <w:t xml:space="preserve">0.0</w:t>
-                  </w:r>
-                </w:p>
-              </w:tc>
-              <w:tc>
-                <w:tcPr/>
-                <w:p>
-                  <w:pPr>
-                    <w:pStyle w:val="Compact"/>
-                    <w:jc w:val="right"/>
-                    <w:jc w:val="center"/>
-                  </w:pPr>
-                  <w:r>
-                    <w:t xml:space="preserve">2.000</w:t>
-                  </w:r>
-                </w:p>
-              </w:tc>
-              <w:tc>
-                <w:tcPr/>
-                <w:p>
-                  <w:pPr>
-                    <w:pStyle w:val="Compact"/>
-                    <w:jc w:val="right"/>
-                    <w:jc w:val="center"/>
-                  </w:pPr>
-                  <w:r>
-                    <w:t xml:space="preserve">13.00</w:t>
+                    <w:t xml:space="preserve">80</w:t>
+                  </w:r>
+                </w:p>
+              </w:tc>
+              <w:tc>
+                <w:tcPr/>
+                <w:p>
+                  <w:pPr>
+                    <w:pStyle w:val="Compact"/>
+                    <w:jc w:val="right"/>
+                    <w:jc w:val="center"/>
+                  </w:pPr>
+                  <w:r>
+                    <w:t xml:space="preserve">7.513</w:t>
+                  </w:r>
+                </w:p>
+              </w:tc>
+              <w:tc>
+                <w:tcPr/>
+                <w:p>
+                  <w:pPr>
+                    <w:pStyle w:val="Compact"/>
+                    <w:jc w:val="right"/>
+                    <w:jc w:val="center"/>
+                  </w:pPr>
+                  <w:r>
+                    <w:t xml:space="preserve">7.480</w:t>
+                  </w:r>
+                </w:p>
+              </w:tc>
+              <w:tc>
+                <w:tcPr/>
+                <w:p>
+                  <w:pPr>
+                    <w:pStyle w:val="Compact"/>
+                    <w:jc w:val="right"/>
+                    <w:jc w:val="center"/>
+                  </w:pPr>
+                  <w:r>
+                    <w:t xml:space="preserve">0.00</w:t>
+                  </w:r>
+                </w:p>
+              </w:tc>
+              <w:tc>
+                <w:tcPr/>
+                <w:p>
+                  <w:pPr>
+                    <w:pStyle w:val="Compact"/>
+                    <w:jc w:val="right"/>
+                    <w:jc w:val="center"/>
+                  </w:pPr>
+                  <w:r>
+                    <w:t xml:space="preserve">5.000</w:t>
+                  </w:r>
+                </w:p>
+              </w:tc>
+              <w:tc>
+                <w:tcPr/>
+                <w:p>
+                  <w:pPr>
+                    <w:pStyle w:val="Compact"/>
+                    <w:jc w:val="right"/>
+                    <w:jc w:val="center"/>
+                  </w:pPr>
+                  <w:r>
+                    <w:t xml:space="preserve">24.00</w:t>
                   </w:r>
                 </w:p>
               </w:tc>
@@ -4555,72 +4585,72 @@
                     <w:jc w:val="center"/>
                   </w:pPr>
                   <w:r>
-                    <w:t xml:space="preserve">30</w:t>
-                  </w:r>
-                </w:p>
-              </w:tc>
-              <w:tc>
-                <w:tcPr/>
-                <w:p>
-                  <w:pPr>
-                    <w:pStyle w:val="Compact"/>
-                    <w:jc w:val="right"/>
-                    <w:jc w:val="center"/>
-                  </w:pPr>
-                  <w:r>
-                    <w:t xml:space="preserve">1.870</w:t>
-                  </w:r>
-                </w:p>
-              </w:tc>
-              <w:tc>
-                <w:tcPr/>
-                <w:p>
-                  <w:pPr>
-                    <w:pStyle w:val="Compact"/>
-                    <w:jc w:val="right"/>
-                    <w:jc w:val="center"/>
-                  </w:pPr>
-                  <w:r>
-                    <w:t xml:space="preserve">0.500</w:t>
-                  </w:r>
-                </w:p>
-              </w:tc>
-              <w:tc>
-                <w:tcPr/>
-                <w:p>
-                  <w:pPr>
-                    <w:pStyle w:val="Compact"/>
-                    <w:jc w:val="right"/>
-                    <w:jc w:val="center"/>
-                  </w:pPr>
-                  <w:r>
-                    <w:t xml:space="preserve">1.0</w:t>
-                  </w:r>
-                </w:p>
-              </w:tc>
-              <w:tc>
-                <w:tcPr/>
-                <w:p>
-                  <w:pPr>
-                    <w:pStyle w:val="Compact"/>
-                    <w:jc w:val="right"/>
-                    <w:jc w:val="center"/>
-                  </w:pPr>
-                  <w:r>
-                    <w:t xml:space="preserve">1.825</w:t>
-                  </w:r>
-                </w:p>
-              </w:tc>
-              <w:tc>
-                <w:tcPr/>
-                <w:p>
-                  <w:pPr>
-                    <w:pStyle w:val="Compact"/>
-                    <w:jc w:val="right"/>
-                    <w:jc w:val="center"/>
-                  </w:pPr>
-                  <w:r>
-                    <w:t xml:space="preserve">2.85</w:t>
+                    <w:t xml:space="preserve">80</w:t>
+                  </w:r>
+                </w:p>
+              </w:tc>
+              <w:tc>
+                <w:tcPr/>
+                <w:p>
+                  <w:pPr>
+                    <w:pStyle w:val="Compact"/>
+                    <w:jc w:val="right"/>
+                    <w:jc w:val="center"/>
+                  </w:pPr>
+                  <w:r>
+                    <w:t xml:space="preserve">1.624</w:t>
+                  </w:r>
+                </w:p>
+              </w:tc>
+              <w:tc>
+                <w:tcPr/>
+                <w:p>
+                  <w:pPr>
+                    <w:pStyle w:val="Compact"/>
+                    <w:jc w:val="right"/>
+                    <w:jc w:val="center"/>
+                  </w:pPr>
+                  <w:r>
+                    <w:t xml:space="preserve">0.518</w:t>
+                  </w:r>
+                </w:p>
+              </w:tc>
+              <w:tc>
+                <w:tcPr/>
+                <w:p>
+                  <w:pPr>
+                    <w:pStyle w:val="Compact"/>
+                    <w:jc w:val="right"/>
+                    <w:jc w:val="center"/>
+                  </w:pPr>
+                  <w:r>
+                    <w:t xml:space="preserve">1.00</w:t>
+                  </w:r>
+                </w:p>
+              </w:tc>
+              <w:tc>
+                <w:tcPr/>
+                <w:p>
+                  <w:pPr>
+                    <w:pStyle w:val="Compact"/>
+                    <w:jc w:val="right"/>
+                    <w:jc w:val="center"/>
+                  </w:pPr>
+                  <w:r>
+                    <w:t xml:space="preserve">1.600</w:t>
+                  </w:r>
+                </w:p>
+              </w:tc>
+              <w:tc>
+                <w:tcPr/>
+                <w:p>
+                  <w:pPr>
+                    <w:pStyle w:val="Compact"/>
+                    <w:jc w:val="right"/>
+                    <w:jc w:val="center"/>
+                  </w:pPr>
+                  <w:r>
+                    <w:t xml:space="preserve">2.70</w:t>
                   </w:r>
                 </w:p>
               </w:tc>
@@ -4700,14 +4730,14 @@
               <w:tblLook w:firstRow="1" w:lastRow="0" w:firstColumn="0" w:lastColumn="0" w:noHBand="0" w:noVBand="0" w:val="0020"/>
             </w:tblPr>
             <w:tblGrid>
-              <w:gridCol w:w="2342"/>
-              <w:gridCol w:w="1896"/>
-              <w:gridCol w:w="334"/>
-              <w:gridCol w:w="669"/>
-              <w:gridCol w:w="669"/>
-              <w:gridCol w:w="557"/>
-              <w:gridCol w:w="780"/>
-              <w:gridCol w:w="669"/>
+              <w:gridCol w:w="2310"/>
+              <w:gridCol w:w="1870"/>
+              <w:gridCol w:w="330"/>
+              <w:gridCol w:w="770"/>
+              <w:gridCol w:w="660"/>
+              <w:gridCol w:w="550"/>
+              <w:gridCol w:w="770"/>
+              <w:gridCol w:w="660"/>
             </w:tblGrid>
             <w:tr>
               <w:trPr>
@@ -4854,33 +4884,33 @@
                     <w:jc w:val="center"/>
                   </w:pPr>
                   <w:r>
-                    <w:t xml:space="preserve">24</w:t>
-                  </w:r>
-                </w:p>
-              </w:tc>
-              <w:tc>
-                <w:tcPr/>
-                <w:p>
-                  <w:pPr>
-                    <w:pStyle w:val="Compact"/>
-                    <w:jc w:val="right"/>
-                    <w:jc w:val="center"/>
-                  </w:pPr>
-                  <w:r>
-                    <w:t xml:space="preserve">3.792</w:t>
-                  </w:r>
-                </w:p>
-              </w:tc>
-              <w:tc>
-                <w:tcPr/>
-                <w:p>
-                  <w:pPr>
-                    <w:pStyle w:val="Compact"/>
-                    <w:jc w:val="right"/>
-                    <w:jc w:val="center"/>
-                  </w:pPr>
-                  <w:r>
-                    <w:t xml:space="preserve">0.884</w:t>
+                    <w:t xml:space="preserve">80</w:t>
+                  </w:r>
+                </w:p>
+              </w:tc>
+              <w:tc>
+                <w:tcPr/>
+                <w:p>
+                  <w:pPr>
+                    <w:pStyle w:val="Compact"/>
+                    <w:jc w:val="right"/>
+                    <w:jc w:val="center"/>
+                  </w:pPr>
+                  <w:r>
+                    <w:t xml:space="preserve">4.225</w:t>
+                  </w:r>
+                </w:p>
+              </w:tc>
+              <w:tc>
+                <w:tcPr/>
+                <w:p>
+                  <w:pPr>
+                    <w:pStyle w:val="Compact"/>
+                    <w:jc w:val="right"/>
+                    <w:jc w:val="center"/>
+                  </w:pPr>
+                  <w:r>
+                    <w:t xml:space="preserve">0.856</w:t>
                   </w:r>
                 </w:p>
               </w:tc>
@@ -4906,7 +4936,7 @@
                     <w:jc w:val="center"/>
                   </w:pPr>
                   <w:r>
-                    <w:t xml:space="preserve">4.000</w:t>
+                    <w:t xml:space="preserve">4.00</w:t>
                   </w:r>
                 </w:p>
               </w:tc>
@@ -4960,72 +4990,72 @@
                     <w:jc w:val="center"/>
                   </w:pPr>
                   <w:r>
-                    <w:t xml:space="preserve">24</w:t>
-                  </w:r>
-                </w:p>
-              </w:tc>
-              <w:tc>
-                <w:tcPr/>
-                <w:p>
-                  <w:pPr>
-                    <w:pStyle w:val="Compact"/>
-                    <w:jc w:val="right"/>
-                    <w:jc w:val="center"/>
-                  </w:pPr>
-                  <w:r>
-                    <w:t xml:space="preserve">4.700</w:t>
-                  </w:r>
-                </w:p>
-              </w:tc>
-              <w:tc>
-                <w:tcPr/>
-                <w:p>
-                  <w:pPr>
-                    <w:pStyle w:val="Compact"/>
-                    <w:jc w:val="right"/>
-                    <w:jc w:val="center"/>
-                  </w:pPr>
-                  <w:r>
-                    <w:t xml:space="preserve">0.665</w:t>
-                  </w:r>
-                </w:p>
-              </w:tc>
-              <w:tc>
-                <w:tcPr/>
-                <w:p>
-                  <w:pPr>
-                    <w:pStyle w:val="Compact"/>
-                    <w:jc w:val="right"/>
-                    <w:jc w:val="center"/>
-                  </w:pPr>
-                  <w:r>
-                    <w:t xml:space="preserve">3.85</w:t>
-                  </w:r>
-                </w:p>
-              </w:tc>
-              <w:tc>
-                <w:tcPr/>
-                <w:p>
-                  <w:pPr>
-                    <w:pStyle w:val="Compact"/>
-                    <w:jc w:val="right"/>
-                    <w:jc w:val="center"/>
-                  </w:pPr>
-                  <w:r>
-                    <w:t xml:space="preserve">4.580</w:t>
-                  </w:r>
-                </w:p>
-              </w:tc>
-              <w:tc>
-                <w:tcPr/>
-                <w:p>
-                  <w:pPr>
-                    <w:pStyle w:val="Compact"/>
-                    <w:jc w:val="right"/>
-                    <w:jc w:val="center"/>
-                  </w:pPr>
-                  <w:r>
-                    <w:t xml:space="preserve">6.13</w:t>
+                    <w:t xml:space="preserve">80</w:t>
+                  </w:r>
+                </w:p>
+              </w:tc>
+              <w:tc>
+                <w:tcPr/>
+                <w:p>
+                  <w:pPr>
+                    <w:pStyle w:val="Compact"/>
+                    <w:jc w:val="right"/>
+                    <w:jc w:val="center"/>
+                  </w:pPr>
+                  <w:r>
+                    <w:t xml:space="preserve">4.502</w:t>
+                  </w:r>
+                </w:p>
+              </w:tc>
+              <w:tc>
+                <w:tcPr/>
+                <w:p>
+                  <w:pPr>
+                    <w:pStyle w:val="Compact"/>
+                    <w:jc w:val="right"/>
+                    <w:jc w:val="center"/>
+                  </w:pPr>
+                  <w:r>
+                    <w:t xml:space="preserve">0.556</w:t>
+                  </w:r>
+                </w:p>
+              </w:tc>
+              <w:tc>
+                <w:tcPr/>
+                <w:p>
+                  <w:pPr>
+                    <w:pStyle w:val="Compact"/>
+                    <w:jc w:val="right"/>
+                    <w:jc w:val="center"/>
+                  </w:pPr>
+                  <w:r>
+                    <w:t xml:space="preserve">3.80</w:t>
+                  </w:r>
+                </w:p>
+              </w:tc>
+              <w:tc>
+                <w:tcPr/>
+                <w:p>
+                  <w:pPr>
+                    <w:pStyle w:val="Compact"/>
+                    <w:jc w:val="right"/>
+                    <w:jc w:val="center"/>
+                  </w:pPr>
+                  <w:r>
+                    <w:t xml:space="preserve">4.41</w:t>
+                  </w:r>
+                </w:p>
+              </w:tc>
+              <w:tc>
+                <w:tcPr/>
+                <w:p>
+                  <w:pPr>
+                    <w:pStyle w:val="Compact"/>
+                    <w:jc w:val="right"/>
+                    <w:jc w:val="center"/>
+                  </w:pPr>
+                  <w:r>
+                    <w:t xml:space="preserve">6.07</w:t>
                   </w:r>
                 </w:p>
               </w:tc>
@@ -5066,33 +5096,33 @@
                     <w:jc w:val="center"/>
                   </w:pPr>
                   <w:r>
-                    <w:t xml:space="preserve">24</w:t>
-                  </w:r>
-                </w:p>
-              </w:tc>
-              <w:tc>
-                <w:tcPr/>
-                <w:p>
-                  <w:pPr>
-                    <w:pStyle w:val="Compact"/>
-                    <w:jc w:val="right"/>
-                    <w:jc w:val="center"/>
-                  </w:pPr>
-                  <w:r>
-                    <w:t xml:space="preserve">8.708</w:t>
-                  </w:r>
-                </w:p>
-              </w:tc>
-              <w:tc>
-                <w:tcPr/>
-                <w:p>
-                  <w:pPr>
-                    <w:pStyle w:val="Compact"/>
-                    <w:jc w:val="right"/>
-                    <w:jc w:val="center"/>
-                  </w:pPr>
-                  <w:r>
-                    <w:t xml:space="preserve">4.217</w:t>
+                    <w:t xml:space="preserve">80</w:t>
+                  </w:r>
+                </w:p>
+              </w:tc>
+              <w:tc>
+                <w:tcPr/>
+                <w:p>
+                  <w:pPr>
+                    <w:pStyle w:val="Compact"/>
+                    <w:jc w:val="right"/>
+                    <w:jc w:val="center"/>
+                  </w:pPr>
+                  <w:r>
+                    <w:t xml:space="preserve">12.375</w:t>
+                  </w:r>
+                </w:p>
+              </w:tc>
+              <w:tc>
+                <w:tcPr/>
+                <w:p>
+                  <w:pPr>
+                    <w:pStyle w:val="Compact"/>
+                    <w:jc w:val="right"/>
+                    <w:jc w:val="center"/>
+                  </w:pPr>
+                  <w:r>
+                    <w:t xml:space="preserve">7.903</w:t>
                   </w:r>
                 </w:p>
               </w:tc>
@@ -5118,20 +5148,20 @@
                     <w:jc w:val="center"/>
                   </w:pPr>
                   <w:r>
-                    <w:t xml:space="preserve">7.500</w:t>
-                  </w:r>
-                </w:p>
-              </w:tc>
-              <w:tc>
-                <w:tcPr/>
-                <w:p>
-                  <w:pPr>
-                    <w:pStyle w:val="Compact"/>
-                    <w:jc w:val="right"/>
-                    <w:jc w:val="center"/>
-                  </w:pPr>
-                  <w:r>
-                    <w:t xml:space="preserve">23.00</w:t>
+                    <w:t xml:space="preserve">10.00</w:t>
+                  </w:r>
+                </w:p>
+              </w:tc>
+              <w:tc>
+                <w:tcPr/>
+                <w:p>
+                  <w:pPr>
+                    <w:pStyle w:val="Compact"/>
+                    <w:jc w:val="right"/>
+                    <w:jc w:val="center"/>
+                  </w:pPr>
+                  <w:r>
+                    <w:t xml:space="preserve">43.00</w:t>
                   </w:r>
                 </w:p>
               </w:tc>
@@ -5172,33 +5202,33 @@
                     <w:jc w:val="center"/>
                   </w:pPr>
                   <w:r>
-                    <w:t xml:space="preserve">24</w:t>
-                  </w:r>
-                </w:p>
-              </w:tc>
-              <w:tc>
-                <w:tcPr/>
-                <w:p>
-                  <w:pPr>
-                    <w:pStyle w:val="Compact"/>
-                    <w:jc w:val="right"/>
-                    <w:jc w:val="center"/>
-                  </w:pPr>
-                  <w:r>
-                    <w:t xml:space="preserve">1.438</w:t>
-                  </w:r>
-                </w:p>
-              </w:tc>
-              <w:tc>
-                <w:tcPr/>
-                <w:p>
-                  <w:pPr>
-                    <w:pStyle w:val="Compact"/>
-                    <w:jc w:val="right"/>
-                    <w:jc w:val="center"/>
-                  </w:pPr>
-                  <w:r>
-                    <w:t xml:space="preserve">0.227</w:t>
+                    <w:t xml:space="preserve">80</w:t>
+                  </w:r>
+                </w:p>
+              </w:tc>
+              <w:tc>
+                <w:tcPr/>
+                <w:p>
+                  <w:pPr>
+                    <w:pStyle w:val="Compact"/>
+                    <w:jc w:val="right"/>
+                    <w:jc w:val="center"/>
+                  </w:pPr>
+                  <w:r>
+                    <w:t xml:space="preserve">1.300</w:t>
+                  </w:r>
+                </w:p>
+              </w:tc>
+              <w:tc>
+                <w:tcPr/>
+                <w:p>
+                  <w:pPr>
+                    <w:pStyle w:val="Compact"/>
+                    <w:jc w:val="right"/>
+                    <w:jc w:val="center"/>
+                  </w:pPr>
+                  <w:r>
+                    <w:t xml:space="preserve">0.251</w:t>
                   </w:r>
                 </w:p>
               </w:tc>
@@ -5224,7 +5254,7 @@
                     <w:jc w:val="center"/>
                   </w:pPr>
                   <w:r>
-                    <w:t xml:space="preserve">1.500</w:t>
+                    <w:t xml:space="preserve">1.30</w:t>
                   </w:r>
                 </w:p>
               </w:tc>
@@ -5278,33 +5308,33 @@
                     <w:jc w:val="center"/>
                   </w:pPr>
                   <w:r>
-                    <w:t xml:space="preserve">24</w:t>
-                  </w:r>
-                </w:p>
-              </w:tc>
-              <w:tc>
-                <w:tcPr/>
-                <w:p>
-                  <w:pPr>
-                    <w:pStyle w:val="Compact"/>
-                    <w:jc w:val="right"/>
-                    <w:jc w:val="center"/>
-                  </w:pPr>
-                  <w:r>
-                    <w:t xml:space="preserve">3.833</w:t>
-                  </w:r>
-                </w:p>
-              </w:tc>
-              <w:tc>
-                <w:tcPr/>
-                <w:p>
-                  <w:pPr>
-                    <w:pStyle w:val="Compact"/>
-                    <w:jc w:val="right"/>
-                    <w:jc w:val="center"/>
-                  </w:pPr>
-                  <w:r>
-                    <w:t xml:space="preserve">0.761</w:t>
+                    <w:t xml:space="preserve">80</w:t>
+                  </w:r>
+                </w:p>
+              </w:tc>
+              <w:tc>
+                <w:tcPr/>
+                <w:p>
+                  <w:pPr>
+                    <w:pStyle w:val="Compact"/>
+                    <w:jc w:val="right"/>
+                    <w:jc w:val="center"/>
+                  </w:pPr>
+                  <w:r>
+                    <w:t xml:space="preserve">4.400</w:t>
+                  </w:r>
+                </w:p>
+              </w:tc>
+              <w:tc>
+                <w:tcPr/>
+                <w:p>
+                  <w:pPr>
+                    <w:pStyle w:val="Compact"/>
+                    <w:jc w:val="right"/>
+                    <w:jc w:val="center"/>
+                  </w:pPr>
+                  <w:r>
+                    <w:t xml:space="preserve">0.518</w:t>
                   </w:r>
                 </w:p>
               </w:tc>
@@ -5330,7 +5360,7 @@
                     <w:jc w:val="center"/>
                   </w:pPr>
                   <w:r>
-                    <w:t xml:space="preserve">4.000</w:t>
+                    <w:t xml:space="preserve">4.00</w:t>
                   </w:r>
                 </w:p>
               </w:tc>
@@ -5384,72 +5414,72 @@
                     <w:jc w:val="center"/>
                   </w:pPr>
                   <w:r>
-                    <w:t xml:space="preserve">24</w:t>
-                  </w:r>
-                </w:p>
-              </w:tc>
-              <w:tc>
-                <w:tcPr/>
-                <w:p>
-                  <w:pPr>
-                    <w:pStyle w:val="Compact"/>
-                    <w:jc w:val="right"/>
-                    <w:jc w:val="center"/>
-                  </w:pPr>
-                  <w:r>
-                    <w:t xml:space="preserve">4.570</w:t>
-                  </w:r>
-                </w:p>
-              </w:tc>
-              <w:tc>
-                <w:tcPr/>
-                <w:p>
-                  <w:pPr>
-                    <w:pStyle w:val="Compact"/>
-                    <w:jc w:val="right"/>
-                    <w:jc w:val="center"/>
-                  </w:pPr>
-                  <w:r>
-                    <w:t xml:space="preserve">0.467</w:t>
-                  </w:r>
-                </w:p>
-              </w:tc>
-              <w:tc>
-                <w:tcPr/>
-                <w:p>
-                  <w:pPr>
-                    <w:pStyle w:val="Compact"/>
-                    <w:jc w:val="right"/>
-                    <w:jc w:val="center"/>
-                  </w:pPr>
-                  <w:r>
-                    <w:t xml:space="preserve">4.04</w:t>
-                  </w:r>
-                </w:p>
-              </w:tc>
-              <w:tc>
-                <w:tcPr/>
-                <w:p>
-                  <w:pPr>
-                    <w:pStyle w:val="Compact"/>
-                    <w:jc w:val="right"/>
-                    <w:jc w:val="center"/>
-                  </w:pPr>
-                  <w:r>
-                    <w:t xml:space="preserve">4.475</w:t>
-                  </w:r>
-                </w:p>
-              </w:tc>
-              <w:tc>
-                <w:tcPr/>
-                <w:p>
-                  <w:pPr>
-                    <w:pStyle w:val="Compact"/>
-                    <w:jc w:val="right"/>
-                    <w:jc w:val="center"/>
-                  </w:pPr>
-                  <w:r>
-                    <w:t xml:space="preserve">5.36</w:t>
+                    <w:t xml:space="preserve">80</w:t>
+                  </w:r>
+                </w:p>
+              </w:tc>
+              <w:tc>
+                <w:tcPr/>
+                <w:p>
+                  <w:pPr>
+                    <w:pStyle w:val="Compact"/>
+                    <w:jc w:val="right"/>
+                    <w:jc w:val="center"/>
+                  </w:pPr>
+                  <w:r>
+                    <w:t xml:space="preserve">4.432</w:t>
+                  </w:r>
+                </w:p>
+              </w:tc>
+              <w:tc>
+                <w:tcPr/>
+                <w:p>
+                  <w:pPr>
+                    <w:pStyle w:val="Compact"/>
+                    <w:jc w:val="right"/>
+                    <w:jc w:val="center"/>
+                  </w:pPr>
+                  <w:r>
+                    <w:t xml:space="preserve">0.354</w:t>
+                  </w:r>
+                </w:p>
+              </w:tc>
+              <w:tc>
+                <w:tcPr/>
+                <w:p>
+                  <w:pPr>
+                    <w:pStyle w:val="Compact"/>
+                    <w:jc w:val="right"/>
+                    <w:jc w:val="center"/>
+                  </w:pPr>
+                  <w:r>
+                    <w:t xml:space="preserve">3.95</w:t>
+                  </w:r>
+                </w:p>
+              </w:tc>
+              <w:tc>
+                <w:tcPr/>
+                <w:p>
+                  <w:pPr>
+                    <w:pStyle w:val="Compact"/>
+                    <w:jc w:val="right"/>
+                    <w:jc w:val="center"/>
+                  </w:pPr>
+                  <w:r>
+                    <w:t xml:space="preserve">4.37</w:t>
+                  </w:r>
+                </w:p>
+              </w:tc>
+              <w:tc>
+                <w:tcPr/>
+                <w:p>
+                  <w:pPr>
+                    <w:pStyle w:val="Compact"/>
+                    <w:jc w:val="right"/>
+                    <w:jc w:val="center"/>
+                  </w:pPr>
+                  <w:r>
+                    <w:t xml:space="preserve">5.05</w:t>
                   </w:r>
                 </w:p>
               </w:tc>
@@ -5490,33 +5520,33 @@
                     <w:jc w:val="center"/>
                   </w:pPr>
                   <w:r>
-                    <w:t xml:space="preserve">24</w:t>
-                  </w:r>
-                </w:p>
-              </w:tc>
-              <w:tc>
-                <w:tcPr/>
-                <w:p>
-                  <w:pPr>
-                    <w:pStyle w:val="Compact"/>
-                    <w:jc w:val="right"/>
-                    <w:jc w:val="center"/>
-                  </w:pPr>
-                  <w:r>
-                    <w:t xml:space="preserve">0.583</w:t>
-                  </w:r>
-                </w:p>
-              </w:tc>
-              <w:tc>
-                <w:tcPr/>
-                <w:p>
-                  <w:pPr>
-                    <w:pStyle w:val="Compact"/>
-                    <w:jc w:val="right"/>
-                    <w:jc w:val="center"/>
-                  </w:pPr>
-                  <w:r>
-                    <w:t xml:space="preserve">0.504</w:t>
+                    <w:t xml:space="preserve">80</w:t>
+                  </w:r>
+                </w:p>
+              </w:tc>
+              <w:tc>
+                <w:tcPr/>
+                <w:p>
+                  <w:pPr>
+                    <w:pStyle w:val="Compact"/>
+                    <w:jc w:val="right"/>
+                    <w:jc w:val="center"/>
+                  </w:pPr>
+                  <w:r>
+                    <w:t xml:space="preserve">0.562</w:t>
+                  </w:r>
+                </w:p>
+              </w:tc>
+              <w:tc>
+                <w:tcPr/>
+                <w:p>
+                  <w:pPr>
+                    <w:pStyle w:val="Compact"/>
+                    <w:jc w:val="right"/>
+                    <w:jc w:val="center"/>
+                  </w:pPr>
+                  <w:r>
+                    <w:t xml:space="preserve">0.499</w:t>
                   </w:r>
                 </w:p>
               </w:tc>
@@ -5542,7 +5572,7 @@
                     <w:jc w:val="center"/>
                   </w:pPr>
                   <w:r>
-                    <w:t xml:space="preserve">1.000</w:t>
+                    <w:t xml:space="preserve">1.00</w:t>
                   </w:r>
                 </w:p>
               </w:tc>
@@ -5596,72 +5626,72 @@
                     <w:jc w:val="center"/>
                   </w:pPr>
                   <w:r>
-                    <w:t xml:space="preserve">24</w:t>
-                  </w:r>
-                </w:p>
-              </w:tc>
-              <w:tc>
-                <w:tcPr/>
-                <w:p>
-                  <w:pPr>
-                    <w:pStyle w:val="Compact"/>
-                    <w:jc w:val="right"/>
-                    <w:jc w:val="center"/>
-                  </w:pPr>
-                  <w:r>
-                    <w:t xml:space="preserve">1.958</w:t>
-                  </w:r>
-                </w:p>
-              </w:tc>
-              <w:tc>
-                <w:tcPr/>
-                <w:p>
-                  <w:pPr>
-                    <w:pStyle w:val="Compact"/>
-                    <w:jc w:val="right"/>
-                    <w:jc w:val="center"/>
-                  </w:pPr>
-                  <w:r>
-                    <w:t xml:space="preserve">0.260</w:t>
-                  </w:r>
-                </w:p>
-              </w:tc>
-              <w:tc>
-                <w:tcPr/>
-                <w:p>
-                  <w:pPr>
-                    <w:pStyle w:val="Compact"/>
-                    <w:jc w:val="right"/>
-                    <w:jc w:val="center"/>
-                  </w:pPr>
-                  <w:r>
-                    <w:t xml:space="preserve">1.40</w:t>
-                  </w:r>
-                </w:p>
-              </w:tc>
-              <w:tc>
-                <w:tcPr/>
-                <w:p>
-                  <w:pPr>
-                    <w:pStyle w:val="Compact"/>
-                    <w:jc w:val="right"/>
-                    <w:jc w:val="center"/>
-                  </w:pPr>
-                  <w:r>
-                    <w:t xml:space="preserve">1.900</w:t>
-                  </w:r>
-                </w:p>
-              </w:tc>
-              <w:tc>
-                <w:tcPr/>
-                <w:p>
-                  <w:pPr>
-                    <w:pStyle w:val="Compact"/>
-                    <w:jc w:val="right"/>
-                    <w:jc w:val="center"/>
-                  </w:pPr>
-                  <w:r>
-                    <w:t xml:space="preserve">2.80</w:t>
+                    <w:t xml:space="preserve">80</w:t>
+                  </w:r>
+                </w:p>
+              </w:tc>
+              <w:tc>
+                <w:tcPr/>
+                <w:p>
+                  <w:pPr>
+                    <w:pStyle w:val="Compact"/>
+                    <w:jc w:val="right"/>
+                    <w:jc w:val="center"/>
+                  </w:pPr>
+                  <w:r>
+                    <w:t xml:space="preserve">1.893</w:t>
+                  </w:r>
+                </w:p>
+              </w:tc>
+              <w:tc>
+                <w:tcPr/>
+                <w:p>
+                  <w:pPr>
+                    <w:pStyle w:val="Compact"/>
+                    <w:jc w:val="right"/>
+                    <w:jc w:val="center"/>
+                  </w:pPr>
+                  <w:r>
+                    <w:t xml:space="preserve">0.145</w:t>
+                  </w:r>
+                </w:p>
+              </w:tc>
+              <w:tc>
+                <w:tcPr/>
+                <w:p>
+                  <w:pPr>
+                    <w:pStyle w:val="Compact"/>
+                    <w:jc w:val="right"/>
+                    <w:jc w:val="center"/>
+                  </w:pPr>
+                  <w:r>
+                    <w:t xml:space="preserve">1.60</w:t>
+                  </w:r>
+                </w:p>
+              </w:tc>
+              <w:tc>
+                <w:tcPr/>
+                <w:p>
+                  <w:pPr>
+                    <w:pStyle w:val="Compact"/>
+                    <w:jc w:val="right"/>
+                    <w:jc w:val="center"/>
+                  </w:pPr>
+                  <w:r>
+                    <w:t xml:space="preserve">1.90</w:t>
+                  </w:r>
+                </w:p>
+              </w:tc>
+              <w:tc>
+                <w:tcPr/>
+                <w:p>
+                  <w:pPr>
+                    <w:pStyle w:val="Compact"/>
+                    <w:jc w:val="right"/>
+                    <w:jc w:val="center"/>
+                  </w:pPr>
+                  <w:r>
+                    <w:t xml:space="preserve">2.55</w:t>
                   </w:r>
                 </w:p>
               </w:tc>
@@ -5701,7 +5731,7 @@
         <w:t xml:space="preserve"> </w:t>
       </w:r>
       <w:r>
-        <w:t xml:space="preserve">all 216 of the selected</w:t>
+        <w:t xml:space="preserve">all 640 of the selected</w:t>
       </w:r>
       <w:r>
         <w:t xml:space="preserve"> </w:t>
@@ -5895,20 +5925,20 @@
                     <w:jc w:val="center"/>
                   </w:pPr>
                   <w:r>
-                    <w:t xml:space="preserve">0.000</w:t>
-                  </w:r>
-                </w:p>
-              </w:tc>
-              <w:tc>
-                <w:tcPr/>
-                <w:p>
-                  <w:pPr>
-                    <w:pStyle w:val="Compact"/>
-                    <w:jc w:val="right"/>
-                    <w:jc w:val="center"/>
-                  </w:pPr>
-                  <w:r>
-                    <w:t xml:space="preserve">0.000</w:t>
+                    <w:t xml:space="preserve">0.027</w:t>
+                  </w:r>
+                </w:p>
+              </w:tc>
+              <w:tc>
+                <w:tcPr/>
+                <w:p>
+                  <w:pPr>
+                    <w:pStyle w:val="Compact"/>
+                    <w:jc w:val="right"/>
+                    <w:jc w:val="center"/>
+                  </w:pPr>
+                  <w:r>
+                    <w:t xml:space="preserve">0.027</w:t>
                   </w:r>
                 </w:p>
               </w:tc>
@@ -5936,20 +5966,20 @@
                     <w:jc w:val="center"/>
                   </w:pPr>
                   <w:r>
-                    <w:t xml:space="preserve">4.670</w:t>
-                  </w:r>
-                </w:p>
-              </w:tc>
-              <w:tc>
-                <w:tcPr/>
-                <w:p>
-                  <w:pPr>
-                    <w:pStyle w:val="Compact"/>
-                    <w:jc w:val="right"/>
-                    <w:jc w:val="center"/>
-                  </w:pPr>
-                  <w:r>
-                    <w:t xml:space="preserve">4.670</w:t>
+                    <w:t xml:space="preserve">5.272</w:t>
+                  </w:r>
+                </w:p>
+              </w:tc>
+              <w:tc>
+                <w:tcPr/>
+                <w:p>
+                  <w:pPr>
+                    <w:pStyle w:val="Compact"/>
+                    <w:jc w:val="right"/>
+                    <w:jc w:val="center"/>
+                  </w:pPr>
+                  <w:r>
+                    <w:t xml:space="preserve">5.272</w:t>
                   </w:r>
                 </w:p>
               </w:tc>
@@ -5977,20 +6007,20 @@
                     <w:jc w:val="center"/>
                   </w:pPr>
                   <w:r>
-                    <w:t xml:space="preserve">0.058</w:t>
-                  </w:r>
-                </w:p>
-              </w:tc>
-              <w:tc>
-                <w:tcPr/>
-                <w:p>
-                  <w:pPr>
-                    <w:pStyle w:val="Compact"/>
-                    <w:jc w:val="right"/>
-                    <w:jc w:val="center"/>
-                  </w:pPr>
-                  <w:r>
-                    <w:t xml:space="preserve">0.058</w:t>
+                    <w:t xml:space="preserve">0.038</w:t>
+                  </w:r>
+                </w:p>
+              </w:tc>
+              <w:tc>
+                <w:tcPr/>
+                <w:p>
+                  <w:pPr>
+                    <w:pStyle w:val="Compact"/>
+                    <w:jc w:val="right"/>
+                    <w:jc w:val="center"/>
+                  </w:pPr>
+                  <w:r>
+                    <w:t xml:space="preserve">0.038</w:t>
                   </w:r>
                 </w:p>
               </w:tc>
@@ -6018,20 +6048,20 @@
                     <w:jc w:val="center"/>
                   </w:pPr>
                   <w:r>
-                    <w:t xml:space="preserve">0.007</w:t>
-                  </w:r>
-                </w:p>
-              </w:tc>
-              <w:tc>
-                <w:tcPr/>
-                <w:p>
-                  <w:pPr>
-                    <w:pStyle w:val="Compact"/>
-                    <w:jc w:val="right"/>
-                    <w:jc w:val="center"/>
-                  </w:pPr>
-                  <w:r>
-                    <w:t xml:space="preserve">0.007</w:t>
+                    <w:t xml:space="preserve">0.009</w:t>
+                  </w:r>
+                </w:p>
+              </w:tc>
+              <w:tc>
+                <w:tcPr/>
+                <w:p>
+                  <w:pPr>
+                    <w:pStyle w:val="Compact"/>
+                    <w:jc w:val="right"/>
+                    <w:jc w:val="center"/>
+                  </w:pPr>
+                  <w:r>
+                    <w:t xml:space="preserve">0.009</w:t>
                   </w:r>
                 </w:p>
               </w:tc>
@@ -6183,7 +6213,19 @@
         <w:t xml:space="preserve"> </w:t>
       </w:r>
       <w:r>
-        <w:t xml:space="preserve">divergent stimulus selection. Second, the</w:t>
+        <w:t xml:space="preserve">divergent stimulus selection. Second, both</w:t>
+      </w:r>
+      <w:r>
+        <w:t xml:space="preserve"> </w:t>
+      </w:r>
+      <w:r>
+        <w:t xml:space="preserve">presentation targets upgrade the sequence-ordered triggers of the original</w:t>
+      </w:r>
+      <w:r>
+        <w:t xml:space="preserve"> </w:t>
+      </w:r>
+      <w:r>
+        <w:t xml:space="preserve">workflow to onset-aligned markers — flip-locked in</w:t>
       </w:r>
       <w:r>
         <w:t xml:space="preserve"> </w:t>
@@ -6192,16 +6234,46 @@
         <w:t xml:space="preserve">‘PsychoPy’</w:t>
       </w:r>
       <w:r>
-        <w:t xml:space="preserve"> </w:t>
-      </w:r>
-      <w:r>
-        <w:t xml:space="preserve">export upgrades the sequence-ordered triggers of the original workflow</w:t>
-      </w:r>
-      <w:r>
-        <w:t xml:space="preserve"> </w:t>
-      </w:r>
-      <w:r>
-        <w:t xml:space="preserve">to genuine flip-locking, a concrete methodological improvement for ERP research.</w:t>
+        <w:t xml:space="preserve">, and written</w:t>
+      </w:r>
+      <w:r>
+        <w:t xml:space="preserve"> </w:t>
+      </w:r>
+      <w:r>
+        <w:t xml:space="preserve">immediately after the refresh-blocking</w:t>
+      </w:r>
+      <w:r>
+        <w:t xml:space="preserve"> </w:t>
+      </w:r>
+      <w:r>
+        <w:rPr>
+          <w:rStyle w:val="VerbatimChar"/>
+        </w:rPr>
+        <w:t xml:space="preserve">show()</w:t>
+      </w:r>
+      <w:r>
+        <w:t xml:space="preserve"> </w:t>
+      </w:r>
+      <w:r>
+        <w:t xml:space="preserve">in</w:t>
+      </w:r>
+      <w:r>
+        <w:t xml:space="preserve"> </w:t>
+      </w:r>
+      <w:r>
+        <w:t xml:space="preserve">‘OpenSesame’</w:t>
+      </w:r>
+      <w:r>
+        <w:t xml:space="preserve"> </w:t>
+      </w:r>
+      <w:r>
+        <w:t xml:space="preserve">— a concrete</w:t>
+      </w:r>
+      <w:r>
+        <w:t xml:space="preserve"> </w:t>
+      </w:r>
+      <w:r>
+        <w:t xml:space="preserve">methodological improvement for ERP research.</w:t>
       </w:r>
     </w:p>
     <w:p>
@@ -6209,73 +6281,73 @@
         <w:pStyle w:val="BodyText"/>
       </w:pPr>
       <w:r>
-        <w:t xml:space="preserve">Several limitations should be stated plainly. The orthographic-neighbourhood</w:t>
-      </w:r>
-      <w:r>
-        <w:t xml:space="preserve"> </w:t>
-      </w:r>
-      <w:r>
-        <w:t xml:space="preserve">measures are defined for alphabetic scripts and require adaptation for</w:t>
-      </w:r>
-      <w:r>
-        <w:t xml:space="preserve"> </w:t>
-      </w:r>
-      <w:r>
-        <w:t xml:space="preserve">logographic languages. The</w:t>
-      </w:r>
-      <w:r>
-        <w:t xml:space="preserve"> </w:t>
-      </w:r>
-      <w:r>
-        <w:t xml:space="preserve">‘OpenSesame’</w:t>
-      </w:r>
-      <w:r>
-        <w:t xml:space="preserve"> </w:t>
-      </w:r>
-      <w:r>
-        <w:t xml:space="preserve">export is sequence-ordered rather than</w:t>
-      </w:r>
-      <w:r>
-        <w:t xml:space="preserve"> </w:t>
-      </w:r>
-      <w:r>
-        <w:t xml:space="preserve">flip-locked, reflecting the platform’s design; a photodiode check remains</w:t>
-      </w:r>
-      <w:r>
-        <w:t xml:space="preserve"> </w:t>
-      </w:r>
-      <w:r>
-        <w:t xml:space="preserve">advisable for any onset-critical study. The demonstrations use ten-thousand-word</w:t>
-      </w:r>
-      <w:r>
-        <w:t xml:space="preserve"> </w:t>
-      </w:r>
-      <w:r>
-        <w:t xml:space="preserve">lexica, which are adequate for illustration but smaller than a researcher would</w:t>
-      </w:r>
-      <w:r>
-        <w:t xml:space="preserve"> </w:t>
-      </w:r>
-      <w:r>
-        <w:t xml:space="preserve">use for a definitive neighbourhood calculation; larger corpora are fetched on</w:t>
-      </w:r>
-      <w:r>
-        <w:t xml:space="preserve"> </w:t>
-      </w:r>
-      <w:r>
-        <w:t xml:space="preserve">demand through the registry. Future work includes additional presentation targets,</w:t>
-      </w:r>
-      <w:r>
-        <w:t xml:space="preserve"> </w:t>
-      </w:r>
-      <w:r>
-        <w:t xml:space="preserve">a graphical interface and richer lexical dimensions such as concreteness and</w:t>
-      </w:r>
-      <w:r>
-        <w:t xml:space="preserve"> </w:t>
-      </w:r>
-      <w:r>
-        <w:t xml:space="preserve">age of acquisition, each of which slots into the existing module structure.</w:t>
+        <w:t xml:space="preserve">Some limitations remain. The orthographic-neighbourhood measures (Coltheart’s N</w:t>
+      </w:r>
+      <w:r>
+        <w:t xml:space="preserve"> </w:t>
+      </w:r>
+      <w:r>
+        <w:t xml:space="preserve">and OLD20) operate on character strings and are computed for any script, but</w:t>
+      </w:r>
+      <w:r>
+        <w:t xml:space="preserve"> </w:t>
+      </w:r>
+      <w:r>
+        <w:t xml:space="preserve">their psycholinguistic interpretation is established for alphabetic writing; the</w:t>
+      </w:r>
+      <w:r>
+        <w:t xml:space="preserve"> </w:t>
+      </w:r>
+      <w:r>
+        <w:t xml:space="preserve">extensible dimension system accommodates script-specific measures where a</w:t>
+      </w:r>
+      <w:r>
+        <w:t xml:space="preserve"> </w:t>
+      </w:r>
+      <w:r>
+        <w:t xml:space="preserve">logographic study requires them. The neighbourhood-density contrast cannot equate</w:t>
+      </w:r>
+      <w:r>
+        <w:t xml:space="preserve"> </w:t>
+      </w:r>
+      <w:r>
+        <w:t xml:space="preserve">word length as tightly as the frequency contrast does, because neighbourhood</w:t>
+      </w:r>
+      <w:r>
+        <w:t xml:space="preserve"> </w:t>
+      </w:r>
+      <w:r>
+        <w:t xml:space="preserve">density is intrinsically correlated with length — a property of the manipulation</w:t>
+      </w:r>
+      <w:r>
+        <w:t xml:space="preserve"> </w:t>
+      </w:r>
+      <w:r>
+        <w:t xml:space="preserve">that the tool reports rather than conceals. A photodiode check remains advisable</w:t>
+      </w:r>
+      <w:r>
+        <w:t xml:space="preserve"> </w:t>
+      </w:r>
+      <w:r>
+        <w:t xml:space="preserve">for any onset-critical study, as for any software trigger. Future work includes</w:t>
+      </w:r>
+      <w:r>
+        <w:t xml:space="preserve"> </w:t>
+      </w:r>
+      <w:r>
+        <w:t xml:space="preserve">additional presentation targets, a graphical interface and richer lexical</w:t>
+      </w:r>
+      <w:r>
+        <w:t xml:space="preserve"> </w:t>
+      </w:r>
+      <w:r>
+        <w:t xml:space="preserve">dimensions such as concreteness and age of acquisition, each of which slots into</w:t>
+      </w:r>
+      <w:r>
+        <w:t xml:space="preserve"> </w:t>
+      </w:r>
+      <w:r>
+        <w:t xml:space="preserve">the existing module structure.</w:t>
       </w:r>
     </w:p>
     <w:bookmarkEnd w:id="27"/>

--- a/manuscript/manuscript.docx
+++ b/manuscript/manuscript.docx
@@ -23,7 +23,7 @@
         <w:pStyle w:val="Date"/>
       </w:pPr>
       <w:r>
-        <w:t xml:space="preserve">2026-06-08</w:t>
+        <w:t xml:space="preserve">2026-06-10</w:t>
       </w:r>
     </w:p>
     <w:p>
@@ -174,7 +174,19 @@
         <w:t xml:space="preserve"> </w:t>
       </w:r>
       <w:r>
-        <w:t xml:space="preserve">this on four worked examples in English and Spanish. The generation step</w:t>
+        <w:t xml:space="preserve">this on five worked examples in English, Spanish and Mandarin Chinese, the last</w:t>
+      </w:r>
+      <w:r>
+        <w:t xml:space="preserve"> </w:t>
+      </w:r>
+      <w:r>
+        <w:t xml:space="preserve">of which shows that the workflow extends to a logographic writing system. The</w:t>
+      </w:r>
+      <w:r>
+        <w:t xml:space="preserve"> </w:t>
+      </w:r>
+      <w:r>
+        <w:t xml:space="preserve">generation step</w:t>
       </w:r>
       <w:r>
         <w:t xml:space="preserve"> </w:t>
@@ -1082,7 +1094,7 @@
         <w:t xml:space="preserve"> </w:t>
       </w:r>
       <w:r>
-        <w:t xml:space="preserve">English and Spanish lexica with</w:t>
+        <w:t xml:space="preserve">English, Spanish and Mandarin Chinese lexica with</w:t>
       </w:r>
       <w:r>
         <w:t xml:space="preserve"> </w:t>
@@ -1091,13 +1103,31 @@
         <w:t xml:space="preserve">‘wordfreq’</w:t>
       </w:r>
       <w:r>
-        <w:t xml:space="preserve">, which aggregates subtitle and web</w:t>
-      </w:r>
-      <w:r>
-        <w:t xml:space="preserve"> </w:t>
-      </w:r>
-      <w:r>
-        <w:t xml:space="preserve">corpora including the SUBTLEX lists; the registry documents the curated corpora as</w:t>
+        <w:t xml:space="preserve">, which aggregates</w:t>
+      </w:r>
+      <w:r>
+        <w:t xml:space="preserve"> </w:t>
+      </w:r>
+      <w:r>
+        <w:t xml:space="preserve">subtitle and web corpora including the SUBTLEX lists; the registry documents the</w:t>
+      </w:r>
+      <w:r>
+        <w:t xml:space="preserve"> </w:t>
+      </w:r>
+      <w:r>
+        <w:t xml:space="preserve">curated corpora — among them SUBTLEX-CH for Chinese</w:t>
+      </w:r>
+      <w:r>
+        <w:t xml:space="preserve"> </w:t>
+      </w:r>
+      <w:r>
+        <w:t xml:space="preserve">(Cai &amp; Brysbaert, 2010)</w:t>
+      </w:r>
+      <w:r>
+        <w:t xml:space="preserve"> </w:t>
+      </w:r>
+      <w:r>
+        <w:t xml:space="preserve">— as</w:t>
       </w:r>
       <w:r>
         <w:t xml:space="preserve"> </w:t>
@@ -1306,6 +1336,147 @@
         <w:t xml:space="preserve">from identical input — a parity we verify below.</w:t>
       </w:r>
     </w:p>
+    <w:p>
+      <w:pPr>
+        <w:pStyle w:val="BodyText"/>
+      </w:pPr>
+      <w:r>
+        <w:t xml:space="preserve">The per-anchor procedure fixes one condition and matches the others to it, which</w:t>
+      </w:r>
+      <w:r>
+        <w:t xml:space="preserve"> </w:t>
+      </w:r>
+      <w:r>
+        <w:t xml:space="preserve">is ideal when the manipulated dimension is statistically independent of the</w:t>
+      </w:r>
+      <w:r>
+        <w:t xml:space="preserve"> </w:t>
+      </w:r>
+      <w:r>
+        <w:t xml:space="preserve">controls. When the manipulation is intrinsically correlated with a control</w:t>
+      </w:r>
+      <w:r>
+        <w:t xml:space="preserve"> </w:t>
+      </w:r>
+      <w:r>
+        <w:t xml:space="preserve">dimension — as orthographic neighbourhood density is with word length and</w:t>
+      </w:r>
+      <w:r>
+        <w:t xml:space="preserve"> </w:t>
+      </w:r>
+      <w:r>
+        <w:t xml:space="preserve">frequency — fixing one condition first can leave a residual difference on the</w:t>
+      </w:r>
+      <w:r>
+        <w:t xml:space="preserve"> </w:t>
+      </w:r>
+      <w:r>
+        <w:t xml:space="preserve">control, because the anchor items need not have close counterparts in the other</w:t>
+      </w:r>
+      <w:r>
+        <w:t xml:space="preserve"> </w:t>
+      </w:r>
+      <w:r>
+        <w:t xml:space="preserve">condition. For such designs</w:t>
+      </w:r>
+      <w:r>
+        <w:t xml:space="preserve"> </w:t>
+      </w:r>
+      <w:r>
+        <w:t xml:space="preserve">‘lexsync’</w:t>
+      </w:r>
+      <w:r>
+        <w:t xml:space="preserve"> </w:t>
+      </w:r>
+      <w:r>
+        <w:t xml:space="preserve">offers a</w:t>
+      </w:r>
+      <w:r>
+        <w:t xml:space="preserve"> </w:t>
+      </w:r>
+      <w:r>
+        <w:rPr>
+          <w:rStyle w:val="VerbatimChar"/>
+        </w:rPr>
+        <w:t xml:space="preserve">joint</w:t>
+      </w:r>
+      <w:r>
+        <w:t xml:space="preserve"> </w:t>
+      </w:r>
+      <w:r>
+        <w:t xml:space="preserve">matching method, selected</w:t>
+      </w:r>
+      <w:r>
+        <w:t xml:space="preserve"> </w:t>
+      </w:r>
+      <w:r>
+        <w:t xml:space="preserve">with a single line in the design configuration. Rather than privileging one</w:t>
+      </w:r>
+      <w:r>
+        <w:t xml:space="preserve"> </w:t>
+      </w:r>
+      <w:r>
+        <w:t xml:space="preserve">condition, it scores every cross-condition pair on the standardised control</w:t>
+      </w:r>
+      <w:r>
+        <w:t xml:space="preserve"> </w:t>
+      </w:r>
+      <w:r>
+        <w:t xml:space="preserve">dimensions and greedily retains the</w:t>
+      </w:r>
+      <w:r>
+        <w:t xml:space="preserve"> </w:t>
+      </w:r>
+      <w:r>
+        <w:rPr>
+          <w:i/>
+          <w:iCs/>
+        </w:rPr>
+        <w:t xml:space="preserve">n</w:t>
+      </w:r>
+      <w:r>
+        <w:t xml:space="preserve"> </w:t>
+      </w:r>
+      <w:r>
+        <w:t xml:space="preserve">cheapest disjoint pairs, so only items</w:t>
+      </w:r>
+      <w:r>
+        <w:t xml:space="preserve"> </w:t>
+      </w:r>
+      <w:r>
+        <w:t xml:space="preserve">that have a close counterpart in the opposite condition are kept. The two</w:t>
+      </w:r>
+      <w:r>
+        <w:t xml:space="preserve"> </w:t>
+      </w:r>
+      <w:r>
+        <w:t xml:space="preserve">conditions are thereby equated on the controls even when the manipulation is</w:t>
+      </w:r>
+      <w:r>
+        <w:t xml:space="preserve"> </w:t>
+      </w:r>
+      <w:r>
+        <w:t xml:space="preserve">confounded with them, at the cost of drawing from a slightly larger candidate</w:t>
+      </w:r>
+      <w:r>
+        <w:t xml:space="preserve"> </w:t>
+      </w:r>
+      <w:r>
+        <w:t xml:space="preserve">pool. The method is as deterministic and cross-engine identical as the per-anchor</w:t>
+      </w:r>
+      <w:r>
+        <w:t xml:space="preserve"> </w:t>
+      </w:r>
+      <w:r>
+        <w:t xml:space="preserve">one (costs are rounded before the byte-order tie-break), and it is the method used</w:t>
+      </w:r>
+      <w:r>
+        <w:t xml:space="preserve"> </w:t>
+      </w:r>
+      <w:r>
+        <w:t xml:space="preserve">for the neighbourhood-density demonstrations below.</w:t>
+      </w:r>
+    </w:p>
     <w:bookmarkEnd w:id="12"/>
     <w:bookmarkStart w:id="13" w:name="counterbalancing-and-reporting"/>
     <w:p>
@@ -1903,7 +2074,7 @@
     </w:p>
     <w:bookmarkEnd w:id="15"/>
     <w:bookmarkEnd w:id="16"/>
-    <w:bookmarkStart w:id="26" w:name="worked-examples"/>
+    <w:bookmarkStart w:id="28" w:name="worked-examples"/>
     <w:p>
       <w:pPr>
         <w:pStyle w:val="Heading1"/>
@@ -1929,43 +2100,82 @@
         <w:t xml:space="preserve"> </w:t>
       </w:r>
       <w:r>
-        <w:t xml:space="preserve">with four demonstrations: a high- versus low-frequency</w:t>
-      </w:r>
-      <w:r>
-        <w:t xml:space="preserve"> </w:t>
-      </w:r>
-      <w:r>
-        <w:t xml:space="preserve">contrast and a dense- versus sparse-neighbourhood contrast, each in English and</w:t>
-      </w:r>
-      <w:r>
-        <w:t xml:space="preserve"> </w:t>
-      </w:r>
-      <w:r>
-        <w:t xml:space="preserve">in Spanish, drawn from thirty-thousand-word lexica. The frequency contrast matches</w:t>
-      </w:r>
-      <w:r>
-        <w:t xml:space="preserve"> </w:t>
-      </w:r>
-      <w:r>
-        <w:t xml:space="preserve">items on length, neighbourhood density and OLD20; the neighbourhood contrast</w:t>
-      </w:r>
-      <w:r>
-        <w:t xml:space="preserve"> </w:t>
-      </w:r>
-      <w:r>
-        <w:t xml:space="preserve">matches on length and frequency. Each demonstration was produced by both the R</w:t>
-      </w:r>
-      <w:r>
-        <w:t xml:space="preserve"> </w:t>
-      </w:r>
-      <w:r>
-        <w:t xml:space="preserve">and the Python engine. All tables and figures in this section are computed at</w:t>
-      </w:r>
-      <w:r>
-        <w:t xml:space="preserve"> </w:t>
-      </w:r>
-      <w:r>
-        <w:t xml:space="preserve">render time from the generated output.</w:t>
+        <w:t xml:space="preserve">with five demonstrations. Four are alphabetic: a high-</w:t>
+      </w:r>
+      <w:r>
+        <w:t xml:space="preserve"> </w:t>
+      </w:r>
+      <w:r>
+        <w:t xml:space="preserve">versus low-frequency contrast and a dense- versus sparse-neighbourhood contrast,</w:t>
+      </w:r>
+      <w:r>
+        <w:t xml:space="preserve"> </w:t>
+      </w:r>
+      <w:r>
+        <w:t xml:space="preserve">each in English and in Spanish, drawn from thirty-thousand-word lexica. The</w:t>
+      </w:r>
+      <w:r>
+        <w:t xml:space="preserve"> </w:t>
+      </w:r>
+      <w:r>
+        <w:t xml:space="preserve">frequency contrast matches items on length, neighbourhood density and OLD20; the</w:t>
+      </w:r>
+      <w:r>
+        <w:t xml:space="preserve"> </w:t>
+      </w:r>
+      <w:r>
+        <w:t xml:space="preserve">neighbourhood contrast matches on length and frequency. The fifth is a</w:t>
+      </w:r>
+      <w:r>
+        <w:t xml:space="preserve"> </w:t>
+      </w:r>
+      <w:r>
+        <w:t xml:space="preserve">high- versus low-frequency contrast in Mandarin Chinese, included to show that the</w:t>
+      </w:r>
+      <w:r>
+        <w:t xml:space="preserve"> </w:t>
+      </w:r>
+      <w:r>
+        <w:t xml:space="preserve">pipeline generalises to a logographic writing system (see</w:t>
+      </w:r>
+      <w:r>
+        <w:t xml:space="preserve"> </w:t>
+      </w:r>
+      <w:r>
+        <w:rPr>
+          <w:i/>
+          <w:iCs/>
+        </w:rPr>
+        <w:t xml:space="preserve">Generalisation to a</w:t>
+      </w:r>
+      <w:r>
+        <w:rPr>
+          <w:i/>
+          <w:iCs/>
+        </w:rPr>
+        <w:t xml:space="preserve"> </w:t>
+      </w:r>
+      <w:r>
+        <w:rPr>
+          <w:i/>
+          <w:iCs/>
+        </w:rPr>
+        <w:t xml:space="preserve">logographic script</w:t>
+      </w:r>
+      <w:r>
+        <w:t xml:space="preserve">, below). Each demonstration was produced by both the R and the</w:t>
+      </w:r>
+      <w:r>
+        <w:t xml:space="preserve"> </w:t>
+      </w:r>
+      <w:r>
+        <w:t xml:space="preserve">Python engine. All tables and figures in this section are computed at render time</w:t>
+      </w:r>
+      <w:r>
+        <w:t xml:space="preserve"> </w:t>
+      </w:r>
+      <w:r>
+        <w:t xml:space="preserve">from the generated output.</w:t>
       </w:r>
     </w:p>
     <w:tbl>
@@ -2181,33 +2391,33 @@
                     <w:jc w:val="center"/>
                   </w:pPr>
                   <w:r>
-                    <w:t xml:space="preserve">OLD20</w:t>
-                  </w:r>
-                </w:p>
-              </w:tc>
-              <w:tc>
-                <w:tcPr/>
-                <w:p>
-                  <w:pPr>
-                    <w:pStyle w:val="Compact"/>
-                    <w:jc w:val="right"/>
-                    <w:jc w:val="center"/>
-                  </w:pPr>
-                  <w:r>
-                    <w:t xml:space="preserve">2.89</w:t>
-                  </w:r>
-                </w:p>
-              </w:tc>
-              <w:tc>
-                <w:tcPr/>
-                <w:p>
-                  <w:pPr>
-                    <w:pStyle w:val="Compact"/>
-                    <w:jc w:val="right"/>
-                    <w:jc w:val="center"/>
-                  </w:pPr>
-                  <w:r>
-                    <w:t xml:space="preserve">0.25</w:t>
+                    <w:t xml:space="preserve">Neighbourhood N</w:t>
+                  </w:r>
+                </w:p>
+              </w:tc>
+              <w:tc>
+                <w:tcPr/>
+                <w:p>
+                  <w:pPr>
+                    <w:pStyle w:val="Compact"/>
+                    <w:jc w:val="right"/>
+                    <w:jc w:val="center"/>
+                  </w:pPr>
+                  <w:r>
+                    <w:t xml:space="preserve">3.11</w:t>
+                  </w:r>
+                </w:p>
+              </w:tc>
+              <w:tc>
+                <w:tcPr/>
+                <w:p>
+                  <w:pPr>
+                    <w:pStyle w:val="Compact"/>
+                    <w:jc w:val="right"/>
+                    <w:jc w:val="center"/>
+                  </w:pPr>
+                  <w:r>
+                    <w:t xml:space="preserve">0.00</w:t>
                   </w:r>
                 </w:p>
               </w:tc>
@@ -2302,20 +2512,74 @@
                     <w:jc w:val="center"/>
                   </w:pPr>
                   <w:r>
-                    <w:t xml:space="preserve">2.63</w:t>
-                  </w:r>
-                </w:p>
-              </w:tc>
-              <w:tc>
-                <w:tcPr/>
-                <w:p>
-                  <w:pPr>
-                    <w:pStyle w:val="Compact"/>
-                    <w:jc w:val="right"/>
-                    <w:jc w:val="center"/>
-                  </w:pPr>
-                  <w:r>
-                    <w:t xml:space="preserve">0.25</w:t>
+                    <w:t xml:space="preserve">2.42</w:t>
+                  </w:r>
+                </w:p>
+              </w:tc>
+              <w:tc>
+                <w:tcPr/>
+                <w:p>
+                  <w:pPr>
+                    <w:pStyle w:val="Compact"/>
+                    <w:jc w:val="right"/>
+                    <w:jc w:val="center"/>
+                  </w:pPr>
+                  <w:r>
+                    <w:t xml:space="preserve">0.00</w:t>
+                  </w:r>
+                </w:p>
+              </w:tc>
+            </w:tr>
+            <w:tr>
+              <w:tc>
+                <w:tcPr/>
+                <w:p>
+                  <w:pPr>
+                    <w:pStyle w:val="Compact"/>
+                    <w:jc w:val="left"/>
+                    <w:jc w:val="center"/>
+                  </w:pPr>
+                  <w:r>
+                    <w:t xml:space="preserve">Chinese: frequency contrast</w:t>
+                  </w:r>
+                </w:p>
+              </w:tc>
+              <w:tc>
+                <w:tcPr/>
+                <w:p>
+                  <w:pPr>
+                    <w:pStyle w:val="Compact"/>
+                    <w:jc w:val="left"/>
+                    <w:jc w:val="center"/>
+                  </w:pPr>
+                  <w:r>
+                    <w:t xml:space="preserve">Frequency (Zipf)</w:t>
+                  </w:r>
+                </w:p>
+              </w:tc>
+              <w:tc>
+                <w:tcPr/>
+                <w:p>
+                  <w:pPr>
+                    <w:pStyle w:val="Compact"/>
+                    <w:jc w:val="right"/>
+                    <w:jc w:val="center"/>
+                  </w:pPr>
+                  <w:r>
+                    <w:t xml:space="preserve">6.00</w:t>
+                  </w:r>
+                </w:p>
+              </w:tc>
+              <w:tc>
+                <w:tcPr/>
+                <w:p>
+                  <w:pPr>
+                    <w:pStyle w:val="Compact"/>
+                    <w:jc w:val="right"/>
+                    <w:jc w:val="center"/>
+                  </w:pPr>
+                  <w:r>
+                    <w:t xml:space="preserve">0.11</w:t>
                   </w:r>
                 </w:p>
               </w:tc>
@@ -2783,46 +3047,46 @@
                     <w:jc w:val="center"/>
                   </w:pPr>
                   <w:r>
-                    <w:t xml:space="preserve">English: frequency contrast</w:t>
-                  </w:r>
-                </w:p>
-              </w:tc>
-              <w:tc>
-                <w:tcPr/>
-                <w:p>
-                  <w:pPr>
-                    <w:pStyle w:val="Compact"/>
-                    <w:jc w:val="left"/>
-                    <w:jc w:val="center"/>
-                  </w:pPr>
-                  <w:r>
-                    <w:t xml:space="preserve">Length (letters)</w:t>
-                  </w:r>
-                </w:p>
-              </w:tc>
-              <w:tc>
-                <w:tcPr/>
-                <w:p>
-                  <w:pPr>
-                    <w:pStyle w:val="Compact"/>
-                    <w:jc w:val="right"/>
-                    <w:jc w:val="center"/>
-                  </w:pPr>
-                  <w:r>
-                    <w:t xml:space="preserve">0.027</w:t>
-                  </w:r>
-                </w:p>
-              </w:tc>
-              <w:tc>
-                <w:tcPr/>
-                <w:p>
-                  <w:pPr>
-                    <w:pStyle w:val="Compact"/>
-                    <w:jc w:val="right"/>
-                    <w:jc w:val="center"/>
-                  </w:pPr>
-                  <w:r>
-                    <w:t xml:space="preserve">0.002</w:t>
+                    <w:t xml:space="preserve">Chinese: frequency contrast</w:t>
+                  </w:r>
+                </w:p>
+              </w:tc>
+              <w:tc>
+                <w:tcPr/>
+                <w:p>
+                  <w:pPr>
+                    <w:pStyle w:val="Compact"/>
+                    <w:jc w:val="left"/>
+                    <w:jc w:val="center"/>
+                  </w:pPr>
+                  <w:r>
+                    <w:t xml:space="preserve">Length</w:t>
+                  </w:r>
+                </w:p>
+              </w:tc>
+              <w:tc>
+                <w:tcPr/>
+                <w:p>
+                  <w:pPr>
+                    <w:pStyle w:val="Compact"/>
+                    <w:jc w:val="right"/>
+                    <w:jc w:val="center"/>
+                  </w:pPr>
+                  <w:r>
+                    <w:t xml:space="preserve">0.000</w:t>
+                  </w:r>
+                </w:p>
+              </w:tc>
+              <w:tc>
+                <w:tcPr/>
+                <w:p>
+                  <w:pPr>
+                    <w:pStyle w:val="Compact"/>
+                    <w:jc w:val="right"/>
+                    <w:jc w:val="center"/>
+                  </w:pPr>
+                  <w:r>
+                    <w:t xml:space="preserve">0.000</w:t>
                   </w:r>
                 </w:p>
               </w:tc>
@@ -2850,7 +3114,7 @@
                     <w:jc w:val="center"/>
                   </w:pPr>
                   <w:r>
-                    <w:t xml:space="preserve">English: frequency contrast</w:t>
+                    <w:t xml:space="preserve">Chinese: frequency contrast</w:t>
                   </w:r>
                 </w:p>
               </w:tc>
@@ -2876,20 +3140,20 @@
                     <w:jc w:val="center"/>
                   </w:pPr>
                   <w:r>
-                    <w:t xml:space="preserve">0.038</w:t>
-                  </w:r>
-                </w:p>
-              </w:tc>
-              <w:tc>
-                <w:tcPr/>
-                <w:p>
-                  <w:pPr>
-                    <w:pStyle w:val="Compact"/>
-                    <w:jc w:val="right"/>
-                    <w:jc w:val="center"/>
-                  </w:pPr>
-                  <w:r>
-                    <w:t xml:space="preserve">0.002</w:t>
+                    <w:t xml:space="preserve">0.071</w:t>
+                  </w:r>
+                </w:p>
+              </w:tc>
+              <w:tc>
+                <w:tcPr/>
+                <w:p>
+                  <w:pPr>
+                    <w:pStyle w:val="Compact"/>
+                    <w:jc w:val="right"/>
+                    <w:jc w:val="center"/>
+                  </w:pPr>
+                  <w:r>
+                    <w:t xml:space="preserve">0.004</w:t>
                   </w:r>
                 </w:p>
               </w:tc>
@@ -2917,7 +3181,7 @@
                     <w:jc w:val="center"/>
                   </w:pPr>
                   <w:r>
-                    <w:t xml:space="preserve">English: frequency contrast</w:t>
+                    <w:t xml:space="preserve">Chinese: frequency contrast</w:t>
                   </w:r>
                 </w:p>
               </w:tc>
@@ -2943,20 +3207,20 @@
                     <w:jc w:val="center"/>
                   </w:pPr>
                   <w:r>
-                    <w:t xml:space="preserve">0.009</w:t>
-                  </w:r>
-                </w:p>
-              </w:tc>
-              <w:tc>
-                <w:tcPr/>
-                <w:p>
-                  <w:pPr>
-                    <w:pStyle w:val="Compact"/>
-                    <w:jc w:val="right"/>
-                    <w:jc w:val="center"/>
-                  </w:pPr>
-                  <w:r>
-                    <w:t xml:space="preserve">0.001</w:t>
+                    <w:t xml:space="preserve">0.106</w:t>
+                  </w:r>
+                </w:p>
+              </w:tc>
+              <w:tc>
+                <w:tcPr/>
+                <w:p>
+                  <w:pPr>
+                    <w:pStyle w:val="Compact"/>
+                    <w:jc w:val="right"/>
+                    <w:jc w:val="center"/>
+                  </w:pPr>
+                  <w:r>
+                    <w:t xml:space="preserve">0.007</w:t>
                   </w:r>
                 </w:p>
               </w:tc>
@@ -2984,59 +3248,59 @@
                     <w:jc w:val="center"/>
                   </w:pPr>
                   <w:r>
-                    <w:t xml:space="preserve">English: neighbourhood contrast</w:t>
-                  </w:r>
-                </w:p>
-              </w:tc>
-              <w:tc>
-                <w:tcPr/>
-                <w:p>
-                  <w:pPr>
-                    <w:pStyle w:val="Compact"/>
-                    <w:jc w:val="left"/>
-                    <w:jc w:val="center"/>
-                  </w:pPr>
-                  <w:r>
-                    <w:t xml:space="preserve">Length (letters)</w:t>
-                  </w:r>
-                </w:p>
-              </w:tc>
-              <w:tc>
-                <w:tcPr/>
-                <w:p>
-                  <w:pPr>
-                    <w:pStyle w:val="Compact"/>
-                    <w:jc w:val="right"/>
-                    <w:jc w:val="center"/>
-                  </w:pPr>
-                  <w:r>
-                    <w:t xml:space="preserve">0.247</w:t>
-                  </w:r>
-                </w:p>
-              </w:tc>
-              <w:tc>
-                <w:tcPr/>
-                <w:p>
-                  <w:pPr>
-                    <w:pStyle w:val="Compact"/>
-                    <w:jc w:val="right"/>
-                    <w:jc w:val="center"/>
-                  </w:pPr>
-                  <w:r>
-                    <w:t xml:space="preserve">0.056</w:t>
-                  </w:r>
-                </w:p>
-              </w:tc>
-              <w:tc>
-                <w:tcPr/>
-                <w:p>
-                  <w:pPr>
-                    <w:pStyle w:val="Compact"/>
-                    <w:jc w:val="left"/>
-                    <w:jc w:val="center"/>
-                  </w:pPr>
-                  <w:r>
-                    <w:t xml:space="preserve">FALSE</w:t>
+                    <w:t xml:space="preserve">English: frequency contrast</w:t>
+                  </w:r>
+                </w:p>
+              </w:tc>
+              <w:tc>
+                <w:tcPr/>
+                <w:p>
+                  <w:pPr>
+                    <w:pStyle w:val="Compact"/>
+                    <w:jc w:val="left"/>
+                    <w:jc w:val="center"/>
+                  </w:pPr>
+                  <w:r>
+                    <w:t xml:space="preserve">Length</w:t>
+                  </w:r>
+                </w:p>
+              </w:tc>
+              <w:tc>
+                <w:tcPr/>
+                <w:p>
+                  <w:pPr>
+                    <w:pStyle w:val="Compact"/>
+                    <w:jc w:val="right"/>
+                    <w:jc w:val="center"/>
+                  </w:pPr>
+                  <w:r>
+                    <w:t xml:space="preserve">0.027</w:t>
+                  </w:r>
+                </w:p>
+              </w:tc>
+              <w:tc>
+                <w:tcPr/>
+                <w:p>
+                  <w:pPr>
+                    <w:pStyle w:val="Compact"/>
+                    <w:jc w:val="right"/>
+                    <w:jc w:val="center"/>
+                  </w:pPr>
+                  <w:r>
+                    <w:t xml:space="preserve">0.002</w:t>
+                  </w:r>
+                </w:p>
+              </w:tc>
+              <w:tc>
+                <w:tcPr/>
+                <w:p>
+                  <w:pPr>
+                    <w:pStyle w:val="Compact"/>
+                    <w:jc w:val="left"/>
+                    <w:jc w:val="center"/>
+                  </w:pPr>
+                  <w:r>
+                    <w:t xml:space="preserve">TRUE</w:t>
                   </w:r>
                 </w:p>
               </w:tc>
@@ -3051,46 +3315,46 @@
                     <w:jc w:val="center"/>
                   </w:pPr>
                   <w:r>
-                    <w:t xml:space="preserve">English: neighbourhood contrast</w:t>
-                  </w:r>
-                </w:p>
-              </w:tc>
-              <w:tc>
-                <w:tcPr/>
-                <w:p>
-                  <w:pPr>
-                    <w:pStyle w:val="Compact"/>
-                    <w:jc w:val="left"/>
-                    <w:jc w:val="center"/>
-                  </w:pPr>
-                  <w:r>
-                    <w:t xml:space="preserve">Frequency (Zipf)</w:t>
-                  </w:r>
-                </w:p>
-              </w:tc>
-              <w:tc>
-                <w:tcPr/>
-                <w:p>
-                  <w:pPr>
-                    <w:pStyle w:val="Compact"/>
-                    <w:jc w:val="right"/>
-                    <w:jc w:val="center"/>
-                  </w:pPr>
-                  <w:r>
-                    <w:t xml:space="preserve">0.150</w:t>
-                  </w:r>
-                </w:p>
-              </w:tc>
-              <w:tc>
-                <w:tcPr/>
-                <w:p>
-                  <w:pPr>
-                    <w:pStyle w:val="Compact"/>
-                    <w:jc w:val="right"/>
-                    <w:jc w:val="center"/>
-                  </w:pPr>
-                  <w:r>
-                    <w:t xml:space="preserve">0.014</w:t>
+                    <w:t xml:space="preserve">English: frequency contrast</w:t>
+                  </w:r>
+                </w:p>
+              </w:tc>
+              <w:tc>
+                <w:tcPr/>
+                <w:p>
+                  <w:pPr>
+                    <w:pStyle w:val="Compact"/>
+                    <w:jc w:val="left"/>
+                    <w:jc w:val="center"/>
+                  </w:pPr>
+                  <w:r>
+                    <w:t xml:space="preserve">Neighbourhood N</w:t>
+                  </w:r>
+                </w:p>
+              </w:tc>
+              <w:tc>
+                <w:tcPr/>
+                <w:p>
+                  <w:pPr>
+                    <w:pStyle w:val="Compact"/>
+                    <w:jc w:val="right"/>
+                    <w:jc w:val="center"/>
+                  </w:pPr>
+                  <w:r>
+                    <w:t xml:space="preserve">0.038</w:t>
+                  </w:r>
+                </w:p>
+              </w:tc>
+              <w:tc>
+                <w:tcPr/>
+                <w:p>
+                  <w:pPr>
+                    <w:pStyle w:val="Compact"/>
+                    <w:jc w:val="right"/>
+                    <w:jc w:val="center"/>
+                  </w:pPr>
+                  <w:r>
+                    <w:t xml:space="preserve">0.002</w:t>
                   </w:r>
                 </w:p>
               </w:tc>
@@ -3118,46 +3382,46 @@
                     <w:jc w:val="center"/>
                   </w:pPr>
                   <w:r>
-                    <w:t xml:space="preserve">Spanish: frequency contrast</w:t>
-                  </w:r>
-                </w:p>
-              </w:tc>
-              <w:tc>
-                <w:tcPr/>
-                <w:p>
-                  <w:pPr>
-                    <w:pStyle w:val="Compact"/>
-                    <w:jc w:val="left"/>
-                    <w:jc w:val="center"/>
-                  </w:pPr>
-                  <w:r>
-                    <w:t xml:space="preserve">Length (letters)</w:t>
-                  </w:r>
-                </w:p>
-              </w:tc>
-              <w:tc>
-                <w:tcPr/>
-                <w:p>
-                  <w:pPr>
-                    <w:pStyle w:val="Compact"/>
-                    <w:jc w:val="right"/>
-                    <w:jc w:val="center"/>
-                  </w:pPr>
-                  <w:r>
-                    <w:t xml:space="preserve">0.049</w:t>
-                  </w:r>
-                </w:p>
-              </w:tc>
-              <w:tc>
-                <w:tcPr/>
-                <w:p>
-                  <w:pPr>
-                    <w:pStyle w:val="Compact"/>
-                    <w:jc w:val="right"/>
-                    <w:jc w:val="center"/>
-                  </w:pPr>
-                  <w:r>
-                    <w:t xml:space="preserve">0.002</w:t>
+                    <w:t xml:space="preserve">English: frequency contrast</w:t>
+                  </w:r>
+                </w:p>
+              </w:tc>
+              <w:tc>
+                <w:tcPr/>
+                <w:p>
+                  <w:pPr>
+                    <w:pStyle w:val="Compact"/>
+                    <w:jc w:val="left"/>
+                    <w:jc w:val="center"/>
+                  </w:pPr>
+                  <w:r>
+                    <w:t xml:space="preserve">OLD20</w:t>
+                  </w:r>
+                </w:p>
+              </w:tc>
+              <w:tc>
+                <w:tcPr/>
+                <w:p>
+                  <w:pPr>
+                    <w:pStyle w:val="Compact"/>
+                    <w:jc w:val="right"/>
+                    <w:jc w:val="center"/>
+                  </w:pPr>
+                  <w:r>
+                    <w:t xml:space="preserve">0.009</w:t>
+                  </w:r>
+                </w:p>
+              </w:tc>
+              <w:tc>
+                <w:tcPr/>
+                <w:p>
+                  <w:pPr>
+                    <w:pStyle w:val="Compact"/>
+                    <w:jc w:val="right"/>
+                    <w:jc w:val="center"/>
+                  </w:pPr>
+                  <w:r>
+                    <w:t xml:space="preserve">0.001</w:t>
                   </w:r>
                 </w:p>
               </w:tc>
@@ -3185,46 +3449,46 @@
                     <w:jc w:val="center"/>
                   </w:pPr>
                   <w:r>
-                    <w:t xml:space="preserve">Spanish: frequency contrast</w:t>
-                  </w:r>
-                </w:p>
-              </w:tc>
-              <w:tc>
-                <w:tcPr/>
-                <w:p>
-                  <w:pPr>
-                    <w:pStyle w:val="Compact"/>
-                    <w:jc w:val="left"/>
-                    <w:jc w:val="center"/>
-                  </w:pPr>
-                  <w:r>
-                    <w:t xml:space="preserve">Neighbourhood N</w:t>
-                  </w:r>
-                </w:p>
-              </w:tc>
-              <w:tc>
-                <w:tcPr/>
-                <w:p>
-                  <w:pPr>
-                    <w:pStyle w:val="Compact"/>
-                    <w:jc w:val="right"/>
-                    <w:jc w:val="center"/>
-                  </w:pPr>
-                  <w:r>
-                    <w:t xml:space="preserve">0.077</w:t>
-                  </w:r>
-                </w:p>
-              </w:tc>
-              <w:tc>
-                <w:tcPr/>
-                <w:p>
-                  <w:pPr>
-                    <w:pStyle w:val="Compact"/>
-                    <w:jc w:val="right"/>
-                    <w:jc w:val="center"/>
-                  </w:pPr>
-                  <w:r>
-                    <w:t xml:space="preserve">0.004</w:t>
+                    <w:t xml:space="preserve">English: neighbourhood contrast</w:t>
+                  </w:r>
+                </w:p>
+              </w:tc>
+              <w:tc>
+                <w:tcPr/>
+                <w:p>
+                  <w:pPr>
+                    <w:pStyle w:val="Compact"/>
+                    <w:jc w:val="left"/>
+                    <w:jc w:val="center"/>
+                  </w:pPr>
+                  <w:r>
+                    <w:t xml:space="preserve">Length</w:t>
+                  </w:r>
+                </w:p>
+              </w:tc>
+              <w:tc>
+                <w:tcPr/>
+                <w:p>
+                  <w:pPr>
+                    <w:pStyle w:val="Compact"/>
+                    <w:jc w:val="right"/>
+                    <w:jc w:val="center"/>
+                  </w:pPr>
+                  <w:r>
+                    <w:t xml:space="preserve">0.000</w:t>
+                  </w:r>
+                </w:p>
+              </w:tc>
+              <w:tc>
+                <w:tcPr/>
+                <w:p>
+                  <w:pPr>
+                    <w:pStyle w:val="Compact"/>
+                    <w:jc w:val="right"/>
+                    <w:jc w:val="center"/>
+                  </w:pPr>
+                  <w:r>
+                    <w:t xml:space="preserve">0.001</w:t>
                   </w:r>
                 </w:p>
               </w:tc>
@@ -3252,33 +3516,33 @@
                     <w:jc w:val="center"/>
                   </w:pPr>
                   <w:r>
-                    <w:t xml:space="preserve">Spanish: frequency contrast</w:t>
-                  </w:r>
-                </w:p>
-              </w:tc>
-              <w:tc>
-                <w:tcPr/>
-                <w:p>
-                  <w:pPr>
-                    <w:pStyle w:val="Compact"/>
-                    <w:jc w:val="left"/>
-                    <w:jc w:val="center"/>
-                  </w:pPr>
-                  <w:r>
-                    <w:t xml:space="preserve">OLD20</w:t>
-                  </w:r>
-                </w:p>
-              </w:tc>
-              <w:tc>
-                <w:tcPr/>
-                <w:p>
-                  <w:pPr>
-                    <w:pStyle w:val="Compact"/>
-                    <w:jc w:val="right"/>
-                    <w:jc w:val="center"/>
-                  </w:pPr>
-                  <w:r>
-                    <w:t xml:space="preserve">0.006</w:t>
+                    <w:t xml:space="preserve">English: neighbourhood contrast</w:t>
+                  </w:r>
+                </w:p>
+              </w:tc>
+              <w:tc>
+                <w:tcPr/>
+                <w:p>
+                  <w:pPr>
+                    <w:pStyle w:val="Compact"/>
+                    <w:jc w:val="left"/>
+                    <w:jc w:val="center"/>
+                  </w:pPr>
+                  <w:r>
+                    <w:t xml:space="preserve">Frequency (Zipf)</w:t>
+                  </w:r>
+                </w:p>
+              </w:tc>
+              <w:tc>
+                <w:tcPr/>
+                <w:p>
+                  <w:pPr>
+                    <w:pStyle w:val="Compact"/>
+                    <w:jc w:val="right"/>
+                    <w:jc w:val="center"/>
+                  </w:pPr>
+                  <w:r>
+                    <w:t xml:space="preserve">0.000</w:t>
                   </w:r>
                 </w:p>
               </w:tc>
@@ -3319,59 +3583,59 @@
                     <w:jc w:val="center"/>
                   </w:pPr>
                   <w:r>
-                    <w:t xml:space="preserve">Spanish: neighbourhood contrast</w:t>
-                  </w:r>
-                </w:p>
-              </w:tc>
-              <w:tc>
-                <w:tcPr/>
-                <w:p>
-                  <w:pPr>
-                    <w:pStyle w:val="Compact"/>
-                    <w:jc w:val="left"/>
-                    <w:jc w:val="center"/>
-                  </w:pPr>
-                  <w:r>
-                    <w:t xml:space="preserve">Length (letters)</w:t>
-                  </w:r>
-                </w:p>
-              </w:tc>
-              <w:tc>
-                <w:tcPr/>
-                <w:p>
-                  <w:pPr>
-                    <w:pStyle w:val="Compact"/>
-                    <w:jc w:val="right"/>
-                    <w:jc w:val="center"/>
-                  </w:pPr>
-                  <w:r>
-                    <w:t xml:space="preserve">0.254</w:t>
-                  </w:r>
-                </w:p>
-              </w:tc>
-              <w:tc>
-                <w:tcPr/>
-                <w:p>
-                  <w:pPr>
-                    <w:pStyle w:val="Compact"/>
-                    <w:jc w:val="right"/>
-                    <w:jc w:val="center"/>
-                  </w:pPr>
-                  <w:r>
-                    <w:t xml:space="preserve">0.061</w:t>
-                  </w:r>
-                </w:p>
-              </w:tc>
-              <w:tc>
-                <w:tcPr/>
-                <w:p>
-                  <w:pPr>
-                    <w:pStyle w:val="Compact"/>
-                    <w:jc w:val="left"/>
-                    <w:jc w:val="center"/>
-                  </w:pPr>
-                  <w:r>
-                    <w:t xml:space="preserve">FALSE</w:t>
+                    <w:t xml:space="preserve">Spanish: frequency contrast</w:t>
+                  </w:r>
+                </w:p>
+              </w:tc>
+              <w:tc>
+                <w:tcPr/>
+                <w:p>
+                  <w:pPr>
+                    <w:pStyle w:val="Compact"/>
+                    <w:jc w:val="left"/>
+                    <w:jc w:val="center"/>
+                  </w:pPr>
+                  <w:r>
+                    <w:t xml:space="preserve">Length</w:t>
+                  </w:r>
+                </w:p>
+              </w:tc>
+              <w:tc>
+                <w:tcPr/>
+                <w:p>
+                  <w:pPr>
+                    <w:pStyle w:val="Compact"/>
+                    <w:jc w:val="right"/>
+                    <w:jc w:val="center"/>
+                  </w:pPr>
+                  <w:r>
+                    <w:t xml:space="preserve">0.049</w:t>
+                  </w:r>
+                </w:p>
+              </w:tc>
+              <w:tc>
+                <w:tcPr/>
+                <w:p>
+                  <w:pPr>
+                    <w:pStyle w:val="Compact"/>
+                    <w:jc w:val="right"/>
+                    <w:jc w:val="center"/>
+                  </w:pPr>
+                  <w:r>
+                    <w:t xml:space="preserve">0.002</w:t>
+                  </w:r>
+                </w:p>
+              </w:tc>
+              <w:tc>
+                <w:tcPr/>
+                <w:p>
+                  <w:pPr>
+                    <w:pStyle w:val="Compact"/>
+                    <w:jc w:val="left"/>
+                    <w:jc w:val="center"/>
+                  </w:pPr>
+                  <w:r>
+                    <w:t xml:space="preserve">TRUE</w:t>
                   </w:r>
                 </w:p>
               </w:tc>
@@ -3386,6 +3650,140 @@
                     <w:jc w:val="center"/>
                   </w:pPr>
                   <w:r>
+                    <w:t xml:space="preserve">Spanish: frequency contrast</w:t>
+                  </w:r>
+                </w:p>
+              </w:tc>
+              <w:tc>
+                <w:tcPr/>
+                <w:p>
+                  <w:pPr>
+                    <w:pStyle w:val="Compact"/>
+                    <w:jc w:val="left"/>
+                    <w:jc w:val="center"/>
+                  </w:pPr>
+                  <w:r>
+                    <w:t xml:space="preserve">Neighbourhood N</w:t>
+                  </w:r>
+                </w:p>
+              </w:tc>
+              <w:tc>
+                <w:tcPr/>
+                <w:p>
+                  <w:pPr>
+                    <w:pStyle w:val="Compact"/>
+                    <w:jc w:val="right"/>
+                    <w:jc w:val="center"/>
+                  </w:pPr>
+                  <w:r>
+                    <w:t xml:space="preserve">0.077</w:t>
+                  </w:r>
+                </w:p>
+              </w:tc>
+              <w:tc>
+                <w:tcPr/>
+                <w:p>
+                  <w:pPr>
+                    <w:pStyle w:val="Compact"/>
+                    <w:jc w:val="right"/>
+                    <w:jc w:val="center"/>
+                  </w:pPr>
+                  <w:r>
+                    <w:t xml:space="preserve">0.004</w:t>
+                  </w:r>
+                </w:p>
+              </w:tc>
+              <w:tc>
+                <w:tcPr/>
+                <w:p>
+                  <w:pPr>
+                    <w:pStyle w:val="Compact"/>
+                    <w:jc w:val="left"/>
+                    <w:jc w:val="center"/>
+                  </w:pPr>
+                  <w:r>
+                    <w:t xml:space="preserve">TRUE</w:t>
+                  </w:r>
+                </w:p>
+              </w:tc>
+            </w:tr>
+            <w:tr>
+              <w:tc>
+                <w:tcPr/>
+                <w:p>
+                  <w:pPr>
+                    <w:pStyle w:val="Compact"/>
+                    <w:jc w:val="left"/>
+                    <w:jc w:val="center"/>
+                  </w:pPr>
+                  <w:r>
+                    <w:t xml:space="preserve">Spanish: frequency contrast</w:t>
+                  </w:r>
+                </w:p>
+              </w:tc>
+              <w:tc>
+                <w:tcPr/>
+                <w:p>
+                  <w:pPr>
+                    <w:pStyle w:val="Compact"/>
+                    <w:jc w:val="left"/>
+                    <w:jc w:val="center"/>
+                  </w:pPr>
+                  <w:r>
+                    <w:t xml:space="preserve">OLD20</w:t>
+                  </w:r>
+                </w:p>
+              </w:tc>
+              <w:tc>
+                <w:tcPr/>
+                <w:p>
+                  <w:pPr>
+                    <w:pStyle w:val="Compact"/>
+                    <w:jc w:val="right"/>
+                    <w:jc w:val="center"/>
+                  </w:pPr>
+                  <w:r>
+                    <w:t xml:space="preserve">0.006</w:t>
+                  </w:r>
+                </w:p>
+              </w:tc>
+              <w:tc>
+                <w:tcPr/>
+                <w:p>
+                  <w:pPr>
+                    <w:pStyle w:val="Compact"/>
+                    <w:jc w:val="right"/>
+                    <w:jc w:val="center"/>
+                  </w:pPr>
+                  <w:r>
+                    <w:t xml:space="preserve">0.001</w:t>
+                  </w:r>
+                </w:p>
+              </w:tc>
+              <w:tc>
+                <w:tcPr/>
+                <w:p>
+                  <w:pPr>
+                    <w:pStyle w:val="Compact"/>
+                    <w:jc w:val="left"/>
+                    <w:jc w:val="center"/>
+                  </w:pPr>
+                  <w:r>
+                    <w:t xml:space="preserve">TRUE</w:t>
+                  </w:r>
+                </w:p>
+              </w:tc>
+            </w:tr>
+            <w:tr>
+              <w:tc>
+                <w:tcPr/>
+                <w:p>
+                  <w:pPr>
+                    <w:pStyle w:val="Compact"/>
+                    <w:jc w:val="left"/>
+                    <w:jc w:val="center"/>
+                  </w:pPr>
+                  <w:r>
                     <w:t xml:space="preserve">Spanish: neighbourhood contrast</w:t>
                   </w:r>
                 </w:p>
@@ -3399,6 +3797,73 @@
                     <w:jc w:val="center"/>
                   </w:pPr>
                   <w:r>
+                    <w:t xml:space="preserve">Length</w:t>
+                  </w:r>
+                </w:p>
+              </w:tc>
+              <w:tc>
+                <w:tcPr/>
+                <w:p>
+                  <w:pPr>
+                    <w:pStyle w:val="Compact"/>
+                    <w:jc w:val="right"/>
+                    <w:jc w:val="center"/>
+                  </w:pPr>
+                  <w:r>
+                    <w:t xml:space="preserve">0.000</w:t>
+                  </w:r>
+                </w:p>
+              </w:tc>
+              <w:tc>
+                <w:tcPr/>
+                <w:p>
+                  <w:pPr>
+                    <w:pStyle w:val="Compact"/>
+                    <w:jc w:val="right"/>
+                    <w:jc w:val="center"/>
+                  </w:pPr>
+                  <w:r>
+                    <w:t xml:space="preserve">0.001</w:t>
+                  </w:r>
+                </w:p>
+              </w:tc>
+              <w:tc>
+                <w:tcPr/>
+                <w:p>
+                  <w:pPr>
+                    <w:pStyle w:val="Compact"/>
+                    <w:jc w:val="left"/>
+                    <w:jc w:val="center"/>
+                  </w:pPr>
+                  <w:r>
+                    <w:t xml:space="preserve">TRUE</w:t>
+                  </w:r>
+                </w:p>
+              </w:tc>
+            </w:tr>
+            <w:tr>
+              <w:tc>
+                <w:tcPr/>
+                <w:p>
+                  <w:pPr>
+                    <w:pStyle w:val="Compact"/>
+                    <w:jc w:val="left"/>
+                    <w:jc w:val="center"/>
+                  </w:pPr>
+                  <w:r>
+                    <w:t xml:space="preserve">Spanish: neighbourhood contrast</w:t>
+                  </w:r>
+                </w:p>
+              </w:tc>
+              <w:tc>
+                <w:tcPr/>
+                <w:p>
+                  <w:pPr>
+                    <w:pStyle w:val="Compact"/>
+                    <w:jc w:val="left"/>
+                    <w:jc w:val="center"/>
+                  </w:pPr>
+                  <w:r>
                     <w:t xml:space="preserve">Frequency (Zipf)</w:t>
                   </w:r>
                 </w:p>
@@ -3412,20 +3877,20 @@
                     <w:jc w:val="center"/>
                   </w:pPr>
                   <w:r>
-                    <w:t xml:space="preserve">0.193</w:t>
-                  </w:r>
-                </w:p>
-              </w:tc>
-              <w:tc>
-                <w:tcPr/>
-                <w:p>
-                  <w:pPr>
-                    <w:pStyle w:val="Compact"/>
-                    <w:jc w:val="right"/>
-                    <w:jc w:val="center"/>
-                  </w:pPr>
-                  <w:r>
-                    <w:t xml:space="preserve">0.027</w:t>
+                    <w:t xml:space="preserve">0.000</w:t>
+                  </w:r>
+                </w:p>
+              </w:tc>
+              <w:tc>
+                <w:tcPr/>
+                <w:p>
+                  <w:pPr>
+                    <w:pStyle w:val="Compact"/>
+                    <w:jc w:val="right"/>
+                    <w:jc w:val="center"/>
+                  </w:pPr>
+                  <w:r>
+                    <w:t xml:space="preserve">0.001</w:t>
                   </w:r>
                 </w:p>
               </w:tc>
@@ -3454,13 +3919,13 @@
         <w:pStyle w:val="BodyText"/>
       </w:pPr>
       <w:r>
-        <w:t xml:space="preserve">In the frequency contrasts every controlled dimension is declared equivalent at</w:t>
-      </w:r>
-      <w:r>
-        <w:t xml:space="preserve"> </w:t>
-      </w:r>
-      <w:r>
-        <w:t xml:space="preserve">the 0.5-</w:t>
+        <w:t xml:space="preserve">In every demonstration each controlled dimension is declared equivalent at the</w:t>
+      </w:r>
+      <w:r>
+        <w:t xml:space="preserve"> </w:t>
+      </w:r>
+      <w:r>
+        <w:t xml:space="preserve">0.5-</w:t>
       </w:r>
       <w:r>
         <w:rPr>
@@ -3486,13 +3951,19 @@
         <w:t xml:space="preserve"> </w:t>
       </w:r>
       <w:r>
-        <w:t xml:space="preserve">= 80 per condition). In the neighbourhood contrasts</w:t>
-      </w:r>
-      <w:r>
-        <w:t xml:space="preserve"> </w:t>
-      </w:r>
-      <w:r>
-        <w:t xml:space="preserve">frequency is equivalent but length retains a small residual difference (Cohen’s</w:t>
+        <w:t xml:space="preserve">= 80 per condition). The neighbourhood contrasts are the</w:t>
+      </w:r>
+      <w:r>
+        <w:t xml:space="preserve"> </w:t>
+      </w:r>
+      <w:r>
+        <w:t xml:space="preserve">demanding case: neighbourhood density is intrinsically correlated with word</w:t>
+      </w:r>
+      <w:r>
+        <w:t xml:space="preserve"> </w:t>
+      </w:r>
+      <w:r>
+        <w:t xml:space="preserve">length and frequency, so a per-anchor match leaves a residual on length (Cohen’s</w:t>
       </w:r>
       <w:r>
         <w:t xml:space="preserve"> </w:t>
@@ -3508,31 +3979,81 @@
         <w:t xml:space="preserve"> </w:t>
       </w:r>
       <w:r>
-        <w:t xml:space="preserve">≈ 0.25, just outside the bound): neighbourhood density is intrinsically</w:t>
-      </w:r>
-      <w:r>
-        <w:t xml:space="preserve"> </w:t>
-      </w:r>
-      <w:r>
-        <w:t xml:space="preserve">correlated with word length, so the two cannot be equated as tightly as the</w:t>
-      </w:r>
-      <w:r>
-        <w:t xml:space="preserve"> </w:t>
-      </w:r>
-      <w:r>
-        <w:t xml:space="preserve">independent dimensions of the frequency contrast. This is a property of the</w:t>
-      </w:r>
-      <w:r>
-        <w:t xml:space="preserve"> </w:t>
-      </w:r>
-      <w:r>
-        <w:t xml:space="preserve">manipulation rather than a matching failure — the residual is an order of</w:t>
-      </w:r>
-      <w:r>
-        <w:t xml:space="preserve"> </w:t>
-      </w:r>
-      <w:r>
-        <w:t xml:space="preserve">magnitude below the manipulated effect — and</w:t>
+        <w:t xml:space="preserve">≈ 0.25, just outside the bound). The</w:t>
+      </w:r>
+      <w:r>
+        <w:t xml:space="preserve"> </w:t>
+      </w:r>
+      <w:r>
+        <w:rPr>
+          <w:rStyle w:val="VerbatimChar"/>
+        </w:rPr>
+        <w:t xml:space="preserve">joint</w:t>
+      </w:r>
+      <w:r>
+        <w:t xml:space="preserve"> </w:t>
+      </w:r>
+      <w:r>
+        <w:t xml:space="preserve">matching method removes it. By</w:t>
+      </w:r>
+      <w:r>
+        <w:t xml:space="preserve"> </w:t>
+      </w:r>
+      <w:r>
+        <w:t xml:space="preserve">selecting the best-matched dense–sparse pairs jointly it equates length and</w:t>
+      </w:r>
+      <w:r>
+        <w:t xml:space="preserve"> </w:t>
+      </w:r>
+      <w:r>
+        <w:t xml:space="preserve">frequency almost exactly (Cohen’s</w:t>
+      </w:r>
+      <w:r>
+        <w:t xml:space="preserve"> </w:t>
+      </w:r>
+      <w:r>
+        <w:rPr>
+          <w:i/>
+          <w:iCs/>
+        </w:rPr>
+        <w:t xml:space="preserve">d</w:t>
+      </w:r>
+      <w:r>
+        <w:t xml:space="preserve"> </w:t>
+      </w:r>
+      <w:r>
+        <w:t xml:space="preserve">≈ 0.00 on both, well inside the bound)</w:t>
+      </w:r>
+      <w:r>
+        <w:t xml:space="preserve"> </w:t>
+      </w:r>
+      <w:r>
+        <w:t xml:space="preserve">while the density contrast remains an order of magnitude larger (</w:t>
+      </w:r>
+      <w:r>
+        <w:rPr>
+          <w:i/>
+          <w:iCs/>
+        </w:rPr>
+        <w:t xml:space="preserve">d</w:t>
+      </w:r>
+      <w:r>
+        <w:t xml:space="preserve"> </w:t>
+      </w:r>
+      <w:r>
+        <w:t xml:space="preserve">&gt; 2). The</w:t>
+      </w:r>
+      <w:r>
+        <w:t xml:space="preserve"> </w:t>
+      </w:r>
+      <w:r>
+        <w:t xml:space="preserve">confound is thus a solved engineering problem rather than an inherent limit on</w:t>
+      </w:r>
+      <w:r>
+        <w:t xml:space="preserve"> </w:t>
+      </w:r>
+      <w:r>
+        <w:t xml:space="preserve">the design, and</w:t>
       </w:r>
       <w:r>
         <w:t xml:space="preserve"> </w:t>
@@ -3544,13 +4065,13 @@
         <w:t xml:space="preserve"> </w:t>
       </w:r>
       <w:r>
-        <w:t xml:space="preserve">reports it transparently.</w:t>
-      </w:r>
-      <w:r>
-        <w:t xml:space="preserve"> </w:t>
-      </w:r>
-      <w:r>
-        <w:t xml:space="preserve">We read the TOST as a conservative complement to the standardised mean difference</w:t>
+        <w:t xml:space="preserve">reports the realised equivalence transparently. We read</w:t>
+      </w:r>
+      <w:r>
+        <w:t xml:space="preserve"> </w:t>
+      </w:r>
+      <w:r>
+        <w:t xml:space="preserve">the TOST as a conservative complement to the standardised mean difference</w:t>
       </w:r>
       <w:r>
         <w:t xml:space="preserve"> </w:t>
@@ -3830,7 +4351,7 @@
                     <w:jc w:val="center"/>
                   </w:pPr>
                   <w:r>
-                    <w:t xml:space="preserve">Length (letters)</w:t>
+                    <w:t xml:space="preserve">Length</w:t>
                   </w:r>
                 </w:p>
               </w:tc>
@@ -4254,7 +4775,7 @@
                     <w:jc w:val="center"/>
                   </w:pPr>
                   <w:r>
-                    <w:t xml:space="preserve">Length (letters)</w:t>
+                    <w:t xml:space="preserve">Length</w:t>
                   </w:r>
                 </w:p>
               </w:tc>
@@ -4730,14 +5251,14 @@
               <w:tblLook w:firstRow="1" w:lastRow="0" w:firstColumn="0" w:lastColumn="0" w:noHBand="0" w:noVBand="0" w:val="0020"/>
             </w:tblPr>
             <w:tblGrid>
-              <w:gridCol w:w="2310"/>
-              <w:gridCol w:w="1870"/>
-              <w:gridCol w:w="330"/>
-              <w:gridCol w:w="770"/>
-              <w:gridCol w:w="660"/>
-              <w:gridCol w:w="550"/>
-              <w:gridCol w:w="770"/>
-              <w:gridCol w:w="660"/>
+              <w:gridCol w:w="2342"/>
+              <w:gridCol w:w="1896"/>
+              <w:gridCol w:w="334"/>
+              <w:gridCol w:w="669"/>
+              <w:gridCol w:w="669"/>
+              <w:gridCol w:w="557"/>
+              <w:gridCol w:w="780"/>
+              <w:gridCol w:w="669"/>
             </w:tblGrid>
             <w:tr>
               <w:trPr>
@@ -4871,7 +5392,7 @@
                     <w:jc w:val="center"/>
                   </w:pPr>
                   <w:r>
-                    <w:t xml:space="preserve">Length (letters)</w:t>
+                    <w:t xml:space="preserve">Length</w:t>
                   </w:r>
                 </w:p>
               </w:tc>
@@ -4897,33 +5418,20 @@
                     <w:jc w:val="center"/>
                   </w:pPr>
                   <w:r>
-                    <w:t xml:space="preserve">4.225</w:t>
-                  </w:r>
-                </w:p>
-              </w:tc>
-              <w:tc>
-                <w:tcPr/>
-                <w:p>
-                  <w:pPr>
-                    <w:pStyle w:val="Compact"/>
-                    <w:jc w:val="right"/>
-                    <w:jc w:val="center"/>
-                  </w:pPr>
-                  <w:r>
-                    <w:t xml:space="preserve">0.856</w:t>
-                  </w:r>
-                </w:p>
-              </w:tc>
-              <w:tc>
-                <w:tcPr/>
-                <w:p>
-                  <w:pPr>
-                    <w:pStyle w:val="Compact"/>
-                    <w:jc w:val="right"/>
-                    <w:jc w:val="center"/>
-                  </w:pPr>
-                  <w:r>
-                    <w:t xml:space="preserve">3.00</w:t>
+                    <w:t xml:space="preserve">4.787</w:t>
+                  </w:r>
+                </w:p>
+              </w:tc>
+              <w:tc>
+                <w:tcPr/>
+                <w:p>
+                  <w:pPr>
+                    <w:pStyle w:val="Compact"/>
+                    <w:jc w:val="right"/>
+                    <w:jc w:val="center"/>
+                  </w:pPr>
+                  <w:r>
+                    <w:t xml:space="preserve">0.650</w:t>
                   </w:r>
                 </w:p>
               </w:tc>
@@ -4937,6 +5445,19 @@
                   </w:pPr>
                   <w:r>
                     <w:t xml:space="preserve">4.00</w:t>
+                  </w:r>
+                </w:p>
+              </w:tc>
+              <w:tc>
+                <w:tcPr/>
+                <w:p>
+                  <w:pPr>
+                    <w:pStyle w:val="Compact"/>
+                    <w:jc w:val="right"/>
+                    <w:jc w:val="center"/>
+                  </w:pPr>
+                  <w:r>
+                    <w:t xml:space="preserve">5.000</w:t>
                   </w:r>
                 </w:p>
               </w:tc>
@@ -5003,59 +5524,59 @@
                     <w:jc w:val="center"/>
                   </w:pPr>
                   <w:r>
-                    <w:t xml:space="preserve">4.502</w:t>
-                  </w:r>
-                </w:p>
-              </w:tc>
-              <w:tc>
-                <w:tcPr/>
-                <w:p>
-                  <w:pPr>
-                    <w:pStyle w:val="Compact"/>
-                    <w:jc w:val="right"/>
-                    <w:jc w:val="center"/>
-                  </w:pPr>
-                  <w:r>
-                    <w:t xml:space="preserve">0.556</w:t>
-                  </w:r>
-                </w:p>
-              </w:tc>
-              <w:tc>
-                <w:tcPr/>
-                <w:p>
-                  <w:pPr>
-                    <w:pStyle w:val="Compact"/>
-                    <w:jc w:val="right"/>
-                    <w:jc w:val="center"/>
-                  </w:pPr>
-                  <w:r>
-                    <w:t xml:space="preserve">3.80</w:t>
-                  </w:r>
-                </w:p>
-              </w:tc>
-              <w:tc>
-                <w:tcPr/>
-                <w:p>
-                  <w:pPr>
-                    <w:pStyle w:val="Compact"/>
-                    <w:jc w:val="right"/>
-                    <w:jc w:val="center"/>
-                  </w:pPr>
-                  <w:r>
-                    <w:t xml:space="preserve">4.41</w:t>
-                  </w:r>
-                </w:p>
-              </w:tc>
-              <w:tc>
-                <w:tcPr/>
-                <w:p>
-                  <w:pPr>
-                    <w:pStyle w:val="Compact"/>
-                    <w:jc w:val="right"/>
-                    <w:jc w:val="center"/>
-                  </w:pPr>
-                  <w:r>
-                    <w:t xml:space="preserve">6.07</w:t>
+                    <w:t xml:space="preserve">4.249</w:t>
+                  </w:r>
+                </w:p>
+              </w:tc>
+              <w:tc>
+                <w:tcPr/>
+                <w:p>
+                  <w:pPr>
+                    <w:pStyle w:val="Compact"/>
+                    <w:jc w:val="right"/>
+                    <w:jc w:val="center"/>
+                  </w:pPr>
+                  <w:r>
+                    <w:t xml:space="preserve">0.311</w:t>
+                  </w:r>
+                </w:p>
+              </w:tc>
+              <w:tc>
+                <w:tcPr/>
+                <w:p>
+                  <w:pPr>
+                    <w:pStyle w:val="Compact"/>
+                    <w:jc w:val="right"/>
+                    <w:jc w:val="center"/>
+                  </w:pPr>
+                  <w:r>
+                    <w:t xml:space="preserve">3.81</w:t>
+                  </w:r>
+                </w:p>
+              </w:tc>
+              <w:tc>
+                <w:tcPr/>
+                <w:p>
+                  <w:pPr>
+                    <w:pStyle w:val="Compact"/>
+                    <w:jc w:val="right"/>
+                    <w:jc w:val="center"/>
+                  </w:pPr>
+                  <w:r>
+                    <w:t xml:space="preserve">4.225</w:t>
+                  </w:r>
+                </w:p>
+              </w:tc>
+              <w:tc>
+                <w:tcPr/>
+                <w:p>
+                  <w:pPr>
+                    <w:pStyle w:val="Compact"/>
+                    <w:jc w:val="right"/>
+                    <w:jc w:val="center"/>
+                  </w:pPr>
+                  <w:r>
+                    <w:t xml:space="preserve">5.15</w:t>
                   </w:r>
                 </w:p>
               </w:tc>
@@ -5109,20 +5630,20 @@
                     <w:jc w:val="center"/>
                   </w:pPr>
                   <w:r>
-                    <w:t xml:space="preserve">12.375</w:t>
-                  </w:r>
-                </w:p>
-              </w:tc>
-              <w:tc>
-                <w:tcPr/>
-                <w:p>
-                  <w:pPr>
-                    <w:pStyle w:val="Compact"/>
-                    <w:jc w:val="right"/>
-                    <w:jc w:val="center"/>
-                  </w:pPr>
-                  <w:r>
-                    <w:t xml:space="preserve">7.903</w:t>
+                    <w:t xml:space="preserve">8.363</w:t>
+                  </w:r>
+                </w:p>
+              </w:tc>
+              <w:tc>
+                <w:tcPr/>
+                <w:p>
+                  <w:pPr>
+                    <w:pStyle w:val="Compact"/>
+                    <w:jc w:val="right"/>
+                    <w:jc w:val="center"/>
+                  </w:pPr>
+                  <w:r>
+                    <w:t xml:space="preserve">3.530</w:t>
                   </w:r>
                 </w:p>
               </w:tc>
@@ -5148,20 +5669,20 @@
                     <w:jc w:val="center"/>
                   </w:pPr>
                   <w:r>
-                    <w:t xml:space="preserve">10.00</w:t>
-                  </w:r>
-                </w:p>
-              </w:tc>
-              <w:tc>
-                <w:tcPr/>
-                <w:p>
-                  <w:pPr>
-                    <w:pStyle w:val="Compact"/>
-                    <w:jc w:val="right"/>
-                    <w:jc w:val="center"/>
-                  </w:pPr>
-                  <w:r>
-                    <w:t xml:space="preserve">43.00</w:t>
+                    <w:t xml:space="preserve">7.500</w:t>
+                  </w:r>
+                </w:p>
+              </w:tc>
+              <w:tc>
+                <w:tcPr/>
+                <w:p>
+                  <w:pPr>
+                    <w:pStyle w:val="Compact"/>
+                    <w:jc w:val="right"/>
+                    <w:jc w:val="center"/>
+                  </w:pPr>
+                  <w:r>
+                    <w:t xml:space="preserve">20.00</w:t>
                   </w:r>
                 </w:p>
               </w:tc>
@@ -5215,20 +5736,20 @@
                     <w:jc w:val="center"/>
                   </w:pPr>
                   <w:r>
-                    <w:t xml:space="preserve">1.300</w:t>
-                  </w:r>
-                </w:p>
-              </w:tc>
-              <w:tc>
-                <w:tcPr/>
-                <w:p>
-                  <w:pPr>
-                    <w:pStyle w:val="Compact"/>
-                    <w:jc w:val="right"/>
-                    <w:jc w:val="center"/>
-                  </w:pPr>
-                  <w:r>
-                    <w:t xml:space="preserve">0.251</w:t>
+                    <w:t xml:space="preserve">1.448</w:t>
+                  </w:r>
+                </w:p>
+              </w:tc>
+              <w:tc>
+                <w:tcPr/>
+                <w:p>
+                  <w:pPr>
+                    <w:pStyle w:val="Compact"/>
+                    <w:jc w:val="right"/>
+                    <w:jc w:val="center"/>
+                  </w:pPr>
+                  <w:r>
+                    <w:t xml:space="preserve">0.197</w:t>
                   </w:r>
                 </w:p>
               </w:tc>
@@ -5254,7 +5775,7 @@
                     <w:jc w:val="center"/>
                   </w:pPr>
                   <w:r>
-                    <w:t xml:space="preserve">1.30</w:t>
+                    <w:t xml:space="preserve">1.500</w:t>
                   </w:r>
                 </w:p>
               </w:tc>
@@ -5295,7 +5816,7 @@
                     <w:jc w:val="center"/>
                   </w:pPr>
                   <w:r>
-                    <w:t xml:space="preserve">Length (letters)</w:t>
+                    <w:t xml:space="preserve">Length</w:t>
                   </w:r>
                 </w:p>
               </w:tc>
@@ -5321,33 +5842,20 @@
                     <w:jc w:val="center"/>
                   </w:pPr>
                   <w:r>
-                    <w:t xml:space="preserve">4.400</w:t>
-                  </w:r>
-                </w:p>
-              </w:tc>
-              <w:tc>
-                <w:tcPr/>
-                <w:p>
-                  <w:pPr>
-                    <w:pStyle w:val="Compact"/>
-                    <w:jc w:val="right"/>
-                    <w:jc w:val="center"/>
-                  </w:pPr>
-                  <w:r>
-                    <w:t xml:space="preserve">0.518</w:t>
-                  </w:r>
-                </w:p>
-              </w:tc>
-              <w:tc>
-                <w:tcPr/>
-                <w:p>
-                  <w:pPr>
-                    <w:pStyle w:val="Compact"/>
-                    <w:jc w:val="right"/>
-                    <w:jc w:val="center"/>
-                  </w:pPr>
-                  <w:r>
-                    <w:t xml:space="preserve">3.00</w:t>
+                    <w:t xml:space="preserve">4.787</w:t>
+                  </w:r>
+                </w:p>
+              </w:tc>
+              <w:tc>
+                <w:tcPr/>
+                <w:p>
+                  <w:pPr>
+                    <w:pStyle w:val="Compact"/>
+                    <w:jc w:val="right"/>
+                    <w:jc w:val="center"/>
+                  </w:pPr>
+                  <w:r>
+                    <w:t xml:space="preserve">0.650</w:t>
                   </w:r>
                 </w:p>
               </w:tc>
@@ -5373,7 +5881,20 @@
                     <w:jc w:val="center"/>
                   </w:pPr>
                   <w:r>
-                    <w:t xml:space="preserve">5.00</w:t>
+                    <w:t xml:space="preserve">5.000</w:t>
+                  </w:r>
+                </w:p>
+              </w:tc>
+              <w:tc>
+                <w:tcPr/>
+                <w:p>
+                  <w:pPr>
+                    <w:pStyle w:val="Compact"/>
+                    <w:jc w:val="right"/>
+                    <w:jc w:val="center"/>
+                  </w:pPr>
+                  <w:r>
+                    <w:t xml:space="preserve">6.00</w:t>
                   </w:r>
                 </w:p>
               </w:tc>
@@ -5427,59 +5948,59 @@
                     <w:jc w:val="center"/>
                   </w:pPr>
                   <w:r>
-                    <w:t xml:space="preserve">4.432</w:t>
-                  </w:r>
-                </w:p>
-              </w:tc>
-              <w:tc>
-                <w:tcPr/>
-                <w:p>
-                  <w:pPr>
-                    <w:pStyle w:val="Compact"/>
-                    <w:jc w:val="right"/>
-                    <w:jc w:val="center"/>
-                  </w:pPr>
-                  <w:r>
-                    <w:t xml:space="preserve">0.354</w:t>
-                  </w:r>
-                </w:p>
-              </w:tc>
-              <w:tc>
-                <w:tcPr/>
-                <w:p>
-                  <w:pPr>
-                    <w:pStyle w:val="Compact"/>
-                    <w:jc w:val="right"/>
-                    <w:jc w:val="center"/>
-                  </w:pPr>
-                  <w:r>
-                    <w:t xml:space="preserve">3.95</w:t>
-                  </w:r>
-                </w:p>
-              </w:tc>
-              <w:tc>
-                <w:tcPr/>
-                <w:p>
-                  <w:pPr>
-                    <w:pStyle w:val="Compact"/>
-                    <w:jc w:val="right"/>
-                    <w:jc w:val="center"/>
-                  </w:pPr>
-                  <w:r>
-                    <w:t xml:space="preserve">4.37</w:t>
-                  </w:r>
-                </w:p>
-              </w:tc>
-              <w:tc>
-                <w:tcPr/>
-                <w:p>
-                  <w:pPr>
-                    <w:pStyle w:val="Compact"/>
-                    <w:jc w:val="right"/>
-                    <w:jc w:val="center"/>
-                  </w:pPr>
-                  <w:r>
-                    <w:t xml:space="preserve">5.05</w:t>
+                    <w:t xml:space="preserve">4.249</w:t>
+                  </w:r>
+                </w:p>
+              </w:tc>
+              <w:tc>
+                <w:tcPr/>
+                <w:p>
+                  <w:pPr>
+                    <w:pStyle w:val="Compact"/>
+                    <w:jc w:val="right"/>
+                    <w:jc w:val="center"/>
+                  </w:pPr>
+                  <w:r>
+                    <w:t xml:space="preserve">0.311</w:t>
+                  </w:r>
+                </w:p>
+              </w:tc>
+              <w:tc>
+                <w:tcPr/>
+                <w:p>
+                  <w:pPr>
+                    <w:pStyle w:val="Compact"/>
+                    <w:jc w:val="right"/>
+                    <w:jc w:val="center"/>
+                  </w:pPr>
+                  <w:r>
+                    <w:t xml:space="preserve">3.81</w:t>
+                  </w:r>
+                </w:p>
+              </w:tc>
+              <w:tc>
+                <w:tcPr/>
+                <w:p>
+                  <w:pPr>
+                    <w:pStyle w:val="Compact"/>
+                    <w:jc w:val="right"/>
+                    <w:jc w:val="center"/>
+                  </w:pPr>
+                  <w:r>
+                    <w:t xml:space="preserve">4.225</w:t>
+                  </w:r>
+                </w:p>
+              </w:tc>
+              <w:tc>
+                <w:tcPr/>
+                <w:p>
+                  <w:pPr>
+                    <w:pStyle w:val="Compact"/>
+                    <w:jc w:val="right"/>
+                    <w:jc w:val="center"/>
+                  </w:pPr>
+                  <w:r>
+                    <w:t xml:space="preserve">5.15</w:t>
                   </w:r>
                 </w:p>
               </w:tc>
@@ -5533,20 +6054,20 @@
                     <w:jc w:val="center"/>
                   </w:pPr>
                   <w:r>
-                    <w:t xml:space="preserve">0.562</w:t>
-                  </w:r>
-                </w:p>
-              </w:tc>
-              <w:tc>
-                <w:tcPr/>
-                <w:p>
-                  <w:pPr>
-                    <w:pStyle w:val="Compact"/>
-                    <w:jc w:val="right"/>
-                    <w:jc w:val="center"/>
-                  </w:pPr>
-                  <w:r>
-                    <w:t xml:space="preserve">0.499</w:t>
+                    <w:t xml:space="preserve">0.525</w:t>
+                  </w:r>
+                </w:p>
+              </w:tc>
+              <w:tc>
+                <w:tcPr/>
+                <w:p>
+                  <w:pPr>
+                    <w:pStyle w:val="Compact"/>
+                    <w:jc w:val="right"/>
+                    <w:jc w:val="center"/>
+                  </w:pPr>
+                  <w:r>
+                    <w:t xml:space="preserve">0.503</w:t>
                   </w:r>
                 </w:p>
               </w:tc>
@@ -5572,7 +6093,7 @@
                     <w:jc w:val="center"/>
                   </w:pPr>
                   <w:r>
-                    <w:t xml:space="preserve">1.00</w:t>
+                    <w:t xml:space="preserve">1.000</w:t>
                   </w:r>
                 </w:p>
               </w:tc>
@@ -5639,20 +6160,20 @@
                     <w:jc w:val="center"/>
                   </w:pPr>
                   <w:r>
-                    <w:t xml:space="preserve">1.893</w:t>
-                  </w:r>
-                </w:p>
-              </w:tc>
-              <w:tc>
-                <w:tcPr/>
-                <w:p>
-                  <w:pPr>
-                    <w:pStyle w:val="Compact"/>
-                    <w:jc w:val="right"/>
-                    <w:jc w:val="center"/>
-                  </w:pPr>
-                  <w:r>
-                    <w:t xml:space="preserve">0.145</w:t>
+                    <w:t xml:space="preserve">1.970</w:t>
+                  </w:r>
+                </w:p>
+              </w:tc>
+              <w:tc>
+                <w:tcPr/>
+                <w:p>
+                  <w:pPr>
+                    <w:pStyle w:val="Compact"/>
+                    <w:jc w:val="right"/>
+                    <w:jc w:val="center"/>
+                  </w:pPr>
+                  <w:r>
+                    <w:t xml:space="preserve">0.253</w:t>
                   </w:r>
                 </w:p>
               </w:tc>
@@ -5678,20 +6199,20 @@
                     <w:jc w:val="center"/>
                   </w:pPr>
                   <w:r>
-                    <w:t xml:space="preserve">1.90</w:t>
-                  </w:r>
-                </w:p>
-              </w:tc>
-              <w:tc>
-                <w:tcPr/>
-                <w:p>
-                  <w:pPr>
-                    <w:pStyle w:val="Compact"/>
-                    <w:jc w:val="right"/>
-                    <w:jc w:val="center"/>
-                  </w:pPr>
-                  <w:r>
-                    <w:t xml:space="preserve">2.55</w:t>
+                    <w:t xml:space="preserve">1.900</w:t>
+                  </w:r>
+                </w:p>
+              </w:tc>
+              <w:tc>
+                <w:tcPr/>
+                <w:p>
+                  <w:pPr>
+                    <w:pStyle w:val="Compact"/>
+                    <w:jc w:val="right"/>
+                    <w:jc w:val="center"/>
+                  </w:pPr>
+                  <w:r>
+                    <w:t xml:space="preserve">2.95</w:t>
                   </w:r>
                 </w:p>
               </w:tc>
@@ -5702,53 +6223,112 @@
         </w:tc>
       </w:tr>
     </w:tbl>
+    <w:bookmarkStart w:id="27" w:name="generalisation-to-a-logographic-script"/>
+    <w:p>
+      <w:pPr>
+        <w:pStyle w:val="Heading2"/>
+      </w:pPr>
+      <w:r>
+        <w:t xml:space="preserve">Generalisation to a logographic script</w:t>
+      </w:r>
+    </w:p>
+    <w:p>
+      <w:pPr>
+        <w:pStyle w:val="FirstParagraph"/>
+      </w:pPr>
+      <w:r>
+        <w:t xml:space="preserve">The orthographic-neighbourhood measures operate on character strings, so the</w:t>
+      </w:r>
+      <w:r>
+        <w:t xml:space="preserve"> </w:t>
+      </w:r>
+      <w:r>
+        <w:t xml:space="preserve">pipeline is not tied to alphabetic writing. To show this concretely, the fifth</w:t>
+      </w:r>
+      <w:r>
+        <w:t xml:space="preserve"> </w:t>
+      </w:r>
+      <w:r>
+        <w:t xml:space="preserve">demonstration is a high- versus low-frequency contrast in Mandarin Chinese. Its</w:t>
+      </w:r>
+      <w:r>
+        <w:t xml:space="preserve"> </w:t>
+      </w:r>
+      <w:r>
+        <w:t xml:space="preserve">lexicon is derived from the same engine as the others —</w:t>
+      </w:r>
+      <w:r>
+        <w:t xml:space="preserve"> </w:t>
+      </w:r>
+      <w:r>
+        <w:rPr>
+          <w:rStyle w:val="VerbatimChar"/>
+        </w:rPr>
+        <w:t xml:space="preserve">wordfreq</w:t>
+      </w:r>
+      <w:r>
+        <w:t xml:space="preserve">‘s Chinese data</w:t>
+      </w:r>
+      <w:r>
+        <w:t xml:space="preserve"> </w:t>
+      </w:r>
+      <w:r>
+        <w:t xml:space="preserve">(Speer, 2022)</w:t>
+      </w:r>
+      <w:r>
+        <w:t xml:space="preserve"> </w:t>
+      </w:r>
+      <w:r>
+        <w:t xml:space="preserve">— and the two conditions are two-character words, the</w:t>
+      </w:r>
+      <w:r>
+        <w:t xml:space="preserve"> </w:t>
+      </w:r>
+      <w:r>
+        <w:t xml:space="preserve">dominant word form in Chinese. Here ’length’</w:t>
+      </w:r>
+      <w:r>
+        <w:t xml:space="preserve"> </w:t>
+      </w:r>
+      <w:r>
+        <w:t xml:space="preserve">is the number of characters, and</w:t>
+      </w:r>
+      <w:r>
+        <w:t xml:space="preserve"> </w:t>
+      </w:r>
+      <w:r>
+        <w:t xml:space="preserve">Coltheart’s N and OLD20 are computed over characters rather than letters; we refer</w:t>
+      </w:r>
+      <w:r>
+        <w:t xml:space="preserve"> </w:t>
+      </w:r>
+      <w:r>
+        <w:t xml:space="preserve">to them as character-level neighbourhood measures. Adding the demonstration</w:t>
+      </w:r>
+      <w:r>
+        <w:t xml:space="preserve"> </w:t>
+      </w:r>
+      <w:r>
+        <w:t xml:space="preserve">required no change to the matching, counterbalancing or scripting code: a design</w:t>
+      </w:r>
+      <w:r>
+        <w:t xml:space="preserve"> </w:t>
+      </w:r>
+      <w:r>
+        <w:t xml:space="preserve">configuration names the Chinese lexicon and a glyph-complete font, and the</w:t>
+      </w:r>
+      <w:r>
+        <w:t xml:space="preserve"> </w:t>
+      </w:r>
+      <w:r>
+        <w:t xml:space="preserve">existing machinery does the rest.</w:t>
+      </w:r>
+    </w:p>
     <w:p>
       <w:pPr>
         <w:pStyle w:val="BodyText"/>
       </w:pPr>
-      <w:r>
-        <w:t xml:space="preserve">Finally, because the matcher is deterministic the two engines select the same</w:t>
-      </w:r>
-      <w:r>
-        <w:t xml:space="preserve"> </w:t>
-      </w:r>
-      <w:r>
-        <w:t xml:space="preserve">matched (word, condition) pairs rather than merely similar ones (the seeded trial</w:t>
-      </w:r>
-      <w:r>
-        <w:t xml:space="preserve"> </w:t>
-      </w:r>
-      <w:r>
-        <w:t xml:space="preserve">order differs, as the R and Python random-number generators do). Across the four</w:t>
-      </w:r>
-      <w:r>
-        <w:t xml:space="preserve"> </w:t>
-      </w:r>
-      <w:r>
-        <w:t xml:space="preserve">demonstrations</w:t>
-      </w:r>
-      <w:r>
-        <w:t xml:space="preserve"> </w:t>
-      </w:r>
-      <w:r>
-        <w:t xml:space="preserve">all 640 of the selected</w:t>
-      </w:r>
-      <w:r>
-        <w:t xml:space="preserve"> </w:t>
-      </w:r>
-      <w:r>
-        <w:t xml:space="preserve">(word, condition) pairs were identical between the R and the Python engine, and</w:t>
-      </w:r>
-      <w:r>
-        <w:t xml:space="preserve"> </w:t>
-      </w:r>
-      <w:r>
-        <w:t xml:space="preserve">every statistic they report agrees to the precision shown.</w:t>
-      </w:r>
-      <w:r>
-        <w:t xml:space="preserve"> </w:t>
-      </w:r>
-      <w:hyperlink w:anchor="tbl-parity">
+      <w:hyperlink w:anchor="tbl-desc-zh">
         <w:r>
           <w:rPr>
             <w:rStyle w:val="Hyperlink"/>
@@ -5760,25 +6340,126 @@
         <w:t xml:space="preserve"> </w:t>
       </w:r>
       <w:r>
-        <w:t xml:space="preserve">makes this</w:t>
-      </w:r>
-      <w:r>
-        <w:t xml:space="preserve"> </w:t>
-      </w:r>
-      <w:r>
-        <w:t xml:space="preserve">concrete for the English frequency contrast: the standardised mean difference of</w:t>
-      </w:r>
-      <w:r>
-        <w:t xml:space="preserve"> </w:t>
-      </w:r>
-      <w:r>
-        <w:t xml:space="preserve">each dimension, computed independently in the two languages, coincides to the</w:t>
-      </w:r>
-      <w:r>
-        <w:t xml:space="preserve"> </w:t>
-      </w:r>
-      <w:r>
-        <w:t xml:space="preserve">precision shown.</w:t>
+        <w:t xml:space="preserve">shows the result. Frequency is separated by about one and a half Zipf</w:t>
+      </w:r>
+      <w:r>
+        <w:t xml:space="preserve"> </w:t>
+      </w:r>
+      <w:r>
+        <w:t xml:space="preserve">units (Cohen’s</w:t>
+      </w:r>
+      <w:r>
+        <w:t xml:space="preserve"> </w:t>
+      </w:r>
+      <w:r>
+        <w:rPr>
+          <w:i/>
+          <w:iCs/>
+        </w:rPr>
+        <w:t xml:space="preserve">d</w:t>
+      </w:r>
+      <w:r>
+        <w:t xml:space="preserve"> </w:t>
+      </w:r>
+      <w:r>
+        <w:t xml:space="preserve">≈ 6), while character-length is held constant at two and the</w:t>
+      </w:r>
+      <w:r>
+        <w:t xml:space="preserve"> </w:t>
+      </w:r>
+      <w:r>
+        <w:t xml:space="preserve">character-level neighbourhood measures are equated across conditions (both</w:t>
+      </w:r>
+      <w:r>
+        <w:t xml:space="preserve"> </w:t>
+      </w:r>
+      <w:r>
+        <w:t xml:space="preserve">TOST-equivalent at the 0.5-</w:t>
+      </w:r>
+      <w:r>
+        <w:rPr>
+          <w:i/>
+          <w:iCs/>
+        </w:rPr>
+        <w:t xml:space="preserve">SD</w:t>
+      </w:r>
+      <w:r>
+        <w:t xml:space="preserve"> </w:t>
+      </w:r>
+      <w:r>
+        <w:t xml:space="preserve">bound). Chinese two-character words have dense</w:t>
+      </w:r>
+      <w:r>
+        <w:t xml:space="preserve"> </w:t>
+      </w:r>
+      <w:r>
+        <w:t xml:space="preserve">orthographic neighbourhoods — tens of single-character substitutions each, an</w:t>
+      </w:r>
+      <w:r>
+        <w:t xml:space="preserve"> </w:t>
+      </w:r>
+      <w:r>
+        <w:t xml:space="preserve">order of magnitude more than the alphabetic words above — and</w:t>
+      </w:r>
+      <w:r>
+        <w:t xml:space="preserve"> </w:t>
+      </w:r>
+      <w:r>
+        <w:t xml:space="preserve">‘lexsync’</w:t>
+      </w:r>
+      <w:r>
+        <w:t xml:space="preserve"> </w:t>
+      </w:r>
+      <w:r>
+        <w:t xml:space="preserve">equates</w:t>
+      </w:r>
+      <w:r>
+        <w:t xml:space="preserve"> </w:t>
+      </w:r>
+      <w:r>
+        <w:t xml:space="preserve">this dense, skewed distribution as readily as the sparse alphabetic one. The</w:t>
+      </w:r>
+      <w:r>
+        <w:t xml:space="preserve"> </w:t>
+      </w:r>
+      <w:r>
+        <w:t xml:space="preserve">generated</w:t>
+      </w:r>
+      <w:r>
+        <w:t xml:space="preserve"> </w:t>
+      </w:r>
+      <w:r>
+        <w:t xml:space="preserve">‘PsychoPy’</w:t>
+      </w:r>
+      <w:r>
+        <w:t xml:space="preserve"> </w:t>
+      </w:r>
+      <w:r>
+        <w:t xml:space="preserve">and</w:t>
+      </w:r>
+      <w:r>
+        <w:t xml:space="preserve"> </w:t>
+      </w:r>
+      <w:r>
+        <w:t xml:space="preserve">‘OpenSesame’</w:t>
+      </w:r>
+      <w:r>
+        <w:t xml:space="preserve"> </w:t>
+      </w:r>
+      <w:r>
+        <w:t xml:space="preserve">experiments set a CJK font, so the</w:t>
+      </w:r>
+      <w:r>
+        <w:t xml:space="preserve"> </w:t>
+      </w:r>
+      <w:r>
+        <w:t xml:space="preserve">characters render directly; the selection is byte-identical across the R and</w:t>
+      </w:r>
+      <w:r>
+        <w:t xml:space="preserve"> </w:t>
+      </w:r>
+      <w:r>
+        <w:t xml:space="preserve">Python engines, exactly as for the alphabetic demonstrations.</w:t>
       </w:r>
     </w:p>
     <w:tbl>
@@ -5794,7 +6475,7 @@
       <w:tr>
         <w:tc>
           <w:tcPr/>
-          <w:bookmarkStart w:id="25" w:name="tbl-parity"/>
+          <w:bookmarkStart w:id="25" w:name="tbl-desc-zh"/>
           <w:p>
             <w:pPr>
               <w:jc w:val="center"/>
@@ -5806,6 +6487,1118 @@
             </w:pPr>
             <w:r>
               <w:t xml:space="preserve">Table 5:</w:t>
+            </w:r>
+            <w:r>
+              <w:t xml:space="preserve"> </w:t>
+            </w:r>
+            <w:r>
+              <w:rPr>
+                <w:i/>
+                <w:iCs/>
+              </w:rPr>
+              <w:t xml:space="preserve">Descriptive Statistics per Condition: Mandarin Chinese Frequency Contrast.</w:t>
+            </w:r>
+            <w:r>
+              <w:t xml:space="preserve"> </w:t>
+            </w:r>
+            <w:r>
+              <w:rPr>
+                <w:i/>
+                <w:iCs/>
+              </w:rPr>
+              <w:t xml:space="preserve">Note.</w:t>
+            </w:r>
+            <w:r>
+              <w:t xml:space="preserve"> </w:t>
+            </w:r>
+            <w:r>
+              <w:t xml:space="preserve">Length is in characters; neighbourhood N and OLD20 are character-level measures. R engine.</w:t>
+            </w:r>
+          </w:p>
+          <w:tbl>
+            <w:tblPr>
+              <w:tblStyle w:val="Table"/>
+              <w:tblW w:type="pct" w:w="5000"/>
+              <w:tblLayout w:type="fixed"/>
+              <w:tblLook w:firstRow="1" w:lastRow="0" w:firstColumn="0" w:lastColumn="0" w:noHBand="0" w:noVBand="0" w:val="0020"/>
+            </w:tblPr>
+            <w:tblGrid>
+              <w:gridCol w:w="1747"/>
+              <w:gridCol w:w="1980"/>
+              <w:gridCol w:w="349"/>
+              <w:gridCol w:w="815"/>
+              <w:gridCol w:w="815"/>
+              <w:gridCol w:w="582"/>
+              <w:gridCol w:w="815"/>
+              <w:gridCol w:w="815"/>
+            </w:tblGrid>
+            <w:tr>
+              <w:trPr>
+                <w:tblHeader w:val="on"/>
+              </w:trPr>
+              <w:tc>
+                <w:tcPr/>
+                <w:p>
+                  <w:pPr>
+                    <w:pStyle w:val="Compact"/>
+                    <w:jc w:val="left"/>
+                    <w:jc w:val="center"/>
+                  </w:pPr>
+                  <w:r>
+                    <w:t xml:space="preserve">Condition</w:t>
+                  </w:r>
+                </w:p>
+              </w:tc>
+              <w:tc>
+                <w:tcPr/>
+                <w:p>
+                  <w:pPr>
+                    <w:pStyle w:val="Compact"/>
+                    <w:jc w:val="left"/>
+                    <w:jc w:val="center"/>
+                  </w:pPr>
+                  <w:r>
+                    <w:t xml:space="preserve">Dimension</w:t>
+                  </w:r>
+                </w:p>
+              </w:tc>
+              <w:tc>
+                <w:tcPr/>
+                <w:p>
+                  <w:pPr>
+                    <w:pStyle w:val="Compact"/>
+                    <w:jc w:val="right"/>
+                    <w:jc w:val="center"/>
+                  </w:pPr>
+                  <w:r>
+                    <w:t xml:space="preserve">n</w:t>
+                  </w:r>
+                </w:p>
+              </w:tc>
+              <w:tc>
+                <w:tcPr/>
+                <w:p>
+                  <w:pPr>
+                    <w:pStyle w:val="Compact"/>
+                    <w:jc w:val="right"/>
+                    <w:jc w:val="center"/>
+                  </w:pPr>
+                  <w:r>
+                    <w:t xml:space="preserve">Mean</w:t>
+                  </w:r>
+                </w:p>
+              </w:tc>
+              <w:tc>
+                <w:tcPr/>
+                <w:p>
+                  <w:pPr>
+                    <w:pStyle w:val="Compact"/>
+                    <w:jc w:val="right"/>
+                    <w:jc w:val="center"/>
+                  </w:pPr>
+                  <w:r>
+                    <w:t xml:space="preserve">SD</w:t>
+                  </w:r>
+                </w:p>
+              </w:tc>
+              <w:tc>
+                <w:tcPr/>
+                <w:p>
+                  <w:pPr>
+                    <w:pStyle w:val="Compact"/>
+                    <w:jc w:val="right"/>
+                    <w:jc w:val="center"/>
+                  </w:pPr>
+                  <w:r>
+                    <w:t xml:space="preserve">Min</w:t>
+                  </w:r>
+                </w:p>
+              </w:tc>
+              <w:tc>
+                <w:tcPr/>
+                <w:p>
+                  <w:pPr>
+                    <w:pStyle w:val="Compact"/>
+                    <w:jc w:val="right"/>
+                    <w:jc w:val="center"/>
+                  </w:pPr>
+                  <w:r>
+                    <w:t xml:space="preserve">Median</w:t>
+                  </w:r>
+                </w:p>
+              </w:tc>
+              <w:tc>
+                <w:tcPr/>
+                <w:p>
+                  <w:pPr>
+                    <w:pStyle w:val="Compact"/>
+                    <w:jc w:val="right"/>
+                    <w:jc w:val="center"/>
+                  </w:pPr>
+                  <w:r>
+                    <w:t xml:space="preserve">Max</w:t>
+                  </w:r>
+                </w:p>
+              </w:tc>
+            </w:tr>
+            <w:tr>
+              <w:tc>
+                <w:tcPr/>
+                <w:p>
+                  <w:pPr>
+                    <w:pStyle w:val="Compact"/>
+                    <w:jc w:val="left"/>
+                    <w:jc w:val="center"/>
+                  </w:pPr>
+                  <w:r>
+                    <w:t xml:space="preserve">high frequency</w:t>
+                  </w:r>
+                </w:p>
+              </w:tc>
+              <w:tc>
+                <w:tcPr/>
+                <w:p>
+                  <w:pPr>
+                    <w:pStyle w:val="Compact"/>
+                    <w:jc w:val="left"/>
+                    <w:jc w:val="center"/>
+                  </w:pPr>
+                  <w:r>
+                    <w:t xml:space="preserve">Length</w:t>
+                  </w:r>
+                </w:p>
+              </w:tc>
+              <w:tc>
+                <w:tcPr/>
+                <w:p>
+                  <w:pPr>
+                    <w:pStyle w:val="Compact"/>
+                    <w:jc w:val="right"/>
+                    <w:jc w:val="center"/>
+                  </w:pPr>
+                  <w:r>
+                    <w:t xml:space="preserve">80</w:t>
+                  </w:r>
+                </w:p>
+              </w:tc>
+              <w:tc>
+                <w:tcPr/>
+                <w:p>
+                  <w:pPr>
+                    <w:pStyle w:val="Compact"/>
+                    <w:jc w:val="right"/>
+                    <w:jc w:val="center"/>
+                  </w:pPr>
+                  <w:r>
+                    <w:t xml:space="preserve">2.000</w:t>
+                  </w:r>
+                </w:p>
+              </w:tc>
+              <w:tc>
+                <w:tcPr/>
+                <w:p>
+                  <w:pPr>
+                    <w:pStyle w:val="Compact"/>
+                    <w:jc w:val="right"/>
+                    <w:jc w:val="center"/>
+                  </w:pPr>
+                  <w:r>
+                    <w:t xml:space="preserve">0.000</w:t>
+                  </w:r>
+                </w:p>
+              </w:tc>
+              <w:tc>
+                <w:tcPr/>
+                <w:p>
+                  <w:pPr>
+                    <w:pStyle w:val="Compact"/>
+                    <w:jc w:val="right"/>
+                    <w:jc w:val="center"/>
+                  </w:pPr>
+                  <w:r>
+                    <w:t xml:space="preserve">2.0</w:t>
+                  </w:r>
+                </w:p>
+              </w:tc>
+              <w:tc>
+                <w:tcPr/>
+                <w:p>
+                  <w:pPr>
+                    <w:pStyle w:val="Compact"/>
+                    <w:jc w:val="right"/>
+                    <w:jc w:val="center"/>
+                  </w:pPr>
+                  <w:r>
+                    <w:t xml:space="preserve">2.000</w:t>
+                  </w:r>
+                </w:p>
+              </w:tc>
+              <w:tc>
+                <w:tcPr/>
+                <w:p>
+                  <w:pPr>
+                    <w:pStyle w:val="Compact"/>
+                    <w:jc w:val="right"/>
+                    <w:jc w:val="center"/>
+                  </w:pPr>
+                  <w:r>
+                    <w:t xml:space="preserve">2.00</w:t>
+                  </w:r>
+                </w:p>
+              </w:tc>
+            </w:tr>
+            <w:tr>
+              <w:tc>
+                <w:tcPr/>
+                <w:p>
+                  <w:pPr>
+                    <w:pStyle w:val="Compact"/>
+                    <w:jc w:val="left"/>
+                    <w:jc w:val="center"/>
+                  </w:pPr>
+                  <w:r>
+                    <w:t xml:space="preserve">high frequency</w:t>
+                  </w:r>
+                </w:p>
+              </w:tc>
+              <w:tc>
+                <w:tcPr/>
+                <w:p>
+                  <w:pPr>
+                    <w:pStyle w:val="Compact"/>
+                    <w:jc w:val="left"/>
+                    <w:jc w:val="center"/>
+                  </w:pPr>
+                  <w:r>
+                    <w:t xml:space="preserve">Frequency (Zipf)</w:t>
+                  </w:r>
+                </w:p>
+              </w:tc>
+              <w:tc>
+                <w:tcPr/>
+                <w:p>
+                  <w:pPr>
+                    <w:pStyle w:val="Compact"/>
+                    <w:jc w:val="right"/>
+                    <w:jc w:val="center"/>
+                  </w:pPr>
+                  <w:r>
+                    <w:t xml:space="preserve">80</w:t>
+                  </w:r>
+                </w:p>
+              </w:tc>
+              <w:tc>
+                <w:tcPr/>
+                <w:p>
+                  <w:pPr>
+                    <w:pStyle w:val="Compact"/>
+                    <w:jc w:val="right"/>
+                    <w:jc w:val="center"/>
+                  </w:pPr>
+                  <w:r>
+                    <w:t xml:space="preserve">5.324</w:t>
+                  </w:r>
+                </w:p>
+              </w:tc>
+              <w:tc>
+                <w:tcPr/>
+                <w:p>
+                  <w:pPr>
+                    <w:pStyle w:val="Compact"/>
+                    <w:jc w:val="right"/>
+                    <w:jc w:val="center"/>
+                  </w:pPr>
+                  <w:r>
+                    <w:t xml:space="preserve">0.294</w:t>
+                  </w:r>
+                </w:p>
+              </w:tc>
+              <w:tc>
+                <w:tcPr/>
+                <w:p>
+                  <w:pPr>
+                    <w:pStyle w:val="Compact"/>
+                    <w:jc w:val="right"/>
+                    <w:jc w:val="center"/>
+                  </w:pPr>
+                  <w:r>
+                    <w:t xml:space="preserve">5.0</w:t>
+                  </w:r>
+                </w:p>
+              </w:tc>
+              <w:tc>
+                <w:tcPr/>
+                <w:p>
+                  <w:pPr>
+                    <w:pStyle w:val="Compact"/>
+                    <w:jc w:val="right"/>
+                    <w:jc w:val="center"/>
+                  </w:pPr>
+                  <w:r>
+                    <w:t xml:space="preserve">5.245</w:t>
+                  </w:r>
+                </w:p>
+              </w:tc>
+              <w:tc>
+                <w:tcPr/>
+                <w:p>
+                  <w:pPr>
+                    <w:pStyle w:val="Compact"/>
+                    <w:jc w:val="right"/>
+                    <w:jc w:val="center"/>
+                  </w:pPr>
+                  <w:r>
+                    <w:t xml:space="preserve">6.56</w:t>
+                  </w:r>
+                </w:p>
+              </w:tc>
+            </w:tr>
+            <w:tr>
+              <w:tc>
+                <w:tcPr/>
+                <w:p>
+                  <w:pPr>
+                    <w:pStyle w:val="Compact"/>
+                    <w:jc w:val="left"/>
+                    <w:jc w:val="center"/>
+                  </w:pPr>
+                  <w:r>
+                    <w:t xml:space="preserve">high frequency</w:t>
+                  </w:r>
+                </w:p>
+              </w:tc>
+              <w:tc>
+                <w:tcPr/>
+                <w:p>
+                  <w:pPr>
+                    <w:pStyle w:val="Compact"/>
+                    <w:jc w:val="left"/>
+                    <w:jc w:val="center"/>
+                  </w:pPr>
+                  <w:r>
+                    <w:t xml:space="preserve">Neighbourhood N</w:t>
+                  </w:r>
+                </w:p>
+              </w:tc>
+              <w:tc>
+                <w:tcPr/>
+                <w:p>
+                  <w:pPr>
+                    <w:pStyle w:val="Compact"/>
+                    <w:jc w:val="right"/>
+                    <w:jc w:val="center"/>
+                  </w:pPr>
+                  <w:r>
+                    <w:t xml:space="preserve">80</w:t>
+                  </w:r>
+                </w:p>
+              </w:tc>
+              <w:tc>
+                <w:tcPr/>
+                <w:p>
+                  <w:pPr>
+                    <w:pStyle w:val="Compact"/>
+                    <w:jc w:val="right"/>
+                    <w:jc w:val="center"/>
+                  </w:pPr>
+                  <w:r>
+                    <w:t xml:space="preserve">69.825</w:t>
+                  </w:r>
+                </w:p>
+              </w:tc>
+              <w:tc>
+                <w:tcPr/>
+                <w:p>
+                  <w:pPr>
+                    <w:pStyle w:val="Compact"/>
+                    <w:jc w:val="right"/>
+                    <w:jc w:val="center"/>
+                  </w:pPr>
+                  <w:r>
+                    <w:t xml:space="preserve">64.807</w:t>
+                  </w:r>
+                </w:p>
+              </w:tc>
+              <w:tc>
+                <w:tcPr/>
+                <w:p>
+                  <w:pPr>
+                    <w:pStyle w:val="Compact"/>
+                    <w:jc w:val="right"/>
+                    <w:jc w:val="center"/>
+                  </w:pPr>
+                  <w:r>
+                    <w:t xml:space="preserve">8.0</w:t>
+                  </w:r>
+                </w:p>
+              </w:tc>
+              <w:tc>
+                <w:tcPr/>
+                <w:p>
+                  <w:pPr>
+                    <w:pStyle w:val="Compact"/>
+                    <w:jc w:val="right"/>
+                    <w:jc w:val="center"/>
+                  </w:pPr>
+                  <w:r>
+                    <w:t xml:space="preserve">51.500</w:t>
+                  </w:r>
+                </w:p>
+              </w:tc>
+              <w:tc>
+                <w:tcPr/>
+                <w:p>
+                  <w:pPr>
+                    <w:pStyle w:val="Compact"/>
+                    <w:jc w:val="right"/>
+                    <w:jc w:val="center"/>
+                  </w:pPr>
+                  <w:r>
+                    <w:t xml:space="preserve">307.00</w:t>
+                  </w:r>
+                </w:p>
+              </w:tc>
+            </w:tr>
+            <w:tr>
+              <w:tc>
+                <w:tcPr/>
+                <w:p>
+                  <w:pPr>
+                    <w:pStyle w:val="Compact"/>
+                    <w:jc w:val="left"/>
+                    <w:jc w:val="center"/>
+                  </w:pPr>
+                  <w:r>
+                    <w:t xml:space="preserve">high frequency</w:t>
+                  </w:r>
+                </w:p>
+              </w:tc>
+              <w:tc>
+                <w:tcPr/>
+                <w:p>
+                  <w:pPr>
+                    <w:pStyle w:val="Compact"/>
+                    <w:jc w:val="left"/>
+                    <w:jc w:val="center"/>
+                  </w:pPr>
+                  <w:r>
+                    <w:t xml:space="preserve">OLD20</w:t>
+                  </w:r>
+                </w:p>
+              </w:tc>
+              <w:tc>
+                <w:tcPr/>
+                <w:p>
+                  <w:pPr>
+                    <w:pStyle w:val="Compact"/>
+                    <w:jc w:val="right"/>
+                    <w:jc w:val="center"/>
+                  </w:pPr>
+                  <w:r>
+                    <w:t xml:space="preserve">80</w:t>
+                  </w:r>
+                </w:p>
+              </w:tc>
+              <w:tc>
+                <w:tcPr/>
+                <w:p>
+                  <w:pPr>
+                    <w:pStyle w:val="Compact"/>
+                    <w:jc w:val="right"/>
+                    <w:jc w:val="center"/>
+                  </w:pPr>
+                  <w:r>
+                    <w:t xml:space="preserve">1.038</w:t>
+                  </w:r>
+                </w:p>
+              </w:tc>
+              <w:tc>
+                <w:tcPr/>
+                <w:p>
+                  <w:pPr>
+                    <w:pStyle w:val="Compact"/>
+                    <w:jc w:val="right"/>
+                    <w:jc w:val="center"/>
+                  </w:pPr>
+                  <w:r>
+                    <w:t xml:space="preserve">0.111</w:t>
+                  </w:r>
+                </w:p>
+              </w:tc>
+              <w:tc>
+                <w:tcPr/>
+                <w:p>
+                  <w:pPr>
+                    <w:pStyle w:val="Compact"/>
+                    <w:jc w:val="right"/>
+                    <w:jc w:val="center"/>
+                  </w:pPr>
+                  <w:r>
+                    <w:t xml:space="preserve">1.0</w:t>
+                  </w:r>
+                </w:p>
+              </w:tc>
+              <w:tc>
+                <w:tcPr/>
+                <w:p>
+                  <w:pPr>
+                    <w:pStyle w:val="Compact"/>
+                    <w:jc w:val="right"/>
+                    <w:jc w:val="center"/>
+                  </w:pPr>
+                  <w:r>
+                    <w:t xml:space="preserve">1.000</w:t>
+                  </w:r>
+                </w:p>
+              </w:tc>
+              <w:tc>
+                <w:tcPr/>
+                <w:p>
+                  <w:pPr>
+                    <w:pStyle w:val="Compact"/>
+                    <w:jc w:val="right"/>
+                    <w:jc w:val="center"/>
+                  </w:pPr>
+                  <w:r>
+                    <w:t xml:space="preserve">1.55</w:t>
+                  </w:r>
+                </w:p>
+              </w:tc>
+            </w:tr>
+            <w:tr>
+              <w:tc>
+                <w:tcPr/>
+                <w:p>
+                  <w:pPr>
+                    <w:pStyle w:val="Compact"/>
+                    <w:jc w:val="left"/>
+                    <w:jc w:val="center"/>
+                  </w:pPr>
+                  <w:r>
+                    <w:t xml:space="preserve">low frequency</w:t>
+                  </w:r>
+                </w:p>
+              </w:tc>
+              <w:tc>
+                <w:tcPr/>
+                <w:p>
+                  <w:pPr>
+                    <w:pStyle w:val="Compact"/>
+                    <w:jc w:val="left"/>
+                    <w:jc w:val="center"/>
+                  </w:pPr>
+                  <w:r>
+                    <w:t xml:space="preserve">Length</w:t>
+                  </w:r>
+                </w:p>
+              </w:tc>
+              <w:tc>
+                <w:tcPr/>
+                <w:p>
+                  <w:pPr>
+                    <w:pStyle w:val="Compact"/>
+                    <w:jc w:val="right"/>
+                    <w:jc w:val="center"/>
+                  </w:pPr>
+                  <w:r>
+                    <w:t xml:space="preserve">80</w:t>
+                  </w:r>
+                </w:p>
+              </w:tc>
+              <w:tc>
+                <w:tcPr/>
+                <w:p>
+                  <w:pPr>
+                    <w:pStyle w:val="Compact"/>
+                    <w:jc w:val="right"/>
+                    <w:jc w:val="center"/>
+                  </w:pPr>
+                  <w:r>
+                    <w:t xml:space="preserve">2.000</w:t>
+                  </w:r>
+                </w:p>
+              </w:tc>
+              <w:tc>
+                <w:tcPr/>
+                <w:p>
+                  <w:pPr>
+                    <w:pStyle w:val="Compact"/>
+                    <w:jc w:val="right"/>
+                    <w:jc w:val="center"/>
+                  </w:pPr>
+                  <w:r>
+                    <w:t xml:space="preserve">0.000</w:t>
+                  </w:r>
+                </w:p>
+              </w:tc>
+              <w:tc>
+                <w:tcPr/>
+                <w:p>
+                  <w:pPr>
+                    <w:pStyle w:val="Compact"/>
+                    <w:jc w:val="right"/>
+                    <w:jc w:val="center"/>
+                  </w:pPr>
+                  <w:r>
+                    <w:t xml:space="preserve">2.0</w:t>
+                  </w:r>
+                </w:p>
+              </w:tc>
+              <w:tc>
+                <w:tcPr/>
+                <w:p>
+                  <w:pPr>
+                    <w:pStyle w:val="Compact"/>
+                    <w:jc w:val="right"/>
+                    <w:jc w:val="center"/>
+                  </w:pPr>
+                  <w:r>
+                    <w:t xml:space="preserve">2.000</w:t>
+                  </w:r>
+                </w:p>
+              </w:tc>
+              <w:tc>
+                <w:tcPr/>
+                <w:p>
+                  <w:pPr>
+                    <w:pStyle w:val="Compact"/>
+                    <w:jc w:val="right"/>
+                    <w:jc w:val="center"/>
+                  </w:pPr>
+                  <w:r>
+                    <w:t xml:space="preserve">2.00</w:t>
+                  </w:r>
+                </w:p>
+              </w:tc>
+            </w:tr>
+            <w:tr>
+              <w:tc>
+                <w:tcPr/>
+                <w:p>
+                  <w:pPr>
+                    <w:pStyle w:val="Compact"/>
+                    <w:jc w:val="left"/>
+                    <w:jc w:val="center"/>
+                  </w:pPr>
+                  <w:r>
+                    <w:t xml:space="preserve">low frequency</w:t>
+                  </w:r>
+                </w:p>
+              </w:tc>
+              <w:tc>
+                <w:tcPr/>
+                <w:p>
+                  <w:pPr>
+                    <w:pStyle w:val="Compact"/>
+                    <w:jc w:val="left"/>
+                    <w:jc w:val="center"/>
+                  </w:pPr>
+                  <w:r>
+                    <w:t xml:space="preserve">Frequency (Zipf)</w:t>
+                  </w:r>
+                </w:p>
+              </w:tc>
+              <w:tc>
+                <w:tcPr/>
+                <w:p>
+                  <w:pPr>
+                    <w:pStyle w:val="Compact"/>
+                    <w:jc w:val="right"/>
+                    <w:jc w:val="center"/>
+                  </w:pPr>
+                  <w:r>
+                    <w:t xml:space="preserve">80</w:t>
+                  </w:r>
+                </w:p>
+              </w:tc>
+              <w:tc>
+                <w:tcPr/>
+                <w:p>
+                  <w:pPr>
+                    <w:pStyle w:val="Compact"/>
+                    <w:jc w:val="right"/>
+                    <w:jc w:val="center"/>
+                  </w:pPr>
+                  <w:r>
+                    <w:t xml:space="preserve">3.810</w:t>
+                  </w:r>
+                </w:p>
+              </w:tc>
+              <w:tc>
+                <w:tcPr/>
+                <w:p>
+                  <w:pPr>
+                    <w:pStyle w:val="Compact"/>
+                    <w:jc w:val="right"/>
+                    <w:jc w:val="center"/>
+                  </w:pPr>
+                  <w:r>
+                    <w:t xml:space="preserve">0.201</w:t>
+                  </w:r>
+                </w:p>
+              </w:tc>
+              <w:tc>
+                <w:tcPr/>
+                <w:p>
+                  <w:pPr>
+                    <w:pStyle w:val="Compact"/>
+                    <w:jc w:val="right"/>
+                    <w:jc w:val="center"/>
+                  </w:pPr>
+                  <w:r>
+                    <w:t xml:space="preserve">3.5</w:t>
+                  </w:r>
+                </w:p>
+              </w:tc>
+              <w:tc>
+                <w:tcPr/>
+                <w:p>
+                  <w:pPr>
+                    <w:pStyle w:val="Compact"/>
+                    <w:jc w:val="right"/>
+                    <w:jc w:val="center"/>
+                  </w:pPr>
+                  <w:r>
+                    <w:t xml:space="preserve">3.810</w:t>
+                  </w:r>
+                </w:p>
+              </w:tc>
+              <w:tc>
+                <w:tcPr/>
+                <w:p>
+                  <w:pPr>
+                    <w:pStyle w:val="Compact"/>
+                    <w:jc w:val="right"/>
+                    <w:jc w:val="center"/>
+                  </w:pPr>
+                  <w:r>
+                    <w:t xml:space="preserve">4.20</w:t>
+                  </w:r>
+                </w:p>
+              </w:tc>
+            </w:tr>
+            <w:tr>
+              <w:tc>
+                <w:tcPr/>
+                <w:p>
+                  <w:pPr>
+                    <w:pStyle w:val="Compact"/>
+                    <w:jc w:val="left"/>
+                    <w:jc w:val="center"/>
+                  </w:pPr>
+                  <w:r>
+                    <w:t xml:space="preserve">low frequency</w:t>
+                  </w:r>
+                </w:p>
+              </w:tc>
+              <w:tc>
+                <w:tcPr/>
+                <w:p>
+                  <w:pPr>
+                    <w:pStyle w:val="Compact"/>
+                    <w:jc w:val="left"/>
+                    <w:jc w:val="center"/>
+                  </w:pPr>
+                  <w:r>
+                    <w:t xml:space="preserve">Neighbourhood N</w:t>
+                  </w:r>
+                </w:p>
+              </w:tc>
+              <w:tc>
+                <w:tcPr/>
+                <w:p>
+                  <w:pPr>
+                    <w:pStyle w:val="Compact"/>
+                    <w:jc w:val="right"/>
+                    <w:jc w:val="center"/>
+                  </w:pPr>
+                  <w:r>
+                    <w:t xml:space="preserve">80</w:t>
+                  </w:r>
+                </w:p>
+              </w:tc>
+              <w:tc>
+                <w:tcPr/>
+                <w:p>
+                  <w:pPr>
+                    <w:pStyle w:val="Compact"/>
+                    <w:jc w:val="right"/>
+                    <w:jc w:val="center"/>
+                  </w:pPr>
+                  <w:r>
+                    <w:t xml:space="preserve">65.662</w:t>
+                  </w:r>
+                </w:p>
+              </w:tc>
+              <w:tc>
+                <w:tcPr/>
+                <w:p>
+                  <w:pPr>
+                    <w:pStyle w:val="Compact"/>
+                    <w:jc w:val="right"/>
+                    <w:jc w:val="center"/>
+                  </w:pPr>
+                  <w:r>
+                    <w:t xml:space="preserve">52.159</w:t>
+                  </w:r>
+                </w:p>
+              </w:tc>
+              <w:tc>
+                <w:tcPr/>
+                <w:p>
+                  <w:pPr>
+                    <w:pStyle w:val="Compact"/>
+                    <w:jc w:val="right"/>
+                    <w:jc w:val="center"/>
+                  </w:pPr>
+                  <w:r>
+                    <w:t xml:space="preserve">14.0</w:t>
+                  </w:r>
+                </w:p>
+              </w:tc>
+              <w:tc>
+                <w:tcPr/>
+                <w:p>
+                  <w:pPr>
+                    <w:pStyle w:val="Compact"/>
+                    <w:jc w:val="right"/>
+                    <w:jc w:val="center"/>
+                  </w:pPr>
+                  <w:r>
+                    <w:t xml:space="preserve">51.500</w:t>
+                  </w:r>
+                </w:p>
+              </w:tc>
+              <w:tc>
+                <w:tcPr/>
+                <w:p>
+                  <w:pPr>
+                    <w:pStyle w:val="Compact"/>
+                    <w:jc w:val="right"/>
+                    <w:jc w:val="center"/>
+                  </w:pPr>
+                  <w:r>
+                    <w:t xml:space="preserve">199.00</w:t>
+                  </w:r>
+                </w:p>
+              </w:tc>
+            </w:tr>
+            <w:tr>
+              <w:tc>
+                <w:tcPr/>
+                <w:p>
+                  <w:pPr>
+                    <w:pStyle w:val="Compact"/>
+                    <w:jc w:val="left"/>
+                    <w:jc w:val="center"/>
+                  </w:pPr>
+                  <w:r>
+                    <w:t xml:space="preserve">low frequency</w:t>
+                  </w:r>
+                </w:p>
+              </w:tc>
+              <w:tc>
+                <w:tcPr/>
+                <w:p>
+                  <w:pPr>
+                    <w:pStyle w:val="Compact"/>
+                    <w:jc w:val="left"/>
+                    <w:jc w:val="center"/>
+                  </w:pPr>
+                  <w:r>
+                    <w:t xml:space="preserve">OLD20</w:t>
+                  </w:r>
+                </w:p>
+              </w:tc>
+              <w:tc>
+                <w:tcPr/>
+                <w:p>
+                  <w:pPr>
+                    <w:pStyle w:val="Compact"/>
+                    <w:jc w:val="right"/>
+                    <w:jc w:val="center"/>
+                  </w:pPr>
+                  <w:r>
+                    <w:t xml:space="preserve">80</w:t>
+                  </w:r>
+                </w:p>
+              </w:tc>
+              <w:tc>
+                <w:tcPr/>
+                <w:p>
+                  <w:pPr>
+                    <w:pStyle w:val="Compact"/>
+                    <w:jc w:val="right"/>
+                    <w:jc w:val="center"/>
+                  </w:pPr>
+                  <w:r>
+                    <w:t xml:space="preserve">1.028</w:t>
+                  </w:r>
+                </w:p>
+              </w:tc>
+              <w:tc>
+                <w:tcPr/>
+                <w:p>
+                  <w:pPr>
+                    <w:pStyle w:val="Compact"/>
+                    <w:jc w:val="right"/>
+                    <w:jc w:val="center"/>
+                  </w:pPr>
+                  <w:r>
+                    <w:t xml:space="preserve">0.074</w:t>
+                  </w:r>
+                </w:p>
+              </w:tc>
+              <w:tc>
+                <w:tcPr/>
+                <w:p>
+                  <w:pPr>
+                    <w:pStyle w:val="Compact"/>
+                    <w:jc w:val="right"/>
+                    <w:jc w:val="center"/>
+                  </w:pPr>
+                  <w:r>
+                    <w:t xml:space="preserve">1.0</w:t>
+                  </w:r>
+                </w:p>
+              </w:tc>
+              <w:tc>
+                <w:tcPr/>
+                <w:p>
+                  <w:pPr>
+                    <w:pStyle w:val="Compact"/>
+                    <w:jc w:val="right"/>
+                    <w:jc w:val="center"/>
+                  </w:pPr>
+                  <w:r>
+                    <w:t xml:space="preserve">1.000</w:t>
+                  </w:r>
+                </w:p>
+              </w:tc>
+              <w:tc>
+                <w:tcPr/>
+                <w:p>
+                  <w:pPr>
+                    <w:pStyle w:val="Compact"/>
+                    <w:jc w:val="right"/>
+                    <w:jc w:val="center"/>
+                  </w:pPr>
+                  <w:r>
+                    <w:t xml:space="preserve">1.25</w:t>
+                  </w:r>
+                </w:p>
+              </w:tc>
+            </w:tr>
+          </w:tbl>
+          <w:bookmarkEnd w:id="25"/>
+          <w:p/>
+        </w:tc>
+      </w:tr>
+    </w:tbl>
+    <w:p>
+      <w:pPr>
+        <w:pStyle w:val="BodyText"/>
+      </w:pPr>
+      <w:r>
+        <w:t xml:space="preserve">Finally, because the matcher is deterministic the two engines select the same</w:t>
+      </w:r>
+      <w:r>
+        <w:t xml:space="preserve"> </w:t>
+      </w:r>
+      <w:r>
+        <w:t xml:space="preserve">matched (word, condition) pairs rather than merely similar ones (the seeded trial</w:t>
+      </w:r>
+      <w:r>
+        <w:t xml:space="preserve"> </w:t>
+      </w:r>
+      <w:r>
+        <w:t xml:space="preserve">order differs, as the R and Python random-number generators do). Across the five</w:t>
+      </w:r>
+      <w:r>
+        <w:t xml:space="preserve"> </w:t>
+      </w:r>
+      <w:r>
+        <w:t xml:space="preserve">demonstrations</w:t>
+      </w:r>
+      <w:r>
+        <w:t xml:space="preserve"> </w:t>
+      </w:r>
+      <w:r>
+        <w:t xml:space="preserve">all 800 of the selected</w:t>
+      </w:r>
+      <w:r>
+        <w:t xml:space="preserve"> </w:t>
+      </w:r>
+      <w:r>
+        <w:t xml:space="preserve">(word, condition) pairs were identical between the R and the Python engine, and</w:t>
+      </w:r>
+      <w:r>
+        <w:t xml:space="preserve"> </w:t>
+      </w:r>
+      <w:r>
+        <w:t xml:space="preserve">every statistic they report agrees to the precision shown.</w:t>
+      </w:r>
+      <w:r>
+        <w:t xml:space="preserve"> </w:t>
+      </w:r>
+      <w:hyperlink w:anchor="tbl-parity">
+        <w:r>
+          <w:rPr>
+            <w:rStyle w:val="Hyperlink"/>
+          </w:rPr>
+          <w:t xml:space="preserve">Table 6</w:t>
+        </w:r>
+      </w:hyperlink>
+      <w:r>
+        <w:t xml:space="preserve"> </w:t>
+      </w:r>
+      <w:r>
+        <w:t xml:space="preserve">makes this</w:t>
+      </w:r>
+      <w:r>
+        <w:t xml:space="preserve"> </w:t>
+      </w:r>
+      <w:r>
+        <w:t xml:space="preserve">concrete for the English frequency contrast: the standardised mean difference of</w:t>
+      </w:r>
+      <w:r>
+        <w:t xml:space="preserve"> </w:t>
+      </w:r>
+      <w:r>
+        <w:t xml:space="preserve">each dimension, computed independently in the two languages, coincides to the</w:t>
+      </w:r>
+      <w:r>
+        <w:t xml:space="preserve"> </w:t>
+      </w:r>
+      <w:r>
+        <w:t xml:space="preserve">precision shown.</w:t>
+      </w:r>
+    </w:p>
+    <w:tbl>
+      <w:tblPr>
+        <w:tblStyle w:val="Table"/>
+        <w:tblW w:type="pct" w:w="5000"/>
+        <w:tblLayout w:type="fixed"/>
+        <w:tblLook w:firstRow="0" w:lastRow="0" w:firstColumn="0" w:lastColumn="0" w:noHBand="0" w:noVBand="0" w:val="0000"/>
+      </w:tblPr>
+      <w:tblGrid>
+        <w:gridCol w:w="7920"/>
+      </w:tblGrid>
+      <w:tr>
+        <w:tc>
+          <w:tcPr/>
+          <w:bookmarkStart w:id="26" w:name="tbl-parity"/>
+          <w:p>
+            <w:pPr>
+              <w:jc w:val="center"/>
+            </w:pPr>
+            <w:pPr>
+              <w:jc w:val="left"/>
+              <w:spacing w:before="200"/>
+              <w:pStyle w:val="ImageCaption"/>
+            </w:pPr>
+            <w:r>
+              <w:t xml:space="preserve">Table 6:</w:t>
             </w:r>
             <w:r>
               <w:t xml:space="preserve"> </w:t>
@@ -5912,7 +7705,7 @@
                     <w:jc w:val="center"/>
                   </w:pPr>
                   <w:r>
-                    <w:t xml:space="preserve">Length (letters)</w:t>
+                    <w:t xml:space="preserve">Length</w:t>
                   </w:r>
                 </w:p>
               </w:tc>
@@ -6067,13 +7860,14 @@
               </w:tc>
             </w:tr>
           </w:tbl>
-          <w:bookmarkEnd w:id="25"/>
+          <w:bookmarkEnd w:id="26"/>
           <w:p/>
         </w:tc>
       </w:tr>
     </w:tbl>
-    <w:bookmarkEnd w:id="26"/>
-    <w:bookmarkStart w:id="27" w:name="discussion"/>
+    <w:bookmarkEnd w:id="27"/>
+    <w:bookmarkEnd w:id="28"/>
+    <w:bookmarkStart w:id="29" w:name="discussion"/>
     <w:p>
       <w:pPr>
         <w:pStyle w:val="Heading1"/>
@@ -6281,55 +8075,67 @@
         <w:pStyle w:val="BodyText"/>
       </w:pPr>
       <w:r>
-        <w:t xml:space="preserve">Some limitations remain. The orthographic-neighbourhood measures (Coltheart’s N</w:t>
-      </w:r>
-      <w:r>
-        <w:t xml:space="preserve"> </w:t>
-      </w:r>
-      <w:r>
-        <w:t xml:space="preserve">and OLD20) operate on character strings and are computed for any script, but</w:t>
-      </w:r>
-      <w:r>
-        <w:t xml:space="preserve"> </w:t>
-      </w:r>
-      <w:r>
-        <w:t xml:space="preserve">their psycholinguistic interpretation is established for alphabetic writing; the</w:t>
-      </w:r>
-      <w:r>
-        <w:t xml:space="preserve"> </w:t>
-      </w:r>
-      <w:r>
-        <w:t xml:space="preserve">extensible dimension system accommodates script-specific measures where a</w:t>
-      </w:r>
-      <w:r>
-        <w:t xml:space="preserve"> </w:t>
-      </w:r>
-      <w:r>
-        <w:t xml:space="preserve">logographic study requires them. The neighbourhood-density contrast cannot equate</w:t>
-      </w:r>
-      <w:r>
-        <w:t xml:space="preserve"> </w:t>
-      </w:r>
-      <w:r>
-        <w:t xml:space="preserve">word length as tightly as the frequency contrast does, because neighbourhood</w:t>
-      </w:r>
-      <w:r>
-        <w:t xml:space="preserve"> </w:t>
-      </w:r>
-      <w:r>
-        <w:t xml:space="preserve">density is intrinsically correlated with length — a property of the manipulation</w:t>
-      </w:r>
-      <w:r>
-        <w:t xml:space="preserve"> </w:t>
-      </w:r>
-      <w:r>
-        <w:t xml:space="preserve">that the tool reports rather than conceals. A photodiode check remains advisable</w:t>
-      </w:r>
-      <w:r>
-        <w:t xml:space="preserve"> </w:t>
-      </w:r>
-      <w:r>
-        <w:t xml:space="preserve">for any onset-critical study, as for any software trigger. Future work includes</w:t>
+        <w:t xml:space="preserve">Some limitations remain. The Chinese demonstration shows that the pipeline</w:t>
+      </w:r>
+      <w:r>
+        <w:t xml:space="preserve"> </w:t>
+      </w:r>
+      <w:r>
+        <w:t xml:space="preserve">generalises to a logographic script — corpus access, dimension derivation,</w:t>
+      </w:r>
+      <w:r>
+        <w:t xml:space="preserve"> </w:t>
+      </w:r>
+      <w:r>
+        <w:t xml:space="preserve">matching, counterbalancing and CJK-font script generation all work unchanged —</w:t>
+      </w:r>
+      <w:r>
+        <w:t xml:space="preserve"> </w:t>
+      </w:r>
+      <w:r>
+        <w:t xml:space="preserve">but the neighbourhood measures it equates there (Coltheart’s N and OLD20) are</w:t>
+      </w:r>
+      <w:r>
+        <w:t xml:space="preserve"> </w:t>
+      </w:r>
+      <w:r>
+        <w:t xml:space="preserve">computed at the character level. They do not capture the sub-character structure</w:t>
+      </w:r>
+      <w:r>
+        <w:t xml:space="preserve"> </w:t>
+      </w:r>
+      <w:r>
+        <w:t xml:space="preserve">that also shapes Chinese reading, such as radical, stroke-count and</w:t>
+      </w:r>
+      <w:r>
+        <w:t xml:space="preserve"> </w:t>
+      </w:r>
+      <w:r>
+        <w:t xml:space="preserve">phonetic-radical information. Such measures are not intrinsic to the method; they</w:t>
+      </w:r>
+      <w:r>
+        <w:t xml:space="preserve"> </w:t>
+      </w:r>
+      <w:r>
+        <w:t xml:space="preserve">enter as additional script-specific dimensions through the same extensible</w:t>
+      </w:r>
+      <w:r>
+        <w:t xml:space="preserve"> </w:t>
+      </w:r>
+      <w:r>
+        <w:t xml:space="preserve">dimension system, and supplying them is left to future work. A photodiode check</w:t>
+      </w:r>
+      <w:r>
+        <w:t xml:space="preserve"> </w:t>
+      </w:r>
+      <w:r>
+        <w:t xml:space="preserve">remains advisable for any onset-critical study, as for any software trigger.</w:t>
+      </w:r>
+      <w:r>
+        <w:t xml:space="preserve"> </w:t>
+      </w:r>
+      <w:r>
+        <w:t xml:space="preserve">Future work includes</w:t>
       </w:r>
       <w:r>
         <w:t xml:space="preserve"> </w:t>
@@ -6350,8 +8156,8 @@
         <w:t xml:space="preserve">the existing module structure.</w:t>
       </w:r>
     </w:p>
-    <w:bookmarkEnd w:id="27"/>
-    <w:bookmarkStart w:id="29" w:name="availability-and-open-practices"/>
+    <w:bookmarkEnd w:id="29"/>
+    <w:bookmarkStart w:id="31" w:name="availability-and-open-practices"/>
     <w:p>
       <w:pPr>
         <w:pStyle w:val="Heading1"/>
@@ -6398,7 +8204,7 @@
         <w:t xml:space="preserve">URL in the package metadata is a placeholder pending public release.</w:t>
       </w:r>
     </w:p>
-    <w:bookmarkStart w:id="28" w:name="extending-lexsync"/>
+    <w:bookmarkStart w:id="30" w:name="extending-lexsync"/>
     <w:p>
       <w:pPr>
         <w:pStyle w:val="Heading2"/>
@@ -6546,9 +8352,9 @@
         <w:br w:type="page"/>
       </w:r>
     </w:p>
-    <w:bookmarkEnd w:id="28"/>
-    <w:bookmarkEnd w:id="29"/>
-    <w:bookmarkStart w:id="57" w:name="references"/>
+    <w:bookmarkEnd w:id="30"/>
+    <w:bookmarkEnd w:id="31"/>
+    <w:bookmarkStart w:id="61" w:name="references"/>
     <w:p>
       <w:pPr>
         <w:pStyle w:val="Heading1"/>
@@ -6557,8 +8363,8 @@
         <w:t xml:space="preserve">References</w:t>
       </w:r>
     </w:p>
-    <w:bookmarkStart w:id="56" w:name="refs"/>
-    <w:bookmarkStart w:id="31" w:name="ref-brysbaert2009subtlexus"/>
+    <w:bookmarkStart w:id="60" w:name="refs"/>
+    <w:bookmarkStart w:id="33" w:name="ref-brysbaert2009subtlexus"/>
     <w:p>
       <w:pPr>
         <w:pStyle w:val="Bibliography"/>
@@ -6637,7 +8443,7 @@
       <w:r>
         <w:t xml:space="preserve"> </w:t>
       </w:r>
-      <w:hyperlink r:id="rId30">
+      <w:hyperlink r:id="rId32">
         <w:r>
           <w:rPr>
             <w:rStyle w:val="Hyperlink"/>
@@ -6646,8 +8452,76 @@
         </w:r>
       </w:hyperlink>
     </w:p>
-    <w:bookmarkEnd w:id="31"/>
-    <w:bookmarkStart w:id="32" w:name="ref-coltheart1977access"/>
+    <w:bookmarkEnd w:id="33"/>
+    <w:bookmarkStart w:id="35" w:name="ref-cai2010subtlexch"/>
+    <w:p>
+      <w:pPr>
+        <w:pStyle w:val="Bibliography"/>
+      </w:pPr>
+      <w:r>
+        <w:t xml:space="preserve">Cai, Q., &amp; Brysbaert, M. (2010).</w:t>
+      </w:r>
+      <w:r>
+        <w:t xml:space="preserve"> </w:t>
+      </w:r>
+      <w:r>
+        <w:t xml:space="preserve">SUBTLEX-CH</w:t>
+      </w:r>
+      <w:r>
+        <w:t xml:space="preserve">:</w:t>
+      </w:r>
+      <w:r>
+        <w:t xml:space="preserve"> </w:t>
+      </w:r>
+      <w:r>
+        <w:t xml:space="preserve">Chinese</w:t>
+      </w:r>
+      <w:r>
+        <w:t xml:space="preserve"> </w:t>
+      </w:r>
+      <w:r>
+        <w:t xml:space="preserve">word and character frequencies based on film subtitles.</w:t>
+      </w:r>
+      <w:r>
+        <w:t xml:space="preserve"> </w:t>
+      </w:r>
+      <w:r>
+        <w:rPr>
+          <w:i/>
+          <w:iCs/>
+        </w:rPr>
+        <w:t xml:space="preserve">PLoS ONE</w:t>
+      </w:r>
+      <w:r>
+        <w:t xml:space="preserve">,</w:t>
+      </w:r>
+      <w:r>
+        <w:t xml:space="preserve"> </w:t>
+      </w:r>
+      <w:r>
+        <w:rPr>
+          <w:i/>
+          <w:iCs/>
+        </w:rPr>
+        <w:t xml:space="preserve">5</w:t>
+      </w:r>
+      <w:r>
+        <w:t xml:space="preserve">(6), e10729.</w:t>
+      </w:r>
+      <w:r>
+        <w:t xml:space="preserve"> </w:t>
+      </w:r>
+      <w:hyperlink r:id="rId34">
+        <w:r>
+          <w:rPr>
+            <w:rStyle w:val="Hyperlink"/>
+          </w:rPr>
+          <w:t xml:space="preserve">https://doi.org/10.1371/journal.pone.0010729</w:t>
+        </w:r>
+      </w:hyperlink>
+    </w:p>
+    <w:bookmarkEnd w:id="35"/>
+    <w:bookmarkStart w:id="36" w:name="ref-coltheart1977access"/>
     <w:p>
       <w:pPr>
         <w:pStyle w:val="Bibliography"/>
@@ -6686,8 +8560,8 @@
         <w:t xml:space="preserve">(pp. 535–555). Erlbaum.</w:t>
       </w:r>
     </w:p>
-    <w:bookmarkEnd w:id="32"/>
-    <w:bookmarkStart w:id="33" w:name="ref-cuetos2011subtlexesp"/>
+    <w:bookmarkEnd w:id="36"/>
+    <w:bookmarkStart w:id="37" w:name="ref-cuetos2011subtlexesp"/>
     <w:p>
       <w:pPr>
         <w:pStyle w:val="Bibliography"/>
@@ -6757,8 +8631,8 @@
         <w:t xml:space="preserve">(2), 133–143.</w:t>
       </w:r>
     </w:p>
-    <w:bookmarkEnd w:id="33"/>
-    <w:bookmarkStart w:id="35" w:name="ref-gonzalezalonso2025l3"/>
+    <w:bookmarkEnd w:id="37"/>
+    <w:bookmarkStart w:id="39" w:name="ref-gonzalezalonso2025l3"/>
     <w:p>
       <w:pPr>
         <w:pStyle w:val="Bibliography"/>
@@ -6810,7 +8684,7 @@
       <w:r>
         <w:t xml:space="preserve"> </w:t>
       </w:r>
-      <w:hyperlink r:id="rId34">
+      <w:hyperlink r:id="rId38">
         <w:r>
           <w:rPr>
             <w:rStyle w:val="Hyperlink"/>
@@ -6819,8 +8693,8 @@
         </w:r>
       </w:hyperlink>
     </w:p>
-    <w:bookmarkEnd w:id="35"/>
-    <w:bookmarkStart w:id="37" w:name="ref-vanheuven2014subtlexuk"/>
+    <w:bookmarkEnd w:id="39"/>
+    <w:bookmarkStart w:id="41" w:name="ref-vanheuven2014subtlexuk"/>
     <w:p>
       <w:pPr>
         <w:pStyle w:val="Bibliography"/>
@@ -6881,7 +8755,7 @@
       <w:r>
         <w:t xml:space="preserve"> </w:t>
       </w:r>
-      <w:hyperlink r:id="rId36">
+      <w:hyperlink r:id="rId40">
         <w:r>
           <w:rPr>
             <w:rStyle w:val="Hyperlink"/>
@@ -6890,8 +8764,8 @@
         </w:r>
       </w:hyperlink>
     </w:p>
-    <w:bookmarkEnd w:id="37"/>
-    <w:bookmarkStart w:id="39" w:name="ref-itkonen2024lastu"/>
+    <w:bookmarkEnd w:id="41"/>
+    <w:bookmarkStart w:id="43" w:name="ref-itkonen2024lastu"/>
     <w:p>
       <w:pPr>
         <w:pStyle w:val="Bibliography"/>
@@ -6949,7 +8823,7 @@
       <w:r>
         <w:t xml:space="preserve"> </w:t>
       </w:r>
-      <w:hyperlink r:id="rId38">
+      <w:hyperlink r:id="rId42">
         <w:r>
           <w:rPr>
             <w:rStyle w:val="Hyperlink"/>
@@ -6958,8 +8832,8 @@
         </w:r>
       </w:hyperlink>
     </w:p>
-    <w:bookmarkEnd w:id="39"/>
-    <w:bookmarkStart w:id="41" w:name="ref-lakens2017equivalence"/>
+    <w:bookmarkEnd w:id="43"/>
+    <w:bookmarkStart w:id="45" w:name="ref-lakens2017equivalence"/>
     <w:p>
       <w:pPr>
         <w:pStyle w:val="Bibliography"/>
@@ -7008,7 +8882,7 @@
       <w:r>
         <w:t xml:space="preserve"> </w:t>
       </w:r>
-      <w:hyperlink r:id="rId40">
+      <w:hyperlink r:id="rId44">
         <w:r>
           <w:rPr>
             <w:rStyle w:val="Hyperlink"/>
@@ -7017,8 +8891,8 @@
         </w:r>
       </w:hyperlink>
     </w:p>
-    <w:bookmarkEnd w:id="41"/>
-    <w:bookmarkStart w:id="43" w:name="ref-lintz2021libra"/>
+    <w:bookmarkEnd w:id="45"/>
+    <w:bookmarkStart w:id="47" w:name="ref-lintz2021libra"/>
     <w:p>
       <w:pPr>
         <w:pStyle w:val="Bibliography"/>
@@ -7055,7 +8929,7 @@
       <w:r>
         <w:t xml:space="preserve"> </w:t>
       </w:r>
-      <w:hyperlink r:id="rId42">
+      <w:hyperlink r:id="rId46">
         <w:r>
           <w:rPr>
             <w:rStyle w:val="Hyperlink"/>
@@ -7064,8 +8938,8 @@
         </w:r>
       </w:hyperlink>
     </w:p>
-    <w:bookmarkEnd w:id="43"/>
-    <w:bookmarkStart w:id="45" w:name="ref-mathot2012opensesame"/>
+    <w:bookmarkEnd w:id="47"/>
+    <w:bookmarkStart w:id="49" w:name="ref-mathot2012opensesame"/>
     <w:p>
       <w:pPr>
         <w:pStyle w:val="Bibliography"/>
@@ -7111,7 +8985,7 @@
       <w:r>
         <w:t xml:space="preserve"> </w:t>
       </w:r>
-      <w:hyperlink r:id="rId44">
+      <w:hyperlink r:id="rId48">
         <w:r>
           <w:rPr>
             <w:rStyle w:val="Hyperlink"/>
@@ -7120,8 +8994,8 @@
         </w:r>
       </w:hyperlink>
     </w:p>
-    <w:bookmarkEnd w:id="45"/>
-    <w:bookmarkStart w:id="47" w:name="ref-peirce2019psychopy2"/>
+    <w:bookmarkEnd w:id="49"/>
+    <w:bookmarkStart w:id="51" w:name="ref-peirce2019psychopy2"/>
     <w:p>
       <w:pPr>
         <w:pStyle w:val="Bibliography"/>
@@ -7167,7 +9041,7 @@
       <w:r>
         <w:t xml:space="preserve"> </w:t>
       </w:r>
-      <w:hyperlink r:id="rId46">
+      <w:hyperlink r:id="rId50">
         <w:r>
           <w:rPr>
             <w:rStyle w:val="Hyperlink"/>
@@ -7176,8 +9050,8 @@
         </w:r>
       </w:hyperlink>
     </w:p>
-    <w:bookmarkEnd w:id="47"/>
-    <w:bookmarkStart w:id="49" w:name="ref-speer2022wordfreq"/>
+    <w:bookmarkEnd w:id="51"/>
+    <w:bookmarkStart w:id="53" w:name="ref-speer2022wordfreq"/>
     <w:p>
       <w:pPr>
         <w:pStyle w:val="Bibliography"/>
@@ -7208,7 +9082,7 @@
       <w:r>
         <w:t xml:space="preserve"> </w:t>
       </w:r>
-      <w:hyperlink r:id="rId48">
+      <w:hyperlink r:id="rId52">
         <w:r>
           <w:rPr>
             <w:rStyle w:val="Hyperlink"/>
@@ -7217,8 +9091,8 @@
         </w:r>
       </w:hyperlink>
     </w:p>
-    <w:bookmarkEnd w:id="49"/>
-    <w:bookmarkStart w:id="51" w:name="ref-taylor2020lexops"/>
+    <w:bookmarkEnd w:id="53"/>
+    <w:bookmarkStart w:id="55" w:name="ref-taylor2020lexops"/>
     <w:p>
       <w:pPr>
         <w:pStyle w:val="Bibliography"/>
@@ -7276,7 +9150,7 @@
       <w:r>
         <w:t xml:space="preserve"> </w:t>
       </w:r>
-      <w:hyperlink r:id="rId50">
+      <w:hyperlink r:id="rId54">
         <w:r>
           <w:rPr>
             <w:rStyle w:val="Hyperlink"/>
@@ -7285,8 +9159,8 @@
         </w:r>
       </w:hyperlink>
     </w:p>
-    <w:bookmarkEnd w:id="51"/>
-    <w:bookmarkStart w:id="53" w:name="ref-wilkinson2016fair"/>
+    <w:bookmarkEnd w:id="55"/>
+    <w:bookmarkStart w:id="57" w:name="ref-wilkinson2016fair"/>
     <w:p>
       <w:pPr>
         <w:pStyle w:val="Bibliography"/>
@@ -7338,7 +9212,7 @@
       <w:r>
         <w:t xml:space="preserve"> </w:t>
       </w:r>
-      <w:hyperlink r:id="rId52">
+      <w:hyperlink r:id="rId56">
         <w:r>
           <w:rPr>
             <w:rStyle w:val="Hyperlink"/>
@@ -7347,8 +9221,8 @@
         </w:r>
       </w:hyperlink>
     </w:p>
-    <w:bookmarkEnd w:id="53"/>
-    <w:bookmarkStart w:id="55" w:name="ref-yarkoni2008old20"/>
+    <w:bookmarkEnd w:id="57"/>
+    <w:bookmarkStart w:id="59" w:name="ref-yarkoni2008old20"/>
     <w:p>
       <w:pPr>
         <w:pStyle w:val="Bibliography"/>
@@ -7400,7 +9274,7 @@
       <w:r>
         <w:t xml:space="preserve"> </w:t>
       </w:r>
-      <w:hyperlink r:id="rId54">
+      <w:hyperlink r:id="rId58">
         <w:r>
           <w:rPr>
             <w:rStyle w:val="Hyperlink"/>
@@ -7409,9 +9283,9 @@
         </w:r>
       </w:hyperlink>
     </w:p>
-    <w:bookmarkEnd w:id="55"/>
-    <w:bookmarkEnd w:id="56"/>
-    <w:bookmarkEnd w:id="57"/>
+    <w:bookmarkEnd w:id="59"/>
+    <w:bookmarkEnd w:id="60"/>
+    <w:bookmarkEnd w:id="61"/>
     <w:sectPr>
       <w:footnotePr>
         <w:numRestart w:val="eachSect"/>

--- a/manuscript/manuscript.docx
+++ b/manuscript/manuscript.docx
@@ -1516,19 +1516,149 @@
         <w:t xml:space="preserve"> </w:t>
       </w:r>
       <w:r>
-        <w:t xml:space="preserve">writes a match-quality report — per-condition descriptive statistics for every</w:t>
-      </w:r>
-      <w:r>
-        <w:t xml:space="preserve"> </w:t>
-      </w:r>
-      <w:r>
-        <w:t xml:space="preserve">dimension, standardised mean differences against the anchor and a two one-sided</w:t>
-      </w:r>
-      <w:r>
-        <w:t xml:space="preserve"> </w:t>
-      </w:r>
-      <w:r>
-        <w:t xml:space="preserve">tests (TOST) equivalence test</w:t>
+        <w:t xml:space="preserve">writes a match-quality report and an automated, comprehensive run log recording</w:t>
+      </w:r>
+      <w:r>
+        <w:t xml:space="preserve"> </w:t>
+      </w:r>
+      <w:r>
+        <w:t xml:space="preserve">each stage, its parameters, the seed, package and corpus provenance and a</w:t>
+      </w:r>
+      <w:r>
+        <w:t xml:space="preserve"> </w:t>
+      </w:r>
+      <w:r>
+        <w:t xml:space="preserve">fingerprint of every file written.</w:t>
+      </w:r>
+    </w:p>
+    <w:p>
+      <w:pPr>
+        <w:pStyle w:val="BodyText"/>
+      </w:pPr>
+      <w:r>
+        <w:t xml:space="preserve">The report is deliberately built around effect sizes rather than significance</w:t>
+      </w:r>
+      <w:r>
+        <w:t xml:space="preserve"> </w:t>
+      </w:r>
+      <w:r>
+        <w:t xml:space="preserve">tests. For each controlled dimension it gives the per-condition descriptive</w:t>
+      </w:r>
+      <w:r>
+        <w:t xml:space="preserve"> </w:t>
+      </w:r>
+      <w:r>
+        <w:t xml:space="preserve">statistics and the standardised mean difference (Cohen’s</w:t>
+      </w:r>
+      <w:r>
+        <w:t xml:space="preserve"> </w:t>
+      </w:r>
+      <w:r>
+        <w:rPr>
+          <w:i/>
+          <w:iCs/>
+        </w:rPr>
+        <w:t xml:space="preserve">d</w:t>
+      </w:r>
+      <w:r>
+        <w:t xml:space="preserve">) between conditions,</w:t>
+      </w:r>
+      <w:r>
+        <w:t xml:space="preserve"> </w:t>
+      </w:r>
+      <w:r>
+        <w:t xml:space="preserve">together with a 90% confidence interval on that difference. This ordering is a</w:t>
+      </w:r>
+      <w:r>
+        <w:t xml:space="preserve"> </w:t>
+      </w:r>
+      <w:r>
+        <w:t xml:space="preserve">considered response to a common error in nuisance control: treating a</w:t>
+      </w:r>
+      <w:r>
+        <w:t xml:space="preserve"> </w:t>
+      </w:r>
+      <w:r>
+        <w:t xml:space="preserve">non-significant difference test as proof that a variable is matched</w:t>
+      </w:r>
+      <w:r>
+        <w:t xml:space="preserve"> </w:t>
+      </w:r>
+      <w:r>
+        <w:t xml:space="preserve">(Sassenhagen &amp; Alday, 2016)</w:t>
+      </w:r>
+      <w:r>
+        <w:t xml:space="preserve">. A non-significant test is not evidence of equivalence,</w:t>
+      </w:r>
+      <w:r>
+        <w:t xml:space="preserve"> </w:t>
+      </w:r>
+      <w:r>
+        <w:t xml:space="preserve">and whether a real difference reaches significance depends on the number of items,</w:t>
+      </w:r>
+      <w:r>
+        <w:t xml:space="preserve"> </w:t>
+      </w:r>
+      <w:r>
+        <w:t xml:space="preserve">so the conclusion</w:t>
+      </w:r>
+      <w:r>
+        <w:t xml:space="preserve"> </w:t>
+      </w:r>
+      <w:r>
+        <w:t xml:space="preserve">“matched”</w:t>
+      </w:r>
+      <w:r>
+        <w:t xml:space="preserve"> </w:t>
+      </w:r>
+      <w:r>
+        <w:t xml:space="preserve">can be manufactured by using few items. The</w:t>
+      </w:r>
+      <w:r>
+        <w:t xml:space="preserve"> </w:t>
+      </w:r>
+      <w:r>
+        <w:t xml:space="preserve">standardised mean difference is, by contrast, a direct measure of the realised</w:t>
+      </w:r>
+      <w:r>
+        <w:t xml:space="preserve"> </w:t>
+      </w:r>
+      <w:r>
+        <w:t xml:space="preserve">imbalance, and its confidence interval makes the sampling uncertainty — and hence</w:t>
+      </w:r>
+      <w:r>
+        <w:t xml:space="preserve"> </w:t>
+      </w:r>
+      <w:r>
+        <w:t xml:space="preserve">the dependence on the number of items — explicit: with few items the interval is</w:t>
+      </w:r>
+      <w:r>
+        <w:t xml:space="preserve"> </w:t>
+      </w:r>
+      <w:r>
+        <w:t xml:space="preserve">wide, so a small point estimate cannot be over-read, and the upper limit of the</w:t>
+      </w:r>
+      <w:r>
+        <w:t xml:space="preserve"> </w:t>
+      </w:r>
+      <w:r>
+        <w:t xml:space="preserve">interval on |</w:t>
+      </w:r>
+      <w:r>
+        <w:rPr>
+          <w:i/>
+          <w:iCs/>
+        </w:rPr>
+        <w:t xml:space="preserve">d</w:t>
+      </w:r>
+      <w:r>
+        <w:t xml:space="preserve">| is the largest imbalance still consistent with the chosen</w:t>
+      </w:r>
+      <w:r>
+        <w:t xml:space="preserve"> </w:t>
+      </w:r>
+      <w:r>
+        <w:t xml:space="preserve">stimuli. The report also includes a two one-sided tests (TOST) equivalence test</w:t>
       </w:r>
       <w:r>
         <w:t xml:space="preserve"> </w:t>
@@ -1540,31 +1670,37 @@
         <w:t xml:space="preserve"> </w:t>
       </w:r>
       <w:r>
-        <w:t xml:space="preserve">— and an automated,</w:t>
-      </w:r>
-      <w:r>
-        <w:t xml:space="preserve"> </w:t>
-      </w:r>
-      <w:r>
-        <w:t xml:space="preserve">comprehensive run log recording each stage, its parameters, the seed, package and</w:t>
-      </w:r>
-      <w:r>
-        <w:t xml:space="preserve"> </w:t>
-      </w:r>
-      <w:r>
-        <w:t xml:space="preserve">corpus provenance and a fingerprint of every file written. The report makes the</w:t>
-      </w:r>
-      <w:r>
-        <w:t xml:space="preserve"> </w:t>
-      </w:r>
-      <w:r>
-        <w:t xml:space="preserve">realised control explicit, in the spirit of the original workflow’s balance</w:t>
-      </w:r>
-      <w:r>
-        <w:t xml:space="preserve"> </w:t>
-      </w:r>
-      <w:r>
-        <w:t xml:space="preserve">checks, and the run log makes a run auditable.</w:t>
+        <w:t xml:space="preserve">as a complementary, bound-referenced verdict; the 90%</w:t>
+      </w:r>
+      <w:r>
+        <w:t xml:space="preserve"> </w:t>
+      </w:r>
+      <w:r>
+        <w:t xml:space="preserve">interval is exactly the interval whose lying inside the bound corresponds to a</w:t>
+      </w:r>
+      <w:r>
+        <w:t xml:space="preserve"> </w:t>
+      </w:r>
+      <w:r>
+        <w:t xml:space="preserve">TOST at the .05 level, so the two are coherent and the interval is the more</w:t>
+      </w:r>
+      <w:r>
+        <w:t xml:space="preserve"> </w:t>
+      </w:r>
+      <w:r>
+        <w:t xml:space="preserve">transparent of the pair. Together they make the realised control explicit, in the</w:t>
+      </w:r>
+      <w:r>
+        <w:t xml:space="preserve"> </w:t>
+      </w:r>
+      <w:r>
+        <w:t xml:space="preserve">spirit of the original workflow’s balance checks, and the run log makes a run</w:t>
+      </w:r>
+      <w:r>
+        <w:t xml:space="preserve"> </w:t>
+      </w:r>
+      <w:r>
+        <w:t xml:space="preserve">auditable.</w:t>
       </w:r>
     </w:p>
     <w:bookmarkEnd w:id="13"/>
@@ -2792,25 +2928,7 @@
         <w:pStyle w:val="BodyText"/>
       </w:pPr>
       <w:r>
-        <w:t xml:space="preserve">The two one-sided tests (TOST) procedure that</w:t>
-      </w:r>
-      <w:r>
-        <w:t xml:space="preserve"> </w:t>
-      </w:r>
-      <w:r>
-        <w:t xml:space="preserve">‘lexsync’</w:t>
-      </w:r>
-      <w:r>
-        <w:t xml:space="preserve"> </w:t>
-      </w:r>
-      <w:r>
-        <w:t xml:space="preserve">reports gives a more</w:t>
-      </w:r>
-      <w:r>
-        <w:t xml:space="preserve"> </w:t>
-      </w:r>
-      <w:r>
-        <w:t xml:space="preserve">conservative reading of the same control.</w:t>
+        <w:t xml:space="preserve">The realised control is best read from the effect sizes and their intervals.</w:t>
       </w:r>
       <w:r>
         <w:t xml:space="preserve"> </w:t>
@@ -2827,19 +2945,7 @@
         <w:t xml:space="preserve"> </w:t>
       </w:r>
       <w:r>
-        <w:t xml:space="preserve">lists, for the controlled</w:t>
-      </w:r>
-      <w:r>
-        <w:t xml:space="preserve"> </w:t>
-      </w:r>
-      <w:r>
-        <w:t xml:space="preserve">dimensions of each demonstration, the standardised mean difference, the</w:t>
-      </w:r>
-      <w:r>
-        <w:t xml:space="preserve"> </w:t>
-      </w:r>
-      <w:r>
-        <w:t xml:space="preserve">equivalence-test</w:t>
+        <w:t xml:space="preserve">lists, for the controlled dimensions of each demonstration, Cohen’s</w:t>
       </w:r>
       <w:r>
         <w:t xml:space="preserve"> </w:t>
@@ -2849,13 +2955,19 @@
           <w:i/>
           <w:iCs/>
         </w:rPr>
-        <w:t xml:space="preserve">p</w:t>
-      </w:r>
-      <w:r>
-        <w:t xml:space="preserve"> </w:t>
-      </w:r>
-      <w:r>
-        <w:t xml:space="preserve">value and the verdict at the 0.5-</w:t>
+        <w:t xml:space="preserve">d</w:t>
+      </w:r>
+      <w:r>
+        <w:t xml:space="preserve"> </w:t>
+      </w:r>
+      <w:r>
+        <w:t xml:space="preserve">against the anchor, its 90% confidence interval and the complementary TOST verdict</w:t>
+      </w:r>
+      <w:r>
+        <w:t xml:space="preserve"> </w:t>
+      </w:r>
+      <w:r>
+        <w:t xml:space="preserve">at the 0.5-</w:t>
       </w:r>
       <w:r>
         <w:rPr>
@@ -2905,7 +3017,7 @@
                 <w:i/>
                 <w:iCs/>
               </w:rPr>
-              <w:t xml:space="preserve">Equivalence (TOST) Results for the Controlled Dimensions.</w:t>
+              <w:t xml:space="preserve">Realised Control on the Controlled Dimensions: Effect Sizes With Confidence Intervals and the Complementary Equivalence Test.</w:t>
             </w:r>
             <w:r>
               <w:t xml:space="preserve"> </w:t>
@@ -2921,7 +3033,20 @@
               <w:t xml:space="preserve"> </w:t>
             </w:r>
             <w:r>
-              <w:t xml:space="preserve">For each demonstration’s controlled (matched) dimensions: the absolute standardised mean difference against the anchor, the equivalence-test</w:t>
+              <w:t xml:space="preserve">For each demonstration’s controlled (matched) dimensions: the standardised mean difference (Cohen’s</w:t>
+            </w:r>
+            <w:r>
+              <w:t xml:space="preserve"> </w:t>
+            </w:r>
+            <w:r>
+              <w:rPr>
+                <w:i/>
+                <w:iCs/>
+              </w:rPr>
+              <w:t xml:space="preserve">d</w:t>
+            </w:r>
+            <w:r>
+              <w:t xml:space="preserve">) against the anchor, its 90% confidence interval, and the two one-sided tests (TOST)</w:t>
             </w:r>
             <w:r>
               <w:t xml:space="preserve"> </w:t>
@@ -2937,7 +3062,7 @@
               <w:t xml:space="preserve"> </w:t>
             </w:r>
             <w:r>
-              <w:t xml:space="preserve">value at the 0.5-</w:t>
+              <w:t xml:space="preserve">value and verdict at the 0.5-</w:t>
             </w:r>
             <w:r>
               <w:rPr>
@@ -2950,7 +3075,7 @@
               <w:t xml:space="preserve"> </w:t>
             </w:r>
             <w:r>
-              <w:t xml:space="preserve">bound and the verdict at the .05 level. R engine.</w:t>
+              <w:t xml:space="preserve">bound. The 90% interval is the one coherent with a .05-level TOST. R engine.</w:t>
             </w:r>
           </w:p>
           <w:tbl>
@@ -2961,11 +3086,12 @@
               <w:tblLook w:firstRow="1" w:lastRow="0" w:firstColumn="0" w:lastColumn="0" w:noHBand="0" w:noVBand="0" w:val="0020"/>
             </w:tblPr>
             <w:tblGrid>
-              <w:gridCol w:w="3128"/>
-              <w:gridCol w:w="1662"/>
-              <w:gridCol w:w="1368"/>
-              <w:gridCol w:w="684"/>
-              <w:gridCol w:w="1075"/>
+              <w:gridCol w:w="2785"/>
+              <w:gridCol w:w="1479"/>
+              <w:gridCol w:w="870"/>
+              <w:gridCol w:w="1218"/>
+              <w:gridCol w:w="609"/>
+              <w:gridCol w:w="957"/>
             </w:tblGrid>
             <w:tr>
               <w:trPr>
@@ -3006,7 +3132,20 @@
                     <w:jc w:val="center"/>
                   </w:pPr>
                   <w:r>
-                    <w:t xml:space="preserve">|d|</w:t>
+                    <w:t xml:space="preserve">Cohen’s d</w:t>
+                  </w:r>
+                </w:p>
+              </w:tc>
+              <w:tc>
+                <w:tcPr/>
+                <w:p>
+                  <w:pPr>
+                    <w:pStyle w:val="Compact"/>
+                    <w:jc w:val="left"/>
+                    <w:jc w:val="center"/>
+                  </w:pPr>
+                  <w:r>
+                    <w:t xml:space="preserve">90% CI</w:t>
                   </w:r>
                 </w:p>
               </w:tc>
@@ -3082,6 +3221,19 @@
                 <w:p>
                   <w:pPr>
                     <w:pStyle w:val="Compact"/>
+                    <w:jc w:val="left"/>
+                    <w:jc w:val="center"/>
+                  </w:pPr>
+                  <w:r>
+                    <w:t xml:space="preserve">[0.00, 0.00]</w:t>
+                  </w:r>
+                </w:p>
+              </w:tc>
+              <w:tc>
+                <w:tcPr/>
+                <w:p>
+                  <w:pPr>
+                    <w:pStyle w:val="Compact"/>
                     <w:jc w:val="right"/>
                     <w:jc w:val="center"/>
                   </w:pPr>
@@ -3149,6 +3301,19 @@
                 <w:p>
                   <w:pPr>
                     <w:pStyle w:val="Compact"/>
+                    <w:jc w:val="left"/>
+                    <w:jc w:val="center"/>
+                  </w:pPr>
+                  <w:r>
+                    <w:t xml:space="preserve">[-0.19, 0.33]</w:t>
+                  </w:r>
+                </w:p>
+              </w:tc>
+              <w:tc>
+                <w:tcPr/>
+                <w:p>
+                  <w:pPr>
+                    <w:pStyle w:val="Compact"/>
                     <w:jc w:val="right"/>
                     <w:jc w:val="center"/>
                   </w:pPr>
@@ -3216,6 +3381,19 @@
                 <w:p>
                   <w:pPr>
                     <w:pStyle w:val="Compact"/>
+                    <w:jc w:val="left"/>
+                    <w:jc w:val="center"/>
+                  </w:pPr>
+                  <w:r>
+                    <w:t xml:space="preserve">[-0.15, 0.37]</w:t>
+                  </w:r>
+                </w:p>
+              </w:tc>
+              <w:tc>
+                <w:tcPr/>
+                <w:p>
+                  <w:pPr>
+                    <w:pStyle w:val="Compact"/>
                     <w:jc w:val="right"/>
                     <w:jc w:val="center"/>
                   </w:pPr>
@@ -3283,6 +3461,19 @@
                 <w:p>
                   <w:pPr>
                     <w:pStyle w:val="Compact"/>
+                    <w:jc w:val="left"/>
+                    <w:jc w:val="center"/>
+                  </w:pPr>
+                  <w:r>
+                    <w:t xml:space="preserve">[-0.23, 0.29]</w:t>
+                  </w:r>
+                </w:p>
+              </w:tc>
+              <w:tc>
+                <w:tcPr/>
+                <w:p>
+                  <w:pPr>
+                    <w:pStyle w:val="Compact"/>
                     <w:jc w:val="right"/>
                     <w:jc w:val="center"/>
                   </w:pPr>
@@ -3350,6 +3541,19 @@
                 <w:p>
                   <w:pPr>
                     <w:pStyle w:val="Compact"/>
+                    <w:jc w:val="left"/>
+                    <w:jc w:val="center"/>
+                  </w:pPr>
+                  <w:r>
+                    <w:t xml:space="preserve">[-0.22, 0.30]</w:t>
+                  </w:r>
+                </w:p>
+              </w:tc>
+              <w:tc>
+                <w:tcPr/>
+                <w:p>
+                  <w:pPr>
+                    <w:pStyle w:val="Compact"/>
                     <w:jc w:val="right"/>
                     <w:jc w:val="center"/>
                   </w:pPr>
@@ -3417,6 +3621,19 @@
                 <w:p>
                   <w:pPr>
                     <w:pStyle w:val="Compact"/>
+                    <w:jc w:val="left"/>
+                    <w:jc w:val="center"/>
+                  </w:pPr>
+                  <w:r>
+                    <w:t xml:space="preserve">[-0.25, 0.27]</w:t>
+                  </w:r>
+                </w:p>
+              </w:tc>
+              <w:tc>
+                <w:tcPr/>
+                <w:p>
+                  <w:pPr>
+                    <w:pStyle w:val="Compact"/>
                     <w:jc w:val="right"/>
                     <w:jc w:val="center"/>
                   </w:pPr>
@@ -3484,6 +3701,19 @@
                 <w:p>
                   <w:pPr>
                     <w:pStyle w:val="Compact"/>
+                    <w:jc w:val="left"/>
+                    <w:jc w:val="center"/>
+                  </w:pPr>
+                  <w:r>
+                    <w:t xml:space="preserve">[-0.26, 0.26]</w:t>
+                  </w:r>
+                </w:p>
+              </w:tc>
+              <w:tc>
+                <w:tcPr/>
+                <w:p>
+                  <w:pPr>
+                    <w:pStyle w:val="Compact"/>
                     <w:jc w:val="right"/>
                     <w:jc w:val="center"/>
                   </w:pPr>
@@ -3551,6 +3781,19 @@
                 <w:p>
                   <w:pPr>
                     <w:pStyle w:val="Compact"/>
+                    <w:jc w:val="left"/>
+                    <w:jc w:val="center"/>
+                  </w:pPr>
+                  <w:r>
+                    <w:t xml:space="preserve">[-0.26, 0.26]</w:t>
+                  </w:r>
+                </w:p>
+              </w:tc>
+              <w:tc>
+                <w:tcPr/>
+                <w:p>
+                  <w:pPr>
+                    <w:pStyle w:val="Compact"/>
                     <w:jc w:val="right"/>
                     <w:jc w:val="center"/>
                   </w:pPr>
@@ -3618,6 +3861,19 @@
                 <w:p>
                   <w:pPr>
                     <w:pStyle w:val="Compact"/>
+                    <w:jc w:val="left"/>
+                    <w:jc w:val="center"/>
+                  </w:pPr>
+                  <w:r>
+                    <w:t xml:space="preserve">[-0.21, 0.31]</w:t>
+                  </w:r>
+                </w:p>
+              </w:tc>
+              <w:tc>
+                <w:tcPr/>
+                <w:p>
+                  <w:pPr>
+                    <w:pStyle w:val="Compact"/>
                     <w:jc w:val="right"/>
                     <w:jc w:val="center"/>
                   </w:pPr>
@@ -3685,6 +3941,19 @@
                 <w:p>
                   <w:pPr>
                     <w:pStyle w:val="Compact"/>
+                    <w:jc w:val="left"/>
+                    <w:jc w:val="center"/>
+                  </w:pPr>
+                  <w:r>
+                    <w:t xml:space="preserve">[-0.18, 0.34]</w:t>
+                  </w:r>
+                </w:p>
+              </w:tc>
+              <w:tc>
+                <w:tcPr/>
+                <w:p>
+                  <w:pPr>
+                    <w:pStyle w:val="Compact"/>
                     <w:jc w:val="right"/>
                     <w:jc w:val="center"/>
                   </w:pPr>
@@ -3752,6 +4021,19 @@
                 <w:p>
                   <w:pPr>
                     <w:pStyle w:val="Compact"/>
+                    <w:jc w:val="left"/>
+                    <w:jc w:val="center"/>
+                  </w:pPr>
+                  <w:r>
+                    <w:t xml:space="preserve">[-0.26, 0.27]</w:t>
+                  </w:r>
+                </w:p>
+              </w:tc>
+              <w:tc>
+                <w:tcPr/>
+                <w:p>
+                  <w:pPr>
+                    <w:pStyle w:val="Compact"/>
                     <w:jc w:val="right"/>
                     <w:jc w:val="center"/>
                   </w:pPr>
@@ -3819,6 +4101,19 @@
                 <w:p>
                   <w:pPr>
                     <w:pStyle w:val="Compact"/>
+                    <w:jc w:val="left"/>
+                    <w:jc w:val="center"/>
+                  </w:pPr>
+                  <w:r>
+                    <w:t xml:space="preserve">[-0.26, 0.26]</w:t>
+                  </w:r>
+                </w:p>
+              </w:tc>
+              <w:tc>
+                <w:tcPr/>
+                <w:p>
+                  <w:pPr>
+                    <w:pStyle w:val="Compact"/>
                     <w:jc w:val="right"/>
                     <w:jc w:val="center"/>
                   </w:pPr>
@@ -3878,6 +4173,19 @@
                   </w:pPr>
                   <w:r>
                     <w:t xml:space="preserve">0.000</w:t>
+                  </w:r>
+                </w:p>
+              </w:tc>
+              <w:tc>
+                <w:tcPr/>
+                <w:p>
+                  <w:pPr>
+                    <w:pStyle w:val="Compact"/>
+                    <w:jc w:val="left"/>
+                    <w:jc w:val="center"/>
+                  </w:pPr>
+                  <w:r>
+                    <w:t xml:space="preserve">[-0.26, 0.26]</w:t>
                   </w:r>
                 </w:p>
               </w:tc>
@@ -3919,13 +4227,13 @@
         <w:pStyle w:val="BodyText"/>
       </w:pPr>
       <w:r>
-        <w:t xml:space="preserve">In every demonstration each controlled dimension is declared equivalent at the</w:t>
-      </w:r>
-      <w:r>
-        <w:t xml:space="preserve"> </w:t>
-      </w:r>
-      <w:r>
-        <w:t xml:space="preserve">0.5-</w:t>
+        <w:t xml:space="preserve">In every demonstration each controlled dimension’s 90% confidence interval lies</w:t>
+      </w:r>
+      <w:r>
+        <w:t xml:space="preserve"> </w:t>
+      </w:r>
+      <w:r>
+        <w:t xml:space="preserve">within the 0.5-</w:t>
       </w:r>
       <w:r>
         <w:rPr>
@@ -3951,19 +4259,43 @@
         <w:t xml:space="preserve"> </w:t>
       </w:r>
       <w:r>
-        <w:t xml:space="preserve">= 80 per condition). The neighbourhood contrasts are the</w:t>
-      </w:r>
-      <w:r>
-        <w:t xml:space="preserve"> </w:t>
-      </w:r>
-      <w:r>
-        <w:t xml:space="preserve">demanding case: neighbourhood density is intrinsically correlated with word</w:t>
-      </w:r>
-      <w:r>
-        <w:t xml:space="preserve"> </w:t>
-      </w:r>
-      <w:r>
-        <w:t xml:space="preserve">length and frequency, so a per-anchor match leaves a residual on length (Cohen’s</w:t>
+        <w:t xml:space="preserve">= 80 per condition), so the realised imbalance is</w:t>
+      </w:r>
+      <w:r>
+        <w:t xml:space="preserve"> </w:t>
+      </w:r>
+      <w:r>
+        <w:t xml:space="preserve">small even at the interval’s far end — not merely non-significant. The TOST agrees,</w:t>
+      </w:r>
+      <w:r>
+        <w:t xml:space="preserve"> </w:t>
+      </w:r>
+      <w:r>
+        <w:t xml:space="preserve">declaring each dimension equivalent at the .05 level, but the interval is the more</w:t>
+      </w:r>
+      <w:r>
+        <w:t xml:space="preserve"> </w:t>
+      </w:r>
+      <w:r>
+        <w:t xml:space="preserve">informative statement because it would widen, and the claim would weaken, were the</w:t>
+      </w:r>
+      <w:r>
+        <w:t xml:space="preserve"> </w:t>
+      </w:r>
+      <w:r>
+        <w:t xml:space="preserve">item count reduced. The neighbourhood contrasts are the demanding case:</w:t>
+      </w:r>
+      <w:r>
+        <w:t xml:space="preserve"> </w:t>
+      </w:r>
+      <w:r>
+        <w:t xml:space="preserve">neighbourhood density is intrinsically correlated with word length and frequency,</w:t>
+      </w:r>
+      <w:r>
+        <w:t xml:space="preserve"> </w:t>
+      </w:r>
+      <w:r>
+        <w:t xml:space="preserve">so a per-anchor match leaves a residual on length (Cohen’s</w:t>
       </w:r>
       <w:r>
         <w:t xml:space="preserve"> </w:t>
@@ -3979,7 +4311,7 @@
         <w:t xml:space="preserve"> </w:t>
       </w:r>
       <w:r>
-        <w:t xml:space="preserve">≈ 0.25, just outside the bound). The</w:t>
+        <w:t xml:space="preserve">≈ 0.25). The</w:t>
       </w:r>
       <w:r>
         <w:t xml:space="preserve"> </w:t>
@@ -3994,22 +4326,13 @@
         <w:t xml:space="preserve"> </w:t>
       </w:r>
       <w:r>
-        <w:t xml:space="preserve">matching method removes it. By</w:t>
-      </w:r>
-      <w:r>
-        <w:t xml:space="preserve"> </w:t>
-      </w:r>
-      <w:r>
-        <w:t xml:space="preserve">selecting the best-matched dense–sparse pairs jointly it equates length and</w:t>
-      </w:r>
-      <w:r>
-        <w:t xml:space="preserve"> </w:t>
-      </w:r>
-      <w:r>
-        <w:t xml:space="preserve">frequency almost exactly (Cohen’s</w:t>
-      </w:r>
-      <w:r>
-        <w:t xml:space="preserve"> </w:t>
+        <w:t xml:space="preserve">matching method removes it: by selecting the best-matched dense–sparse</w:t>
+      </w:r>
+      <w:r>
+        <w:t xml:space="preserve"> </w:t>
+      </w:r>
+      <w:r>
+        <w:t xml:space="preserve">pairs jointly it equates length and frequency almost exactly (</w:t>
       </w:r>
       <w:r>
         <w:rPr>
@@ -4022,13 +4345,19 @@
         <w:t xml:space="preserve"> </w:t>
       </w:r>
       <w:r>
-        <w:t xml:space="preserve">≈ 0.00 on both, well inside the bound)</w:t>
-      </w:r>
-      <w:r>
-        <w:t xml:space="preserve"> </w:t>
-      </w:r>
-      <w:r>
-        <w:t xml:space="preserve">while the density contrast remains an order of magnitude larger (</w:t>
+        <w:t xml:space="preserve">≈ 0.00 on both,</w:t>
+      </w:r>
+      <w:r>
+        <w:t xml:space="preserve"> </w:t>
+      </w:r>
+      <w:r>
+        <w:t xml:space="preserve">with intervals tightly around zero) while the density contrast remains an order of</w:t>
+      </w:r>
+      <w:r>
+        <w:t xml:space="preserve"> </w:t>
+      </w:r>
+      <w:r>
+        <w:t xml:space="preserve">magnitude larger (</w:t>
       </w:r>
       <w:r>
         <w:rPr>
@@ -4041,19 +4370,13 @@
         <w:t xml:space="preserve"> </w:t>
       </w:r>
       <w:r>
-        <w:t xml:space="preserve">&gt; 2). The</w:t>
-      </w:r>
-      <w:r>
-        <w:t xml:space="preserve"> </w:t>
-      </w:r>
-      <w:r>
-        <w:t xml:space="preserve">confound is thus a solved engineering problem rather than an inherent limit on</w:t>
-      </w:r>
-      <w:r>
-        <w:t xml:space="preserve"> </w:t>
-      </w:r>
-      <w:r>
-        <w:t xml:space="preserve">the design, and</w:t>
+        <w:t xml:space="preserve">&gt; 2). The confound is thus a solved engineering problem</w:t>
+      </w:r>
+      <w:r>
+        <w:t xml:space="preserve"> </w:t>
+      </w:r>
+      <w:r>
+        <w:t xml:space="preserve">rather than an inherent limit on the design, and</w:t>
       </w:r>
       <w:r>
         <w:t xml:space="preserve"> </w:t>
@@ -4065,19 +4388,25 @@
         <w:t xml:space="preserve"> </w:t>
       </w:r>
       <w:r>
-        <w:t xml:space="preserve">reports the realised equivalence transparently. We read</w:t>
-      </w:r>
-      <w:r>
-        <w:t xml:space="preserve"> </w:t>
-      </w:r>
-      <w:r>
-        <w:t xml:space="preserve">the TOST as a conservative complement to the standardised mean difference</w:t>
-      </w:r>
-      <w:r>
-        <w:t xml:space="preserve"> </w:t>
-      </w:r>
-      <w:r>
-        <w:t xml:space="preserve">(Lakens, 2017)</w:t>
+        <w:t xml:space="preserve">reports the realised</w:t>
+      </w:r>
+      <w:r>
+        <w:t xml:space="preserve"> </w:t>
+      </w:r>
+      <w:r>
+        <w:t xml:space="preserve">control transparently — effect size and interval first, equivalence test as a</w:t>
+      </w:r>
+      <w:r>
+        <w:t xml:space="preserve"> </w:t>
+      </w:r>
+      <w:r>
+        <w:t xml:space="preserve">bound-referenced complement</w:t>
+      </w:r>
+      <w:r>
+        <w:t xml:space="preserve"> </w:t>
+      </w:r>
+      <w:r>
+        <w:t xml:space="preserve">(Lakens, 2017; Sassenhagen &amp; Alday, 2016)</w:t>
       </w:r>
       <w:r>
         <w:t xml:space="preserve">.</w:t>
@@ -6368,13 +6697,29 @@
         <w:t xml:space="preserve"> </w:t>
       </w:r>
       <w:r>
-        <w:t xml:space="preserve">character-level neighbourhood measures are equated across conditions (both</w:t>
-      </w:r>
-      <w:r>
-        <w:t xml:space="preserve"> </w:t>
-      </w:r>
-      <w:r>
-        <w:t xml:space="preserve">TOST-equivalent at the 0.5-</w:t>
+        <w:t xml:space="preserve">character-level neighbourhood measures are equated across conditions (each with a</w:t>
+      </w:r>
+      <w:r>
+        <w:t xml:space="preserve"> </w:t>
+      </w:r>
+      <w:r>
+        <w:t xml:space="preserve">90% confidence interval on</w:t>
+      </w:r>
+      <w:r>
+        <w:t xml:space="preserve"> </w:t>
+      </w:r>
+      <w:r>
+        <w:rPr>
+          <w:i/>
+          <w:iCs/>
+        </w:rPr>
+        <w:t xml:space="preserve">d</w:t>
+      </w:r>
+      <w:r>
+        <w:t xml:space="preserve"> </w:t>
+      </w:r>
+      <w:r>
+        <w:t xml:space="preserve">lying within the 0.5-</w:t>
       </w:r>
       <w:r>
         <w:rPr>
@@ -6387,7 +6732,13 @@
         <w:t xml:space="preserve"> </w:t>
       </w:r>
       <w:r>
-        <w:t xml:space="preserve">bound). Chinese two-character words have dense</w:t>
+        <w:t xml:space="preserve">bound, and</w:t>
+      </w:r>
+      <w:r>
+        <w:t xml:space="preserve"> </w:t>
+      </w:r>
+      <w:r>
+        <w:t xml:space="preserve">correspondingly TOST-equivalent). Chinese two-character words have dense</w:t>
       </w:r>
       <w:r>
         <w:t xml:space="preserve"> </w:t>
@@ -8354,7 +8705,7 @@
     </w:p>
     <w:bookmarkEnd w:id="30"/>
     <w:bookmarkEnd w:id="31"/>
-    <w:bookmarkStart w:id="61" w:name="references"/>
+    <w:bookmarkStart w:id="63" w:name="references"/>
     <w:p>
       <w:pPr>
         <w:pStyle w:val="Heading1"/>
@@ -8363,7 +8714,7 @@
         <w:t xml:space="preserve">References</w:t>
       </w:r>
     </w:p>
-    <w:bookmarkStart w:id="60" w:name="refs"/>
+    <w:bookmarkStart w:id="62" w:name="refs"/>
     <w:bookmarkStart w:id="33" w:name="ref-brysbaert2009subtlexus"/>
     <w:p>
       <w:pPr>
@@ -9051,7 +9402,66 @@
       </w:hyperlink>
     </w:p>
     <w:bookmarkEnd w:id="51"/>
-    <w:bookmarkStart w:id="53" w:name="ref-speer2022wordfreq"/>
+    <w:bookmarkStart w:id="53" w:name="ref-sassenhagen2016nuisance"/>
+    <w:p>
+      <w:pPr>
+        <w:pStyle w:val="Bibliography"/>
+      </w:pPr>
+      <w:r>
+        <w:t xml:space="preserve">Sassenhagen, J., &amp; Alday, P. M. (2016). A common misapplication of statistical inference:</w:t>
+      </w:r>
+      <w:r>
+        <w:t xml:space="preserve"> </w:t>
+      </w:r>
+      <w:r>
+        <w:t xml:space="preserve">Nuisance</w:t>
+      </w:r>
+      <w:r>
+        <w:t xml:space="preserve"> </w:t>
+      </w:r>
+      <w:r>
+        <w:t xml:space="preserve">control with null-hypothesis significance tests.</w:t>
+      </w:r>
+      <w:r>
+        <w:t xml:space="preserve"> </w:t>
+      </w:r>
+      <w:r>
+        <w:rPr>
+          <w:i/>
+          <w:iCs/>
+        </w:rPr>
+        <w:t xml:space="preserve">Brain and Language</w:t>
+      </w:r>
+      <w:r>
+        <w:t xml:space="preserve">,</w:t>
+      </w:r>
+      <w:r>
+        <w:t xml:space="preserve"> </w:t>
+      </w:r>
+      <w:r>
+        <w:rPr>
+          <w:i/>
+          <w:iCs/>
+        </w:rPr>
+        <w:t xml:space="preserve">162</w:t>
+      </w:r>
+      <w:r>
+        <w:t xml:space="preserve">, 42–45.</w:t>
+      </w:r>
+      <w:r>
+        <w:t xml:space="preserve"> </w:t>
+      </w:r>
+      <w:hyperlink r:id="rId52">
+        <w:r>
+          <w:rPr>
+            <w:rStyle w:val="Hyperlink"/>
+          </w:rPr>
+          <w:t xml:space="preserve">https://doi.org/10.1016/j.bandl.2016.08.001</w:t>
+        </w:r>
+      </w:hyperlink>
+    </w:p>
+    <w:bookmarkEnd w:id="53"/>
+    <w:bookmarkStart w:id="55" w:name="ref-speer2022wordfreq"/>
     <w:p>
       <w:pPr>
         <w:pStyle w:val="Bibliography"/>
@@ -9082,7 +9492,7 @@
       <w:r>
         <w:t xml:space="preserve"> </w:t>
       </w:r>
-      <w:hyperlink r:id="rId52">
+      <w:hyperlink r:id="rId54">
         <w:r>
           <w:rPr>
             <w:rStyle w:val="Hyperlink"/>
@@ -9091,8 +9501,8 @@
         </w:r>
       </w:hyperlink>
     </w:p>
-    <w:bookmarkEnd w:id="53"/>
-    <w:bookmarkStart w:id="55" w:name="ref-taylor2020lexops"/>
+    <w:bookmarkEnd w:id="55"/>
+    <w:bookmarkStart w:id="57" w:name="ref-taylor2020lexops"/>
     <w:p>
       <w:pPr>
         <w:pStyle w:val="Bibliography"/>
@@ -9150,7 +9560,7 @@
       <w:r>
         <w:t xml:space="preserve"> </w:t>
       </w:r>
-      <w:hyperlink r:id="rId54">
+      <w:hyperlink r:id="rId56">
         <w:r>
           <w:rPr>
             <w:rStyle w:val="Hyperlink"/>
@@ -9159,8 +9569,8 @@
         </w:r>
       </w:hyperlink>
     </w:p>
-    <w:bookmarkEnd w:id="55"/>
-    <w:bookmarkStart w:id="57" w:name="ref-wilkinson2016fair"/>
+    <w:bookmarkEnd w:id="57"/>
+    <w:bookmarkStart w:id="59" w:name="ref-wilkinson2016fair"/>
     <w:p>
       <w:pPr>
         <w:pStyle w:val="Bibliography"/>
@@ -9212,7 +9622,7 @@
       <w:r>
         <w:t xml:space="preserve"> </w:t>
       </w:r>
-      <w:hyperlink r:id="rId56">
+      <w:hyperlink r:id="rId58">
         <w:r>
           <w:rPr>
             <w:rStyle w:val="Hyperlink"/>
@@ -9221,8 +9631,8 @@
         </w:r>
       </w:hyperlink>
     </w:p>
-    <w:bookmarkEnd w:id="57"/>
-    <w:bookmarkStart w:id="59" w:name="ref-yarkoni2008old20"/>
+    <w:bookmarkEnd w:id="59"/>
+    <w:bookmarkStart w:id="61" w:name="ref-yarkoni2008old20"/>
     <w:p>
       <w:pPr>
         <w:pStyle w:val="Bibliography"/>
@@ -9274,7 +9684,7 @@
       <w:r>
         <w:t xml:space="preserve"> </w:t>
       </w:r>
-      <w:hyperlink r:id="rId58">
+      <w:hyperlink r:id="rId60">
         <w:r>
           <w:rPr>
             <w:rStyle w:val="Hyperlink"/>
@@ -9283,9 +9693,9 @@
         </w:r>
       </w:hyperlink>
     </w:p>
-    <w:bookmarkEnd w:id="59"/>
-    <w:bookmarkEnd w:id="60"/>
     <w:bookmarkEnd w:id="61"/>
+    <w:bookmarkEnd w:id="62"/>
+    <w:bookmarkEnd w:id="63"/>
     <w:sectPr>
       <w:footnotePr>
         <w:numRestart w:val="eachSect"/>

--- a/manuscript/manuscript.docx
+++ b/manuscript/manuscript.docx
@@ -23,7 +23,7 @@
         <w:pStyle w:val="Date"/>
       </w:pPr>
       <w:r>
-        <w:t xml:space="preserve">2026-06-10</w:t>
+        <w:t xml:space="preserve">2026-06-13</w:t>
       </w:r>
     </w:p>
     <w:p>
@@ -156,13 +156,31 @@
         <w:t xml:space="preserve"> </w:t>
       </w:r>
       <w:r>
-        <w:t xml:space="preserve">targets. The matching is deterministic, so the two engines select identical</w:t>
-      </w:r>
-      <w:r>
-        <w:t xml:space="preserve"> </w:t>
-      </w:r>
-      <w:r>
-        <w:t xml:space="preserve">matched stimuli; we</w:t>
+        <w:t xml:space="preserve">targets. The trial is described declaratively as a sequence of events, so the</w:t>
+      </w:r>
+      <w:r>
+        <w:t xml:space="preserve"> </w:t>
+      </w:r>
+      <w:r>
+        <w:t xml:space="preserve">same engine builds factorial word studies, lexical decision with generated</w:t>
+      </w:r>
+      <w:r>
+        <w:t xml:space="preserve"> </w:t>
+      </w:r>
+      <w:r>
+        <w:t xml:space="preserve">pseudowords, priming and self-paced reading from configuration rather than code.</w:t>
+      </w:r>
+      <w:r>
+        <w:t xml:space="preserve"> </w:t>
+      </w:r>
+      <w:r>
+        <w:t xml:space="preserve">The matching and generation are deterministic, so the two engines select</w:t>
+      </w:r>
+      <w:r>
+        <w:t xml:space="preserve"> </w:t>
+      </w:r>
+      <w:r>
+        <w:t xml:space="preserve">identical materials; we</w:t>
       </w:r>
       <w:r>
         <w:t xml:space="preserve"> </w:t>
@@ -174,13 +192,19 @@
         <w:t xml:space="preserve"> </w:t>
       </w:r>
       <w:r>
-        <w:t xml:space="preserve">this on five worked examples in English, Spanish and Mandarin Chinese, the last</w:t>
-      </w:r>
-      <w:r>
-        <w:t xml:space="preserve"> </w:t>
-      </w:r>
-      <w:r>
-        <w:t xml:space="preserve">of which shows that the workflow extends to a logographic writing system. The</w:t>
+        <w:t xml:space="preserve">this on eight worked examples in English, Spanish and Mandarin Chinese — across</w:t>
+      </w:r>
+      <w:r>
+        <w:t xml:space="preserve"> </w:t>
+      </w:r>
+      <w:r>
+        <w:t xml:space="preserve">word, pseudoword, paired and sentence stimuli — one of which shows that the</w:t>
+      </w:r>
+      <w:r>
+        <w:t xml:space="preserve"> </w:t>
+      </w:r>
+      <w:r>
+        <w:t xml:space="preserve">workflow extends to a logographic writing system. The</w:t>
       </w:r>
       <w:r>
         <w:t xml:space="preserve"> </w:t>
@@ -337,157 +361,91 @@
         <w:pStyle w:val="BodyText"/>
       </w:pPr>
       <w:r>
-        <w:t xml:space="preserve">Two families of tool address parts of the problem. The first matches or equates</w:t>
-      </w:r>
-      <w:r>
-        <w:t xml:space="preserve"> </w:t>
-      </w:r>
-      <w:r>
-        <w:t xml:space="preserve">word stimuli on lexical properties.</w:t>
-      </w:r>
-      <w:r>
-        <w:t xml:space="preserve"> </w:t>
-      </w:r>
-      <w:r>
-        <w:t xml:space="preserve">‘LexOPS’</w:t>
-      </w:r>
-      <w:r>
-        <w:t xml:space="preserve"> </w:t>
-      </w:r>
-      <w:r>
-        <w:t xml:space="preserve">(Taylor et al., 2020)</w:t>
-      </w:r>
-      <w:r>
-        <w:t xml:space="preserve"> </w:t>
-      </w:r>
-      <w:r>
-        <w:t xml:space="preserve">generates</w:t>
-      </w:r>
-      <w:r>
-        <w:t xml:space="preserve"> </w:t>
-      </w:r>
-      <w:r>
-        <w:t xml:space="preserve">controlled word lists for arbitrary factorial designs, with both per-dimension</w:t>
-      </w:r>
-      <w:r>
-        <w:t xml:space="preserve"> </w:t>
-      </w:r>
-      <w:r>
-        <w:t xml:space="preserve">tolerances and weighted multivariate Euclidean matching;</w:t>
-      </w:r>
-      <w:r>
-        <w:t xml:space="preserve"> </w:t>
-      </w:r>
-      <w:r>
-        <w:t xml:space="preserve">‘LIBRA’</w:t>
-      </w:r>
-      <w:r>
-        <w:t xml:space="preserve"> </w:t>
-      </w:r>
-      <w:r>
-        <w:t xml:space="preserve">(Lintz et al., 2021)</w:t>
-      </w:r>
-      <w:r>
-        <w:t xml:space="preserve"> </w:t>
-      </w:r>
-      <w:r>
-        <w:t xml:space="preserve">equates lists across conditions using a resampling algorithm;</w:t>
-      </w:r>
-      <w:r>
-        <w:t xml:space="preserve"> </w:t>
-      </w:r>
-      <w:r>
-        <w:t xml:space="preserve">and</w:t>
-      </w:r>
-      <w:r>
-        <w:t xml:space="preserve"> </w:t>
-      </w:r>
-      <w:r>
-        <w:t xml:space="preserve">‘LASTU’</w:t>
-      </w:r>
-      <w:r>
-        <w:t xml:space="preserve"> </w:t>
-      </w:r>
-      <w:r>
-        <w:t xml:space="preserve">(Itkonen et al., 2024)</w:t>
-      </w:r>
-      <w:r>
-        <w:t xml:space="preserve"> </w:t>
-      </w:r>
-      <w:r>
-        <w:t xml:space="preserve">provides searchable access to a language-specific</w:t>
-      </w:r>
-      <w:r>
-        <w:t xml:space="preserve"> </w:t>
-      </w:r>
-      <w:r>
-        <w:t xml:space="preserve">lexicon. These tools are mature and widely used, but they end at the stimulus</w:t>
-      </w:r>
-      <w:r>
-        <w:t xml:space="preserve"> </w:t>
-      </w:r>
-      <w:r>
-        <w:t xml:space="preserve">list: none generates the experiment that presents it, and most are tied to a</w:t>
-      </w:r>
-      <w:r>
-        <w:t xml:space="preserve"> </w:t>
-      </w:r>
-      <w:r>
-        <w:t xml:space="preserve">single language and to one programming ecosystem. The second family builds and</w:t>
-      </w:r>
-      <w:r>
-        <w:t xml:space="preserve"> </w:t>
-      </w:r>
-      <w:r>
-        <w:t xml:space="preserve">runs experiments.</w:t>
-      </w:r>
-      <w:r>
-        <w:t xml:space="preserve"> </w:t>
-      </w:r>
-      <w:r>
-        <w:t xml:space="preserve">‘PsychoPy’</w:t>
-      </w:r>
-      <w:r>
-        <w:t xml:space="preserve"> </w:t>
-      </w:r>
-      <w:r>
-        <w:t xml:space="preserve">(Peirce et al., 2019)</w:t>
-      </w:r>
-      <w:r>
-        <w:t xml:space="preserve"> </w:t>
-      </w:r>
-      <w:r>
-        <w:t xml:space="preserve">and</w:t>
-      </w:r>
-      <w:r>
-        <w:t xml:space="preserve"> </w:t>
-      </w:r>
-      <w:r>
-        <w:t xml:space="preserve">‘OpenSesame’</w:t>
-      </w:r>
-      <w:r>
-        <w:t xml:space="preserve"> </w:t>
-      </w:r>
-      <w:r>
-        <w:t xml:space="preserve">(Mathôt et al., 2012)</w:t>
-      </w:r>
-      <w:r>
-        <w:t xml:space="preserve"> </w:t>
-      </w:r>
-      <w:r>
-        <w:t xml:space="preserve">offer precise spatial and temporal control over stimulus</w:t>
-      </w:r>
-      <w:r>
-        <w:t xml:space="preserve"> </w:t>
-      </w:r>
-      <w:r>
-        <w:t xml:space="preserve">presentation and support the hardware triggers that ERP research requires, but</w:t>
-      </w:r>
-      <w:r>
-        <w:t xml:space="preserve"> </w:t>
-      </w:r>
-      <w:r>
-        <w:t xml:space="preserve">they take the stimulus set as given and do nothing to construct or to balance it.</w:t>
+        <w:t xml:space="preserve">This preparatory machinery is where a quiet reproducibility problem lives.</w:t>
+      </w:r>
+      <w:r>
+        <w:t xml:space="preserve"> </w:t>
+      </w:r>
+      <w:r>
+        <w:t xml:space="preserve">Surveys of open-science practice in linguistics find that experimental materials</w:t>
+      </w:r>
+      <w:r>
+        <w:t xml:space="preserve"> </w:t>
+      </w:r>
+      <w:r>
+        <w:t xml:space="preserve">are rarely shared: across a broad sample only about one article in six stated</w:t>
+      </w:r>
+      <w:r>
+        <w:t xml:space="preserve"> </w:t>
+      </w:r>
+      <w:r>
+        <w:t xml:space="preserve">that its materials were available, and the sharing of materials, data and</w:t>
+      </w:r>
+      <w:r>
+        <w:t xml:space="preserve"> </w:t>
+      </w:r>
+      <w:r>
+        <w:t xml:space="preserve">protocols has scarcely improved over a decade</w:t>
+      </w:r>
+      <w:r>
+        <w:t xml:space="preserve"> </w:t>
+      </w:r>
+      <w:r>
+        <w:t xml:space="preserve">(Bochynska et al., 2023)</w:t>
+      </w:r>
+      <w:r>
+        <w:t xml:space="preserve">. Yet</w:t>
+      </w:r>
+      <w:r>
+        <w:t xml:space="preserve"> </w:t>
+      </w:r>
+      <w:r>
+        <w:t xml:space="preserve">materials are a precondition both for replicating a result and for judging how far</w:t>
+      </w:r>
+      <w:r>
+        <w:t xml:space="preserve"> </w:t>
+      </w:r>
+      <w:r>
+        <w:t xml:space="preserve">it generalises. The gap compounds an analytic one: quantitative phonetic and</w:t>
+      </w:r>
+      <w:r>
+        <w:t xml:space="preserve"> </w:t>
+      </w:r>
+      <w:r>
+        <w:t xml:space="preserve">psycholinguistic work affords many undocumented choices — how a stimulus set is</w:t>
+      </w:r>
+      <w:r>
+        <w:t xml:space="preserve"> </w:t>
+      </w:r>
+      <w:r>
+        <w:t xml:space="preserve">assembled, how a measure is quantified — and exploiting this flexibility inflates</w:t>
+      </w:r>
+      <w:r>
+        <w:t xml:space="preserve"> </w:t>
+      </w:r>
+      <w:r>
+        <w:t xml:space="preserve">false positives</w:t>
+      </w:r>
+      <w:r>
+        <w:t xml:space="preserve"> </w:t>
+      </w:r>
+      <w:r>
+        <w:t xml:space="preserve">(</w:t>
+      </w:r>
+      <w:r>
+        <w:t xml:space="preserve">Coretta et al.</w:t>
+      </w:r>
+      <w:r>
+        <w:t xml:space="preserve">, 2023; Roettger, 2019; Roettger et al., 2019)</w:t>
+      </w:r>
+      <w:r>
+        <w:t xml:space="preserve">. Transparent, runnable, shareable materials are part</w:t>
+      </w:r>
+      <w:r>
+        <w:t xml:space="preserve"> </w:t>
+      </w:r>
+      <w:r>
+        <w:t xml:space="preserve">of the remedy these authors call for.</w:t>
       </w:r>
     </w:p>
     <w:p>
@@ -495,64 +453,101 @@
         <w:pStyle w:val="BodyText"/>
       </w:pPr>
       <w:r>
-        <w:t xml:space="preserve">The gap, then, is not a missing capability but a missing integration. No single,</w:t>
-      </w:r>
-      <w:r>
-        <w:t xml:space="preserve"> </w:t>
-      </w:r>
-      <w:r>
-        <w:t xml:space="preserve">installable framework spans many-language corpus access, parallel</w:t>
-      </w:r>
-      <w:r>
-        <w:t xml:space="preserve"> </w:t>
-      </w:r>
-      <w:r>
-        <w:t xml:space="preserve">multidimensional matching, counterbalancing and the automated generation of</w:t>
-      </w:r>
-      <w:r>
-        <w:t xml:space="preserve"> </w:t>
-      </w:r>
-      <w:r>
-        <w:t xml:space="preserve">hardware-timed presentation scripts, and none does so across both the R and the</w:t>
-      </w:r>
-      <w:r>
-        <w:t xml:space="preserve"> </w:t>
-      </w:r>
-      <w:r>
-        <w:t xml:space="preserve">Python ecosystems and both major open presentation platforms. A second, subtler</w:t>
-      </w:r>
-      <w:r>
-        <w:t xml:space="preserve"> </w:t>
-      </w:r>
-      <w:r>
-        <w:t xml:space="preserve">gap concerns timing. In the artificial-grammar workflow that motivated this work</w:t>
-      </w:r>
-      <w:r>
-        <w:t xml:space="preserve"> </w:t>
-      </w:r>
-      <w:r>
-        <w:t xml:space="preserve">(González Alonso et al., 2025)</w:t>
-      </w:r>
-      <w:r>
-        <w:t xml:space="preserve">, EEG markers were sent from an experiment item that</w:t>
-      </w:r>
-      <w:r>
-        <w:t xml:space="preserve"> </w:t>
-      </w:r>
-      <w:r>
-        <w:t xml:space="preserve">followed the word, so that only the first marker was even approximately aligned</w:t>
-      </w:r>
-      <w:r>
-        <w:t xml:space="preserve"> </w:t>
-      </w:r>
-      <w:r>
-        <w:t xml:space="preserve">with stimulus onset; the others were sequence-ordered. This is a common pattern</w:t>
-      </w:r>
-      <w:r>
-        <w:t xml:space="preserve"> </w:t>
-      </w:r>
-      <w:r>
-        <w:t xml:space="preserve">and an avoidable source of jitter.</w:t>
+        <w:t xml:space="preserve">There is also a statistical reason to take materials seriously. The items in an</w:t>
+      </w:r>
+      <w:r>
+        <w:t xml:space="preserve"> </w:t>
+      </w:r>
+      <w:r>
+        <w:t xml:space="preserve">experiment are a sample from a larger population of possible items, and a</w:t>
+      </w:r>
+      <w:r>
+        <w:t xml:space="preserve"> </w:t>
+      </w:r>
+      <w:r>
+        <w:t xml:space="preserve">conclusion is meant to hold for that population, not merely for the words actually</w:t>
+      </w:r>
+      <w:r>
+        <w:t xml:space="preserve"> </w:t>
+      </w:r>
+      <w:r>
+        <w:t xml:space="preserve">shown. Treating items as a fixed rather than a random factor inflates Type I error</w:t>
+      </w:r>
+      <w:r>
+        <w:t xml:space="preserve"> </w:t>
+      </w:r>
+      <w:r>
+        <w:t xml:space="preserve">— the language-as-fixed-effect fallacy</w:t>
+      </w:r>
+      <w:r>
+        <w:t xml:space="preserve"> </w:t>
+      </w:r>
+      <w:r>
+        <w:t xml:space="preserve">(Clark, 1973)</w:t>
+      </w:r>
+      <w:r>
+        <w:t xml:space="preserve"> </w:t>
+      </w:r>
+      <w:r>
+        <w:t xml:space="preserve">— and recent work</w:t>
+      </w:r>
+      <w:r>
+        <w:t xml:space="preserve"> </w:t>
+      </w:r>
+      <w:r>
+        <w:t xml:space="preserve">recasts the same point as a</w:t>
+      </w:r>
+      <w:r>
+        <w:t xml:space="preserve"> </w:t>
+      </w:r>
+      <w:r>
+        <w:rPr>
+          <w:i/>
+          <w:iCs/>
+        </w:rPr>
+        <w:t xml:space="preserve">generalizability crisis</w:t>
+      </w:r>
+      <w:r>
+        <w:t xml:space="preserve">: researchers routinely model</w:t>
+      </w:r>
+      <w:r>
+        <w:t xml:space="preserve"> </w:t>
+      </w:r>
+      <w:r>
+        <w:t xml:space="preserve">participants as a random factor but not stimuli, and so claim more than their</w:t>
+      </w:r>
+      <w:r>
+        <w:t xml:space="preserve"> </w:t>
+      </w:r>
+      <w:r>
+        <w:t xml:space="preserve">designs license</w:t>
+      </w:r>
+      <w:r>
+        <w:t xml:space="preserve"> </w:t>
+      </w:r>
+      <w:r>
+        <w:t xml:space="preserve">(Yarkoni, 2020)</w:t>
+      </w:r>
+      <w:r>
+        <w:t xml:space="preserve">. A tool that makes the construction</w:t>
+      </w:r>
+      <w:r>
+        <w:t xml:space="preserve"> </w:t>
+      </w:r>
+      <w:r>
+        <w:t xml:space="preserve">of a matched, balanced item set explicit, reproducible and shareable is therefore</w:t>
+      </w:r>
+      <w:r>
+        <w:t xml:space="preserve"> </w:t>
+      </w:r>
+      <w:r>
+        <w:t xml:space="preserve">not a convenience but part of the methodological infrastructure that careful</w:t>
+      </w:r>
+      <w:r>
+        <w:t xml:space="preserve"> </w:t>
+      </w:r>
+      <w:r>
+        <w:t xml:space="preserve">inference requires.</w:t>
       </w:r>
     </w:p>
     <w:p>
@@ -560,6 +555,229 @@
         <w:pStyle w:val="BodyText"/>
       </w:pPr>
       <w:r>
+        <w:t xml:space="preserve">Two families of tool address parts of the problem. The first matches or equates</w:t>
+      </w:r>
+      <w:r>
+        <w:t xml:space="preserve"> </w:t>
+      </w:r>
+      <w:r>
+        <w:t xml:space="preserve">word stimuli on lexical properties.</w:t>
+      </w:r>
+      <w:r>
+        <w:t xml:space="preserve"> </w:t>
+      </w:r>
+      <w:r>
+        <w:t xml:space="preserve">‘LexOPS’</w:t>
+      </w:r>
+      <w:r>
+        <w:t xml:space="preserve"> </w:t>
+      </w:r>
+      <w:r>
+        <w:t xml:space="preserve">(Taylor et al., 2020)</w:t>
+      </w:r>
+      <w:r>
+        <w:t xml:space="preserve"> </w:t>
+      </w:r>
+      <w:r>
+        <w:t xml:space="preserve">generates</w:t>
+      </w:r>
+      <w:r>
+        <w:t xml:space="preserve"> </w:t>
+      </w:r>
+      <w:r>
+        <w:t xml:space="preserve">controlled word lists for arbitrary factorial designs, with both per-dimension</w:t>
+      </w:r>
+      <w:r>
+        <w:t xml:space="preserve"> </w:t>
+      </w:r>
+      <w:r>
+        <w:t xml:space="preserve">tolerances and weighted multivariate Euclidean matching;</w:t>
+      </w:r>
+      <w:r>
+        <w:t xml:space="preserve"> </w:t>
+      </w:r>
+      <w:r>
+        <w:t xml:space="preserve">‘LIBRA’</w:t>
+      </w:r>
+      <w:r>
+        <w:t xml:space="preserve"> </w:t>
+      </w:r>
+      <w:r>
+        <w:t xml:space="preserve">(Lintz et al., 2021)</w:t>
+      </w:r>
+      <w:r>
+        <w:t xml:space="preserve"> </w:t>
+      </w:r>
+      <w:r>
+        <w:t xml:space="preserve">equates lists across conditions using a resampling algorithm;</w:t>
+      </w:r>
+      <w:r>
+        <w:t xml:space="preserve"> </w:t>
+      </w:r>
+      <w:r>
+        <w:t xml:space="preserve">and</w:t>
+      </w:r>
+      <w:r>
+        <w:t xml:space="preserve"> </w:t>
+      </w:r>
+      <w:r>
+        <w:t xml:space="preserve">‘LASTU’</w:t>
+      </w:r>
+      <w:r>
+        <w:t xml:space="preserve"> </w:t>
+      </w:r>
+      <w:r>
+        <w:t xml:space="preserve">(Itkonen et al., 2024)</w:t>
+      </w:r>
+      <w:r>
+        <w:t xml:space="preserve"> </w:t>
+      </w:r>
+      <w:r>
+        <w:t xml:space="preserve">provides searchable access to a language-specific</w:t>
+      </w:r>
+      <w:r>
+        <w:t xml:space="preserve"> </w:t>
+      </w:r>
+      <w:r>
+        <w:t xml:space="preserve">lexicon. These tools are mature and widely used, but they end at the stimulus</w:t>
+      </w:r>
+      <w:r>
+        <w:t xml:space="preserve"> </w:t>
+      </w:r>
+      <w:r>
+        <w:t xml:space="preserve">list: none generates the experiment that presents it, and most are tied to a</w:t>
+      </w:r>
+      <w:r>
+        <w:t xml:space="preserve"> </w:t>
+      </w:r>
+      <w:r>
+        <w:t xml:space="preserve">single language and to one programming ecosystem. The second family builds and</w:t>
+      </w:r>
+      <w:r>
+        <w:t xml:space="preserve"> </w:t>
+      </w:r>
+      <w:r>
+        <w:t xml:space="preserve">runs experiments.</w:t>
+      </w:r>
+      <w:r>
+        <w:t xml:space="preserve"> </w:t>
+      </w:r>
+      <w:r>
+        <w:t xml:space="preserve">‘PsychoPy’</w:t>
+      </w:r>
+      <w:r>
+        <w:t xml:space="preserve"> </w:t>
+      </w:r>
+      <w:r>
+        <w:t xml:space="preserve">(Peirce et al., 2019)</w:t>
+      </w:r>
+      <w:r>
+        <w:t xml:space="preserve"> </w:t>
+      </w:r>
+      <w:r>
+        <w:t xml:space="preserve">and</w:t>
+      </w:r>
+      <w:r>
+        <w:t xml:space="preserve"> </w:t>
+      </w:r>
+      <w:r>
+        <w:t xml:space="preserve">‘OpenSesame’</w:t>
+      </w:r>
+      <w:r>
+        <w:t xml:space="preserve"> </w:t>
+      </w:r>
+      <w:r>
+        <w:t xml:space="preserve">(Mathôt et al., 2012)</w:t>
+      </w:r>
+      <w:r>
+        <w:t xml:space="preserve"> </w:t>
+      </w:r>
+      <w:r>
+        <w:t xml:space="preserve">offer precise spatial and temporal control over stimulus</w:t>
+      </w:r>
+      <w:r>
+        <w:t xml:space="preserve"> </w:t>
+      </w:r>
+      <w:r>
+        <w:t xml:space="preserve">presentation and support the hardware triggers that ERP research requires, but</w:t>
+      </w:r>
+      <w:r>
+        <w:t xml:space="preserve"> </w:t>
+      </w:r>
+      <w:r>
+        <w:t xml:space="preserve">they take the stimulus set as given and do nothing to construct or to balance it.</w:t>
+      </w:r>
+    </w:p>
+    <w:p>
+      <w:pPr>
+        <w:pStyle w:val="BodyText"/>
+      </w:pPr>
+      <w:r>
+        <w:t xml:space="preserve">The gap, then, is not a missing capability but a missing integration. No single,</w:t>
+      </w:r>
+      <w:r>
+        <w:t xml:space="preserve"> </w:t>
+      </w:r>
+      <w:r>
+        <w:t xml:space="preserve">installable framework spans many-language corpus access, parallel</w:t>
+      </w:r>
+      <w:r>
+        <w:t xml:space="preserve"> </w:t>
+      </w:r>
+      <w:r>
+        <w:t xml:space="preserve">multidimensional matching, counterbalancing and the automated generation of</w:t>
+      </w:r>
+      <w:r>
+        <w:t xml:space="preserve"> </w:t>
+      </w:r>
+      <w:r>
+        <w:t xml:space="preserve">hardware-timed presentation scripts, and none does so across both the R and the</w:t>
+      </w:r>
+      <w:r>
+        <w:t xml:space="preserve"> </w:t>
+      </w:r>
+      <w:r>
+        <w:t xml:space="preserve">Python ecosystems and both major open presentation platforms. A second, subtler</w:t>
+      </w:r>
+      <w:r>
+        <w:t xml:space="preserve"> </w:t>
+      </w:r>
+      <w:r>
+        <w:t xml:space="preserve">gap concerns timing. In the artificial-grammar workflow that motivated this work</w:t>
+      </w:r>
+      <w:r>
+        <w:t xml:space="preserve"> </w:t>
+      </w:r>
+      <w:r>
+        <w:t xml:space="preserve">(González Alonso et al., 2025)</w:t>
+      </w:r>
+      <w:r>
+        <w:t xml:space="preserve">, EEG markers were sent from an experiment item that</w:t>
+      </w:r>
+      <w:r>
+        <w:t xml:space="preserve"> </w:t>
+      </w:r>
+      <w:r>
+        <w:t xml:space="preserve">followed the word, so that only the first marker was even approximately aligned</w:t>
+      </w:r>
+      <w:r>
+        <w:t xml:space="preserve"> </w:t>
+      </w:r>
+      <w:r>
+        <w:t xml:space="preserve">with stimulus onset; the others were sequence-ordered. This is a common pattern</w:t>
+      </w:r>
+      <w:r>
+        <w:t xml:space="preserve"> </w:t>
+      </w:r>
+      <w:r>
+        <w:t xml:space="preserve">and an avoidable source of jitter.</w:t>
+      </w:r>
+    </w:p>
+    <w:p>
+      <w:pPr>
+        <w:pStyle w:val="BodyText"/>
+      </w:pPr>
+      <w:r>
         <w:t xml:space="preserve">We present</w:t>
       </w:r>
       <w:r>
@@ -635,7 +853,7 @@
         <w:t xml:space="preserve"> </w:t>
       </w:r>
       <w:r>
-        <w:t xml:space="preserve">bound to the exact screen flip on which the word appears, using</w:t>
+        <w:t xml:space="preserve">bound to the exact screen flip on which the critical stimulus appears, using</w:t>
       </w:r>
       <w:r>
         <w:t xml:space="preserve"> </w:t>
@@ -665,7 +883,50 @@
         <w:t xml:space="preserve"> </w:t>
       </w:r>
       <w:r>
-        <w:t xml:space="preserve">matching is deterministic, so the R and Python engines select identical matched stimuli.</w:t>
+        <w:t xml:space="preserve">matching is deterministic, so the R and Python engines select identical materials.</w:t>
+      </w:r>
+      <w:r>
+        <w:t xml:space="preserve"> </w:t>
+      </w:r>
+      <w:r>
+        <w:t xml:space="preserve">The trial itself is not hard-wired to a single task: a design declares an ordered</w:t>
+      </w:r>
+      <w:r>
+        <w:t xml:space="preserve"> </w:t>
+      </w:r>
+      <w:r>
+        <w:t xml:space="preserve">sequence of trial</w:t>
+      </w:r>
+      <w:r>
+        <w:t xml:space="preserve"> </w:t>
+      </w:r>
+      <w:r>
+        <w:rPr>
+          <w:i/>
+          <w:iCs/>
+        </w:rPr>
+        <w:t xml:space="preserve">events</w:t>
+      </w:r>
+      <w:r>
+        <w:t xml:space="preserve">, and both backends render that sequence, so the same</w:t>
+      </w:r>
+      <w:r>
+        <w:t xml:space="preserve"> </w:t>
+      </w:r>
+      <w:r>
+        <w:t xml:space="preserve">machinery produces a factorial word study, a lexical-decision task with generated</w:t>
+      </w:r>
+      <w:r>
+        <w:t xml:space="preserve"> </w:t>
+      </w:r>
+      <w:r>
+        <w:t xml:space="preserve">pseudowords, a primed design or a self-paced reading study from configuration</w:t>
+      </w:r>
+      <w:r>
+        <w:t xml:space="preserve"> </w:t>
+      </w:r>
+      <w:r>
+        <w:t xml:space="preserve">rather than new code.</w:t>
       </w:r>
       <w:r>
         <w:t xml:space="preserve"> </w:t>
@@ -677,7 +938,7 @@
         <w:t xml:space="preserve"> </w:t>
       </w:r>
       <w:r>
-        <w:t xml:space="preserve">generalises the materials workflow of</w:t>
+        <w:t xml:space="preserve">thus generalises the materials workflow of</w:t>
       </w:r>
       <w:r>
         <w:t xml:space="preserve"> </w:t>
@@ -689,17 +950,17 @@
         <w:t xml:space="preserve"> </w:t>
       </w:r>
       <w:r>
-        <w:t xml:space="preserve">into a</w:t>
-      </w:r>
-      <w:r>
-        <w:t xml:space="preserve"> </w:t>
-      </w:r>
-      <w:r>
-        <w:t xml:space="preserve">reusable, FAIR-compliant tool.</w:t>
+        <w:t xml:space="preserve">— itself an artificial-grammar study — into a reusable,</w:t>
+      </w:r>
+      <w:r>
+        <w:t xml:space="preserve"> </w:t>
+      </w:r>
+      <w:r>
+        <w:t xml:space="preserve">FAIR-compliant tool for many psycholinguistic paradigms.</w:t>
       </w:r>
     </w:p>
     <w:bookmarkEnd w:id="9"/>
-    <w:bookmarkStart w:id="16" w:name="the-lexsync-packages"/>
+    <w:bookmarkStart w:id="17" w:name="the-lexsync-packages"/>
     <w:p>
       <w:pPr>
         <w:pStyle w:val="Heading1"/>
@@ -737,13 +998,13 @@
         <w:t xml:space="preserve"> </w:t>
       </w:r>
       <w:r>
-        <w:t xml:space="preserve">(load a lexicon and</w:t>
-      </w:r>
-      <w:r>
-        <w:t xml:space="preserve"> </w:t>
-      </w:r>
-      <w:r>
-        <w:t xml:space="preserve">compute lexical dimensions),</w:t>
+        <w:t xml:space="preserve">(load a lexicon or an</w:t>
+      </w:r>
+      <w:r>
+        <w:t xml:space="preserve"> </w:t>
+      </w:r>
+      <w:r>
+        <w:t xml:space="preserve">item table and compute lexical dimensions),</w:t>
       </w:r>
       <w:r>
         <w:t xml:space="preserve"> </w:t>
@@ -767,6 +1028,42 @@
         <w:rPr>
           <w:rStyle w:val="VerbatimChar"/>
         </w:rPr>
+        <w:t xml:space="preserve">generation</w:t>
+      </w:r>
+      <w:r>
+        <w:t xml:space="preserve"> </w:t>
+      </w:r>
+      <w:r>
+        <w:t xml:space="preserve">(deterministic pseudoword generation),</w:t>
+      </w:r>
+      <w:r>
+        <w:t xml:space="preserve"> </w:t>
+      </w:r>
+      <w:r>
+        <w:rPr>
+          <w:rStyle w:val="VerbatimChar"/>
+        </w:rPr>
+        <w:t xml:space="preserve">paradigms</w:t>
+      </w:r>
+      <w:r>
+        <w:t xml:space="preserve"> </w:t>
+      </w:r>
+      <w:r>
+        <w:t xml:space="preserve">(the trial-event</w:t>
+      </w:r>
+      <w:r>
+        <w:t xml:space="preserve"> </w:t>
+      </w:r>
+      <w:r>
+        <w:t xml:space="preserve">registry),</w:t>
+      </w:r>
+      <w:r>
+        <w:t xml:space="preserve"> </w:t>
+      </w:r>
+      <w:r>
+        <w:rPr>
+          <w:rStyle w:val="VerbatimChar"/>
+        </w:rPr>
         <w:t xml:space="preserve">counterbalancing</w:t>
       </w:r>
       <w:r>
@@ -830,13 +1127,13 @@
         <w:t xml:space="preserve"> </w:t>
       </w:r>
       <w:r>
-        <w:t xml:space="preserve">(the registry). A single</w:t>
-      </w:r>
-      <w:r>
-        <w:t xml:space="preserve"> </w:t>
-      </w:r>
-      <w:r>
-        <w:t xml:space="preserve">orchestrator,</w:t>
+        <w:t xml:space="preserve">(the</w:t>
+      </w:r>
+      <w:r>
+        <w:t xml:space="preserve"> </w:t>
+      </w:r>
+      <w:r>
+        <w:t xml:space="preserve">registry). A single orchestrator,</w:t>
       </w:r>
       <w:r>
         <w:t xml:space="preserve"> </w:t>
@@ -848,19 +1145,25 @@
         <w:t xml:space="preserve">run_pipeline</w:t>
       </w:r>
       <w:r>
-        <w:t xml:space="preserve">, drives them in an explicit loop over designs and</w:t>
-      </w:r>
-      <w:r>
-        <w:t xml:space="preserve"> </w:t>
-      </w:r>
-      <w:r>
-        <w:t xml:space="preserve">languages, so that adding a language or a design is a matter of supplying a</w:t>
-      </w:r>
-      <w:r>
-        <w:t xml:space="preserve"> </w:t>
-      </w:r>
-      <w:r>
-        <w:t xml:space="preserve">configuration file and a lexicon rather than writing code. The two packages are</w:t>
+        <w:t xml:space="preserve">, drives them in an explicit loop</w:t>
+      </w:r>
+      <w:r>
+        <w:t xml:space="preserve"> </w:t>
+      </w:r>
+      <w:r>
+        <w:t xml:space="preserve">over designs and languages, so that adding a language, a design or a paradigm is a</w:t>
+      </w:r>
+      <w:r>
+        <w:t xml:space="preserve"> </w:t>
+      </w:r>
+      <w:r>
+        <w:t xml:space="preserve">matter of supplying a configuration file (and, where relevant, a lexicon or item</w:t>
+      </w:r>
+      <w:r>
+        <w:t xml:space="preserve"> </w:t>
+      </w:r>
+      <w:r>
+        <w:t xml:space="preserve">table) rather than writing code. The two packages are</w:t>
       </w:r>
       <w:r>
         <w:t xml:space="preserve"> </w:t>
@@ -2077,13 +2380,13 @@
       </w:r>
     </w:p>
     <w:bookmarkEnd w:id="14"/>
-    <w:bookmarkStart w:id="15" w:name="reproducibility-and-fair-compliance"/>
+    <w:bookmarkStart w:id="15" w:name="X6829ce20097d7c548bcccabf6ac7a3853417634"/>
     <w:p>
       <w:pPr>
         <w:pStyle w:val="Heading2"/>
       </w:pPr>
       <w:r>
-        <w:t xml:space="preserve">Reproducibility and FAIR compliance</w:t>
+        <w:t xml:space="preserve">Paradigm generality: the trial-event model</w:t>
       </w:r>
     </w:p>
     <w:p>
@@ -2091,91 +2394,108 @@
         <w:pStyle w:val="FirstParagraph"/>
       </w:pPr>
       <w:r>
+        <w:t xml:space="preserve">The original workflow built one kind of trial — a fixation cross, a single word</w:t>
+      </w:r>
+      <w:r>
+        <w:t xml:space="preserve"> </w:t>
+      </w:r>
+      <w:r>
+        <w:t xml:space="preserve">and a response — and wrote it into the experiment by hand.</w:t>
+      </w:r>
+      <w:r>
+        <w:t xml:space="preserve"> </w:t>
+      </w:r>
+      <w:r>
         <w:t xml:space="preserve">‘lexsync’</w:t>
       </w:r>
       <w:r>
         <w:t xml:space="preserve"> </w:t>
       </w:r>
       <w:r>
-        <w:t xml:space="preserve">declares its dependencies in a</w:t>
-      </w:r>
-      <w:r>
-        <w:t xml:space="preserve"> </w:t>
-      </w:r>
-      <w:r>
-        <w:rPr>
-          <w:rStyle w:val="VerbatimChar"/>
-        </w:rPr>
-        <w:t xml:space="preserve">DESCRIPTION</w:t>
-      </w:r>
-      <w:r>
-        <w:t xml:space="preserve"> </w:t>
-      </w:r>
-      <w:r>
-        <w:t xml:space="preserve">file for R and pinned requirements for Python, sets</w:t>
-      </w:r>
-      <w:r>
-        <w:t xml:space="preserve"> </w:t>
-      </w:r>
-      <w:r>
-        <w:t xml:space="preserve">seeds from a single configuration file, and carries a</w:t>
-      </w:r>
-      <w:r>
-        <w:t xml:space="preserve"> </w:t>
-      </w:r>
-      <w:r>
-        <w:t xml:space="preserve">‘CITATION.cff’</w:t>
-      </w:r>
-      <w:r>
-        <w:t xml:space="preserve">, an MIT</w:t>
-      </w:r>
-      <w:r>
-        <w:t xml:space="preserve"> </w:t>
-      </w:r>
-      <w:r>
-        <w:t xml:space="preserve">licence for the code and CC BY-SA terms for the bundled corpus derivatives with</w:t>
-      </w:r>
-      <w:r>
-        <w:t xml:space="preserve"> </w:t>
-      </w:r>
-      <w:r>
-        <w:t xml:space="preserve">full attribution. The R package passes</w:t>
-      </w:r>
-      <w:r>
-        <w:t xml:space="preserve"> </w:t>
-      </w:r>
-      <w:r>
-        <w:rPr>
-          <w:rStyle w:val="VerbatimChar"/>
-        </w:rPr>
-        <w:t xml:space="preserve">R CMD check --as-cran</w:t>
-      </w:r>
-      <w:r>
-        <w:t xml:space="preserve">; the Python package</w:t>
-      </w:r>
-      <w:r>
-        <w:t xml:space="preserve"> </w:t>
-      </w:r>
-      <w:r>
-        <w:t xml:space="preserve">builds a wheel and a source distribution that pass</w:t>
-      </w:r>
-      <w:r>
-        <w:t xml:space="preserve"> </w:t>
-      </w:r>
-      <w:r>
-        <w:rPr>
-          <w:rStyle w:val="VerbatimChar"/>
-        </w:rPr>
-        <w:t xml:space="preserve">twine check</w:t>
-      </w:r>
-      <w:r>
-        <w:t xml:space="preserve">. Both ship unit</w:t>
-      </w:r>
-      <w:r>
-        <w:t xml:space="preserve"> </w:t>
-      </w:r>
-      <w:r>
-        <w:t xml:space="preserve">test suites, including a mock-engine test that confirms the generated</w:t>
+        <w:t xml:space="preserve">replaces that</w:t>
+      </w:r>
+      <w:r>
+        <w:t xml:space="preserve"> </w:t>
+      </w:r>
+      <w:r>
+        <w:t xml:space="preserve">fixed structure with a declarative one. A trial is an ordered list of</w:t>
+      </w:r>
+      <w:r>
+        <w:t xml:space="preserve"> </w:t>
+      </w:r>
+      <w:r>
+        <w:rPr>
+          <w:i/>
+          <w:iCs/>
+        </w:rPr>
+        <w:t xml:space="preserve">events</w:t>
+      </w:r>
+      <w:r>
+        <w:t xml:space="preserve">,</w:t>
+      </w:r>
+      <w:r>
+        <w:t xml:space="preserve"> </w:t>
+      </w:r>
+      <w:r>
+        <w:t xml:space="preserve">each a small record naming its type (a fixation, a piece of text, a mask, a blank</w:t>
+      </w:r>
+      <w:r>
+        <w:t xml:space="preserve"> </w:t>
+      </w:r>
+      <w:r>
+        <w:t xml:space="preserve">interval, a region-by-region passage, a response or a comprehension question), its</w:t>
+      </w:r>
+      <w:r>
+        <w:t xml:space="preserve"> </w:t>
+      </w:r>
+      <w:r>
+        <w:t xml:space="preserve">content (a literal such as a fixation cross, or a reference to a field of the</w:t>
+      </w:r>
+      <w:r>
+        <w:t xml:space="preserve"> </w:t>
+      </w:r>
+      <w:r>
+        <w:t xml:space="preserve">trial such as the target word or the sentence), its duration, and an optional EEG</w:t>
+      </w:r>
+      <w:r>
+        <w:t xml:space="preserve"> </w:t>
+      </w:r>
+      <w:r>
+        <w:t xml:space="preserve">trigger that may be locked to the event’s onset. A</w:t>
+      </w:r>
+      <w:r>
+        <w:t xml:space="preserve"> </w:t>
+      </w:r>
+      <w:r>
+        <w:rPr>
+          <w:i/>
+          <w:iCs/>
+        </w:rPr>
+        <w:t xml:space="preserve">paradigm</w:t>
+      </w:r>
+      <w:r>
+        <w:t xml:space="preserve"> </w:t>
+      </w:r>
+      <w:r>
+        <w:t xml:space="preserve">is simply a named</w:t>
+      </w:r>
+      <w:r>
+        <w:t xml:space="preserve"> </w:t>
+      </w:r>
+      <w:r>
+        <w:t xml:space="preserve">default sequence of such events together with the trial fields it requires; a</w:t>
+      </w:r>
+      <w:r>
+        <w:t xml:space="preserve"> </w:t>
+      </w:r>
+      <w:r>
+        <w:t xml:space="preserve">design either selects a paradigm or supplies its own event list. Both presentation</w:t>
+      </w:r>
+      <w:r>
+        <w:t xml:space="preserve"> </w:t>
+      </w:r>
+      <w:r>
+        <w:t xml:space="preserve">backends iterate the same list — the</w:t>
       </w:r>
       <w:r>
         <w:t xml:space="preserve"> </w:t>
@@ -2187,36 +2507,210 @@
         <w:t xml:space="preserve"> </w:t>
       </w:r>
       <w:r>
-        <w:t xml:space="preserve">script writes its onset trigger on the word’s first flip and a structural</w:t>
-      </w:r>
-      <w:r>
-        <w:t xml:space="preserve"> </w:t>
-      </w:r>
-      <w:r>
-        <w:t xml:space="preserve">validator for the generated</w:t>
-      </w:r>
-      <w:r>
-        <w:t xml:space="preserve"> </w:t>
-      </w:r>
-      <w:r>
-        <w:rPr>
-          <w:rStyle w:val="VerbatimChar"/>
-        </w:rPr>
-        <w:t xml:space="preserve">.osexp</w:t>
-      </w:r>
-      <w:r>
-        <w:t xml:space="preserve">.</w:t>
+        <w:t xml:space="preserve">script interprets it at run time,</w:t>
+      </w:r>
+      <w:r>
+        <w:t xml:space="preserve"> </w:t>
+      </w:r>
+      <w:r>
+        <w:t xml:space="preserve">the</w:t>
+      </w:r>
+      <w:r>
+        <w:t xml:space="preserve"> </w:t>
+      </w:r>
+      <w:r>
+        <w:t xml:space="preserve">‘OpenSesame’</w:t>
+      </w:r>
+      <w:r>
+        <w:t xml:space="preserve"> </w:t>
+      </w:r>
+      <w:r>
+        <w:t xml:space="preserve">generator emits one block per event — so adding a paradigm is a</w:t>
+      </w:r>
+      <w:r>
+        <w:t xml:space="preserve"> </w:t>
+      </w:r>
+      <w:r>
+        <w:t xml:space="preserve">matter of configuration, not backend code, and the two targets stay in step by</w:t>
+      </w:r>
+      <w:r>
+        <w:t xml:space="preserve"> </w:t>
+      </w:r>
+      <w:r>
+        <w:t xml:space="preserve">construction. Stimulus text is always written as data into the conditions file the</w:t>
+      </w:r>
+      <w:r>
+        <w:t xml:space="preserve"> </w:t>
+      </w:r>
+      <w:r>
+        <w:t xml:space="preserve">experiment reads, never interpolated into the generated code, and every value is</w:t>
+      </w:r>
+      <w:r>
+        <w:t xml:space="preserve"> </w:t>
+      </w:r>
+      <w:r>
+        <w:t xml:space="preserve">validated (no control characters; bounded length) before it is written, so a</w:t>
+      </w:r>
+      <w:r>
+        <w:t xml:space="preserve"> </w:t>
+      </w:r>
+      <w:r>
+        <w:t xml:space="preserve">malformed item cannot corrupt a script.</w:t>
+      </w:r>
+    </w:p>
+    <w:p>
+      <w:pPr>
+        <w:pStyle w:val="BodyText"/>
+      </w:pPr>
+      <w:r>
+        <w:t xml:space="preserve">Items reach a design from one of three sources. The corpus source is the matching</w:t>
+      </w:r>
+      <w:r>
+        <w:t xml:space="preserve"> </w:t>
+      </w:r>
+      <w:r>
+        <w:t xml:space="preserve">engine described above. The</w:t>
+      </w:r>
+      <w:r>
+        <w:t xml:space="preserve"> </w:t>
+      </w:r>
+      <w:r>
+        <w:rPr>
+          <w:i/>
+          <w:iCs/>
+        </w:rPr>
+        <w:t xml:space="preserve">table</w:t>
+      </w:r>
+      <w:r>
+        <w:t xml:space="preserve"> </w:t>
+      </w:r>
+      <w:r>
+        <w:t xml:space="preserve">source loads a user-supplied set of items —</w:t>
+      </w:r>
+      <w:r>
+        <w:t xml:space="preserve"> </w:t>
+      </w:r>
+      <w:r>
+        <w:t xml:space="preserve">prime–target pairs, or sentences segmented into regions with a comprehension</w:t>
+      </w:r>
+      <w:r>
+        <w:t xml:space="preserve"> </w:t>
+      </w:r>
+      <w:r>
+        <w:t xml:space="preserve">question — validated against the paradigm’s required fields and counterbalanced by</w:t>
+      </w:r>
+      <w:r>
+        <w:t xml:space="preserve"> </w:t>
+      </w:r>
+      <w:r>
+        <w:t xml:space="preserve">a Latin square that shows each item once per list in a rotated condition, so a</w:t>
+      </w:r>
+      <w:r>
+        <w:t xml:space="preserve"> </w:t>
+      </w:r>
+      <w:r>
+        <w:t xml:space="preserve">target is never repeated within a list. The</w:t>
+      </w:r>
+      <w:r>
+        <w:t xml:space="preserve"> </w:t>
+      </w:r>
+      <w:r>
+        <w:rPr>
+          <w:i/>
+          <w:iCs/>
+        </w:rPr>
+        <w:t xml:space="preserve">generate</w:t>
+      </w:r>
+      <w:r>
+        <w:t xml:space="preserve"> </w:t>
+      </w:r>
+      <w:r>
+        <w:t xml:space="preserve">source builds pseudowords.</w:t>
+      </w:r>
+      <w:r>
+        <w:t xml:space="preserve"> </w:t>
+      </w:r>
+      <w:r>
+        <w:t xml:space="preserve">For each real word</w:t>
+      </w:r>
+      <w:r>
+        <w:t xml:space="preserve"> </w:t>
+      </w:r>
+      <w:r>
+        <w:t xml:space="preserve">‘lexsync’</w:t>
+      </w:r>
+      <w:r>
+        <w:t xml:space="preserve"> </w:t>
+      </w:r>
+      <w:r>
+        <w:t xml:space="preserve">derives a length-matched, orthographically legal</w:t>
+      </w:r>
+      <w:r>
+        <w:t xml:space="preserve"> </w:t>
+      </w:r>
+      <w:r>
+        <w:t xml:space="preserve">non-word by changing the fewest letters such that every resulting letter bigram is</w:t>
+      </w:r>
+      <w:r>
+        <w:t xml:space="preserve"> </w:t>
+      </w:r>
+      <w:r>
+        <w:t xml:space="preserve">attested in the corpus and the form is not itself a word, choosing among the legal</w:t>
+      </w:r>
+      <w:r>
+        <w:t xml:space="preserve"> </w:t>
+      </w:r>
+      <w:r>
+        <w:t xml:space="preserve">candidates the most bigram-plausible with a byte-order tie-break. This is a</w:t>
+      </w:r>
+      <w:r>
+        <w:t xml:space="preserve"> </w:t>
+      </w:r>
+      <w:r>
+        <w:t xml:space="preserve">deterministic, cross-engine-reproducible relative of</w:t>
+      </w:r>
+      <w:r>
+        <w:t xml:space="preserve"> </w:t>
+      </w:r>
+      <w:r>
+        <w:t xml:space="preserve">‘Wuggy’</w:t>
+      </w:r>
+      <w:r>
+        <w:t xml:space="preserve"> </w:t>
+      </w:r>
+      <w:r>
+        <w:t xml:space="preserve">(Keuleers &amp; Brysbaert, 2010)</w:t>
+      </w:r>
+      <w:r>
+        <w:t xml:space="preserve">: where Wuggy models subsyllabic structure,</w:t>
+      </w:r>
+      <w:r>
+        <w:t xml:space="preserve"> </w:t>
+      </w:r>
+      <w:r>
+        <w:t xml:space="preserve">‘lexsync’</w:t>
+      </w:r>
+      <w:r>
+        <w:t xml:space="preserve"> </w:t>
+      </w:r>
+      <w:r>
+        <w:t xml:space="preserve">trades</w:t>
+      </w:r>
+      <w:r>
+        <w:t xml:space="preserve"> </w:t>
+      </w:r>
+      <w:r>
+        <w:t xml:space="preserve">that for exact length matching and identical output from the R and Python engines.</w:t>
       </w:r>
     </w:p>
     <w:bookmarkEnd w:id="15"/>
-    <w:bookmarkEnd w:id="16"/>
-    <w:bookmarkStart w:id="28" w:name="worked-examples"/>
+    <w:bookmarkStart w:id="16" w:name="reproducibility-and-fair-compliance"/>
     <w:p>
       <w:pPr>
-        <w:pStyle w:val="Heading1"/>
+        <w:pStyle w:val="Heading2"/>
       </w:pPr>
       <w:r>
-        <w:t xml:space="preserve">Worked examples</w:t>
+        <w:t xml:space="preserve">Reproducibility and FAIR compliance</w:t>
       </w:r>
     </w:p>
     <w:p>
@@ -2224,6 +2718,139 @@
         <w:pStyle w:val="FirstParagraph"/>
       </w:pPr>
       <w:r>
+        <w:t xml:space="preserve">‘lexsync’</w:t>
+      </w:r>
+      <w:r>
+        <w:t xml:space="preserve"> </w:t>
+      </w:r>
+      <w:r>
+        <w:t xml:space="preserve">declares its dependencies in a</w:t>
+      </w:r>
+      <w:r>
+        <w:t xml:space="preserve"> </w:t>
+      </w:r>
+      <w:r>
+        <w:rPr>
+          <w:rStyle w:val="VerbatimChar"/>
+        </w:rPr>
+        <w:t xml:space="preserve">DESCRIPTION</w:t>
+      </w:r>
+      <w:r>
+        <w:t xml:space="preserve"> </w:t>
+      </w:r>
+      <w:r>
+        <w:t xml:space="preserve">file for R and pinned requirements for Python, sets</w:t>
+      </w:r>
+      <w:r>
+        <w:t xml:space="preserve"> </w:t>
+      </w:r>
+      <w:r>
+        <w:t xml:space="preserve">seeds from a single configuration file, and carries a</w:t>
+      </w:r>
+      <w:r>
+        <w:t xml:space="preserve"> </w:t>
+      </w:r>
+      <w:r>
+        <w:t xml:space="preserve">‘CITATION.cff’</w:t>
+      </w:r>
+      <w:r>
+        <w:t xml:space="preserve">, an MIT</w:t>
+      </w:r>
+      <w:r>
+        <w:t xml:space="preserve"> </w:t>
+      </w:r>
+      <w:r>
+        <w:t xml:space="preserve">licence for the code and CC BY-SA terms for the bundled corpus derivatives with</w:t>
+      </w:r>
+      <w:r>
+        <w:t xml:space="preserve"> </w:t>
+      </w:r>
+      <w:r>
+        <w:t xml:space="preserve">full attribution. The R package passes</w:t>
+      </w:r>
+      <w:r>
+        <w:t xml:space="preserve"> </w:t>
+      </w:r>
+      <w:r>
+        <w:rPr>
+          <w:rStyle w:val="VerbatimChar"/>
+        </w:rPr>
+        <w:t xml:space="preserve">R CMD check --as-cran</w:t>
+      </w:r>
+      <w:r>
+        <w:t xml:space="preserve">; the Python package</w:t>
+      </w:r>
+      <w:r>
+        <w:t xml:space="preserve"> </w:t>
+      </w:r>
+      <w:r>
+        <w:t xml:space="preserve">builds a wheel and a source distribution that pass</w:t>
+      </w:r>
+      <w:r>
+        <w:t xml:space="preserve"> </w:t>
+      </w:r>
+      <w:r>
+        <w:rPr>
+          <w:rStyle w:val="VerbatimChar"/>
+        </w:rPr>
+        <w:t xml:space="preserve">twine check</w:t>
+      </w:r>
+      <w:r>
+        <w:t xml:space="preserve">. Both ship unit</w:t>
+      </w:r>
+      <w:r>
+        <w:t xml:space="preserve"> </w:t>
+      </w:r>
+      <w:r>
+        <w:t xml:space="preserve">test suites, including a mock-engine test that confirms the generated</w:t>
+      </w:r>
+      <w:r>
+        <w:t xml:space="preserve"> </w:t>
+      </w:r>
+      <w:r>
+        <w:t xml:space="preserve">‘PsychoPy’</w:t>
+      </w:r>
+      <w:r>
+        <w:t xml:space="preserve"> </w:t>
+      </w:r>
+      <w:r>
+        <w:t xml:space="preserve">script writes its onset trigger on the word’s first flip and a structural</w:t>
+      </w:r>
+      <w:r>
+        <w:t xml:space="preserve"> </w:t>
+      </w:r>
+      <w:r>
+        <w:t xml:space="preserve">validator for the generated</w:t>
+      </w:r>
+      <w:r>
+        <w:t xml:space="preserve"> </w:t>
+      </w:r>
+      <w:r>
+        <w:rPr>
+          <w:rStyle w:val="VerbatimChar"/>
+        </w:rPr>
+        <w:t xml:space="preserve">.osexp</w:t>
+      </w:r>
+      <w:r>
+        <w:t xml:space="preserve">.</w:t>
+      </w:r>
+    </w:p>
+    <w:bookmarkEnd w:id="16"/>
+    <w:bookmarkEnd w:id="17"/>
+    <w:bookmarkStart w:id="30" w:name="worked-examples"/>
+    <w:p>
+      <w:pPr>
+        <w:pStyle w:val="Heading1"/>
+      </w:pPr>
+      <w:r>
+        <w:t xml:space="preserve">Worked examples</w:t>
+      </w:r>
+    </w:p>
+    <w:p>
+      <w:pPr>
+        <w:pStyle w:val="FirstParagraph"/>
+      </w:pPr>
+      <w:r>
         <w:t xml:space="preserve">We illustrate</w:t>
       </w:r>
       <w:r>
@@ -2236,43 +2863,55 @@
         <w:t xml:space="preserve"> </w:t>
       </w:r>
       <w:r>
-        <w:t xml:space="preserve">with five demonstrations. Four are alphabetic: a high-</w:t>
-      </w:r>
-      <w:r>
-        <w:t xml:space="preserve"> </w:t>
-      </w:r>
-      <w:r>
-        <w:t xml:space="preserve">versus low-frequency contrast and a dense- versus sparse-neighbourhood contrast,</w:t>
-      </w:r>
-      <w:r>
-        <w:t xml:space="preserve"> </w:t>
-      </w:r>
-      <w:r>
-        <w:t xml:space="preserve">each in English and in Spanish, drawn from thirty-thousand-word lexica. The</w:t>
-      </w:r>
-      <w:r>
-        <w:t xml:space="preserve"> </w:t>
-      </w:r>
-      <w:r>
-        <w:t xml:space="preserve">frequency contrast matches items on length, neighbourhood density and OLD20; the</w:t>
-      </w:r>
-      <w:r>
-        <w:t xml:space="preserve"> </w:t>
-      </w:r>
-      <w:r>
-        <w:t xml:space="preserve">neighbourhood contrast matches on length and frequency. The fifth is a</w:t>
-      </w:r>
-      <w:r>
-        <w:t xml:space="preserve"> </w:t>
-      </w:r>
-      <w:r>
-        <w:t xml:space="preserve">high- versus low-frequency contrast in Mandarin Chinese, included to show that the</w:t>
-      </w:r>
-      <w:r>
-        <w:t xml:space="preserve"> </w:t>
-      </w:r>
-      <w:r>
-        <w:t xml:space="preserve">pipeline generalises to a logographic writing system (see</w:t>
+        <w:t xml:space="preserve">with eight demonstrations. The first five are</w:t>
+      </w:r>
+      <w:r>
+        <w:t xml:space="preserve"> </w:t>
+      </w:r>
+      <w:r>
+        <w:t xml:space="preserve">corpus-matched word contrasts; the last three exercise other paradigms. Of the</w:t>
+      </w:r>
+      <w:r>
+        <w:t xml:space="preserve"> </w:t>
+      </w:r>
+      <w:r>
+        <w:t xml:space="preserve">matched contrasts, four are alphabetic: a high- versus low-frequency contrast and</w:t>
+      </w:r>
+      <w:r>
+        <w:t xml:space="preserve"> </w:t>
+      </w:r>
+      <w:r>
+        <w:t xml:space="preserve">a dense- versus sparse-neighbourhood contrast, each in English and in Spanish,</w:t>
+      </w:r>
+      <w:r>
+        <w:t xml:space="preserve"> </w:t>
+      </w:r>
+      <w:r>
+        <w:t xml:space="preserve">drawn from thirty-thousand-word lexica. The frequency contrast matches items on</w:t>
+      </w:r>
+      <w:r>
+        <w:t xml:space="preserve"> </w:t>
+      </w:r>
+      <w:r>
+        <w:t xml:space="preserve">length, neighbourhood density and OLD20; the neighbourhood contrast matches on</w:t>
+      </w:r>
+      <w:r>
+        <w:t xml:space="preserve"> </w:t>
+      </w:r>
+      <w:r>
+        <w:t xml:space="preserve">length and frequency. The fifth is a high- versus low-frequency contrast in</w:t>
+      </w:r>
+      <w:r>
+        <w:t xml:space="preserve"> </w:t>
+      </w:r>
+      <w:r>
+        <w:t xml:space="preserve">Mandarin Chinese, included to show that the pipeline generalises to a logographic</w:t>
+      </w:r>
+      <w:r>
+        <w:t xml:space="preserve"> </w:t>
+      </w:r>
+      <w:r>
+        <w:t xml:space="preserve">writing system (see</w:t>
       </w:r>
       <w:r>
         <w:t xml:space="preserve"> </w:t>
@@ -2282,21 +2921,32 @@
           <w:i/>
           <w:iCs/>
         </w:rPr>
-        <w:t xml:space="preserve">Generalisation to a</w:t>
+        <w:t xml:space="preserve">Generalisation to a logographic script</w:t>
+      </w:r>
+      <w:r>
+        <w:t xml:space="preserve">, below). The</w:t>
+      </w:r>
+      <w:r>
+        <w:t xml:space="preserve"> </w:t>
+      </w:r>
+      <w:r>
+        <w:t xml:space="preserve">remaining three — lexical decision, priming and self-paced reading — show the</w:t>
+      </w:r>
+      <w:r>
+        <w:t xml:space="preserve"> </w:t>
+      </w:r>
+      <w:r>
+        <w:t xml:space="preserve">trial-event model carrying word, pseudoword, paired and sentence stimuli (see</w:t>
+      </w:r>
+      <w:r>
+        <w:t xml:space="preserve"> </w:t>
       </w:r>
       <w:r>
         <w:rPr>
           <w:i/>
           <w:iCs/>
         </w:rPr>
-        <w:t xml:space="preserve"> </w:t>
-      </w:r>
-      <w:r>
-        <w:rPr>
-          <w:i/>
-          <w:iCs/>
-        </w:rPr>
-        <w:t xml:space="preserve">logographic script</w:t>
+        <w:t xml:space="preserve">Beyond word lists</w:t>
       </w:r>
       <w:r>
         <w:t xml:space="preserve">, below). Each demonstration was produced by both the R and the</w:t>
@@ -2311,7 +2961,13 @@
         <w:t xml:space="preserve"> </w:t>
       </w:r>
       <w:r>
-        <w:t xml:space="preserve">from the generated output.</w:t>
+        <w:t xml:space="preserve">from the generated output. The tables that follow summarise the five matched word</w:t>
+      </w:r>
+      <w:r>
+        <w:t xml:space="preserve"> </w:t>
+      </w:r>
+      <w:r>
+        <w:t xml:space="preserve">contrasts, for which a controlled-versus-manipulated report is defined.</w:t>
       </w:r>
     </w:p>
     <w:tbl>
@@ -2327,7 +2983,7 @@
       <w:tr>
         <w:tc>
           <w:tcPr/>
-          <w:bookmarkStart w:id="17" w:name="tbl-summary"/>
+          <w:bookmarkStart w:id="18" w:name="tbl-summary"/>
           <w:p>
             <w:pPr>
               <w:jc w:val="center"/>
@@ -2721,7 +3377,7 @@
               </w:tc>
             </w:tr>
           </w:tbl>
-          <w:bookmarkEnd w:id="17"/>
+          <w:bookmarkEnd w:id="18"/>
           <w:p/>
         </w:tc>
       </w:tr>
@@ -2805,7 +3461,7 @@
       <w:tr>
         <w:tc>
           <w:tcPr/>
-          <w:bookmarkStart w:id="21" w:name="fig-balance"/>
+          <w:bookmarkStart w:id="22" w:name="fig-balance"/>
           <w:p>
             <w:pPr>
               <w:pStyle w:val="Compact"/>
@@ -2816,18 +3472,18 @@
                 <wp:inline>
                   <wp:extent cx="5334000" cy="3259666"/>
                   <wp:effectExtent b="0" l="0" r="0" t="0"/>
-                  <wp:docPr descr="" title="" id="19" name="Picture"/>
+                  <wp:docPr descr="" title="" id="20" name="Picture"/>
                   <a:graphic>
                     <a:graphicData uri="http://schemas.openxmlformats.org/drawingml/2006/picture">
                       <pic:pic>
                         <pic:nvPicPr>
-                          <pic:cNvPr descr="manuscript_files/figure-docx/fig-balance-1.png" id="20" name="Picture"/>
+                          <pic:cNvPr descr="manuscript_files/figure-docx/fig-balance-1.png" id="21" name="Picture"/>
                           <pic:cNvPicPr>
                             <a:picLocks noChangeArrowheads="1" noChangeAspect="1"/>
                           </pic:cNvPicPr>
                         </pic:nvPicPr>
                         <pic:blipFill>
-                          <a:blip r:embed="rId18"/>
+                          <a:blip r:embed="rId19"/>
                           <a:stretch>
                             <a:fillRect/>
                           </a:stretch>
@@ -2919,7 +3575,7 @@
               <w:t xml:space="preserve">reference bound (the smallest effect of interest for the equivalence test). Manipulated dimensions (orange) lie far to the right; matched dimensions (green) cluster near zero. In the neighbourhood contrasts OLD20 is free to co-vary (purple), reflecting its known correlation with Coltheart’s N.</w:t>
             </w:r>
           </w:p>
-          <w:bookmarkEnd w:id="21"/>
+          <w:bookmarkEnd w:id="22"/>
         </w:tc>
       </w:tr>
     </w:tbl>
@@ -2996,7 +3652,7 @@
       <w:tr>
         <w:tc>
           <w:tcPr/>
-          <w:bookmarkStart w:id="22" w:name="tbl-tost"/>
+          <w:bookmarkStart w:id="23" w:name="tbl-tost"/>
           <w:p>
             <w:pPr>
               <w:jc w:val="center"/>
@@ -4217,7 +4873,7 @@
               </w:tc>
             </w:tr>
           </w:tbl>
-          <w:bookmarkEnd w:id="22"/>
+          <w:bookmarkEnd w:id="23"/>
           <w:p/>
         </w:tc>
       </w:tr>
@@ -4491,7 +5147,7 @@
       <w:tr>
         <w:tc>
           <w:tcPr/>
-          <w:bookmarkStart w:id="23" w:name="tbl-desc-freq"/>
+          <w:bookmarkStart w:id="24" w:name="tbl-desc-freq"/>
           <w:p>
             <w:pPr>
               <w:jc w:val="center"/>
@@ -5506,7 +6162,7 @@
               </w:tc>
             </w:tr>
           </w:tbl>
-          <w:bookmarkEnd w:id="23"/>
+          <w:bookmarkEnd w:id="24"/>
           <w:p/>
         </w:tc>
       </w:tr>
@@ -5532,7 +6188,7 @@
       <w:tr>
         <w:tc>
           <w:tcPr/>
-          <w:bookmarkStart w:id="24" w:name="tbl-desc-nd"/>
+          <w:bookmarkStart w:id="25" w:name="tbl-desc-nd"/>
           <w:p>
             <w:pPr>
               <w:jc w:val="center"/>
@@ -6547,12 +7203,12 @@
               </w:tc>
             </w:tr>
           </w:tbl>
-          <w:bookmarkEnd w:id="24"/>
+          <w:bookmarkEnd w:id="25"/>
           <w:p/>
         </w:tc>
       </w:tr>
     </w:tbl>
-    <w:bookmarkStart w:id="27" w:name="generalisation-to-a-logographic-script"/>
+    <w:bookmarkStart w:id="28" w:name="generalisation-to-a-logographic-script"/>
     <w:p>
       <w:pPr>
         <w:pStyle w:val="Heading2"/>
@@ -6826,7 +7482,7 @@
       <w:tr>
         <w:tc>
           <w:tcPr/>
-          <w:bookmarkStart w:id="25" w:name="tbl-desc-zh"/>
+          <w:bookmarkStart w:id="26" w:name="tbl-desc-zh"/>
           <w:p>
             <w:pPr>
               <w:jc w:val="center"/>
@@ -7841,7 +8497,7 @@
               </w:tc>
             </w:tr>
           </w:tbl>
-          <w:bookmarkEnd w:id="25"/>
+          <w:bookmarkEnd w:id="26"/>
           <w:p/>
         </w:tc>
       </w:tr>
@@ -7869,7 +8525,7 @@
         <w:t xml:space="preserve"> </w:t>
       </w:r>
       <w:r>
-        <w:t xml:space="preserve">demonstrations</w:t>
+        <w:t xml:space="preserve">matched word contrasts</w:t>
       </w:r>
       <w:r>
         <w:t xml:space="preserve"> </w:t>
@@ -7938,7 +8594,7 @@
       <w:tr>
         <w:tc>
           <w:tcPr/>
-          <w:bookmarkStart w:id="26" w:name="tbl-parity"/>
+          <w:bookmarkStart w:id="27" w:name="tbl-parity"/>
           <w:p>
             <w:pPr>
               <w:jc w:val="center"/>
@@ -8211,20 +8867,19 @@
               </w:tc>
             </w:tr>
           </w:tbl>
-          <w:bookmarkEnd w:id="26"/>
+          <w:bookmarkEnd w:id="27"/>
           <w:p/>
         </w:tc>
       </w:tr>
     </w:tbl>
-    <w:bookmarkEnd w:id="27"/>
     <w:bookmarkEnd w:id="28"/>
-    <w:bookmarkStart w:id="29" w:name="discussion"/>
+    <w:bookmarkStart w:id="29" w:name="beyond-word-lists-three-paradigms"/>
     <w:p>
       <w:pPr>
-        <w:pStyle w:val="Heading1"/>
+        <w:pStyle w:val="Heading2"/>
       </w:pPr>
       <w:r>
-        <w:t xml:space="preserve">Discussion</w:t>
+        <w:t xml:space="preserve">Beyond word lists: three paradigms</w:t>
       </w:r>
     </w:p>
     <w:p>
@@ -8232,6 +8887,191 @@
         <w:pStyle w:val="FirstParagraph"/>
       </w:pPr>
       <w:r>
+        <w:t xml:space="preserve">The same engine builds tasks that are not word lists. Three further demonstrations,</w:t>
+      </w:r>
+      <w:r>
+        <w:t xml:space="preserve"> </w:t>
+      </w:r>
+      <w:r>
+        <w:t xml:space="preserve">each in English, exercise a different stimulus structure and trial procedure</w:t>
+      </w:r>
+      <w:r>
+        <w:t xml:space="preserve"> </w:t>
+      </w:r>
+      <w:r>
+        <w:t xml:space="preserve">through the trial-event model. A</w:t>
+      </w:r>
+      <w:r>
+        <w:t xml:space="preserve"> </w:t>
+      </w:r>
+      <w:r>
+        <w:rPr>
+          <w:b/>
+          <w:bCs/>
+        </w:rPr>
+        <w:t xml:space="preserve">lexical-decision</w:t>
+      </w:r>
+      <w:r>
+        <w:t xml:space="preserve"> </w:t>
+      </w:r>
+      <w:r>
+        <w:t xml:space="preserve">design contrasts</w:t>
+      </w:r>
+      <w:r>
+        <w:t xml:space="preserve"> </w:t>
+      </w:r>
+      <w:r>
+        <w:t xml:space="preserve">60 real words with 60 pseudowords generated to match them in</w:t>
+      </w:r>
+      <w:r>
+        <w:t xml:space="preserve"> </w:t>
+      </w:r>
+      <w:r>
+        <w:t xml:space="preserve">length; the generated non-words are orthographically legal and absent from the</w:t>
+      </w:r>
+      <w:r>
+        <w:t xml:space="preserve"> </w:t>
+      </w:r>
+      <w:r>
+        <w:t xml:space="preserve">corpus, and length is equated by construction (Cohen’s</w:t>
+      </w:r>
+      <w:r>
+        <w:t xml:space="preserve"> </w:t>
+      </w:r>
+      <w:r>
+        <w:rPr>
+          <w:i/>
+          <w:iCs/>
+        </w:rPr>
+        <w:t xml:space="preserve">d</w:t>
+      </w:r>
+      <w:r>
+        <w:t xml:space="preserve"> </w:t>
+      </w:r>
+      <w:r>
+        <w:t xml:space="preserve">=</w:t>
+      </w:r>
+      <w:r>
+        <w:t xml:space="preserve"> </w:t>
+      </w:r>
+      <w:r>
+        <w:t xml:space="preserve">0.00). A</w:t>
+      </w:r>
+      <w:r>
+        <w:t xml:space="preserve"> </w:t>
+      </w:r>
+      <w:r>
+        <w:rPr>
+          <w:b/>
+          <w:bCs/>
+        </w:rPr>
+        <w:t xml:space="preserve">priming</w:t>
+      </w:r>
+      <w:r>
+        <w:t xml:space="preserve"> </w:t>
+      </w:r>
+      <w:r>
+        <w:t xml:space="preserve">design draws 12</w:t>
+      </w:r>
+      <w:r>
+        <w:t xml:space="preserve"> </w:t>
+      </w:r>
+      <w:r>
+        <w:t xml:space="preserve">prime–target pairs from an item table and contrasts related with unrelated primes,</w:t>
+      </w:r>
+      <w:r>
+        <w:t xml:space="preserve"> </w:t>
+      </w:r>
+      <w:r>
+        <w:t xml:space="preserve">its trial inserting a brief prime and a mask before the onset-locked target. A</w:t>
+      </w:r>
+      <w:r>
+        <w:t xml:space="preserve"> </w:t>
+      </w:r>
+      <w:r>
+        <w:rPr>
+          <w:b/>
+          <w:bCs/>
+        </w:rPr>
+        <w:t xml:space="preserve">self-paced reading</w:t>
+      </w:r>
+      <w:r>
+        <w:t xml:space="preserve"> </w:t>
+      </w:r>
+      <w:r>
+        <w:t xml:space="preserve">design presents 10 sentences region by region, the</w:t>
+      </w:r>
+      <w:r>
+        <w:t xml:space="preserve"> </w:t>
+      </w:r>
+      <w:r>
+        <w:t xml:space="preserve">grammatical–ungrammatical manipulation falling on the onset-locked critical region</w:t>
+      </w:r>
+      <w:r>
+        <w:t xml:space="preserve"> </w:t>
+      </w:r>
+      <w:r>
+        <w:t xml:space="preserve">and followed by a comprehension question. Each design compiles to a runnable</w:t>
+      </w:r>
+      <w:r>
+        <w:t xml:space="preserve"> </w:t>
+      </w:r>
+      <w:r>
+        <w:t xml:space="preserve">‘PsychoPy’</w:t>
+      </w:r>
+      <w:r>
+        <w:t xml:space="preserve"> </w:t>
+      </w:r>
+      <w:r>
+        <w:t xml:space="preserve">script and a valid</w:t>
+      </w:r>
+      <w:r>
+        <w:t xml:space="preserve"> </w:t>
+      </w:r>
+      <w:r>
+        <w:t xml:space="preserve">‘OpenSesame’</w:t>
+      </w:r>
+      <w:r>
+        <w:t xml:space="preserve"> </w:t>
+      </w:r>
+      <w:r>
+        <w:t xml:space="preserve">experiment from the same event list, and</w:t>
+      </w:r>
+      <w:r>
+        <w:t xml:space="preserve"> </w:t>
+      </w:r>
+      <w:r>
+        <w:t xml:space="preserve">the R and Python engines select identical</w:t>
+      </w:r>
+      <w:r>
+        <w:t xml:space="preserve"> </w:t>
+      </w:r>
+      <w:r>
+        <w:t xml:space="preserve">materials in every case — including, for lexical decision, the very same</w:t>
+      </w:r>
+      <w:r>
+        <w:t xml:space="preserve"> </w:t>
+      </w:r>
+      <w:r>
+        <w:t xml:space="preserve">deterministically generated pseudowords.</w:t>
+      </w:r>
+    </w:p>
+    <w:bookmarkEnd w:id="29"/>
+    <w:bookmarkEnd w:id="30"/>
+    <w:bookmarkStart w:id="31" w:name="discussion"/>
+    <w:p>
+      <w:pPr>
+        <w:pStyle w:val="Heading1"/>
+      </w:pPr>
+      <w:r>
+        <w:t xml:space="preserve">Discussion</w:t>
+      </w:r>
+    </w:p>
+    <w:p>
+      <w:pPr>
+        <w:pStyle w:val="FirstParagraph"/>
+      </w:pPr>
+      <w:r>
         <w:t xml:space="preserve">‘lexsync’</w:t>
       </w:r>
       <w:r>
@@ -8480,35 +9320,179 @@
         <w:t xml:space="preserve"> </w:t>
       </w:r>
       <w:r>
-        <w:t xml:space="preserve">remains advisable for any onset-critical study, as for any software trigger.</w:t>
-      </w:r>
-      <w:r>
-        <w:t xml:space="preserve"> </w:t>
-      </w:r>
-      <w:r>
-        <w:t xml:space="preserve">Future work includes</w:t>
-      </w:r>
-      <w:r>
-        <w:t xml:space="preserve"> </w:t>
-      </w:r>
-      <w:r>
-        <w:t xml:space="preserve">additional presentation targets, a graphical interface and richer lexical</w:t>
-      </w:r>
-      <w:r>
-        <w:t xml:space="preserve"> </w:t>
-      </w:r>
-      <w:r>
-        <w:t xml:space="preserve">dimensions such as concreteness and age of acquisition, each of which slots into</w:t>
-      </w:r>
-      <w:r>
-        <w:t xml:space="preserve"> </w:t>
-      </w:r>
-      <w:r>
-        <w:t xml:space="preserve">the existing module structure.</w:t>
+        <w:t xml:space="preserve">remains advisable for any onset-critical study, as for any software trigger. The</w:t>
+      </w:r>
+      <w:r>
+        <w:t xml:space="preserve"> </w:t>
+      </w:r>
+      <w:r>
+        <w:t xml:space="preserve">example item tables for the paired and sentence paradigms are deliberately small,</w:t>
+      </w:r>
+      <w:r>
+        <w:t xml:space="preserve"> </w:t>
+      </w:r>
+      <w:r>
+        <w:t xml:space="preserve">intended to exercise and document the pipeline rather than to constitute validated</w:t>
+      </w:r>
+      <w:r>
+        <w:t xml:space="preserve"> </w:t>
+      </w:r>
+      <w:r>
+        <w:t xml:space="preserve">materials; researchers supply their own.</w:t>
       </w:r>
     </w:p>
-    <w:bookmarkEnd w:id="29"/>
-    <w:bookmarkStart w:id="31" w:name="availability-and-open-practices"/>
+    <w:p>
+      <w:pPr>
+        <w:pStyle w:val="BodyText"/>
+      </w:pPr>
+      <w:r>
+        <w:t xml:space="preserve">Several extensions follow directly from the motivation and slot into the existing</w:t>
+      </w:r>
+      <w:r>
+        <w:t xml:space="preserve"> </w:t>
+      </w:r>
+      <w:r>
+        <w:t xml:space="preserve">module structure. A browser-based target — emitting the same event sequence as a</w:t>
+      </w:r>
+      <w:r>
+        <w:t xml:space="preserve"> </w:t>
+      </w:r>
+      <w:r>
+        <w:t xml:space="preserve">‘jsPsych’</w:t>
+      </w:r>
+      <w:r>
+        <w:t xml:space="preserve"> </w:t>
+      </w:r>
+      <w:r>
+        <w:t xml:space="preserve">experiment, and a</w:t>
+      </w:r>
+      <w:r>
+        <w:t xml:space="preserve"> </w:t>
+      </w:r>
+      <w:r>
+        <w:t xml:space="preserve">‘PCIbex’</w:t>
+      </w:r>
+      <w:r>
+        <w:t xml:space="preserve"> </w:t>
+      </w:r>
+      <w:r>
+        <w:t xml:space="preserve">reading study — would let anyone reproduce the</w:t>
+      </w:r>
+      <w:r>
+        <w:t xml:space="preserve"> </w:t>
+      </w:r>
+      <w:r>
+        <w:t xml:space="preserve">exact procedure online from the same materials, the largest available gain in</w:t>
+      </w:r>
+      <w:r>
+        <w:t xml:space="preserve"> </w:t>
+      </w:r>
+      <w:r>
+        <w:t xml:space="preserve">reach and reproducibility. A machine- and human-readable</w:t>
+      </w:r>
+      <w:r>
+        <w:t xml:space="preserve"> </w:t>
+      </w:r>
+      <w:r>
+        <w:rPr>
+          <w:i/>
+          <w:iCs/>
+        </w:rPr>
+        <w:t xml:space="preserve">materials datasheet</w:t>
+      </w:r>
+      <w:r>
+        <w:t xml:space="preserve"> </w:t>
+      </w:r>
+      <w:r>
+        <w:t xml:space="preserve">per</w:t>
+      </w:r>
+      <w:r>
+        <w:t xml:space="preserve"> </w:t>
+      </w:r>
+      <w:r>
+        <w:t xml:space="preserve">design (corpus and version, dimensions and how they were computed, the matching</w:t>
+      </w:r>
+      <w:r>
+        <w:t xml:space="preserve"> </w:t>
+      </w:r>
+      <w:r>
+        <w:t xml:space="preserve">method and its realised control, item checksums, the seed and software versions),</w:t>
+      </w:r>
+      <w:r>
+        <w:t xml:space="preserve"> </w:t>
+      </w:r>
+      <w:r>
+        <w:t xml:space="preserve">together with an auto-generated Methods paragraph and pre-registration template,</w:t>
+      </w:r>
+      <w:r>
+        <w:t xml:space="preserve"> </w:t>
+      </w:r>
+      <w:r>
+        <w:t xml:space="preserve">would turn the run log into the kind of shareable materials record whose scarcity</w:t>
+      </w:r>
+      <w:r>
+        <w:t xml:space="preserve"> </w:t>
+      </w:r>
+      <w:r>
+        <w:t xml:space="preserve">motivated this work</w:t>
+      </w:r>
+      <w:r>
+        <w:t xml:space="preserve"> </w:t>
+      </w:r>
+      <w:r>
+        <w:t xml:space="preserve">(Bochynska et al., 2023; Roettger, 2019)</w:t>
+      </w:r>
+      <w:r>
+        <w:t xml:space="preserve">. Richer</w:t>
+      </w:r>
+      <w:r>
+        <w:t xml:space="preserve"> </w:t>
+      </w:r>
+      <w:r>
+        <w:t xml:space="preserve">dimensions — phonological (syllable count, phonotactic probability), semantic</w:t>
+      </w:r>
+      <w:r>
+        <w:t xml:space="preserve"> </w:t>
+      </w:r>
+      <w:r>
+        <w:t xml:space="preserve">(concreteness, age of acquisition, valence) and predictability (n-gram or</w:t>
+      </w:r>
+      <w:r>
+        <w:t xml:space="preserve"> </w:t>
+      </w:r>
+      <w:r>
+        <w:t xml:space="preserve">language-model surprisal) — would broaden the designs the matcher supports.</w:t>
+      </w:r>
+      <w:r>
+        <w:t xml:space="preserve"> </w:t>
+      </w:r>
+      <w:r>
+        <w:t xml:space="preserve">Finally, resampling multiple matched item sets, or sampling items per participant,</w:t>
+      </w:r>
+      <w:r>
+        <w:t xml:space="preserve"> </w:t>
+      </w:r>
+      <w:r>
+        <w:t xml:space="preserve">would let a study treat its items as the random factor they are</w:t>
+      </w:r>
+      <w:r>
+        <w:t xml:space="preserve"> </w:t>
+      </w:r>
+      <w:r>
+        <w:t xml:space="preserve">(Clark, 1973; Yarkoni, 2020)</w:t>
+      </w:r>
+      <w:r>
+        <w:t xml:space="preserve">. A graphical interface is a</w:t>
+      </w:r>
+      <w:r>
+        <w:t xml:space="preserve"> </w:t>
+      </w:r>
+      <w:r>
+        <w:t xml:space="preserve">further possibility.</w:t>
+      </w:r>
+    </w:p>
+    <w:bookmarkEnd w:id="31"/>
+    <w:bookmarkStart w:id="33" w:name="availability-and-open-practices"/>
     <w:p>
       <w:pPr>
         <w:pStyle w:val="Heading1"/>
@@ -8555,7 +9539,7 @@
         <w:t xml:space="preserve">URL in the package metadata is a placeholder pending public release.</w:t>
       </w:r>
     </w:p>
-    <w:bookmarkStart w:id="30" w:name="extending-lexsync"/>
+    <w:bookmarkStart w:id="32" w:name="extending-lexsync"/>
     <w:p>
       <w:pPr>
         <w:pStyle w:val="Heading2"/>
@@ -8575,7 +9559,20 @@
         <w:t xml:space="preserve"> </w:t>
       </w:r>
       <w:r>
-        <w:t xml:space="preserve">a lexical dimension, edit</w:t>
+        <w:t xml:space="preserve">a</w:t>
+      </w:r>
+      <w:r>
+        <w:t xml:space="preserve"> </w:t>
+      </w:r>
+      <w:r>
+        <w:rPr>
+          <w:b/>
+          <w:bCs/>
+        </w:rPr>
+        <w:t xml:space="preserve">paradigm</w:t>
+      </w:r>
+      <w:r>
+        <w:t xml:space="preserve">, add an entry to the registry in</w:t>
       </w:r>
       <w:r>
         <w:t xml:space="preserve"> </w:t>
@@ -8584,6 +9581,46 @@
         <w:rPr>
           <w:rStyle w:val="VerbatimChar"/>
         </w:rPr>
+        <w:t xml:space="preserve">paradigms</w:t>
+      </w:r>
+      <w:r>
+        <w:t xml:space="preserve"> </w:t>
+      </w:r>
+      <w:r>
+        <w:t xml:space="preserve">giving its default</w:t>
+      </w:r>
+      <w:r>
+        <w:t xml:space="preserve"> </w:t>
+      </w:r>
+      <w:r>
+        <w:t xml:space="preserve">event sequence, the trial fields it requires and its counterbalancing recipe; both</w:t>
+      </w:r>
+      <w:r>
+        <w:t xml:space="preserve"> </w:t>
+      </w:r>
+      <w:r>
+        <w:t xml:space="preserve">backends then render it with no further code. To add a</w:t>
+      </w:r>
+      <w:r>
+        <w:t xml:space="preserve"> </w:t>
+      </w:r>
+      <w:r>
+        <w:rPr>
+          <w:b/>
+          <w:bCs/>
+        </w:rPr>
+        <w:t xml:space="preserve">lexical dimension</w:t>
+      </w:r>
+      <w:r>
+        <w:t xml:space="preserve">, edit</w:t>
+      </w:r>
+      <w:r>
+        <w:t xml:space="preserve"> </w:t>
+      </w:r>
+      <w:r>
+        <w:rPr>
+          <w:rStyle w:val="VerbatimChar"/>
+        </w:rPr>
         <w:t xml:space="preserve">compute</w:t>
       </w:r>
       <w:r>
@@ -8614,7 +9651,13 @@
         <w:t xml:space="preserve"> </w:t>
       </w:r>
       <w:r>
-        <w:t xml:space="preserve">and the dimension table in</w:t>
+        <w:t xml:space="preserve">and the dimension</w:t>
+      </w:r>
+      <w:r>
+        <w:t xml:space="preserve"> </w:t>
+      </w:r>
+      <w:r>
+        <w:t xml:space="preserve">table in</w:t>
       </w:r>
       <w:r>
         <w:t xml:space="preserve"> </w:t>
@@ -8632,7 +9675,20 @@
         <w:t xml:space="preserve"> </w:t>
       </w:r>
       <w:r>
-        <w:t xml:space="preserve">presentation target, add an</w:t>
+        <w:rPr>
+          <w:b/>
+          <w:bCs/>
+        </w:rPr>
+        <w:t xml:space="preserve">presentation target</w:t>
+      </w:r>
+      <w:r>
+        <w:t xml:space="preserve">,</w:t>
+      </w:r>
+      <w:r>
+        <w:t xml:space="preserve"> </w:t>
+      </w:r>
+      <w:r>
+        <w:t xml:space="preserve">add an</w:t>
       </w:r>
       <w:r>
         <w:t xml:space="preserve"> </w:t>
@@ -8659,13 +9715,29 @@
         <w:t xml:space="preserve">scripting</w:t>
       </w:r>
       <w:r>
-        <w:t xml:space="preserve">. To add a</w:t>
-      </w:r>
-      <w:r>
-        <w:t xml:space="preserve"> </w:t>
-      </w:r>
-      <w:r>
-        <w:t xml:space="preserve">corpus or a language, add an entry to</w:t>
+        <w:t xml:space="preserve"> </w:t>
+      </w:r>
+      <w:r>
+        <w:t xml:space="preserve">that walks the same rendered</w:t>
+      </w:r>
+      <w:r>
+        <w:t xml:space="preserve"> </w:t>
+      </w:r>
+      <w:r>
+        <w:t xml:space="preserve">event list. To add a</w:t>
+      </w:r>
+      <w:r>
+        <w:t xml:space="preserve"> </w:t>
+      </w:r>
+      <w:r>
+        <w:rPr>
+          <w:b/>
+          <w:bCs/>
+        </w:rPr>
+        <w:t xml:space="preserve">corpus or language</w:t>
+      </w:r>
+      <w:r>
+        <w:t xml:space="preserve">, add an entry to</w:t>
       </w:r>
       <w:r>
         <w:t xml:space="preserve"> </w:t>
@@ -8677,13 +9749,7 @@
         <w:t xml:space="preserve">corpora/registry.yaml</w:t>
       </w:r>
       <w:r>
-        <w:t xml:space="preserve">; no code change is</w:t>
-      </w:r>
-      <w:r>
-        <w:t xml:space="preserve"> </w:t>
-      </w:r>
-      <w:r>
-        <w:t xml:space="preserve">required for SUBTLEX-family or</w:t>
+        <w:t xml:space="preserve">; no code change is required for SUBTLEX-family or</w:t>
       </w:r>
       <w:r>
         <w:t xml:space="preserve"> </w:t>
@@ -8703,9 +9769,9 @@
         <w:br w:type="page"/>
       </w:r>
     </w:p>
-    <w:bookmarkEnd w:id="30"/>
-    <w:bookmarkEnd w:id="31"/>
-    <w:bookmarkStart w:id="63" w:name="references"/>
+    <w:bookmarkEnd w:id="32"/>
+    <w:bookmarkEnd w:id="33"/>
+    <w:bookmarkStart w:id="79" w:name="references"/>
     <w:p>
       <w:pPr>
         <w:pStyle w:val="Heading1"/>
@@ -8714,56 +9780,14 @@
         <w:t xml:space="preserve">References</w:t>
       </w:r>
     </w:p>
-    <w:bookmarkStart w:id="62" w:name="refs"/>
-    <w:bookmarkStart w:id="33" w:name="ref-brysbaert2009subtlexus"/>
+    <w:bookmarkStart w:id="78" w:name="refs"/>
+    <w:bookmarkStart w:id="35" w:name="ref-bochynska2023reproducible"/>
     <w:p>
       <w:pPr>
         <w:pStyle w:val="Bibliography"/>
       </w:pPr>
       <w:r>
-        <w:t xml:space="preserve">Brysbaert, M., &amp; New, B. (2009). Moving beyond</w:t>
-      </w:r>
-      <w:r>
-        <w:t xml:space="preserve"> </w:t>
-      </w:r>
-      <w:r>
-        <w:t xml:space="preserve">Ku</w:t>
-      </w:r>
-      <w:r>
-        <w:t xml:space="preserve">č</w:t>
-      </w:r>
-      <w:r>
-        <w:t xml:space="preserve">era</w:t>
-      </w:r>
-      <w:r>
-        <w:t xml:space="preserve"> </w:t>
-      </w:r>
-      <w:r>
-        <w:t xml:space="preserve">and</w:t>
-      </w:r>
-      <w:r>
-        <w:t xml:space="preserve"> </w:t>
-      </w:r>
-      <w:r>
-        <w:t xml:space="preserve">Francis</w:t>
-      </w:r>
-      <w:r>
-        <w:t xml:space="preserve">: A critical evaluation of current word frequency norms and the introduction of a new and improved word frequency measure for</w:t>
-      </w:r>
-      <w:r>
-        <w:t xml:space="preserve"> </w:t>
-      </w:r>
-      <w:r>
-        <w:t xml:space="preserve">American</w:t>
-      </w:r>
-      <w:r>
-        <w:t xml:space="preserve"> </w:t>
-      </w:r>
-      <w:r>
-        <w:t xml:space="preserve">English</w:t>
-      </w:r>
-      <w:r>
-        <w:t xml:space="preserve">.</w:t>
+        <w:t xml:space="preserve">Bochynska, A., Keeble, L., Halfacre, C., Casillas, J. V., Champagne, I.-A., Chen, K., Röthlisberger, M., Buchanan, E. M., &amp; Roettger, T. B. (2023). Reproducible research practices and transparency across linguistics.</w:t>
       </w:r>
       <w:r>
         <w:t xml:space="preserve"> </w:t>
@@ -8773,7 +9797,7 @@
           <w:i/>
           <w:iCs/>
         </w:rPr>
-        <w:t xml:space="preserve">Behavior Research Methods</w:t>
+        <w:t xml:space="preserve">Glossa Psycholinguistics</w:t>
       </w:r>
       <w:r>
         <w:t xml:space="preserve">,</w:t>
@@ -8786,6 +9810,95 @@
           <w:i/>
           <w:iCs/>
         </w:rPr>
+        <w:t xml:space="preserve">2</w:t>
+      </w:r>
+      <w:r>
+        <w:t xml:space="preserve">(1).</w:t>
+      </w:r>
+      <w:r>
+        <w:t xml:space="preserve"> </w:t>
+      </w:r>
+      <w:hyperlink r:id="rId34">
+        <w:r>
+          <w:rPr>
+            <w:rStyle w:val="Hyperlink"/>
+          </w:rPr>
+          <w:t xml:space="preserve">https://doi.org/10.5070/G6011239</w:t>
+        </w:r>
+      </w:hyperlink>
+    </w:p>
+    <w:bookmarkEnd w:id="35"/>
+    <w:bookmarkStart w:id="37" w:name="ref-brysbaert2009subtlexus"/>
+    <w:p>
+      <w:pPr>
+        <w:pStyle w:val="Bibliography"/>
+      </w:pPr>
+      <w:r>
+        <w:t xml:space="preserve">Brysbaert, M., &amp; New, B. (2009). Moving beyond</w:t>
+      </w:r>
+      <w:r>
+        <w:t xml:space="preserve"> </w:t>
+      </w:r>
+      <w:r>
+        <w:t xml:space="preserve">Ku</w:t>
+      </w:r>
+      <w:r>
+        <w:t xml:space="preserve">č</w:t>
+      </w:r>
+      <w:r>
+        <w:t xml:space="preserve">era</w:t>
+      </w:r>
+      <w:r>
+        <w:t xml:space="preserve"> </w:t>
+      </w:r>
+      <w:r>
+        <w:t xml:space="preserve">and</w:t>
+      </w:r>
+      <w:r>
+        <w:t xml:space="preserve"> </w:t>
+      </w:r>
+      <w:r>
+        <w:t xml:space="preserve">Francis</w:t>
+      </w:r>
+      <w:r>
+        <w:t xml:space="preserve">: A critical evaluation of current word frequency norms and the introduction of a new and improved word frequency measure for</w:t>
+      </w:r>
+      <w:r>
+        <w:t xml:space="preserve"> </w:t>
+      </w:r>
+      <w:r>
+        <w:t xml:space="preserve">American</w:t>
+      </w:r>
+      <w:r>
+        <w:t xml:space="preserve"> </w:t>
+      </w:r>
+      <w:r>
+        <w:t xml:space="preserve">English</w:t>
+      </w:r>
+      <w:r>
+        <w:t xml:space="preserve">.</w:t>
+      </w:r>
+      <w:r>
+        <w:t xml:space="preserve"> </w:t>
+      </w:r>
+      <w:r>
+        <w:rPr>
+          <w:i/>
+          <w:iCs/>
+        </w:rPr>
+        <w:t xml:space="preserve">Behavior Research Methods</w:t>
+      </w:r>
+      <w:r>
+        <w:t xml:space="preserve">,</w:t>
+      </w:r>
+      <w:r>
+        <w:t xml:space="preserve"> </w:t>
+      </w:r>
+      <w:r>
+        <w:rPr>
+          <w:i/>
+          <w:iCs/>
+        </w:rPr>
         <w:t xml:space="preserve">41</w:t>
       </w:r>
       <w:r>
@@ -8794,7 +9907,7 @@
       <w:r>
         <w:t xml:space="preserve"> </w:t>
       </w:r>
-      <w:hyperlink r:id="rId32">
+      <w:hyperlink r:id="rId36">
         <w:r>
           <w:rPr>
             <w:rStyle w:val="Hyperlink"/>
@@ -8803,8 +9916,8 @@
         </w:r>
       </w:hyperlink>
     </w:p>
-    <w:bookmarkEnd w:id="33"/>
-    <w:bookmarkStart w:id="35" w:name="ref-cai2010subtlexch"/>
+    <w:bookmarkEnd w:id="37"/>
+    <w:bookmarkStart w:id="39" w:name="ref-cai2010subtlexch"/>
     <w:p>
       <w:pPr>
         <w:pStyle w:val="Bibliography"/>
@@ -8862,7 +9975,7 @@
       <w:r>
         <w:t xml:space="preserve"> </w:t>
       </w:r>
-      <w:hyperlink r:id="rId34">
+      <w:hyperlink r:id="rId38">
         <w:r>
           <w:rPr>
             <w:rStyle w:val="Hyperlink"/>
@@ -8871,14 +9984,26 @@
         </w:r>
       </w:hyperlink>
     </w:p>
-    <w:bookmarkEnd w:id="35"/>
-    <w:bookmarkStart w:id="36" w:name="ref-coltheart1977access"/>
+    <w:bookmarkEnd w:id="39"/>
+    <w:bookmarkStart w:id="41" w:name="ref-clark1973language"/>
     <w:p>
       <w:pPr>
         <w:pStyle w:val="Bibliography"/>
       </w:pPr>
       <w:r>
-        <w:t xml:space="preserve">Coltheart, M., Davelaar, E., Jonasson, J. T., &amp; Besner, D. (1977). Access to the internal lexicon. In S. Dornic (Ed.),</w:t>
+        <w:t xml:space="preserve">Clark, H. H. (1973). The language-as-fixed-effect fallacy:</w:t>
+      </w:r>
+      <w:r>
+        <w:t xml:space="preserve"> </w:t>
+      </w:r>
+      <w:r>
+        <w:t xml:space="preserve">A</w:t>
+      </w:r>
+      <w:r>
+        <w:t xml:space="preserve"> </w:t>
+      </w:r>
+      <w:r>
+        <w:t xml:space="preserve">critique of language statistics in psychological research.</w:t>
       </w:r>
       <w:r>
         <w:t xml:space="preserve"> </w:t>
@@ -8888,58 +10013,44 @@
           <w:i/>
           <w:iCs/>
         </w:rPr>
-        <w:t xml:space="preserve">Attention and performance</w:t>
+        <w:t xml:space="preserve">Journal of Verbal Learning and Verbal Behavior</w:t>
+      </w:r>
+      <w:r>
+        <w:t xml:space="preserve">,</w:t>
+      </w:r>
+      <w:r>
+        <w:t xml:space="preserve"> </w:t>
       </w:r>
       <w:r>
         <w:rPr>
           <w:i/>
           <w:iCs/>
         </w:rPr>
-        <w:t xml:space="preserve"> </w:t>
-      </w:r>
-      <w:r>
-        <w:rPr>
-          <w:i/>
-          <w:iCs/>
-        </w:rPr>
-        <w:t xml:space="preserve">VI</w:t>
-      </w:r>
-      <w:r>
-        <w:t xml:space="preserve"> </w:t>
-      </w:r>
-      <w:r>
-        <w:t xml:space="preserve">(pp. 535–555). Erlbaum.</w:t>
-      </w:r>
+        <w:t xml:space="preserve">12</w:t>
+      </w:r>
+      <w:r>
+        <w:t xml:space="preserve">(4), 335–359.</w:t>
+      </w:r>
+      <w:r>
+        <w:t xml:space="preserve"> </w:t>
+      </w:r>
+      <w:hyperlink r:id="rId40">
+        <w:r>
+          <w:rPr>
+            <w:rStyle w:val="Hyperlink"/>
+          </w:rPr>
+          <w:t xml:space="preserve">https://doi.org/10.1016/S0022-5371(73)80014-3</w:t>
+        </w:r>
+      </w:hyperlink>
     </w:p>
-    <w:bookmarkEnd w:id="36"/>
-    <w:bookmarkStart w:id="37" w:name="ref-cuetos2011subtlexesp"/>
+    <w:bookmarkEnd w:id="41"/>
+    <w:bookmarkStart w:id="42" w:name="ref-coltheart1977access"/>
     <w:p>
       <w:pPr>
         <w:pStyle w:val="Bibliography"/>
       </w:pPr>
       <w:r>
-        <w:t xml:space="preserve">Cuetos, F., González-Nosti, M., Barbón, A., &amp; Brysbaert, M. (2011).</w:t>
-      </w:r>
-      <w:r>
-        <w:t xml:space="preserve"> </w:t>
-      </w:r>
-      <w:r>
-        <w:t xml:space="preserve">SUBTLEX-ESP</w:t>
-      </w:r>
-      <w:r>
-        <w:t xml:space="preserve">:</w:t>
-      </w:r>
-      <w:r>
-        <w:t xml:space="preserve"> </w:t>
-      </w:r>
-      <w:r>
-        <w:t xml:space="preserve">Spanish</w:t>
-      </w:r>
-      <w:r>
-        <w:t xml:space="preserve"> </w:t>
-      </w:r>
-      <w:r>
-        <w:t xml:space="preserve">word frequencies based on film subtitles.</w:t>
+        <w:t xml:space="preserve">Coltheart, M., Davelaar, E., Jonasson, J. T., &amp; Besner, D. (1977). Access to the internal lexicon. In S. Dornic (Ed.),</w:t>
       </w:r>
       <w:r>
         <w:t xml:space="preserve"> </w:t>
@@ -8949,62 +10060,52 @@
           <w:i/>
           <w:iCs/>
         </w:rPr>
-        <w:t xml:space="preserve">Psic</w:t>
+        <w:t xml:space="preserve">Attention and performance</w:t>
       </w:r>
       <w:r>
         <w:rPr>
           <w:i/>
           <w:iCs/>
         </w:rPr>
-        <w:t xml:space="preserve">ó</w:t>
+        <w:t xml:space="preserve"> </w:t>
       </w:r>
       <w:r>
         <w:rPr>
           <w:i/>
           <w:iCs/>
         </w:rPr>
-        <w:t xml:space="preserve">logica</w:t>
-      </w:r>
-      <w:r>
-        <w:t xml:space="preserve">,</w:t>
-      </w:r>
-      <w:r>
-        <w:t xml:space="preserve"> </w:t>
-      </w:r>
-      <w:r>
-        <w:rPr>
-          <w:i/>
-          <w:iCs/>
-        </w:rPr>
-        <w:t xml:space="preserve">32</w:t>
-      </w:r>
-      <w:r>
-        <w:t xml:space="preserve">(2), 133–143.</w:t>
+        <w:t xml:space="preserve">VI</w:t>
+      </w:r>
+      <w:r>
+        <w:t xml:space="preserve"> </w:t>
+      </w:r>
+      <w:r>
+        <w:t xml:space="preserve">(pp. 535–555). Erlbaum.</w:t>
       </w:r>
     </w:p>
-    <w:bookmarkEnd w:id="37"/>
-    <w:bookmarkStart w:id="39" w:name="ref-gonzalezalonso2025l3"/>
+    <w:bookmarkEnd w:id="42"/>
+    <w:bookmarkStart w:id="44" w:name="ref-coretta2023multidimensional"/>
     <w:p>
       <w:pPr>
         <w:pStyle w:val="Bibliography"/>
       </w:pPr>
       <w:r>
-        <w:t xml:space="preserve">González Alonso, J., Bernabeu, P., Silva, G., DeLuca, V., Poch, C., Ivanova, I., &amp; Rothman, J. (2025). Starting from the very beginning: Unraveling third language (</w:t>
-      </w:r>
-      <w:r>
-        <w:t xml:space="preserve">L3</w:t>
-      </w:r>
-      <w:r>
-        <w:t xml:space="preserve">) development with longitudinal data from artificial language learning and</w:t>
-      </w:r>
-      <w:r>
-        <w:t xml:space="preserve"> </w:t>
-      </w:r>
-      <w:r>
-        <w:t xml:space="preserve">EEG</w:t>
-      </w:r>
-      <w:r>
-        <w:t xml:space="preserve">.</w:t>
+        <w:t xml:space="preserve">Coretta, S., Casillas, J. V., Roessig, S., et al.</w:t>
+      </w:r>
+      <w:r>
+        <w:t xml:space="preserve"> (2023). Multidimensional signals and analytic flexibility:</w:t>
+      </w:r>
+      <w:r>
+        <w:t xml:space="preserve"> </w:t>
+      </w:r>
+      <w:r>
+        <w:t xml:space="preserve">Estimating</w:t>
+      </w:r>
+      <w:r>
+        <w:t xml:space="preserve"> </w:t>
+      </w:r>
+      <w:r>
+        <w:t xml:space="preserve">degrees of freedom in human-speech analyses.</w:t>
       </w:r>
       <w:r>
         <w:t xml:space="preserve"> </w:t>
@@ -9014,7 +10115,7 @@
           <w:i/>
           <w:iCs/>
         </w:rPr>
-        <w:t xml:space="preserve">International Journal of Multilingualism</w:t>
+        <w:t xml:space="preserve">Advances in Methods and Practices in Psychological Science</w:t>
       </w:r>
       <w:r>
         <w:t xml:space="preserve">,</w:t>
@@ -9027,6 +10128,139 @@
           <w:i/>
           <w:iCs/>
         </w:rPr>
+        <w:t xml:space="preserve">6</w:t>
+      </w:r>
+      <w:r>
+        <w:t xml:space="preserve">(3).</w:t>
+      </w:r>
+      <w:r>
+        <w:t xml:space="preserve"> </w:t>
+      </w:r>
+      <w:hyperlink r:id="rId43">
+        <w:r>
+          <w:rPr>
+            <w:rStyle w:val="Hyperlink"/>
+          </w:rPr>
+          <w:t xml:space="preserve">https://doi.org/10.1177/25152459231162567</w:t>
+        </w:r>
+      </w:hyperlink>
+    </w:p>
+    <w:bookmarkEnd w:id="44"/>
+    <w:bookmarkStart w:id="45" w:name="ref-cuetos2011subtlexesp"/>
+    <w:p>
+      <w:pPr>
+        <w:pStyle w:val="Bibliography"/>
+      </w:pPr>
+      <w:r>
+        <w:t xml:space="preserve">Cuetos, F., González-Nosti, M., Barbón, A., &amp; Brysbaert, M. (2011).</w:t>
+      </w:r>
+      <w:r>
+        <w:t xml:space="preserve"> </w:t>
+      </w:r>
+      <w:r>
+        <w:t xml:space="preserve">SUBTLEX-ESP</w:t>
+      </w:r>
+      <w:r>
+        <w:t xml:space="preserve">:</w:t>
+      </w:r>
+      <w:r>
+        <w:t xml:space="preserve"> </w:t>
+      </w:r>
+      <w:r>
+        <w:t xml:space="preserve">Spanish</w:t>
+      </w:r>
+      <w:r>
+        <w:t xml:space="preserve"> </w:t>
+      </w:r>
+      <w:r>
+        <w:t xml:space="preserve">word frequencies based on film subtitles.</w:t>
+      </w:r>
+      <w:r>
+        <w:t xml:space="preserve"> </w:t>
+      </w:r>
+      <w:r>
+        <w:rPr>
+          <w:i/>
+          <w:iCs/>
+        </w:rPr>
+        <w:t xml:space="preserve">Psic</w:t>
+      </w:r>
+      <w:r>
+        <w:rPr>
+          <w:i/>
+          <w:iCs/>
+        </w:rPr>
+        <w:t xml:space="preserve">ó</w:t>
+      </w:r>
+      <w:r>
+        <w:rPr>
+          <w:i/>
+          <w:iCs/>
+        </w:rPr>
+        <w:t xml:space="preserve">logica</w:t>
+      </w:r>
+      <w:r>
+        <w:t xml:space="preserve">,</w:t>
+      </w:r>
+      <w:r>
+        <w:t xml:space="preserve"> </w:t>
+      </w:r>
+      <w:r>
+        <w:rPr>
+          <w:i/>
+          <w:iCs/>
+        </w:rPr>
+        <w:t xml:space="preserve">32</w:t>
+      </w:r>
+      <w:r>
+        <w:t xml:space="preserve">(2), 133–143.</w:t>
+      </w:r>
+    </w:p>
+    <w:bookmarkEnd w:id="45"/>
+    <w:bookmarkStart w:id="47" w:name="ref-gonzalezalonso2025l3"/>
+    <w:p>
+      <w:pPr>
+        <w:pStyle w:val="Bibliography"/>
+      </w:pPr>
+      <w:r>
+        <w:t xml:space="preserve">González Alonso, J., Bernabeu, P., Silva, G., DeLuca, V., Poch, C., Ivanova, I., &amp; Rothman, J. (2025). Starting from the very beginning: Unraveling third language (</w:t>
+      </w:r>
+      <w:r>
+        <w:t xml:space="preserve">L3</w:t>
+      </w:r>
+      <w:r>
+        <w:t xml:space="preserve">) development with longitudinal data from artificial language learning and</w:t>
+      </w:r>
+      <w:r>
+        <w:t xml:space="preserve"> </w:t>
+      </w:r>
+      <w:r>
+        <w:t xml:space="preserve">EEG</w:t>
+      </w:r>
+      <w:r>
+        <w:t xml:space="preserve">.</w:t>
+      </w:r>
+      <w:r>
+        <w:t xml:space="preserve"> </w:t>
+      </w:r>
+      <w:r>
+        <w:rPr>
+          <w:i/>
+          <w:iCs/>
+        </w:rPr>
+        <w:t xml:space="preserve">International Journal of Multilingualism</w:t>
+      </w:r>
+      <w:r>
+        <w:t xml:space="preserve">,</w:t>
+      </w:r>
+      <w:r>
+        <w:t xml:space="preserve"> </w:t>
+      </w:r>
+      <w:r>
+        <w:rPr>
+          <w:i/>
+          <w:iCs/>
+        </w:rPr>
         <w:t xml:space="preserve">22</w:t>
       </w:r>
       <w:r>
@@ -9035,7 +10269,7 @@
       <w:r>
         <w:t xml:space="preserve"> </w:t>
       </w:r>
-      <w:hyperlink r:id="rId38">
+      <w:hyperlink r:id="rId46">
         <w:r>
           <w:rPr>
             <w:rStyle w:val="Hyperlink"/>
@@ -9044,8 +10278,8 @@
         </w:r>
       </w:hyperlink>
     </w:p>
-    <w:bookmarkEnd w:id="39"/>
-    <w:bookmarkStart w:id="41" w:name="ref-vanheuven2014subtlexuk"/>
+    <w:bookmarkEnd w:id="47"/>
+    <w:bookmarkStart w:id="49" w:name="ref-vanheuven2014subtlexuk"/>
     <w:p>
       <w:pPr>
         <w:pStyle w:val="Bibliography"/>
@@ -9106,7 +10340,7 @@
       <w:r>
         <w:t xml:space="preserve"> </w:t>
       </w:r>
-      <w:hyperlink r:id="rId40">
+      <w:hyperlink r:id="rId48">
         <w:r>
           <w:rPr>
             <w:rStyle w:val="Hyperlink"/>
@@ -9115,8 +10349,8 @@
         </w:r>
       </w:hyperlink>
     </w:p>
-    <w:bookmarkEnd w:id="41"/>
-    <w:bookmarkStart w:id="43" w:name="ref-itkonen2024lastu"/>
+    <w:bookmarkEnd w:id="49"/>
+    <w:bookmarkStart w:id="51" w:name="ref-itkonen2024lastu"/>
     <w:p>
       <w:pPr>
         <w:pStyle w:val="Bibliography"/>
@@ -9174,7 +10408,7 @@
       <w:r>
         <w:t xml:space="preserve"> </w:t>
       </w:r>
-      <w:hyperlink r:id="rId42">
+      <w:hyperlink r:id="rId50">
         <w:r>
           <w:rPr>
             <w:rStyle w:val="Hyperlink"/>
@@ -9183,26 +10417,26 @@
         </w:r>
       </w:hyperlink>
     </w:p>
-    <w:bookmarkEnd w:id="43"/>
-    <w:bookmarkStart w:id="45" w:name="ref-lakens2017equivalence"/>
+    <w:bookmarkEnd w:id="51"/>
+    <w:bookmarkStart w:id="53" w:name="ref-keuleers2010wuggy"/>
     <w:p>
       <w:pPr>
         <w:pStyle w:val="Bibliography"/>
       </w:pPr>
       <w:r>
-        <w:t xml:space="preserve">Lakens, D. (2017). Equivalence tests: A practical primer for</w:t>
-      </w:r>
-      <w:r>
-        <w:t xml:space="preserve"> </w:t>
-      </w:r>
-      <w:r>
-        <w:t xml:space="preserve">t</w:t>
-      </w:r>
-      <w:r>
-        <w:t xml:space="preserve"> </w:t>
-      </w:r>
-      <w:r>
-        <w:t xml:space="preserve">tests, correlations, and meta-analyses.</w:t>
+        <w:t xml:space="preserve">Keuleers, E., &amp; Brysbaert, M. (2010). Wuggy:</w:t>
+      </w:r>
+      <w:r>
+        <w:t xml:space="preserve"> </w:t>
+      </w:r>
+      <w:r>
+        <w:t xml:space="preserve">A</w:t>
+      </w:r>
+      <w:r>
+        <w:t xml:space="preserve"> </w:t>
+      </w:r>
+      <w:r>
+        <w:t xml:space="preserve">multilingual pseudoword generator.</w:t>
       </w:r>
       <w:r>
         <w:t xml:space="preserve"> </w:t>
@@ -9212,7 +10446,7 @@
           <w:i/>
           <w:iCs/>
         </w:rPr>
-        <w:t xml:space="preserve">Social Psychological and Personality Science</w:t>
+        <w:t xml:space="preserve">Behavior Research Methods</w:t>
       </w:r>
       <w:r>
         <w:t xml:space="preserve">,</w:t>
@@ -9225,6 +10459,65 @@
           <w:i/>
           <w:iCs/>
         </w:rPr>
+        <w:t xml:space="preserve">42</w:t>
+      </w:r>
+      <w:r>
+        <w:t xml:space="preserve">(3), 627–633.</w:t>
+      </w:r>
+      <w:r>
+        <w:t xml:space="preserve"> </w:t>
+      </w:r>
+      <w:hyperlink r:id="rId52">
+        <w:r>
+          <w:rPr>
+            <w:rStyle w:val="Hyperlink"/>
+          </w:rPr>
+          <w:t xml:space="preserve">https://doi.org/10.3758/BRM.42.3.627</w:t>
+        </w:r>
+      </w:hyperlink>
+    </w:p>
+    <w:bookmarkEnd w:id="53"/>
+    <w:bookmarkStart w:id="55" w:name="ref-lakens2017equivalence"/>
+    <w:p>
+      <w:pPr>
+        <w:pStyle w:val="Bibliography"/>
+      </w:pPr>
+      <w:r>
+        <w:t xml:space="preserve">Lakens, D. (2017). Equivalence tests: A practical primer for</w:t>
+      </w:r>
+      <w:r>
+        <w:t xml:space="preserve"> </w:t>
+      </w:r>
+      <w:r>
+        <w:t xml:space="preserve">t</w:t>
+      </w:r>
+      <w:r>
+        <w:t xml:space="preserve"> </w:t>
+      </w:r>
+      <w:r>
+        <w:t xml:space="preserve">tests, correlations, and meta-analyses.</w:t>
+      </w:r>
+      <w:r>
+        <w:t xml:space="preserve"> </w:t>
+      </w:r>
+      <w:r>
+        <w:rPr>
+          <w:i/>
+          <w:iCs/>
+        </w:rPr>
+        <w:t xml:space="preserve">Social Psychological and Personality Science</w:t>
+      </w:r>
+      <w:r>
+        <w:t xml:space="preserve">,</w:t>
+      </w:r>
+      <w:r>
+        <w:t xml:space="preserve"> </w:t>
+      </w:r>
+      <w:r>
+        <w:rPr>
+          <w:i/>
+          <w:iCs/>
+        </w:rPr>
         <w:t xml:space="preserve">8</w:t>
       </w:r>
       <w:r>
@@ -9233,7 +10526,7 @@
       <w:r>
         <w:t xml:space="preserve"> </w:t>
       </w:r>
-      <w:hyperlink r:id="rId44">
+      <w:hyperlink r:id="rId54">
         <w:r>
           <w:rPr>
             <w:rStyle w:val="Hyperlink"/>
@@ -9242,8 +10535,8 @@
         </w:r>
       </w:hyperlink>
     </w:p>
-    <w:bookmarkEnd w:id="45"/>
-    <w:bookmarkStart w:id="47" w:name="ref-lintz2021libra"/>
+    <w:bookmarkEnd w:id="55"/>
+    <w:bookmarkStart w:id="57" w:name="ref-lintz2021libra"/>
     <w:p>
       <w:pPr>
         <w:pStyle w:val="Bibliography"/>
@@ -9280,7 +10573,7 @@
       <w:r>
         <w:t xml:space="preserve"> </w:t>
       </w:r>
-      <w:hyperlink r:id="rId46">
+      <w:hyperlink r:id="rId56">
         <w:r>
           <w:rPr>
             <w:rStyle w:val="Hyperlink"/>
@@ -9289,8 +10582,8 @@
         </w:r>
       </w:hyperlink>
     </w:p>
-    <w:bookmarkEnd w:id="47"/>
-    <w:bookmarkStart w:id="49" w:name="ref-mathot2012opensesame"/>
+    <w:bookmarkEnd w:id="57"/>
+    <w:bookmarkStart w:id="59" w:name="ref-mathot2012opensesame"/>
     <w:p>
       <w:pPr>
         <w:pStyle w:val="Bibliography"/>
@@ -9336,7 +10629,7 @@
       <w:r>
         <w:t xml:space="preserve"> </w:t>
       </w:r>
-      <w:hyperlink r:id="rId48">
+      <w:hyperlink r:id="rId58">
         <w:r>
           <w:rPr>
             <w:rStyle w:val="Hyperlink"/>
@@ -9345,8 +10638,8 @@
         </w:r>
       </w:hyperlink>
     </w:p>
-    <w:bookmarkEnd w:id="49"/>
-    <w:bookmarkStart w:id="51" w:name="ref-peirce2019psychopy2"/>
+    <w:bookmarkEnd w:id="59"/>
+    <w:bookmarkStart w:id="61" w:name="ref-peirce2019psychopy2"/>
     <w:p>
       <w:pPr>
         <w:pStyle w:val="Bibliography"/>
@@ -9392,7 +10685,7 @@
       <w:r>
         <w:t xml:space="preserve"> </w:t>
       </w:r>
-      <w:hyperlink r:id="rId50">
+      <w:hyperlink r:id="rId60">
         <w:r>
           <w:rPr>
             <w:rStyle w:val="Hyperlink"/>
@@ -9401,26 +10694,14 @@
         </w:r>
       </w:hyperlink>
     </w:p>
-    <w:bookmarkEnd w:id="51"/>
-    <w:bookmarkStart w:id="53" w:name="ref-sassenhagen2016nuisance"/>
+    <w:bookmarkEnd w:id="61"/>
+    <w:bookmarkStart w:id="63" w:name="ref-roettger2019degrees"/>
     <w:p>
       <w:pPr>
         <w:pStyle w:val="Bibliography"/>
       </w:pPr>
       <w:r>
-        <w:t xml:space="preserve">Sassenhagen, J., &amp; Alday, P. M. (2016). A common misapplication of statistical inference:</w:t>
-      </w:r>
-      <w:r>
-        <w:t xml:space="preserve"> </w:t>
-      </w:r>
-      <w:r>
-        <w:t xml:space="preserve">Nuisance</w:t>
-      </w:r>
-      <w:r>
-        <w:t xml:space="preserve"> </w:t>
-      </w:r>
-      <w:r>
-        <w:t xml:space="preserve">control with null-hypothesis significance tests.</w:t>
+        <w:t xml:space="preserve">Roettger, T. B. (2019). Researcher degrees of freedom in phonetic research.</w:t>
       </w:r>
       <w:r>
         <w:t xml:space="preserve"> </w:t>
@@ -9430,7 +10711,7 @@
           <w:i/>
           <w:iCs/>
         </w:rPr>
-        <w:t xml:space="preserve">Brain and Language</w:t>
+        <w:t xml:space="preserve">Laboratory Phonology</w:t>
       </w:r>
       <w:r>
         <w:t xml:space="preserve">,</w:t>
@@ -9443,6 +10724,124 @@
           <w:i/>
           <w:iCs/>
         </w:rPr>
+        <w:t xml:space="preserve">10</w:t>
+      </w:r>
+      <w:r>
+        <w:t xml:space="preserve">(1).</w:t>
+      </w:r>
+      <w:r>
+        <w:t xml:space="preserve"> </w:t>
+      </w:r>
+      <w:hyperlink r:id="rId62">
+        <w:r>
+          <w:rPr>
+            <w:rStyle w:val="Hyperlink"/>
+          </w:rPr>
+          <w:t xml:space="preserve">https://doi.org/10.5334/labphon.147</w:t>
+        </w:r>
+      </w:hyperlink>
+    </w:p>
+    <w:bookmarkEnd w:id="63"/>
+    <w:bookmarkStart w:id="65" w:name="ref-roettger2019emergent"/>
+    <w:p>
+      <w:pPr>
+        <w:pStyle w:val="Bibliography"/>
+      </w:pPr>
+      <w:r>
+        <w:t xml:space="preserve">Roettger, T. B., Winter, B., &amp; Baayen, H. (2019). Emergent data analysis in phonetic sciences:</w:t>
+      </w:r>
+      <w:r>
+        <w:t xml:space="preserve"> </w:t>
+      </w:r>
+      <w:r>
+        <w:t xml:space="preserve">Towards</w:t>
+      </w:r>
+      <w:r>
+        <w:t xml:space="preserve"> </w:t>
+      </w:r>
+      <w:r>
+        <w:t xml:space="preserve">pluralism and reproducibility.</w:t>
+      </w:r>
+      <w:r>
+        <w:t xml:space="preserve"> </w:t>
+      </w:r>
+      <w:r>
+        <w:rPr>
+          <w:i/>
+          <w:iCs/>
+        </w:rPr>
+        <w:t xml:space="preserve">Journal of Phonetics</w:t>
+      </w:r>
+      <w:r>
+        <w:t xml:space="preserve">,</w:t>
+      </w:r>
+      <w:r>
+        <w:t xml:space="preserve"> </w:t>
+      </w:r>
+      <w:r>
+        <w:rPr>
+          <w:i/>
+          <w:iCs/>
+        </w:rPr>
+        <w:t xml:space="preserve">73</w:t>
+      </w:r>
+      <w:r>
+        <w:t xml:space="preserve">, 1–7.</w:t>
+      </w:r>
+      <w:r>
+        <w:t xml:space="preserve"> </w:t>
+      </w:r>
+      <w:hyperlink r:id="rId64">
+        <w:r>
+          <w:rPr>
+            <w:rStyle w:val="Hyperlink"/>
+          </w:rPr>
+          <w:t xml:space="preserve">https://doi.org/10.1016/j.wocn.2018.12.001</w:t>
+        </w:r>
+      </w:hyperlink>
+    </w:p>
+    <w:bookmarkEnd w:id="65"/>
+    <w:bookmarkStart w:id="67" w:name="ref-sassenhagen2016nuisance"/>
+    <w:p>
+      <w:pPr>
+        <w:pStyle w:val="Bibliography"/>
+      </w:pPr>
+      <w:r>
+        <w:t xml:space="preserve">Sassenhagen, J., &amp; Alday, P. M. (2016). A common misapplication of statistical inference:</w:t>
+      </w:r>
+      <w:r>
+        <w:t xml:space="preserve"> </w:t>
+      </w:r>
+      <w:r>
+        <w:t xml:space="preserve">Nuisance</w:t>
+      </w:r>
+      <w:r>
+        <w:t xml:space="preserve"> </w:t>
+      </w:r>
+      <w:r>
+        <w:t xml:space="preserve">control with null-hypothesis significance tests.</w:t>
+      </w:r>
+      <w:r>
+        <w:t xml:space="preserve"> </w:t>
+      </w:r>
+      <w:r>
+        <w:rPr>
+          <w:i/>
+          <w:iCs/>
+        </w:rPr>
+        <w:t xml:space="preserve">Brain and Language</w:t>
+      </w:r>
+      <w:r>
+        <w:t xml:space="preserve">,</w:t>
+      </w:r>
+      <w:r>
+        <w:t xml:space="preserve"> </w:t>
+      </w:r>
+      <w:r>
+        <w:rPr>
+          <w:i/>
+          <w:iCs/>
+        </w:rPr>
         <w:t xml:space="preserve">162</w:t>
       </w:r>
       <w:r>
@@ -9451,7 +10850,7 @@
       <w:r>
         <w:t xml:space="preserve"> </w:t>
       </w:r>
-      <w:hyperlink r:id="rId52">
+      <w:hyperlink r:id="rId66">
         <w:r>
           <w:rPr>
             <w:rStyle w:val="Hyperlink"/>
@@ -9460,8 +10859,8 @@
         </w:r>
       </w:hyperlink>
     </w:p>
-    <w:bookmarkEnd w:id="53"/>
-    <w:bookmarkStart w:id="55" w:name="ref-speer2022wordfreq"/>
+    <w:bookmarkEnd w:id="67"/>
+    <w:bookmarkStart w:id="69" w:name="ref-speer2022wordfreq"/>
     <w:p>
       <w:pPr>
         <w:pStyle w:val="Bibliography"/>
@@ -9492,7 +10891,7 @@
       <w:r>
         <w:t xml:space="preserve"> </w:t>
       </w:r>
-      <w:hyperlink r:id="rId54">
+      <w:hyperlink r:id="rId68">
         <w:r>
           <w:rPr>
             <w:rStyle w:val="Hyperlink"/>
@@ -9501,8 +10900,8 @@
         </w:r>
       </w:hyperlink>
     </w:p>
-    <w:bookmarkEnd w:id="55"/>
-    <w:bookmarkStart w:id="57" w:name="ref-taylor2020lexops"/>
+    <w:bookmarkEnd w:id="69"/>
+    <w:bookmarkStart w:id="71" w:name="ref-taylor2020lexops"/>
     <w:p>
       <w:pPr>
         <w:pStyle w:val="Bibliography"/>
@@ -9560,7 +10959,7 @@
       <w:r>
         <w:t xml:space="preserve"> </w:t>
       </w:r>
-      <w:hyperlink r:id="rId56">
+      <w:hyperlink r:id="rId70">
         <w:r>
           <w:rPr>
             <w:rStyle w:val="Hyperlink"/>
@@ -9569,8 +10968,8 @@
         </w:r>
       </w:hyperlink>
     </w:p>
-    <w:bookmarkEnd w:id="57"/>
-    <w:bookmarkStart w:id="59" w:name="ref-wilkinson2016fair"/>
+    <w:bookmarkEnd w:id="71"/>
+    <w:bookmarkStart w:id="73" w:name="ref-wilkinson2016fair"/>
     <w:p>
       <w:pPr>
         <w:pStyle w:val="Bibliography"/>
@@ -9622,7 +11021,7 @@
       <w:r>
         <w:t xml:space="preserve"> </w:t>
       </w:r>
-      <w:hyperlink r:id="rId58">
+      <w:hyperlink r:id="rId72">
         <w:r>
           <w:rPr>
             <w:rStyle w:val="Hyperlink"/>
@@ -9631,29 +11030,14 @@
         </w:r>
       </w:hyperlink>
     </w:p>
-    <w:bookmarkEnd w:id="59"/>
-    <w:bookmarkStart w:id="61" w:name="ref-yarkoni2008old20"/>
+    <w:bookmarkEnd w:id="73"/>
+    <w:bookmarkStart w:id="75" w:name="ref-yarkoni2020generalizability"/>
     <w:p>
       <w:pPr>
         <w:pStyle w:val="Bibliography"/>
       </w:pPr>
       <w:r>
-        <w:t xml:space="preserve">Yarkoni, T., Balota, D., &amp; Yap, M. (2008). Moving beyond</w:t>
-      </w:r>
-      <w:r>
-        <w:t xml:space="preserve"> </w:t>
-      </w:r>
-      <w:r>
-        <w:t xml:space="preserve">Coltheart’s</w:t>
-      </w:r>
-      <w:r>
-        <w:t xml:space="preserve"> </w:t>
-      </w:r>
-      <w:r>
-        <w:t xml:space="preserve">N</w:t>
-      </w:r>
-      <w:r>
-        <w:t xml:space="preserve">: A new measure of orthographic similarity.</w:t>
+        <w:t xml:space="preserve">Yarkoni, T. (2020). The generalizability crisis.</w:t>
       </w:r>
       <w:r>
         <w:t xml:space="preserve"> </w:t>
@@ -9663,7 +11047,7 @@
           <w:i/>
           <w:iCs/>
         </w:rPr>
-        <w:t xml:space="preserve">Psychonomic Bulletin &amp; Review</w:t>
+        <w:t xml:space="preserve">Behavioral and Brain Sciences</w:t>
       </w:r>
       <w:r>
         <w:t xml:space="preserve">,</w:t>
@@ -9676,6 +11060,68 @@
           <w:i/>
           <w:iCs/>
         </w:rPr>
+        <w:t xml:space="preserve">45</w:t>
+      </w:r>
+      <w:r>
+        <w:t xml:space="preserve">, e1.</w:t>
+      </w:r>
+      <w:r>
+        <w:t xml:space="preserve"> </w:t>
+      </w:r>
+      <w:hyperlink r:id="rId74">
+        <w:r>
+          <w:rPr>
+            <w:rStyle w:val="Hyperlink"/>
+          </w:rPr>
+          <w:t xml:space="preserve">https://doi.org/10.1017/S0140525X20001685</w:t>
+        </w:r>
+      </w:hyperlink>
+    </w:p>
+    <w:bookmarkEnd w:id="75"/>
+    <w:bookmarkStart w:id="77" w:name="ref-yarkoni2008old20"/>
+    <w:p>
+      <w:pPr>
+        <w:pStyle w:val="Bibliography"/>
+      </w:pPr>
+      <w:r>
+        <w:t xml:space="preserve">Yarkoni, T., Balota, D., &amp; Yap, M. (2008). Moving beyond</w:t>
+      </w:r>
+      <w:r>
+        <w:t xml:space="preserve"> </w:t>
+      </w:r>
+      <w:r>
+        <w:t xml:space="preserve">Coltheart’s</w:t>
+      </w:r>
+      <w:r>
+        <w:t xml:space="preserve"> </w:t>
+      </w:r>
+      <w:r>
+        <w:t xml:space="preserve">N</w:t>
+      </w:r>
+      <w:r>
+        <w:t xml:space="preserve">: A new measure of orthographic similarity.</w:t>
+      </w:r>
+      <w:r>
+        <w:t xml:space="preserve"> </w:t>
+      </w:r>
+      <w:r>
+        <w:rPr>
+          <w:i/>
+          <w:iCs/>
+        </w:rPr>
+        <w:t xml:space="preserve">Psychonomic Bulletin &amp; Review</w:t>
+      </w:r>
+      <w:r>
+        <w:t xml:space="preserve">,</w:t>
+      </w:r>
+      <w:r>
+        <w:t xml:space="preserve"> </w:t>
+      </w:r>
+      <w:r>
+        <w:rPr>
+          <w:i/>
+          <w:iCs/>
+        </w:rPr>
         <w:t xml:space="preserve">15</w:t>
       </w:r>
       <w:r>
@@ -9684,7 +11130,7 @@
       <w:r>
         <w:t xml:space="preserve"> </w:t>
       </w:r>
-      <w:hyperlink r:id="rId60">
+      <w:hyperlink r:id="rId76">
         <w:r>
           <w:rPr>
             <w:rStyle w:val="Hyperlink"/>
@@ -9693,9 +11139,9 @@
         </w:r>
       </w:hyperlink>
     </w:p>
-    <w:bookmarkEnd w:id="61"/>
-    <w:bookmarkEnd w:id="62"/>
-    <w:bookmarkEnd w:id="63"/>
+    <w:bookmarkEnd w:id="77"/>
+    <w:bookmarkEnd w:id="78"/>
+    <w:bookmarkEnd w:id="79"/>
     <w:sectPr>
       <w:footnotePr>
         <w:numRestart w:val="eachSect"/>

--- a/manuscript/manuscript.docx
+++ b/manuscript/manuscript.docx
@@ -129,10 +129,7 @@
         <w:t xml:space="preserve">‘PsychoPy’</w:t>
       </w:r>
       <w:r>
-        <w:t xml:space="preserve"> </w:t>
-      </w:r>
-      <w:r>
-        <w:t xml:space="preserve">and</w:t>
+        <w:t xml:space="preserve">,</w:t>
       </w:r>
       <w:r>
         <w:t xml:space="preserve"> </w:t>
@@ -144,19 +141,31 @@
         <w:t xml:space="preserve"> </w:t>
       </w:r>
       <w:r>
-        <w:t xml:space="preserve">experiment scripts whose hardware</w:t>
-      </w:r>
-      <w:r>
-        <w:t xml:space="preserve"> </w:t>
-      </w:r>
-      <w:r>
-        <w:t xml:space="preserve">triggers for electroencephalography are time-locked to stimulus onset in both</w:t>
-      </w:r>
-      <w:r>
-        <w:t xml:space="preserve"> </w:t>
-      </w:r>
-      <w:r>
-        <w:t xml:space="preserve">targets. The trial is described declaratively as a sequence of events, so the</w:t>
+        <w:t xml:space="preserve">and browser-based</w:t>
+      </w:r>
+      <w:r>
+        <w:t xml:space="preserve"> </w:t>
+      </w:r>
+      <w:r>
+        <w:t xml:space="preserve">‘jsPsych’</w:t>
+      </w:r>
+      <w:r>
+        <w:t xml:space="preserve"> </w:t>
+      </w:r>
+      <w:r>
+        <w:t xml:space="preserve">experiments,</w:t>
+      </w:r>
+      <w:r>
+        <w:t xml:space="preserve"> </w:t>
+      </w:r>
+      <w:r>
+        <w:t xml:space="preserve">the two laboratory targets time-locking their electroencephalography triggers to</w:t>
+      </w:r>
+      <w:r>
+        <w:t xml:space="preserve"> </w:t>
+      </w:r>
+      <w:r>
+        <w:t xml:space="preserve">stimulus onset. The trial is described declaratively as a sequence of events, so the</w:t>
       </w:r>
       <w:r>
         <w:t xml:space="preserve"> </w:t>
@@ -2489,13 +2498,13 @@
         <w:t xml:space="preserve"> </w:t>
       </w:r>
       <w:r>
-        <w:t xml:space="preserve">design either selects a paradigm or supplies its own event list. Both presentation</w:t>
-      </w:r>
-      <w:r>
-        <w:t xml:space="preserve"> </w:t>
-      </w:r>
-      <w:r>
-        <w:t xml:space="preserve">backends iterate the same list — the</w:t>
+        <w:t xml:space="preserve">design either selects a paradigm or supplies its own event list. All three</w:t>
+      </w:r>
+      <w:r>
+        <w:t xml:space="preserve"> </w:t>
+      </w:r>
+      <w:r>
+        <w:t xml:space="preserve">presentation backends iterate the same list — the</w:t>
       </w:r>
       <w:r>
         <w:t xml:space="preserve"> </w:t>
@@ -2507,13 +2516,13 @@
         <w:t xml:space="preserve"> </w:t>
       </w:r>
       <w:r>
-        <w:t xml:space="preserve">script interprets it at run time,</w:t>
-      </w:r>
-      <w:r>
-        <w:t xml:space="preserve"> </w:t>
-      </w:r>
-      <w:r>
-        <w:t xml:space="preserve">the</w:t>
+        <w:t xml:space="preserve">script interprets it</w:t>
+      </w:r>
+      <w:r>
+        <w:t xml:space="preserve"> </w:t>
+      </w:r>
+      <w:r>
+        <w:t xml:space="preserve">at run time, the</w:t>
       </w:r>
       <w:r>
         <w:t xml:space="preserve"> </w:t>
@@ -2525,19 +2534,67 @@
         <w:t xml:space="preserve"> </w:t>
       </w:r>
       <w:r>
-        <w:t xml:space="preserve">generator emits one block per event — so adding a paradigm is a</w:t>
-      </w:r>
-      <w:r>
-        <w:t xml:space="preserve"> </w:t>
-      </w:r>
-      <w:r>
-        <w:t xml:space="preserve">matter of configuration, not backend code, and the two targets stay in step by</w:t>
-      </w:r>
-      <w:r>
-        <w:t xml:space="preserve"> </w:t>
-      </w:r>
-      <w:r>
-        <w:t xml:space="preserve">construction. Stimulus text is always written as data into the conditions file the</w:t>
+        <w:t xml:space="preserve">generator emits one block per event, and the</w:t>
+      </w:r>
+      <w:r>
+        <w:t xml:space="preserve"> </w:t>
+      </w:r>
+      <w:r>
+        <w:t xml:space="preserve">‘jsPsych’</w:t>
+      </w:r>
+      <w:r>
+        <w:t xml:space="preserve"> </w:t>
+      </w:r>
+      <w:r>
+        <w:t xml:space="preserve">generator builds a browser timeline from it — so adding a paradigm is a</w:t>
+      </w:r>
+      <w:r>
+        <w:t xml:space="preserve"> </w:t>
+      </w:r>
+      <w:r>
+        <w:t xml:space="preserve">matter of configuration, not backend code, and the targets stay in step by</w:t>
+      </w:r>
+      <w:r>
+        <w:t xml:space="preserve"> </w:t>
+      </w:r>
+      <w:r>
+        <w:t xml:space="preserve">construction. The</w:t>
+      </w:r>
+      <w:r>
+        <w:t xml:space="preserve"> </w:t>
+      </w:r>
+      <w:r>
+        <w:t xml:space="preserve">‘jsPsych’</w:t>
+      </w:r>
+      <w:r>
+        <w:t xml:space="preserve"> </w:t>
+      </w:r>
+      <w:r>
+        <w:t xml:space="preserve">target is a single self-contained HTML file that runs</w:t>
+      </w:r>
+      <w:r>
+        <w:t xml:space="preserve"> </w:t>
+      </w:r>
+      <w:r>
+        <w:t xml:space="preserve">in any modern browser, letting anyone reproduce the exact procedure online from the</w:t>
+      </w:r>
+      <w:r>
+        <w:t xml:space="preserve"> </w:t>
+      </w:r>
+      <w:r>
+        <w:t xml:space="preserve">same materials; because a browser cannot drive a parallel port, each onset marker</w:t>
+      </w:r>
+      <w:r>
+        <w:t xml:space="preserve"> </w:t>
+      </w:r>
+      <w:r>
+        <w:t xml:space="preserve">is recorded in the trial’s data rather than written to hardware (online EEG</w:t>
+      </w:r>
+      <w:r>
+        <w:t xml:space="preserve"> </w:t>
+      </w:r>
+      <w:r>
+        <w:t xml:space="preserve">synchronisation would route it through WebSerial or a photodiode). Stimulus text is always written as data into the conditions file the</w:t>
       </w:r>
       <w:r>
         <w:t xml:space="preserve"> </w:t>
@@ -9011,7 +9068,13 @@
         <w:t xml:space="preserve"> </w:t>
       </w:r>
       <w:r>
-        <w:t xml:space="preserve">and followed by a comprehension question. Each design compiles to a runnable</w:t>
+        <w:t xml:space="preserve">and followed by a comprehension question. Each design compiles from the same event</w:t>
+      </w:r>
+      <w:r>
+        <w:t xml:space="preserve"> </w:t>
+      </w:r>
+      <w:r>
+        <w:t xml:space="preserve">list to a runnable</w:t>
       </w:r>
       <w:r>
         <w:t xml:space="preserve"> </w:t>
@@ -9023,7 +9086,7 @@
         <w:t xml:space="preserve"> </w:t>
       </w:r>
       <w:r>
-        <w:t xml:space="preserve">script and a valid</w:t>
+        <w:t xml:space="preserve">script, a valid</w:t>
       </w:r>
       <w:r>
         <w:t xml:space="preserve"> </w:t>
@@ -9035,25 +9098,43 @@
         <w:t xml:space="preserve"> </w:t>
       </w:r>
       <w:r>
-        <w:t xml:space="preserve">experiment from the same event list, and</w:t>
-      </w:r>
-      <w:r>
-        <w:t xml:space="preserve"> </w:t>
-      </w:r>
-      <w:r>
-        <w:t xml:space="preserve">the R and Python engines select identical</w:t>
-      </w:r>
-      <w:r>
-        <w:t xml:space="preserve"> </w:t>
-      </w:r>
-      <w:r>
-        <w:t xml:space="preserve">materials in every case — including, for lexical decision, the very same</w:t>
-      </w:r>
-      <w:r>
-        <w:t xml:space="preserve"> </w:t>
-      </w:r>
-      <w:r>
-        <w:t xml:space="preserve">deterministically generated pseudowords.</w:t>
+        <w:t xml:space="preserve">experiment and a</w:t>
+      </w:r>
+      <w:r>
+        <w:t xml:space="preserve"> </w:t>
+      </w:r>
+      <w:r>
+        <w:t xml:space="preserve">self-contained browser-based</w:t>
+      </w:r>
+      <w:r>
+        <w:t xml:space="preserve"> </w:t>
+      </w:r>
+      <w:r>
+        <w:t xml:space="preserve">‘jsPsych’</w:t>
+      </w:r>
+      <w:r>
+        <w:t xml:space="preserve"> </w:t>
+      </w:r>
+      <w:r>
+        <w:t xml:space="preserve">experiment, and the R and Python engines</w:t>
+      </w:r>
+      <w:r>
+        <w:t xml:space="preserve"> </w:t>
+      </w:r>
+      <w:r>
+        <w:t xml:space="preserve">select identical materials in every case —</w:t>
+      </w:r>
+      <w:r>
+        <w:t xml:space="preserve"> </w:t>
+      </w:r>
+      <w:r>
+        <w:t xml:space="preserve">including, for lexical decision, the very same deterministically generated</w:t>
+      </w:r>
+      <w:r>
+        <w:t xml:space="preserve"> </w:t>
+      </w:r>
+      <w:r>
+        <w:t xml:space="preserve">pseudowords.</w:t>
       </w:r>
     </w:p>
     <w:bookmarkEnd w:id="29"/>
@@ -9346,25 +9427,13 @@
         <w:pStyle w:val="BodyText"/>
       </w:pPr>
       <w:r>
-        <w:t xml:space="preserve">Several extensions follow directly from the motivation and slot into the existing</w:t>
-      </w:r>
-      <w:r>
-        <w:t xml:space="preserve"> </w:t>
-      </w:r>
-      <w:r>
-        <w:t xml:space="preserve">module structure. A browser-based target — emitting the same event sequence as a</w:t>
-      </w:r>
-      <w:r>
-        <w:t xml:space="preserve"> </w:t>
-      </w:r>
-      <w:r>
-        <w:t xml:space="preserve">‘jsPsych’</w:t>
-      </w:r>
-      <w:r>
-        <w:t xml:space="preserve"> </w:t>
-      </w:r>
-      <w:r>
-        <w:t xml:space="preserve">experiment, and a</w:t>
+        <w:t xml:space="preserve">Several further extensions follow directly from the motivation and slot into the</w:t>
+      </w:r>
+      <w:r>
+        <w:t xml:space="preserve"> </w:t>
+      </w:r>
+      <w:r>
+        <w:t xml:space="preserve">existing module structure. The web target above could be joined by a</w:t>
       </w:r>
       <w:r>
         <w:t xml:space="preserve"> </w:t>
@@ -9376,19 +9445,19 @@
         <w:t xml:space="preserve"> </w:t>
       </w:r>
       <w:r>
-        <w:t xml:space="preserve">reading study — would let anyone reproduce the</w:t>
-      </w:r>
-      <w:r>
-        <w:t xml:space="preserve"> </w:t>
-      </w:r>
-      <w:r>
-        <w:t xml:space="preserve">exact procedure online from the same materials, the largest available gain in</w:t>
-      </w:r>
-      <w:r>
-        <w:t xml:space="preserve"> </w:t>
-      </w:r>
-      <w:r>
-        <w:t xml:space="preserve">reach and reproducibility. A machine- and human-readable</w:t>
+        <w:t xml:space="preserve">reading study and by client-side hardware synchronisation (WebSerial or a</w:t>
+      </w:r>
+      <w:r>
+        <w:t xml:space="preserve"> </w:t>
+      </w:r>
+      <w:r>
+        <w:t xml:space="preserve">photodiode patch), so that online studies inherit the same onset markers the</w:t>
+      </w:r>
+      <w:r>
+        <w:t xml:space="preserve"> </w:t>
+      </w:r>
+      <w:r>
+        <w:t xml:space="preserve">laboratory targets write. A machine- and human-readable</w:t>
       </w:r>
       <w:r>
         <w:t xml:space="preserve"> </w:t>

--- a/manuscript/manuscript.docx
+++ b/manuscript/manuscript.docx
@@ -1115,6 +1115,27 @@
         <w:rPr>
           <w:rStyle w:val="VerbatimChar"/>
         </w:rPr>
+        <w:t xml:space="preserve">datasheet</w:t>
+      </w:r>
+      <w:r>
+        <w:t xml:space="preserve"> </w:t>
+      </w:r>
+      <w:r>
+        <w:t xml:space="preserve">(the materials datasheet and pre-registration</w:t>
+      </w:r>
+      <w:r>
+        <w:t xml:space="preserve"> </w:t>
+      </w:r>
+      <w:r>
+        <w:t xml:space="preserve">template),</w:t>
+      </w:r>
+      <w:r>
+        <w:t xml:space="preserve"> </w:t>
+      </w:r>
+      <w:r>
+        <w:rPr>
+          <w:rStyle w:val="VerbatimChar"/>
+        </w:rPr>
         <w:t xml:space="preserve">logging</w:t>
       </w:r>
       <w:r>
@@ -1136,13 +1157,7 @@
         <w:t xml:space="preserve"> </w:t>
       </w:r>
       <w:r>
-        <w:t xml:space="preserve">(the</w:t>
-      </w:r>
-      <w:r>
-        <w:t xml:space="preserve"> </w:t>
-      </w:r>
-      <w:r>
-        <w:t xml:space="preserve">registry). A single orchestrator,</w:t>
+        <w:t xml:space="preserve">(the registry). A single orchestrator,</w:t>
       </w:r>
       <w:r>
         <w:t xml:space="preserve"> </w:t>
@@ -2013,6 +2028,99 @@
       </w:r>
       <w:r>
         <w:t xml:space="preserve">auditable.</w:t>
+      </w:r>
+    </w:p>
+    <w:p>
+      <w:pPr>
+        <w:pStyle w:val="BodyText"/>
+      </w:pPr>
+      <w:r>
+        <w:t xml:space="preserve">Finally, each design is accompanied by a</w:t>
+      </w:r>
+      <w:r>
+        <w:t xml:space="preserve"> </w:t>
+      </w:r>
+      <w:r>
+        <w:rPr>
+          <w:i/>
+          <w:iCs/>
+        </w:rPr>
+        <w:t xml:space="preserve">materials datasheet</w:t>
+      </w:r>
+      <w:r>
+        <w:t xml:space="preserve"> </w:t>
+      </w:r>
+      <w:r>
+        <w:t xml:space="preserve">— a machine-readable</w:t>
+      </w:r>
+      <w:r>
+        <w:t xml:space="preserve"> </w:t>
+      </w:r>
+      <w:r>
+        <w:t xml:space="preserve">JSON record and a human-readable Markdown summary of its provenance: the corpus or</w:t>
+      </w:r>
+      <w:r>
+        <w:t xml:space="preserve"> </w:t>
+      </w:r>
+      <w:r>
+        <w:t xml:space="preserve">item table and its checksum, the dimensions and how they were computed, the</w:t>
+      </w:r>
+      <w:r>
+        <w:t xml:space="preserve"> </w:t>
+      </w:r>
+      <w:r>
+        <w:t xml:space="preserve">selection or matching method and its parameters, the realised control (the effect</w:t>
+      </w:r>
+      <w:r>
+        <w:t xml:space="preserve"> </w:t>
+      </w:r>
+      <w:r>
+        <w:t xml:space="preserve">sizes, intervals and equivalence verdicts above), the counterbalancing recipe, and</w:t>
+      </w:r>
+      <w:r>
+        <w:t xml:space="preserve"> </w:t>
+      </w:r>
+      <w:r>
+        <w:t xml:space="preserve">the seed, software versions and file checksums needed to reproduce the materials</w:t>
+      </w:r>
+      <w:r>
+        <w:t xml:space="preserve"> </w:t>
+      </w:r>
+      <w:r>
+        <w:t xml:space="preserve">exactly. The datasheet also emits an auto-filled Methods paragraph and a</w:t>
+      </w:r>
+      <w:r>
+        <w:t xml:space="preserve"> </w:t>
+      </w:r>
+      <w:r>
+        <w:t xml:space="preserve">pre-registration template with its Materials section completed. This is a direct</w:t>
+      </w:r>
+      <w:r>
+        <w:t xml:space="preserve"> </w:t>
+      </w:r>
+      <w:r>
+        <w:t xml:space="preserve">response to the finding that experimental materials are rarely shared in a usable</w:t>
+      </w:r>
+      <w:r>
+        <w:t xml:space="preserve"> </w:t>
+      </w:r>
+      <w:r>
+        <w:t xml:space="preserve">form</w:t>
+      </w:r>
+      <w:r>
+        <w:t xml:space="preserve"> </w:t>
+      </w:r>
+      <w:r>
+        <w:t xml:space="preserve">(Bochynska et al., 2023; Roettger, 2019)</w:t>
+      </w:r>
+      <w:r>
+        <w:t xml:space="preserve">: the materials, the</w:t>
+      </w:r>
+      <w:r>
+        <w:t xml:space="preserve"> </w:t>
+      </w:r>
+      <w:r>
+        <w:t xml:space="preserve">procedure and the record of how they were made travel together.</w:t>
       </w:r>
     </w:p>
     <w:bookmarkEnd w:id="13"/>
@@ -9457,62 +9565,7 @@
         <w:t xml:space="preserve"> </w:t>
       </w:r>
       <w:r>
-        <w:t xml:space="preserve">laboratory targets write. A machine- and human-readable</w:t>
-      </w:r>
-      <w:r>
-        <w:t xml:space="preserve"> </w:t>
-      </w:r>
-      <w:r>
-        <w:rPr>
-          <w:i/>
-          <w:iCs/>
-        </w:rPr>
-        <w:t xml:space="preserve">materials datasheet</w:t>
-      </w:r>
-      <w:r>
-        <w:t xml:space="preserve"> </w:t>
-      </w:r>
-      <w:r>
-        <w:t xml:space="preserve">per</w:t>
-      </w:r>
-      <w:r>
-        <w:t xml:space="preserve"> </w:t>
-      </w:r>
-      <w:r>
-        <w:t xml:space="preserve">design (corpus and version, dimensions and how they were computed, the matching</w:t>
-      </w:r>
-      <w:r>
-        <w:t xml:space="preserve"> </w:t>
-      </w:r>
-      <w:r>
-        <w:t xml:space="preserve">method and its realised control, item checksums, the seed and software versions),</w:t>
-      </w:r>
-      <w:r>
-        <w:t xml:space="preserve"> </w:t>
-      </w:r>
-      <w:r>
-        <w:t xml:space="preserve">together with an auto-generated Methods paragraph and pre-registration template,</w:t>
-      </w:r>
-      <w:r>
-        <w:t xml:space="preserve"> </w:t>
-      </w:r>
-      <w:r>
-        <w:t xml:space="preserve">would turn the run log into the kind of shareable materials record whose scarcity</w:t>
-      </w:r>
-      <w:r>
-        <w:t xml:space="preserve"> </w:t>
-      </w:r>
-      <w:r>
-        <w:t xml:space="preserve">motivated this work</w:t>
-      </w:r>
-      <w:r>
-        <w:t xml:space="preserve"> </w:t>
-      </w:r>
-      <w:r>
-        <w:t xml:space="preserve">(Bochynska et al., 2023; Roettger, 2019)</w:t>
-      </w:r>
-      <w:r>
-        <w:t xml:space="preserve">. Richer</w:t>
+        <w:t xml:space="preserve">laboratory targets write. Richer</w:t>
       </w:r>
       <w:r>
         <w:t xml:space="preserve"> </w:t>

--- a/manuscript/manuscript.docx
+++ b/manuscript/manuscript.docx
@@ -201,7 +201,7 @@
         <w:t xml:space="preserve"> </w:t>
       </w:r>
       <w:r>
-        <w:t xml:space="preserve">this on eight worked examples in English, Spanish and Mandarin Chinese — across</w:t>
+        <w:t xml:space="preserve">this on nine worked examples in English, Spanish and Mandarin Chinese — across</w:t>
       </w:r>
       <w:r>
         <w:t xml:space="preserve"> </w:t>
@@ -1550,7 +1550,49 @@
         <w:t xml:space="preserve"> </w:t>
       </w:r>
       <w:r>
-        <w:t xml:space="preserve">than taken on trust.</w:t>
+        <w:t xml:space="preserve">than taken on trust. The dimension set is open: it also includes an orthographic</w:t>
+      </w:r>
+      <w:r>
+        <w:t xml:space="preserve"> </w:t>
+      </w:r>
+      <w:r>
+        <w:t xml:space="preserve">syllable estimate (the number of vowel runs) and a corpus-derived bigram-frequency</w:t>
+      </w:r>
+      <w:r>
+        <w:t xml:space="preserve"> </w:t>
+      </w:r>
+      <w:r>
+        <w:t xml:space="preserve">measure that approximates phonotactic probability, and externally-sourced norms —</w:t>
+      </w:r>
+      <w:r>
+        <w:t xml:space="preserve"> </w:t>
+      </w:r>
+      <w:r>
+        <w:t xml:space="preserve">concreteness, age of acquisition, valence — can be joined on through a</w:t>
+      </w:r>
+      <w:r>
+        <w:t xml:space="preserve"> </w:t>
+      </w:r>
+      <w:r>
+        <w:t xml:space="preserve">norm-table connector so the matcher equates on them too. A sixth corpus</w:t>
+      </w:r>
+      <w:r>
+        <w:t xml:space="preserve"> </w:t>
+      </w:r>
+      <w:r>
+        <w:t xml:space="preserve">demonstration, a frequency contrast additionally equated on syllable count and</w:t>
+      </w:r>
+      <w:r>
+        <w:t xml:space="preserve"> </w:t>
+      </w:r>
+      <w:r>
+        <w:t xml:space="preserve">bigram frequency, exercises these; like all designs it is selected identically by</w:t>
+      </w:r>
+      <w:r>
+        <w:t xml:space="preserve"> </w:t>
+      </w:r>
+      <w:r>
+        <w:t xml:space="preserve">the two engines.</w:t>
       </w:r>
     </w:p>
     <w:p>
@@ -3028,7 +3070,7 @@
         <w:t xml:space="preserve"> </w:t>
       </w:r>
       <w:r>
-        <w:t xml:space="preserve">with eight demonstrations. The first five are</w:t>
+        <w:t xml:space="preserve">with nine demonstrations. The first six are</w:t>
       </w:r>
       <w:r>
         <w:t xml:space="preserve"> </w:t>
@@ -3089,19 +3131,37 @@
         <w:t xml:space="preserve">Generalisation to a logographic script</w:t>
       </w:r>
       <w:r>
-        <w:t xml:space="preserve">, below). The</w:t>
-      </w:r>
-      <w:r>
-        <w:t xml:space="preserve"> </w:t>
-      </w:r>
-      <w:r>
-        <w:t xml:space="preserve">remaining three — lexical decision, priming and self-paced reading — show the</w:t>
-      </w:r>
-      <w:r>
-        <w:t xml:space="preserve"> </w:t>
-      </w:r>
-      <w:r>
-        <w:t xml:space="preserve">trial-event model carrying word, pseudoword, paired and sentence stimuli (see</w:t>
+        <w:t xml:space="preserve">, below). The sixth,</w:t>
+      </w:r>
+      <w:r>
+        <w:t xml:space="preserve"> </w:t>
+      </w:r>
+      <w:r>
+        <w:t xml:space="preserve">also corpus-matched, additionally equates an orthographic syllable estimate and a</w:t>
+      </w:r>
+      <w:r>
+        <w:t xml:space="preserve"> </w:t>
+      </w:r>
+      <w:r>
+        <w:t xml:space="preserve">bigram-frequency measure, exercising the richer dimensions introduced with the</w:t>
+      </w:r>
+      <w:r>
+        <w:t xml:space="preserve"> </w:t>
+      </w:r>
+      <w:r>
+        <w:t xml:space="preserve">matching algorithm above. The remaining three — lexical decision, priming and</w:t>
+      </w:r>
+      <w:r>
+        <w:t xml:space="preserve"> </w:t>
+      </w:r>
+      <w:r>
+        <w:t xml:space="preserve">self-paced reading — show the trial-event model carrying word, pseudoword, paired</w:t>
+      </w:r>
+      <w:r>
+        <w:t xml:space="preserve"> </w:t>
+      </w:r>
+      <w:r>
+        <w:t xml:space="preserve">and sentence stimuli (see</w:t>
       </w:r>
       <w:r>
         <w:t xml:space="preserve"> </w:t>
@@ -3114,25 +3174,37 @@
         <w:t xml:space="preserve">Beyond word lists</w:t>
       </w:r>
       <w:r>
-        <w:t xml:space="preserve">, below). Each demonstration was produced by both the R and the</w:t>
-      </w:r>
-      <w:r>
-        <w:t xml:space="preserve"> </w:t>
-      </w:r>
-      <w:r>
-        <w:t xml:space="preserve">Python engine. All tables and figures in this section are computed at render time</w:t>
-      </w:r>
-      <w:r>
-        <w:t xml:space="preserve"> </w:t>
-      </w:r>
-      <w:r>
-        <w:t xml:space="preserve">from the generated output. The tables that follow summarise the five matched word</w:t>
-      </w:r>
-      <w:r>
-        <w:t xml:space="preserve"> </w:t>
-      </w:r>
-      <w:r>
-        <w:t xml:space="preserve">contrasts, for which a controlled-versus-manipulated report is defined.</w:t>
+        <w:t xml:space="preserve">, below). Each demonstration was</w:t>
+      </w:r>
+      <w:r>
+        <w:t xml:space="preserve"> </w:t>
+      </w:r>
+      <w:r>
+        <w:t xml:space="preserve">produced by both the R and the Python engine. All tables and figures in this</w:t>
+      </w:r>
+      <w:r>
+        <w:t xml:space="preserve"> </w:t>
+      </w:r>
+      <w:r>
+        <w:t xml:space="preserve">section are computed at render time from the generated output. The tables that</w:t>
+      </w:r>
+      <w:r>
+        <w:t xml:space="preserve"> </w:t>
+      </w:r>
+      <w:r>
+        <w:t xml:space="preserve">follow summarise the five frequency and neighbourhood contrasts, for which a</w:t>
+      </w:r>
+      <w:r>
+        <w:t xml:space="preserve"> </w:t>
+      </w:r>
+      <w:r>
+        <w:t xml:space="preserve">controlled-versus-manipulated report is defined; the remaining demonstrations are</w:t>
+      </w:r>
+      <w:r>
+        <w:t xml:space="preserve"> </w:t>
+      </w:r>
+      <w:r>
+        <w:t xml:space="preserve">described in their own sections.</w:t>
       </w:r>
     </w:p>
     <w:tbl>
@@ -9565,37 +9637,49 @@
         <w:t xml:space="preserve"> </w:t>
       </w:r>
       <w:r>
-        <w:t xml:space="preserve">laboratory targets write. Richer</w:t>
-      </w:r>
-      <w:r>
-        <w:t xml:space="preserve"> </w:t>
-      </w:r>
-      <w:r>
-        <w:t xml:space="preserve">dimensions — phonological (syllable count, phonotactic probability), semantic</w:t>
-      </w:r>
-      <w:r>
-        <w:t xml:space="preserve"> </w:t>
-      </w:r>
-      <w:r>
-        <w:t xml:space="preserve">(concreteness, age of acquisition, valence) and predictability (n-gram or</w:t>
-      </w:r>
-      <w:r>
-        <w:t xml:space="preserve"> </w:t>
-      </w:r>
-      <w:r>
-        <w:t xml:space="preserve">language-model surprisal) — would broaden the designs the matcher supports.</w:t>
-      </w:r>
-      <w:r>
-        <w:t xml:space="preserve"> </w:t>
-      </w:r>
-      <w:r>
-        <w:t xml:space="preserve">Finally, resampling multiple matched item sets, or sampling items per participant,</w:t>
-      </w:r>
-      <w:r>
-        <w:t xml:space="preserve"> </w:t>
-      </w:r>
-      <w:r>
-        <w:t xml:space="preserve">would let a study treat its items as the random factor they are</w:t>
+        <w:t xml:space="preserve">laboratory targets write. The dimension set, already broadened beyond orthography</w:t>
+      </w:r>
+      <w:r>
+        <w:t xml:space="preserve"> </w:t>
+      </w:r>
+      <w:r>
+        <w:t xml:space="preserve">to an orthographic syllable estimate and a corpus-derived bigram-frequency</w:t>
+      </w:r>
+      <w:r>
+        <w:t xml:space="preserve"> </w:t>
+      </w:r>
+      <w:r>
+        <w:t xml:space="preserve">(phonotactic-probability) measure, could grow further to predictability dimensions</w:t>
+      </w:r>
+      <w:r>
+        <w:t xml:space="preserve"> </w:t>
+      </w:r>
+      <w:r>
+        <w:t xml:space="preserve">(n-gram or language-model surprisal); semantic dimensions such as concreteness, age</w:t>
+      </w:r>
+      <w:r>
+        <w:t xml:space="preserve"> </w:t>
+      </w:r>
+      <w:r>
+        <w:t xml:space="preserve">of acquisition and valence are already reachable through the norm-table connector,</w:t>
+      </w:r>
+      <w:r>
+        <w:t xml:space="preserve"> </w:t>
+      </w:r>
+      <w:r>
+        <w:t xml:space="preserve">the norm data being fetched separately because their licences vary. Finally,</w:t>
+      </w:r>
+      <w:r>
+        <w:t xml:space="preserve"> </w:t>
+      </w:r>
+      <w:r>
+        <w:t xml:space="preserve">resampling multiple matched item sets, or sampling items per participant, would let</w:t>
+      </w:r>
+      <w:r>
+        <w:t xml:space="preserve"> </w:t>
+      </w:r>
+      <w:r>
+        <w:t xml:space="preserve">a study treat its items as the random factor they are</w:t>
       </w:r>
       <w:r>
         <w:t xml:space="preserve"> </w:t>
@@ -9604,13 +9688,7 @@
         <w:t xml:space="preserve">(Clark, 1973; Yarkoni, 2020)</w:t>
       </w:r>
       <w:r>
-        <w:t xml:space="preserve">. A graphical interface is a</w:t>
-      </w:r>
-      <w:r>
-        <w:t xml:space="preserve"> </w:t>
-      </w:r>
-      <w:r>
-        <w:t xml:space="preserve">further possibility.</w:t>
+        <w:t xml:space="preserve">. A graphical interface is a further possibility.</w:t>
       </w:r>
     </w:p>
     <w:bookmarkEnd w:id="31"/>

--- a/manuscript/manuscript.docx
+++ b/manuscript/manuscript.docx
@@ -1867,7 +1867,53 @@
         <w:t xml:space="preserve"> </w:t>
       </w:r>
       <w:r>
-        <w:t xml:space="preserve">and a participant table crosses any counterbalancing factors.</w:t>
+        <w:t xml:space="preserve">and a participant table crosses any counterbalancing factors. A design may also</w:t>
+      </w:r>
+      <w:r>
+        <w:t xml:space="preserve"> </w:t>
+      </w:r>
+      <w:r>
+        <w:t xml:space="preserve">request</w:t>
+      </w:r>
+      <w:r>
+        <w:t xml:space="preserve"> </w:t>
+      </w:r>
+      <w:r>
+        <w:rPr>
+          <w:i/>
+          <w:iCs/>
+        </w:rPr>
+        <w:t xml:space="preserve">resampling</w:t>
+      </w:r>
+      <w:r>
+        <w:t xml:space="preserve">: several disjoint matched item sets are drawn, no item reused</w:t>
+      </w:r>
+      <w:r>
+        <w:t xml:space="preserve"> </w:t>
+      </w:r>
+      <w:r>
+        <w:t xml:space="preserve">across them, so a study can run a different item sample per participant group or</w:t>
+      </w:r>
+      <w:r>
+        <w:t xml:space="preserve"> </w:t>
+      </w:r>
+      <w:r>
+        <w:t xml:space="preserve">demonstrate an effect across samples — operationalising the long-standing</w:t>
+      </w:r>
+      <w:r>
+        <w:t xml:space="preserve"> </w:t>
+      </w:r>
+      <w:r>
+        <w:t xml:space="preserve">recommendation to treat items as a random factor rather than a fixed set</w:t>
+      </w:r>
+      <w:r>
+        <w:t xml:space="preserve"> </w:t>
+      </w:r>
+      <w:r>
+        <w:t xml:space="preserve">(Clark, 1973; Yarkoni, 2020)</w:t>
+      </w:r>
+      <w:r>
+        <w:t xml:space="preserve">.</w:t>
       </w:r>
       <w:r>
         <w:t xml:space="preserve"> </w:t>
@@ -9667,28 +9713,19 @@
         <w:t xml:space="preserve"> </w:t>
       </w:r>
       <w:r>
-        <w:t xml:space="preserve">the norm data being fetched separately because their licences vary. Finally,</w:t>
-      </w:r>
-      <w:r>
-        <w:t xml:space="preserve"> </w:t>
-      </w:r>
-      <w:r>
-        <w:t xml:space="preserve">resampling multiple matched item sets, or sampling items per participant, would let</w:t>
-      </w:r>
-      <w:r>
-        <w:t xml:space="preserve"> </w:t>
-      </w:r>
-      <w:r>
-        <w:t xml:space="preserve">a study treat its items as the random factor they are</w:t>
-      </w:r>
-      <w:r>
-        <w:t xml:space="preserve"> </w:t>
-      </w:r>
-      <w:r>
-        <w:t xml:space="preserve">(Clark, 1973; Yarkoni, 2020)</w:t>
-      </w:r>
-      <w:r>
-        <w:t xml:space="preserve">. A graphical interface is a further possibility.</w:t>
+        <w:t xml:space="preserve">the norm data being fetched separately because their licences vary. Sampling matched</w:t>
+      </w:r>
+      <w:r>
+        <w:t xml:space="preserve"> </w:t>
+      </w:r>
+      <w:r>
+        <w:t xml:space="preserve">item sets per participant, rather than per study, would extend the resampling</w:t>
+      </w:r>
+      <w:r>
+        <w:t xml:space="preserve"> </w:t>
+      </w:r>
+      <w:r>
+        <w:t xml:space="preserve">already provided; a graphical interface is a further possibility.</w:t>
       </w:r>
     </w:p>
     <w:bookmarkEnd w:id="31"/>

--- a/manuscript/manuscript.docx
+++ b/manuscript/manuscript.docx
@@ -23,7 +23,7 @@
         <w:pStyle w:val="Date"/>
       </w:pPr>
       <w:r>
-        <w:t xml:space="preserve">2026-06-13</w:t>
+        <w:t xml:space="preserve">2026-06-14</w:t>
       </w:r>
     </w:p>
     <w:p>
@@ -3090,7 +3090,7 @@
     </w:p>
     <w:bookmarkEnd w:id="16"/>
     <w:bookmarkEnd w:id="17"/>
-    <w:bookmarkStart w:id="30" w:name="worked-examples"/>
+    <w:bookmarkStart w:id="32" w:name="worked-examples"/>
     <w:p>
       <w:pPr>
         <w:pStyle w:val="Heading1"/>
@@ -3116,13 +3116,46 @@
         <w:t xml:space="preserve"> </w:t>
       </w:r>
       <w:r>
-        <w:t xml:space="preserve">with nine demonstrations. The first six are</w:t>
-      </w:r>
-      <w:r>
-        <w:t xml:space="preserve"> </w:t>
-      </w:r>
-      <w:r>
-        <w:t xml:space="preserve">corpus-matched word contrasts; the last three exercise other paradigms. Of the</w:t>
+        <w:t xml:space="preserve">with twelve demonstrations. The first six are</w:t>
+      </w:r>
+      <w:r>
+        <w:t xml:space="preserve"> </w:t>
+      </w:r>
+      <w:r>
+        <w:t xml:space="preserve">corpus-matched word contrasts; the next three exercise other paradigms; and the</w:t>
+      </w:r>
+      <w:r>
+        <w:t xml:space="preserve"> </w:t>
+      </w:r>
+      <w:r>
+        <w:t xml:space="preserve">final three reproduce designs from the published literature (see</w:t>
+      </w:r>
+      <w:r>
+        <w:t xml:space="preserve"> </w:t>
+      </w:r>
+      <w:r>
+        <w:rPr>
+          <w:i/>
+          <w:iCs/>
+        </w:rPr>
+        <w:t xml:space="preserve">Reproducing</w:t>
+      </w:r>
+      <w:r>
+        <w:rPr>
+          <w:i/>
+          <w:iCs/>
+        </w:rPr>
+        <w:t xml:space="preserve"> </w:t>
+      </w:r>
+      <w:r>
+        <w:rPr>
+          <w:i/>
+          <w:iCs/>
+        </w:rPr>
+        <w:t xml:space="preserve">published designs</w:t>
+      </w:r>
+      <w:r>
+        <w:t xml:space="preserve">, below). Of the</w:t>
       </w:r>
       <w:r>
         <w:t xml:space="preserve"> </w:t>
@@ -9364,14 +9397,13 @@
       </w:r>
     </w:p>
     <w:bookmarkEnd w:id="29"/>
-    <w:bookmarkEnd w:id="30"/>
-    <w:bookmarkStart w:id="31" w:name="discussion"/>
+    <w:bookmarkStart w:id="31" w:name="reproducing-published-designs"/>
     <w:p>
       <w:pPr>
-        <w:pStyle w:val="Heading1"/>
+        <w:pStyle w:val="Heading2"/>
       </w:pPr>
       <w:r>
-        <w:t xml:space="preserve">Discussion</w:t>
+        <w:t xml:space="preserve">Reproducing published designs</w:t>
       </w:r>
     </w:p>
     <w:p>
@@ -9379,115 +9411,472 @@
         <w:pStyle w:val="FirstParagraph"/>
       </w:pPr>
       <w:r>
+        <w:t xml:space="preserve">The demonstrations so far are illustrative. To show that</w:t>
+      </w:r>
+      <w:r>
+        <w:t xml:space="preserve"> </w:t>
+      </w:r>
+      <w:r>
         <w:t xml:space="preserve">‘lexsync’</w:t>
       </w:r>
       <w:r>
         <w:t xml:space="preserve"> </w:t>
       </w:r>
       <w:r>
-        <w:t xml:space="preserve">unifies steps that are usually performed in separate tools and separate</w:t>
-      </w:r>
-      <w:r>
-        <w:t xml:space="preserve"> </w:t>
-      </w:r>
-      <w:r>
-        <w:t xml:space="preserve">languages. Its contribution is integration rather than a single new capability:</w:t>
-      </w:r>
-      <w:r>
-        <w:t xml:space="preserve"> </w:t>
-      </w:r>
-      <w:r>
-        <w:t xml:space="preserve">multidimensional matching exists in</w:t>
-      </w:r>
-      <w:r>
-        <w:t xml:space="preserve"> </w:t>
-      </w:r>
-      <w:r>
-        <w:t xml:space="preserve">‘LexOPS’</w:t>
-      </w:r>
-      <w:r>
-        <w:t xml:space="preserve"> </w:t>
-      </w:r>
-      <w:r>
-        <w:t xml:space="preserve">and</w:t>
-      </w:r>
-      <w:r>
-        <w:t xml:space="preserve"> </w:t>
-      </w:r>
-      <w:r>
-        <w:t xml:space="preserve">‘LIBRA’</w:t>
-      </w:r>
-      <w:r>
-        <w:t xml:space="preserve">, and precise</w:t>
-      </w:r>
-      <w:r>
-        <w:t xml:space="preserve"> </w:t>
-      </w:r>
-      <w:r>
-        <w:t xml:space="preserve">presentation exists in</w:t>
-      </w:r>
-      <w:r>
-        <w:t xml:space="preserve"> </w:t>
-      </w:r>
-      <w:r>
-        <w:t xml:space="preserve">‘PsychoPy’</w:t>
-      </w:r>
-      <w:r>
-        <w:t xml:space="preserve"> </w:t>
-      </w:r>
-      <w:r>
-        <w:t xml:space="preserve">and</w:t>
-      </w:r>
-      <w:r>
-        <w:t xml:space="preserve"> </w:t>
-      </w:r>
-      <w:r>
-        <w:t xml:space="preserve">‘OpenSesame’</w:t>
-      </w:r>
-      <w:r>
-        <w:t xml:space="preserve">, but the path from a</w:t>
-      </w:r>
-      <w:r>
-        <w:t xml:space="preserve"> </w:t>
-      </w:r>
-      <w:r>
-        <w:t xml:space="preserve">multilingual corpus to a hardware-timed, cross-platform experiment has not before</w:t>
-      </w:r>
-      <w:r>
-        <w:t xml:space="preserve"> </w:t>
-      </w:r>
-      <w:r>
-        <w:t xml:space="preserve">been available as a single installable, dual-language tool. Two features are</w:t>
-      </w:r>
-      <w:r>
-        <w:t xml:space="preserve"> </w:t>
-      </w:r>
-      <w:r>
-        <w:t xml:space="preserve">worth emphasising. First, the deterministic matcher selects identical matched</w:t>
-      </w:r>
-      <w:r>
-        <w:t xml:space="preserve"> </w:t>
-      </w:r>
-      <w:r>
-        <w:t xml:space="preserve">(word, condition) sets in the R and Python engines, with the reported match</w:t>
-      </w:r>
-      <w:r>
-        <w:t xml:space="preserve"> </w:t>
-      </w:r>
-      <w:r>
-        <w:t xml:space="preserve">statistics agreeing to the precision shown; only the seeded trial order, which</w:t>
-      </w:r>
-      <w:r>
-        <w:t xml:space="preserve"> </w:t>
-      </w:r>
-      <w:r>
-        <w:t xml:space="preserve">depends on each language’s random-number generator, differs. A laboratory can</w:t>
-      </w:r>
-      <w:r>
-        <w:t xml:space="preserve"> </w:t>
-      </w:r>
-      <w:r>
-        <w:t xml:space="preserve">therefore adopt</w:t>
+        <w:t xml:space="preserve">reproduces</w:t>
+      </w:r>
+      <w:r>
+        <w:t xml:space="preserve"> </w:t>
+      </w:r>
+      <w:r>
+        <w:t xml:space="preserve">designs from the published literature, we recreated three studies that span the</w:t>
+      </w:r>
+      <w:r>
+        <w:t xml:space="preserve"> </w:t>
+      </w:r>
+      <w:r>
+        <w:t xml:space="preserve">workflow’s range: the artificial-grammar study the package originates from, a</w:t>
+      </w:r>
+      <w:r>
+        <w:t xml:space="preserve"> </w:t>
+      </w:r>
+      <w:r>
+        <w:t xml:space="preserve">classic factorial lexical-decision design, and a masked-priming design. Each was</w:t>
+      </w:r>
+      <w:r>
+        <w:t xml:space="preserve"> </w:t>
+      </w:r>
+      <w:r>
+        <w:t xml:space="preserve">rebuilt to the original’s matching</w:t>
+      </w:r>
+      <w:r>
+        <w:t xml:space="preserve"> </w:t>
+      </w:r>
+      <w:r>
+        <w:rPr>
+          <w:i/>
+          <w:iCs/>
+        </w:rPr>
+        <w:t xml:space="preserve">criteria</w:t>
+      </w:r>
+      <w:r>
+        <w:t xml:space="preserve"> </w:t>
+      </w:r>
+      <w:r>
+        <w:t xml:space="preserve">— its manipulated and controlled</w:t>
+      </w:r>
+      <w:r>
+        <w:t xml:space="preserve"> </w:t>
+      </w:r>
+      <w:r>
+        <w:t xml:space="preserve">dimensions and their tolerances — from a contemporary, redistributable corpus,</w:t>
+      </w:r>
+      <w:r>
+        <w:t xml:space="preserve"> </w:t>
+      </w:r>
+      <w:r>
+        <w:t xml:space="preserve">rather than by copying the authors’ word lists;</w:t>
+      </w:r>
+      <w:r>
+        <w:t xml:space="preserve"> </w:t>
+      </w:r>
+      <w:hyperlink w:anchor="tbl-repro">
+        <w:r>
+          <w:rPr>
+            <w:rStyle w:val="Hyperlink"/>
+          </w:rPr>
+          <w:t xml:space="preserve">Table 7</w:t>
+        </w:r>
+      </w:hyperlink>
+      <w:r>
+        <w:t xml:space="preserve"> </w:t>
+      </w:r>
+      <w:r>
+        <w:t xml:space="preserve">summarises the three,</w:t>
+      </w:r>
+      <w:r>
+        <w:t xml:space="preserve"> </w:t>
+      </w:r>
+      <w:r>
+        <w:t xml:space="preserve">and the two engines reproduce each one identically.</w:t>
+      </w:r>
+    </w:p>
+    <w:tbl>
+      <w:tblPr>
+        <w:tblStyle w:val="Table"/>
+        <w:tblW w:type="pct" w:w="5000"/>
+        <w:tblLayout w:type="fixed"/>
+        <w:tblLook w:firstRow="0" w:lastRow="0" w:firstColumn="0" w:lastColumn="0" w:noHBand="0" w:noVBand="0" w:val="0000"/>
+      </w:tblPr>
+      <w:tblGrid>
+        <w:gridCol w:w="7920"/>
+      </w:tblGrid>
+      <w:tr>
+        <w:tc>
+          <w:tcPr/>
+          <w:bookmarkStart w:id="30" w:name="tbl-repro"/>
+          <w:p>
+            <w:pPr>
+              <w:jc w:val="center"/>
+            </w:pPr>
+            <w:pPr>
+              <w:jc w:val="left"/>
+              <w:spacing w:before="200"/>
+              <w:pStyle w:val="ImageCaption"/>
+            </w:pPr>
+            <w:r>
+              <w:t xml:space="preserve">Table 7:</w:t>
+            </w:r>
+            <w:r>
+              <w:t xml:space="preserve"> </w:t>
+            </w:r>
+            <w:r>
+              <w:rPr>
+                <w:i/>
+                <w:iCs/>
+              </w:rPr>
+              <w:t xml:space="preserve">Three Published Designs Reproduced to Criteria.</w:t>
+            </w:r>
+            <w:r>
+              <w:t xml:space="preserve"> </w:t>
+            </w:r>
+            <w:r>
+              <w:rPr>
+                <w:i/>
+                <w:iCs/>
+              </w:rPr>
+              <w:t xml:space="preserve">Note.</w:t>
+            </w:r>
+            <w:r>
+              <w:t xml:space="preserve"> </w:t>
+            </w:r>
+            <w:r>
+              <w:t xml:space="preserve">For each reproduction: the structure rebuilt, the number of generated items, and the largest standardised mean difference (Cohen’s</w:t>
+            </w:r>
+            <w:r>
+              <w:t xml:space="preserve"> </w:t>
+            </w:r>
+            <w:r>
+              <w:rPr>
+                <w:i/>
+                <w:iCs/>
+              </w:rPr>
+              <w:t xml:space="preserve">d</w:t>
+            </w:r>
+            <w:r>
+              <w:t xml:space="preserve">) remaining on a controlled (matched) dimension. The manipulations are large by construction; for Andrews these are frequency and neighbourhood size, reported in the text. The Rastle design is a priming layout with no corpus-matched control dimension.</w:t>
+            </w:r>
+          </w:p>
+          <w:tbl>
+            <w:tblPr>
+              <w:tblStyle w:val="Table"/>
+              <w:tblW w:type="pct" w:w="5000"/>
+              <w:tblLayout w:type="fixed"/>
+              <w:tblLook w:firstRow="1" w:lastRow="0" w:firstColumn="0" w:lastColumn="0" w:noHBand="0" w:noVBand="0" w:val="0020"/>
+            </w:tblPr>
+            <w:tblGrid>
+              <w:gridCol w:w="1616"/>
+              <w:gridCol w:w="4202"/>
+              <w:gridCol w:w="323"/>
+              <w:gridCol w:w="1777"/>
+            </w:tblGrid>
+            <w:tr>
+              <w:trPr>
+                <w:tblHeader w:val="on"/>
+              </w:trPr>
+              <w:tc>
+                <w:tcPr/>
+                <w:p>
+                  <w:pPr>
+                    <w:pStyle w:val="Compact"/>
+                    <w:jc w:val="left"/>
+                    <w:jc w:val="center"/>
+                  </w:pPr>
+                  <w:r>
+                    <w:t xml:space="preserve">Reproduction</w:t>
+                  </w:r>
+                </w:p>
+              </w:tc>
+              <w:tc>
+                <w:tcPr/>
+                <w:p>
+                  <w:pPr>
+                    <w:pStyle w:val="Compact"/>
+                    <w:jc w:val="left"/>
+                    <w:jc w:val="center"/>
+                  </w:pPr>
+                  <w:r>
+                    <w:t xml:space="preserve">Design rebuilt</w:t>
+                  </w:r>
+                </w:p>
+              </w:tc>
+              <w:tc>
+                <w:tcPr/>
+                <w:p>
+                  <w:pPr>
+                    <w:pStyle w:val="Compact"/>
+                    <w:jc w:val="right"/>
+                    <w:jc w:val="center"/>
+                  </w:pPr>
+                  <w:r>
+                    <w:t xml:space="preserve">Items</w:t>
+                  </w:r>
+                </w:p>
+              </w:tc>
+              <w:tc>
+                <w:tcPr/>
+                <w:p>
+                  <w:pPr>
+                    <w:pStyle w:val="Compact"/>
+                    <w:jc w:val="right"/>
+                    <w:jc w:val="center"/>
+                  </w:pPr>
+                  <w:r>
+                    <w:t xml:space="preserve">Largest controlled |d|</w:t>
+                  </w:r>
+                </w:p>
+              </w:tc>
+            </w:tr>
+            <w:tr>
+              <w:tc>
+                <w:tcPr/>
+                <w:p>
+                  <w:pPr>
+                    <w:pStyle w:val="Compact"/>
+                    <w:jc w:val="left"/>
+                    <w:jc w:val="center"/>
+                  </w:pPr>
+                  <w:r>
+                    <w:t xml:space="preserve">Gonzalez Alonso et al. (2025)</w:t>
+                  </w:r>
+                </w:p>
+              </w:tc>
+              <w:tc>
+                <w:tcPr/>
+                <w:p>
+                  <w:pPr>
+                    <w:pStyle w:val="Compact"/>
+                    <w:jc w:val="left"/>
+                    <w:jc w:val="center"/>
+                  </w:pPr>
+                  <w:r>
+                    <w:t xml:space="preserve">Gender assignment: feminine vs masculine, matched on frequency and length</w:t>
+                  </w:r>
+                </w:p>
+              </w:tc>
+              <w:tc>
+                <w:tcPr/>
+                <w:p>
+                  <w:pPr>
+                    <w:pStyle w:val="Compact"/>
+                    <w:jc w:val="right"/>
+                    <w:jc w:val="center"/>
+                  </w:pPr>
+                  <w:r>
+                    <w:t xml:space="preserve">96</w:t>
+                  </w:r>
+                </w:p>
+              </w:tc>
+              <w:tc>
+                <w:tcPr/>
+                <w:p>
+                  <w:pPr>
+                    <w:pStyle w:val="Compact"/>
+                    <w:jc w:val="right"/>
+                    <w:jc w:val="center"/>
+                  </w:pPr>
+                  <w:r>
+                    <w:t xml:space="preserve">0.02</w:t>
+                  </w:r>
+                </w:p>
+              </w:tc>
+            </w:tr>
+            <w:tr>
+              <w:tc>
+                <w:tcPr/>
+                <w:p>
+                  <w:pPr>
+                    <w:pStyle w:val="Compact"/>
+                    <w:jc w:val="left"/>
+                    <w:jc w:val="center"/>
+                  </w:pPr>
+                  <w:r>
+                    <w:t xml:space="preserve">Andrews (1989)</w:t>
+                  </w:r>
+                </w:p>
+              </w:tc>
+              <w:tc>
+                <w:tcPr/>
+                <w:p>
+                  <w:pPr>
+                    <w:pStyle w:val="Compact"/>
+                    <w:jc w:val="left"/>
+                    <w:jc w:val="center"/>
+                  </w:pPr>
+                  <w:r>
+                    <w:t xml:space="preserve">Frequency x neighbourhood size: 2x2 lexical decision, cells matched on length</w:t>
+                  </w:r>
+                </w:p>
+              </w:tc>
+              <w:tc>
+                <w:tcPr/>
+                <w:p>
+                  <w:pPr>
+                    <w:pStyle w:val="Compact"/>
+                    <w:jc w:val="right"/>
+                    <w:jc w:val="center"/>
+                  </w:pPr>
+                  <w:r>
+                    <w:t xml:space="preserve">72</w:t>
+                  </w:r>
+                </w:p>
+              </w:tc>
+              <w:tc>
+                <w:tcPr/>
+                <w:p>
+                  <w:pPr>
+                    <w:pStyle w:val="Compact"/>
+                    <w:jc w:val="right"/>
+                    <w:jc w:val="center"/>
+                  </w:pPr>
+                  <w:r>
+                    <w:t xml:space="preserve">0.21</w:t>
+                  </w:r>
+                </w:p>
+              </w:tc>
+            </w:tr>
+            <w:tr>
+              <w:tc>
+                <w:tcPr/>
+                <w:p>
+                  <w:pPr>
+                    <w:pStyle w:val="Compact"/>
+                    <w:jc w:val="left"/>
+                    <w:jc w:val="center"/>
+                  </w:pPr>
+                  <w:r>
+                    <w:t xml:space="preserve">Rastle, Davis &amp; New (2004)</w:t>
+                  </w:r>
+                </w:p>
+              </w:tc>
+              <w:tc>
+                <w:tcPr/>
+                <w:p>
+                  <w:pPr>
+                    <w:pStyle w:val="Compact"/>
+                    <w:jc w:val="left"/>
+                    <w:jc w:val="center"/>
+                  </w:pPr>
+                  <w:r>
+                    <w:t xml:space="preserve">Masked priming: transparent / opaque / orthographic, vs unrelated baseline</w:t>
+                  </w:r>
+                </w:p>
+              </w:tc>
+              <w:tc>
+                <w:tcPr/>
+                <w:p>
+                  <w:pPr>
+                    <w:pStyle w:val="Compact"/>
+                    <w:jc w:val="right"/>
+                    <w:jc w:val="center"/>
+                  </w:pPr>
+                  <w:r>
+                    <w:t xml:space="preserve">24</w:t>
+                  </w:r>
+                </w:p>
+              </w:tc>
+              <w:tc>
+                <w:tcPr/>
+                <w:p>
+                  <w:pPr>
+                    <w:pStyle w:val="Compact"/>
+                    <w:jc w:val="right"/>
+                    <w:jc w:val="center"/>
+                  </w:pPr>
+                  <w:r>
+                    <w:t xml:space="preserve">—</w:t>
+                  </w:r>
+                </w:p>
+              </w:tc>
+            </w:tr>
+          </w:tbl>
+          <w:bookmarkEnd w:id="30"/>
+          <w:p/>
+        </w:tc>
+      </w:tr>
+    </w:tbl>
+    <w:p>
+      <w:pPr>
+        <w:pStyle w:val="BodyText"/>
+      </w:pPr>
+      <w:r>
+        <w:t xml:space="preserve">The</w:t>
+      </w:r>
+      <w:r>
+        <w:t xml:space="preserve"> </w:t>
+      </w:r>
+      <w:r>
+        <w:rPr>
+          <w:b/>
+          <w:bCs/>
+        </w:rPr>
+        <w:t xml:space="preserve">origin study</w:t>
+      </w:r>
+      <w:r>
+        <w:t xml:space="preserve"> </w:t>
+      </w:r>
+      <w:r>
+        <w:t xml:space="preserve">(González Alonso et al., 2025)</w:t>
+      </w:r>
+      <w:r>
+        <w:t xml:space="preserve"> </w:t>
+      </w:r>
+      <w:r>
+        <w:t xml:space="preserve">administered a natural-language</w:t>
+      </w:r>
+      <w:r>
+        <w:t xml:space="preserve"> </w:t>
+      </w:r>
+      <w:r>
+        <w:t xml:space="preserve">gender-assignment task in which corpus nouns, half feminine and half masculine,</w:t>
+      </w:r>
+      <w:r>
+        <w:t xml:space="preserve"> </w:t>
+      </w:r>
+      <w:r>
+        <w:t xml:space="preserve">were matched to the study’s nouns on word frequency (within mean ±</w:t>
+      </w:r>
+      <w:r>
+        <w:t xml:space="preserve"> </w:t>
+      </w:r>
+      <w:r>
+        <w:rPr>
+          <w:i/>
+          <w:iCs/>
+        </w:rPr>
+        <w:t xml:space="preserve">SD</w:t>
+      </w:r>
+      <w:r>
+        <w:t xml:space="preserve">/9) and</w:t>
+      </w:r>
+      <w:r>
+        <w:t xml:space="preserve"> </w:t>
+      </w:r>
+      <w:r>
+        <w:t xml:space="preserve">number of letters (within mean ± 2</w:t>
+      </w:r>
+      <w:r>
+        <w:t xml:space="preserve"> </w:t>
+      </w:r>
+      <w:r>
+        <w:rPr>
+          <w:i/>
+          <w:iCs/>
+        </w:rPr>
+        <w:t xml:space="preserve">SD</w:t>
+      </w:r>
+      <w:r>
+        <w:t xml:space="preserve">).</w:t>
       </w:r>
       <w:r>
         <w:t xml:space="preserve"> </w:t>
@@ -9499,73 +9888,115 @@
         <w:t xml:space="preserve"> </w:t>
       </w:r>
       <w:r>
-        <w:t xml:space="preserve">in whichever ecosystem it prefers without fear of</w:t>
-      </w:r>
-      <w:r>
-        <w:t xml:space="preserve"> </w:t>
-      </w:r>
-      <w:r>
-        <w:t xml:space="preserve">divergent stimulus selection. Second, both</w:t>
-      </w:r>
-      <w:r>
-        <w:t xml:space="preserve"> </w:t>
-      </w:r>
-      <w:r>
-        <w:t xml:space="preserve">presentation targets upgrade the sequence-ordered triggers of the original</w:t>
-      </w:r>
-      <w:r>
-        <w:t xml:space="preserve"> </w:t>
-      </w:r>
-      <w:r>
-        <w:t xml:space="preserve">workflow to onset-aligned markers — flip-locked in</w:t>
-      </w:r>
-      <w:r>
-        <w:t xml:space="preserve"> </w:t>
-      </w:r>
-      <w:r>
-        <w:t xml:space="preserve">‘PsychoPy’</w:t>
-      </w:r>
-      <w:r>
-        <w:t xml:space="preserve">, and written</w:t>
-      </w:r>
-      <w:r>
-        <w:t xml:space="preserve"> </w:t>
-      </w:r>
-      <w:r>
-        <w:t xml:space="preserve">immediately after the refresh-blocking</w:t>
-      </w:r>
-      <w:r>
-        <w:t xml:space="preserve"> </w:t>
-      </w:r>
-      <w:r>
-        <w:rPr>
-          <w:rStyle w:val="VerbatimChar"/>
-        </w:rPr>
-        <w:t xml:space="preserve">show()</w:t>
-      </w:r>
-      <w:r>
-        <w:t xml:space="preserve"> </w:t>
-      </w:r>
-      <w:r>
-        <w:t xml:space="preserve">in</w:t>
-      </w:r>
-      <w:r>
-        <w:t xml:space="preserve"> </w:t>
-      </w:r>
-      <w:r>
-        <w:t xml:space="preserve">‘OpenSesame’</w:t>
-      </w:r>
-      <w:r>
-        <w:t xml:space="preserve"> </w:t>
-      </w:r>
-      <w:r>
-        <w:t xml:space="preserve">— a concrete</w:t>
-      </w:r>
-      <w:r>
-        <w:t xml:space="preserve"> </w:t>
-      </w:r>
-      <w:r>
-        <w:t xml:space="preserve">methodological improvement for ERP research.</w:t>
+        <w:t xml:space="preserve">reproduces this design</w:t>
+      </w:r>
+      <w:r>
+        <w:t xml:space="preserve"> </w:t>
+      </w:r>
+      <w:r>
+        <w:t xml:space="preserve">directly: the same per-dimension tolerance windows are declared in the design file</w:t>
+      </w:r>
+      <w:r>
+        <w:t xml:space="preserve"> </w:t>
+      </w:r>
+      <w:r>
+        <w:t xml:space="preserve">and applied by the matcher, and feminine and masculine words are equated on</w:t>
+      </w:r>
+      <w:r>
+        <w:t xml:space="preserve"> </w:t>
+      </w:r>
+      <w:r>
+        <w:t xml:space="preserve">frequency and length to a largest controlled Cohen’s</w:t>
+      </w:r>
+      <w:r>
+        <w:t xml:space="preserve"> </w:t>
+      </w:r>
+      <w:r>
+        <w:rPr>
+          <w:i/>
+          <w:iCs/>
+        </w:rPr>
+        <w:t xml:space="preserve">d</w:t>
+      </w:r>
+      <w:r>
+        <w:t xml:space="preserve"> </w:t>
+      </w:r>
+      <w:r>
+        <w:t xml:space="preserve">of</w:t>
+      </w:r>
+      <w:r>
+        <w:t xml:space="preserve"> </w:t>
+      </w:r>
+      <w:r>
+        <w:t xml:space="preserve">0.02 across 96 items. Because the bundled</w:t>
+      </w:r>
+      <w:r>
+        <w:t xml:space="preserve"> </w:t>
+      </w:r>
+      <w:r>
+        <w:t xml:space="preserve">Spanish corpus carries no lexical-gender field, gender is approximated by the</w:t>
+      </w:r>
+      <w:r>
+        <w:t xml:space="preserve"> </w:t>
+      </w:r>
+      <w:r>
+        <w:t xml:space="preserve">canonical ending (</w:t>
+      </w:r>
+      <w:r>
+        <w:rPr>
+          <w:i/>
+          <w:iCs/>
+        </w:rPr>
+        <w:t xml:space="preserve">-a</w:t>
+      </w:r>
+      <w:r>
+        <w:t xml:space="preserve">,</w:t>
+      </w:r>
+      <w:r>
+        <w:t xml:space="preserve"> </w:t>
+      </w:r>
+      <w:r>
+        <w:rPr>
+          <w:i/>
+          <w:iCs/>
+        </w:rPr>
+        <w:t xml:space="preserve">-o</w:t>
+      </w:r>
+      <w:r>
+        <w:t xml:space="preserve">) rather than looked up as the original did in EsPal</w:t>
+      </w:r>
+      <w:r>
+        <w:t xml:space="preserve"> </w:t>
+      </w:r>
+      <w:r>
+        <w:t xml:space="preserve">(Duchon et al., 2013)</w:t>
+      </w:r>
+      <w:r>
+        <w:t xml:space="preserve">; the demonstration is therefore of the matched selection and</w:t>
+      </w:r>
+      <w:r>
+        <w:t xml:space="preserve"> </w:t>
+      </w:r>
+      <w:r>
+        <w:t xml:space="preserve">its realised control, the part</w:t>
+      </w:r>
+      <w:r>
+        <w:t xml:space="preserve"> </w:t>
+      </w:r>
+      <w:r>
+        <w:t xml:space="preserve">‘lexsync’</w:t>
+      </w:r>
+      <w:r>
+        <w:t xml:space="preserve"> </w:t>
+      </w:r>
+      <w:r>
+        <w:t xml:space="preserve">automates, not of the authors’ exact</w:t>
+      </w:r>
+      <w:r>
+        <w:t xml:space="preserve"> </w:t>
+      </w:r>
+      <w:r>
+        <w:t xml:space="preserve">items.</w:t>
       </w:r>
     </w:p>
     <w:p>
@@ -9573,79 +10004,131 @@
         <w:pStyle w:val="BodyText"/>
       </w:pPr>
       <w:r>
-        <w:t xml:space="preserve">Some limitations remain. The Chinese demonstration shows that the pipeline</w:t>
-      </w:r>
-      <w:r>
-        <w:t xml:space="preserve"> </w:t>
-      </w:r>
-      <w:r>
-        <w:t xml:space="preserve">generalises to a logographic script — corpus access, dimension derivation,</w:t>
-      </w:r>
-      <w:r>
-        <w:t xml:space="preserve"> </w:t>
-      </w:r>
-      <w:r>
-        <w:t xml:space="preserve">matching, counterbalancing and CJK-font script generation all work unchanged —</w:t>
-      </w:r>
-      <w:r>
-        <w:t xml:space="preserve"> </w:t>
-      </w:r>
-      <w:r>
-        <w:t xml:space="preserve">but the neighbourhood measures it equates there (Coltheart’s N and OLD20) are</w:t>
-      </w:r>
-      <w:r>
-        <w:t xml:space="preserve"> </w:t>
-      </w:r>
-      <w:r>
-        <w:t xml:space="preserve">computed at the character level. They do not capture the sub-character structure</w:t>
-      </w:r>
-      <w:r>
-        <w:t xml:space="preserve"> </w:t>
-      </w:r>
-      <w:r>
-        <w:t xml:space="preserve">that also shapes Chinese reading, such as radical, stroke-count and</w:t>
-      </w:r>
-      <w:r>
-        <w:t xml:space="preserve"> </w:t>
-      </w:r>
-      <w:r>
-        <w:t xml:space="preserve">phonetic-radical information. Such measures are not intrinsic to the method; they</w:t>
-      </w:r>
-      <w:r>
-        <w:t xml:space="preserve"> </w:t>
-      </w:r>
-      <w:r>
-        <w:t xml:space="preserve">enter as additional script-specific dimensions through the same extensible</w:t>
-      </w:r>
-      <w:r>
-        <w:t xml:space="preserve"> </w:t>
-      </w:r>
-      <w:r>
-        <w:t xml:space="preserve">dimension system, and supplying them is left to future work. A photodiode check</w:t>
-      </w:r>
-      <w:r>
-        <w:t xml:space="preserve"> </w:t>
-      </w:r>
-      <w:r>
-        <w:t xml:space="preserve">remains advisable for any onset-critical study, as for any software trigger. The</w:t>
-      </w:r>
-      <w:r>
-        <w:t xml:space="preserve"> </w:t>
-      </w:r>
-      <w:r>
-        <w:t xml:space="preserve">example item tables for the paired and sentence paradigms are deliberately small,</w:t>
-      </w:r>
-      <w:r>
-        <w:t xml:space="preserve"> </w:t>
-      </w:r>
-      <w:r>
-        <w:t xml:space="preserve">intended to exercise and document the pipeline rather than to constitute validated</w:t>
-      </w:r>
-      <w:r>
-        <w:t xml:space="preserve"> </w:t>
-      </w:r>
-      <w:r>
-        <w:t xml:space="preserve">materials; researchers supply their own.</w:t>
+        <w:rPr>
+          <w:b/>
+          <w:bCs/>
+        </w:rPr>
+        <w:t xml:space="preserve">Andrews (1989)</w:t>
+      </w:r>
+      <w:r>
+        <w:t xml:space="preserve"> </w:t>
+      </w:r>
+      <w:r>
+        <w:t xml:space="preserve">(Andrews, 1989)</w:t>
+      </w:r>
+      <w:r>
+        <w:t xml:space="preserve"> </w:t>
+      </w:r>
+      <w:r>
+        <w:t xml:space="preserve">crossed word frequency with</w:t>
+      </w:r>
+      <w:r>
+        <w:t xml:space="preserve"> </w:t>
+      </w:r>
+      <w:r>
+        <w:t xml:space="preserve">orthographic neighbourhood size in a 2 × 2 lexical-decision design, holding length</w:t>
+      </w:r>
+      <w:r>
+        <w:t xml:space="preserve"> </w:t>
+      </w:r>
+      <w:r>
+        <w:t xml:space="preserve">constant, and found that a large neighbourhood facilitates low-frequency words</w:t>
+      </w:r>
+      <w:r>
+        <w:t xml:space="preserve"> </w:t>
+      </w:r>
+      <w:r>
+        <w:t xml:space="preserve">disproportionately.</w:t>
+      </w:r>
+      <w:r>
+        <w:t xml:space="preserve"> </w:t>
+      </w:r>
+      <w:r>
+        <w:t xml:space="preserve">‘lexsync’</w:t>
+      </w:r>
+      <w:r>
+        <w:t xml:space="preserve"> </w:t>
+      </w:r>
+      <w:r>
+        <w:t xml:space="preserve">rebuilds the factorial structure over short words,</w:t>
+      </w:r>
+      <w:r>
+        <w:t xml:space="preserve"> </w:t>
+      </w:r>
+      <w:r>
+        <w:t xml:space="preserve">equating all four cells on length (largest controlled</w:t>
+      </w:r>
+      <w:r>
+        <w:t xml:space="preserve"> </w:t>
+      </w:r>
+      <w:r>
+        <w:rPr>
+          <w:i/>
+          <w:iCs/>
+        </w:rPr>
+        <w:t xml:space="preserve">d</w:t>
+      </w:r>
+      <w:r>
+        <w:t xml:space="preserve"> </w:t>
+      </w:r>
+      <w:r>
+        <w:t xml:space="preserve">=</w:t>
+      </w:r>
+      <w:r>
+        <w:t xml:space="preserve"> </w:t>
+      </w:r>
+      <w:r>
+        <w:t xml:space="preserve">0.21) while separating the manipulated dimensions</w:t>
+      </w:r>
+      <w:r>
+        <w:t xml:space="preserve"> </w:t>
+      </w:r>
+      <w:r>
+        <w:t xml:space="preserve">widely — frequency</w:t>
+      </w:r>
+      <w:r>
+        <w:t xml:space="preserve"> </w:t>
+      </w:r>
+      <w:r>
+        <w:rPr>
+          <w:i/>
+          <w:iCs/>
+        </w:rPr>
+        <w:t xml:space="preserve">d</w:t>
+      </w:r>
+      <w:r>
+        <w:t xml:space="preserve"> </w:t>
+      </w:r>
+      <w:r>
+        <w:t xml:space="preserve">up to 5.2 and neighbourhood</w:t>
+      </w:r>
+      <w:r>
+        <w:t xml:space="preserve"> </w:t>
+      </w:r>
+      <w:r>
+        <w:rPr>
+          <w:i/>
+          <w:iCs/>
+        </w:rPr>
+        <w:t xml:space="preserve">d</w:t>
+      </w:r>
+      <w:r>
+        <w:t xml:space="preserve"> </w:t>
+      </w:r>
+      <w:r>
+        <w:t xml:space="preserve">up to 3.3. Frequencies come from a contemporary corpus</w:t>
+      </w:r>
+      <w:r>
+        <w:t xml:space="preserve"> </w:t>
+      </w:r>
+      <w:r>
+        <w:t xml:space="preserve">rather than the Kučera–Francis counts of the original, so the realised bands differ</w:t>
+      </w:r>
+      <w:r>
+        <w:t xml:space="preserve"> </w:t>
+      </w:r>
+      <w:r>
+        <w:t xml:space="preserve">while the factorial design does not.</w:t>
       </w:r>
     </w:p>
     <w:p>
@@ -9653,89 +10136,136 @@
         <w:pStyle w:val="BodyText"/>
       </w:pPr>
       <w:r>
-        <w:t xml:space="preserve">Several further extensions follow directly from the motivation and slot into the</w:t>
-      </w:r>
-      <w:r>
-        <w:t xml:space="preserve"> </w:t>
-      </w:r>
-      <w:r>
-        <w:t xml:space="preserve">existing module structure. The web target above could be joined by a</w:t>
-      </w:r>
-      <w:r>
-        <w:t xml:space="preserve"> </w:t>
-      </w:r>
-      <w:r>
-        <w:t xml:space="preserve">‘PCIbex’</w:t>
-      </w:r>
-      <w:r>
-        <w:t xml:space="preserve"> </w:t>
-      </w:r>
-      <w:r>
-        <w:t xml:space="preserve">reading study and by client-side hardware synchronisation (WebSerial or a</w:t>
-      </w:r>
-      <w:r>
-        <w:t xml:space="preserve"> </w:t>
-      </w:r>
-      <w:r>
-        <w:t xml:space="preserve">photodiode patch), so that online studies inherit the same onset markers the</w:t>
-      </w:r>
-      <w:r>
-        <w:t xml:space="preserve"> </w:t>
-      </w:r>
-      <w:r>
-        <w:t xml:space="preserve">laboratory targets write. The dimension set, already broadened beyond orthography</w:t>
-      </w:r>
-      <w:r>
-        <w:t xml:space="preserve"> </w:t>
-      </w:r>
-      <w:r>
-        <w:t xml:space="preserve">to an orthographic syllable estimate and a corpus-derived bigram-frequency</w:t>
-      </w:r>
-      <w:r>
-        <w:t xml:space="preserve"> </w:t>
-      </w:r>
-      <w:r>
-        <w:t xml:space="preserve">(phonotactic-probability) measure, could grow further to predictability dimensions</w:t>
-      </w:r>
-      <w:r>
-        <w:t xml:space="preserve"> </w:t>
-      </w:r>
-      <w:r>
-        <w:t xml:space="preserve">(n-gram or language-model surprisal); semantic dimensions such as concreteness, age</w:t>
-      </w:r>
-      <w:r>
-        <w:t xml:space="preserve"> </w:t>
-      </w:r>
-      <w:r>
-        <w:t xml:space="preserve">of acquisition and valence are already reachable through the norm-table connector,</w:t>
-      </w:r>
-      <w:r>
-        <w:t xml:space="preserve"> </w:t>
-      </w:r>
-      <w:r>
-        <w:t xml:space="preserve">the norm data being fetched separately because their licences vary. Sampling matched</w:t>
-      </w:r>
-      <w:r>
-        <w:t xml:space="preserve"> </w:t>
-      </w:r>
-      <w:r>
-        <w:t xml:space="preserve">item sets per participant, rather than per study, would extend the resampling</w:t>
-      </w:r>
-      <w:r>
-        <w:t xml:space="preserve"> </w:t>
-      </w:r>
-      <w:r>
-        <w:t xml:space="preserve">already provided; a graphical interface is a further possibility.</w:t>
+        <w:rPr>
+          <w:b/>
+          <w:bCs/>
+        </w:rPr>
+        <w:t xml:space="preserve">Rastle, Davis and New (2004)</w:t>
+      </w:r>
+      <w:r>
+        <w:t xml:space="preserve"> </w:t>
+      </w:r>
+      <w:r>
+        <w:t xml:space="preserve">(Rastle et al., 2004)</w:t>
+      </w:r>
+      <w:r>
+        <w:t xml:space="preserve"> </w:t>
+      </w:r>
+      <w:r>
+        <w:t xml:space="preserve">used masked priming to</w:t>
+      </w:r>
+      <w:r>
+        <w:t xml:space="preserve"> </w:t>
+      </w:r>
+      <w:r>
+        <w:t xml:space="preserve">dissociate three kinds of prime–target relationship — transparent morphological</w:t>
+      </w:r>
+      <w:r>
+        <w:t xml:space="preserve"> </w:t>
+      </w:r>
+      <w:r>
+        <w:t xml:space="preserve">(</w:t>
+      </w:r>
+      <w:r>
+        <w:rPr>
+          <w:i/>
+          <w:iCs/>
+        </w:rPr>
+        <w:t xml:space="preserve">cleaner</w:t>
+      </w:r>
+      <w:r>
+        <w:t xml:space="preserve">–CLEAN), opaque morphological (</w:t>
+      </w:r>
+      <w:r>
+        <w:rPr>
+          <w:i/>
+          <w:iCs/>
+        </w:rPr>
+        <w:t xml:space="preserve">corner</w:t>
+      </w:r>
+      <w:r>
+        <w:t xml:space="preserve">–CORN) and purely orthographic</w:t>
+      </w:r>
+      <w:r>
+        <w:t xml:space="preserve"> </w:t>
+      </w:r>
+      <w:r>
+        <w:t xml:space="preserve">(</w:t>
+      </w:r>
+      <w:r>
+        <w:rPr>
+          <w:i/>
+          <w:iCs/>
+        </w:rPr>
+        <w:t xml:space="preserve">brothel</w:t>
+      </w:r>
+      <w:r>
+        <w:t xml:space="preserve">–BROTH) — each against an unrelated baseline, arguing for an early</w:t>
+      </w:r>
+      <w:r>
+        <w:t xml:space="preserve"> </w:t>
+      </w:r>
+      <w:r>
+        <w:t xml:space="preserve">morpho-orthographic segmentation stage blind to meaning.</w:t>
+      </w:r>
+      <w:r>
+        <w:t xml:space="preserve"> </w:t>
+      </w:r>
+      <w:r>
+        <w:t xml:space="preserve">‘lexsync’</w:t>
+      </w:r>
+      <w:r>
+        <w:t xml:space="preserve"> </w:t>
+      </w:r>
+      <w:r>
+        <w:t xml:space="preserve">expresses the</w:t>
+      </w:r>
+      <w:r>
+        <w:t xml:space="preserve"> </w:t>
+      </w:r>
+      <w:r>
+        <w:t xml:space="preserve">design with its priming paradigm: 12 targets are each shown with a</w:t>
+      </w:r>
+      <w:r>
+        <w:t xml:space="preserve"> </w:t>
+      </w:r>
+      <w:r>
+        <w:t xml:space="preserve">related prime of their assigned type and an unrelated, length-matched control,</w:t>
+      </w:r>
+      <w:r>
+        <w:t xml:space="preserve"> </w:t>
+      </w:r>
+      <w:r>
+        <w:t xml:space="preserve">Latin-square counterbalanced across 2 lists so a target appears once</w:t>
+      </w:r>
+      <w:r>
+        <w:t xml:space="preserve"> </w:t>
+      </w:r>
+      <w:r>
+        <w:t xml:space="preserve">per list, with the prime type carried as a between-items factor for analysis. This</w:t>
+      </w:r>
+      <w:r>
+        <w:t xml:space="preserve"> </w:t>
+      </w:r>
+      <w:r>
+        <w:t xml:space="preserve">is a representative item set following the prime-type structure of the original,</w:t>
+      </w:r>
+      <w:r>
+        <w:t xml:space="preserve"> </w:t>
+      </w:r>
+      <w:r>
+        <w:t xml:space="preserve">not its full materials.</w:t>
       </w:r>
     </w:p>
     <w:bookmarkEnd w:id="31"/>
-    <w:bookmarkStart w:id="33" w:name="availability-and-open-practices"/>
+    <w:bookmarkEnd w:id="32"/>
+    <w:bookmarkStart w:id="33" w:name="discussion"/>
     <w:p>
       <w:pPr>
         <w:pStyle w:val="Heading1"/>
       </w:pPr>
       <w:r>
-        <w:t xml:space="preserve">Availability and open practices</w:t>
+        <w:t xml:space="preserve">Discussion</w:t>
       </w:r>
     </w:p>
     <w:p>
@@ -9749,40 +10279,357 @@
         <w:t xml:space="preserve"> </w:t>
       </w:r>
       <w:r>
-        <w:t xml:space="preserve">is available as an R package and a Python package, with a shared corpus</w:t>
-      </w:r>
-      <w:r>
-        <w:t xml:space="preserve"> </w:t>
-      </w:r>
-      <w:r>
-        <w:t xml:space="preserve">registry and the reproducible source of this manuscript. The code is released</w:t>
-      </w:r>
-      <w:r>
-        <w:t xml:space="preserve"> </w:t>
-      </w:r>
-      <w:r>
-        <w:t xml:space="preserve">under the MIT licence and the bundled corpus derivatives under CC BY-SA 4.0, with</w:t>
-      </w:r>
-      <w:r>
-        <w:t xml:space="preserve"> </w:t>
-      </w:r>
-      <w:r>
-        <w:t xml:space="preserve">full attribution and retrieval dates recorded alongside the data. The repository</w:t>
-      </w:r>
-      <w:r>
-        <w:t xml:space="preserve"> </w:t>
-      </w:r>
-      <w:r>
-        <w:t xml:space="preserve">URL in the package metadata is a placeholder pending public release.</w:t>
+        <w:t xml:space="preserve">unifies steps that are usually performed in separate tools and separate</w:t>
+      </w:r>
+      <w:r>
+        <w:t xml:space="preserve"> </w:t>
+      </w:r>
+      <w:r>
+        <w:t xml:space="preserve">languages. Its contribution is integration rather than a single new capability:</w:t>
+      </w:r>
+      <w:r>
+        <w:t xml:space="preserve"> </w:t>
+      </w:r>
+      <w:r>
+        <w:t xml:space="preserve">multidimensional matching exists in</w:t>
+      </w:r>
+      <w:r>
+        <w:t xml:space="preserve"> </w:t>
+      </w:r>
+      <w:r>
+        <w:t xml:space="preserve">‘LexOPS’</w:t>
+      </w:r>
+      <w:r>
+        <w:t xml:space="preserve"> </w:t>
+      </w:r>
+      <w:r>
+        <w:t xml:space="preserve">and</w:t>
+      </w:r>
+      <w:r>
+        <w:t xml:space="preserve"> </w:t>
+      </w:r>
+      <w:r>
+        <w:t xml:space="preserve">‘LIBRA’</w:t>
+      </w:r>
+      <w:r>
+        <w:t xml:space="preserve">, and precise</w:t>
+      </w:r>
+      <w:r>
+        <w:t xml:space="preserve"> </w:t>
+      </w:r>
+      <w:r>
+        <w:t xml:space="preserve">presentation exists in</w:t>
+      </w:r>
+      <w:r>
+        <w:t xml:space="preserve"> </w:t>
+      </w:r>
+      <w:r>
+        <w:t xml:space="preserve">‘PsychoPy’</w:t>
+      </w:r>
+      <w:r>
+        <w:t xml:space="preserve"> </w:t>
+      </w:r>
+      <w:r>
+        <w:t xml:space="preserve">and</w:t>
+      </w:r>
+      <w:r>
+        <w:t xml:space="preserve"> </w:t>
+      </w:r>
+      <w:r>
+        <w:t xml:space="preserve">‘OpenSesame’</w:t>
+      </w:r>
+      <w:r>
+        <w:t xml:space="preserve">, but the path from a</w:t>
+      </w:r>
+      <w:r>
+        <w:t xml:space="preserve"> </w:t>
+      </w:r>
+      <w:r>
+        <w:t xml:space="preserve">multilingual corpus to a hardware-timed, cross-platform experiment has not before</w:t>
+      </w:r>
+      <w:r>
+        <w:t xml:space="preserve"> </w:t>
+      </w:r>
+      <w:r>
+        <w:t xml:space="preserve">been available as a single installable, dual-language tool. Two features are</w:t>
+      </w:r>
+      <w:r>
+        <w:t xml:space="preserve"> </w:t>
+      </w:r>
+      <w:r>
+        <w:t xml:space="preserve">worth emphasising. First, the deterministic matcher selects identical matched</w:t>
+      </w:r>
+      <w:r>
+        <w:t xml:space="preserve"> </w:t>
+      </w:r>
+      <w:r>
+        <w:t xml:space="preserve">(word, condition) sets in the R and Python engines, with the reported match</w:t>
+      </w:r>
+      <w:r>
+        <w:t xml:space="preserve"> </w:t>
+      </w:r>
+      <w:r>
+        <w:t xml:space="preserve">statistics agreeing to the precision shown; only the seeded trial order, which</w:t>
+      </w:r>
+      <w:r>
+        <w:t xml:space="preserve"> </w:t>
+      </w:r>
+      <w:r>
+        <w:t xml:space="preserve">depends on each language’s random-number generator, differs. A laboratory can</w:t>
+      </w:r>
+      <w:r>
+        <w:t xml:space="preserve"> </w:t>
+      </w:r>
+      <w:r>
+        <w:t xml:space="preserve">therefore adopt</w:t>
+      </w:r>
+      <w:r>
+        <w:t xml:space="preserve"> </w:t>
+      </w:r>
+      <w:r>
+        <w:t xml:space="preserve">‘lexsync’</w:t>
+      </w:r>
+      <w:r>
+        <w:t xml:space="preserve"> </w:t>
+      </w:r>
+      <w:r>
+        <w:t xml:space="preserve">in whichever ecosystem it prefers without fear of</w:t>
+      </w:r>
+      <w:r>
+        <w:t xml:space="preserve"> </w:t>
+      </w:r>
+      <w:r>
+        <w:t xml:space="preserve">divergent stimulus selection. Second, both</w:t>
+      </w:r>
+      <w:r>
+        <w:t xml:space="preserve"> </w:t>
+      </w:r>
+      <w:r>
+        <w:t xml:space="preserve">presentation targets upgrade the sequence-ordered triggers of the original</w:t>
+      </w:r>
+      <w:r>
+        <w:t xml:space="preserve"> </w:t>
+      </w:r>
+      <w:r>
+        <w:t xml:space="preserve">workflow to onset-aligned markers — flip-locked in</w:t>
+      </w:r>
+      <w:r>
+        <w:t xml:space="preserve"> </w:t>
+      </w:r>
+      <w:r>
+        <w:t xml:space="preserve">‘PsychoPy’</w:t>
+      </w:r>
+      <w:r>
+        <w:t xml:space="preserve">, and written</w:t>
+      </w:r>
+      <w:r>
+        <w:t xml:space="preserve"> </w:t>
+      </w:r>
+      <w:r>
+        <w:t xml:space="preserve">immediately after the refresh-blocking</w:t>
+      </w:r>
+      <w:r>
+        <w:t xml:space="preserve"> </w:t>
+      </w:r>
+      <w:r>
+        <w:rPr>
+          <w:rStyle w:val="VerbatimChar"/>
+        </w:rPr>
+        <w:t xml:space="preserve">show()</w:t>
+      </w:r>
+      <w:r>
+        <w:t xml:space="preserve"> </w:t>
+      </w:r>
+      <w:r>
+        <w:t xml:space="preserve">in</w:t>
+      </w:r>
+      <w:r>
+        <w:t xml:space="preserve"> </w:t>
+      </w:r>
+      <w:r>
+        <w:t xml:space="preserve">‘OpenSesame’</w:t>
+      </w:r>
+      <w:r>
+        <w:t xml:space="preserve"> </w:t>
+      </w:r>
+      <w:r>
+        <w:t xml:space="preserve">— a concrete</w:t>
+      </w:r>
+      <w:r>
+        <w:t xml:space="preserve"> </w:t>
+      </w:r>
+      <w:r>
+        <w:t xml:space="preserve">methodological improvement for ERP research.</w:t>
       </w:r>
     </w:p>
-    <w:bookmarkStart w:id="32" w:name="extending-lexsync"/>
     <w:p>
       <w:pPr>
-        <w:pStyle w:val="Heading2"/>
+        <w:pStyle w:val="BodyText"/>
       </w:pPr>
       <w:r>
-        <w:t xml:space="preserve">Extending lexsync</w:t>
+        <w:t xml:space="preserve">Some limitations remain. The Chinese demonstration shows that the pipeline</w:t>
+      </w:r>
+      <w:r>
+        <w:t xml:space="preserve"> </w:t>
+      </w:r>
+      <w:r>
+        <w:t xml:space="preserve">generalises to a logographic script — corpus access, dimension derivation,</w:t>
+      </w:r>
+      <w:r>
+        <w:t xml:space="preserve"> </w:t>
+      </w:r>
+      <w:r>
+        <w:t xml:space="preserve">matching, counterbalancing and CJK-font script generation all work unchanged —</w:t>
+      </w:r>
+      <w:r>
+        <w:t xml:space="preserve"> </w:t>
+      </w:r>
+      <w:r>
+        <w:t xml:space="preserve">but the neighbourhood measures it equates there (Coltheart’s N and OLD20) are</w:t>
+      </w:r>
+      <w:r>
+        <w:t xml:space="preserve"> </w:t>
+      </w:r>
+      <w:r>
+        <w:t xml:space="preserve">computed at the character level. They do not capture the sub-character structure</w:t>
+      </w:r>
+      <w:r>
+        <w:t xml:space="preserve"> </w:t>
+      </w:r>
+      <w:r>
+        <w:t xml:space="preserve">that also shapes Chinese reading, such as radical, stroke-count and</w:t>
+      </w:r>
+      <w:r>
+        <w:t xml:space="preserve"> </w:t>
+      </w:r>
+      <w:r>
+        <w:t xml:space="preserve">phonetic-radical information. Such measures are not intrinsic to the method; they</w:t>
+      </w:r>
+      <w:r>
+        <w:t xml:space="preserve"> </w:t>
+      </w:r>
+      <w:r>
+        <w:t xml:space="preserve">enter as additional script-specific dimensions through the same extensible</w:t>
+      </w:r>
+      <w:r>
+        <w:t xml:space="preserve"> </w:t>
+      </w:r>
+      <w:r>
+        <w:t xml:space="preserve">dimension system, and supplying them is left to future work. A photodiode check</w:t>
+      </w:r>
+      <w:r>
+        <w:t xml:space="preserve"> </w:t>
+      </w:r>
+      <w:r>
+        <w:t xml:space="preserve">remains advisable for any onset-critical study, as for any software trigger. The</w:t>
+      </w:r>
+      <w:r>
+        <w:t xml:space="preserve"> </w:t>
+      </w:r>
+      <w:r>
+        <w:t xml:space="preserve">example item tables for the paired and sentence paradigms are deliberately small,</w:t>
+      </w:r>
+      <w:r>
+        <w:t xml:space="preserve"> </w:t>
+      </w:r>
+      <w:r>
+        <w:t xml:space="preserve">intended to exercise and document the pipeline rather than to constitute validated</w:t>
+      </w:r>
+      <w:r>
+        <w:t xml:space="preserve"> </w:t>
+      </w:r>
+      <w:r>
+        <w:t xml:space="preserve">materials; researchers supply their own.</w:t>
+      </w:r>
+    </w:p>
+    <w:p>
+      <w:pPr>
+        <w:pStyle w:val="BodyText"/>
+      </w:pPr>
+      <w:r>
+        <w:t xml:space="preserve">Several further extensions follow directly from the motivation and slot into the</w:t>
+      </w:r>
+      <w:r>
+        <w:t xml:space="preserve"> </w:t>
+      </w:r>
+      <w:r>
+        <w:t xml:space="preserve">existing module structure. The web target above could be joined by a</w:t>
+      </w:r>
+      <w:r>
+        <w:t xml:space="preserve"> </w:t>
+      </w:r>
+      <w:r>
+        <w:t xml:space="preserve">‘PCIbex’</w:t>
+      </w:r>
+      <w:r>
+        <w:t xml:space="preserve"> </w:t>
+      </w:r>
+      <w:r>
+        <w:t xml:space="preserve">reading study and by client-side hardware synchronisation (WebSerial or a</w:t>
+      </w:r>
+      <w:r>
+        <w:t xml:space="preserve"> </w:t>
+      </w:r>
+      <w:r>
+        <w:t xml:space="preserve">photodiode patch), so that online studies inherit the same onset markers the</w:t>
+      </w:r>
+      <w:r>
+        <w:t xml:space="preserve"> </w:t>
+      </w:r>
+      <w:r>
+        <w:t xml:space="preserve">laboratory targets write. The dimension set, already broadened beyond orthography</w:t>
+      </w:r>
+      <w:r>
+        <w:t xml:space="preserve"> </w:t>
+      </w:r>
+      <w:r>
+        <w:t xml:space="preserve">to an orthographic syllable estimate and a corpus-derived bigram-frequency</w:t>
+      </w:r>
+      <w:r>
+        <w:t xml:space="preserve"> </w:t>
+      </w:r>
+      <w:r>
+        <w:t xml:space="preserve">(phonotactic-probability) measure, could grow further to predictability dimensions</w:t>
+      </w:r>
+      <w:r>
+        <w:t xml:space="preserve"> </w:t>
+      </w:r>
+      <w:r>
+        <w:t xml:space="preserve">(n-gram or language-model surprisal); semantic dimensions such as concreteness, age</w:t>
+      </w:r>
+      <w:r>
+        <w:t xml:space="preserve"> </w:t>
+      </w:r>
+      <w:r>
+        <w:t xml:space="preserve">of acquisition and valence are already reachable through the norm-table connector,</w:t>
+      </w:r>
+      <w:r>
+        <w:t xml:space="preserve"> </w:t>
+      </w:r>
+      <w:r>
+        <w:t xml:space="preserve">the norm data being fetched separately because their licences vary. Sampling matched</w:t>
+      </w:r>
+      <w:r>
+        <w:t xml:space="preserve"> </w:t>
+      </w:r>
+      <w:r>
+        <w:t xml:space="preserve">item sets per participant, rather than per study, would extend the resampling</w:t>
+      </w:r>
+      <w:r>
+        <w:t xml:space="preserve"> </w:t>
+      </w:r>
+      <w:r>
+        <w:t xml:space="preserve">already provided; a graphical interface is a further possibility.</w:t>
+      </w:r>
+    </w:p>
+    <w:bookmarkEnd w:id="33"/>
+    <w:bookmarkStart w:id="35" w:name="availability-and-open-practices"/>
+    <w:p>
+      <w:pPr>
+        <w:pStyle w:val="Heading1"/>
+      </w:pPr>
+      <w:r>
+        <w:t xml:space="preserve">Availability and open practices</w:t>
       </w:r>
     </w:p>
     <w:p>
@@ -9790,6 +10637,53 @@
         <w:pStyle w:val="FirstParagraph"/>
       </w:pPr>
       <w:r>
+        <w:t xml:space="preserve">‘lexsync’</w:t>
+      </w:r>
+      <w:r>
+        <w:t xml:space="preserve"> </w:t>
+      </w:r>
+      <w:r>
+        <w:t xml:space="preserve">is available as an R package and a Python package, with a shared corpus</w:t>
+      </w:r>
+      <w:r>
+        <w:t xml:space="preserve"> </w:t>
+      </w:r>
+      <w:r>
+        <w:t xml:space="preserve">registry and the reproducible source of this manuscript. The code is released</w:t>
+      </w:r>
+      <w:r>
+        <w:t xml:space="preserve"> </w:t>
+      </w:r>
+      <w:r>
+        <w:t xml:space="preserve">under the MIT licence and the bundled corpus derivatives under CC BY-SA 4.0, with</w:t>
+      </w:r>
+      <w:r>
+        <w:t xml:space="preserve"> </w:t>
+      </w:r>
+      <w:r>
+        <w:t xml:space="preserve">full attribution and retrieval dates recorded alongside the data. The repository</w:t>
+      </w:r>
+      <w:r>
+        <w:t xml:space="preserve"> </w:t>
+      </w:r>
+      <w:r>
+        <w:t xml:space="preserve">URL in the package metadata is a placeholder pending public release.</w:t>
+      </w:r>
+    </w:p>
+    <w:bookmarkStart w:id="34" w:name="extending-lexsync"/>
+    <w:p>
+      <w:pPr>
+        <w:pStyle w:val="Heading2"/>
+      </w:pPr>
+      <w:r>
+        <w:t xml:space="preserve">Extending lexsync</w:t>
+      </w:r>
+    </w:p>
+    <w:p>
+      <w:pPr>
+        <w:pStyle w:val="FirstParagraph"/>
+      </w:pPr>
+      <w:r>
         <w:t xml:space="preserve">In keeping with the design, extensions have well-defined insertion points. To add</w:t>
       </w:r>
       <w:r>
@@ -10006,9 +10900,9 @@
         <w:br w:type="page"/>
       </w:r>
     </w:p>
-    <w:bookmarkEnd w:id="32"/>
-    <w:bookmarkEnd w:id="33"/>
-    <w:bookmarkStart w:id="79" w:name="references"/>
+    <w:bookmarkEnd w:id="34"/>
+    <w:bookmarkEnd w:id="35"/>
+    <w:bookmarkStart w:id="87" w:name="references"/>
     <w:p>
       <w:pPr>
         <w:pStyle w:val="Heading1"/>
@@ -10017,14 +10911,14 @@
         <w:t xml:space="preserve">References</w:t>
       </w:r>
     </w:p>
-    <w:bookmarkStart w:id="78" w:name="refs"/>
-    <w:bookmarkStart w:id="35" w:name="ref-bochynska2023reproducible"/>
+    <w:bookmarkStart w:id="86" w:name="refs"/>
+    <w:bookmarkStart w:id="37" w:name="ref-andrews1989frequency"/>
     <w:p>
       <w:pPr>
         <w:pStyle w:val="Bibliography"/>
       </w:pPr>
       <w:r>
-        <w:t xml:space="preserve">Bochynska, A., Keeble, L., Halfacre, C., Casillas, J. V., Champagne, I.-A., Chen, K., Röthlisberger, M., Buchanan, E. M., &amp; Roettger, T. B. (2023). Reproducible research practices and transparency across linguistics.</w:t>
+        <w:t xml:space="preserve">Andrews, S. (1989). Frequency and neighborhood effects on lexical access: Activation or search?</w:t>
       </w:r>
       <w:r>
         <w:t xml:space="preserve"> </w:t>
@@ -10034,7 +10928,7 @@
           <w:i/>
           <w:iCs/>
         </w:rPr>
-        <w:t xml:space="preserve">Glossa Psycholinguistics</w:t>
+        <w:t xml:space="preserve">Journal of Experimental Psychology: Learning, Memory, and Cognition</w:t>
       </w:r>
       <w:r>
         <w:t xml:space="preserve">,</w:t>
@@ -10047,6 +10941,53 @@
           <w:i/>
           <w:iCs/>
         </w:rPr>
+        <w:t xml:space="preserve">15</w:t>
+      </w:r>
+      <w:r>
+        <w:t xml:space="preserve">(5), 802–814.</w:t>
+      </w:r>
+      <w:r>
+        <w:t xml:space="preserve"> </w:t>
+      </w:r>
+      <w:hyperlink r:id="rId36">
+        <w:r>
+          <w:rPr>
+            <w:rStyle w:val="Hyperlink"/>
+          </w:rPr>
+          <w:t xml:space="preserve">https://doi.org/10.1037/0278-7393.15.5.802</w:t>
+        </w:r>
+      </w:hyperlink>
+    </w:p>
+    <w:bookmarkEnd w:id="37"/>
+    <w:bookmarkStart w:id="39" w:name="ref-bochynska2023reproducible"/>
+    <w:p>
+      <w:pPr>
+        <w:pStyle w:val="Bibliography"/>
+      </w:pPr>
+      <w:r>
+        <w:t xml:space="preserve">Bochynska, A., Keeble, L., Halfacre, C., Casillas, J. V., Champagne, I.-A., Chen, K., Röthlisberger, M., Buchanan, E. M., &amp; Roettger, T. B. (2023). Reproducible research practices and transparency across linguistics.</w:t>
+      </w:r>
+      <w:r>
+        <w:t xml:space="preserve"> </w:t>
+      </w:r>
+      <w:r>
+        <w:rPr>
+          <w:i/>
+          <w:iCs/>
+        </w:rPr>
+        <w:t xml:space="preserve">Glossa Psycholinguistics</w:t>
+      </w:r>
+      <w:r>
+        <w:t xml:space="preserve">,</w:t>
+      </w:r>
+      <w:r>
+        <w:t xml:space="preserve"> </w:t>
+      </w:r>
+      <w:r>
+        <w:rPr>
+          <w:i/>
+          <w:iCs/>
+        </w:rPr>
         <w:t xml:space="preserve">2</w:t>
       </w:r>
       <w:r>
@@ -10055,7 +10996,7 @@
       <w:r>
         <w:t xml:space="preserve"> </w:t>
       </w:r>
-      <w:hyperlink r:id="rId34">
+      <w:hyperlink r:id="rId38">
         <w:r>
           <w:rPr>
             <w:rStyle w:val="Hyperlink"/>
@@ -10064,8 +11005,8 @@
         </w:r>
       </w:hyperlink>
     </w:p>
-    <w:bookmarkEnd w:id="35"/>
-    <w:bookmarkStart w:id="37" w:name="ref-brysbaert2009subtlexus"/>
+    <w:bookmarkEnd w:id="39"/>
+    <w:bookmarkStart w:id="41" w:name="ref-brysbaert2009subtlexus"/>
     <w:p>
       <w:pPr>
         <w:pStyle w:val="Bibliography"/>
@@ -10144,7 +11085,7 @@
       <w:r>
         <w:t xml:space="preserve"> </w:t>
       </w:r>
-      <w:hyperlink r:id="rId36">
+      <w:hyperlink r:id="rId40">
         <w:r>
           <w:rPr>
             <w:rStyle w:val="Hyperlink"/>
@@ -10153,8 +11094,8 @@
         </w:r>
       </w:hyperlink>
     </w:p>
-    <w:bookmarkEnd w:id="37"/>
-    <w:bookmarkStart w:id="39" w:name="ref-cai2010subtlexch"/>
+    <w:bookmarkEnd w:id="41"/>
+    <w:bookmarkStart w:id="43" w:name="ref-cai2010subtlexch"/>
     <w:p>
       <w:pPr>
         <w:pStyle w:val="Bibliography"/>
@@ -10212,7 +11153,7 @@
       <w:r>
         <w:t xml:space="preserve"> </w:t>
       </w:r>
-      <w:hyperlink r:id="rId38">
+      <w:hyperlink r:id="rId42">
         <w:r>
           <w:rPr>
             <w:rStyle w:val="Hyperlink"/>
@@ -10221,8 +11162,8 @@
         </w:r>
       </w:hyperlink>
     </w:p>
-    <w:bookmarkEnd w:id="39"/>
-    <w:bookmarkStart w:id="41" w:name="ref-clark1973language"/>
+    <w:bookmarkEnd w:id="43"/>
+    <w:bookmarkStart w:id="45" w:name="ref-clark1973language"/>
     <w:p>
       <w:pPr>
         <w:pStyle w:val="Bibliography"/>
@@ -10271,7 +11212,7 @@
       <w:r>
         <w:t xml:space="preserve"> </w:t>
       </w:r>
-      <w:hyperlink r:id="rId40">
+      <w:hyperlink r:id="rId44">
         <w:r>
           <w:rPr>
             <w:rStyle w:val="Hyperlink"/>
@@ -10280,8 +11221,8 @@
         </w:r>
       </w:hyperlink>
     </w:p>
-    <w:bookmarkEnd w:id="41"/>
-    <w:bookmarkStart w:id="42" w:name="ref-coltheart1977access"/>
+    <w:bookmarkEnd w:id="45"/>
+    <w:bookmarkStart w:id="46" w:name="ref-coltheart1977access"/>
     <w:p>
       <w:pPr>
         <w:pStyle w:val="Bibliography"/>
@@ -10320,8 +11261,8 @@
         <w:t xml:space="preserve">(pp. 535–555). Erlbaum.</w:t>
       </w:r>
     </w:p>
-    <w:bookmarkEnd w:id="42"/>
-    <w:bookmarkStart w:id="44" w:name="ref-coretta2023multidimensional"/>
+    <w:bookmarkEnd w:id="46"/>
+    <w:bookmarkStart w:id="48" w:name="ref-coretta2023multidimensional"/>
     <w:p>
       <w:pPr>
         <w:pStyle w:val="Bibliography"/>
@@ -10373,7 +11314,7 @@
       <w:r>
         <w:t xml:space="preserve"> </w:t>
       </w:r>
-      <w:hyperlink r:id="rId43">
+      <w:hyperlink r:id="rId47">
         <w:r>
           <w:rPr>
             <w:rStyle w:val="Hyperlink"/>
@@ -10382,8 +11323,8 @@
         </w:r>
       </w:hyperlink>
     </w:p>
-    <w:bookmarkEnd w:id="44"/>
-    <w:bookmarkStart w:id="45" w:name="ref-cuetos2011subtlexesp"/>
+    <w:bookmarkEnd w:id="48"/>
+    <w:bookmarkStart w:id="49" w:name="ref-cuetos2011subtlexesp"/>
     <w:p>
       <w:pPr>
         <w:pStyle w:val="Bibliography"/>
@@ -10453,29 +11394,35 @@
         <w:t xml:space="preserve">(2), 133–143.</w:t>
       </w:r>
     </w:p>
-    <w:bookmarkEnd w:id="45"/>
-    <w:bookmarkStart w:id="47" w:name="ref-gonzalezalonso2025l3"/>
+    <w:bookmarkEnd w:id="49"/>
+    <w:bookmarkStart w:id="51" w:name="ref-duchon2013espal"/>
     <w:p>
       <w:pPr>
         <w:pStyle w:val="Bibliography"/>
       </w:pPr>
       <w:r>
-        <w:t xml:space="preserve">González Alonso, J., Bernabeu, P., Silva, G., DeLuca, V., Poch, C., Ivanova, I., &amp; Rothman, J. (2025). Starting from the very beginning: Unraveling third language (</w:t>
-      </w:r>
-      <w:r>
-        <w:t xml:space="preserve">L3</w:t>
-      </w:r>
-      <w:r>
-        <w:t xml:space="preserve">) development with longitudinal data from artificial language learning and</w:t>
-      </w:r>
-      <w:r>
-        <w:t xml:space="preserve"> </w:t>
-      </w:r>
-      <w:r>
-        <w:t xml:space="preserve">EEG</w:t>
-      </w:r>
-      <w:r>
-        <w:t xml:space="preserve">.</w:t>
+        <w:t xml:space="preserve">Duchon, A., Perea, M., Sebastián-Gallés, N., Martí, A., &amp; Carreiras, M. (2013).</w:t>
+      </w:r>
+      <w:r>
+        <w:t xml:space="preserve"> </w:t>
+      </w:r>
+      <w:r>
+        <w:t xml:space="preserve">EsPal</w:t>
+      </w:r>
+      <w:r>
+        <w:t xml:space="preserve">: One-stop shopping for</w:t>
+      </w:r>
+      <w:r>
+        <w:t xml:space="preserve"> </w:t>
+      </w:r>
+      <w:r>
+        <w:t xml:space="preserve">Spanish</w:t>
+      </w:r>
+      <w:r>
+        <w:t xml:space="preserve"> </w:t>
+      </w:r>
+      <w:r>
+        <w:t xml:space="preserve">word properties.</w:t>
       </w:r>
       <w:r>
         <w:t xml:space="preserve"> </w:t>
@@ -10485,7 +11432,7 @@
           <w:i/>
           <w:iCs/>
         </w:rPr>
-        <w:t xml:space="preserve">International Journal of Multilingualism</w:t>
+        <w:t xml:space="preserve">Behavior Research Methods</w:t>
       </w:r>
       <w:r>
         <w:t xml:space="preserve">,</w:t>
@@ -10498,6 +11445,68 @@
           <w:i/>
           <w:iCs/>
         </w:rPr>
+        <w:t xml:space="preserve">45</w:t>
+      </w:r>
+      <w:r>
+        <w:t xml:space="preserve">(4), 1246–1258.</w:t>
+      </w:r>
+      <w:r>
+        <w:t xml:space="preserve"> </w:t>
+      </w:r>
+      <w:hyperlink r:id="rId50">
+        <w:r>
+          <w:rPr>
+            <w:rStyle w:val="Hyperlink"/>
+          </w:rPr>
+          <w:t xml:space="preserve">https://doi.org/10.3758/s13428-013-0326-1</w:t>
+        </w:r>
+      </w:hyperlink>
+    </w:p>
+    <w:bookmarkEnd w:id="51"/>
+    <w:bookmarkStart w:id="53" w:name="ref-gonzalezalonso2025l3"/>
+    <w:p>
+      <w:pPr>
+        <w:pStyle w:val="Bibliography"/>
+      </w:pPr>
+      <w:r>
+        <w:t xml:space="preserve">González Alonso, J., Bernabeu, P., Silva, G., DeLuca, V., Poch, C., Ivanova, I., &amp; Rothman, J. (2025). Starting from the very beginning: Unraveling third language (</w:t>
+      </w:r>
+      <w:r>
+        <w:t xml:space="preserve">L3</w:t>
+      </w:r>
+      <w:r>
+        <w:t xml:space="preserve">) development with longitudinal data from artificial language learning and</w:t>
+      </w:r>
+      <w:r>
+        <w:t xml:space="preserve"> </w:t>
+      </w:r>
+      <w:r>
+        <w:t xml:space="preserve">EEG</w:t>
+      </w:r>
+      <w:r>
+        <w:t xml:space="preserve">.</w:t>
+      </w:r>
+      <w:r>
+        <w:t xml:space="preserve"> </w:t>
+      </w:r>
+      <w:r>
+        <w:rPr>
+          <w:i/>
+          <w:iCs/>
+        </w:rPr>
+        <w:t xml:space="preserve">International Journal of Multilingualism</w:t>
+      </w:r>
+      <w:r>
+        <w:t xml:space="preserve">,</w:t>
+      </w:r>
+      <w:r>
+        <w:t xml:space="preserve"> </w:t>
+      </w:r>
+      <w:r>
+        <w:rPr>
+          <w:i/>
+          <w:iCs/>
+        </w:rPr>
         <w:t xml:space="preserve">22</w:t>
       </w:r>
       <w:r>
@@ -10506,7 +11515,7 @@
       <w:r>
         <w:t xml:space="preserve"> </w:t>
       </w:r>
-      <w:hyperlink r:id="rId46">
+      <w:hyperlink r:id="rId52">
         <w:r>
           <w:rPr>
             <w:rStyle w:val="Hyperlink"/>
@@ -10515,8 +11524,8 @@
         </w:r>
       </w:hyperlink>
     </w:p>
-    <w:bookmarkEnd w:id="47"/>
-    <w:bookmarkStart w:id="49" w:name="ref-vanheuven2014subtlexuk"/>
+    <w:bookmarkEnd w:id="53"/>
+    <w:bookmarkStart w:id="55" w:name="ref-vanheuven2014subtlexuk"/>
     <w:p>
       <w:pPr>
         <w:pStyle w:val="Bibliography"/>
@@ -10577,7 +11586,7 @@
       <w:r>
         <w:t xml:space="preserve"> </w:t>
       </w:r>
-      <w:hyperlink r:id="rId48">
+      <w:hyperlink r:id="rId54">
         <w:r>
           <w:rPr>
             <w:rStyle w:val="Hyperlink"/>
@@ -10586,8 +11595,8 @@
         </w:r>
       </w:hyperlink>
     </w:p>
-    <w:bookmarkEnd w:id="49"/>
-    <w:bookmarkStart w:id="51" w:name="ref-itkonen2024lastu"/>
+    <w:bookmarkEnd w:id="55"/>
+    <w:bookmarkStart w:id="57" w:name="ref-itkonen2024lastu"/>
     <w:p>
       <w:pPr>
         <w:pStyle w:val="Bibliography"/>
@@ -10645,7 +11654,7 @@
       <w:r>
         <w:t xml:space="preserve"> </w:t>
       </w:r>
-      <w:hyperlink r:id="rId50">
+      <w:hyperlink r:id="rId56">
         <w:r>
           <w:rPr>
             <w:rStyle w:val="Hyperlink"/>
@@ -10654,8 +11663,8 @@
         </w:r>
       </w:hyperlink>
     </w:p>
-    <w:bookmarkEnd w:id="51"/>
-    <w:bookmarkStart w:id="53" w:name="ref-keuleers2010wuggy"/>
+    <w:bookmarkEnd w:id="57"/>
+    <w:bookmarkStart w:id="59" w:name="ref-keuleers2010wuggy"/>
     <w:p>
       <w:pPr>
         <w:pStyle w:val="Bibliography"/>
@@ -10704,7 +11713,7 @@
       <w:r>
         <w:t xml:space="preserve"> </w:t>
       </w:r>
-      <w:hyperlink r:id="rId52">
+      <w:hyperlink r:id="rId58">
         <w:r>
           <w:rPr>
             <w:rStyle w:val="Hyperlink"/>
@@ -10713,8 +11722,8 @@
         </w:r>
       </w:hyperlink>
     </w:p>
-    <w:bookmarkEnd w:id="53"/>
-    <w:bookmarkStart w:id="55" w:name="ref-lakens2017equivalence"/>
+    <w:bookmarkEnd w:id="59"/>
+    <w:bookmarkStart w:id="61" w:name="ref-lakens2017equivalence"/>
     <w:p>
       <w:pPr>
         <w:pStyle w:val="Bibliography"/>
@@ -10763,7 +11772,7 @@
       <w:r>
         <w:t xml:space="preserve"> </w:t>
       </w:r>
-      <w:hyperlink r:id="rId54">
+      <w:hyperlink r:id="rId60">
         <w:r>
           <w:rPr>
             <w:rStyle w:val="Hyperlink"/>
@@ -10772,8 +11781,8 @@
         </w:r>
       </w:hyperlink>
     </w:p>
-    <w:bookmarkEnd w:id="55"/>
-    <w:bookmarkStart w:id="57" w:name="ref-lintz2021libra"/>
+    <w:bookmarkEnd w:id="61"/>
+    <w:bookmarkStart w:id="63" w:name="ref-lintz2021libra"/>
     <w:p>
       <w:pPr>
         <w:pStyle w:val="Bibliography"/>
@@ -10810,7 +11819,7 @@
       <w:r>
         <w:t xml:space="preserve"> </w:t>
       </w:r>
-      <w:hyperlink r:id="rId56">
+      <w:hyperlink r:id="rId62">
         <w:r>
           <w:rPr>
             <w:rStyle w:val="Hyperlink"/>
@@ -10819,8 +11828,8 @@
         </w:r>
       </w:hyperlink>
     </w:p>
-    <w:bookmarkEnd w:id="57"/>
-    <w:bookmarkStart w:id="59" w:name="ref-mathot2012opensesame"/>
+    <w:bookmarkEnd w:id="63"/>
+    <w:bookmarkStart w:id="65" w:name="ref-mathot2012opensesame"/>
     <w:p>
       <w:pPr>
         <w:pStyle w:val="Bibliography"/>
@@ -10866,7 +11875,7 @@
       <w:r>
         <w:t xml:space="preserve"> </w:t>
       </w:r>
-      <w:hyperlink r:id="rId58">
+      <w:hyperlink r:id="rId64">
         <w:r>
           <w:rPr>
             <w:rStyle w:val="Hyperlink"/>
@@ -10875,8 +11884,8 @@
         </w:r>
       </w:hyperlink>
     </w:p>
-    <w:bookmarkEnd w:id="59"/>
-    <w:bookmarkStart w:id="61" w:name="ref-peirce2019psychopy2"/>
+    <w:bookmarkEnd w:id="65"/>
+    <w:bookmarkStart w:id="67" w:name="ref-peirce2019psychopy2"/>
     <w:p>
       <w:pPr>
         <w:pStyle w:val="Bibliography"/>
@@ -10922,7 +11931,7 @@
       <w:r>
         <w:t xml:space="preserve"> </w:t>
       </w:r>
-      <w:hyperlink r:id="rId60">
+      <w:hyperlink r:id="rId66">
         <w:r>
           <w:rPr>
             <w:rStyle w:val="Hyperlink"/>
@@ -10931,14 +11940,14 @@
         </w:r>
       </w:hyperlink>
     </w:p>
-    <w:bookmarkEnd w:id="61"/>
-    <w:bookmarkStart w:id="63" w:name="ref-roettger2019degrees"/>
+    <w:bookmarkEnd w:id="67"/>
+    <w:bookmarkStart w:id="69" w:name="ref-rastle2004broth"/>
     <w:p>
       <w:pPr>
         <w:pStyle w:val="Bibliography"/>
       </w:pPr>
       <w:r>
-        <w:t xml:space="preserve">Roettger, T. B. (2019). Researcher degrees of freedom in phonetic research.</w:t>
+        <w:t xml:space="preserve">Rastle, K., Davis, M. H., &amp; New, B. (2004). The broth in my brother’s brothel: Morpho-orthographic segmentation in visual word recognition.</w:t>
       </w:r>
       <w:r>
         <w:t xml:space="preserve"> </w:t>
@@ -10948,7 +11957,7 @@
           <w:i/>
           <w:iCs/>
         </w:rPr>
-        <w:t xml:space="preserve">Laboratory Phonology</w:t>
+        <w:t xml:space="preserve">Psychonomic Bulletin &amp; Review</w:t>
       </w:r>
       <w:r>
         <w:t xml:space="preserve">,</w:t>
@@ -10961,6 +11970,53 @@
           <w:i/>
           <w:iCs/>
         </w:rPr>
+        <w:t xml:space="preserve">11</w:t>
+      </w:r>
+      <w:r>
+        <w:t xml:space="preserve">(6), 1090–1098.</w:t>
+      </w:r>
+      <w:r>
+        <w:t xml:space="preserve"> </w:t>
+      </w:r>
+      <w:hyperlink r:id="rId68">
+        <w:r>
+          <w:rPr>
+            <w:rStyle w:val="Hyperlink"/>
+          </w:rPr>
+          <w:t xml:space="preserve">https://doi.org/10.3758/BF03196742</w:t>
+        </w:r>
+      </w:hyperlink>
+    </w:p>
+    <w:bookmarkEnd w:id="69"/>
+    <w:bookmarkStart w:id="71" w:name="ref-roettger2019degrees"/>
+    <w:p>
+      <w:pPr>
+        <w:pStyle w:val="Bibliography"/>
+      </w:pPr>
+      <w:r>
+        <w:t xml:space="preserve">Roettger, T. B. (2019). Researcher degrees of freedom in phonetic research.</w:t>
+      </w:r>
+      <w:r>
+        <w:t xml:space="preserve"> </w:t>
+      </w:r>
+      <w:r>
+        <w:rPr>
+          <w:i/>
+          <w:iCs/>
+        </w:rPr>
+        <w:t xml:space="preserve">Laboratory Phonology</w:t>
+      </w:r>
+      <w:r>
+        <w:t xml:space="preserve">,</w:t>
+      </w:r>
+      <w:r>
+        <w:t xml:space="preserve"> </w:t>
+      </w:r>
+      <w:r>
+        <w:rPr>
+          <w:i/>
+          <w:iCs/>
+        </w:rPr>
         <w:t xml:space="preserve">10</w:t>
       </w:r>
       <w:r>
@@ -10969,7 +12025,7 @@
       <w:r>
         <w:t xml:space="preserve"> </w:t>
       </w:r>
-      <w:hyperlink r:id="rId62">
+      <w:hyperlink r:id="rId70">
         <w:r>
           <w:rPr>
             <w:rStyle w:val="Hyperlink"/>
@@ -10978,8 +12034,8 @@
         </w:r>
       </w:hyperlink>
     </w:p>
-    <w:bookmarkEnd w:id="63"/>
-    <w:bookmarkStart w:id="65" w:name="ref-roettger2019emergent"/>
+    <w:bookmarkEnd w:id="71"/>
+    <w:bookmarkStart w:id="73" w:name="ref-roettger2019emergent"/>
     <w:p>
       <w:pPr>
         <w:pStyle w:val="Bibliography"/>
@@ -11028,7 +12084,7 @@
       <w:r>
         <w:t xml:space="preserve"> </w:t>
       </w:r>
-      <w:hyperlink r:id="rId64">
+      <w:hyperlink r:id="rId72">
         <w:r>
           <w:rPr>
             <w:rStyle w:val="Hyperlink"/>
@@ -11037,8 +12093,8 @@
         </w:r>
       </w:hyperlink>
     </w:p>
-    <w:bookmarkEnd w:id="65"/>
-    <w:bookmarkStart w:id="67" w:name="ref-sassenhagen2016nuisance"/>
+    <w:bookmarkEnd w:id="73"/>
+    <w:bookmarkStart w:id="75" w:name="ref-sassenhagen2016nuisance"/>
     <w:p>
       <w:pPr>
         <w:pStyle w:val="Bibliography"/>
@@ -11087,7 +12143,7 @@
       <w:r>
         <w:t xml:space="preserve"> </w:t>
       </w:r>
-      <w:hyperlink r:id="rId66">
+      <w:hyperlink r:id="rId74">
         <w:r>
           <w:rPr>
             <w:rStyle w:val="Hyperlink"/>
@@ -11096,8 +12152,8 @@
         </w:r>
       </w:hyperlink>
     </w:p>
-    <w:bookmarkEnd w:id="67"/>
-    <w:bookmarkStart w:id="69" w:name="ref-speer2022wordfreq"/>
+    <w:bookmarkEnd w:id="75"/>
+    <w:bookmarkStart w:id="77" w:name="ref-speer2022wordfreq"/>
     <w:p>
       <w:pPr>
         <w:pStyle w:val="Bibliography"/>
@@ -11128,7 +12184,7 @@
       <w:r>
         <w:t xml:space="preserve"> </w:t>
       </w:r>
-      <w:hyperlink r:id="rId68">
+      <w:hyperlink r:id="rId76">
         <w:r>
           <w:rPr>
             <w:rStyle w:val="Hyperlink"/>
@@ -11137,8 +12193,8 @@
         </w:r>
       </w:hyperlink>
     </w:p>
-    <w:bookmarkEnd w:id="69"/>
-    <w:bookmarkStart w:id="71" w:name="ref-taylor2020lexops"/>
+    <w:bookmarkEnd w:id="77"/>
+    <w:bookmarkStart w:id="79" w:name="ref-taylor2020lexops"/>
     <w:p>
       <w:pPr>
         <w:pStyle w:val="Bibliography"/>
@@ -11196,7 +12252,7 @@
       <w:r>
         <w:t xml:space="preserve"> </w:t>
       </w:r>
-      <w:hyperlink r:id="rId70">
+      <w:hyperlink r:id="rId78">
         <w:r>
           <w:rPr>
             <w:rStyle w:val="Hyperlink"/>
@@ -11205,8 +12261,8 @@
         </w:r>
       </w:hyperlink>
     </w:p>
-    <w:bookmarkEnd w:id="71"/>
-    <w:bookmarkStart w:id="73" w:name="ref-wilkinson2016fair"/>
+    <w:bookmarkEnd w:id="79"/>
+    <w:bookmarkStart w:id="81" w:name="ref-wilkinson2016fair"/>
     <w:p>
       <w:pPr>
         <w:pStyle w:val="Bibliography"/>
@@ -11258,7 +12314,7 @@
       <w:r>
         <w:t xml:space="preserve"> </w:t>
       </w:r>
-      <w:hyperlink r:id="rId72">
+      <w:hyperlink r:id="rId80">
         <w:r>
           <w:rPr>
             <w:rStyle w:val="Hyperlink"/>
@@ -11267,8 +12323,8 @@
         </w:r>
       </w:hyperlink>
     </w:p>
-    <w:bookmarkEnd w:id="73"/>
-    <w:bookmarkStart w:id="75" w:name="ref-yarkoni2020generalizability"/>
+    <w:bookmarkEnd w:id="81"/>
+    <w:bookmarkStart w:id="83" w:name="ref-yarkoni2020generalizability"/>
     <w:p>
       <w:pPr>
         <w:pStyle w:val="Bibliography"/>
@@ -11305,7 +12361,7 @@
       <w:r>
         <w:t xml:space="preserve"> </w:t>
       </w:r>
-      <w:hyperlink r:id="rId74">
+      <w:hyperlink r:id="rId82">
         <w:r>
           <w:rPr>
             <w:rStyle w:val="Hyperlink"/>
@@ -11314,8 +12370,8 @@
         </w:r>
       </w:hyperlink>
     </w:p>
-    <w:bookmarkEnd w:id="75"/>
-    <w:bookmarkStart w:id="77" w:name="ref-yarkoni2008old20"/>
+    <w:bookmarkEnd w:id="83"/>
+    <w:bookmarkStart w:id="85" w:name="ref-yarkoni2008old20"/>
     <w:p>
       <w:pPr>
         <w:pStyle w:val="Bibliography"/>
@@ -11367,7 +12423,7 @@
       <w:r>
         <w:t xml:space="preserve"> </w:t>
       </w:r>
-      <w:hyperlink r:id="rId76">
+      <w:hyperlink r:id="rId84">
         <w:r>
           <w:rPr>
             <w:rStyle w:val="Hyperlink"/>
@@ -11376,9 +12432,9 @@
         </w:r>
       </w:hyperlink>
     </w:p>
-    <w:bookmarkEnd w:id="77"/>
-    <w:bookmarkEnd w:id="78"/>
-    <w:bookmarkEnd w:id="79"/>
+    <w:bookmarkEnd w:id="85"/>
+    <w:bookmarkEnd w:id="86"/>
+    <w:bookmarkEnd w:id="87"/>
     <w:sectPr>
       <w:footnotePr>
         <w:numRestart w:val="eachSect"/>

--- a/manuscript/manuscript.docx
+++ b/manuscript/manuscript.docx
@@ -201,7 +201,7 @@
         <w:t xml:space="preserve"> </w:t>
       </w:r>
       <w:r>
-        <w:t xml:space="preserve">this on nine worked examples in English, Spanish and Mandarin Chinese — across</w:t>
+        <w:t xml:space="preserve">this on twelve worked examples in English, Spanish and Mandarin Chinese — across</w:t>
       </w:r>
       <w:r>
         <w:t xml:space="preserve"> </w:t>
@@ -213,7 +213,13 @@
         <w:t xml:space="preserve"> </w:t>
       </w:r>
       <w:r>
-        <w:t xml:space="preserve">workflow extends to a logographic writing system. The</w:t>
+        <w:t xml:space="preserve">workflow extends to a logographic writing system, while three reproduce</w:t>
+      </w:r>
+      <w:r>
+        <w:t xml:space="preserve"> </w:t>
+      </w:r>
+      <w:r>
+        <w:t xml:space="preserve">published designs from the literature. The</w:t>
       </w:r>
       <w:r>
         <w:t xml:space="preserve"> </w:t>

--- a/manuscript/manuscript.docx
+++ b/manuscript/manuscript.docx
@@ -23,7 +23,7 @@
         <w:pStyle w:val="Date"/>
       </w:pPr>
       <w:r>
-        <w:t xml:space="preserve">2026-06-14</w:t>
+        <w:t xml:space="preserve">2026-06-23</w:t>
       </w:r>
     </w:p>
     <w:p>
@@ -153,13 +153,13 @@
         <w:t xml:space="preserve"> </w:t>
       </w:r>
       <w:r>
-        <w:t xml:space="preserve">experiments,</w:t>
-      </w:r>
-      <w:r>
-        <w:t xml:space="preserve"> </w:t>
-      </w:r>
-      <w:r>
-        <w:t xml:space="preserve">the two laboratory targets time-locking their electroencephalography triggers to</w:t>
+        <w:t xml:space="preserve">experiments.</w:t>
+      </w:r>
+      <w:r>
+        <w:t xml:space="preserve"> </w:t>
+      </w:r>
+      <w:r>
+        <w:t xml:space="preserve">The two laboratory targets time-lock their electroencephalography triggers to</w:t>
       </w:r>
       <w:r>
         <w:t xml:space="preserve"> </w:t>
@@ -201,13 +201,13 @@
         <w:t xml:space="preserve"> </w:t>
       </w:r>
       <w:r>
-        <w:t xml:space="preserve">this on twelve worked examples in English, Spanish and Mandarin Chinese — across</w:t>
-      </w:r>
-      <w:r>
-        <w:t xml:space="preserve"> </w:t>
-      </w:r>
-      <w:r>
-        <w:t xml:space="preserve">word, pseudoword, paired and sentence stimuli — one of which shows that the</w:t>
+        <w:t xml:space="preserve">this on twelve worked examples in English, Spanish and Mandarin Chinese (across</w:t>
+      </w:r>
+      <w:r>
+        <w:t xml:space="preserve"> </w:t>
+      </w:r>
+      <w:r>
+        <w:t xml:space="preserve">word, pseudoword, paired and sentence stimuli), one of which shows that the</w:t>
       </w:r>
       <w:r>
         <w:t xml:space="preserve"> </w:t>
@@ -350,13 +350,13 @@
         <w:t xml:space="preserve"> </w:t>
       </w:r>
       <w:r>
-        <w:t xml:space="preserve">— that research objects be findable, accessible,</w:t>
-      </w:r>
-      <w:r>
-        <w:t xml:space="preserve"> </w:t>
-      </w:r>
-      <w:r>
-        <w:t xml:space="preserve">interoperable and reusable — apply as much to this preparatory machinery as to</w:t>
+        <w:t xml:space="preserve">(that research objects be findable, accessible,</w:t>
+      </w:r>
+      <w:r>
+        <w:t xml:space="preserve"> </w:t>
+      </w:r>
+      <w:r>
+        <w:t xml:space="preserve">interoperable and reusable) apply as much to this preparatory machinery as to</w:t>
       </w:r>
       <w:r>
         <w:t xml:space="preserve"> </w:t>
@@ -421,19 +421,19 @@
         <w:t xml:space="preserve"> </w:t>
       </w:r>
       <w:r>
-        <w:t xml:space="preserve">it generalises. The gap compounds an analytic one: quantitative phonetic and</w:t>
-      </w:r>
-      <w:r>
-        <w:t xml:space="preserve"> </w:t>
-      </w:r>
-      <w:r>
-        <w:t xml:space="preserve">psycholinguistic work affords many undocumented choices — how a stimulus set is</w:t>
-      </w:r>
-      <w:r>
-        <w:t xml:space="preserve"> </w:t>
-      </w:r>
-      <w:r>
-        <w:t xml:space="preserve">assembled, how a measure is quantified — and exploiting this flexibility inflates</w:t>
+        <w:t xml:space="preserve">it generalises. The gap compounds an analytic one. Quantitative phonetic and</w:t>
+      </w:r>
+      <w:r>
+        <w:t xml:space="preserve"> </w:t>
+      </w:r>
+      <w:r>
+        <w:t xml:space="preserve">psycholinguistic work affords many undocumented choices (how a stimulus set is</w:t>
+      </w:r>
+      <w:r>
+        <w:t xml:space="preserve"> </w:t>
+      </w:r>
+      <w:r>
+        <w:t xml:space="preserve">assembled, how a measure is quantified), and exploiting this flexibility inflates</w:t>
       </w:r>
       <w:r>
         <w:t xml:space="preserve"> </w:t>
@@ -492,7 +492,7 @@
         <w:t xml:space="preserve"> </w:t>
       </w:r>
       <w:r>
-        <w:t xml:space="preserve">— the language-as-fixed-effect fallacy</w:t>
+        <w:t xml:space="preserve">(the language-as-fixed-effect fallacy</w:t>
       </w:r>
       <w:r>
         <w:t xml:space="preserve"> </w:t>
@@ -501,10 +501,7 @@
         <w:t xml:space="preserve">(Clark, 1973)</w:t>
       </w:r>
       <w:r>
-        <w:t xml:space="preserve"> </w:t>
-      </w:r>
-      <w:r>
-        <w:t xml:space="preserve">— and recent work</w:t>
+        <w:t xml:space="preserve">), and recent work</w:t>
       </w:r>
       <w:r>
         <w:t xml:space="preserve"> </w:t>
@@ -556,13 +553,7 @@
         <w:t xml:space="preserve"> </w:t>
       </w:r>
       <w:r>
-        <w:t xml:space="preserve">not a convenience but part of the methodological infrastructure that careful</w:t>
-      </w:r>
-      <w:r>
-        <w:t xml:space="preserve"> </w:t>
-      </w:r>
-      <w:r>
-        <w:t xml:space="preserve">inference requires.</w:t>
+        <w:t xml:space="preserve">part of the methodological infrastructure that careful inference requires.</w:t>
       </w:r>
     </w:p>
     <w:p>
@@ -728,7 +719,7 @@
         <w:pStyle w:val="BodyText"/>
       </w:pPr>
       <w:r>
-        <w:t xml:space="preserve">The gap, then, is not a missing capability but a missing integration. No single,</w:t>
+        <w:t xml:space="preserve">The gap, then, is one of integration rather than of capability. No single,</w:t>
       </w:r>
       <w:r>
         <w:t xml:space="preserve"> </w:t>
@@ -808,7 +799,7 @@
         <w:t xml:space="preserve"> </w:t>
       </w:r>
       <w:r>
-        <w:t xml:space="preserve">independent but structurally identical packages — a</w:t>
+        <w:t xml:space="preserve">independent but structurally identical packages (a</w:t>
       </w:r>
       <w:r>
         <w:t xml:space="preserve"> </w:t>
@@ -826,7 +817,7 @@
         <w:t xml:space="preserve">‘PyPI’</w:t>
       </w:r>
       <w:r>
-        <w:t xml:space="preserve">-ready Python package — that share module names, function names and</w:t>
+        <w:t xml:space="preserve">-ready Python package) that share module names, function names and</w:t>
       </w:r>
       <w:r>
         <w:t xml:space="preserve"> </w:t>
@@ -850,7 +841,7 @@
         <w:t xml:space="preserve"> </w:t>
       </w:r>
       <w:r>
-        <w:t xml:space="preserve">documents them, then writes a</w:t>
+        <w:t xml:space="preserve">documents them. It then writes a</w:t>
       </w:r>
       <w:r>
         <w:t xml:space="preserve"> </w:t>
@@ -868,7 +859,7 @@
         <w:t xml:space="preserve"> </w:t>
       </w:r>
       <w:r>
-        <w:t xml:space="preserve">bound to the exact screen flip on which the critical stimulus appears, using</w:t>
+        <w:t xml:space="preserve">bound, using</w:t>
       </w:r>
       <w:r>
         <w:t xml:space="preserve"> </w:t>
@@ -880,7 +871,13 @@
         <w:t xml:space="preserve">win.callOnFlip</w:t>
       </w:r>
       <w:r>
-        <w:t xml:space="preserve">, together with a complete</w:t>
+        <w:t xml:space="preserve">, to the exact screen flip on which the critical</w:t>
+      </w:r>
+      <w:r>
+        <w:t xml:space="preserve"> </w:t>
+      </w:r>
+      <w:r>
+        <w:t xml:space="preserve">stimulus appears, together with a complete</w:t>
       </w:r>
       <w:r>
         <w:t xml:space="preserve"> </w:t>
@@ -962,10 +959,7 @@
         <w:t xml:space="preserve">González Alonso et al. (2025)</w:t>
       </w:r>
       <w:r>
-        <w:t xml:space="preserve"> </w:t>
-      </w:r>
-      <w:r>
-        <w:t xml:space="preserve">— itself an artificial-grammar study — into a reusable,</w:t>
+        <w:t xml:space="preserve">, itself an artificial-grammar study, into a reusable,</w:t>
       </w:r>
       <w:r>
         <w:t xml:space="preserve"> </w:t>
@@ -1226,6 +1220,15 @@
         <w:t xml:space="preserve">‘stringdist’</w:t>
       </w:r>
       <w:r>
+        <w:t xml:space="preserve">,</w:t>
+      </w:r>
+      <w:r>
+        <w:t xml:space="preserve"> </w:t>
+      </w:r>
+      <w:r>
+        <w:t xml:space="preserve">‘jsonlite’</w:t>
+      </w:r>
+      <w:r>
         <w:t xml:space="preserve"> </w:t>
       </w:r>
       <w:r>
@@ -1235,7 +1238,7 @@
         <w:t xml:space="preserve"> </w:t>
       </w:r>
       <w:r>
-        <w:t xml:space="preserve">‘jsonlite’</w:t>
+        <w:t xml:space="preserve">‘digest’</w:t>
       </w:r>
       <w:r>
         <w:t xml:space="preserve"> </w:t>
@@ -1307,7 +1310,13 @@
         <w:pStyle w:val="FirstParagraph"/>
       </w:pPr>
       <w:r>
-        <w:t xml:space="preserve">Stimuli are only as good as the corpus behind them.</w:t>
+        <w:t xml:space="preserve">The quality of the matched stimuli depends on the corpus from which they are</w:t>
+      </w:r>
+      <w:r>
+        <w:t xml:space="preserve"> </w:t>
+      </w:r>
+      <w:r>
+        <w:t xml:space="preserve">drawn.</w:t>
       </w:r>
       <w:r>
         <w:t xml:space="preserve"> </w:t>
@@ -1349,7 +1358,7 @@
         <w:t xml:space="preserve"> </w:t>
       </w:r>
       <w:r>
-        <w:t xml:space="preserve">collection — for example</w:t>
+        <w:t xml:space="preserve">collection (for example</w:t>
       </w:r>
       <w:r>
         <w:t xml:space="preserve"> </w:t>
@@ -1385,10 +1394,7 @@
         <w:t xml:space="preserve">(Brysbaert &amp; New, 2009)</w:t>
       </w:r>
       <w:r>
-        <w:t xml:space="preserve"> </w:t>
-      </w:r>
-      <w:r>
-        <w:t xml:space="preserve">— each</w:t>
+        <w:t xml:space="preserve">), each</w:t>
       </w:r>
       <w:r>
         <w:t xml:space="preserve"> </w:t>
@@ -1448,7 +1454,7 @@
         <w:t xml:space="preserve"> </w:t>
       </w:r>
       <w:r>
-        <w:t xml:space="preserve">curated corpora — among them SUBTLEX-CH for Chinese</w:t>
+        <w:t xml:space="preserve">curated corpora (among them SUBTLEX-CH for Chinese</w:t>
       </w:r>
       <w:r>
         <w:t xml:space="preserve"> </w:t>
@@ -1457,10 +1463,7 @@
         <w:t xml:space="preserve">(Cai &amp; Brysbaert, 2010)</w:t>
       </w:r>
       <w:r>
-        <w:t xml:space="preserve"> </w:t>
-      </w:r>
-      <w:r>
-        <w:t xml:space="preserve">— as</w:t>
+        <w:t xml:space="preserve">) as</w:t>
       </w:r>
       <w:r>
         <w:t xml:space="preserve"> </w:t>
@@ -1568,13 +1571,13 @@
         <w:t xml:space="preserve"> </w:t>
       </w:r>
       <w:r>
-        <w:t xml:space="preserve">measure that approximates phonotactic probability, and externally-sourced norms —</w:t>
-      </w:r>
-      <w:r>
-        <w:t xml:space="preserve"> </w:t>
-      </w:r>
-      <w:r>
-        <w:t xml:space="preserve">concreteness, age of acquisition, valence — can be joined on through a</w:t>
+        <w:t xml:space="preserve">measure that approximates phonotactic probability, and externally-sourced norms</w:t>
+      </w:r>
+      <w:r>
+        <w:t xml:space="preserve"> </w:t>
+      </w:r>
+      <w:r>
+        <w:t xml:space="preserve">(concreteness, age of acquisition, valence) can be joined on through a</w:t>
       </w:r>
       <w:r>
         <w:t xml:space="preserve"> </w:t>
@@ -1708,7 +1711,7 @@
         <w:t xml:space="preserve"> </w:t>
       </w:r>
       <w:r>
-        <w:t xml:space="preserve">from identical input — a parity we verify below.</w:t>
+        <w:t xml:space="preserve">from identical input, a parity we verify below.</w:t>
       </w:r>
     </w:p>
     <w:p>
@@ -1734,13 +1737,13 @@
         <w:t xml:space="preserve"> </w:t>
       </w:r>
       <w:r>
-        <w:t xml:space="preserve">dimension — as orthographic neighbourhood density is with word length and</w:t>
-      </w:r>
-      <w:r>
-        <w:t xml:space="preserve"> </w:t>
-      </w:r>
-      <w:r>
-        <w:t xml:space="preserve">frequency — fixing one condition first can leave a residual difference on the</w:t>
+        <w:t xml:space="preserve">dimension (as orthographic neighbourhood density is with word length and</w:t>
+      </w:r>
+      <w:r>
+        <w:t xml:space="preserve"> </w:t>
+      </w:r>
+      <w:r>
+        <w:t xml:space="preserve">frequency), fixing one condition first can leave a residual difference on the</w:t>
       </w:r>
       <w:r>
         <w:t xml:space="preserve"> </w:t>
@@ -1904,7 +1907,7 @@
         <w:t xml:space="preserve"> </w:t>
       </w:r>
       <w:r>
-        <w:t xml:space="preserve">demonstrate an effect across samples — operationalising the long-standing</w:t>
+        <w:t xml:space="preserve">demonstrate an effect across samples, operationalising the long-standing</w:t>
       </w:r>
       <w:r>
         <w:t xml:space="preserve"> </w:t>
@@ -2045,13 +2048,13 @@
         <w:t xml:space="preserve"> </w:t>
       </w:r>
       <w:r>
-        <w:t xml:space="preserve">imbalance, and its confidence interval makes the sampling uncertainty — and hence</w:t>
-      </w:r>
-      <w:r>
-        <w:t xml:space="preserve"> </w:t>
-      </w:r>
-      <w:r>
-        <w:t xml:space="preserve">the dependence on the number of items — explicit: with few items the interval is</w:t>
+        <w:t xml:space="preserve">imbalance, and its confidence interval makes the sampling uncertainty (and hence</w:t>
+      </w:r>
+      <w:r>
+        <w:t xml:space="preserve"> </w:t>
+      </w:r>
+      <w:r>
+        <w:t xml:space="preserve">the dependence on the number of items) explicit. With few items the interval is</w:t>
       </w:r>
       <w:r>
         <w:t xml:space="preserve"> </w:t>
@@ -2142,46 +2145,43 @@
         <w:t xml:space="preserve">materials datasheet</w:t>
       </w:r>
       <w:r>
-        <w:t xml:space="preserve"> </w:t>
-      </w:r>
-      <w:r>
-        <w:t xml:space="preserve">— a machine-readable</w:t>
-      </w:r>
-      <w:r>
-        <w:t xml:space="preserve"> </w:t>
-      </w:r>
-      <w:r>
-        <w:t xml:space="preserve">JSON record and a human-readable Markdown summary of its provenance: the corpus or</w:t>
-      </w:r>
-      <w:r>
-        <w:t xml:space="preserve"> </w:t>
-      </w:r>
-      <w:r>
-        <w:t xml:space="preserve">item table and its checksum, the dimensions and how they were computed, the</w:t>
-      </w:r>
-      <w:r>
-        <w:t xml:space="preserve"> </w:t>
-      </w:r>
-      <w:r>
-        <w:t xml:space="preserve">selection or matching method and its parameters, the realised control (the effect</w:t>
-      </w:r>
-      <w:r>
-        <w:t xml:space="preserve"> </w:t>
-      </w:r>
-      <w:r>
-        <w:t xml:space="preserve">sizes, intervals and equivalence verdicts above), the counterbalancing recipe, and</w:t>
-      </w:r>
-      <w:r>
-        <w:t xml:space="preserve"> </w:t>
-      </w:r>
-      <w:r>
-        <w:t xml:space="preserve">the seed, software versions and file checksums needed to reproduce the materials</w:t>
-      </w:r>
-      <w:r>
-        <w:t xml:space="preserve"> </w:t>
-      </w:r>
-      <w:r>
-        <w:t xml:space="preserve">exactly. The datasheet also emits an auto-filled Methods paragraph and a</w:t>
+        <w:t xml:space="preserve">, a machine-readable</w:t>
+      </w:r>
+      <w:r>
+        <w:t xml:space="preserve"> </w:t>
+      </w:r>
+      <w:r>
+        <w:t xml:space="preserve">JSON record and a human-readable Markdown summary of its provenance. The record</w:t>
+      </w:r>
+      <w:r>
+        <w:t xml:space="preserve"> </w:t>
+      </w:r>
+      <w:r>
+        <w:t xml:space="preserve">covers the corpus or item table and its checksum, the dimensions and how they were</w:t>
+      </w:r>
+      <w:r>
+        <w:t xml:space="preserve"> </w:t>
+      </w:r>
+      <w:r>
+        <w:t xml:space="preserve">computed, the selection or matching method and its parameters, the realised control</w:t>
+      </w:r>
+      <w:r>
+        <w:t xml:space="preserve"> </w:t>
+      </w:r>
+      <w:r>
+        <w:t xml:space="preserve">(the effect sizes, intervals and equivalence verdicts above), the counterbalancing</w:t>
+      </w:r>
+      <w:r>
+        <w:t xml:space="preserve"> </w:t>
+      </w:r>
+      <w:r>
+        <w:t xml:space="preserve">recipe, and the seed, software versions and file checksums needed to reproduce the</w:t>
+      </w:r>
+      <w:r>
+        <w:t xml:space="preserve"> </w:t>
+      </w:r>
+      <w:r>
+        <w:t xml:space="preserve">materials exactly. The datasheet also emits an auto-filled Methods paragraph and a</w:t>
       </w:r>
       <w:r>
         <w:t xml:space="preserve"> </w:t>
@@ -2491,13 +2491,13 @@
         <w:t xml:space="preserve"> </w:t>
       </w:r>
       <w:r>
-        <w:t xml:space="preserve">blocks until the display refresh, the marker is written right after the verified</w:t>
-      </w:r>
-      <w:r>
-        <w:t xml:space="preserve"> </w:t>
-      </w:r>
-      <w:r>
-        <w:t xml:space="preserve">flip, so both targets are time-locked to stimulus onset:</w:t>
+        <w:t xml:space="preserve">blocks until the display refresh, the marker is written immediately after the</w:t>
+      </w:r>
+      <w:r>
+        <w:t xml:space="preserve"> </w:t>
+      </w:r>
+      <w:r>
+        <w:t xml:space="preserve">verified flip, so both targets are time-locked to stimulus onset:</w:t>
       </w:r>
       <w:r>
         <w:t xml:space="preserve"> </w:t>
@@ -2563,13 +2563,13 @@
         <w:t xml:space="preserve"> </w:t>
       </w:r>
       <w:r>
-        <w:t xml:space="preserve">recommend a photodiode check in either case. Notably, neither the matching nor the script generation</w:t>
-      </w:r>
-      <w:r>
-        <w:t xml:space="preserve"> </w:t>
-      </w:r>
-      <w:r>
-        <w:t xml:space="preserve">imports</w:t>
+        <w:t xml:space="preserve">recommend a photodiode check in either case. Neither the matching nor the script</w:t>
+      </w:r>
+      <w:r>
+        <w:t xml:space="preserve"> </w:t>
+      </w:r>
+      <w:r>
+        <w:t xml:space="preserve">generation imports</w:t>
       </w:r>
       <w:r>
         <w:t xml:space="preserve"> </w:t>
@@ -2605,13 +2605,13 @@
         <w:pStyle w:val="FirstParagraph"/>
       </w:pPr>
       <w:r>
-        <w:t xml:space="preserve">The original workflow built one kind of trial — a fixation cross, a single word</w:t>
-      </w:r>
-      <w:r>
-        <w:t xml:space="preserve"> </w:t>
-      </w:r>
-      <w:r>
-        <w:t xml:space="preserve">and a response — and wrote it into the experiment by hand.</w:t>
+        <w:t xml:space="preserve">The original workflow built one kind of trial (a fixation cross, a single word</w:t>
+      </w:r>
+      <w:r>
+        <w:t xml:space="preserve"> </w:t>
+      </w:r>
+      <w:r>
+        <w:t xml:space="preserve">and a response) and wrote it into the experiment by hand.</w:t>
       </w:r>
       <w:r>
         <w:t xml:space="preserve"> </w:t>
@@ -2688,7 +2688,7 @@
         <w:t xml:space="preserve"> </w:t>
       </w:r>
       <w:r>
-        <w:t xml:space="preserve">is simply a named</w:t>
+        <w:t xml:space="preserve">is a named</w:t>
       </w:r>
       <w:r>
         <w:t xml:space="preserve"> </w:t>
@@ -2706,7 +2706,7 @@
         <w:t xml:space="preserve"> </w:t>
       </w:r>
       <w:r>
-        <w:t xml:space="preserve">presentation backends iterate the same list — the</w:t>
+        <w:t xml:space="preserve">presentation backends iterate the same list. The</w:t>
       </w:r>
       <w:r>
         <w:t xml:space="preserve"> </w:t>
@@ -2748,19 +2748,19 @@
         <w:t xml:space="preserve"> </w:t>
       </w:r>
       <w:r>
-        <w:t xml:space="preserve">generator builds a browser timeline from it — so adding a paradigm is a</w:t>
-      </w:r>
-      <w:r>
-        <w:t xml:space="preserve"> </w:t>
-      </w:r>
-      <w:r>
-        <w:t xml:space="preserve">matter of configuration, not backend code, and the targets stay in step by</w:t>
-      </w:r>
-      <w:r>
-        <w:t xml:space="preserve"> </w:t>
-      </w:r>
-      <w:r>
-        <w:t xml:space="preserve">construction. The</w:t>
+        <w:t xml:space="preserve">generator builds a browser timeline from it. Adding a paradigm is</w:t>
+      </w:r>
+      <w:r>
+        <w:t xml:space="preserve"> </w:t>
+      </w:r>
+      <w:r>
+        <w:t xml:space="preserve">therefore a matter of configuration rather than backend code, and the targets stay</w:t>
+      </w:r>
+      <w:r>
+        <w:t xml:space="preserve"> </w:t>
+      </w:r>
+      <w:r>
+        <w:t xml:space="preserve">in step by construction. The</w:t>
       </w:r>
       <w:r>
         <w:t xml:space="preserve"> </w:t>
@@ -2844,19 +2844,19 @@
         <w:t xml:space="preserve"> </w:t>
       </w:r>
       <w:r>
-        <w:t xml:space="preserve">source loads a user-supplied set of items —</w:t>
-      </w:r>
-      <w:r>
-        <w:t xml:space="preserve"> </w:t>
-      </w:r>
-      <w:r>
-        <w:t xml:space="preserve">prime–target pairs, or sentences segmented into regions with a comprehension</w:t>
-      </w:r>
-      <w:r>
-        <w:t xml:space="preserve"> </w:t>
-      </w:r>
-      <w:r>
-        <w:t xml:space="preserve">question — validated against the paradigm’s required fields and counterbalanced by</w:t>
+        <w:t xml:space="preserve">source loads a user-supplied set of items</w:t>
+      </w:r>
+      <w:r>
+        <w:t xml:space="preserve"> </w:t>
+      </w:r>
+      <w:r>
+        <w:t xml:space="preserve">(prime–target pairs, or sentences segmented into regions with a comprehension</w:t>
+      </w:r>
+      <w:r>
+        <w:t xml:space="preserve"> </w:t>
+      </w:r>
+      <w:r>
+        <w:t xml:space="preserve">question), validated against the paradigm’s required fields and counterbalanced by</w:t>
       </w:r>
       <w:r>
         <w:t xml:space="preserve"> </w:t>
@@ -3234,13 +3234,13 @@
         <w:t xml:space="preserve"> </w:t>
       </w:r>
       <w:r>
-        <w:t xml:space="preserve">matching algorithm above. The remaining three — lexical decision, priming and</w:t>
-      </w:r>
-      <w:r>
-        <w:t xml:space="preserve"> </w:t>
-      </w:r>
-      <w:r>
-        <w:t xml:space="preserve">self-paced reading — show the trial-event model carrying word, pseudoword, paired</w:t>
+        <w:t xml:space="preserve">matching algorithm above. The remaining three (lexical decision, priming and</w:t>
+      </w:r>
+      <w:r>
+        <w:t xml:space="preserve"> </w:t>
+      </w:r>
+      <w:r>
+        <w:t xml:space="preserve">self-paced reading) show the trial-event model carrying word, pseudoword, paired</w:t>
       </w:r>
       <w:r>
         <w:t xml:space="preserve"> </w:t>
@@ -5243,7 +5243,7 @@
         <w:t xml:space="preserve"> </w:t>
       </w:r>
       <w:r>
-        <w:t xml:space="preserve">small even at the interval’s far end — not merely non-significant. The TOST agrees,</w:t>
+        <w:t xml:space="preserve">small even at the interval’s far end, not merely non-significant. The TOST agrees,</w:t>
       </w:r>
       <w:r>
         <w:t xml:space="preserve"> </w:t>
@@ -5372,13 +5372,13 @@
         <w:t xml:space="preserve"> </w:t>
       </w:r>
       <w:r>
-        <w:t xml:space="preserve">control transparently — effect size and interval first, equivalence test as a</w:t>
-      </w:r>
-      <w:r>
-        <w:t xml:space="preserve"> </w:t>
-      </w:r>
-      <w:r>
-        <w:t xml:space="preserve">bound-referenced complement</w:t>
+        <w:t xml:space="preserve">control transparently, with effect size and interval first and the equivalence test</w:t>
+      </w:r>
+      <w:r>
+        <w:t xml:space="preserve"> </w:t>
+      </w:r>
+      <w:r>
+        <w:t xml:space="preserve">as a bound-referenced complement</w:t>
       </w:r>
       <w:r>
         <w:t xml:space="preserve"> </w:t>
@@ -7562,10 +7562,7 @@
         <w:t xml:space="preserve"> </w:t>
       </w:r>
       <w:r>
-        <w:t xml:space="preserve">lexicon is derived from the same engine as the others —</w:t>
-      </w:r>
-      <w:r>
-        <w:t xml:space="preserve"> </w:t>
+        <w:t xml:space="preserve">lexicon is derived from the same engine as the others (</w:t>
       </w:r>
       <w:r>
         <w:rPr>
@@ -7583,10 +7580,7 @@
         <w:t xml:space="preserve">(Speer, 2022)</w:t>
       </w:r>
       <w:r>
-        <w:t xml:space="preserve"> </w:t>
-      </w:r>
-      <w:r>
-        <w:t xml:space="preserve">— and the two conditions are two-character words, the</w:t>
+        <w:t xml:space="preserve">), and the two conditions are two-character words, the</w:t>
       </w:r>
       <w:r>
         <w:t xml:space="preserve"> </w:t>
@@ -7722,13 +7716,13 @@
         <w:t xml:space="preserve"> </w:t>
       </w:r>
       <w:r>
-        <w:t xml:space="preserve">orthographic neighbourhoods — tens of single-character substitutions each, an</w:t>
-      </w:r>
-      <w:r>
-        <w:t xml:space="preserve"> </w:t>
-      </w:r>
-      <w:r>
-        <w:t xml:space="preserve">order of magnitude more than the alphabetic words above — and</w:t>
+        <w:t xml:space="preserve">orthographic neighbourhoods (tens of single-character substitutions each, an</w:t>
+      </w:r>
+      <w:r>
+        <w:t xml:space="preserve"> </w:t>
+      </w:r>
+      <w:r>
+        <w:t xml:space="preserve">order of magnitude more than the alphabetic words above), and</w:t>
       </w:r>
       <w:r>
         <w:t xml:space="preserve"> </w:t>
@@ -9221,23 +9215,7 @@
         <w:t xml:space="preserve"> </w:t>
       </w:r>
       <w:r>
-        <w:t xml:space="preserve">through the trial-event model. A</w:t>
-      </w:r>
-      <w:r>
-        <w:t xml:space="preserve"> </w:t>
-      </w:r>
-      <w:r>
-        <w:rPr>
-          <w:b/>
-          <w:bCs/>
-        </w:rPr>
-        <w:t xml:space="preserve">lexical-decision</w:t>
-      </w:r>
-      <w:r>
-        <w:t xml:space="preserve"> </w:t>
-      </w:r>
-      <w:r>
-        <w:t xml:space="preserve">design contrasts</w:t>
+        <w:t xml:space="preserve">through the trial-event model. A lexical-decision design contrasts</w:t>
       </w:r>
       <w:r>
         <w:t xml:space="preserve"> </w:t>
@@ -9277,23 +9255,7 @@
         <w:t xml:space="preserve"> </w:t>
       </w:r>
       <w:r>
-        <w:t xml:space="preserve">0.00). A</w:t>
-      </w:r>
-      <w:r>
-        <w:t xml:space="preserve"> </w:t>
-      </w:r>
-      <w:r>
-        <w:rPr>
-          <w:b/>
-          <w:bCs/>
-        </w:rPr>
-        <w:t xml:space="preserve">priming</w:t>
-      </w:r>
-      <w:r>
-        <w:t xml:space="preserve"> </w:t>
-      </w:r>
-      <w:r>
-        <w:t xml:space="preserve">design draws 12</w:t>
+        <w:t xml:space="preserve">0.00). A priming design draws 12</w:t>
       </w:r>
       <w:r>
         <w:t xml:space="preserve"> </w:t>
@@ -9311,17 +9273,7 @@
         <w:t xml:space="preserve"> </w:t>
       </w:r>
       <w:r>
-        <w:rPr>
-          <w:b/>
-          <w:bCs/>
-        </w:rPr>
-        <w:t xml:space="preserve">self-paced reading</w:t>
-      </w:r>
-      <w:r>
-        <w:t xml:space="preserve"> </w:t>
-      </w:r>
-      <w:r>
-        <w:t xml:space="preserve">design presents 10 sentences region by region, the</w:t>
+        <w:t xml:space="preserve">self-paced reading design presents 10 sentences region by region, the</w:t>
       </w:r>
       <w:r>
         <w:t xml:space="preserve"> </w:t>
@@ -9387,7 +9339,7 @@
         <w:t xml:space="preserve"> </w:t>
       </w:r>
       <w:r>
-        <w:t xml:space="preserve">select identical materials in every case —</w:t>
+        <w:t xml:space="preserve">select identical materials in every case,</w:t>
       </w:r>
       <w:r>
         <w:t xml:space="preserve"> </w:t>
@@ -9469,19 +9421,19 @@
         <w:t xml:space="preserve"> </w:t>
       </w:r>
       <w:r>
-        <w:t xml:space="preserve">— its manipulated and controlled</w:t>
-      </w:r>
-      <w:r>
-        <w:t xml:space="preserve"> </w:t>
-      </w:r>
-      <w:r>
-        <w:t xml:space="preserve">dimensions and their tolerances — from a contemporary, redistributable corpus,</w:t>
-      </w:r>
-      <w:r>
-        <w:t xml:space="preserve"> </w:t>
-      </w:r>
-      <w:r>
-        <w:t xml:space="preserve">rather than by copying the authors’ word lists;</w:t>
+        <w:t xml:space="preserve">(its manipulated and controlled</w:t>
+      </w:r>
+      <w:r>
+        <w:t xml:space="preserve"> </w:t>
+      </w:r>
+      <w:r>
+        <w:t xml:space="preserve">dimensions and their tolerances) from a contemporary, redistributable corpus,</w:t>
+      </w:r>
+      <w:r>
+        <w:t xml:space="preserve"> </w:t>
+      </w:r>
+      <w:r>
+        <w:t xml:space="preserve">rather than by copying the authors’ word lists.</w:t>
       </w:r>
       <w:r>
         <w:t xml:space="preserve"> </w:t>
@@ -9816,17 +9768,7 @@
         <w:pStyle w:val="BodyText"/>
       </w:pPr>
       <w:r>
-        <w:t xml:space="preserve">The</w:t>
-      </w:r>
-      <w:r>
-        <w:t xml:space="preserve"> </w:t>
-      </w:r>
-      <w:r>
-        <w:rPr>
-          <w:b/>
-          <w:bCs/>
-        </w:rPr>
-        <w:t xml:space="preserve">origin study</w:t>
+        <w:t xml:space="preserve">The origin study</w:t>
       </w:r>
       <w:r>
         <w:t xml:space="preserve"> </w:t>
@@ -10010,10 +9952,6 @@
         <w:pStyle w:val="BodyText"/>
       </w:pPr>
       <w:r>
-        <w:rPr>
-          <w:b/>
-          <w:bCs/>
-        </w:rPr>
         <w:t xml:space="preserve">Andrews (1989)</w:t>
       </w:r>
       <w:r>
@@ -10090,7 +10028,7 @@
         <w:t xml:space="preserve"> </w:t>
       </w:r>
       <w:r>
-        <w:t xml:space="preserve">widely — frequency</w:t>
+        <w:t xml:space="preserve">widely. Frequency</w:t>
       </w:r>
       <w:r>
         <w:t xml:space="preserve"> </w:t>
@@ -10106,7 +10044,7 @@
         <w:t xml:space="preserve"> </w:t>
       </w:r>
       <w:r>
-        <w:t xml:space="preserve">up to 5.2 and neighbourhood</w:t>
+        <w:t xml:space="preserve">reaches 5.2 and neighbourhood</w:t>
       </w:r>
       <w:r>
         <w:t xml:space="preserve"> </w:t>
@@ -10122,7 +10060,7 @@
         <w:t xml:space="preserve"> </w:t>
       </w:r>
       <w:r>
-        <w:t xml:space="preserve">up to 3.3. Frequencies come from a contemporary corpus</w:t>
+        <w:t xml:space="preserve">reaches 3.3. Frequencies come from a contemporary corpus</w:t>
       </w:r>
       <w:r>
         <w:t xml:space="preserve"> </w:t>
@@ -10142,10 +10080,6 @@
         <w:pStyle w:val="BodyText"/>
       </w:pPr>
       <w:r>
-        <w:rPr>
-          <w:b/>
-          <w:bCs/>
-        </w:rPr>
         <w:t xml:space="preserve">Rastle, Davis and New (2004)</w:t>
       </w:r>
       <w:r>
@@ -10164,7 +10098,7 @@
         <w:t xml:space="preserve"> </w:t>
       </w:r>
       <w:r>
-        <w:t xml:space="preserve">dissociate three kinds of prime–target relationship — transparent morphological</w:t>
+        <w:t xml:space="preserve">dissociate three kinds of prime–target relationship, transparent morphological</w:t>
       </w:r>
       <w:r>
         <w:t xml:space="preserve"> </w:t>
@@ -10206,7 +10140,7 @@
         <w:t xml:space="preserve">brothel</w:t>
       </w:r>
       <w:r>
-        <w:t xml:space="preserve">–BROTH) — each against an unrelated baseline, arguing for an early</w:t>
+        <w:t xml:space="preserve">–BROTH), each against an unrelated baseline, arguing for an early</w:t>
       </w:r>
       <w:r>
         <w:t xml:space="preserve"> </w:t>
@@ -10291,13 +10225,13 @@
         <w:t xml:space="preserve"> </w:t>
       </w:r>
       <w:r>
-        <w:t xml:space="preserve">languages. Its contribution is integration rather than a single new capability:</w:t>
-      </w:r>
-      <w:r>
-        <w:t xml:space="preserve"> </w:t>
-      </w:r>
-      <w:r>
-        <w:t xml:space="preserve">multidimensional matching exists in</w:t>
+        <w:t xml:space="preserve">languages. Its principal contribution is integration. Multidimensional matching</w:t>
+      </w:r>
+      <w:r>
+        <w:t xml:space="preserve"> </w:t>
+      </w:r>
+      <w:r>
+        <w:t xml:space="preserve">exists in</w:t>
       </w:r>
       <w:r>
         <w:t xml:space="preserve"> </w:t>
@@ -10318,13 +10252,7 @@
         <w:t xml:space="preserve">‘LIBRA’</w:t>
       </w:r>
       <w:r>
-        <w:t xml:space="preserve">, and precise</w:t>
-      </w:r>
-      <w:r>
-        <w:t xml:space="preserve"> </w:t>
-      </w:r>
-      <w:r>
-        <w:t xml:space="preserve">presentation exists in</w:t>
+        <w:t xml:space="preserve">, and precise presentation exists in</w:t>
       </w:r>
       <w:r>
         <w:t xml:space="preserve"> </w:t>
@@ -10417,7 +10345,7 @@
         <w:t xml:space="preserve"> </w:t>
       </w:r>
       <w:r>
-        <w:t xml:space="preserve">workflow to onset-aligned markers — flip-locked in</w:t>
+        <w:t xml:space="preserve">workflow to onset-aligned markers (flip-locked in</w:t>
       </w:r>
       <w:r>
         <w:t xml:space="preserve"> </w:t>
@@ -10456,10 +10384,7 @@
         <w:t xml:space="preserve">‘OpenSesame’</w:t>
       </w:r>
       <w:r>
-        <w:t xml:space="preserve"> </w:t>
-      </w:r>
-      <w:r>
-        <w:t xml:space="preserve">— a concrete</w:t>
+        <w:t xml:space="preserve">), a concrete</w:t>
       </w:r>
       <w:r>
         <w:t xml:space="preserve"> </w:t>
@@ -10479,13 +10404,13 @@
         <w:t xml:space="preserve"> </w:t>
       </w:r>
       <w:r>
-        <w:t xml:space="preserve">generalises to a logographic script — corpus access, dimension derivation,</w:t>
-      </w:r>
-      <w:r>
-        <w:t xml:space="preserve"> </w:t>
-      </w:r>
-      <w:r>
-        <w:t xml:space="preserve">matching, counterbalancing and CJK-font script generation all work unchanged —</w:t>
+        <w:t xml:space="preserve">generalises to a logographic script (corpus access, dimension derivation,</w:t>
+      </w:r>
+      <w:r>
+        <w:t xml:space="preserve"> </w:t>
+      </w:r>
+      <w:r>
+        <w:t xml:space="preserve">matching, counterbalancing and CJK-font script generation all work unchanged),</w:t>
       </w:r>
       <w:r>
         <w:t xml:space="preserve"> </w:t>
@@ -10696,20 +10621,7 @@
         <w:t xml:space="preserve"> </w:t>
       </w:r>
       <w:r>
-        <w:t xml:space="preserve">a</w:t>
-      </w:r>
-      <w:r>
-        <w:t xml:space="preserve"> </w:t>
-      </w:r>
-      <w:r>
-        <w:rPr>
-          <w:b/>
-          <w:bCs/>
-        </w:rPr>
-        <w:t xml:space="preserve">paradigm</w:t>
-      </w:r>
-      <w:r>
-        <w:t xml:space="preserve">, add an entry to the registry in</w:t>
+        <w:t xml:space="preserve">a paradigm, add an entry to the registry in</w:t>
       </w:r>
       <w:r>
         <w:t xml:space="preserve"> </w:t>
@@ -10730,26 +10642,19 @@
         <w:t xml:space="preserve"> </w:t>
       </w:r>
       <w:r>
-        <w:t xml:space="preserve">event sequence, the trial fields it requires and its counterbalancing recipe; both</w:t>
-      </w:r>
-      <w:r>
-        <w:t xml:space="preserve"> </w:t>
-      </w:r>
-      <w:r>
-        <w:t xml:space="preserve">backends then render it with no further code. To add a</w:t>
-      </w:r>
-      <w:r>
-        <w:t xml:space="preserve"> </w:t>
-      </w:r>
-      <w:r>
-        <w:rPr>
-          <w:b/>
-          <w:bCs/>
-        </w:rPr>
-        <w:t xml:space="preserve">lexical dimension</w:t>
-      </w:r>
-      <w:r>
-        <w:t xml:space="preserve">, edit</w:t>
+        <w:t xml:space="preserve">event sequence, the trial fields it requires and its counterbalancing recipe, and</w:t>
+      </w:r>
+      <w:r>
+        <w:t xml:space="preserve"> </w:t>
+      </w:r>
+      <w:r>
+        <w:t xml:space="preserve">both backends then render it with no further code. To add a lexical dimension,</w:t>
+      </w:r>
+      <w:r>
+        <w:t xml:space="preserve"> </w:t>
+      </w:r>
+      <w:r>
+        <w:t xml:space="preserve">compute it in</w:t>
       </w:r>
       <w:r>
         <w:t xml:space="preserve"> </w:t>
@@ -10758,10 +10663,13 @@
         <w:rPr>
           <w:rStyle w:val="VerbatimChar"/>
         </w:rPr>
-        <w:t xml:space="preserve">compute</w:t>
-      </w:r>
-      <w:r>
-        <w:t xml:space="preserve">-style functions in</w:t>
+        <w:t xml:space="preserve">querying</w:t>
+      </w:r>
+      <w:r>
+        <w:t xml:space="preserve"> </w:t>
+      </w:r>
+      <w:r>
+        <w:t xml:space="preserve">(alongside</w:t>
       </w:r>
       <w:r>
         <w:t xml:space="preserve"> </w:t>
@@ -10770,31 +10678,34 @@
         <w:rPr>
           <w:rStyle w:val="VerbatimChar"/>
         </w:rPr>
-        <w:t xml:space="preserve">querying</w:t>
-      </w:r>
-      <w:r>
-        <w:t xml:space="preserve"> </w:t>
-      </w:r>
-      <w:r>
-        <w:t xml:space="preserve">(</w:t>
+        <w:t xml:space="preserve">add_neighbourhood</w:t>
+      </w:r>
+      <w:r>
+        <w:t xml:space="preserve">) and list it in the</w:t>
+      </w:r>
+      <w:r>
+        <w:t xml:space="preserve"> </w:t>
+      </w:r>
+      <w:r>
+        <w:t xml:space="preserve">dimension table in</w:t>
+      </w:r>
+      <w:r>
+        <w:t xml:space="preserve"> </w:t>
       </w:r>
       <w:r>
         <w:rPr>
           <w:rStyle w:val="VerbatimChar"/>
         </w:rPr>
-        <w:t xml:space="preserve">add_neighbourhood</w:t>
-      </w:r>
-      <w:r>
-        <w:t xml:space="preserve"> </w:t>
-      </w:r>
-      <w:r>
-        <w:t xml:space="preserve">and the dimension</w:t>
-      </w:r>
-      <w:r>
-        <w:t xml:space="preserve"> </w:t>
-      </w:r>
-      <w:r>
-        <w:t xml:space="preserve">table in</w:t>
+        <w:t xml:space="preserve">config/schema.yaml</w:t>
+      </w:r>
+      <w:r>
+        <w:t xml:space="preserve">, in both packages. To add a presentation</w:t>
+      </w:r>
+      <w:r>
+        <w:t xml:space="preserve"> </w:t>
+      </w:r>
+      <w:r>
+        <w:t xml:space="preserve">target, add an</w:t>
       </w:r>
       <w:r>
         <w:t xml:space="preserve"> </w:t>
@@ -10803,29 +10714,13 @@
         <w:rPr>
           <w:rStyle w:val="VerbatimChar"/>
         </w:rPr>
-        <w:t xml:space="preserve">config/schema.yaml</w:t>
-      </w:r>
-      <w:r>
-        <w:t xml:space="preserve">) in both packages. To add a</w:t>
-      </w:r>
-      <w:r>
-        <w:t xml:space="preserve"> </w:t>
-      </w:r>
-      <w:r>
-        <w:rPr>
-          <w:b/>
-          <w:bCs/>
-        </w:rPr>
-        <w:t xml:space="preserve">presentation target</w:t>
-      </w:r>
-      <w:r>
-        <w:t xml:space="preserve">,</w:t>
-      </w:r>
-      <w:r>
-        <w:t xml:space="preserve"> </w:t>
-      </w:r>
-      <w:r>
-        <w:t xml:space="preserve">add an</w:t>
+        <w:t xml:space="preserve">export_&lt;target&gt;()</w:t>
+      </w:r>
+      <w:r>
+        <w:t xml:space="preserve"> </w:t>
+      </w:r>
+      <w:r>
+        <w:t xml:space="preserve">function in</w:t>
       </w:r>
       <w:r>
         <w:t xml:space="preserve"> </w:t>
@@ -10834,13 +10729,19 @@
         <w:rPr>
           <w:rStyle w:val="VerbatimChar"/>
         </w:rPr>
-        <w:t xml:space="preserve">export_&lt;target&gt;()</w:t>
-      </w:r>
-      <w:r>
-        <w:t xml:space="preserve"> </w:t>
-      </w:r>
-      <w:r>
-        <w:t xml:space="preserve">function in</w:t>
+        <w:t xml:space="preserve">scripting</w:t>
+      </w:r>
+      <w:r>
+        <w:t xml:space="preserve"> </w:t>
+      </w:r>
+      <w:r>
+        <w:t xml:space="preserve">that walks the same</w:t>
+      </w:r>
+      <w:r>
+        <w:t xml:space="preserve"> </w:t>
+      </w:r>
+      <w:r>
+        <w:t xml:space="preserve">rendered event list. To add a corpus or language, add an entry to</w:t>
       </w:r>
       <w:r>
         <w:t xml:space="preserve"> </w:t>
@@ -10849,44 +10750,10 @@
         <w:rPr>
           <w:rStyle w:val="VerbatimChar"/>
         </w:rPr>
-        <w:t xml:space="preserve">scripting</w:t>
-      </w:r>
-      <w:r>
-        <w:t xml:space="preserve"> </w:t>
-      </w:r>
-      <w:r>
-        <w:t xml:space="preserve">that walks the same rendered</w:t>
-      </w:r>
-      <w:r>
-        <w:t xml:space="preserve"> </w:t>
-      </w:r>
-      <w:r>
-        <w:t xml:space="preserve">event list. To add a</w:t>
-      </w:r>
-      <w:r>
-        <w:t xml:space="preserve"> </w:t>
-      </w:r>
-      <w:r>
-        <w:rPr>
-          <w:b/>
-          <w:bCs/>
-        </w:rPr>
-        <w:t xml:space="preserve">corpus or language</w:t>
-      </w:r>
-      <w:r>
-        <w:t xml:space="preserve">, add an entry to</w:t>
-      </w:r>
-      <w:r>
-        <w:t xml:space="preserve"> </w:t>
-      </w:r>
-      <w:r>
-        <w:rPr>
-          <w:rStyle w:val="VerbatimChar"/>
-        </w:rPr>
         <w:t xml:space="preserve">corpora/registry.yaml</w:t>
       </w:r>
       <w:r>
-        <w:t xml:space="preserve">; no code change is required for SUBTLEX-family or</w:t>
+        <w:t xml:space="preserve">, and no code change is required for SUBTLEX-family or</w:t>
       </w:r>
       <w:r>
         <w:t xml:space="preserve"> </w:t>

--- a/manuscript/manuscript.docx
+++ b/manuscript/manuscript.docx
@@ -538,7 +538,7 @@
         <w:t xml:space="preserve"> </w:t>
       </w:r>
       <w:r>
-        <w:t xml:space="preserve">(Yarkoni, 2020)</w:t>
+        <w:t xml:space="preserve">(Yarkoni, 2022)</w:t>
       </w:r>
       <w:r>
         <w:t xml:space="preserve">. A tool that makes the construction</w:t>
@@ -615,7 +615,13 @@
         <w:t xml:space="preserve"> </w:t>
       </w:r>
       <w:r>
-        <w:t xml:space="preserve">equates lists across conditions using a resampling algorithm;</w:t>
+        <w:t xml:space="preserve">equates lists across conditions using a genetic (evolutionary)</w:t>
+      </w:r>
+      <w:r>
+        <w:t xml:space="preserve"> </w:t>
+      </w:r>
+      <w:r>
+        <w:t xml:space="preserve">algorithm;</w:t>
       </w:r>
       <w:r>
         <w:t xml:space="preserve"> </w:t>
@@ -1919,7 +1925,7 @@
         <w:t xml:space="preserve"> </w:t>
       </w:r>
       <w:r>
-        <w:t xml:space="preserve">(Clark, 1973; Yarkoni, 2020)</w:t>
+        <w:t xml:space="preserve">(Clark, 1973; Yarkoni, 2022)</w:t>
       </w:r>
       <w:r>
         <w:t xml:space="preserve">.</w:t>
@@ -12203,7 +12209,7 @@
         <w:pStyle w:val="Bibliography"/>
       </w:pPr>
       <w:r>
-        <w:t xml:space="preserve">Yarkoni, T. (2020). The generalizability crisis.</w:t>
+        <w:t xml:space="preserve">Yarkoni, T. (2022). The generalizability crisis.</w:t>
       </w:r>
       <w:r>
         <w:t xml:space="preserve"> </w:t>

--- a/manuscript/manuscript.docx
+++ b/manuscript/manuscript.docx
@@ -23,7 +23,7 @@
         <w:pStyle w:val="Date"/>
       </w:pPr>
       <w:r>
-        <w:t xml:space="preserve">2026-06-23</w:t>
+        <w:t xml:space="preserve">2026-06-24</w:t>
       </w:r>
     </w:p>
     <w:p>
@@ -10556,7 +10556,7 @@
         <w:t xml:space="preserve"> </w:t>
       </w:r>
       <w:r>
-        <w:t xml:space="preserve">already provided; a graphical interface is a further possibility.</w:t>
+        <w:t xml:space="preserve">already provided.</w:t>
       </w:r>
     </w:p>
     <w:bookmarkEnd w:id="33"/>
@@ -10586,7 +10586,31 @@
         <w:t xml:space="preserve"> </w:t>
       </w:r>
       <w:r>
-        <w:t xml:space="preserve">registry and the reproducible source of this manuscript. The code is released</w:t>
+        <w:t xml:space="preserve">registry and the reproducible source of this manuscript. A browser application for</w:t>
+      </w:r>
+      <w:r>
+        <w:t xml:space="preserve"> </w:t>
+      </w:r>
+      <w:r>
+        <w:t xml:space="preserve">each engine (a Shiny app for the R package and a Streamlit app for the Python one)</w:t>
+      </w:r>
+      <w:r>
+        <w:t xml:space="preserve"> </w:t>
+      </w:r>
+      <w:r>
+        <w:t xml:space="preserve">lets a researcher assemble a design, run the verified pipeline and export the design</w:t>
+      </w:r>
+      <w:r>
+        <w:t xml:space="preserve"> </w:t>
+      </w:r>
+      <w:r>
+        <w:t xml:space="preserve">configuration together with the R, Python and command-line code that reproduces it,</w:t>
+      </w:r>
+      <w:r>
+        <w:t xml:space="preserve"> </w:t>
+      </w:r>
+      <w:r>
+        <w:t xml:space="preserve">so the interface itself yields shareable, reproducible artefacts. The code is released</w:t>
       </w:r>
       <w:r>
         <w:t xml:space="preserve"> </w:t>

--- a/manuscript/manuscript.docx
+++ b/manuscript/manuscript.docx
@@ -23,7 +23,7 @@
         <w:pStyle w:val="Date"/>
       </w:pPr>
       <w:r>
-        <w:t xml:space="preserve">2026-06-24</w:t>
+        <w:t xml:space="preserve">2026-07-03</w:t>
       </w:r>
     </w:p>
     <w:p>
@@ -249,19 +249,19 @@
         <w:t xml:space="preserve"> </w:t>
       </w:r>
       <w:r>
-        <w:t xml:space="preserve">generalises the FAIR artificial-grammar</w:t>
-      </w:r>
-      <w:r>
-        <w:t xml:space="preserve"> </w:t>
-      </w:r>
-      <w:r>
-        <w:t xml:space="preserve">workflow of an existing longitudinal study and is distributed under open</w:t>
-      </w:r>
-      <w:r>
-        <w:t xml:space="preserve"> </w:t>
-      </w:r>
-      <w:r>
-        <w:t xml:space="preserve">licences with a machine-readable corpus registry.</w:t>
+        <w:t xml:space="preserve">is general-purpose and treats the stimulus set</w:t>
+      </w:r>
+      <w:r>
+        <w:t xml:space="preserve"> </w:t>
+      </w:r>
+      <w:r>
+        <w:t xml:space="preserve">as a reproducible artefact, distributed under open licences with a</w:t>
+      </w:r>
+      <w:r>
+        <w:t xml:space="preserve"> </w:t>
+      </w:r>
+      <w:r>
+        <w:t xml:space="preserve">machine-readable corpus registry.</w:t>
       </w:r>
     </w:p>
     <w:bookmarkStart w:id="9" w:name="introduction"/>
@@ -755,7 +755,13 @@
         <w:t xml:space="preserve"> </w:t>
       </w:r>
       <w:r>
-        <w:t xml:space="preserve">gap concerns timing. In the artificial-grammar workflow that motivated this work</w:t>
+        <w:t xml:space="preserve">gap concerns timing. In one longitudinal artificial-grammar EEG study, for</w:t>
+      </w:r>
+      <w:r>
+        <w:t xml:space="preserve"> </w:t>
+      </w:r>
+      <w:r>
+        <w:t xml:space="preserve">instance</w:t>
       </w:r>
       <w:r>
         <w:t xml:space="preserve"> </w:t>
@@ -764,25 +770,25 @@
         <w:t xml:space="preserve">(González Alonso et al., 2025)</w:t>
       </w:r>
       <w:r>
-        <w:t xml:space="preserve">, EEG markers were sent from an experiment item that</w:t>
-      </w:r>
-      <w:r>
-        <w:t xml:space="preserve"> </w:t>
-      </w:r>
-      <w:r>
-        <w:t xml:space="preserve">followed the word, so that only the first marker was even approximately aligned</w:t>
-      </w:r>
-      <w:r>
-        <w:t xml:space="preserve"> </w:t>
-      </w:r>
-      <w:r>
-        <w:t xml:space="preserve">with stimulus onset; the others were sequence-ordered. This is a common pattern</w:t>
-      </w:r>
-      <w:r>
-        <w:t xml:space="preserve"> </w:t>
-      </w:r>
-      <w:r>
-        <w:t xml:space="preserve">and an avoidable source of jitter.</w:t>
+        <w:t xml:space="preserve">, EEG markers were sent from an experiment item</w:t>
+      </w:r>
+      <w:r>
+        <w:t xml:space="preserve"> </w:t>
+      </w:r>
+      <w:r>
+        <w:t xml:space="preserve">that followed the word, so that only the first marker was even approximately</w:t>
+      </w:r>
+      <w:r>
+        <w:t xml:space="preserve"> </w:t>
+      </w:r>
+      <w:r>
+        <w:t xml:space="preserve">aligned with stimulus onset; the others were sequence-ordered. This is a common</w:t>
+      </w:r>
+      <w:r>
+        <w:t xml:space="preserve"> </w:t>
+      </w:r>
+      <w:r>
+        <w:t xml:space="preserve">pattern and an avoidable source of jitter.</w:t>
       </w:r>
     </w:p>
     <w:p>
@@ -956,22 +962,19 @@
         <w:t xml:space="preserve"> </w:t>
       </w:r>
       <w:r>
-        <w:t xml:space="preserve">thus generalises the materials workflow of</w:t>
-      </w:r>
-      <w:r>
-        <w:t xml:space="preserve"> </w:t>
-      </w:r>
-      <w:r>
-        <w:t xml:space="preserve">González Alonso et al. (2025)</w:t>
-      </w:r>
-      <w:r>
-        <w:t xml:space="preserve">, itself an artificial-grammar study, into a reusable,</w:t>
-      </w:r>
-      <w:r>
-        <w:t xml:space="preserve"> </w:t>
-      </w:r>
-      <w:r>
-        <w:t xml:space="preserve">FAIR-compliant tool for many psycholinguistic paradigms.</w:t>
+        <w:t xml:space="preserve">is thus a reusable, FAIR-compliant tool for many</w:t>
+      </w:r>
+      <w:r>
+        <w:t xml:space="preserve"> </w:t>
+      </w:r>
+      <w:r>
+        <w:t xml:space="preserve">psycholinguistic paradigms and languages, not a single study’s script; the</w:t>
+      </w:r>
+      <w:r>
+        <w:t xml:space="preserve"> </w:t>
+      </w:r>
+      <w:r>
+        <w:t xml:space="preserve">longitudinal study above is one of twelve worked examples it reproduces.</w:t>
       </w:r>
     </w:p>
     <w:bookmarkEnd w:id="9"/>
@@ -2187,7 +2190,40 @@
         <w:t xml:space="preserve"> </w:t>
       </w:r>
       <w:r>
-        <w:t xml:space="preserve">materials exactly. The datasheet also emits an auto-filled Methods paragraph and a</w:t>
+        <w:t xml:space="preserve">materials exactly. It records, in addition, the size of the candidate pool each</w:t>
+      </w:r>
+      <w:r>
+        <w:t xml:space="preserve"> </w:t>
+      </w:r>
+      <w:r>
+        <w:t xml:space="preserve">condition was selected from, so that item selection is auditable rather than</w:t>
+      </w:r>
+      <w:r>
+        <w:t xml:space="preserve"> </w:t>
+      </w:r>
+      <w:r>
+        <w:t xml:space="preserve">opaque, and a suggested crossed mixed-model formula that treats items as a random</w:t>
+      </w:r>
+      <w:r>
+        <w:t xml:space="preserve"> </w:t>
+      </w:r>
+      <w:r>
+        <w:t xml:space="preserve">factor</w:t>
+      </w:r>
+      <w:r>
+        <w:t xml:space="preserve"> </w:t>
+      </w:r>
+      <w:r>
+        <w:t xml:space="preserve">(Clark, 1973)</w:t>
+      </w:r>
+      <w:r>
+        <w:t xml:space="preserve">, with which it fills the pre-registration analysis</w:t>
+      </w:r>
+      <w:r>
+        <w:t xml:space="preserve"> </w:t>
+      </w:r>
+      <w:r>
+        <w:t xml:space="preserve">plan. The datasheet also emits an auto-filled Methods paragraph and a</w:t>
       </w:r>
       <w:r>
         <w:t xml:space="preserve"> </w:t>

--- a/manuscript/manuscript.docx
+++ b/manuscript/manuscript.docx
@@ -1721,6 +1721,74 @@
       </w:r>
       <w:r>
         <w:t xml:space="preserve">from identical input, a parity we verify below.</w:t>
+      </w:r>
+    </w:p>
+    <w:p>
+      <w:pPr>
+        <w:pStyle w:val="BodyText"/>
+      </w:pPr>
+      <w:r>
+        <w:t xml:space="preserve">Two further matching methods can be selected when a design needs them. A</w:t>
+      </w:r>
+      <w:r>
+        <w:t xml:space="preserve"> </w:t>
+      </w:r>
+      <w:r>
+        <w:t xml:space="preserve">covariance-aware (Mahalanobis) distance replaces the standardised Euclidean metric</w:t>
+      </w:r>
+      <w:r>
+        <w:t xml:space="preserve"> </w:t>
+      </w:r>
+      <w:r>
+        <w:t xml:space="preserve">with one weighted by the inverse of the control dimensions’ correlation matrix, so</w:t>
+      </w:r>
+      <w:r>
+        <w:t xml:space="preserve"> </w:t>
+      </w:r>
+      <w:r>
+        <w:t xml:space="preserve">it down-weights dimensions that are correlated, such as length and orthographic</w:t>
+      </w:r>
+      <w:r>
+        <w:t xml:space="preserve"> </w:t>
+      </w:r>
+      <w:r>
+        <w:t xml:space="preserve">neighbourhood, rather than counting their shared variance more than once. A</w:t>
+      </w:r>
+      <w:r>
+        <w:t xml:space="preserve"> </w:t>
+      </w:r>
+      <w:r>
+        <w:t xml:space="preserve">globally optimal assignment, for a two-condition design, minimises the total</w:t>
+      </w:r>
+      <w:r>
+        <w:t xml:space="preserve"> </w:t>
+      </w:r>
+      <w:r>
+        <w:t xml:space="preserve">distance over the whole pairing instead of taking the locally cheapest pair at each</w:t>
+      </w:r>
+      <w:r>
+        <w:t xml:space="preserve"> </w:t>
+      </w:r>
+      <w:r>
+        <w:t xml:space="preserve">step. Both rely on a linear-algebra routine, a matrix inverse and an assignment</w:t>
+      </w:r>
+      <w:r>
+        <w:t xml:space="preserve"> </w:t>
+      </w:r>
+      <w:r>
+        <w:t xml:space="preserve">solver respectively, whose last bits differ between the R and Python backends, so</w:t>
+      </w:r>
+      <w:r>
+        <w:t xml:space="preserve"> </w:t>
+      </w:r>
+      <w:r>
+        <w:t xml:space="preserve">on these two methods the engines select equivalent but not byte-identical</w:t>
+      </w:r>
+      <w:r>
+        <w:t xml:space="preserve"> </w:t>
+      </w:r>
+      <w:r>
+        <w:t xml:space="preserve">materials; each datasheet records which case applies.</w:t>
       </w:r>
     </w:p>
     <w:p>

--- a/manuscript/manuscript.docx
+++ b/manuscript/manuscript.docx
@@ -2246,7 +2246,13 @@
         <w:t xml:space="preserve"> </w:t>
       </w:r>
       <w:r>
-        <w:t xml:space="preserve">(the effect sizes, intervals and equivalence verdicts above), the counterbalancing</w:t>
+        <w:t xml:space="preserve">(the effect sizes and their intervals, a variance-ratio check on the spread, and the</w:t>
+      </w:r>
+      <w:r>
+        <w:t xml:space="preserve"> </w:t>
+      </w:r>
+      <w:r>
+        <w:t xml:space="preserve">equivalence verdicts), the counterbalancing</w:t>
       </w:r>
       <w:r>
         <w:t xml:space="preserve"> </w:t>

--- a/manuscript/manuscript.docx
+++ b/manuscript/manuscript.docx
@@ -23,7 +23,7 @@
         <w:pStyle w:val="Date"/>
       </w:pPr>
       <w:r>
-        <w:t xml:space="preserve">2026-07-03</w:t>
+        <w:t xml:space="preserve">2026-07-06</w:t>
       </w:r>
     </w:p>
     <w:p>
@@ -1789,6 +1789,72 @@
       </w:r>
       <w:r>
         <w:t xml:space="preserve">materials; each datasheet records which case applies.</w:t>
+      </w:r>
+    </w:p>
+    <w:p>
+      <w:pPr>
+        <w:pStyle w:val="BodyText"/>
+      </w:pPr>
+      <w:r>
+        <w:t xml:space="preserve">A design may also be declared</w:t>
+      </w:r>
+      <w:r>
+        <w:t xml:space="preserve"> </w:t>
+      </w:r>
+      <w:r>
+        <w:rPr>
+          <w:i/>
+          <w:iCs/>
+        </w:rPr>
+        <w:t xml:space="preserve">continuous</w:t>
+      </w:r>
+      <w:r>
+        <w:t xml:space="preserve"> </w:t>
+      </w:r>
+      <w:r>
+        <w:t xml:space="preserve">rather than dichotomised. Instead of</w:t>
+      </w:r>
+      <w:r>
+        <w:t xml:space="preserve"> </w:t>
+      </w:r>
+      <w:r>
+        <w:t xml:space="preserve">splitting a variable into conditions and matching, lexsync selects a set that</w:t>
+      </w:r>
+      <w:r>
+        <w:t xml:space="preserve"> </w:t>
+      </w:r>
+      <w:r>
+        <w:t xml:space="preserve">spans the variable’s range evenly while holding the control dimensions</w:t>
+      </w:r>
+      <w:r>
+        <w:t xml:space="preserve"> </w:t>
+      </w:r>
+      <w:r>
+        <w:t xml:space="preserve">near-constant, so the variable stays continuous and is analysed by regression or a</w:t>
+      </w:r>
+      <w:r>
+        <w:t xml:space="preserve"> </w:t>
+      </w:r>
+      <w:r>
+        <w:t xml:space="preserve">mixed model rather than a between-condition contrast. This is the recommended</w:t>
+      </w:r>
+      <w:r>
+        <w:t xml:space="preserve"> </w:t>
+      </w:r>
+      <w:r>
+        <w:t xml:space="preserve">alternative to matched dichotomies, which lose power and admit selection</w:t>
+      </w:r>
+      <w:r>
+        <w:t xml:space="preserve"> </w:t>
+      </w:r>
+      <w:r>
+        <w:t xml:space="preserve">artefacts; the datasheet reports the realised span, the predictor-control</w:t>
+      </w:r>
+      <w:r>
+        <w:t xml:space="preserve"> </w:t>
+      </w:r>
+      <w:r>
+        <w:t xml:space="preserve">correlations and a suggested regression model.</w:t>
       </w:r>
     </w:p>
     <w:p>

--- a/manuscript/manuscript.docx
+++ b/manuscript/manuscript.docx
@@ -23,7 +23,7 @@
         <w:pStyle w:val="Date"/>
       </w:pPr>
       <w:r>
-        <w:t xml:space="preserve">2026-07-06</w:t>
+        <w:t xml:space="preserve">2026-07-15</w:t>
       </w:r>
     </w:p>
     <w:p>
@@ -183,49 +183,37 @@
         <w:t xml:space="preserve"> </w:t>
       </w:r>
       <w:r>
-        <w:t xml:space="preserve">The matching and generation are deterministic, so the two engines select</w:t>
-      </w:r>
-      <w:r>
-        <w:t xml:space="preserve"> </w:t>
-      </w:r>
-      <w:r>
-        <w:t xml:space="preserve">identical materials; we</w:t>
-      </w:r>
-      <w:r>
-        <w:t xml:space="preserve"> </w:t>
-      </w:r>
-      <w:r>
-        <w:t xml:space="preserve">demonstrate</w:t>
-      </w:r>
-      <w:r>
-        <w:t xml:space="preserve"> </w:t>
-      </w:r>
-      <w:r>
-        <w:t xml:space="preserve">this on twelve worked examples in English, Spanish and Mandarin Chinese (across</w:t>
-      </w:r>
-      <w:r>
-        <w:t xml:space="preserve"> </w:t>
-      </w:r>
-      <w:r>
-        <w:t xml:space="preserve">word, pseudoword, paired and sentence stimuli), one of which shows that the</w:t>
-      </w:r>
-      <w:r>
-        <w:t xml:space="preserve"> </w:t>
-      </w:r>
-      <w:r>
-        <w:t xml:space="preserve">workflow extends to a logographic writing system, while three reproduce</w:t>
-      </w:r>
-      <w:r>
-        <w:t xml:space="preserve"> </w:t>
-      </w:r>
-      <w:r>
-        <w:t xml:space="preserve">published designs from the literature. The</w:t>
-      </w:r>
-      <w:r>
-        <w:t xml:space="preserve"> </w:t>
-      </w:r>
-      <w:r>
-        <w:t xml:space="preserve">generation step</w:t>
+        <w:t xml:space="preserve">The default matching methods and the pseudoword generation are deterministic,</w:t>
+      </w:r>
+      <w:r>
+        <w:t xml:space="preserve"> </w:t>
+      </w:r>
+      <w:r>
+        <w:t xml:space="preserve">so the two engines select the same stimuli. We demonstrate this on twelve</w:t>
+      </w:r>
+      <w:r>
+        <w:t xml:space="preserve"> </w:t>
+      </w:r>
+      <w:r>
+        <w:t xml:space="preserve">worked examples in English, Spanish and Mandarin Chinese (across word,</w:t>
+      </w:r>
+      <w:r>
+        <w:t xml:space="preserve"> </w:t>
+      </w:r>
+      <w:r>
+        <w:t xml:space="preserve">pseudoword, paired and sentence stimuli), one of which shows that the workflow</w:t>
+      </w:r>
+      <w:r>
+        <w:t xml:space="preserve"> </w:t>
+      </w:r>
+      <w:r>
+        <w:t xml:space="preserve">extends to a logographic writing system, while three reproduce published</w:t>
+      </w:r>
+      <w:r>
+        <w:t xml:space="preserve"> </w:t>
+      </w:r>
+      <w:r>
+        <w:t xml:space="preserve">designs from the literature. The generation step</w:t>
       </w:r>
       <w:r>
         <w:t xml:space="preserve"> </w:t>
@@ -782,7 +770,7 @@
         <w:t xml:space="preserve"> </w:t>
       </w:r>
       <w:r>
-        <w:t xml:space="preserve">aligned with stimulus onset; the others were sequence-ordered. This is a common</w:t>
+        <w:t xml:space="preserve">aligned with stimulus onset. The others were sequence-ordered. This is a common</w:t>
       </w:r>
       <w:r>
         <w:t xml:space="preserve"> </w:t>
@@ -805,7 +793,7 @@
         <w:t xml:space="preserve">‘lexsync’</w:t>
       </w:r>
       <w:r>
-        <w:t xml:space="preserve">, a toolkit that fills these gaps; both presentation targets time-lock the marker to stimulus onset (see below). It is released as two</w:t>
+        <w:t xml:space="preserve">, a toolkit that fills these gaps. It is released as two</w:t>
       </w:r>
       <w:r>
         <w:t xml:space="preserve"> </w:t>
@@ -901,13 +889,19 @@
         <w:t xml:space="preserve"> </w:t>
       </w:r>
       <w:r>
-        <w:t xml:space="preserve">experiment. Crucially the</w:t>
-      </w:r>
-      <w:r>
-        <w:t xml:space="preserve"> </w:t>
-      </w:r>
-      <w:r>
-        <w:t xml:space="preserve">matching is deterministic, so the R and Python engines select identical materials.</w:t>
+        <w:t xml:space="preserve">experiment. Crucially</w:t>
+      </w:r>
+      <w:r>
+        <w:t xml:space="preserve"> </w:t>
+      </w:r>
+      <w:r>
+        <w:t xml:space="preserve">the default matching methods are deterministic, so the R and Python engines</w:t>
+      </w:r>
+      <w:r>
+        <w:t xml:space="preserve"> </w:t>
+      </w:r>
+      <w:r>
+        <w:t xml:space="preserve">select identical materials.</w:t>
       </w:r>
       <w:r>
         <w:t xml:space="preserve"> </w:t>
@@ -968,13 +962,19 @@
         <w:t xml:space="preserve"> </w:t>
       </w:r>
       <w:r>
-        <w:t xml:space="preserve">psycholinguistic paradigms and languages, not a single study’s script; the</w:t>
-      </w:r>
-      <w:r>
-        <w:t xml:space="preserve"> </w:t>
-      </w:r>
-      <w:r>
-        <w:t xml:space="preserve">longitudinal study above is one of twelve worked examples it reproduces.</w:t>
+        <w:t xml:space="preserve">psycholinguistic paradigms and languages rather than a single study’s script.</w:t>
+      </w:r>
+      <w:r>
+        <w:t xml:space="preserve"> </w:t>
+      </w:r>
+      <w:r>
+        <w:t xml:space="preserve">The longitudinal study above is one of twelve worked examples, and one of the</w:t>
+      </w:r>
+      <w:r>
+        <w:t xml:space="preserve"> </w:t>
+      </w:r>
+      <w:r>
+        <w:t xml:space="preserve">three that rebuild a published design.</w:t>
       </w:r>
     </w:p>
     <w:bookmarkEnd w:id="9"/>
@@ -1604,13 +1604,13 @@
         <w:t xml:space="preserve"> </w:t>
       </w:r>
       <w:r>
-        <w:t xml:space="preserve">bigram frequency, exercises these; like all designs it is selected identically by</w:t>
-      </w:r>
-      <w:r>
-        <w:t xml:space="preserve"> </w:t>
-      </w:r>
-      <w:r>
-        <w:t xml:space="preserve">the two engines.</w:t>
+        <w:t xml:space="preserve">bigram frequency, exercises these. Like all designs, it is selected identically</w:t>
+      </w:r>
+      <w:r>
+        <w:t xml:space="preserve"> </w:t>
+      </w:r>
+      <w:r>
+        <w:t xml:space="preserve">by the two engines.</w:t>
       </w:r>
     </w:p>
     <w:p>
@@ -1752,25 +1752,37 @@
         <w:t xml:space="preserve"> </w:t>
       </w:r>
       <w:r>
-        <w:t xml:space="preserve">neighbourhood, rather than counting their shared variance more than once. A</w:t>
-      </w:r>
-      <w:r>
-        <w:t xml:space="preserve"> </w:t>
-      </w:r>
-      <w:r>
-        <w:t xml:space="preserve">globally optimal assignment, for a two-condition design, minimises the total</w:t>
-      </w:r>
-      <w:r>
-        <w:t xml:space="preserve"> </w:t>
-      </w:r>
-      <w:r>
-        <w:t xml:space="preserve">distance over the whole pairing instead of taking the locally cheapest pair at each</w:t>
-      </w:r>
-      <w:r>
-        <w:t xml:space="preserve"> </w:t>
-      </w:r>
-      <w:r>
-        <w:t xml:space="preserve">step. Both rely on a linear-algebra routine, a matrix inverse and an assignment</w:t>
+        <w:t xml:space="preserve">neighbourhood, rather than counting their shared variance more than once</w:t>
+      </w:r>
+      <w:r>
+        <w:t xml:space="preserve"> </w:t>
+      </w:r>
+      <w:r>
+        <w:t xml:space="preserve">(Rubin, 1980; Stuart, 2010)</w:t>
+      </w:r>
+      <w:r>
+        <w:t xml:space="preserve">. A globally optimal assignment, for a</w:t>
+      </w:r>
+      <w:r>
+        <w:t xml:space="preserve"> </w:t>
+      </w:r>
+      <w:r>
+        <w:t xml:space="preserve">two-condition design, minimises the total distance over the whole pairing instead</w:t>
+      </w:r>
+      <w:r>
+        <w:t xml:space="preserve"> </w:t>
+      </w:r>
+      <w:r>
+        <w:t xml:space="preserve">of taking the locally cheapest pair at each step</w:t>
+      </w:r>
+      <w:r>
+        <w:t xml:space="preserve"> </w:t>
+      </w:r>
+      <w:r>
+        <w:t xml:space="preserve">(Gu &amp; Rosenbaum, 1993; Hansen &amp; Klopfer, 2006)</w:t>
+      </w:r>
+      <w:r>
+        <w:t xml:space="preserve">. Both rely on a linear-algebra routine, a matrix inverse and an assignment</w:t>
       </w:r>
       <w:r>
         <w:t xml:space="preserve"> </w:t>
@@ -1848,13 +1860,28 @@
         <w:t xml:space="preserve"> </w:t>
       </w:r>
       <w:r>
-        <w:t xml:space="preserve">artefacts; the datasheet reports the realised span, the predictor-control</w:t>
-      </w:r>
-      <w:r>
-        <w:t xml:space="preserve"> </w:t>
-      </w:r>
-      <w:r>
-        <w:t xml:space="preserve">correlations and a suggested regression model.</w:t>
+        <w:t xml:space="preserve">artefacts</w:t>
+      </w:r>
+      <w:r>
+        <w:t xml:space="preserve"> </w:t>
+      </w:r>
+      <w:r>
+        <w:t xml:space="preserve">(Kuperman, 2015; Liben-Nowell et al., 2019)</w:t>
+      </w:r>
+      <w:r>
+        <w:t xml:space="preserve">; the datasheet reports</w:t>
+      </w:r>
+      <w:r>
+        <w:t xml:space="preserve"> </w:t>
+      </w:r>
+      <w:r>
+        <w:t xml:space="preserve">the realised span, the predictor-control correlations and a suggested regression</w:t>
+      </w:r>
+      <w:r>
+        <w:t xml:space="preserve"> </w:t>
+      </w:r>
+      <w:r>
+        <w:t xml:space="preserve">model.</w:t>
       </w:r>
     </w:p>
     <w:p>
@@ -2414,7 +2441,7 @@
         <w:pStyle w:val="FirstParagraph"/>
       </w:pPr>
       <w:r>
-        <w:t xml:space="preserve">The</w:t>
+        <w:t xml:space="preserve">Of the three presentation targets the</w:t>
       </w:r>
       <w:r>
         <w:t xml:space="preserve"> </w:t>
@@ -2426,13 +2453,19 @@
         <w:t xml:space="preserve"> </w:t>
       </w:r>
       <w:r>
-        <w:t xml:space="preserve">module emits two presentation targets from the same matched</w:t>
-      </w:r>
-      <w:r>
-        <w:t xml:space="preserve"> </w:t>
-      </w:r>
-      <w:r>
-        <w:t xml:space="preserve">stimuli. The</w:t>
+        <w:t xml:space="preserve">module emits from the same</w:t>
+      </w:r>
+      <w:r>
+        <w:t xml:space="preserve"> </w:t>
+      </w:r>
+      <w:r>
+        <w:t xml:space="preserve">matched stimuli, two drive laboratory hardware. The browser-based third is</w:t>
+      </w:r>
+      <w:r>
+        <w:t xml:space="preserve"> </w:t>
+      </w:r>
+      <w:r>
+        <w:t xml:space="preserve">described below. The</w:t>
       </w:r>
       <w:r>
         <w:t xml:space="preserve"> </w:t>
@@ -2444,7 +2477,13 @@
         <w:t xml:space="preserve"> </w:t>
       </w:r>
       <w:r>
-        <w:t xml:space="preserve">script binds each onset trigger to the stimulus flip:</w:t>
+        <w:t xml:space="preserve">script binds each onset trigger to the</w:t>
+      </w:r>
+      <w:r>
+        <w:t xml:space="preserve"> </w:t>
+      </w:r>
+      <w:r>
+        <w:t xml:space="preserve">stimulus flip:</w:t>
       </w:r>
     </w:p>
     <w:p>
@@ -2637,7 +2676,7 @@
         <w:t xml:space="preserve"> </w:t>
       </w:r>
       <w:r>
-        <w:t xml:space="preserve">and the marker is sent immediately after</w:t>
+        <w:t xml:space="preserve">and the marker is sent as soon as</w:t>
       </w:r>
       <w:r>
         <w:t xml:space="preserve"> </w:t>
@@ -2673,79 +2712,25 @@
         <w:t xml:space="preserve"> </w:t>
       </w:r>
       <w:r>
-        <w:t xml:space="preserve">blocks until the display refresh, the marker is written immediately after the</w:t>
-      </w:r>
-      <w:r>
-        <w:t xml:space="preserve"> </w:t>
-      </w:r>
-      <w:r>
-        <w:t xml:space="preserve">verified flip, so both targets are time-locked to stimulus onset:</w:t>
-      </w:r>
-      <w:r>
-        <w:t xml:space="preserve"> </w:t>
-      </w:r>
-      <w:r>
-        <w:t xml:space="preserve">‘PsychoPy’</w:t>
-      </w:r>
-      <w:r>
-        <w:t xml:space="preserve"> </w:t>
-      </w:r>
-      <w:r>
-        <w:t xml:space="preserve">binds the</w:t>
-      </w:r>
-      <w:r>
-        <w:t xml:space="preserve"> </w:t>
-      </w:r>
-      <w:r>
-        <w:t xml:space="preserve">marker to the flip with</w:t>
-      </w:r>
-      <w:r>
-        <w:t xml:space="preserve"> </w:t>
-      </w:r>
-      <w:r>
-        <w:rPr>
-          <w:rStyle w:val="VerbatimChar"/>
-        </w:rPr>
-        <w:t xml:space="preserve">win.callOnFlip</w:t>
-      </w:r>
-      <w:r>
-        <w:t xml:space="preserve">, and</w:t>
-      </w:r>
-      <w:r>
-        <w:t xml:space="preserve"> </w:t>
-      </w:r>
-      <w:r>
-        <w:t xml:space="preserve">‘OpenSesame’</w:t>
-      </w:r>
-      <w:r>
-        <w:t xml:space="preserve"> </w:t>
-      </w:r>
-      <w:r>
-        <w:t xml:space="preserve">writes it immediately</w:t>
-      </w:r>
-      <w:r>
-        <w:t xml:space="preserve"> </w:t>
-      </w:r>
-      <w:r>
-        <w:t xml:space="preserve">after the refresh-blocking</w:t>
-      </w:r>
-      <w:r>
-        <w:t xml:space="preserve"> </w:t>
-      </w:r>
-      <w:r>
-        <w:rPr>
-          <w:rStyle w:val="VerbatimChar"/>
-        </w:rPr>
-        <w:t xml:space="preserve">show()</w:t>
-      </w:r>
-      <w:r>
-        <w:t xml:space="preserve">, the platform’s recommended method. We</w:t>
-      </w:r>
-      <w:r>
-        <w:t xml:space="preserve"> </w:t>
-      </w:r>
-      <w:r>
-        <w:t xml:space="preserve">recommend a photodiode check in either case. Neither the matching nor the script</w:t>
+        <w:t xml:space="preserve">blocks until the display refresh, that marker follows the verified flip, which is</w:t>
+      </w:r>
+      <w:r>
+        <w:t xml:space="preserve"> </w:t>
+      </w:r>
+      <w:r>
+        <w:t xml:space="preserve">the method the platform recommends. Both laboratory targets are therefore</w:t>
+      </w:r>
+      <w:r>
+        <w:t xml:space="preserve"> </w:t>
+      </w:r>
+      <w:r>
+        <w:t xml:space="preserve">time-locked to stimulus onset, though we recommend a photodiode check in either</w:t>
+      </w:r>
+      <w:r>
+        <w:t xml:space="preserve"> </w:t>
+      </w:r>
+      <w:r>
+        <w:t xml:space="preserve">case. Neither the matching nor the script</w:t>
       </w:r>
       <w:r>
         <w:t xml:space="preserve"> </w:t>
@@ -2954,7 +2939,13 @@
         <w:t xml:space="preserve"> </w:t>
       </w:r>
       <w:r>
-        <w:t xml:space="preserve">target is a single self-contained HTML file that runs</w:t>
+        <w:t xml:space="preserve">target is a single shareable HTML file</w:t>
+      </w:r>
+      <w:r>
+        <w:t xml:space="preserve"> </w:t>
+      </w:r>
+      <w:r>
+        <w:t xml:space="preserve">(the jsPsych library itself loads from a content delivery network) that runs</w:t>
       </w:r>
       <w:r>
         <w:t xml:space="preserve"> </w:t>
@@ -3066,49 +3057,91 @@
         <w:t xml:space="preserve"> </w:t>
       </w:r>
       <w:r>
-        <w:t xml:space="preserve">source builds pseudowords.</w:t>
-      </w:r>
-      <w:r>
-        <w:t xml:space="preserve"> </w:t>
-      </w:r>
-      <w:r>
-        <w:t xml:space="preserve">For each real word</w:t>
-      </w:r>
-      <w:r>
-        <w:t xml:space="preserve"> </w:t>
-      </w:r>
-      <w:r>
-        <w:t xml:space="preserve">‘lexsync’</w:t>
-      </w:r>
-      <w:r>
-        <w:t xml:space="preserve"> </w:t>
-      </w:r>
-      <w:r>
-        <w:t xml:space="preserve">derives a length-matched, orthographically legal</w:t>
-      </w:r>
-      <w:r>
-        <w:t xml:space="preserve"> </w:t>
-      </w:r>
-      <w:r>
-        <w:t xml:space="preserve">non-word by changing the fewest letters such that every resulting letter bigram is</w:t>
-      </w:r>
-      <w:r>
-        <w:t xml:space="preserve"> </w:t>
-      </w:r>
-      <w:r>
-        <w:t xml:space="preserve">attested in the corpus and the form is not itself a word, choosing among the legal</w:t>
-      </w:r>
-      <w:r>
-        <w:t xml:space="preserve"> </w:t>
-      </w:r>
-      <w:r>
-        <w:t xml:space="preserve">candidates the most bigram-plausible with a byte-order tie-break. This is a</w:t>
-      </w:r>
-      <w:r>
-        <w:t xml:space="preserve"> </w:t>
-      </w:r>
-      <w:r>
-        <w:t xml:space="preserve">deterministic, cross-engine-reproducible relative of</w:t>
+        <w:t xml:space="preserve">source builds pseudowords,</w:t>
+      </w:r>
+      <w:r>
+        <w:t xml:space="preserve"> </w:t>
+      </w:r>
+      <w:r>
+        <w:t xml:space="preserve">by one of two methods set in</w:t>
+      </w:r>
+      <w:r>
+        <w:t xml:space="preserve"> </w:t>
+      </w:r>
+      <w:r>
+        <w:rPr>
+          <w:rStyle w:val="VerbatimChar"/>
+        </w:rPr>
+        <w:t xml:space="preserve">items.generation.method</w:t>
+      </w:r>
+      <w:r>
+        <w:t xml:space="preserve">. The default,</w:t>
+      </w:r>
+      <w:r>
+        <w:t xml:space="preserve"> </w:t>
+      </w:r>
+      <w:r>
+        <w:rPr>
+          <w:rStyle w:val="VerbatimChar"/>
+        </w:rPr>
+        <w:t xml:space="preserve">letter_substitution</w:t>
+      </w:r>
+      <w:r>
+        <w:t xml:space="preserve">, derives a length-matched, orthographically legal non-word</w:t>
+      </w:r>
+      <w:r>
+        <w:t xml:space="preserve"> </w:t>
+      </w:r>
+      <w:r>
+        <w:t xml:space="preserve">for each real word by changing the fewest letters such that every resulting</w:t>
+      </w:r>
+      <w:r>
+        <w:t xml:space="preserve"> </w:t>
+      </w:r>
+      <w:r>
+        <w:t xml:space="preserve">letter bigram is attested in the corpus and the form is not itself a word,</w:t>
+      </w:r>
+      <w:r>
+        <w:t xml:space="preserve"> </w:t>
+      </w:r>
+      <w:r>
+        <w:t xml:space="preserve">choosing among the legal candidates the most bigram-plausible with a byte-order</w:t>
+      </w:r>
+      <w:r>
+        <w:t xml:space="preserve"> </w:t>
+      </w:r>
+      <w:r>
+        <w:t xml:space="preserve">tie-break. The alternative,</w:t>
+      </w:r>
+      <w:r>
+        <w:t xml:space="preserve"> </w:t>
+      </w:r>
+      <w:r>
+        <w:rPr>
+          <w:rStyle w:val="VerbatimChar"/>
+        </w:rPr>
+        <w:t xml:space="preserve">subsyllabic</w:t>
+      </w:r>
+      <w:r>
+        <w:t xml:space="preserve">, splits each word into onset, nucleus</w:t>
+      </w:r>
+      <w:r>
+        <w:t xml:space="preserve"> </w:t>
+      </w:r>
+      <w:r>
+        <w:t xml:space="preserve">and coda constituents and swaps whole constituents for attested alternatives of</w:t>
+      </w:r>
+      <w:r>
+        <w:t xml:space="preserve"> </w:t>
+      </w:r>
+      <w:r>
+        <w:t xml:space="preserve">the same role and length, so that the pseudoword keeps the syllabic structure of</w:t>
+      </w:r>
+      <w:r>
+        <w:t xml:space="preserve"> </w:t>
+      </w:r>
+      <w:r>
+        <w:t xml:space="preserve">its base. Both are deterministic orthographic approximations of</w:t>
       </w:r>
       <w:r>
         <w:t xml:space="preserve"> </w:t>
@@ -3123,25 +3156,16 @@
         <w:t xml:space="preserve">(Keuleers &amp; Brysbaert, 2010)</w:t>
       </w:r>
       <w:r>
-        <w:t xml:space="preserve">: where Wuggy models subsyllabic structure,</w:t>
-      </w:r>
-      <w:r>
-        <w:t xml:space="preserve"> </w:t>
-      </w:r>
-      <w:r>
-        <w:t xml:space="preserve">‘lexsync’</w:t>
-      </w:r>
-      <w:r>
-        <w:t xml:space="preserve"> </w:t>
-      </w:r>
-      <w:r>
-        <w:t xml:space="preserve">trades</w:t>
-      </w:r>
-      <w:r>
-        <w:t xml:space="preserve"> </w:t>
-      </w:r>
-      <w:r>
-        <w:t xml:space="preserve">that for exact length matching and identical output from the R and Python engines.</w:t>
+        <w:t xml:space="preserve"> </w:t>
+      </w:r>
+      <w:r>
+        <w:t xml:space="preserve">that add two guarantees of their own: length is matched</w:t>
+      </w:r>
+      <w:r>
+        <w:t xml:space="preserve"> </w:t>
+      </w:r>
+      <w:r>
+        <w:t xml:space="preserve">exactly, and the R and Python engines return byte-identical output.</w:t>
       </w:r>
     </w:p>
     <w:bookmarkEnd w:id="15"/>
@@ -3343,25 +3367,25 @@
         <w:t xml:space="preserve">published designs</w:t>
       </w:r>
       <w:r>
-        <w:t xml:space="preserve">, below). Of the</w:t>
-      </w:r>
-      <w:r>
-        <w:t xml:space="preserve"> </w:t>
-      </w:r>
-      <w:r>
-        <w:t xml:space="preserve">matched contrasts, four are alphabetic: a high- versus low-frequency contrast and</w:t>
-      </w:r>
-      <w:r>
-        <w:t xml:space="preserve"> </w:t>
-      </w:r>
-      <w:r>
-        <w:t xml:space="preserve">a dense- versus sparse-neighbourhood contrast, each in English and in Spanish,</w:t>
-      </w:r>
-      <w:r>
-        <w:t xml:space="preserve"> </w:t>
-      </w:r>
-      <w:r>
-        <w:t xml:space="preserve">drawn from thirty-thousand-word lexica. The frequency contrast matches items on</w:t>
+        <w:t xml:space="preserve">, below). The first four</w:t>
+      </w:r>
+      <w:r>
+        <w:t xml:space="preserve"> </w:t>
+      </w:r>
+      <w:r>
+        <w:t xml:space="preserve">matched contrasts cross two alphabetic languages: a high- versus low-frequency</w:t>
+      </w:r>
+      <w:r>
+        <w:t xml:space="preserve"> </w:t>
+      </w:r>
+      <w:r>
+        <w:t xml:space="preserve">contrast and a dense- versus sparse-neighbourhood contrast, each in English and</w:t>
+      </w:r>
+      <w:r>
+        <w:t xml:space="preserve"> </w:t>
+      </w:r>
+      <w:r>
+        <w:t xml:space="preserve">in Spanish, drawn from thirty-thousand-word lexica. The frequency contrast matches items on</w:t>
       </w:r>
       <w:r>
         <w:t xml:space="preserve"> </w:t>
@@ -3404,7 +3428,7 @@
         <w:t xml:space="preserve"> </w:t>
       </w:r>
       <w:r>
-        <w:t xml:space="preserve">also corpus-matched, additionally equates an orthographic syllable estimate and a</w:t>
+        <w:t xml:space="preserve">a further English contrast, additionally equates an orthographic syllable estimate and a</w:t>
       </w:r>
       <w:r>
         <w:t xml:space="preserve"> </w:t>
@@ -3453,25 +3477,36 @@
         <w:t xml:space="preserve"> </w:t>
       </w:r>
       <w:r>
-        <w:t xml:space="preserve">section are computed at render time from the generated output. The tables that</w:t>
-      </w:r>
-      <w:r>
-        <w:t xml:space="preserve"> </w:t>
-      </w:r>
-      <w:r>
-        <w:t xml:space="preserve">follow summarise the five frequency and neighbourhood contrasts, for which a</w:t>
-      </w:r>
-      <w:r>
-        <w:t xml:space="preserve"> </w:t>
-      </w:r>
-      <w:r>
-        <w:t xml:space="preserve">controlled-versus-manipulated report is defined; the remaining demonstrations are</w:t>
-      </w:r>
-      <w:r>
-        <w:t xml:space="preserve"> </w:t>
-      </w:r>
-      <w:r>
-        <w:t xml:space="preserve">described in their own sections.</w:t>
+        <w:t xml:space="preserve">section are computed at render time from the generated output.</w:t>
+      </w:r>
+      <w:r>
+        <w:t xml:space="preserve"> </w:t>
+      </w:r>
+      <w:hyperlink w:anchor="tbl-summary">
+        <w:r>
+          <w:rPr>
+            <w:rStyle w:val="Hyperlink"/>
+          </w:rPr>
+          <w:t xml:space="preserve">Table 1</w:t>
+        </w:r>
+      </w:hyperlink>
+      <w:r>
+        <w:t xml:space="preserve"> </w:t>
+      </w:r>
+      <w:r>
+        <w:t xml:space="preserve">summarises the five frequency and neighbourhood contrasts, for which a</w:t>
+      </w:r>
+      <w:r>
+        <w:t xml:space="preserve"> </w:t>
+      </w:r>
+      <w:r>
+        <w:t xml:space="preserve">controlled-versus-manipulated report is defined. The remaining demonstrations</w:t>
+      </w:r>
+      <w:r>
+        <w:t xml:space="preserve"> </w:t>
+      </w:r>
+      <w:r>
+        <w:t xml:space="preserve">are described in their own sections.</w:t>
       </w:r>
     </w:p>
     <w:tbl>
@@ -3890,31 +3925,20 @@
       <w:pPr>
         <w:pStyle w:val="BodyText"/>
       </w:pPr>
-      <w:hyperlink w:anchor="tbl-summary">
-        <w:r>
-          <w:rPr>
-            <w:rStyle w:val="Hyperlink"/>
-          </w:rPr>
-          <w:t xml:space="preserve">Table 1</w:t>
-        </w:r>
-      </w:hyperlink>
-      <w:r>
-        <w:t xml:space="preserve"> </w:t>
-      </w:r>
-      <w:r>
-        <w:t xml:space="preserve">shows that the manipulated dimension is strongly separated in every</w:t>
-      </w:r>
-      <w:r>
-        <w:t xml:space="preserve"> </w:t>
-      </w:r>
-      <w:r>
-        <w:t xml:space="preserve">demonstration. The control dimensions, by contrast, show standardised mean</w:t>
-      </w:r>
-      <w:r>
-        <w:t xml:space="preserve"> </w:t>
-      </w:r>
-      <w:r>
-        <w:t xml:space="preserve">differences well below the 0.5-standard-deviation bound.</w:t>
+      <w:r>
+        <w:t xml:space="preserve">The manipulated dimension is strongly separated in every demonstration, while the</w:t>
+      </w:r>
+      <w:r>
+        <w:t xml:space="preserve"> </w:t>
+      </w:r>
+      <w:r>
+        <w:t xml:space="preserve">control dimensions show standardised mean differences well below the</w:t>
+      </w:r>
+      <w:r>
+        <w:t xml:space="preserve"> </w:t>
+      </w:r>
+      <w:r>
+        <w:t xml:space="preserve">0.5-standard-deviation bound.</w:t>
       </w:r>
       <w:r>
         <w:t xml:space="preserve"> </w:t>
@@ -7958,7 +7982,7 @@
         <w:t xml:space="preserve"> </w:t>
       </w:r>
       <w:r>
-        <w:t xml:space="preserve">characters render directly; the selection is byte-identical across the R and</w:t>
+        <w:t xml:space="preserve">characters render directly. The selection is byte-identical across the R and</w:t>
       </w:r>
       <w:r>
         <w:t xml:space="preserve"> </w:t>
@@ -9029,7 +9053,7 @@
         <w:t xml:space="preserve"> </w:t>
       </w:r>
       <w:r>
-        <w:t xml:space="preserve">all 800 of the selected</w:t>
+        <w:t xml:space="preserve">all 800 selected</w:t>
       </w:r>
       <w:r>
         <w:t xml:space="preserve"> </w:t>
@@ -9503,7 +9527,7 @@
         <w:t xml:space="preserve"> </w:t>
       </w:r>
       <w:r>
-        <w:t xml:space="preserve">self-contained browser-based</w:t>
+        <w:t xml:space="preserve">browser-based</w:t>
       </w:r>
       <w:r>
         <w:t xml:space="preserve"> </w:t>
@@ -9787,7 +9811,7 @@
                     <w:jc w:val="center"/>
                   </w:pPr>
                   <w:r>
-                    <w:t xml:space="preserve">Gonzalez Alonso et al. (2025)</w:t>
+                    <w:t xml:space="preserve">González Alonso et al. (2025)</w:t>
                   </w:r>
                 </w:p>
               </w:tc>
@@ -10140,12 +10164,6 @@
         <w:t xml:space="preserve"> </w:t>
       </w:r>
       <w:r>
-        <w:t xml:space="preserve">(Andrews, 1989)</w:t>
-      </w:r>
-      <w:r>
-        <w:t xml:space="preserve"> </w:t>
-      </w:r>
-      <w:r>
         <w:t xml:space="preserve">crossed word frequency with</w:t>
       </w:r>
       <w:r>
@@ -10262,13 +10280,7 @@
         <w:pStyle w:val="BodyText"/>
       </w:pPr>
       <w:r>
-        <w:t xml:space="preserve">Rastle, Davis and New (2004)</w:t>
-      </w:r>
-      <w:r>
-        <w:t xml:space="preserve"> </w:t>
-      </w:r>
-      <w:r>
-        <w:t xml:space="preserve">(Rastle et al., 2004)</w:t>
+        <w:t xml:space="preserve">Rastle et al. (2004)</w:t>
       </w:r>
       <w:r>
         <w:t xml:space="preserve"> </w:t>
@@ -10981,7 +10993,7 @@
     </w:p>
     <w:bookmarkEnd w:id="34"/>
     <w:bookmarkEnd w:id="35"/>
-    <w:bookmarkStart w:id="87" w:name="references"/>
+    <w:bookmarkStart w:id="99" w:name="references"/>
     <w:p>
       <w:pPr>
         <w:pStyle w:val="Heading1"/>
@@ -10990,7 +11002,7 @@
         <w:t xml:space="preserve">References</w:t>
       </w:r>
     </w:p>
-    <w:bookmarkStart w:id="86" w:name="refs"/>
+    <w:bookmarkStart w:id="98" w:name="refs"/>
     <w:bookmarkStart w:id="37" w:name="ref-andrews1989frequency"/>
     <w:p>
       <w:pPr>
@@ -11604,37 +11616,13 @@
       </w:hyperlink>
     </w:p>
     <w:bookmarkEnd w:id="53"/>
-    <w:bookmarkStart w:id="55" w:name="ref-vanheuven2014subtlexuk"/>
+    <w:bookmarkStart w:id="55" w:name="ref-gu1993comparison"/>
     <w:p>
       <w:pPr>
         <w:pStyle w:val="Bibliography"/>
       </w:pPr>
       <w:r>
-        <w:t xml:space="preserve">Heuven, W. J. B. van, Mandera, P., Keuleers, E., &amp; Brysbaert, M. (2014).</w:t>
-      </w:r>
-      <w:r>
-        <w:t xml:space="preserve"> </w:t>
-      </w:r>
-      <w:r>
-        <w:t xml:space="preserve">SUBTLEX-UK</w:t>
-      </w:r>
-      <w:r>
-        <w:t xml:space="preserve">: A new and improved word frequency database for</w:t>
-      </w:r>
-      <w:r>
-        <w:t xml:space="preserve"> </w:t>
-      </w:r>
-      <w:r>
-        <w:t xml:space="preserve">British</w:t>
-      </w:r>
-      <w:r>
-        <w:t xml:space="preserve"> </w:t>
-      </w:r>
-      <w:r>
-        <w:t xml:space="preserve">English</w:t>
-      </w:r>
-      <w:r>
-        <w:t xml:space="preserve">.</w:t>
+        <w:t xml:space="preserve">Gu, X. S., &amp; Rosenbaum, P. R. (1993). Comparison of multivariate matching methods: Structures, distances, and algorithms.</w:t>
       </w:r>
       <w:r>
         <w:t xml:space="preserve"> </w:t>
@@ -11644,7 +11632,7 @@
           <w:i/>
           <w:iCs/>
         </w:rPr>
-        <w:t xml:space="preserve">Quarterly Journal of Experimental Psychology</w:t>
+        <w:t xml:space="preserve">Journal of Computational and Graphical Statistics</w:t>
       </w:r>
       <w:r>
         <w:t xml:space="preserve">,</w:t>
@@ -11657,6 +11645,124 @@
           <w:i/>
           <w:iCs/>
         </w:rPr>
+        <w:t xml:space="preserve">2</w:t>
+      </w:r>
+      <w:r>
+        <w:t xml:space="preserve">(4), 405–420.</w:t>
+      </w:r>
+      <w:r>
+        <w:t xml:space="preserve"> </w:t>
+      </w:r>
+      <w:hyperlink r:id="rId54">
+        <w:r>
+          <w:rPr>
+            <w:rStyle w:val="Hyperlink"/>
+          </w:rPr>
+          <w:t xml:space="preserve">https://doi.org/10.1080/10618600.1993.10474623</w:t>
+        </w:r>
+      </w:hyperlink>
+    </w:p>
+    <w:bookmarkEnd w:id="55"/>
+    <w:bookmarkStart w:id="57" w:name="ref-hansen2006optimal"/>
+    <w:p>
+      <w:pPr>
+        <w:pStyle w:val="Bibliography"/>
+      </w:pPr>
+      <w:r>
+        <w:t xml:space="preserve">Hansen, B. B., &amp; Klopfer, S. O. (2006). Optimal full matching and related designs via network flows.</w:t>
+      </w:r>
+      <w:r>
+        <w:t xml:space="preserve"> </w:t>
+      </w:r>
+      <w:r>
+        <w:rPr>
+          <w:i/>
+          <w:iCs/>
+        </w:rPr>
+        <w:t xml:space="preserve">Journal of Computational and Graphical Statistics</w:t>
+      </w:r>
+      <w:r>
+        <w:t xml:space="preserve">,</w:t>
+      </w:r>
+      <w:r>
+        <w:t xml:space="preserve"> </w:t>
+      </w:r>
+      <w:r>
+        <w:rPr>
+          <w:i/>
+          <w:iCs/>
+        </w:rPr>
+        <w:t xml:space="preserve">15</w:t>
+      </w:r>
+      <w:r>
+        <w:t xml:space="preserve">(3), 609–627.</w:t>
+      </w:r>
+      <w:r>
+        <w:t xml:space="preserve"> </w:t>
+      </w:r>
+      <w:hyperlink r:id="rId56">
+        <w:r>
+          <w:rPr>
+            <w:rStyle w:val="Hyperlink"/>
+          </w:rPr>
+          <w:t xml:space="preserve">https://doi.org/10.1198/106186006X137047</w:t>
+        </w:r>
+      </w:hyperlink>
+    </w:p>
+    <w:bookmarkEnd w:id="57"/>
+    <w:bookmarkStart w:id="59" w:name="ref-vanheuven2014subtlexuk"/>
+    <w:p>
+      <w:pPr>
+        <w:pStyle w:val="Bibliography"/>
+      </w:pPr>
+      <w:r>
+        <w:t xml:space="preserve">Heuven, W. J. B. van, Mandera, P., Keuleers, E., &amp; Brysbaert, M. (2014).</w:t>
+      </w:r>
+      <w:r>
+        <w:t xml:space="preserve"> </w:t>
+      </w:r>
+      <w:r>
+        <w:t xml:space="preserve">SUBTLEX-UK</w:t>
+      </w:r>
+      <w:r>
+        <w:t xml:space="preserve">: A new and improved word frequency database for</w:t>
+      </w:r>
+      <w:r>
+        <w:t xml:space="preserve"> </w:t>
+      </w:r>
+      <w:r>
+        <w:t xml:space="preserve">British</w:t>
+      </w:r>
+      <w:r>
+        <w:t xml:space="preserve"> </w:t>
+      </w:r>
+      <w:r>
+        <w:t xml:space="preserve">English</w:t>
+      </w:r>
+      <w:r>
+        <w:t xml:space="preserve">.</w:t>
+      </w:r>
+      <w:r>
+        <w:t xml:space="preserve"> </w:t>
+      </w:r>
+      <w:r>
+        <w:rPr>
+          <w:i/>
+          <w:iCs/>
+        </w:rPr>
+        <w:t xml:space="preserve">Quarterly Journal of Experimental Psychology</w:t>
+      </w:r>
+      <w:r>
+        <w:t xml:space="preserve">,</w:t>
+      </w:r>
+      <w:r>
+        <w:t xml:space="preserve"> </w:t>
+      </w:r>
+      <w:r>
+        <w:rPr>
+          <w:i/>
+          <w:iCs/>
+        </w:rPr>
         <w:t xml:space="preserve">67</w:t>
       </w:r>
       <w:r>
@@ -11665,7 +11771,7 @@
       <w:r>
         <w:t xml:space="preserve"> </w:t>
       </w:r>
-      <w:hyperlink r:id="rId54">
+      <w:hyperlink r:id="rId58">
         <w:r>
           <w:rPr>
             <w:rStyle w:val="Hyperlink"/>
@@ -11674,8 +11780,8 @@
         </w:r>
       </w:hyperlink>
     </w:p>
-    <w:bookmarkEnd w:id="55"/>
-    <w:bookmarkStart w:id="57" w:name="ref-itkonen2024lastu"/>
+    <w:bookmarkEnd w:id="59"/>
+    <w:bookmarkStart w:id="61" w:name="ref-itkonen2024lastu"/>
     <w:p>
       <w:pPr>
         <w:pStyle w:val="Bibliography"/>
@@ -11733,7 +11839,7 @@
       <w:r>
         <w:t xml:space="preserve"> </w:t>
       </w:r>
-      <w:hyperlink r:id="rId56">
+      <w:hyperlink r:id="rId60">
         <w:r>
           <w:rPr>
             <w:rStyle w:val="Hyperlink"/>
@@ -11742,8 +11848,8 @@
         </w:r>
       </w:hyperlink>
     </w:p>
-    <w:bookmarkEnd w:id="57"/>
-    <w:bookmarkStart w:id="59" w:name="ref-keuleers2010wuggy"/>
+    <w:bookmarkEnd w:id="61"/>
+    <w:bookmarkStart w:id="63" w:name="ref-keuleers2010wuggy"/>
     <w:p>
       <w:pPr>
         <w:pStyle w:val="Bibliography"/>
@@ -11792,7 +11898,7 @@
       <w:r>
         <w:t xml:space="preserve"> </w:t>
       </w:r>
-      <w:hyperlink r:id="rId58">
+      <w:hyperlink r:id="rId62">
         <w:r>
           <w:rPr>
             <w:rStyle w:val="Hyperlink"/>
@@ -11801,26 +11907,14 @@
         </w:r>
       </w:hyperlink>
     </w:p>
-    <w:bookmarkEnd w:id="59"/>
-    <w:bookmarkStart w:id="61" w:name="ref-lakens2017equivalence"/>
+    <w:bookmarkEnd w:id="63"/>
+    <w:bookmarkStart w:id="65" w:name="ref-kuperman2015virtual"/>
     <w:p>
       <w:pPr>
         <w:pStyle w:val="Bibliography"/>
       </w:pPr>
       <w:r>
-        <w:t xml:space="preserve">Lakens, D. (2017). Equivalence tests: A practical primer for</w:t>
-      </w:r>
-      <w:r>
-        <w:t xml:space="preserve"> </w:t>
-      </w:r>
-      <w:r>
-        <w:t xml:space="preserve">t</w:t>
-      </w:r>
-      <w:r>
-        <w:t xml:space="preserve"> </w:t>
-      </w:r>
-      <w:r>
-        <w:t xml:space="preserve">tests, correlations, and meta-analyses.</w:t>
+        <w:t xml:space="preserve">Kuperman, V. (2015). Virtual experiments in megastudies: A case study of language and emotion.</w:t>
       </w:r>
       <w:r>
         <w:t xml:space="preserve"> </w:t>
@@ -11830,7 +11924,7 @@
           <w:i/>
           <w:iCs/>
         </w:rPr>
-        <w:t xml:space="preserve">Social Psychological and Personality Science</w:t>
+        <w:t xml:space="preserve">Quarterly Journal of Experimental Psychology</w:t>
       </w:r>
       <w:r>
         <w:t xml:space="preserve">,</w:t>
@@ -11843,6 +11937,65 @@
           <w:i/>
           <w:iCs/>
         </w:rPr>
+        <w:t xml:space="preserve">68</w:t>
+      </w:r>
+      <w:r>
+        <w:t xml:space="preserve">(8), 1693–1710.</w:t>
+      </w:r>
+      <w:r>
+        <w:t xml:space="preserve"> </w:t>
+      </w:r>
+      <w:hyperlink r:id="rId64">
+        <w:r>
+          <w:rPr>
+            <w:rStyle w:val="Hyperlink"/>
+          </w:rPr>
+          <w:t xml:space="preserve">https://doi.org/10.1080/17470218.2014.989865</w:t>
+        </w:r>
+      </w:hyperlink>
+    </w:p>
+    <w:bookmarkEnd w:id="65"/>
+    <w:bookmarkStart w:id="67" w:name="ref-lakens2017equivalence"/>
+    <w:p>
+      <w:pPr>
+        <w:pStyle w:val="Bibliography"/>
+      </w:pPr>
+      <w:r>
+        <w:t xml:space="preserve">Lakens, D. (2017). Equivalence tests: A practical primer for</w:t>
+      </w:r>
+      <w:r>
+        <w:t xml:space="preserve"> </w:t>
+      </w:r>
+      <w:r>
+        <w:t xml:space="preserve">t</w:t>
+      </w:r>
+      <w:r>
+        <w:t xml:space="preserve"> </w:t>
+      </w:r>
+      <w:r>
+        <w:t xml:space="preserve">tests, correlations, and meta-analyses.</w:t>
+      </w:r>
+      <w:r>
+        <w:t xml:space="preserve"> </w:t>
+      </w:r>
+      <w:r>
+        <w:rPr>
+          <w:i/>
+          <w:iCs/>
+        </w:rPr>
+        <w:t xml:space="preserve">Social Psychological and Personality Science</w:t>
+      </w:r>
+      <w:r>
+        <w:t xml:space="preserve">,</w:t>
+      </w:r>
+      <w:r>
+        <w:t xml:space="preserve"> </w:t>
+      </w:r>
+      <w:r>
+        <w:rPr>
+          <w:i/>
+          <w:iCs/>
+        </w:rPr>
         <w:t xml:space="preserve">8</w:t>
       </w:r>
       <w:r>
@@ -11851,7 +12004,7 @@
       <w:r>
         <w:t xml:space="preserve"> </w:t>
       </w:r>
-      <w:hyperlink r:id="rId60">
+      <w:hyperlink r:id="rId66">
         <w:r>
           <w:rPr>
             <w:rStyle w:val="Hyperlink"/>
@@ -11860,14 +12013,14 @@
         </w:r>
       </w:hyperlink>
     </w:p>
-    <w:bookmarkEnd w:id="61"/>
-    <w:bookmarkStart w:id="63" w:name="ref-lintz2021libra"/>
+    <w:bookmarkEnd w:id="67"/>
+    <w:bookmarkStart w:id="69" w:name="ref-libennowell2019danger"/>
     <w:p>
       <w:pPr>
         <w:pStyle w:val="Bibliography"/>
       </w:pPr>
       <w:r>
-        <w:t xml:space="preserve">Lintz, E. N., Lim, P. C., &amp; Johnson, M. R. (2021). A new tool for equating lexical stimuli across experimental conditions.</w:t>
+        <w:t xml:space="preserve">Liben-Nowell, D., Strand, J., Sharp, A., Wexler, T., &amp; Woods, K. (2019). The danger of testing by selecting controlled subsets, with applications to spoken-word recognition.</w:t>
       </w:r>
       <w:r>
         <w:t xml:space="preserve"> </w:t>
@@ -11877,7 +12030,7 @@
           <w:i/>
           <w:iCs/>
         </w:rPr>
-        <w:t xml:space="preserve">MethodsX</w:t>
+        <w:t xml:space="preserve">Journal of Cognition</w:t>
       </w:r>
       <w:r>
         <w:t xml:space="preserve">,</w:t>
@@ -11890,6 +12043,53 @@
           <w:i/>
           <w:iCs/>
         </w:rPr>
+        <w:t xml:space="preserve">2</w:t>
+      </w:r>
+      <w:r>
+        <w:t xml:space="preserve">(1), 2.</w:t>
+      </w:r>
+      <w:r>
+        <w:t xml:space="preserve"> </w:t>
+      </w:r>
+      <w:hyperlink r:id="rId68">
+        <w:r>
+          <w:rPr>
+            <w:rStyle w:val="Hyperlink"/>
+          </w:rPr>
+          <w:t xml:space="preserve">https://doi.org/10.5334/joc.51</w:t>
+        </w:r>
+      </w:hyperlink>
+    </w:p>
+    <w:bookmarkEnd w:id="69"/>
+    <w:bookmarkStart w:id="71" w:name="ref-lintz2021libra"/>
+    <w:p>
+      <w:pPr>
+        <w:pStyle w:val="Bibliography"/>
+      </w:pPr>
+      <w:r>
+        <w:t xml:space="preserve">Lintz, E. N., Lim, P. C., &amp; Johnson, M. R. (2021). A new tool for equating lexical stimuli across experimental conditions.</w:t>
+      </w:r>
+      <w:r>
+        <w:t xml:space="preserve"> </w:t>
+      </w:r>
+      <w:r>
+        <w:rPr>
+          <w:i/>
+          <w:iCs/>
+        </w:rPr>
+        <w:t xml:space="preserve">MethodsX</w:t>
+      </w:r>
+      <w:r>
+        <w:t xml:space="preserve">,</w:t>
+      </w:r>
+      <w:r>
+        <w:t xml:space="preserve"> </w:t>
+      </w:r>
+      <w:r>
+        <w:rPr>
+          <w:i/>
+          <w:iCs/>
+        </w:rPr>
         <w:t xml:space="preserve">8</w:t>
       </w:r>
       <w:r>
@@ -11898,7 +12098,7 @@
       <w:r>
         <w:t xml:space="preserve"> </w:t>
       </w:r>
-      <w:hyperlink r:id="rId62">
+      <w:hyperlink r:id="rId70">
         <w:r>
           <w:rPr>
             <w:rStyle w:val="Hyperlink"/>
@@ -11907,8 +12107,8 @@
         </w:r>
       </w:hyperlink>
     </w:p>
-    <w:bookmarkEnd w:id="63"/>
-    <w:bookmarkStart w:id="65" w:name="ref-mathot2012opensesame"/>
+    <w:bookmarkEnd w:id="71"/>
+    <w:bookmarkStart w:id="73" w:name="ref-mathot2012opensesame"/>
     <w:p>
       <w:pPr>
         <w:pStyle w:val="Bibliography"/>
@@ -11954,7 +12154,7 @@
       <w:r>
         <w:t xml:space="preserve"> </w:t>
       </w:r>
-      <w:hyperlink r:id="rId64">
+      <w:hyperlink r:id="rId72">
         <w:r>
           <w:rPr>
             <w:rStyle w:val="Hyperlink"/>
@@ -11963,8 +12163,8 @@
         </w:r>
       </w:hyperlink>
     </w:p>
-    <w:bookmarkEnd w:id="65"/>
-    <w:bookmarkStart w:id="67" w:name="ref-peirce2019psychopy2"/>
+    <w:bookmarkEnd w:id="73"/>
+    <w:bookmarkStart w:id="75" w:name="ref-peirce2019psychopy2"/>
     <w:p>
       <w:pPr>
         <w:pStyle w:val="Bibliography"/>
@@ -12010,7 +12210,7 @@
       <w:r>
         <w:t xml:space="preserve"> </w:t>
       </w:r>
-      <w:hyperlink r:id="rId66">
+      <w:hyperlink r:id="rId74">
         <w:r>
           <w:rPr>
             <w:rStyle w:val="Hyperlink"/>
@@ -12019,8 +12219,8 @@
         </w:r>
       </w:hyperlink>
     </w:p>
-    <w:bookmarkEnd w:id="67"/>
-    <w:bookmarkStart w:id="69" w:name="ref-rastle2004broth"/>
+    <w:bookmarkEnd w:id="75"/>
+    <w:bookmarkStart w:id="77" w:name="ref-rastle2004broth"/>
     <w:p>
       <w:pPr>
         <w:pStyle w:val="Bibliography"/>
@@ -12057,7 +12257,7 @@
       <w:r>
         <w:t xml:space="preserve"> </w:t>
       </w:r>
-      <w:hyperlink r:id="rId68">
+      <w:hyperlink r:id="rId76">
         <w:r>
           <w:rPr>
             <w:rStyle w:val="Hyperlink"/>
@@ -12066,8 +12266,8 @@
         </w:r>
       </w:hyperlink>
     </w:p>
-    <w:bookmarkEnd w:id="69"/>
-    <w:bookmarkStart w:id="71" w:name="ref-roettger2019degrees"/>
+    <w:bookmarkEnd w:id="77"/>
+    <w:bookmarkStart w:id="79" w:name="ref-roettger2019degrees"/>
     <w:p>
       <w:pPr>
         <w:pStyle w:val="Bibliography"/>
@@ -12104,7 +12304,7 @@
       <w:r>
         <w:t xml:space="preserve"> </w:t>
       </w:r>
-      <w:hyperlink r:id="rId70">
+      <w:hyperlink r:id="rId78">
         <w:r>
           <w:rPr>
             <w:rStyle w:val="Hyperlink"/>
@@ -12113,8 +12313,8 @@
         </w:r>
       </w:hyperlink>
     </w:p>
-    <w:bookmarkEnd w:id="71"/>
-    <w:bookmarkStart w:id="73" w:name="ref-roettger2019emergent"/>
+    <w:bookmarkEnd w:id="79"/>
+    <w:bookmarkStart w:id="81" w:name="ref-roettger2019emergent"/>
     <w:p>
       <w:pPr>
         <w:pStyle w:val="Bibliography"/>
@@ -12163,7 +12363,7 @@
       <w:r>
         <w:t xml:space="preserve"> </w:t>
       </w:r>
-      <w:hyperlink r:id="rId72">
+      <w:hyperlink r:id="rId80">
         <w:r>
           <w:rPr>
             <w:rStyle w:val="Hyperlink"/>
@@ -12172,26 +12372,23 @@
         </w:r>
       </w:hyperlink>
     </w:p>
-    <w:bookmarkEnd w:id="73"/>
-    <w:bookmarkStart w:id="75" w:name="ref-sassenhagen2016nuisance"/>
+    <w:bookmarkEnd w:id="81"/>
+    <w:bookmarkStart w:id="83" w:name="ref-rubin1980bias"/>
     <w:p>
       <w:pPr>
         <w:pStyle w:val="Bibliography"/>
       </w:pPr>
       <w:r>
-        <w:t xml:space="preserve">Sassenhagen, J., &amp; Alday, P. M. (2016). A common misapplication of statistical inference:</w:t>
-      </w:r>
-      <w:r>
-        <w:t xml:space="preserve"> </w:t>
-      </w:r>
-      <w:r>
-        <w:t xml:space="preserve">Nuisance</w:t>
-      </w:r>
-      <w:r>
-        <w:t xml:space="preserve"> </w:t>
-      </w:r>
-      <w:r>
-        <w:t xml:space="preserve">control with null-hypothesis significance tests.</w:t>
+        <w:t xml:space="preserve">Rubin, D. B. (1980). Bias reduction using</w:t>
+      </w:r>
+      <w:r>
+        <w:t xml:space="preserve"> </w:t>
+      </w:r>
+      <w:r>
+        <w:t xml:space="preserve">Mahalanobis</w:t>
+      </w:r>
+      <w:r>
+        <w:t xml:space="preserve">-metric matching.</w:t>
       </w:r>
       <w:r>
         <w:t xml:space="preserve"> </w:t>
@@ -12201,7 +12398,7 @@
           <w:i/>
           <w:iCs/>
         </w:rPr>
-        <w:t xml:space="preserve">Brain and Language</w:t>
+        <w:t xml:space="preserve">Biometrics</w:t>
       </w:r>
       <w:r>
         <w:t xml:space="preserve">,</w:t>
@@ -12214,6 +12411,65 @@
           <w:i/>
           <w:iCs/>
         </w:rPr>
+        <w:t xml:space="preserve">36</w:t>
+      </w:r>
+      <w:r>
+        <w:t xml:space="preserve">(2), 293–298.</w:t>
+      </w:r>
+      <w:r>
+        <w:t xml:space="preserve"> </w:t>
+      </w:r>
+      <w:hyperlink r:id="rId82">
+        <w:r>
+          <w:rPr>
+            <w:rStyle w:val="Hyperlink"/>
+          </w:rPr>
+          <w:t xml:space="preserve">https://doi.org/10.2307/2529981</w:t>
+        </w:r>
+      </w:hyperlink>
+    </w:p>
+    <w:bookmarkEnd w:id="83"/>
+    <w:bookmarkStart w:id="85" w:name="ref-sassenhagen2016nuisance"/>
+    <w:p>
+      <w:pPr>
+        <w:pStyle w:val="Bibliography"/>
+      </w:pPr>
+      <w:r>
+        <w:t xml:space="preserve">Sassenhagen, J., &amp; Alday, P. M. (2016). A common misapplication of statistical inference:</w:t>
+      </w:r>
+      <w:r>
+        <w:t xml:space="preserve"> </w:t>
+      </w:r>
+      <w:r>
+        <w:t xml:space="preserve">Nuisance</w:t>
+      </w:r>
+      <w:r>
+        <w:t xml:space="preserve"> </w:t>
+      </w:r>
+      <w:r>
+        <w:t xml:space="preserve">control with null-hypothesis significance tests.</w:t>
+      </w:r>
+      <w:r>
+        <w:t xml:space="preserve"> </w:t>
+      </w:r>
+      <w:r>
+        <w:rPr>
+          <w:i/>
+          <w:iCs/>
+        </w:rPr>
+        <w:t xml:space="preserve">Brain and Language</w:t>
+      </w:r>
+      <w:r>
+        <w:t xml:space="preserve">,</w:t>
+      </w:r>
+      <w:r>
+        <w:t xml:space="preserve"> </w:t>
+      </w:r>
+      <w:r>
+        <w:rPr>
+          <w:i/>
+          <w:iCs/>
+        </w:rPr>
         <w:t xml:space="preserve">162</w:t>
       </w:r>
       <w:r>
@@ -12222,7 +12478,7 @@
       <w:r>
         <w:t xml:space="preserve"> </w:t>
       </w:r>
-      <w:hyperlink r:id="rId74">
+      <w:hyperlink r:id="rId84">
         <w:r>
           <w:rPr>
             <w:rStyle w:val="Hyperlink"/>
@@ -12231,8 +12487,8 @@
         </w:r>
       </w:hyperlink>
     </w:p>
-    <w:bookmarkEnd w:id="75"/>
-    <w:bookmarkStart w:id="77" w:name="ref-speer2022wordfreq"/>
+    <w:bookmarkEnd w:id="85"/>
+    <w:bookmarkStart w:id="87" w:name="ref-speer2022wordfreq"/>
     <w:p>
       <w:pPr>
         <w:pStyle w:val="Bibliography"/>
@@ -12263,7 +12519,7 @@
       <w:r>
         <w:t xml:space="preserve"> </w:t>
       </w:r>
-      <w:hyperlink r:id="rId76">
+      <w:hyperlink r:id="rId86">
         <w:r>
           <w:rPr>
             <w:rStyle w:val="Hyperlink"/>
@@ -12272,35 +12528,14 @@
         </w:r>
       </w:hyperlink>
     </w:p>
-    <w:bookmarkEnd w:id="77"/>
-    <w:bookmarkStart w:id="79" w:name="ref-taylor2020lexops"/>
+    <w:bookmarkEnd w:id="87"/>
+    <w:bookmarkStart w:id="89" w:name="ref-stuart2010matching"/>
     <w:p>
       <w:pPr>
         <w:pStyle w:val="Bibliography"/>
       </w:pPr>
       <w:r>
-        <w:t xml:space="preserve">Taylor, J. E., Beith, A., &amp; Sereno, S. C. (2020).</w:t>
-      </w:r>
-      <w:r>
-        <w:t xml:space="preserve"> </w:t>
-      </w:r>
-      <w:r>
-        <w:t xml:space="preserve">LexOPS</w:t>
-      </w:r>
-      <w:r>
-        <w:t xml:space="preserve">: An</w:t>
-      </w:r>
-      <w:r>
-        <w:t xml:space="preserve"> </w:t>
-      </w:r>
-      <w:r>
-        <w:t xml:space="preserve">R</w:t>
-      </w:r>
-      <w:r>
-        <w:t xml:space="preserve"> </w:t>
-      </w:r>
-      <w:r>
-        <w:t xml:space="preserve">package and user interface for the controlled generation of word stimuli.</w:t>
+        <w:t xml:space="preserve">Stuart, E. A. (2010). Matching methods for causal inference: A review and a look forward.</w:t>
       </w:r>
       <w:r>
         <w:t xml:space="preserve"> </w:t>
@@ -12310,7 +12545,7 @@
           <w:i/>
           <w:iCs/>
         </w:rPr>
-        <w:t xml:space="preserve">Behavior Research Methods</w:t>
+        <w:t xml:space="preserve">Statistical Science</w:t>
       </w:r>
       <w:r>
         <w:t xml:space="preserve">,</w:t>
@@ -12323,6 +12558,74 @@
           <w:i/>
           <w:iCs/>
         </w:rPr>
+        <w:t xml:space="preserve">25</w:t>
+      </w:r>
+      <w:r>
+        <w:t xml:space="preserve">(1), 1–21.</w:t>
+      </w:r>
+      <w:r>
+        <w:t xml:space="preserve"> </w:t>
+      </w:r>
+      <w:hyperlink r:id="rId88">
+        <w:r>
+          <w:rPr>
+            <w:rStyle w:val="Hyperlink"/>
+          </w:rPr>
+          <w:t xml:space="preserve">https://doi.org/10.1214/09-STS313</w:t>
+        </w:r>
+      </w:hyperlink>
+    </w:p>
+    <w:bookmarkEnd w:id="89"/>
+    <w:bookmarkStart w:id="91" w:name="ref-taylor2020lexops"/>
+    <w:p>
+      <w:pPr>
+        <w:pStyle w:val="Bibliography"/>
+      </w:pPr>
+      <w:r>
+        <w:t xml:space="preserve">Taylor, J. E., Beith, A., &amp; Sereno, S. C. (2020).</w:t>
+      </w:r>
+      <w:r>
+        <w:t xml:space="preserve"> </w:t>
+      </w:r>
+      <w:r>
+        <w:t xml:space="preserve">LexOPS</w:t>
+      </w:r>
+      <w:r>
+        <w:t xml:space="preserve">: An</w:t>
+      </w:r>
+      <w:r>
+        <w:t xml:space="preserve"> </w:t>
+      </w:r>
+      <w:r>
+        <w:t xml:space="preserve">R</w:t>
+      </w:r>
+      <w:r>
+        <w:t xml:space="preserve"> </w:t>
+      </w:r>
+      <w:r>
+        <w:t xml:space="preserve">package and user interface for the controlled generation of word stimuli.</w:t>
+      </w:r>
+      <w:r>
+        <w:t xml:space="preserve"> </w:t>
+      </w:r>
+      <w:r>
+        <w:rPr>
+          <w:i/>
+          <w:iCs/>
+        </w:rPr>
+        <w:t xml:space="preserve">Behavior Research Methods</w:t>
+      </w:r>
+      <w:r>
+        <w:t xml:space="preserve">,</w:t>
+      </w:r>
+      <w:r>
+        <w:t xml:space="preserve"> </w:t>
+      </w:r>
+      <w:r>
+        <w:rPr>
+          <w:i/>
+          <w:iCs/>
+        </w:rPr>
         <w:t xml:space="preserve">52</w:t>
       </w:r>
       <w:r>
@@ -12331,7 +12634,7 @@
       <w:r>
         <w:t xml:space="preserve"> </w:t>
       </w:r>
-      <w:hyperlink r:id="rId78">
+      <w:hyperlink r:id="rId90">
         <w:r>
           <w:rPr>
             <w:rStyle w:val="Hyperlink"/>
@@ -12340,8 +12643,8 @@
         </w:r>
       </w:hyperlink>
     </w:p>
-    <w:bookmarkEnd w:id="79"/>
-    <w:bookmarkStart w:id="81" w:name="ref-wilkinson2016fair"/>
+    <w:bookmarkEnd w:id="91"/>
+    <w:bookmarkStart w:id="93" w:name="ref-wilkinson2016fair"/>
     <w:p>
       <w:pPr>
         <w:pStyle w:val="Bibliography"/>
@@ -12393,7 +12696,7 @@
       <w:r>
         <w:t xml:space="preserve"> </w:t>
       </w:r>
-      <w:hyperlink r:id="rId80">
+      <w:hyperlink r:id="rId92">
         <w:r>
           <w:rPr>
             <w:rStyle w:val="Hyperlink"/>
@@ -12402,8 +12705,8 @@
         </w:r>
       </w:hyperlink>
     </w:p>
-    <w:bookmarkEnd w:id="81"/>
-    <w:bookmarkStart w:id="83" w:name="ref-yarkoni2020generalizability"/>
+    <w:bookmarkEnd w:id="93"/>
+    <w:bookmarkStart w:id="95" w:name="ref-yarkoni2020generalizability"/>
     <w:p>
       <w:pPr>
         <w:pStyle w:val="Bibliography"/>
@@ -12440,7 +12743,7 @@
       <w:r>
         <w:t xml:space="preserve"> </w:t>
       </w:r>
-      <w:hyperlink r:id="rId82">
+      <w:hyperlink r:id="rId94">
         <w:r>
           <w:rPr>
             <w:rStyle w:val="Hyperlink"/>
@@ -12449,8 +12752,8 @@
         </w:r>
       </w:hyperlink>
     </w:p>
-    <w:bookmarkEnd w:id="83"/>
-    <w:bookmarkStart w:id="85" w:name="ref-yarkoni2008old20"/>
+    <w:bookmarkEnd w:id="95"/>
+    <w:bookmarkStart w:id="97" w:name="ref-yarkoni2008old20"/>
     <w:p>
       <w:pPr>
         <w:pStyle w:val="Bibliography"/>
@@ -12502,7 +12805,7 @@
       <w:r>
         <w:t xml:space="preserve"> </w:t>
       </w:r>
-      <w:hyperlink r:id="rId84">
+      <w:hyperlink r:id="rId96">
         <w:r>
           <w:rPr>
             <w:rStyle w:val="Hyperlink"/>
@@ -12511,9 +12814,9 @@
         </w:r>
       </w:hyperlink>
     </w:p>
-    <w:bookmarkEnd w:id="85"/>
-    <w:bookmarkEnd w:id="86"/>
-    <w:bookmarkEnd w:id="87"/>
+    <w:bookmarkEnd w:id="97"/>
+    <w:bookmarkEnd w:id="98"/>
+    <w:bookmarkEnd w:id="99"/>
     <w:sectPr>
       <w:footnotePr>
         <w:numRestart w:val="eachSect"/>

--- a/manuscript/manuscript.docx
+++ b/manuscript/manuscript.docx
@@ -23,7 +23,7 @@
         <w:pStyle w:val="Date"/>
       </w:pPr>
       <w:r>
-        <w:t xml:space="preserve">2026-07-15</w:t>
+        <w:t xml:space="preserve">2026-07-16</w:t>
       </w:r>
     </w:p>
     <w:p>
@@ -926,25 +926,25 @@
         <w:t xml:space="preserve">events</w:t>
       </w:r>
       <w:r>
-        <w:t xml:space="preserve">, and both backends render that sequence, so the same</w:t>
-      </w:r>
-      <w:r>
-        <w:t xml:space="preserve"> </w:t>
-      </w:r>
-      <w:r>
-        <w:t xml:space="preserve">machinery produces a factorial word study, a lexical-decision task with generated</w:t>
-      </w:r>
-      <w:r>
-        <w:t xml:space="preserve"> </w:t>
-      </w:r>
-      <w:r>
-        <w:t xml:space="preserve">pseudowords, a primed design or a self-paced reading study from configuration</w:t>
-      </w:r>
-      <w:r>
-        <w:t xml:space="preserve"> </w:t>
-      </w:r>
-      <w:r>
-        <w:t xml:space="preserve">rather than new code.</w:t>
+        <w:t xml:space="preserve">, and each presentation backend renders that sequence,</w:t>
+      </w:r>
+      <w:r>
+        <w:t xml:space="preserve"> </w:t>
+      </w:r>
+      <w:r>
+        <w:t xml:space="preserve">so the same machinery produces a factorial word study, a lexical-decision task</w:t>
+      </w:r>
+      <w:r>
+        <w:t xml:space="preserve"> </w:t>
+      </w:r>
+      <w:r>
+        <w:t xml:space="preserve">with generated pseudowords, a primed design or a self-paced reading study from</w:t>
+      </w:r>
+      <w:r>
+        <w:t xml:space="preserve"> </w:t>
+      </w:r>
+      <w:r>
+        <w:t xml:space="preserve">configuration rather than new code.</w:t>
       </w:r>
       <w:r>
         <w:t xml:space="preserve"> </w:t>
@@ -956,13 +956,19 @@
         <w:t xml:space="preserve"> </w:t>
       </w:r>
       <w:r>
-        <w:t xml:space="preserve">is thus a reusable, FAIR-compliant tool for many</w:t>
-      </w:r>
-      <w:r>
-        <w:t xml:space="preserve"> </w:t>
-      </w:r>
-      <w:r>
-        <w:t xml:space="preserve">psycholinguistic paradigms and languages rather than a single study’s script.</w:t>
+        <w:t xml:space="preserve">is thus a reusable, FAIR-compliant</w:t>
+      </w:r>
+      <w:r>
+        <w:t xml:space="preserve"> </w:t>
+      </w:r>
+      <w:r>
+        <w:t xml:space="preserve">tool for many psycholinguistic paradigms and languages rather than a single</w:t>
+      </w:r>
+      <w:r>
+        <w:t xml:space="preserve"> </w:t>
+      </w:r>
+      <w:r>
+        <w:t xml:space="preserve">study’s script.</w:t>
       </w:r>
       <w:r>
         <w:t xml:space="preserve"> </w:t>
@@ -1235,6 +1241,15 @@
         <w:t xml:space="preserve"> </w:t>
       </w:r>
       <w:r>
+        <w:t xml:space="preserve">‘stringi’</w:t>
+      </w:r>
+      <w:r>
+        <w:t xml:space="preserve">,</w:t>
+      </w:r>
+      <w:r>
+        <w:t xml:space="preserve"> </w:t>
+      </w:r>
+      <w:r>
         <w:t xml:space="preserve">‘jsonlite’</w:t>
       </w:r>
       <w:r>
@@ -1782,25 +1797,25 @@
         <w:t xml:space="preserve">(Gu &amp; Rosenbaum, 1993; Hansen &amp; Klopfer, 2006)</w:t>
       </w:r>
       <w:r>
-        <w:t xml:space="preserve">. Both rely on a linear-algebra routine, a matrix inverse and an assignment</w:t>
-      </w:r>
-      <w:r>
-        <w:t xml:space="preserve"> </w:t>
-      </w:r>
-      <w:r>
-        <w:t xml:space="preserve">solver respectively, whose last bits differ between the R and Python backends, so</w:t>
-      </w:r>
-      <w:r>
-        <w:t xml:space="preserve"> </w:t>
-      </w:r>
-      <w:r>
-        <w:t xml:space="preserve">on these two methods the engines select equivalent but not byte-identical</w:t>
-      </w:r>
-      <w:r>
-        <w:t xml:space="preserve"> </w:t>
-      </w:r>
-      <w:r>
-        <w:t xml:space="preserve">materials; each datasheet records which case applies.</w:t>
+        <w:t xml:space="preserve">. Both rely on a linear-algebra routine (a matrix inverse and</w:t>
+      </w:r>
+      <w:r>
+        <w:t xml:space="preserve"> </w:t>
+      </w:r>
+      <w:r>
+        <w:t xml:space="preserve">an assignment solver respectively) whose last bits differ between the R and</w:t>
+      </w:r>
+      <w:r>
+        <w:t xml:space="preserve"> </w:t>
+      </w:r>
+      <w:r>
+        <w:t xml:space="preserve">Python backends, so on these two methods the engines select equivalent but not</w:t>
+      </w:r>
+      <w:r>
+        <w:t xml:space="preserve"> </w:t>
+      </w:r>
+      <w:r>
+        <w:t xml:space="preserve">byte-identical materials; each datasheet records which case applies.</w:t>
       </w:r>
     </w:p>
     <w:p>
@@ -3057,7 +3072,7 @@
         <w:t xml:space="preserve"> </w:t>
       </w:r>
       <w:r>
-        <w:t xml:space="preserve">source builds pseudowords,</w:t>
+        <w:t xml:space="preserve">source builds pseudowords</w:t>
       </w:r>
       <w:r>
         <w:t xml:space="preserve"> </w:t>
@@ -10533,7 +10548,7 @@
         <w:t xml:space="preserve"> </w:t>
       </w:r>
       <w:r>
-        <w:t xml:space="preserve">presentation targets upgrade the sequence-ordered triggers of the original</w:t>
+        <w:t xml:space="preserve">laboratory targets upgrade the sequence-ordered triggers of the original</w:t>
       </w:r>
       <w:r>
         <w:t xml:space="preserve"> </w:t>
@@ -10866,13 +10881,13 @@
         <w:t xml:space="preserve"> </w:t>
       </w:r>
       <w:r>
-        <w:t xml:space="preserve">both backends then render it with no further code. To add a lexical dimension,</w:t>
-      </w:r>
-      <w:r>
-        <w:t xml:space="preserve"> </w:t>
-      </w:r>
-      <w:r>
-        <w:t xml:space="preserve">compute it in</w:t>
+        <w:t xml:space="preserve">all three presentation backends then render it with no further code. To add a</w:t>
+      </w:r>
+      <w:r>
+        <w:t xml:space="preserve"> </w:t>
+      </w:r>
+      <w:r>
+        <w:t xml:space="preserve">lexical dimension, compute it in</w:t>
       </w:r>
       <w:r>
         <w:t xml:space="preserve"> </w:t>
@@ -10899,13 +10914,13 @@
         <w:t xml:space="preserve">add_neighbourhood</w:t>
       </w:r>
       <w:r>
-        <w:t xml:space="preserve">) and list it in the</w:t>
-      </w:r>
-      <w:r>
-        <w:t xml:space="preserve"> </w:t>
-      </w:r>
-      <w:r>
-        <w:t xml:space="preserve">dimension table in</w:t>
+        <w:t xml:space="preserve">) and</w:t>
+      </w:r>
+      <w:r>
+        <w:t xml:space="preserve"> </w:t>
+      </w:r>
+      <w:r>
+        <w:t xml:space="preserve">list it in the dimension table in</w:t>
       </w:r>
       <w:r>
         <w:t xml:space="preserve"> </w:t>
@@ -10917,13 +10932,13 @@
         <w:t xml:space="preserve">config/schema.yaml</w:t>
       </w:r>
       <w:r>
-        <w:t xml:space="preserve">, in both packages. To add a presentation</w:t>
-      </w:r>
-      <w:r>
-        <w:t xml:space="preserve"> </w:t>
-      </w:r>
-      <w:r>
-        <w:t xml:space="preserve">target, add an</w:t>
+        <w:t xml:space="preserve">, in both packages. To add</w:t>
+      </w:r>
+      <w:r>
+        <w:t xml:space="preserve"> </w:t>
+      </w:r>
+      <w:r>
+        <w:t xml:space="preserve">a presentation target, add an</w:t>
       </w:r>
       <w:r>
         <w:t xml:space="preserve"> </w:t>
@@ -10953,13 +10968,13 @@
         <w:t xml:space="preserve"> </w:t>
       </w:r>
       <w:r>
-        <w:t xml:space="preserve">that walks the same</w:t>
-      </w:r>
-      <w:r>
-        <w:t xml:space="preserve"> </w:t>
-      </w:r>
-      <w:r>
-        <w:t xml:space="preserve">rendered event list. To add a corpus or language, add an entry to</w:t>
+        <w:t xml:space="preserve">that</w:t>
+      </w:r>
+      <w:r>
+        <w:t xml:space="preserve"> </w:t>
+      </w:r>
+      <w:r>
+        <w:t xml:space="preserve">walks the same rendered event list. To add a corpus or language, add an entry to</w:t>
       </w:r>
       <w:r>
         <w:t xml:space="preserve"> </w:t>

--- a/manuscript/manuscript.docx
+++ b/manuscript/manuscript.docx
@@ -23,7 +23,7 @@
         <w:pStyle w:val="Date"/>
       </w:pPr>
       <w:r>
-        <w:t xml:space="preserve">2026-07-16</w:t>
+        <w:t xml:space="preserve">2026-07-17</w:t>
       </w:r>
     </w:p>
     <w:p>
@@ -183,37 +183,37 @@
         <w:t xml:space="preserve"> </w:t>
       </w:r>
       <w:r>
-        <w:t xml:space="preserve">The default matching methods and the pseudoword generation are deterministic,</w:t>
-      </w:r>
-      <w:r>
-        <w:t xml:space="preserve"> </w:t>
-      </w:r>
-      <w:r>
-        <w:t xml:space="preserve">so the two engines select the same stimuli. We demonstrate this on twelve</w:t>
-      </w:r>
-      <w:r>
-        <w:t xml:space="preserve"> </w:t>
-      </w:r>
-      <w:r>
-        <w:t xml:space="preserve">worked examples in English, Spanish and Mandarin Chinese (across word,</w:t>
-      </w:r>
-      <w:r>
-        <w:t xml:space="preserve"> </w:t>
-      </w:r>
-      <w:r>
-        <w:t xml:space="preserve">pseudoword, paired and sentence stimuli), one of which shows that the workflow</w:t>
-      </w:r>
-      <w:r>
-        <w:t xml:space="preserve"> </w:t>
-      </w:r>
-      <w:r>
-        <w:t xml:space="preserve">extends to a logographic writing system, while three reproduce published</w:t>
-      </w:r>
-      <w:r>
-        <w:t xml:space="preserve"> </w:t>
-      </w:r>
-      <w:r>
-        <w:t xml:space="preserve">designs from the literature. The generation step</w:t>
+        <w:t xml:space="preserve">The default matching methods, the pseudoword generation and the trial order</w:t>
+      </w:r>
+      <w:r>
+        <w:t xml:space="preserve"> </w:t>
+      </w:r>
+      <w:r>
+        <w:t xml:space="preserve">are deterministic, so the two engines produce byte-identical experiments. We</w:t>
+      </w:r>
+      <w:r>
+        <w:t xml:space="preserve"> </w:t>
+      </w:r>
+      <w:r>
+        <w:t xml:space="preserve">demonstrate this on twelve worked examples in English, Spanish and Mandarin</w:t>
+      </w:r>
+      <w:r>
+        <w:t xml:space="preserve"> </w:t>
+      </w:r>
+      <w:r>
+        <w:t xml:space="preserve">Chinese (across word, pseudoword, paired and sentence stimuli), one of which</w:t>
+      </w:r>
+      <w:r>
+        <w:t xml:space="preserve"> </w:t>
+      </w:r>
+      <w:r>
+        <w:t xml:space="preserve">shows that the workflow extends to a logographic writing system, while three</w:t>
+      </w:r>
+      <w:r>
+        <w:t xml:space="preserve"> </w:t>
+      </w:r>
+      <w:r>
+        <w:t xml:space="preserve">reproduce published designs from the literature. The generation step</w:t>
       </w:r>
       <w:r>
         <w:t xml:space="preserve"> </w:t>
@@ -895,13 +895,19 @@
         <w:t xml:space="preserve"> </w:t>
       </w:r>
       <w:r>
-        <w:t xml:space="preserve">the default matching methods are deterministic, so the R and Python engines</w:t>
-      </w:r>
-      <w:r>
-        <w:t xml:space="preserve"> </w:t>
-      </w:r>
-      <w:r>
-        <w:t xml:space="preserve">select identical materials.</w:t>
+        <w:t xml:space="preserve">the default matching methods and the trial ordering are deterministic, so the</w:t>
+      </w:r>
+      <w:r>
+        <w:t xml:space="preserve"> </w:t>
+      </w:r>
+      <w:r>
+        <w:t xml:space="preserve">R and Python engines select identical materials, order them identically and</w:t>
+      </w:r>
+      <w:r>
+        <w:t xml:space="preserve"> </w:t>
+      </w:r>
+      <w:r>
+        <w:t xml:space="preserve">write byte-identical experiment files.</w:t>
       </w:r>
       <w:r>
         <w:t xml:space="preserve"> </w:t>
@@ -2061,7 +2067,97 @@
         <w:t xml:space="preserve"> </w:t>
       </w:r>
       <w:r>
-        <w:t xml:space="preserve">and a participant table crosses any counterbalancing factors. A design may also</w:t>
+        <w:t xml:space="preserve">and a participant table crosses any counterbalancing factors. The trial order</w:t>
+      </w:r>
+      <w:r>
+        <w:t xml:space="preserve"> </w:t>
+      </w:r>
+      <w:r>
+        <w:t xml:space="preserve">within each list comes from a seeded, keyed-hash shuffle: each trial is ranked</w:t>
+      </w:r>
+      <w:r>
+        <w:t xml:space="preserve"> </w:t>
+      </w:r>
+      <w:r>
+        <w:t xml:space="preserve">by the SHA-256 digest of the string</w:t>
+      </w:r>
+      <w:r>
+        <w:t xml:space="preserve"> </w:t>
+      </w:r>
+      <w:r>
+        <w:rPr>
+          <w:rStyle w:val="VerbatimChar"/>
+        </w:rPr>
+        <w:t xml:space="preserve">seed|replicate|list|set|condition</w:t>
+      </w:r>
+      <w:r>
+        <w:t xml:space="preserve">, a</w:t>
+      </w:r>
+      <w:r>
+        <w:t xml:space="preserve"> </w:t>
+      </w:r>
+      <w:r>
+        <w:t xml:space="preserve">tuple that identifies it uniquely under either counterbalancing recipe.</w:t>
+      </w:r>
+      <w:r>
+        <w:t xml:space="preserve"> </w:t>
+      </w:r>
+      <w:r>
+        <w:t xml:space="preserve">Distinct inputs to SHA-256 behave as independent uniform draws, so ranking by</w:t>
+      </w:r>
+      <w:r>
+        <w:t xml:space="preserve"> </w:t>
+      </w:r>
+      <w:r>
+        <w:t xml:space="preserve">the digest realises a seeded random permutation, yet the permutation is a pure</w:t>
+      </w:r>
+      <w:r>
+        <w:t xml:space="preserve"> </w:t>
+      </w:r>
+      <w:r>
+        <w:t xml:space="preserve">function of the design. A different seed gives a different order, and the same</w:t>
+      </w:r>
+      <w:r>
+        <w:t xml:space="preserve"> </w:t>
+      </w:r>
+      <w:r>
+        <w:t xml:space="preserve">seed gives the same order, byte for byte, from both engines on any platform.</w:t>
+      </w:r>
+      <w:r>
+        <w:t xml:space="preserve"> </w:t>
+      </w:r>
+      <w:r>
+        <w:t xml:space="preserve">No random-number generator is involved anywhere in the package, so there is no</w:t>
+      </w:r>
+      <w:r>
+        <w:t xml:space="preserve"> </w:t>
+      </w:r>
+      <w:r>
+        <w:t xml:space="preserve">generator state to save or restore. The permutation is uniform, which is what</w:t>
+      </w:r>
+      <w:r>
+        <w:t xml:space="preserve"> </w:t>
+      </w:r>
+      <w:r>
+        <w:t xml:space="preserve">makes it a legitimate randomisation rather than a merely reproducible one: over</w:t>
+      </w:r>
+      <w:r>
+        <w:t xml:space="preserve"> </w:t>
+      </w:r>
+      <w:r>
+        <w:t xml:space="preserve">a range of seeds, each item’s mean serial position sits at the centre of its</w:t>
+      </w:r>
+      <w:r>
+        <w:t xml:space="preserve"> </w:t>
+      </w:r>
+      <w:r>
+        <w:t xml:space="preserve">list and each item reaches every position about equally often, a property the</w:t>
+      </w:r>
+      <w:r>
+        <w:t xml:space="preserve"> </w:t>
+      </w:r>
+      <w:r>
+        <w:t xml:space="preserve">test suite pins. A design may also</w:t>
       </w:r>
       <w:r>
         <w:t xml:space="preserve"> </w:t>
@@ -9050,19 +9146,19 @@
         <w:t xml:space="preserve"> </w:t>
       </w:r>
       <w:r>
-        <w:t xml:space="preserve">matched (word, condition) pairs rather than merely similar ones (the seeded trial</w:t>
-      </w:r>
-      <w:r>
-        <w:t xml:space="preserve"> </w:t>
-      </w:r>
-      <w:r>
-        <w:t xml:space="preserve">order differs, as the R and Python random-number generators do). Across the five</w:t>
-      </w:r>
-      <w:r>
-        <w:t xml:space="preserve"> </w:t>
-      </w:r>
-      <w:r>
-        <w:t xml:space="preserve">matched word contrasts</w:t>
+        <w:t xml:space="preserve">matched (word, condition) pairs rather than merely similar ones, and because</w:t>
+      </w:r>
+      <w:r>
+        <w:t xml:space="preserve"> </w:t>
+      </w:r>
+      <w:r>
+        <w:t xml:space="preserve">the trial order is a keyed-hash function of the design they also place those</w:t>
+      </w:r>
+      <w:r>
+        <w:t xml:space="preserve"> </w:t>
+      </w:r>
+      <w:r>
+        <w:t xml:space="preserve">pairs in the same order. Across the five matched word contrasts</w:t>
       </w:r>
       <w:r>
         <w:t xml:space="preserve"> </w:t>
@@ -9074,13 +9170,19 @@
         <w:t xml:space="preserve"> </w:t>
       </w:r>
       <w:r>
-        <w:t xml:space="preserve">(word, condition) pairs were identical between the R and the Python engine, and</w:t>
-      </w:r>
-      <w:r>
-        <w:t xml:space="preserve"> </w:t>
-      </w:r>
-      <w:r>
-        <w:t xml:space="preserve">every statistic they report agrees to the precision shown.</w:t>
+        <w:t xml:space="preserve">(word, condition) pairs were identical between the R and the Python engine,</w:t>
+      </w:r>
+      <w:r>
+        <w:t xml:space="preserve"> </w:t>
+      </w:r>
+      <w:r>
+        <w:t xml:space="preserve">every statistic they report agrees to the precision shown, and every generated</w:t>
+      </w:r>
+      <w:r>
+        <w:t xml:space="preserve"> </w:t>
+      </w:r>
+      <w:r>
+        <w:t xml:space="preserve">experiment file is byte-identical between the engines.</w:t>
       </w:r>
       <w:r>
         <w:t xml:space="preserve"> </w:t>
@@ -10512,19 +10614,31 @@
         <w:t xml:space="preserve"> </w:t>
       </w:r>
       <w:r>
-        <w:t xml:space="preserve">statistics agreeing to the precision shown; only the seeded trial order, which</w:t>
-      </w:r>
-      <w:r>
-        <w:t xml:space="preserve"> </w:t>
-      </w:r>
-      <w:r>
-        <w:t xml:space="preserve">depends on each language’s random-number generator, differs. A laboratory can</w:t>
-      </w:r>
-      <w:r>
-        <w:t xml:space="preserve"> </w:t>
-      </w:r>
-      <w:r>
-        <w:t xml:space="preserve">therefore adopt</w:t>
+        <w:t xml:space="preserve">statistics agreeing to the precision shown, and the keyed-hash trial order</w:t>
+      </w:r>
+      <w:r>
+        <w:t xml:space="preserve"> </w:t>
+      </w:r>
+      <w:r>
+        <w:t xml:space="preserve">makes every generated experiment file byte-identical between them; the sole</w:t>
+      </w:r>
+      <w:r>
+        <w:t xml:space="preserve"> </w:t>
+      </w:r>
+      <w:r>
+        <w:t xml:space="preserve">exceptions remain the covariance-aware (Mahalanobis) and optimal matching</w:t>
+      </w:r>
+      <w:r>
+        <w:t xml:space="preserve"> </w:t>
+      </w:r>
+      <w:r>
+        <w:t xml:space="preserve">methods, whose linear-algebra backends differ in their last bits. A laboratory</w:t>
+      </w:r>
+      <w:r>
+        <w:t xml:space="preserve"> </w:t>
+      </w:r>
+      <w:r>
+        <w:t xml:space="preserve">can therefore adopt</w:t>
       </w:r>
       <w:r>
         <w:t xml:space="preserve"> </w:t>

--- a/manuscript/manuscript.docx
+++ b/manuscript/manuscript.docx
@@ -23,7 +23,7 @@
         <w:pStyle w:val="Date"/>
       </w:pPr>
       <w:r>
-        <w:t xml:space="preserve">2026-07-17</w:t>
+        <w:t xml:space="preserve">2026-07-23</w:t>
       </w:r>
     </w:p>
     <w:p>
@@ -60,13 +60,13 @@
         <w:t xml:space="preserve">‘lexsync’</w:t>
       </w:r>
       <w:r>
-        <w:t xml:space="preserve">, a research-grade toolkit,</w:t>
-      </w:r>
-      <w:r>
-        <w:t xml:space="preserve"> </w:t>
-      </w:r>
-      <w:r>
-        <w:t xml:space="preserve">released as a</w:t>
+        <w:t xml:space="preserve">, a toolkit that unifies the</w:t>
+      </w:r>
+      <w:r>
+        <w:t xml:space="preserve"> </w:t>
+      </w:r>
+      <w:r>
+        <w:t xml:space="preserve">whole path from corpus to laboratory, released as a</w:t>
       </w:r>
       <w:r>
         <w:t xml:space="preserve"> </w:t>
@@ -75,7 +75,13 @@
         <w:t xml:space="preserve">‘CRAN’</w:t>
       </w:r>
       <w:r>
-        <w:t xml:space="preserve">-ready R package and a structurally identical</w:t>
+        <w:t xml:space="preserve">-ready R package</w:t>
+      </w:r>
+      <w:r>
+        <w:t xml:space="preserve"> </w:t>
+      </w:r>
+      <w:r>
+        <w:t xml:space="preserve">and a structurally identical</w:t>
       </w:r>
       <w:r>
         <w:t xml:space="preserve"> </w:t>
@@ -84,13 +90,13 @@
         <w:t xml:space="preserve">‘PyPI’</w:t>
       </w:r>
       <w:r>
-        <w:t xml:space="preserve">-ready Python package, that unifies the whole path from corpus to</w:t>
-      </w:r>
-      <w:r>
-        <w:t xml:space="preserve"> </w:t>
-      </w:r>
-      <w:r>
-        <w:t xml:space="preserve">laboratory. From a word-frequency corpus in any of dozens of languages</w:t>
+        <w:t xml:space="preserve">-ready Python package. From a</w:t>
+      </w:r>
+      <w:r>
+        <w:t xml:space="preserve"> </w:t>
+      </w:r>
+      <w:r>
+        <w:t xml:space="preserve">word-frequency corpus in any of dozens of languages</w:t>
       </w:r>
       <w:r>
         <w:t xml:space="preserve"> </w:t>
@@ -195,7 +201,7 @@
         <w:t xml:space="preserve"> </w:t>
       </w:r>
       <w:r>
-        <w:t xml:space="preserve">demonstrate this on twelve worked examples in English, Spanish and Mandarin</w:t>
+        <w:t xml:space="preserve">demonstrate this on fifteen worked examples in English, Spanish and Mandarin</w:t>
       </w:r>
       <w:r>
         <w:t xml:space="preserve"> </w:t>
@@ -237,19 +243,19 @@
         <w:t xml:space="preserve"> </w:t>
       </w:r>
       <w:r>
-        <w:t xml:space="preserve">is general-purpose and treats the stimulus set</w:t>
-      </w:r>
-      <w:r>
-        <w:t xml:space="preserve"> </w:t>
-      </w:r>
-      <w:r>
-        <w:t xml:space="preserve">as a reproducible artefact, distributed under open licences with a</w:t>
-      </w:r>
-      <w:r>
-        <w:t xml:space="preserve"> </w:t>
-      </w:r>
-      <w:r>
-        <w:t xml:space="preserve">machine-readable corpus registry.</w:t>
+        <w:t xml:space="preserve">is general-purpose and treats the stimulus</w:t>
+      </w:r>
+      <w:r>
+        <w:t xml:space="preserve"> </w:t>
+      </w:r>
+      <w:r>
+        <w:t xml:space="preserve">set as a reproducible artefact. It is distributed under open licences and</w:t>
+      </w:r>
+      <w:r>
+        <w:t xml:space="preserve"> </w:t>
+      </w:r>
+      <w:r>
+        <w:t xml:space="preserve">includes a machine-readable corpus registry.</w:t>
       </w:r>
     </w:p>
     <w:bookmarkStart w:id="9" w:name="introduction"/>
@@ -370,25 +376,19 @@
         <w:t xml:space="preserve"> </w:t>
       </w:r>
       <w:r>
-        <w:t xml:space="preserve">Surveys of open-science practice in linguistics find that experimental materials</w:t>
-      </w:r>
-      <w:r>
-        <w:t xml:space="preserve"> </w:t>
-      </w:r>
-      <w:r>
-        <w:t xml:space="preserve">are rarely shared: across a broad sample only about one article in six stated</w:t>
-      </w:r>
-      <w:r>
-        <w:t xml:space="preserve"> </w:t>
-      </w:r>
-      <w:r>
-        <w:t xml:space="preserve">that its materials were available, and the sharing of materials, data and</w:t>
-      </w:r>
-      <w:r>
-        <w:t xml:space="preserve"> </w:t>
-      </w:r>
-      <w:r>
-        <w:t xml:space="preserve">protocols has scarcely improved over a decade</w:t>
+        <w:t xml:space="preserve">A survey of 600 randomly sampled linguistics articles found materials, data</w:t>
+      </w:r>
+      <w:r>
+        <w:t xml:space="preserve"> </w:t>
+      </w:r>
+      <w:r>
+        <w:t xml:space="preserve">and protocols each shared in fewer than 10% of them, with no noticeable rise</w:t>
+      </w:r>
+      <w:r>
+        <w:t xml:space="preserve"> </w:t>
+      </w:r>
+      <w:r>
+        <w:t xml:space="preserve">between 2008/2009 and 2018/2019</w:t>
       </w:r>
       <w:r>
         <w:t xml:space="preserve"> </w:t>
@@ -415,40 +415,67 @@
         <w:t xml:space="preserve"> </w:t>
       </w:r>
       <w:r>
-        <w:t xml:space="preserve">psycholinguistic work affords many undocumented choices (how a stimulus set is</w:t>
-      </w:r>
-      <w:r>
-        <w:t xml:space="preserve"> </w:t>
-      </w:r>
-      <w:r>
-        <w:t xml:space="preserve">assembled, how a measure is quantified), and exploiting this flexibility inflates</w:t>
-      </w:r>
-      <w:r>
-        <w:t xml:space="preserve"> </w:t>
-      </w:r>
-      <w:r>
-        <w:t xml:space="preserve">false positives</w:t>
-      </w:r>
-      <w:r>
-        <w:t xml:space="preserve"> </w:t>
-      </w:r>
-      <w:r>
-        <w:t xml:space="preserve">(</w:t>
-      </w:r>
-      <w:r>
-        <w:t xml:space="preserve">Coretta et al.</w:t>
-      </w:r>
-      <w:r>
-        <w:t xml:space="preserve">, 2023; Roettger, 2019; Roettger et al., 2019)</w:t>
-      </w:r>
-      <w:r>
-        <w:t xml:space="preserve">. Transparent, runnable, shareable materials are part</w:t>
-      </w:r>
-      <w:r>
-        <w:t xml:space="preserve"> </w:t>
-      </w:r>
-      <w:r>
-        <w:t xml:space="preserve">of the remedy these authors call for.</w:t>
+        <w:t xml:space="preserve">psycholinguistic work affords many undocumented analytic choices, from how a</w:t>
+      </w:r>
+      <w:r>
+        <w:t xml:space="preserve"> </w:t>
+      </w:r>
+      <w:r>
+        <w:t xml:space="preserve">measure is quantified to how a model is specified, and exploiting that</w:t>
+      </w:r>
+      <w:r>
+        <w:t xml:space="preserve"> </w:t>
+      </w:r>
+      <w:r>
+        <w:t xml:space="preserve">flexibility inflates false positives</w:t>
+      </w:r>
+      <w:r>
+        <w:t xml:space="preserve"> </w:t>
+      </w:r>
+      <w:r>
+        <w:t xml:space="preserve">(Roettger, 2019)</w:t>
+      </w:r>
+      <w:r>
+        <w:t xml:space="preserve"> </w:t>
+      </w:r>
+      <w:r>
+        <w:t xml:space="preserve">and yields widely</w:t>
+      </w:r>
+      <w:r>
+        <w:t xml:space="preserve"> </w:t>
+      </w:r>
+      <w:r>
+        <w:t xml:space="preserve">divergent conclusions from the same data</w:t>
+      </w:r>
+      <w:r>
+        <w:t xml:space="preserve"> </w:t>
+      </w:r>
+      <w:r>
+        <w:t xml:space="preserve">(Coretta et al., 2023)</w:t>
+      </w:r>
+      <w:r>
+        <w:t xml:space="preserve">.</w:t>
+      </w:r>
+      <w:r>
+        <w:t xml:space="preserve"> </w:t>
+      </w:r>
+      <w:r>
+        <w:t xml:space="preserve">Transparent, runnable, shareable materials are part of the remedy this</w:t>
+      </w:r>
+      <w:r>
+        <w:t xml:space="preserve"> </w:t>
+      </w:r>
+      <w:r>
+        <w:t xml:space="preserve">literature calls for</w:t>
+      </w:r>
+      <w:r>
+        <w:t xml:space="preserve"> </w:t>
+      </w:r>
+      <w:r>
+        <w:t xml:space="preserve">(Roettger et al., 2019)</w:t>
+      </w:r>
+      <w:r>
+        <w:t xml:space="preserve">.</w:t>
       </w:r>
     </w:p>
     <w:p>
@@ -645,13 +672,49 @@
         <w:t xml:space="preserve"> </w:t>
       </w:r>
       <w:r>
-        <w:t xml:space="preserve">list: none generates the experiment that presents it, and most are tied to a</w:t>
-      </w:r>
-      <w:r>
-        <w:t xml:space="preserve"> </w:t>
-      </w:r>
-      <w:r>
-        <w:t xml:space="preserve">single language and to one programming ecosystem. The second family builds and</w:t>
+        <w:t xml:space="preserve">list. None generates the experiment that presents it, and none is available in</w:t>
+      </w:r>
+      <w:r>
+        <w:t xml:space="preserve"> </w:t>
+      </w:r>
+      <w:r>
+        <w:t xml:space="preserve">both the R and the Python ecosystems. Their language coverage follows the</w:t>
+      </w:r>
+      <w:r>
+        <w:t xml:space="preserve"> </w:t>
+      </w:r>
+      <w:r>
+        <w:t xml:space="preserve">lexical database each ships with rather than the method itself, and both</w:t>
+      </w:r>
+      <w:r>
+        <w:t xml:space="preserve"> </w:t>
+      </w:r>
+      <w:r>
+        <w:t xml:space="preserve">‘LexOPS’</w:t>
+      </w:r>
+      <w:r>
+        <w:t xml:space="preserve"> </w:t>
+      </w:r>
+      <w:r>
+        <w:t xml:space="preserve">and</w:t>
+      </w:r>
+      <w:r>
+        <w:t xml:space="preserve"> </w:t>
+      </w:r>
+      <w:r>
+        <w:t xml:space="preserve">‘LIBRA’</w:t>
+      </w:r>
+      <w:r>
+        <w:t xml:space="preserve"> </w:t>
+      </w:r>
+      <w:r>
+        <w:t xml:space="preserve">will work from any suitably formatted dataset, in any</w:t>
+      </w:r>
+      <w:r>
+        <w:t xml:space="preserve"> </w:t>
+      </w:r>
+      <w:r>
+        <w:t xml:space="preserve">language for which the user can supply the variables. The second family builds and</w:t>
       </w:r>
       <w:r>
         <w:t xml:space="preserve"> </w:t>
@@ -743,13 +806,13 @@
         <w:t xml:space="preserve"> </w:t>
       </w:r>
       <w:r>
-        <w:t xml:space="preserve">gap concerns timing. In one longitudinal artificial-grammar EEG study, for</w:t>
-      </w:r>
-      <w:r>
-        <w:t xml:space="preserve"> </w:t>
-      </w:r>
-      <w:r>
-        <w:t xml:space="preserve">instance</w:t>
+        <w:t xml:space="preserve">gap concerns timing. In one longitudinal EEG study of artificial language</w:t>
+      </w:r>
+      <w:r>
+        <w:t xml:space="preserve"> </w:t>
+      </w:r>
+      <w:r>
+        <w:t xml:space="preserve">learning, for instance</w:t>
       </w:r>
       <w:r>
         <w:t xml:space="preserve"> </w:t>
@@ -758,25 +821,37 @@
         <w:t xml:space="preserve">(González Alonso et al., 2025)</w:t>
       </w:r>
       <w:r>
-        <w:t xml:space="preserve">, EEG markers were sent from an experiment item</w:t>
-      </w:r>
-      <w:r>
-        <w:t xml:space="preserve"> </w:t>
-      </w:r>
-      <w:r>
-        <w:t xml:space="preserve">that followed the word, so that only the first marker was even approximately</w:t>
-      </w:r>
-      <w:r>
-        <w:t xml:space="preserve"> </w:t>
-      </w:r>
-      <w:r>
-        <w:t xml:space="preserve">aligned with stimulus onset. The others were sequence-ordered. This is a common</w:t>
-      </w:r>
-      <w:r>
-        <w:t xml:space="preserve"> </w:t>
-      </w:r>
-      <w:r>
-        <w:t xml:space="preserve">pattern and an avoidable source of jitter.</w:t>
+        <w:t xml:space="preserve">, EEG markers were sent from an</w:t>
+      </w:r>
+      <w:r>
+        <w:t xml:space="preserve"> </w:t>
+      </w:r>
+      <w:r>
+        <w:t xml:space="preserve">experiment item that followed the word, so that only the first marker was even</w:t>
+      </w:r>
+      <w:r>
+        <w:t xml:space="preserve"> </w:t>
+      </w:r>
+      <w:r>
+        <w:t xml:space="preserve">approximately aligned with stimulus onset and the others were sequence-ordered.</w:t>
+      </w:r>
+      <w:r>
+        <w:t xml:space="preserve"> </w:t>
+      </w:r>
+      <w:r>
+        <w:t xml:space="preserve">Their timing then followed the durations of the preceding events rather than the</w:t>
+      </w:r>
+      <w:r>
+        <w:t xml:space="preserve"> </w:t>
+      </w:r>
+      <w:r>
+        <w:t xml:space="preserve">flip that put the word on screen, a dependency that binding the trigger to the</w:t>
+      </w:r>
+      <w:r>
+        <w:t xml:space="preserve"> </w:t>
+      </w:r>
+      <w:r>
+        <w:t xml:space="preserve">flip itself removes.</w:t>
       </w:r>
     </w:p>
     <w:p>
@@ -889,37 +964,31 @@
         <w:t xml:space="preserve"> </w:t>
       </w:r>
       <w:r>
-        <w:t xml:space="preserve">experiment. Crucially</w:t>
-      </w:r>
-      <w:r>
-        <w:t xml:space="preserve"> </w:t>
-      </w:r>
-      <w:r>
-        <w:t xml:space="preserve">the default matching methods and the trial ordering are deterministic, so the</w:t>
-      </w:r>
-      <w:r>
-        <w:t xml:space="preserve"> </w:t>
-      </w:r>
-      <w:r>
-        <w:t xml:space="preserve">R and Python engines select identical materials, order them identically and</w:t>
-      </w:r>
-      <w:r>
-        <w:t xml:space="preserve"> </w:t>
-      </w:r>
-      <w:r>
-        <w:t xml:space="preserve">write byte-identical experiment files.</w:t>
-      </w:r>
-      <w:r>
-        <w:t xml:space="preserve"> </w:t>
-      </w:r>
-      <w:r>
-        <w:t xml:space="preserve">The trial itself is not hard-wired to a single task: a design declares an ordered</w:t>
-      </w:r>
-      <w:r>
-        <w:t xml:space="preserve"> </w:t>
-      </w:r>
-      <w:r>
-        <w:t xml:space="preserve">sequence of trial</w:t>
+        <w:t xml:space="preserve">experiment. The</w:t>
+      </w:r>
+      <w:r>
+        <w:t xml:space="preserve"> </w:t>
+      </w:r>
+      <w:r>
+        <w:t xml:space="preserve">default matching methods and the trial ordering are deterministic, so the R and</w:t>
+      </w:r>
+      <w:r>
+        <w:t xml:space="preserve"> </w:t>
+      </w:r>
+      <w:r>
+        <w:t xml:space="preserve">Python engines select identical materials, order them identically and write</w:t>
+      </w:r>
+      <w:r>
+        <w:t xml:space="preserve"> </w:t>
+      </w:r>
+      <w:r>
+        <w:t xml:space="preserve">byte-identical experiment files. The trial itself is described declaratively. A</w:t>
+      </w:r>
+      <w:r>
+        <w:t xml:space="preserve"> </w:t>
+      </w:r>
+      <w:r>
+        <w:t xml:space="preserve">design sets out an ordered sequence of trial</w:t>
       </w:r>
       <w:r>
         <w:t xml:space="preserve"> </w:t>
@@ -932,25 +1001,25 @@
         <w:t xml:space="preserve">events</w:t>
       </w:r>
       <w:r>
-        <w:t xml:space="preserve">, and each presentation backend renders that sequence,</w:t>
-      </w:r>
-      <w:r>
-        <w:t xml:space="preserve"> </w:t>
-      </w:r>
-      <w:r>
-        <w:t xml:space="preserve">so the same machinery produces a factorial word study, a lexical-decision task</w:t>
-      </w:r>
-      <w:r>
-        <w:t xml:space="preserve"> </w:t>
-      </w:r>
-      <w:r>
-        <w:t xml:space="preserve">with generated pseudowords, a primed design or a self-paced reading study from</w:t>
-      </w:r>
-      <w:r>
-        <w:t xml:space="preserve"> </w:t>
-      </w:r>
-      <w:r>
-        <w:t xml:space="preserve">configuration rather than new code.</w:t>
+        <w:t xml:space="preserve">, and each presentation</w:t>
+      </w:r>
+      <w:r>
+        <w:t xml:space="preserve"> </w:t>
+      </w:r>
+      <w:r>
+        <w:t xml:space="preserve">backend renders that sequence, so the same machinery produces a factorial word</w:t>
+      </w:r>
+      <w:r>
+        <w:t xml:space="preserve"> </w:t>
+      </w:r>
+      <w:r>
+        <w:t xml:space="preserve">study, a lexical-decision task with generated pseudowords, a primed design or a</w:t>
+      </w:r>
+      <w:r>
+        <w:t xml:space="preserve"> </w:t>
+      </w:r>
+      <w:r>
+        <w:t xml:space="preserve">self-paced reading study from configuration rather than new code.</w:t>
       </w:r>
       <w:r>
         <w:t xml:space="preserve"> </w:t>
@@ -962,31 +1031,31 @@
         <w:t xml:space="preserve"> </w:t>
       </w:r>
       <w:r>
-        <w:t xml:space="preserve">is thus a reusable, FAIR-compliant</w:t>
-      </w:r>
-      <w:r>
-        <w:t xml:space="preserve"> </w:t>
-      </w:r>
-      <w:r>
-        <w:t xml:space="preserve">tool for many psycholinguistic paradigms and languages rather than a single</w:t>
-      </w:r>
-      <w:r>
-        <w:t xml:space="preserve"> </w:t>
-      </w:r>
-      <w:r>
-        <w:t xml:space="preserve">study’s script.</w:t>
-      </w:r>
-      <w:r>
-        <w:t xml:space="preserve"> </w:t>
-      </w:r>
-      <w:r>
-        <w:t xml:space="preserve">The longitudinal study above is one of twelve worked examples, and one of the</w:t>
-      </w:r>
-      <w:r>
-        <w:t xml:space="preserve"> </w:t>
-      </w:r>
-      <w:r>
-        <w:t xml:space="preserve">three that rebuild a published design.</w:t>
+        <w:t xml:space="preserve">is</w:t>
+      </w:r>
+      <w:r>
+        <w:t xml:space="preserve"> </w:t>
+      </w:r>
+      <w:r>
+        <w:t xml:space="preserve">thus a reusable, FAIR-compliant tool for many psycholinguistic paradigms and</w:t>
+      </w:r>
+      <w:r>
+        <w:t xml:space="preserve"> </w:t>
+      </w:r>
+      <w:r>
+        <w:t xml:space="preserve">languages rather than a single study’s script. The longitudinal study above is</w:t>
+      </w:r>
+      <w:r>
+        <w:t xml:space="preserve"> </w:t>
+      </w:r>
+      <w:r>
+        <w:t xml:space="preserve">one of fifteen worked examples, and one of the three that rebuild a published</w:t>
+      </w:r>
+      <w:r>
+        <w:t xml:space="preserve"> </w:t>
+      </w:r>
+      <w:r>
+        <w:t xml:space="preserve">design.</w:t>
       </w:r>
     </w:p>
     <w:bookmarkEnd w:id="9"/>
@@ -1178,7 +1247,13 @@
         <w:t xml:space="preserve"> </w:t>
       </w:r>
       <w:r>
-        <w:t xml:space="preserve">(the registry). A single orchestrator,</w:t>
+        <w:t xml:space="preserve">(the registry). A</w:t>
+      </w:r>
+      <w:r>
+        <w:t xml:space="preserve"> </w:t>
+      </w:r>
+      <w:r>
+        <w:t xml:space="preserve">single orchestrator,</w:t>
       </w:r>
       <w:r>
         <w:t xml:space="preserve"> </w:t>
@@ -1190,31 +1265,46 @@
         <w:t xml:space="preserve">run_pipeline</w:t>
       </w:r>
       <w:r>
-        <w:t xml:space="preserve">, drives them in an explicit loop</w:t>
-      </w:r>
-      <w:r>
-        <w:t xml:space="preserve"> </w:t>
-      </w:r>
-      <w:r>
-        <w:t xml:space="preserve">over designs and languages, so that adding a language, a design or a paradigm is a</w:t>
-      </w:r>
-      <w:r>
-        <w:t xml:space="preserve"> </w:t>
-      </w:r>
-      <w:r>
-        <w:t xml:space="preserve">matter of supplying a configuration file (and, where relevant, a lexicon or item</w:t>
-      </w:r>
-      <w:r>
-        <w:t xml:space="preserve"> </w:t>
-      </w:r>
-      <w:r>
-        <w:t xml:space="preserve">table) rather than writing code. The two packages are</w:t>
-      </w:r>
-      <w:r>
-        <w:t xml:space="preserve"> </w:t>
-      </w:r>
-      <w:r>
-        <w:t xml:space="preserve">deliberately lean: the R package depends only on</w:t>
+        <w:t xml:space="preserve">, drives them for one design, and</w:t>
+      </w:r>
+      <w:r>
+        <w:t xml:space="preserve"> </w:t>
+      </w:r>
+      <w:r>
+        <w:rPr>
+          <w:rStyle w:val="VerbatimChar"/>
+        </w:rPr>
+        <w:t xml:space="preserve">run_all</w:t>
+      </w:r>
+      <w:r>
+        <w:t xml:space="preserve"> </w:t>
+      </w:r>
+      <w:r>
+        <w:t xml:space="preserve">applies it in an explicit loop over every design configuration in a directory,</w:t>
+      </w:r>
+      <w:r>
+        <w:t xml:space="preserve"> </w:t>
+      </w:r>
+      <w:r>
+        <w:t xml:space="preserve">so that adding a language, a design or a paradigm is a matter of supplying a</w:t>
+      </w:r>
+      <w:r>
+        <w:t xml:space="preserve"> </w:t>
+      </w:r>
+      <w:r>
+        <w:t xml:space="preserve">configuration file (and, where relevant, a lexicon or item table) rather than</w:t>
+      </w:r>
+      <w:r>
+        <w:t xml:space="preserve"> </w:t>
+      </w:r>
+      <w:r>
+        <w:t xml:space="preserve">writing code. The two packages are deliberately lean: the R package depends only</w:t>
+      </w:r>
+      <w:r>
+        <w:t xml:space="preserve"> </w:t>
+      </w:r>
+      <w:r>
+        <w:t xml:space="preserve">on</w:t>
       </w:r>
       <w:r>
         <w:t xml:space="preserve"> </w:t>
@@ -1274,7 +1364,13 @@
         <w:t xml:space="preserve"> </w:t>
       </w:r>
       <w:r>
-        <w:t xml:space="preserve">beyond base R, and the Python package on</w:t>
+        <w:t xml:space="preserve">beyond base</w:t>
+      </w:r>
+      <w:r>
+        <w:t xml:space="preserve"> </w:t>
+      </w:r>
+      <w:r>
+        <w:t xml:space="preserve">R, and the Python package on</w:t>
       </w:r>
       <w:r>
         <w:t xml:space="preserve"> </w:t>
@@ -1358,25 +1454,31 @@
         <w:t xml:space="preserve"> </w:t>
       </w:r>
       <w:r>
-        <w:t xml:space="preserve">reads a</w:t>
-      </w:r>
-      <w:r>
-        <w:t xml:space="preserve"> </w:t>
-      </w:r>
-      <w:r>
-        <w:t xml:space="preserve">machine-readable registry that records, for each supported corpus, its language,</w:t>
-      </w:r>
-      <w:r>
-        <w:t xml:space="preserve"> </w:t>
-      </w:r>
-      <w:r>
-        <w:t xml:space="preserve">access URL, licence and citation. Two connectors are provided. The first exposes</w:t>
-      </w:r>
-      <w:r>
-        <w:t xml:space="preserve"> </w:t>
-      </w:r>
-      <w:r>
-        <w:t xml:space="preserve">the curated SUBTLEX family and the</w:t>
+        <w:t xml:space="preserve">reads a machine-readable registry that records, for each corpus</w:t>
+      </w:r>
+      <w:r>
+        <w:t xml:space="preserve"> </w:t>
+      </w:r>
+      <w:r>
+        <w:t xml:space="preserve">it knows about, its language, licence, citation, verification status and the</w:t>
+      </w:r>
+      <w:r>
+        <w:t xml:space="preserve"> </w:t>
+      </w:r>
+      <w:r>
+        <w:t xml:space="preserve">column names that map the source file onto the package schema. Two connectors</w:t>
+      </w:r>
+      <w:r>
+        <w:t xml:space="preserve"> </w:t>
+      </w:r>
+      <w:r>
+        <w:t xml:space="preserve">are provided. The first reads the delimited files of the curated SUBTLEX family</w:t>
+      </w:r>
+      <w:r>
+        <w:t xml:space="preserve"> </w:t>
+      </w:r>
+      <w:r>
+        <w:t xml:space="preserve">and the</w:t>
       </w:r>
       <w:r>
         <w:t xml:space="preserve"> </w:t>
@@ -1388,13 +1490,52 @@
         <w:t xml:space="preserve"> </w:t>
       </w:r>
       <w:r>
-        <w:t xml:space="preserve">collection (for example</w:t>
-      </w:r>
-      <w:r>
-        <w:t xml:space="preserve"> </w:t>
-      </w:r>
-      <w:r>
-        <w:t xml:space="preserve">SUBTLEX-UK for British English</w:t>
+        <w:t xml:space="preserve">collection (for example SUBTLEX-ESP for Spanish</w:t>
+      </w:r>
+      <w:r>
+        <w:t xml:space="preserve"> </w:t>
+      </w:r>
+      <w:r>
+        <w:t xml:space="preserve">(Cuetos et al., 2011)</w:t>
+      </w:r>
+      <w:r>
+        <w:t xml:space="preserve"> </w:t>
+      </w:r>
+      <w:r>
+        <w:t xml:space="preserve">and SUBTLEX-US for American English</w:t>
+      </w:r>
+      <w:r>
+        <w:t xml:space="preserve"> </w:t>
+      </w:r>
+      <w:r>
+        <w:t xml:space="preserve">(Brysbaert &amp; New, 2009)</w:t>
+      </w:r>
+      <w:r>
+        <w:t xml:space="preserve">), each individually citable and made freely available</w:t>
+      </w:r>
+      <w:r>
+        <w:t xml:space="preserve"> </w:t>
+      </w:r>
+      <w:r>
+        <w:t xml:space="preserve">by its authors subject to attribution, on terms equivalent to CC BY-SA. No entry</w:t>
+      </w:r>
+      <w:r>
+        <w:t xml:space="preserve"> </w:t>
+      </w:r>
+      <w:r>
+        <w:t xml:space="preserve">in that family currently registers a directly addressable delimited file, so the</w:t>
+      </w:r>
+      <w:r>
+        <w:t xml:space="preserve"> </w:t>
+      </w:r>
+      <w:r>
+        <w:t xml:space="preserve">registry marks the corpora the connector cannot read and gives a landing page</w:t>
+      </w:r>
+      <w:r>
+        <w:t xml:space="preserve"> </w:t>
+      </w:r>
+      <w:r>
+        <w:t xml:space="preserve">instead. SUBTLEX-UK</w:t>
       </w:r>
       <w:r>
         <w:t xml:space="preserve"> </w:t>
@@ -1403,34 +1544,25 @@
         <w:t xml:space="preserve">(Heuven et al., 2014)</w:t>
       </w:r>
       <w:r>
-        <w:t xml:space="preserve">, SUBTLEX-ESP for Spanish</w:t>
-      </w:r>
-      <w:r>
-        <w:t xml:space="preserve"> </w:t>
-      </w:r>
-      <w:r>
-        <w:t xml:space="preserve">(Cuetos et al., 2011)</w:t>
-      </w:r>
-      <w:r>
-        <w:t xml:space="preserve"> </w:t>
-      </w:r>
-      <w:r>
-        <w:t xml:space="preserve">and SUBTLEX-US</w:t>
-      </w:r>
-      <w:r>
-        <w:t xml:space="preserve"> </w:t>
-      </w:r>
-      <w:r>
-        <w:t xml:space="preserve">(Brysbaert &amp; New, 2009)</w:t>
-      </w:r>
-      <w:r>
-        <w:t xml:space="preserve">), each</w:t>
-      </w:r>
-      <w:r>
-        <w:t xml:space="preserve"> </w:t>
-      </w:r>
-      <w:r>
-        <w:t xml:space="preserve">individually citable and redistributable under CC BY-SA terms. The second is the</w:t>
+        <w:t xml:space="preserve">, for one, is published only as</w:t>
+      </w:r>
+      <w:r>
+        <w:t xml:space="preserve"> </w:t>
+      </w:r>
+      <w:r>
+        <w:t xml:space="preserve">zipped archives, so the researcher downloads the file once and passes it to</w:t>
+      </w:r>
+      <w:r>
+        <w:t xml:space="preserve"> </w:t>
+      </w:r>
+      <w:r>
+        <w:rPr>
+          <w:rStyle w:val="VerbatimChar"/>
+        </w:rPr>
+        <w:t xml:space="preserve">load_lexicon()</w:t>
+      </w:r>
+      <w:r>
+        <w:t xml:space="preserve">. The second connector is the</w:t>
       </w:r>
       <w:r>
         <w:t xml:space="preserve"> </w:t>
@@ -1451,19 +1583,37 @@
         <w:t xml:space="preserve">(Speer, 2022)</w:t>
       </w:r>
       <w:r>
-        <w:t xml:space="preserve">, which yields frequencies for roughly</w:t>
-      </w:r>
-      <w:r>
-        <w:t xml:space="preserve"> </w:t>
-      </w:r>
-      <w:r>
-        <w:t xml:space="preserve">forty languages through a single dependency. The demonstrations below build their</w:t>
-      </w:r>
-      <w:r>
-        <w:t xml:space="preserve"> </w:t>
-      </w:r>
-      <w:r>
-        <w:t xml:space="preserve">English, Spanish and Mandarin Chinese lexica with</w:t>
+        <w:t xml:space="preserve">, which supplies frequencies through a single dependency for</w:t>
+      </w:r>
+      <w:r>
+        <w:t xml:space="preserve"> </w:t>
+      </w:r>
+      <w:r>
+        <w:t xml:space="preserve">the thirty languages the registry currently admits, among them Greek, Russian,</w:t>
+      </w:r>
+      <w:r>
+        <w:t xml:space="preserve"> </w:t>
+      </w:r>
+      <w:r>
+        <w:t xml:space="preserve">Arabic, Hebrew, Hindi, Chinese, Japanese and Korean. The package itself covers</w:t>
+      </w:r>
+      <w:r>
+        <w:t xml:space="preserve"> </w:t>
+      </w:r>
+      <w:r>
+        <w:t xml:space="preserve">around forty, and the rest are enabled by adding their language code to the</w:t>
+      </w:r>
+      <w:r>
+        <w:t xml:space="preserve"> </w:t>
+      </w:r>
+      <w:r>
+        <w:t xml:space="preserve">registry entry. The demonstrations below build their English, Spanish and</w:t>
+      </w:r>
+      <w:r>
+        <w:t xml:space="preserve"> </w:t>
+      </w:r>
+      <w:r>
+        <w:t xml:space="preserve">Mandarin Chinese lexica with</w:t>
       </w:r>
       <w:r>
         <w:t xml:space="preserve"> </w:t>
@@ -1472,19 +1622,25 @@
         <w:t xml:space="preserve">‘wordfreq’</w:t>
       </w:r>
       <w:r>
-        <w:t xml:space="preserve">, which aggregates</w:t>
-      </w:r>
-      <w:r>
-        <w:t xml:space="preserve"> </w:t>
-      </w:r>
-      <w:r>
-        <w:t xml:space="preserve">subtitle and web corpora including the SUBTLEX lists; the registry documents the</w:t>
-      </w:r>
-      <w:r>
-        <w:t xml:space="preserve"> </w:t>
-      </w:r>
-      <w:r>
-        <w:t xml:space="preserve">curated corpora (among them SUBTLEX-CH for Chinese</w:t>
+        <w:t xml:space="preserve">, which aggregates subtitle and web</w:t>
+      </w:r>
+      <w:r>
+        <w:t xml:space="preserve"> </w:t>
+      </w:r>
+      <w:r>
+        <w:t xml:space="preserve">corpora and, for some languages including English and Chinese, the corresponding</w:t>
+      </w:r>
+      <w:r>
+        <w:t xml:space="preserve"> </w:t>
+      </w:r>
+      <w:r>
+        <w:t xml:space="preserve">SUBTLEX lists. The registry documents the curated corpora (among them SUBTLEX-CH</w:t>
+      </w:r>
+      <w:r>
+        <w:t xml:space="preserve"> </w:t>
+      </w:r>
+      <w:r>
+        <w:t xml:space="preserve">for Chinese</w:t>
       </w:r>
       <w:r>
         <w:t xml:space="preserve"> </w:t>
@@ -1493,25 +1649,49 @@
         <w:t xml:space="preserve">(Cai &amp; Brysbaert, 2010)</w:t>
       </w:r>
       <w:r>
-        <w:t xml:space="preserve">) as</w:t>
-      </w:r>
-      <w:r>
-        <w:t xml:space="preserve"> </w:t>
-      </w:r>
-      <w:r>
-        <w:t xml:space="preserve">alternatives. Small example lexica are bundled inside each package for offline use</w:t>
-      </w:r>
-      <w:r>
-        <w:t xml:space="preserve"> </w:t>
-      </w:r>
-      <w:r>
-        <w:t xml:space="preserve">and testing, while full corpora are fetched on demand into a user cache, keeping</w:t>
-      </w:r>
-      <w:r>
-        <w:t xml:space="preserve"> </w:t>
-      </w:r>
-      <w:r>
-        <w:t xml:space="preserve">the installed packages within distribution size limits.</w:t>
+        <w:t xml:space="preserve">) as alternatives. Small example lexica are</w:t>
+      </w:r>
+      <w:r>
+        <w:t xml:space="preserve"> </w:t>
+      </w:r>
+      <w:r>
+        <w:t xml:space="preserve">bundled inside each package for offline use and testing, which keeps the</w:t>
+      </w:r>
+      <w:r>
+        <w:t xml:space="preserve"> </w:t>
+      </w:r>
+      <w:r>
+        <w:t xml:space="preserve">installed packages within distribution size limits. A lexicon for any of the</w:t>
+      </w:r>
+      <w:r>
+        <w:t xml:space="preserve"> </w:t>
+      </w:r>
+      <w:r>
+        <w:t xml:space="preserve">admitted</w:t>
+      </w:r>
+      <w:r>
+        <w:t xml:space="preserve"> </w:t>
+      </w:r>
+      <w:r>
+        <w:t xml:space="preserve">‘wordfreq’</w:t>
+      </w:r>
+      <w:r>
+        <w:t xml:space="preserve"> </w:t>
+      </w:r>
+      <w:r>
+        <w:t xml:space="preserve">languages is derived on demand into a user cache, an</w:t>
+      </w:r>
+      <w:r>
+        <w:t xml:space="preserve"> </w:t>
+      </w:r>
+      <w:r>
+        <w:t xml:space="preserve">ingestion step that runs in Python, and the R package reads the result as an</w:t>
+      </w:r>
+      <w:r>
+        <w:t xml:space="preserve"> </w:t>
+      </w:r>
+      <w:r>
+        <w:t xml:space="preserve">ordinary corpus.</w:t>
       </w:r>
     </w:p>
     <w:bookmarkEnd w:id="11"/>
@@ -1583,25 +1763,77 @@
         <w:t xml:space="preserve"> </w:t>
       </w:r>
       <w:r>
-        <w:t xml:space="preserve">The neighbourhood measures are computed transparently from the lexicon rather</w:t>
-      </w:r>
-      <w:r>
-        <w:t xml:space="preserve"> </w:t>
-      </w:r>
-      <w:r>
-        <w:t xml:space="preserve">than taken on trust. The dimension set is open: it also includes an orthographic</w:t>
-      </w:r>
-      <w:r>
-        <w:t xml:space="preserve"> </w:t>
-      </w:r>
-      <w:r>
-        <w:t xml:space="preserve">syllable estimate (the number of vowel runs) and a corpus-derived bigram-frequency</w:t>
-      </w:r>
-      <w:r>
-        <w:t xml:space="preserve"> </w:t>
-      </w:r>
-      <w:r>
-        <w:t xml:space="preserve">measure that approximates phonotactic probability, and externally-sourced norms</w:t>
+        <w:t xml:space="preserve">Both are computed transparently from the lexicon rather than taken on trust, and</w:t>
+      </w:r>
+      <w:r>
+        <w:t xml:space="preserve"> </w:t>
+      </w:r>
+      <w:r>
+        <w:t xml:space="preserve">the reference set is the full loaded lexicon rather than the filtered candidate</w:t>
+      </w:r>
+      <w:r>
+        <w:t xml:space="preserve"> </w:t>
+      </w:r>
+      <w:r>
+        <w:t xml:space="preserve">pool the items are drawn from. A word is excluded from its own neighbourhood,</w:t>
+      </w:r>
+      <w:r>
+        <w:t xml:space="preserve"> </w:t>
+      </w:r>
+      <w:r>
+        <w:t xml:space="preserve">and where fewer than twenty other forms are available OLD20 averages over as</w:t>
+      </w:r>
+      <w:r>
+        <w:t xml:space="preserve"> </w:t>
+      </w:r>
+      <w:r>
+        <w:t xml:space="preserve">many as there are. The dimension set is open. It also includes an orthographic</w:t>
+      </w:r>
+      <w:r>
+        <w:t xml:space="preserve"> </w:t>
+      </w:r>
+      <w:r>
+        <w:t xml:space="preserve">syllable estimate (the number of maximal vowel runs, counting</w:t>
+      </w:r>
+      <w:r>
+        <w:t xml:space="preserve"> </w:t>
+      </w:r>
+      <w:r>
+        <w:rPr>
+          <w:i/>
+          <w:iCs/>
+        </w:rPr>
+        <w:t xml:space="preserve">y</w:t>
+      </w:r>
+      <w:r>
+        <w:t xml:space="preserve"> </w:t>
+      </w:r>
+      <w:r>
+        <w:t xml:space="preserve">and the</w:t>
+      </w:r>
+      <w:r>
+        <w:t xml:space="preserve"> </w:t>
+      </w:r>
+      <w:r>
+        <w:t xml:space="preserve">accented Latin vowels as vowels) and a bigram-frequency measure, the mean over a</w:t>
+      </w:r>
+      <w:r>
+        <w:t xml:space="preserve"> </w:t>
+      </w:r>
+      <w:r>
+        <w:t xml:space="preserve">word’s adjacent letter bigrams of that bigram’s share of all bigram occurrences</w:t>
+      </w:r>
+      <w:r>
+        <w:t xml:space="preserve"> </w:t>
+      </w:r>
+      <w:r>
+        <w:t xml:space="preserve">in the lexicon, which approximates phonotactic probability from word forms</w:t>
+      </w:r>
+      <w:r>
+        <w:t xml:space="preserve"> </w:t>
+      </w:r>
+      <w:r>
+        <w:t xml:space="preserve">rather than from frequency-weighted tokens. Externally-sourced norms</w:t>
       </w:r>
       <w:r>
         <w:t xml:space="preserve"> </w:t>
@@ -1619,19 +1851,19 @@
         <w:t xml:space="preserve"> </w:t>
       </w:r>
       <w:r>
-        <w:t xml:space="preserve">demonstration, a frequency contrast additionally equated on syllable count and</w:t>
-      </w:r>
-      <w:r>
-        <w:t xml:space="preserve"> </w:t>
-      </w:r>
-      <w:r>
-        <w:t xml:space="preserve">bigram frequency, exercises these. Like all designs, it is selected identically</w:t>
-      </w:r>
-      <w:r>
-        <w:t xml:space="preserve"> </w:t>
-      </w:r>
-      <w:r>
-        <w:t xml:space="preserve">by the two engines.</w:t>
+        <w:t xml:space="preserve">demonstration puts two of the added dimensions to use, a frequency contrast</w:t>
+      </w:r>
+      <w:r>
+        <w:t xml:space="preserve"> </w:t>
+      </w:r>
+      <w:r>
+        <w:t xml:space="preserve">matched on length, syllable count and bigram frequency. Both engines select the</w:t>
+      </w:r>
+      <w:r>
+        <w:t xml:space="preserve"> </w:t>
+      </w:r>
+      <w:r>
+        <w:t xml:space="preserve">same items for it.</w:t>
       </w:r>
     </w:p>
     <w:p>
@@ -1639,13 +1871,43 @@
         <w:pStyle w:val="BodyText"/>
       </w:pPr>
       <w:r>
-        <w:t xml:space="preserve">Matching proceeds in two deterministic stages. First, a tolerance pre-filter</w:t>
-      </w:r>
-      <w:r>
-        <w:t xml:space="preserve"> </w:t>
-      </w:r>
-      <w:r>
-        <w:t xml:space="preserve">keeps only candidates that fall within</w:t>
+        <w:t xml:space="preserve">A design declares its candidate pool by filtering the lexicon on any recorded</w:t>
+      </w:r>
+      <w:r>
+        <w:t xml:space="preserve"> </w:t>
+      </w:r>
+      <w:r>
+        <w:t xml:space="preserve">dimension, and then defines each condition by a range or a set of permitted</w:t>
+      </w:r>
+      <w:r>
+        <w:t xml:space="preserve"> </w:t>
+      </w:r>
+      <w:r>
+        <w:t xml:space="preserve">values on one or more dimensions, so each condition reaches the matcher as its</w:t>
+      </w:r>
+      <w:r>
+        <w:t xml:space="preserve"> </w:t>
+      </w:r>
+      <w:r>
+        <w:t xml:space="preserve">own subpool. The first condition listed is the anchor. Its items are not drawn</w:t>
+      </w:r>
+      <w:r>
+        <w:t xml:space="preserve"> </w:t>
+      </w:r>
+      <w:r>
+        <w:t xml:space="preserve">at random, and they are not taken from one end of the subpool either. The</w:t>
+      </w:r>
+      <w:r>
+        <w:t xml:space="preserve"> </w:t>
+      </w:r>
+      <w:r>
+        <w:t xml:space="preserve">subpool is sorted by the first dimension the condition is defined on, with ties</w:t>
+      </w:r>
+      <w:r>
+        <w:t xml:space="preserve"> </w:t>
+      </w:r>
+      <w:r>
+        <w:t xml:space="preserve">broken by the UTF-8 bytes of the word, and the</w:t>
       </w:r>
       <w:r>
         <w:t xml:space="preserve"> </w:t>
@@ -1655,93 +1917,25 @@
           <w:i/>
           <w:iCs/>
         </w:rPr>
-        <w:t xml:space="preserve">M</w:t>
-      </w:r>
-      <w:r>
-        <w:t xml:space="preserve"> </w:t>
-      </w:r>
-      <w:r>
-        <w:t xml:space="preserve">±</w:t>
-      </w:r>
-      <w:r>
-        <w:t xml:space="preserve"> </w:t>
-      </w:r>
-      <w:r>
-        <w:rPr>
-          <w:i/>
-          <w:iCs/>
-        </w:rPr>
-        <w:t xml:space="preserve">k</w:t>
-      </w:r>
-      <w:r>
-        <w:t xml:space="preserve"> </w:t>
-      </w:r>
-      <w:r>
-        <w:t xml:space="preserve">·</w:t>
-      </w:r>
-      <w:r>
-        <w:t xml:space="preserve"> </w:t>
-      </w:r>
-      <w:r>
-        <w:rPr>
-          <w:i/>
-          <w:iCs/>
-        </w:rPr>
-        <w:t xml:space="preserve">SD</w:t>
-      </w:r>
-      <w:r>
-        <w:t xml:space="preserve"> </w:t>
-      </w:r>
-      <w:r>
-        <w:t xml:space="preserve">of the anchor condition on</w:t>
-      </w:r>
-      <w:r>
-        <w:t xml:space="preserve"> </w:t>
-      </w:r>
-      <w:r>
-        <w:t xml:space="preserve">each control dimension, generalising the windowed selection of the original</w:t>
-      </w:r>
-      <w:r>
-        <w:t xml:space="preserve"> </w:t>
-      </w:r>
-      <w:r>
-        <w:t xml:space="preserve">workflow. Second, every remaining condition is matched to the anchor item by</w:t>
-      </w:r>
-      <w:r>
-        <w:t xml:space="preserve"> </w:t>
-      </w:r>
-      <w:r>
-        <w:t xml:space="preserve">item: each dimension is standardised, the standardised Euclidean distance from</w:t>
-      </w:r>
-      <w:r>
-        <w:t xml:space="preserve"> </w:t>
-      </w:r>
-      <w:r>
-        <w:t xml:space="preserve">each candidate to the target item is computed and the nearest unused candidate is</w:t>
-      </w:r>
-      <w:r>
-        <w:t xml:space="preserve"> </w:t>
-      </w:r>
-      <w:r>
-        <w:t xml:space="preserve">assigned, with ties broken by a stable, locale-independent key. Because no random</w:t>
-      </w:r>
-      <w:r>
-        <w:t xml:space="preserve"> </w:t>
-      </w:r>
-      <w:r>
-        <w:t xml:space="preserve">number generator is used and string comparisons are performed in byte order in</w:t>
-      </w:r>
-      <w:r>
-        <w:t xml:space="preserve"> </w:t>
-      </w:r>
-      <w:r>
-        <w:t xml:space="preserve">both engines, the R and Python packages select an identical matched selection</w:t>
-      </w:r>
-      <w:r>
-        <w:t xml:space="preserve"> </w:t>
-      </w:r>
-      <w:r>
-        <w:t xml:space="preserve">from identical input, a parity we verify below.</w:t>
+        <w:t xml:space="preserve">n</w:t>
+      </w:r>
+      <w:r>
+        <w:t xml:space="preserve"> </w:t>
+      </w:r>
+      <w:r>
+        <w:t xml:space="preserve">items are taken at evenly</w:t>
+      </w:r>
+      <w:r>
+        <w:t xml:space="preserve"> </w:t>
+      </w:r>
+      <w:r>
+        <w:t xml:space="preserve">spaced ranks along it, so the anchor spans the subpool rather than clustering at</w:t>
+      </w:r>
+      <w:r>
+        <w:t xml:space="preserve"> </w:t>
+      </w:r>
+      <w:r>
+        <w:t xml:space="preserve">one end.</w:t>
       </w:r>
     </w:p>
     <w:p>
@@ -1749,79 +1943,164 @@
         <w:pStyle w:val="BodyText"/>
       </w:pPr>
       <w:r>
-        <w:t xml:space="preserve">Two further matching methods can be selected when a design needs them. A</w:t>
-      </w:r>
-      <w:r>
-        <w:t xml:space="preserve"> </w:t>
-      </w:r>
-      <w:r>
-        <w:t xml:space="preserve">covariance-aware (Mahalanobis) distance replaces the standardised Euclidean metric</w:t>
-      </w:r>
-      <w:r>
-        <w:t xml:space="preserve"> </w:t>
-      </w:r>
-      <w:r>
-        <w:t xml:space="preserve">with one weighted by the inverse of the control dimensions’ correlation matrix, so</w:t>
-      </w:r>
-      <w:r>
-        <w:t xml:space="preserve"> </w:t>
-      </w:r>
-      <w:r>
-        <w:t xml:space="preserve">it down-weights dimensions that are correlated, such as length and orthographic</w:t>
-      </w:r>
-      <w:r>
-        <w:t xml:space="preserve"> </w:t>
-      </w:r>
-      <w:r>
-        <w:t xml:space="preserve">neighbourhood, rather than counting their shared variance more than once</w:t>
-      </w:r>
-      <w:r>
-        <w:t xml:space="preserve"> </w:t>
-      </w:r>
-      <w:r>
-        <w:t xml:space="preserve">(Rubin, 1980; Stuart, 2010)</w:t>
-      </w:r>
-      <w:r>
-        <w:t xml:space="preserve">. A globally optimal assignment, for a</w:t>
-      </w:r>
-      <w:r>
-        <w:t xml:space="preserve"> </w:t>
-      </w:r>
-      <w:r>
-        <w:t xml:space="preserve">two-condition design, minimises the total distance over the whole pairing instead</w:t>
-      </w:r>
-      <w:r>
-        <w:t xml:space="preserve"> </w:t>
-      </w:r>
-      <w:r>
-        <w:t xml:space="preserve">of taking the locally cheapest pair at each step</w:t>
-      </w:r>
-      <w:r>
-        <w:t xml:space="preserve"> </w:t>
-      </w:r>
-      <w:r>
-        <w:t xml:space="preserve">(Gu &amp; Rosenbaum, 1993; Hansen &amp; Klopfer, 2006)</w:t>
-      </w:r>
-      <w:r>
-        <w:t xml:space="preserve">. Both rely on a linear-algebra routine (a matrix inverse and</w:t>
-      </w:r>
-      <w:r>
-        <w:t xml:space="preserve"> </w:t>
-      </w:r>
-      <w:r>
-        <w:t xml:space="preserve">an assignment solver respectively) whose last bits differ between the R and</w:t>
-      </w:r>
-      <w:r>
-        <w:t xml:space="preserve"> </w:t>
-      </w:r>
-      <w:r>
-        <w:t xml:space="preserve">Python backends, so on these two methods the engines select equivalent but not</w:t>
-      </w:r>
-      <w:r>
-        <w:t xml:space="preserve"> </w:t>
-      </w:r>
-      <w:r>
-        <w:t xml:space="preserve">byte-identical materials; each datasheet records which case applies.</w:t>
+        <w:t xml:space="preserve">Matching then proceeds in two deterministic stages. First, a tolerance</w:t>
+      </w:r>
+      <w:r>
+        <w:t xml:space="preserve"> </w:t>
+      </w:r>
+      <w:r>
+        <w:t xml:space="preserve">pre-filter keeps only candidates that fall within</w:t>
+      </w:r>
+      <w:r>
+        <w:t xml:space="preserve"> </w:t>
+      </w:r>
+      <w:r>
+        <w:rPr>
+          <w:i/>
+          <w:iCs/>
+        </w:rPr>
+        <w:t xml:space="preserve">M</w:t>
+      </w:r>
+      <w:r>
+        <w:t xml:space="preserve"> </w:t>
+      </w:r>
+      <w:r>
+        <w:t xml:space="preserve">±</w:t>
+      </w:r>
+      <w:r>
+        <w:t xml:space="preserve"> </w:t>
+      </w:r>
+      <w:r>
+        <w:rPr>
+          <w:i/>
+          <w:iCs/>
+        </w:rPr>
+        <w:t xml:space="preserve">k</w:t>
+      </w:r>
+      <w:r>
+        <w:t xml:space="preserve"> </w:t>
+      </w:r>
+      <w:r>
+        <w:t xml:space="preserve">·</w:t>
+      </w:r>
+      <w:r>
+        <w:t xml:space="preserve"> </w:t>
+      </w:r>
+      <w:r>
+        <w:rPr>
+          <w:i/>
+          <w:iCs/>
+        </w:rPr>
+        <w:t xml:space="preserve">SD</w:t>
+      </w:r>
+      <w:r>
+        <w:t xml:space="preserve"> </w:t>
+      </w:r>
+      <w:r>
+        <w:t xml:space="preserve">of the anchor</w:t>
+      </w:r>
+      <w:r>
+        <w:t xml:space="preserve"> </w:t>
+      </w:r>
+      <w:r>
+        <w:t xml:space="preserve">condition on each control dimension, generalising the windowed selection used by</w:t>
+      </w:r>
+      <w:r>
+        <w:t xml:space="preserve"> </w:t>
+      </w:r>
+      <w:r>
+        <w:t xml:space="preserve">González Alonso et al. (2025)</w:t>
+      </w:r>
+      <w:r>
+        <w:t xml:space="preserve">. The schema sets</w:t>
+      </w:r>
+      <w:r>
+        <w:t xml:space="preserve"> </w:t>
+      </w:r>
+      <w:r>
+        <w:rPr>
+          <w:i/>
+          <w:iCs/>
+        </w:rPr>
+        <w:t xml:space="preserve">k</w:t>
+      </w:r>
+      <w:r>
+        <w:t xml:space="preserve"> </w:t>
+      </w:r>
+      <w:r>
+        <w:t xml:space="preserve">to 1 for frequency and to 2 for</w:t>
+      </w:r>
+      <w:r>
+        <w:t xml:space="preserve"> </w:t>
+      </w:r>
+      <w:r>
+        <w:t xml:space="preserve">length, Coltheart’s N and OLD20, and any dimension it does not name falls back</w:t>
+      </w:r>
+      <w:r>
+        <w:t xml:space="preserve"> </w:t>
+      </w:r>
+      <w:r>
+        <w:t xml:space="preserve">to 2. A design file may override these values, as the reproduction of that study</w:t>
+      </w:r>
+      <w:r>
+        <w:t xml:space="preserve"> </w:t>
+      </w:r>
+      <w:r>
+        <w:t xml:space="preserve">below does. If a condition holds fewer candidates inside its window than the</w:t>
+      </w:r>
+      <w:r>
+        <w:t xml:space="preserve"> </w:t>
+      </w:r>
+      <w:r>
+        <w:t xml:space="preserve">design asks for, the window is dropped for that condition and the match is made</w:t>
+      </w:r>
+      <w:r>
+        <w:t xml:space="preserve"> </w:t>
+      </w:r>
+      <w:r>
+        <w:t xml:space="preserve">over its whole subpool, so a window set too narrow costs matching precision</w:t>
+      </w:r>
+      <w:r>
+        <w:t xml:space="preserve"> </w:t>
+      </w:r>
+      <w:r>
+        <w:t xml:space="preserve">rather than the run. The matcher stops with an error only when the subpool</w:t>
+      </w:r>
+      <w:r>
+        <w:t xml:space="preserve"> </w:t>
+      </w:r>
+      <w:r>
+        <w:t xml:space="preserve">itself is too small, or too incomplete on the matched dimensions, to fill the</w:t>
+      </w:r>
+      <w:r>
+        <w:t xml:space="preserve"> </w:t>
+      </w:r>
+      <w:r>
+        <w:t xml:space="preserve">design, and the remedy is then to widen the pool filters or to ask for fewer</w:t>
+      </w:r>
+      <w:r>
+        <w:t xml:space="preserve"> </w:t>
+      </w:r>
+      <w:r>
+        <w:t xml:space="preserve">items per condition. The relaxation is reported on the console as it happens,</w:t>
+      </w:r>
+      <w:r>
+        <w:t xml:space="preserve"> </w:t>
+      </w:r>
+      <w:r>
+        <w:t xml:space="preserve">though it is not yet recorded in the datasheet, so a design with deliberately</w:t>
+      </w:r>
+      <w:r>
+        <w:t xml:space="preserve"> </w:t>
+      </w:r>
+      <w:r>
+        <w:t xml:space="preserve">narrow windows should be run with that output in view. The continuous selector</w:t>
+      </w:r>
+      <w:r>
+        <w:t xml:space="preserve"> </w:t>
+      </w:r>
+      <w:r>
+        <w:t xml:space="preserve">treats its control windows the same way.</w:t>
       </w:r>
     </w:p>
     <w:p>
@@ -1829,80 +2108,73 @@
         <w:pStyle w:val="BodyText"/>
       </w:pPr>
       <w:r>
-        <w:t xml:space="preserve">A design may also be declared</w:t>
-      </w:r>
-      <w:r>
-        <w:t xml:space="preserve"> </w:t>
-      </w:r>
-      <w:r>
-        <w:rPr>
-          <w:i/>
-          <w:iCs/>
-        </w:rPr>
-        <w:t xml:space="preserve">continuous</w:t>
-      </w:r>
-      <w:r>
-        <w:t xml:space="preserve"> </w:t>
-      </w:r>
-      <w:r>
-        <w:t xml:space="preserve">rather than dichotomised. Instead of</w:t>
-      </w:r>
-      <w:r>
-        <w:t xml:space="preserve"> </w:t>
-      </w:r>
-      <w:r>
-        <w:t xml:space="preserve">splitting a variable into conditions and matching, lexsync selects a set that</w:t>
-      </w:r>
-      <w:r>
-        <w:t xml:space="preserve"> </w:t>
-      </w:r>
-      <w:r>
-        <w:t xml:space="preserve">spans the variable’s range evenly while holding the control dimensions</w:t>
-      </w:r>
-      <w:r>
-        <w:t xml:space="preserve"> </w:t>
-      </w:r>
-      <w:r>
-        <w:t xml:space="preserve">near-constant, so the variable stays continuous and is analysed by regression or a</w:t>
-      </w:r>
-      <w:r>
-        <w:t xml:space="preserve"> </w:t>
-      </w:r>
-      <w:r>
-        <w:t xml:space="preserve">mixed model rather than a between-condition contrast. This is the recommended</w:t>
-      </w:r>
-      <w:r>
-        <w:t xml:space="preserve"> </w:t>
-      </w:r>
-      <w:r>
-        <w:t xml:space="preserve">alternative to matched dichotomies, which lose power and admit selection</w:t>
-      </w:r>
-      <w:r>
-        <w:t xml:space="preserve"> </w:t>
-      </w:r>
-      <w:r>
-        <w:t xml:space="preserve">artefacts</w:t>
-      </w:r>
-      <w:r>
-        <w:t xml:space="preserve"> </w:t>
-      </w:r>
-      <w:r>
-        <w:t xml:space="preserve">(Kuperman, 2015; Liben-Nowell et al., 2019)</w:t>
-      </w:r>
-      <w:r>
-        <w:t xml:space="preserve">; the datasheet reports</w:t>
-      </w:r>
-      <w:r>
-        <w:t xml:space="preserve"> </w:t>
-      </w:r>
-      <w:r>
-        <w:t xml:space="preserve">the realised span, the predictor-control correlations and a suggested regression</w:t>
-      </w:r>
-      <w:r>
-        <w:t xml:space="preserve"> </w:t>
-      </w:r>
-      <w:r>
-        <w:t xml:space="preserve">model.</w:t>
+        <w:t xml:space="preserve">Second, every remaining condition is matched to the anchor item by item. Each</w:t>
+      </w:r>
+      <w:r>
+        <w:t xml:space="preserve"> </w:t>
+      </w:r>
+      <w:r>
+        <w:t xml:space="preserve">dimension is standardised on the mean and sample standard deviation of the whole</w:t>
+      </w:r>
+      <w:r>
+        <w:t xml:space="preserve"> </w:t>
+      </w:r>
+      <w:r>
+        <w:t xml:space="preserve">candidate pool rather than of a single condition, so one scaling serves every</w:t>
+      </w:r>
+      <w:r>
+        <w:t xml:space="preserve"> </w:t>
+      </w:r>
+      <w:r>
+        <w:t xml:space="preserve">comparison. The standardised Euclidean distance from each candidate to the</w:t>
+      </w:r>
+      <w:r>
+        <w:t xml:space="preserve"> </w:t>
+      </w:r>
+      <w:r>
+        <w:t xml:space="preserve">target item is then computed and rounded to nine decimal places, which absorbs</w:t>
+      </w:r>
+      <w:r>
+        <w:t xml:space="preserve"> </w:t>
+      </w:r>
+      <w:r>
+        <w:t xml:space="preserve">the last-bit differences between the two language runtimes, and the nearest</w:t>
+      </w:r>
+      <w:r>
+        <w:t xml:space="preserve"> </w:t>
+      </w:r>
+      <w:r>
+        <w:t xml:space="preserve">candidate not yet taken is assigned, with ties broken by the UTF-8 bytes of the</w:t>
+      </w:r>
+      <w:r>
+        <w:t xml:space="preserve"> </w:t>
+      </w:r>
+      <w:r>
+        <w:t xml:space="preserve">word. A word assigned in one condition is withdrawn from every later one, so no</w:t>
+      </w:r>
+      <w:r>
+        <w:t xml:space="preserve"> </w:t>
+      </w:r>
+      <w:r>
+        <w:t xml:space="preserve">word appears twice. Because no random number generator is used and string</w:t>
+      </w:r>
+      <w:r>
+        <w:t xml:space="preserve"> </w:t>
+      </w:r>
+      <w:r>
+        <w:t xml:space="preserve">comparisons are performed in byte order in both engines, the R and Python</w:t>
+      </w:r>
+      <w:r>
+        <w:t xml:space="preserve"> </w:t>
+      </w:r>
+      <w:r>
+        <w:t xml:space="preserve">packages select an identical matched selection from identical input, a parity we</w:t>
+      </w:r>
+      <w:r>
+        <w:t xml:space="preserve"> </w:t>
+      </w:r>
+      <w:r>
+        <w:t xml:space="preserve">verify below.</w:t>
       </w:r>
     </w:p>
     <w:p>
@@ -1910,43 +2182,106 @@
         <w:pStyle w:val="BodyText"/>
       </w:pPr>
       <w:r>
-        <w:t xml:space="preserve">The per-anchor procedure fixes one condition and matches the others to it, which</w:t>
-      </w:r>
-      <w:r>
-        <w:t xml:space="preserve"> </w:t>
-      </w:r>
-      <w:r>
-        <w:t xml:space="preserve">is ideal when the manipulated dimension is statistically independent of the</w:t>
-      </w:r>
-      <w:r>
-        <w:t xml:space="preserve"> </w:t>
-      </w:r>
-      <w:r>
-        <w:t xml:space="preserve">controls. When the manipulation is intrinsically correlated with a control</w:t>
-      </w:r>
-      <w:r>
-        <w:t xml:space="preserve"> </w:t>
-      </w:r>
-      <w:r>
-        <w:t xml:space="preserve">dimension (as orthographic neighbourhood density is with word length and</w:t>
-      </w:r>
-      <w:r>
-        <w:t xml:space="preserve"> </w:t>
-      </w:r>
-      <w:r>
-        <w:t xml:space="preserve">frequency), fixing one condition first can leave a residual difference on the</w:t>
-      </w:r>
-      <w:r>
-        <w:t xml:space="preserve"> </w:t>
-      </w:r>
-      <w:r>
-        <w:t xml:space="preserve">control, because the anchor items need not have close counterparts in the other</w:t>
-      </w:r>
-      <w:r>
-        <w:t xml:space="preserve"> </w:t>
-      </w:r>
-      <w:r>
-        <w:t xml:space="preserve">condition. For such designs</w:t>
+        <w:t xml:space="preserve">Two further matching methods can be selected when a design needs them. A</w:t>
+      </w:r>
+      <w:r>
+        <w:t xml:space="preserve"> </w:t>
+      </w:r>
+      <w:r>
+        <w:t xml:space="preserve">covariance-aware (Mahalanobis) distance replaces the standardised Euclidean metric</w:t>
+      </w:r>
+      <w:r>
+        <w:t xml:space="preserve"> </w:t>
+      </w:r>
+      <w:r>
+        <w:t xml:space="preserve">with one weighted by the inverse of the control dimensions’ correlation matrix, so</w:t>
+      </w:r>
+      <w:r>
+        <w:t xml:space="preserve"> </w:t>
+      </w:r>
+      <w:r>
+        <w:t xml:space="preserve">it down-weights dimensions that are correlated, such as length and orthographic</w:t>
+      </w:r>
+      <w:r>
+        <w:t xml:space="preserve"> </w:t>
+      </w:r>
+      <w:r>
+        <w:t xml:space="preserve">neighbourhood, rather than counting their shared variance more than once</w:t>
+      </w:r>
+      <w:r>
+        <w:t xml:space="preserve"> </w:t>
+      </w:r>
+      <w:r>
+        <w:t xml:space="preserve">(Rubin, 1980; Stuart, 2010)</w:t>
+      </w:r>
+      <w:r>
+        <w:t xml:space="preserve">. A globally optimal assignment, for a</w:t>
+      </w:r>
+      <w:r>
+        <w:t xml:space="preserve"> </w:t>
+      </w:r>
+      <w:r>
+        <w:t xml:space="preserve">two-condition design, minimises the total distance over the whole pairing instead</w:t>
+      </w:r>
+      <w:r>
+        <w:t xml:space="preserve"> </w:t>
+      </w:r>
+      <w:r>
+        <w:t xml:space="preserve">of taking the locally cheapest pair at each step</w:t>
+      </w:r>
+      <w:r>
+        <w:t xml:space="preserve"> </w:t>
+      </w:r>
+      <w:r>
+        <w:t xml:space="preserve">(Gu &amp; Rosenbaum, 1993; Hansen &amp; Klopfer, 2006)</w:t>
+      </w:r>
+      <w:r>
+        <w:t xml:space="preserve">. Both rely on a linear-algebra routine (a matrix inverse and</w:t>
+      </w:r>
+      <w:r>
+        <w:t xml:space="preserve"> </w:t>
+      </w:r>
+      <w:r>
+        <w:t xml:space="preserve">an assignment solver respectively) whose last bits differ between the R and</w:t>
+      </w:r>
+      <w:r>
+        <w:t xml:space="preserve"> </w:t>
+      </w:r>
+      <w:r>
+        <w:t xml:space="preserve">Python backends, so on these two methods the engines select equivalent but not</w:t>
+      </w:r>
+      <w:r>
+        <w:t xml:space="preserve"> </w:t>
+      </w:r>
+      <w:r>
+        <w:t xml:space="preserve">byte-identical materials; each datasheet records which case applies. The optimal</w:t>
+      </w:r>
+      <w:r>
+        <w:t xml:space="preserve"> </w:t>
+      </w:r>
+      <w:r>
+        <w:t xml:space="preserve">method also carries a dependency the other methods do not. In R its assignment</w:t>
+      </w:r>
+      <w:r>
+        <w:t xml:space="preserve"> </w:t>
+      </w:r>
+      <w:r>
+        <w:t xml:space="preserve">solver comes from the suggested package</w:t>
+      </w:r>
+      <w:r>
+        <w:t xml:space="preserve"> </w:t>
+      </w:r>
+      <w:r>
+        <w:t xml:space="preserve">‘clue’</w:t>
+      </w:r>
+      <w:r>
+        <w:t xml:space="preserve">, installed on demand rather than</w:t>
+      </w:r>
+      <w:r>
+        <w:t xml:space="preserve"> </w:t>
+      </w:r>
+      <w:r>
+        <w:t xml:space="preserve">alongside</w:t>
       </w:r>
       <w:r>
         <w:t xml:space="preserve"> </w:t>
@@ -1955,43 +2290,30 @@
         <w:t xml:space="preserve">‘lexsync’</w:t>
       </w:r>
       <w:r>
-        <w:t xml:space="preserve"> </w:t>
-      </w:r>
-      <w:r>
-        <w:t xml:space="preserve">offers a</w:t>
-      </w:r>
-      <w:r>
-        <w:t xml:space="preserve"> </w:t>
-      </w:r>
-      <w:r>
-        <w:rPr>
-          <w:rStyle w:val="VerbatimChar"/>
-        </w:rPr>
-        <w:t xml:space="preserve">joint</w:t>
-      </w:r>
-      <w:r>
-        <w:t xml:space="preserve"> </w:t>
-      </w:r>
-      <w:r>
-        <w:t xml:space="preserve">matching method, selected</w:t>
-      </w:r>
-      <w:r>
-        <w:t xml:space="preserve"> </w:t>
-      </w:r>
-      <w:r>
-        <w:t xml:space="preserve">with a single line in the design configuration. Rather than privileging one</w:t>
-      </w:r>
-      <w:r>
-        <w:t xml:space="preserve"> </w:t>
-      </w:r>
-      <w:r>
-        <w:t xml:space="preserve">condition, it scores every cross-condition pair on the standardised control</w:t>
-      </w:r>
-      <w:r>
-        <w:t xml:space="preserve"> </w:t>
-      </w:r>
-      <w:r>
-        <w:t xml:space="preserve">dimensions and greedily retains the</w:t>
+        <w:t xml:space="preserve">, and in Python from</w:t>
+      </w:r>
+      <w:r>
+        <w:t xml:space="preserve"> </w:t>
+      </w:r>
+      <w:r>
+        <w:t xml:space="preserve">‘SciPy’</w:t>
+      </w:r>
+      <w:r>
+        <w:t xml:space="preserve">, which the package already</w:t>
+      </w:r>
+      <w:r>
+        <w:t xml:space="preserve"> </w:t>
+      </w:r>
+      <w:r>
+        <w:t xml:space="preserve">requires.</w:t>
+      </w:r>
+    </w:p>
+    <w:p>
+      <w:pPr>
+        <w:pStyle w:val="BodyText"/>
+      </w:pPr>
+      <w:r>
+        <w:t xml:space="preserve">A design may also be declared</w:t>
       </w:r>
       <w:r>
         <w:t xml:space="preserve"> </w:t>
@@ -2001,6 +2323,180 @@
           <w:i/>
           <w:iCs/>
         </w:rPr>
+        <w:t xml:space="preserve">continuous</w:t>
+      </w:r>
+      <w:r>
+        <w:t xml:space="preserve"> </w:t>
+      </w:r>
+      <w:r>
+        <w:t xml:space="preserve">rather than dichotomised. Instead of</w:t>
+      </w:r>
+      <w:r>
+        <w:t xml:space="preserve"> </w:t>
+      </w:r>
+      <w:r>
+        <w:t xml:space="preserve">splitting a variable into conditions and matching,</w:t>
+      </w:r>
+      <w:r>
+        <w:t xml:space="preserve"> </w:t>
+      </w:r>
+      <w:r>
+        <w:t xml:space="preserve">‘lexsync’</w:t>
+      </w:r>
+      <w:r>
+        <w:t xml:space="preserve"> </w:t>
+      </w:r>
+      <w:r>
+        <w:t xml:space="preserve">selects a set that</w:t>
+      </w:r>
+      <w:r>
+        <w:t xml:space="preserve"> </w:t>
+      </w:r>
+      <w:r>
+        <w:t xml:space="preserve">spans the variable’s range evenly while holding the control dimensions</w:t>
+      </w:r>
+      <w:r>
+        <w:t xml:space="preserve"> </w:t>
+      </w:r>
+      <w:r>
+        <w:t xml:space="preserve">near-constant, so the variable stays continuous and is analysed by regression or a</w:t>
+      </w:r>
+      <w:r>
+        <w:t xml:space="preserve"> </w:t>
+      </w:r>
+      <w:r>
+        <w:t xml:space="preserve">mixed model rather than a between-condition contrast. This is the recommended</w:t>
+      </w:r>
+      <w:r>
+        <w:t xml:space="preserve"> </w:t>
+      </w:r>
+      <w:r>
+        <w:t xml:space="preserve">alternative to matched dichotomies, which lose power and admit selection</w:t>
+      </w:r>
+      <w:r>
+        <w:t xml:space="preserve"> </w:t>
+      </w:r>
+      <w:r>
+        <w:t xml:space="preserve">artefacts</w:t>
+      </w:r>
+      <w:r>
+        <w:t xml:space="preserve"> </w:t>
+      </w:r>
+      <w:r>
+        <w:t xml:space="preserve">(Kuperman, 2015; Liben-Nowell et al., 2019)</w:t>
+      </w:r>
+      <w:r>
+        <w:t xml:space="preserve">. For a continuous</w:t>
+      </w:r>
+      <w:r>
+        <w:t xml:space="preserve"> </w:t>
+      </w:r>
+      <w:r>
+        <w:t xml:space="preserve">design the datasheet reports the realised span, the predictor-control</w:t>
+      </w:r>
+      <w:r>
+        <w:t xml:space="preserve"> </w:t>
+      </w:r>
+      <w:r>
+        <w:t xml:space="preserve">correlations and a suggested regression model.</w:t>
+      </w:r>
+    </w:p>
+    <w:p>
+      <w:pPr>
+        <w:pStyle w:val="BodyText"/>
+      </w:pPr>
+      <w:r>
+        <w:t xml:space="preserve">The per-anchor procedure fixes one condition and matches the others to it, which</w:t>
+      </w:r>
+      <w:r>
+        <w:t xml:space="preserve"> </w:t>
+      </w:r>
+      <w:r>
+        <w:t xml:space="preserve">is ideal when the manipulated dimension is statistically independent of the</w:t>
+      </w:r>
+      <w:r>
+        <w:t xml:space="preserve"> </w:t>
+      </w:r>
+      <w:r>
+        <w:t xml:space="preserve">controls. When the manipulation is intrinsically correlated with a control</w:t>
+      </w:r>
+      <w:r>
+        <w:t xml:space="preserve"> </w:t>
+      </w:r>
+      <w:r>
+        <w:t xml:space="preserve">dimension (as orthographic neighbourhood density is with word length and</w:t>
+      </w:r>
+      <w:r>
+        <w:t xml:space="preserve"> </w:t>
+      </w:r>
+      <w:r>
+        <w:t xml:space="preserve">frequency), fixing one condition first can leave a residual difference on the</w:t>
+      </w:r>
+      <w:r>
+        <w:t xml:space="preserve"> </w:t>
+      </w:r>
+      <w:r>
+        <w:t xml:space="preserve">control, because the anchor items need not have close counterparts in the other</w:t>
+      </w:r>
+      <w:r>
+        <w:t xml:space="preserve"> </w:t>
+      </w:r>
+      <w:r>
+        <w:t xml:space="preserve">condition. For such designs</w:t>
+      </w:r>
+      <w:r>
+        <w:t xml:space="preserve"> </w:t>
+      </w:r>
+      <w:r>
+        <w:t xml:space="preserve">‘lexsync’</w:t>
+      </w:r>
+      <w:r>
+        <w:t xml:space="preserve"> </w:t>
+      </w:r>
+      <w:r>
+        <w:t xml:space="preserve">offers a</w:t>
+      </w:r>
+      <w:r>
+        <w:t xml:space="preserve"> </w:t>
+      </w:r>
+      <w:r>
+        <w:rPr>
+          <w:rStyle w:val="VerbatimChar"/>
+        </w:rPr>
+        <w:t xml:space="preserve">joint</w:t>
+      </w:r>
+      <w:r>
+        <w:t xml:space="preserve"> </w:t>
+      </w:r>
+      <w:r>
+        <w:t xml:space="preserve">matching method, selected</w:t>
+      </w:r>
+      <w:r>
+        <w:t xml:space="preserve"> </w:t>
+      </w:r>
+      <w:r>
+        <w:t xml:space="preserve">with a single line in the design configuration. Rather than privileging one</w:t>
+      </w:r>
+      <w:r>
+        <w:t xml:space="preserve"> </w:t>
+      </w:r>
+      <w:r>
+        <w:t xml:space="preserve">condition, it scores cross-condition pairs on the standardised control</w:t>
+      </w:r>
+      <w:r>
+        <w:t xml:space="preserve"> </w:t>
+      </w:r>
+      <w:r>
+        <w:t xml:space="preserve">dimensions and greedily retains the</w:t>
+      </w:r>
+      <w:r>
+        <w:t xml:space="preserve"> </w:t>
+      </w:r>
+      <w:r>
+        <w:rPr>
+          <w:i/>
+          <w:iCs/>
+        </w:rPr>
         <w:t xml:space="preserve">n</w:t>
       </w:r>
       <w:r>
@@ -2013,7 +2509,31 @@
         <w:t xml:space="preserve"> </w:t>
       </w:r>
       <w:r>
-        <w:t xml:space="preserve">that have a close counterpart in the opposite condition are kept. The two</w:t>
+        <w:t xml:space="preserve">that have a close counterpart in the opposite condition are kept. To keep the</w:t>
+      </w:r>
+      <w:r>
+        <w:t xml:space="preserve"> </w:t>
+      </w:r>
+      <w:r>
+        <w:t xml:space="preserve">pair matrix tractable, each condition’s candidate set is first reduced, in turn,</w:t>
+      </w:r>
+      <w:r>
+        <w:t xml:space="preserve"> </w:t>
+      </w:r>
+      <w:r>
+        <w:t xml:space="preserve">to the 1,200 items closest to the other condition’s centroid in standardised</w:t>
+      </w:r>
+      <w:r>
+        <w:t xml:space="preserve"> </w:t>
+      </w:r>
+      <w:r>
+        <w:t xml:space="preserve">space. In both neighbourhood demonstrations below at least one condition’s</w:t>
+      </w:r>
+      <w:r>
+        <w:t xml:space="preserve"> </w:t>
+      </w:r>
+      <w:r>
+        <w:t xml:space="preserve">candidate set is larger than that, so the reduction is active in them. The two</w:t>
       </w:r>
       <w:r>
         <w:t xml:space="preserve"> </w:t>
@@ -2127,43 +2647,73 @@
         <w:t xml:space="preserve"> </w:t>
       </w:r>
       <w:r>
-        <w:t xml:space="preserve">No random-number generator is involved anywhere in the package, so there is no</w:t>
-      </w:r>
-      <w:r>
-        <w:t xml:space="preserve"> </w:t>
-      </w:r>
-      <w:r>
-        <w:t xml:space="preserve">generator state to save or restore. The permutation is uniform, which is what</w:t>
-      </w:r>
-      <w:r>
-        <w:t xml:space="preserve"> </w:t>
-      </w:r>
-      <w:r>
-        <w:t xml:space="preserve">makes it a legitimate randomisation rather than a merely reproducible one: over</w:t>
-      </w:r>
-      <w:r>
-        <w:t xml:space="preserve"> </w:t>
-      </w:r>
-      <w:r>
-        <w:t xml:space="preserve">a range of seeds, each item’s mean serial position sits at the centre of its</w:t>
-      </w:r>
-      <w:r>
-        <w:t xml:space="preserve"> </w:t>
-      </w:r>
-      <w:r>
-        <w:t xml:space="preserve">list and each item reaches every position about equally often, a property the</w:t>
-      </w:r>
-      <w:r>
-        <w:t xml:space="preserve"> </w:t>
-      </w:r>
-      <w:r>
-        <w:t xml:space="preserve">test suite pins. A design may also</w:t>
-      </w:r>
-      <w:r>
-        <w:t xml:space="preserve"> </w:t>
-      </w:r>
-      <w:r>
-        <w:t xml:space="preserve">request</w:t>
+        <w:t xml:space="preserve">Nothing in the ordering consults the machine, since the digest and the byte-order</w:t>
+      </w:r>
+      <w:r>
+        <w:t xml:space="preserve"> </w:t>
+      </w:r>
+      <w:r>
+        <w:t xml:space="preserve">sort that ranks trials by it are fixed by the specification rather than by the</w:t>
+      </w:r>
+      <w:r>
+        <w:t xml:space="preserve"> </w:t>
+      </w:r>
+      <w:r>
+        <w:t xml:space="preserve">local toolchain. That is checked rather than assumed. The parity suite runs on</w:t>
+      </w:r>
+      <w:r>
+        <w:t xml:space="preserve"> </w:t>
+      </w:r>
+      <w:r>
+        <w:t xml:space="preserve">Linux, macOS and Windows, and on every push and pull request continuous</w:t>
+      </w:r>
+      <w:r>
+        <w:t xml:space="preserve"> </w:t>
+      </w:r>
+      <w:r>
+        <w:t xml:space="preserve">integration generates the experiments with each engine in turn and fails if any</w:t>
+      </w:r>
+      <w:r>
+        <w:t xml:space="preserve"> </w:t>
+      </w:r>
+      <w:r>
+        <w:t xml:space="preserve">file differs. No random-number generator is involved anywhere in the package, so</w:t>
+      </w:r>
+      <w:r>
+        <w:t xml:space="preserve"> </w:t>
+      </w:r>
+      <w:r>
+        <w:t xml:space="preserve">there is no generator state to save or restore. The permutation is uniform,</w:t>
+      </w:r>
+      <w:r>
+        <w:t xml:space="preserve"> </w:t>
+      </w:r>
+      <w:r>
+        <w:t xml:space="preserve">which makes it a legitimate randomisation and not merely a reproducible one.</w:t>
+      </w:r>
+      <w:r>
+        <w:t xml:space="preserve"> </w:t>
+      </w:r>
+      <w:r>
+        <w:t xml:space="preserve">Over a range of seeds each item’s mean serial position sits at the centre of its</w:t>
+      </w:r>
+      <w:r>
+        <w:t xml:space="preserve"> </w:t>
+      </w:r>
+      <w:r>
+        <w:t xml:space="preserve">list, and each item reaches every position about equally often. The test suite</w:t>
+      </w:r>
+      <w:r>
+        <w:t xml:space="preserve"> </w:t>
+      </w:r>
+      <w:r>
+        <w:t xml:space="preserve">checks the centring and that every item reaches first place at some seed. A</w:t>
+      </w:r>
+      <w:r>
+        <w:t xml:space="preserve"> </w:t>
+      </w:r>
+      <w:r>
+        <w:t xml:space="preserve">design may also request</w:t>
       </w:r>
       <w:r>
         <w:t xml:space="preserve"> </w:t>
@@ -2176,25 +2726,31 @@
         <w:t xml:space="preserve">resampling</w:t>
       </w:r>
       <w:r>
-        <w:t xml:space="preserve">: several disjoint matched item sets are drawn, no item reused</w:t>
-      </w:r>
-      <w:r>
-        <w:t xml:space="preserve"> </w:t>
-      </w:r>
-      <w:r>
-        <w:t xml:space="preserve">across them, so a study can run a different item sample per participant group or</w:t>
-      </w:r>
-      <w:r>
-        <w:t xml:space="preserve"> </w:t>
-      </w:r>
-      <w:r>
-        <w:t xml:space="preserve">demonstrate an effect across samples, operationalising the long-standing</w:t>
-      </w:r>
-      <w:r>
-        <w:t xml:space="preserve"> </w:t>
-      </w:r>
-      <w:r>
-        <w:t xml:space="preserve">recommendation to treat items as a random factor rather than a fixed set</w:t>
+        <w:t xml:space="preserve">: several disjoint matched item sets are</w:t>
+      </w:r>
+      <w:r>
+        <w:t xml:space="preserve"> </w:t>
+      </w:r>
+      <w:r>
+        <w:t xml:space="preserve">drawn, no item reused across them, so a study can run a different item sample per</w:t>
+      </w:r>
+      <w:r>
+        <w:t xml:space="preserve"> </w:t>
+      </w:r>
+      <w:r>
+        <w:t xml:space="preserve">participant group or demonstrate an effect across samples rather than resting on</w:t>
+      </w:r>
+      <w:r>
+        <w:t xml:space="preserve"> </w:t>
+      </w:r>
+      <w:r>
+        <w:t xml:space="preserve">a single fixed set of items. Generalising beyond the particular items shown is a</w:t>
+      </w:r>
+      <w:r>
+        <w:t xml:space="preserve"> </w:t>
+      </w:r>
+      <w:r>
+        <w:t xml:space="preserve">long-standing concern</w:t>
       </w:r>
       <w:r>
         <w:t xml:space="preserve"> </w:t>
@@ -2266,97 +2822,279 @@
         <w:t xml:space="preserve">d</w:t>
       </w:r>
       <w:r>
-        <w:t xml:space="preserve">) between conditions,</w:t>
-      </w:r>
-      <w:r>
-        <w:t xml:space="preserve"> </w:t>
-      </w:r>
-      <w:r>
-        <w:t xml:space="preserve">together with a 90% confidence interval on that difference. This ordering is a</w:t>
-      </w:r>
-      <w:r>
-        <w:t xml:space="preserve"> </w:t>
-      </w:r>
-      <w:r>
-        <w:t xml:space="preserve">considered response to a common error in nuisance control: treating a</w:t>
-      </w:r>
-      <w:r>
-        <w:t xml:space="preserve"> </w:t>
-      </w:r>
-      <w:r>
-        <w:t xml:space="preserve">non-significant difference test as proof that a variable is matched</w:t>
-      </w:r>
-      <w:r>
-        <w:t xml:space="preserve"> </w:t>
-      </w:r>
-      <w:r>
-        <w:t xml:space="preserve">(Sassenhagen &amp; Alday, 2016)</w:t>
-      </w:r>
-      <w:r>
-        <w:t xml:space="preserve">. A non-significant test is not evidence of equivalence,</w:t>
-      </w:r>
-      <w:r>
-        <w:t xml:space="preserve"> </w:t>
-      </w:r>
-      <w:r>
-        <w:t xml:space="preserve">and whether a real difference reaches significance depends on the number of items,</w:t>
-      </w:r>
-      <w:r>
-        <w:t xml:space="preserve"> </w:t>
-      </w:r>
-      <w:r>
-        <w:t xml:space="preserve">so the conclusion</w:t>
-      </w:r>
-      <w:r>
-        <w:t xml:space="preserve"> </w:t>
-      </w:r>
-      <w:r>
-        <w:t xml:space="preserve">“matched”</w:t>
-      </w:r>
-      <w:r>
-        <w:t xml:space="preserve"> </w:t>
-      </w:r>
-      <w:r>
-        <w:t xml:space="preserve">can be manufactured by using few items. The</w:t>
-      </w:r>
-      <w:r>
-        <w:t xml:space="preserve"> </w:t>
-      </w:r>
-      <w:r>
-        <w:t xml:space="preserve">standardised mean difference is, by contrast, a direct measure of the realised</w:t>
-      </w:r>
-      <w:r>
-        <w:t xml:space="preserve"> </w:t>
-      </w:r>
-      <w:r>
-        <w:t xml:space="preserve">imbalance, and its confidence interval makes the sampling uncertainty (and hence</w:t>
-      </w:r>
-      <w:r>
-        <w:t xml:space="preserve"> </w:t>
-      </w:r>
-      <w:r>
-        <w:t xml:space="preserve">the dependence on the number of items) explicit. With few items the interval is</w:t>
-      </w:r>
-      <w:r>
-        <w:t xml:space="preserve"> </w:t>
-      </w:r>
-      <w:r>
-        <w:t xml:space="preserve">wide, so a small point estimate cannot be over-read, and the upper limit of the</w:t>
-      </w:r>
-      <w:r>
-        <w:t xml:space="preserve"> </w:t>
-      </w:r>
-      <w:r>
-        <w:t xml:space="preserve">interval on |</w:t>
+        <w:t xml:space="preserve">, the anchor</w:t>
+      </w:r>
+      <w:r>
+        <w:t xml:space="preserve"> </w:t>
+      </w:r>
+      <w:r>
+        <w:t xml:space="preserve">condition minus the comparison condition over their pooled standard deviation),</w:t>
+      </w:r>
+      <w:r>
+        <w:t xml:space="preserve"> </w:t>
+      </w:r>
+      <w:r>
+        <w:t xml:space="preserve">together with a 90% confidence interval on that difference. The interval is the</w:t>
+      </w:r>
+      <w:r>
+        <w:t xml:space="preserve"> </w:t>
+      </w:r>
+      <w:r>
+        <w:t xml:space="preserve">ordinary</w:t>
+      </w:r>
+      <w:r>
+        <w:t xml:space="preserve"> </w:t>
       </w:r>
       <w:r>
         <w:rPr>
           <w:i/>
           <w:iCs/>
         </w:rPr>
+        <w:t xml:space="preserve">t</w:t>
+      </w:r>
+      <w:r>
+        <w:t xml:space="preserve"> </w:t>
+      </w:r>
+      <w:r>
+        <w:t xml:space="preserve">interval on the raw mean difference, re-expressed in pooled standard</w:t>
+      </w:r>
+      <w:r>
+        <w:t xml:space="preserve"> </w:t>
+      </w:r>
+      <w:r>
+        <w:t xml:space="preserve">deviations. Its half-width is the .95 quantile of</w:t>
+      </w:r>
+      <w:r>
+        <w:t xml:space="preserve"> </w:t>
+      </w:r>
+      <w:r>
+        <w:rPr>
+          <w:i/>
+          <w:iCs/>
+        </w:rPr>
+        <w:t xml:space="preserve">t</w:t>
+      </w:r>
+      <w:r>
+        <w:t xml:space="preserve"> </w:t>
+      </w:r>
+      <w:r>
+        <w:t xml:space="preserve">on</w:t>
+      </w:r>
+      <w:r>
+        <w:t xml:space="preserve"> </w:t>
+      </w:r>
+      <w:r>
+        <w:rPr>
+          <w:i/>
+          <w:iCs/>
+        </w:rPr>
+        <w:t xml:space="preserve">n</w:t>
+      </w:r>
+      <w:r>
+        <w:rPr>
+          <w:vertAlign w:val="subscript"/>
+        </w:rPr>
+        <w:t xml:space="preserve">1</w:t>
+      </w:r>
+      <w:r>
+        <w:t xml:space="preserve"> </w:t>
+      </w:r>
+      <w:r>
+        <w:t xml:space="preserve">+</w:t>
+      </w:r>
+      <w:r>
+        <w:t xml:space="preserve"> </w:t>
+      </w:r>
+      <w:r>
+        <w:rPr>
+          <w:i/>
+          <w:iCs/>
+        </w:rPr>
+        <w:t xml:space="preserve">n</w:t>
+      </w:r>
+      <w:r>
+        <w:rPr>
+          <w:vertAlign w:val="subscript"/>
+        </w:rPr>
+        <w:t xml:space="preserve">2</w:t>
+      </w:r>
+      <w:r>
+        <w:t xml:space="preserve"> </w:t>
+      </w:r>
+      <w:r>
+        <w:t xml:space="preserve">− 2</w:t>
+      </w:r>
+      <w:r>
+        <w:t xml:space="preserve"> </w:t>
+      </w:r>
+      <w:r>
+        <w:t xml:space="preserve">degrees of freedom, times the square root of 1/</w:t>
+      </w:r>
+      <w:r>
+        <w:rPr>
+          <w:i/>
+          <w:iCs/>
+        </w:rPr>
+        <w:t xml:space="preserve">n</w:t>
+      </w:r>
+      <w:r>
+        <w:rPr>
+          <w:vertAlign w:val="subscript"/>
+        </w:rPr>
+        <w:t xml:space="preserve">1</w:t>
+      </w:r>
+      <w:r>
+        <w:t xml:space="preserve"> </w:t>
+      </w:r>
+      <w:r>
+        <w:t xml:space="preserve">+ 1/</w:t>
+      </w:r>
+      <w:r>
+        <w:rPr>
+          <w:i/>
+          <w:iCs/>
+        </w:rPr>
+        <w:t xml:space="preserve">n</w:t>
+      </w:r>
+      <w:r>
+        <w:rPr>
+          <w:vertAlign w:val="subscript"/>
+        </w:rPr>
+        <w:t xml:space="preserve">2</w:t>
+      </w:r>
+      <w:r>
+        <w:t xml:space="preserve">, so it carries</w:t>
+      </w:r>
+      <w:r>
+        <w:t xml:space="preserve"> </w:t>
+      </w:r>
+      <w:r>
+        <w:t xml:space="preserve">the sampling uncertainty of the two means but not that of the pooled standard</w:t>
+      </w:r>
+      <w:r>
+        <w:t xml:space="preserve"> </w:t>
+      </w:r>
+      <w:r>
+        <w:t xml:space="preserve">deviation, and it is therefore not the non-central</w:t>
+      </w:r>
+      <w:r>
+        <w:t xml:space="preserve"> </w:t>
+      </w:r>
+      <w:r>
+        <w:rPr>
+          <w:i/>
+          <w:iCs/>
+        </w:rPr>
+        <w:t xml:space="preserve">t</w:t>
+      </w:r>
+      <w:r>
+        <w:t xml:space="preserve"> </w:t>
+      </w:r>
+      <w:r>
+        <w:t xml:space="preserve">interval sometimes used</w:t>
+      </w:r>
+      <w:r>
+        <w:t xml:space="preserve"> </w:t>
+      </w:r>
+      <w:r>
+        <w:t xml:space="preserve">for</w:t>
+      </w:r>
+      <w:r>
+        <w:t xml:space="preserve"> </w:t>
+      </w:r>
+      <w:r>
+        <w:rPr>
+          <w:i/>
+          <w:iCs/>
+        </w:rPr>
         <w:t xml:space="preserve">d</w:t>
       </w:r>
       <w:r>
+        <w:t xml:space="preserve">. This ordering is a</w:t>
+      </w:r>
+      <w:r>
+        <w:t xml:space="preserve"> </w:t>
+      </w:r>
+      <w:r>
+        <w:t xml:space="preserve">considered response to a common error in nuisance control: treating a</w:t>
+      </w:r>
+      <w:r>
+        <w:t xml:space="preserve"> </w:t>
+      </w:r>
+      <w:r>
+        <w:t xml:space="preserve">non-significant difference test as proof that a variable is matched</w:t>
+      </w:r>
+      <w:r>
+        <w:t xml:space="preserve"> </w:t>
+      </w:r>
+      <w:r>
+        <w:t xml:space="preserve">(Sassenhagen &amp; Alday, 2016)</w:t>
+      </w:r>
+      <w:r>
+        <w:t xml:space="preserve">. A non-significant test is not evidence of equivalence,</w:t>
+      </w:r>
+      <w:r>
+        <w:t xml:space="preserve"> </w:t>
+      </w:r>
+      <w:r>
+        <w:t xml:space="preserve">and whether a real difference reaches significance depends on the number of items,</w:t>
+      </w:r>
+      <w:r>
+        <w:t xml:space="preserve"> </w:t>
+      </w:r>
+      <w:r>
+        <w:t xml:space="preserve">so the conclusion</w:t>
+      </w:r>
+      <w:r>
+        <w:t xml:space="preserve"> </w:t>
+      </w:r>
+      <w:r>
+        <w:t xml:space="preserve">“matched”</w:t>
+      </w:r>
+      <w:r>
+        <w:t xml:space="preserve"> </w:t>
+      </w:r>
+      <w:r>
+        <w:t xml:space="preserve">can be manufactured by using few items. The</w:t>
+      </w:r>
+      <w:r>
+        <w:t xml:space="preserve"> </w:t>
+      </w:r>
+      <w:r>
+        <w:t xml:space="preserve">standardised mean difference is, by contrast, a direct measure of the realised</w:t>
+      </w:r>
+      <w:r>
+        <w:t xml:space="preserve"> </w:t>
+      </w:r>
+      <w:r>
+        <w:t xml:space="preserve">imbalance, and its confidence interval makes the sampling uncertainty (and hence</w:t>
+      </w:r>
+      <w:r>
+        <w:t xml:space="preserve"> </w:t>
+      </w:r>
+      <w:r>
+        <w:t xml:space="preserve">the dependence on the number of items) explicit. With few items the interval is</w:t>
+      </w:r>
+      <w:r>
+        <w:t xml:space="preserve"> </w:t>
+      </w:r>
+      <w:r>
+        <w:t xml:space="preserve">wide, so a small point estimate cannot be over-read, and the upper limit of the</w:t>
+      </w:r>
+      <w:r>
+        <w:t xml:space="preserve"> </w:t>
+      </w:r>
+      <w:r>
+        <w:t xml:space="preserve">interval on |</w:t>
+      </w:r>
+      <w:r>
+        <w:rPr>
+          <w:i/>
+          <w:iCs/>
+        </w:rPr>
+        <w:t xml:space="preserve">d</w:t>
+      </w:r>
+      <w:r>
         <w:t xml:space="preserve">| is the largest imbalance still consistent with the chosen</w:t>
       </w:r>
       <w:r>
@@ -2375,37 +3113,43 @@
         <w:t xml:space="preserve"> </w:t>
       </w:r>
       <w:r>
-        <w:t xml:space="preserve">as a complementary, bound-referenced verdict; the 90%</w:t>
-      </w:r>
-      <w:r>
-        <w:t xml:space="preserve"> </w:t>
-      </w:r>
-      <w:r>
-        <w:t xml:space="preserve">interval is exactly the interval whose lying inside the bound corresponds to a</w:t>
-      </w:r>
-      <w:r>
-        <w:t xml:space="preserve"> </w:t>
-      </w:r>
-      <w:r>
-        <w:t xml:space="preserve">TOST at the .05 level, so the two are coherent and the interval is the more</w:t>
-      </w:r>
-      <w:r>
-        <w:t xml:space="preserve"> </w:t>
-      </w:r>
-      <w:r>
-        <w:t xml:space="preserve">transparent of the pair. Together they make the realised control explicit, in the</w:t>
-      </w:r>
-      <w:r>
-        <w:t xml:space="preserve"> </w:t>
-      </w:r>
-      <w:r>
-        <w:t xml:space="preserve">spirit of the original workflow’s balance checks, and the run log makes a run</w:t>
-      </w:r>
-      <w:r>
-        <w:t xml:space="preserve"> </w:t>
-      </w:r>
-      <w:r>
-        <w:t xml:space="preserve">auditable.</w:t>
+        <w:t xml:space="preserve">as a complementary verdict against the schema’s bound of</w:t>
+      </w:r>
+      <w:r>
+        <w:t xml:space="preserve"> </w:t>
+      </w:r>
+      <w:r>
+        <w:t xml:space="preserve">0.5 pooled standard deviations. A 90% interval falling entirely within that bound</w:t>
+      </w:r>
+      <w:r>
+        <w:t xml:space="preserve"> </w:t>
+      </w:r>
+      <w:r>
+        <w:t xml:space="preserve">is exactly the condition under which a TOST at the .05 level declares</w:t>
+      </w:r>
+      <w:r>
+        <w:t xml:space="preserve"> </w:t>
+      </w:r>
+      <w:r>
+        <w:t xml:space="preserve">equivalence, so the two are coherent, and the interval is the more transparent of</w:t>
+      </w:r>
+      <w:r>
+        <w:t xml:space="preserve"> </w:t>
+      </w:r>
+      <w:r>
+        <w:t xml:space="preserve">the pair. Together they make the realised control explicit, in the spirit of the</w:t>
+      </w:r>
+      <w:r>
+        <w:t xml:space="preserve"> </w:t>
+      </w:r>
+      <w:r>
+        <w:t xml:space="preserve">balance checks that study-specific pipelines perform by hand, and the run log</w:t>
+      </w:r>
+      <w:r>
+        <w:t xml:space="preserve"> </w:t>
+      </w:r>
+      <w:r>
+        <w:t xml:space="preserve">makes a run auditable.</w:t>
       </w:r>
     </w:p>
     <w:p>
@@ -2525,16 +3269,16 @@
         <w:t xml:space="preserve"> </w:t>
       </w:r>
       <w:r>
-        <w:t xml:space="preserve">(Bochynska et al., 2023; Roettger, 2019)</w:t>
-      </w:r>
-      <w:r>
-        <w:t xml:space="preserve">: the materials, the</w:t>
-      </w:r>
-      <w:r>
-        <w:t xml:space="preserve"> </w:t>
-      </w:r>
-      <w:r>
-        <w:t xml:space="preserve">procedure and the record of how they were made travel together.</w:t>
+        <w:t xml:space="preserve">(Bochynska et al., 2023)</w:t>
+      </w:r>
+      <w:r>
+        <w:t xml:space="preserve">: the materials, the procedure and the record</w:t>
+      </w:r>
+      <w:r>
+        <w:t xml:space="preserve"> </w:t>
+      </w:r>
+      <w:r>
+        <w:t xml:space="preserve">of how they were made travel together.</w:t>
       </w:r>
     </w:p>
     <w:bookmarkEnd w:id="13"/>
@@ -2576,7 +3320,7 @@
         <w:t xml:space="preserve"> </w:t>
       </w:r>
       <w:r>
-        <w:t xml:space="preserve">described below. The</w:t>
+        <w:t xml:space="preserve">described below. In the</w:t>
       </w:r>
       <w:r>
         <w:t xml:space="preserve"> </w:t>
@@ -2588,13 +3332,31 @@
         <w:t xml:space="preserve"> </w:t>
       </w:r>
       <w:r>
-        <w:t xml:space="preserve">script binds each onset trigger to the</w:t>
-      </w:r>
-      <w:r>
-        <w:t xml:space="preserve"> </w:t>
-      </w:r>
-      <w:r>
-        <w:t xml:space="preserve">stimulus flip:</w:t>
+        <w:t xml:space="preserve">script a single routine,</w:t>
+      </w:r>
+      <w:r>
+        <w:t xml:space="preserve"> </w:t>
+      </w:r>
+      <w:r>
+        <w:rPr>
+          <w:rStyle w:val="VerbatimChar"/>
+        </w:rPr>
+        <w:t xml:space="preserve">show_frames</w:t>
+      </w:r>
+      <w:r>
+        <w:t xml:space="preserve">, draws</w:t>
+      </w:r>
+      <w:r>
+        <w:t xml:space="preserve"> </w:t>
+      </w:r>
+      <w:r>
+        <w:t xml:space="preserve">every timed event and binds any onset trigger to the flip on which the stimulus</w:t>
+      </w:r>
+      <w:r>
+        <w:t xml:space="preserve"> </w:t>
+      </w:r>
+      <w:r>
+        <w:t xml:space="preserve">first appears:</w:t>
       </w:r>
     </w:p>
     <w:p>
@@ -2603,30 +3365,102 @@
       </w:pPr>
       <w:r>
         <w:rPr>
+          <w:rStyle w:val="KeywordTok"/>
+        </w:rPr>
+        <w:t xml:space="preserve">def</w:t>
+      </w:r>
+      <w:r>
+        <w:rPr>
           <w:rStyle w:val="NormalTok"/>
         </w:rPr>
-        <w:t xml:space="preserve">win.callOnFlip(port.setData, target_trigger)   </w:t>
-      </w:r>
-      <w:r>
-        <w:rPr>
-          <w:rStyle w:val="CommentTok"/>
-        </w:rPr>
-        <w:t xml:space="preserve"># written on the onset flip</w:t>
+        <w:t xml:space="preserve"> show_frames(win, stim, frames, port, trigger):</w:t>
       </w:r>
       <w:r>
         <w:br/>
       </w:r>
       <w:r>
         <w:rPr>
+          <w:rStyle w:val="NormalTok"/>
+        </w:rPr>
+        <w:t xml:space="preserve">    </w:t>
+      </w:r>
+      <w:r>
+        <w:rPr>
           <w:rStyle w:val="ControlFlowTok"/>
         </w:rPr>
+        <w:t xml:space="preserve">if</w:t>
+      </w:r>
+      <w:r>
+        <w:rPr>
+          <w:rStyle w:val="NormalTok"/>
+        </w:rPr>
+        <w:t xml:space="preserve"> trigger </w:t>
+      </w:r>
+      <w:r>
+        <w:rPr>
+          <w:rStyle w:val="KeywordTok"/>
+        </w:rPr>
+        <w:t xml:space="preserve">is</w:t>
+      </w:r>
+      <w:r>
+        <w:rPr>
+          <w:rStyle w:val="NormalTok"/>
+        </w:rPr>
+        <w:t xml:space="preserve"> </w:t>
+      </w:r>
+      <w:r>
+        <w:rPr>
+          <w:rStyle w:val="KeywordTok"/>
+        </w:rPr>
+        <w:t xml:space="preserve">not</w:t>
+      </w:r>
+      <w:r>
+        <w:rPr>
+          <w:rStyle w:val="NormalTok"/>
+        </w:rPr>
+        <w:t xml:space="preserve"> </w:t>
+      </w:r>
+      <w:r>
+        <w:rPr>
+          <w:rStyle w:val="VariableTok"/>
+        </w:rPr>
+        <w:t xml:space="preserve">None</w:t>
+      </w:r>
+      <w:r>
+        <w:rPr>
+          <w:rStyle w:val="NormalTok"/>
+        </w:rPr>
+        <w:t xml:space="preserve">:</w:t>
+      </w:r>
+      <w:r>
+        <w:br/>
+      </w:r>
+      <w:r>
+        <w:rPr>
+          <w:rStyle w:val="NormalTok"/>
+        </w:rPr>
+        <w:t xml:space="preserve">        win.callOnFlip(port.setData, trigger)</w:t>
+      </w:r>
+      <w:r>
+        <w:br/>
+      </w:r>
+      <w:r>
+        <w:rPr>
+          <w:rStyle w:val="NormalTok"/>
+        </w:rPr>
+        <w:t xml:space="preserve">    </w:t>
+      </w:r>
+      <w:r>
+        <w:rPr>
+          <w:rStyle w:val="ControlFlowTok"/>
+        </w:rPr>
         <w:t xml:space="preserve">for</w:t>
       </w:r>
       <w:r>
         <w:rPr>
           <w:rStyle w:val="NormalTok"/>
         </w:rPr>
-        <w:t xml:space="preserve"> frame </w:t>
+        <w:t xml:space="preserve"> f </w:t>
       </w:r>
       <w:r>
         <w:rPr>
@@ -2650,7 +3484,7 @@
         <w:rPr>
           <w:rStyle w:val="NormalTok"/>
         </w:rPr>
-        <w:t xml:space="preserve">(WORD_DURATION_FRAMES):</w:t>
+        <w:t xml:space="preserve">(frames):</w:t>
       </w:r>
       <w:r>
         <w:br/>
@@ -2659,7 +3493,55 @@
         <w:rPr>
           <w:rStyle w:val="NormalTok"/>
         </w:rPr>
-        <w:t xml:space="preserve">    word_stim.draw()</w:t>
+        <w:t xml:space="preserve">        </w:t>
+      </w:r>
+      <w:r>
+        <w:rPr>
+          <w:rStyle w:val="ControlFlowTok"/>
+        </w:rPr>
+        <w:t xml:space="preserve">if</w:t>
+      </w:r>
+      <w:r>
+        <w:rPr>
+          <w:rStyle w:val="NormalTok"/>
+        </w:rPr>
+        <w:t xml:space="preserve"> stim </w:t>
+      </w:r>
+      <w:r>
+        <w:rPr>
+          <w:rStyle w:val="KeywordTok"/>
+        </w:rPr>
+        <w:t xml:space="preserve">is</w:t>
+      </w:r>
+      <w:r>
+        <w:rPr>
+          <w:rStyle w:val="NormalTok"/>
+        </w:rPr>
+        <w:t xml:space="preserve"> </w:t>
+      </w:r>
+      <w:r>
+        <w:rPr>
+          <w:rStyle w:val="KeywordTok"/>
+        </w:rPr>
+        <w:t xml:space="preserve">not</w:t>
+      </w:r>
+      <w:r>
+        <w:rPr>
+          <w:rStyle w:val="NormalTok"/>
+        </w:rPr>
+        <w:t xml:space="preserve"> </w:t>
+      </w:r>
+      <w:r>
+        <w:rPr>
+          <w:rStyle w:val="VariableTok"/>
+        </w:rPr>
+        <w:t xml:space="preserve">None</w:t>
+      </w:r>
+      <w:r>
+        <w:rPr>
+          <w:rStyle w:val="NormalTok"/>
+        </w:rPr>
+        <w:t xml:space="preserve">:</w:t>
       </w:r>
       <w:r>
         <w:br/>
@@ -2668,7 +3550,7 @@
         <w:rPr>
           <w:rStyle w:val="NormalTok"/>
         </w:rPr>
-        <w:t xml:space="preserve">    win.flip()</w:t>
+        <w:t xml:space="preserve">            stim.draw()</w:t>
       </w:r>
       <w:r>
         <w:br/>
@@ -2677,6 +3559,117 @@
         <w:rPr>
           <w:rStyle w:val="NormalTok"/>
         </w:rPr>
+        <w:t xml:space="preserve">        win.flip()</w:t>
+      </w:r>
+      <w:r>
+        <w:br/>
+      </w:r>
+      <w:r>
+        <w:rPr>
+          <w:rStyle w:val="NormalTok"/>
+        </w:rPr>
+        <w:t xml:space="preserve">        </w:t>
+      </w:r>
+      <w:r>
+        <w:rPr>
+          <w:rStyle w:val="ControlFlowTok"/>
+        </w:rPr>
+        <w:t xml:space="preserve">if</w:t>
+      </w:r>
+      <w:r>
+        <w:rPr>
+          <w:rStyle w:val="NormalTok"/>
+        </w:rPr>
+        <w:t xml:space="preserve"> trigger </w:t>
+      </w:r>
+      <w:r>
+        <w:rPr>
+          <w:rStyle w:val="KeywordTok"/>
+        </w:rPr>
+        <w:t xml:space="preserve">is</w:t>
+      </w:r>
+      <w:r>
+        <w:rPr>
+          <w:rStyle w:val="NormalTok"/>
+        </w:rPr>
+        <w:t xml:space="preserve"> </w:t>
+      </w:r>
+      <w:r>
+        <w:rPr>
+          <w:rStyle w:val="KeywordTok"/>
+        </w:rPr>
+        <w:t xml:space="preserve">not</w:t>
+      </w:r>
+      <w:r>
+        <w:rPr>
+          <w:rStyle w:val="NormalTok"/>
+        </w:rPr>
+        <w:t xml:space="preserve"> </w:t>
+      </w:r>
+      <w:r>
+        <w:rPr>
+          <w:rStyle w:val="VariableTok"/>
+        </w:rPr>
+        <w:t xml:space="preserve">None</w:t>
+      </w:r>
+      <w:r>
+        <w:rPr>
+          <w:rStyle w:val="NormalTok"/>
+        </w:rPr>
+        <w:t xml:space="preserve"> </w:t>
+      </w:r>
+      <w:r>
+        <w:rPr>
+          <w:rStyle w:val="KeywordTok"/>
+        </w:rPr>
+        <w:t xml:space="preserve">and</w:t>
+      </w:r>
+      <w:r>
+        <w:rPr>
+          <w:rStyle w:val="NormalTok"/>
+        </w:rPr>
+        <w:t xml:space="preserve"> f </w:t>
+      </w:r>
+      <w:r>
+        <w:rPr>
+          <w:rStyle w:val="OperatorTok"/>
+        </w:rPr>
+        <w:t xml:space="preserve">==</w:t>
+      </w:r>
+      <w:r>
+        <w:rPr>
+          <w:rStyle w:val="NormalTok"/>
+        </w:rPr>
+        <w:t xml:space="preserve"> RESET_AFTER_FRAMES:</w:t>
+      </w:r>
+      <w:r>
+        <w:br/>
+      </w:r>
+      <w:r>
+        <w:rPr>
+          <w:rStyle w:val="NormalTok"/>
+        </w:rPr>
+        <w:t xml:space="preserve">            win.callOnFlip(port.setData, </w:t>
+      </w:r>
+      <w:r>
+        <w:rPr>
+          <w:rStyle w:val="DecValTok"/>
+        </w:rPr>
+        <w:t xml:space="preserve">0</w:t>
+      </w:r>
+      <w:r>
+        <w:rPr>
+          <w:rStyle w:val="NormalTok"/>
+        </w:rPr>
+        <w:t xml:space="preserve">)</w:t>
+      </w:r>
+      <w:r>
+        <w:br/>
+      </w:r>
+      <w:r>
+        <w:rPr>
+          <w:rStyle w:val="NormalTok"/>
+        </w:rPr>
         <w:t xml:space="preserve">    </w:t>
       </w:r>
       <w:r>
@@ -2689,13 +3682,61 @@
         <w:rPr>
           <w:rStyle w:val="NormalTok"/>
         </w:rPr>
-        <w:t xml:space="preserve"> frame </w:t>
+        <w:t xml:space="preserve"> trigger </w:t>
+      </w:r>
+      <w:r>
+        <w:rPr>
+          <w:rStyle w:val="KeywordTok"/>
+        </w:rPr>
+        <w:t xml:space="preserve">is</w:t>
+      </w:r>
+      <w:r>
+        <w:rPr>
+          <w:rStyle w:val="NormalTok"/>
+        </w:rPr>
+        <w:t xml:space="preserve"> </w:t>
+      </w:r>
+      <w:r>
+        <w:rPr>
+          <w:rStyle w:val="KeywordTok"/>
+        </w:rPr>
+        <w:t xml:space="preserve">not</w:t>
+      </w:r>
+      <w:r>
+        <w:rPr>
+          <w:rStyle w:val="NormalTok"/>
+        </w:rPr>
+        <w:t xml:space="preserve"> </w:t>
+      </w:r>
+      <w:r>
+        <w:rPr>
+          <w:rStyle w:val="VariableTok"/>
+        </w:rPr>
+        <w:t xml:space="preserve">None</w:t>
+      </w:r>
+      <w:r>
+        <w:rPr>
+          <w:rStyle w:val="NormalTok"/>
+        </w:rPr>
+        <w:t xml:space="preserve"> </w:t>
+      </w:r>
+      <w:r>
+        <w:rPr>
+          <w:rStyle w:val="KeywordTok"/>
+        </w:rPr>
+        <w:t xml:space="preserve">and</w:t>
+      </w:r>
+      <w:r>
+        <w:rPr>
+          <w:rStyle w:val="NormalTok"/>
+        </w:rPr>
+        <w:t xml:space="preserve"> frames </w:t>
       </w:r>
       <w:r>
         <w:rPr>
           <w:rStyle w:val="OperatorTok"/>
         </w:rPr>
-        <w:t xml:space="preserve">==</w:t>
+        <w:t xml:space="preserve">&lt;=</w:t>
       </w:r>
       <w:r>
         <w:rPr>
@@ -2710,7 +3751,7 @@
         <w:rPr>
           <w:rStyle w:val="NormalTok"/>
         </w:rPr>
-        <w:t xml:space="preserve">        win.callOnFlip(port.setData, </w:t>
+        <w:t xml:space="preserve">        port.setData(</w:t>
       </w:r>
       <w:r>
         <w:rPr>
@@ -2730,6 +3771,41 @@
         <w:pStyle w:val="FirstParagraph"/>
       </w:pPr>
       <w:r>
+        <w:t xml:space="preserve">The code is held for</w:t>
+      </w:r>
+      <w:r>
+        <w:t xml:space="preserve"> </w:t>
+      </w:r>
+      <w:r>
+        <w:rPr>
+          <w:rStyle w:val="VerbatimChar"/>
+        </w:rPr>
+        <w:t xml:space="preserve">triggers.reset_after_frames</w:t>
+      </w:r>
+      <w:r>
+        <w:t xml:space="preserve"> </w:t>
+      </w:r>
+      <w:r>
+        <w:t xml:space="preserve">frames, two by default in the</w:t>
+      </w:r>
+      <w:r>
+        <w:t xml:space="preserve"> </w:t>
+      </w:r>
+      <w:r>
+        <w:t xml:space="preserve">schema, and the reset is itself bound to a flip. An event that does not last</w:t>
+      </w:r>
+      <w:r>
+        <w:t xml:space="preserve"> </w:t>
+      </w:r>
+      <w:r>
+        <w:t xml:space="preserve">beyond that window clears the port directly as it ends.</w:t>
+      </w:r>
+    </w:p>
+    <w:p>
+      <w:pPr>
+        <w:pStyle w:val="BodyText"/>
+      </w:pPr>
+      <w:r>
         <w:t xml:space="preserve">A mock port prints the codes when no parallel-port driver is present, so the</w:t>
       </w:r>
       <w:r>
@@ -2766,13 +3842,13 @@
         <w:t xml:space="preserve">.osexp</w:t>
       </w:r>
       <w:r>
-        <w:t xml:space="preserve">, generated programmatically so that its tab-sensitive format</w:t>
-      </w:r>
-      <w:r>
-        <w:t xml:space="preserve"> </w:t>
-      </w:r>
-      <w:r>
-        <w:t xml:space="preserve">is always valid and modelled on a proven-working experiment from</w:t>
+        <w:t xml:space="preserve">. It is generated programmatically, so its tab-sensitive</w:t>
+      </w:r>
+      <w:r>
+        <w:t xml:space="preserve"> </w:t>
+      </w:r>
+      <w:r>
+        <w:t xml:space="preserve">format is always valid, and it is modelled on a working experiment reported by</w:t>
       </w:r>
       <w:r>
         <w:t xml:space="preserve"> </w:t>
@@ -2841,13 +3917,7 @@
         <w:t xml:space="preserve"> </w:t>
       </w:r>
       <w:r>
-        <w:t xml:space="preserve">case. Neither the matching nor the script</w:t>
-      </w:r>
-      <w:r>
-        <w:t xml:space="preserve"> </w:t>
-      </w:r>
-      <w:r>
-        <w:t xml:space="preserve">generation imports</w:t>
+        <w:t xml:space="preserve">case. Neither the matching nor the script generation imports</w:t>
       </w:r>
       <w:r>
         <w:t xml:space="preserve"> </w:t>
@@ -2859,13 +3929,19 @@
         <w:t xml:space="preserve"> </w:t>
       </w:r>
       <w:r>
-        <w:t xml:space="preserve">or any serial library: generation only writes text, and the</w:t>
-      </w:r>
-      <w:r>
-        <w:t xml:space="preserve"> </w:t>
-      </w:r>
-      <w:r>
-        <w:t xml:space="preserve">presentation software is needed solely at run time.</w:t>
+        <w:t xml:space="preserve">or any</w:t>
+      </w:r>
+      <w:r>
+        <w:t xml:space="preserve"> </w:t>
+      </w:r>
+      <w:r>
+        <w:t xml:space="preserve">serial library. Generation only writes text, and the presentation software is</w:t>
+      </w:r>
+      <w:r>
+        <w:t xml:space="preserve"> </w:t>
+      </w:r>
+      <w:r>
+        <w:t xml:space="preserve">needed solely at run time.</w:t>
       </w:r>
     </w:p>
     <w:bookmarkEnd w:id="14"/>
@@ -2883,13 +3959,13 @@
         <w:pStyle w:val="FirstParagraph"/>
       </w:pPr>
       <w:r>
-        <w:t xml:space="preserve">The original workflow built one kind of trial (a fixation cross, a single word</w:t>
-      </w:r>
-      <w:r>
-        <w:t xml:space="preserve"> </w:t>
-      </w:r>
-      <w:r>
-        <w:t xml:space="preserve">and a response) and wrote it into the experiment by hand.</w:t>
+        <w:t xml:space="preserve">A study-specific script typically supports one kind of trial (a fixation cross, a</w:t>
+      </w:r>
+      <w:r>
+        <w:t xml:space="preserve"> </w:t>
+      </w:r>
+      <w:r>
+        <w:t xml:space="preserve">single word and a response), hard-coded into the experiment.</w:t>
       </w:r>
       <w:r>
         <w:t xml:space="preserve"> </w:t>
@@ -2901,13 +3977,13 @@
         <w:t xml:space="preserve"> </w:t>
       </w:r>
       <w:r>
-        <w:t xml:space="preserve">replaces that</w:t>
-      </w:r>
-      <w:r>
-        <w:t xml:space="preserve"> </w:t>
-      </w:r>
-      <w:r>
-        <w:t xml:space="preserve">fixed structure with a declarative one. A trial is an ordered list of</w:t>
+        <w:t xml:space="preserve">replaces</w:t>
+      </w:r>
+      <w:r>
+        <w:t xml:space="preserve"> </w:t>
+      </w:r>
+      <w:r>
+        <w:t xml:space="preserve">that fixed structure with a declarative one. A trial is an ordered list of</w:t>
       </w:r>
       <w:r>
         <w:t xml:space="preserve"> </w:t>
@@ -3032,13 +4108,55 @@
         <w:t xml:space="preserve"> </w:t>
       </w:r>
       <w:r>
-        <w:t xml:space="preserve">therefore a matter of configuration rather than backend code, and the targets stay</w:t>
-      </w:r>
-      <w:r>
-        <w:t xml:space="preserve"> </w:t>
-      </w:r>
-      <w:r>
-        <w:t xml:space="preserve">in step by construction. The</w:t>
+        <w:t xml:space="preserve">therefore a matter of configuration rather than backend code, and all three</w:t>
+      </w:r>
+      <w:r>
+        <w:t xml:space="preserve"> </w:t>
+      </w:r>
+      <w:r>
+        <w:t xml:space="preserve">targets present the same events in the same order. Durations are the one place</w:t>
+      </w:r>
+      <w:r>
+        <w:t xml:space="preserve"> </w:t>
+      </w:r>
+      <w:r>
+        <w:t xml:space="preserve">where the targets can come apart. Every event length is declared in refresh</w:t>
+      </w:r>
+      <w:r>
+        <w:t xml:space="preserve"> </w:t>
+      </w:r>
+      <w:r>
+        <w:t xml:space="preserve">frames, and the</w:t>
+      </w:r>
+      <w:r>
+        <w:t xml:space="preserve"> </w:t>
+      </w:r>
+      <w:r>
+        <w:t xml:space="preserve">‘PsychoPy’</w:t>
+      </w:r>
+      <w:r>
+        <w:t xml:space="preserve"> </w:t>
+      </w:r>
+      <w:r>
+        <w:t xml:space="preserve">script counts frames on whatever display is in use,</w:t>
+      </w:r>
+      <w:r>
+        <w:t xml:space="preserve"> </w:t>
+      </w:r>
+      <w:r>
+        <w:t xml:space="preserve">whereas the</w:t>
+      </w:r>
+      <w:r>
+        <w:t xml:space="preserve"> </w:t>
+      </w:r>
+      <w:r>
+        <w:t xml:space="preserve">‘OpenSesame’</w:t>
+      </w:r>
+      <w:r>
+        <w:t xml:space="preserve"> </w:t>
+      </w:r>
+      <w:r>
+        <w:t xml:space="preserve">and</w:t>
       </w:r>
       <w:r>
         <w:t xml:space="preserve"> </w:t>
@@ -3050,55 +4168,67 @@
         <w:t xml:space="preserve"> </w:t>
       </w:r>
       <w:r>
-        <w:t xml:space="preserve">target is a single shareable HTML file</w:t>
-      </w:r>
-      <w:r>
-        <w:t xml:space="preserve"> </w:t>
-      </w:r>
-      <w:r>
-        <w:t xml:space="preserve">(the jsPsych library itself loads from a content delivery network) that runs</w:t>
-      </w:r>
-      <w:r>
-        <w:t xml:space="preserve"> </w:t>
-      </w:r>
-      <w:r>
-        <w:t xml:space="preserve">in any modern browser, letting anyone reproduce the exact procedure online from the</w:t>
-      </w:r>
-      <w:r>
-        <w:t xml:space="preserve"> </w:t>
-      </w:r>
-      <w:r>
-        <w:t xml:space="preserve">same materials; because a browser cannot drive a parallel port, each onset marker</w:t>
-      </w:r>
-      <w:r>
-        <w:t xml:space="preserve"> </w:t>
-      </w:r>
-      <w:r>
-        <w:t xml:space="preserve">is recorded in the trial’s data rather than written to hardware (online EEG</w:t>
-      </w:r>
-      <w:r>
-        <w:t xml:space="preserve"> </w:t>
-      </w:r>
-      <w:r>
-        <w:t xml:space="preserve">synchronisation would route it through WebSerial or a photodiode). Stimulus text is always written as data into the conditions file the</w:t>
-      </w:r>
-      <w:r>
-        <w:t xml:space="preserve"> </w:t>
-      </w:r>
-      <w:r>
-        <w:t xml:space="preserve">experiment reads, never interpolated into the generated code, and every value is</w:t>
-      </w:r>
-      <w:r>
-        <w:t xml:space="preserve"> </w:t>
-      </w:r>
-      <w:r>
-        <w:t xml:space="preserve">validated (no control characters; bounded length) before it is written, so a</w:t>
-      </w:r>
-      <w:r>
-        <w:t xml:space="preserve"> </w:t>
-      </w:r>
-      <w:r>
-        <w:t xml:space="preserve">malformed item cannot corrupt a script.</w:t>
+        <w:t xml:space="preserve">generators convert that frame count to</w:t>
+      </w:r>
+      <w:r>
+        <w:t xml:space="preserve"> </w:t>
+      </w:r>
+      <w:r>
+        <w:t xml:space="preserve">milliseconds at an assumed 60 Hz. On a display of another refresh rate the two</w:t>
+      </w:r>
+      <w:r>
+        <w:t xml:space="preserve"> </w:t>
+      </w:r>
+      <w:r>
+        <w:t xml:space="preserve">therefore no longer describe the same interval, and the discrepancy is</w:t>
+      </w:r>
+      <w:r>
+        <w:t xml:space="preserve"> </w:t>
+      </w:r>
+      <w:r>
+        <w:t xml:space="preserve">proportionally largest for the briefest events, such as the prime and the mask of</w:t>
+      </w:r>
+      <w:r>
+        <w:t xml:space="preserve"> </w:t>
+      </w:r>
+      <w:r>
+        <w:t xml:space="preserve">the masked-priming paradigm. On the</w:t>
+      </w:r>
+      <w:r>
+        <w:t xml:space="preserve"> </w:t>
+      </w:r>
+      <w:r>
+        <w:t xml:space="preserve">‘OpenSesame’</w:t>
+      </w:r>
+      <w:r>
+        <w:t xml:space="preserve"> </w:t>
+      </w:r>
+      <w:r>
+        <w:t xml:space="preserve">target the onset code is also</w:t>
+      </w:r>
+      <w:r>
+        <w:t xml:space="preserve"> </w:t>
+      </w:r>
+      <w:r>
+        <w:t xml:space="preserve">held for 10 ms before it is reset, and that wait lengthens the event it marks by</w:t>
+      </w:r>
+      <w:r>
+        <w:t xml:space="preserve"> </w:t>
+      </w:r>
+      <w:r>
+        <w:t xml:space="preserve">the same amount. This concerns the presentation targets only. The generated files</w:t>
+      </w:r>
+      <w:r>
+        <w:t xml:space="preserve"> </w:t>
+      </w:r>
+      <w:r>
+        <w:t xml:space="preserve">themselves remain byte-identical between the R and Python engines, which emit the</w:t>
+      </w:r>
+      <w:r>
+        <w:t xml:space="preserve"> </w:t>
+      </w:r>
+      <w:r>
+        <w:t xml:space="preserve">same conversion.</w:t>
       </w:r>
     </w:p>
     <w:p>
@@ -3106,6 +4236,80 @@
         <w:pStyle w:val="BodyText"/>
       </w:pPr>
       <w:r>
+        <w:t xml:space="preserve">The</w:t>
+      </w:r>
+      <w:r>
+        <w:t xml:space="preserve"> </w:t>
+      </w:r>
+      <w:r>
+        <w:t xml:space="preserve">‘jsPsych’</w:t>
+      </w:r>
+      <w:r>
+        <w:t xml:space="preserve"> </w:t>
+      </w:r>
+      <w:r>
+        <w:t xml:space="preserve">target is a single shareable HTML file that runs in any modern</w:t>
+      </w:r>
+      <w:r>
+        <w:t xml:space="preserve"> </w:t>
+      </w:r>
+      <w:r>
+        <w:t xml:space="preserve">browser, so anyone can reproduce the exact procedure online from the same</w:t>
+      </w:r>
+      <w:r>
+        <w:t xml:space="preserve"> </w:t>
+      </w:r>
+      <w:r>
+        <w:t xml:space="preserve">materials. The jsPsych library itself loads from a content delivery network.</w:t>
+      </w:r>
+      <w:r>
+        <w:t xml:space="preserve"> </w:t>
+      </w:r>
+      <w:r>
+        <w:t xml:space="preserve">Because a browser cannot drive a parallel port, each onset marker is recorded in</w:t>
+      </w:r>
+      <w:r>
+        <w:t xml:space="preserve"> </w:t>
+      </w:r>
+      <w:r>
+        <w:t xml:space="preserve">the trial’s data rather than written to hardware, and online EEG synchronisation</w:t>
+      </w:r>
+      <w:r>
+        <w:t xml:space="preserve"> </w:t>
+      </w:r>
+      <w:r>
+        <w:t xml:space="preserve">would route it through WebSerial or a photodiode. Stimulus text is always written</w:t>
+      </w:r>
+      <w:r>
+        <w:t xml:space="preserve"> </w:t>
+      </w:r>
+      <w:r>
+        <w:t xml:space="preserve">as data into the conditions file the experiment reads, never interpolated into</w:t>
+      </w:r>
+      <w:r>
+        <w:t xml:space="preserve"> </w:t>
+      </w:r>
+      <w:r>
+        <w:t xml:space="preserve">the generated code, and any value containing a control character or exceeding a</w:t>
+      </w:r>
+      <w:r>
+        <w:t xml:space="preserve"> </w:t>
+      </w:r>
+      <w:r>
+        <w:t xml:space="preserve">length bound is rejected before writing, so a malformed item cannot corrupt a</w:t>
+      </w:r>
+      <w:r>
+        <w:t xml:space="preserve"> </w:t>
+      </w:r>
+      <w:r>
+        <w:t xml:space="preserve">script.</w:t>
+      </w:r>
+    </w:p>
+    <w:p>
+      <w:pPr>
+        <w:pStyle w:val="BodyText"/>
+      </w:pPr>
+      <w:r>
         <w:t xml:space="preserve">Items reach a design from one of three sources. The corpus source is the matching</w:t>
       </w:r>
       <w:r>
@@ -3210,19 +4414,37 @@
         <w:t xml:space="preserve"> </w:t>
       </w:r>
       <w:r>
-        <w:t xml:space="preserve">letter bigram is attested in the corpus and the form is not itself a word,</w:t>
-      </w:r>
-      <w:r>
-        <w:t xml:space="preserve"> </w:t>
-      </w:r>
-      <w:r>
-        <w:t xml:space="preserve">choosing among the legal candidates the most bigram-plausible with a byte-order</w:t>
-      </w:r>
-      <w:r>
-        <w:t xml:space="preserve"> </w:t>
-      </w:r>
-      <w:r>
-        <w:t xml:space="preserve">tie-break. The alternative,</w:t>
+        <w:t xml:space="preserve">letter bigram is attested in the corpus and the form is neither a real word nor a</w:t>
+      </w:r>
+      <w:r>
+        <w:t xml:space="preserve"> </w:t>
+      </w:r>
+      <w:r>
+        <w:t xml:space="preserve">pseudoword already issued for the set, choosing among the legal candidates the</w:t>
+      </w:r>
+      <w:r>
+        <w:t xml:space="preserve"> </w:t>
+      </w:r>
+      <w:r>
+        <w:t xml:space="preserve">most bigram-plausible with a byte-order tie-break. Substituted letters are drawn</w:t>
+      </w:r>
+      <w:r>
+        <w:t xml:space="preserve"> </w:t>
+      </w:r>
+      <w:r>
+        <w:t xml:space="preserve">from a to z and the search stops after two changed positions, so the generator</w:t>
+      </w:r>
+      <w:r>
+        <w:t xml:space="preserve"> </w:t>
+      </w:r>
+      <w:r>
+        <w:t xml:space="preserve">reports a failure rather than drifting further from its base word. The</w:t>
+      </w:r>
+      <w:r>
+        <w:t xml:space="preserve"> </w:t>
+      </w:r>
+      <w:r>
+        <w:t xml:space="preserve">alternative,</w:t>
       </w:r>
       <w:r>
         <w:t xml:space="preserve"> </w:t>
@@ -3234,25 +4456,37 @@
         <w:t xml:space="preserve">subsyllabic</w:t>
       </w:r>
       <w:r>
-        <w:t xml:space="preserve">, splits each word into onset, nucleus</w:t>
-      </w:r>
-      <w:r>
-        <w:t xml:space="preserve"> </w:t>
-      </w:r>
-      <w:r>
-        <w:t xml:space="preserve">and coda constituents and swaps whole constituents for attested alternatives of</w:t>
-      </w:r>
-      <w:r>
-        <w:t xml:space="preserve"> </w:t>
-      </w:r>
-      <w:r>
-        <w:t xml:space="preserve">the same role and length, so that the pseudoword keeps the syllabic structure of</w:t>
-      </w:r>
-      <w:r>
-        <w:t xml:space="preserve"> </w:t>
-      </w:r>
-      <w:r>
-        <w:t xml:space="preserve">its base. Both are deterministic orthographic approximations of</w:t>
+        <w:t xml:space="preserve">, splits each word into onset, nucleus and coda</w:t>
+      </w:r>
+      <w:r>
+        <w:t xml:space="preserve"> </w:t>
+      </w:r>
+      <w:r>
+        <w:t xml:space="preserve">constituents and swaps up to two thirds of them, rounded up, for attested</w:t>
+      </w:r>
+      <w:r>
+        <w:t xml:space="preserve"> </w:t>
+      </w:r>
+      <w:r>
+        <w:t xml:space="preserve">alternatives of the same role and length, taking codas first and onsets last, so</w:t>
+      </w:r>
+      <w:r>
+        <w:t xml:space="preserve"> </w:t>
+      </w:r>
+      <w:r>
+        <w:t xml:space="preserve">that the pseudoword keeps the syllabic structure of its base. Where no legal swap</w:t>
+      </w:r>
+      <w:r>
+        <w:t xml:space="preserve"> </w:t>
+      </w:r>
+      <w:r>
+        <w:t xml:space="preserve">is available for a word, that item falls back to letter substitution. Both are</w:t>
+      </w:r>
+      <w:r>
+        <w:t xml:space="preserve"> </w:t>
+      </w:r>
+      <w:r>
+        <w:t xml:space="preserve">deterministic orthographic approximations of</w:t>
       </w:r>
       <w:r>
         <w:t xml:space="preserve"> </w:t>
@@ -3270,13 +4504,19 @@
         <w:t xml:space="preserve"> </w:t>
       </w:r>
       <w:r>
-        <w:t xml:space="preserve">that add two guarantees of their own: length is matched</w:t>
-      </w:r>
-      <w:r>
-        <w:t xml:space="preserve"> </w:t>
-      </w:r>
-      <w:r>
-        <w:t xml:space="preserve">exactly, and the R and Python engines return byte-identical output.</w:t>
+        <w:t xml:space="preserve">that</w:t>
+      </w:r>
+      <w:r>
+        <w:t xml:space="preserve"> </w:t>
+      </w:r>
+      <w:r>
+        <w:t xml:space="preserve">match length exactly and return byte-identical output from the R and the Python</w:t>
+      </w:r>
+      <w:r>
+        <w:t xml:space="preserve"> </w:t>
+      </w:r>
+      <w:r>
+        <w:t xml:space="preserve">engine.</w:t>
       </w:r>
     </w:p>
     <w:bookmarkEnd w:id="15"/>
@@ -3315,13 +4555,19 @@
         <w:t xml:space="preserve"> </w:t>
       </w:r>
       <w:r>
-        <w:t xml:space="preserve">file for R and pinned requirements for Python, sets</w:t>
-      </w:r>
-      <w:r>
-        <w:t xml:space="preserve"> </w:t>
-      </w:r>
-      <w:r>
-        <w:t xml:space="preserve">seeds from a single configuration file, and carries a</w:t>
+        <w:t xml:space="preserve">file for R and in pinned</w:t>
+      </w:r>
+      <w:r>
+        <w:t xml:space="preserve"> </w:t>
+      </w:r>
+      <w:r>
+        <w:t xml:space="preserve">requirements for Python, and it sets seeds from a single configuration file. The</w:t>
+      </w:r>
+      <w:r>
+        <w:t xml:space="preserve"> </w:t>
+      </w:r>
+      <w:r>
+        <w:t xml:space="preserve">distribution carries a</w:t>
       </w:r>
       <w:r>
         <w:t xml:space="preserve"> </w:t>
@@ -3330,19 +4576,19 @@
         <w:t xml:space="preserve">‘CITATION.cff’</w:t>
       </w:r>
       <w:r>
-        <w:t xml:space="preserve">, an MIT</w:t>
-      </w:r>
-      <w:r>
-        <w:t xml:space="preserve"> </w:t>
-      </w:r>
-      <w:r>
-        <w:t xml:space="preserve">licence for the code and CC BY-SA terms for the bundled corpus derivatives with</w:t>
-      </w:r>
-      <w:r>
-        <w:t xml:space="preserve"> </w:t>
-      </w:r>
-      <w:r>
-        <w:t xml:space="preserve">full attribution. The R package passes</w:t>
+        <w:t xml:space="preserve">, an MIT licence for the code and CC BY-SA</w:t>
+      </w:r>
+      <w:r>
+        <w:t xml:space="preserve"> </w:t>
+      </w:r>
+      <w:r>
+        <w:t xml:space="preserve">terms for the bundled corpus derivatives, with full attribution. The R package</w:t>
+      </w:r>
+      <w:r>
+        <w:t xml:space="preserve"> </w:t>
+      </w:r>
+      <w:r>
+        <w:t xml:space="preserve">passes</w:t>
       </w:r>
       <w:r>
         <w:t xml:space="preserve"> </w:t>
@@ -3354,13 +4600,13 @@
         <w:t xml:space="preserve">R CMD check --as-cran</w:t>
       </w:r>
       <w:r>
-        <w:t xml:space="preserve">; the Python package</w:t>
-      </w:r>
-      <w:r>
-        <w:t xml:space="preserve"> </w:t>
-      </w:r>
-      <w:r>
-        <w:t xml:space="preserve">builds a wheel and a source distribution that pass</w:t>
+        <w:t xml:space="preserve">; the Python package builds a wheel and a source</w:t>
+      </w:r>
+      <w:r>
+        <w:t xml:space="preserve"> </w:t>
+      </w:r>
+      <w:r>
+        <w:t xml:space="preserve">distribution that pass</w:t>
       </w:r>
       <w:r>
         <w:t xml:space="preserve"> </w:t>
@@ -3372,13 +4618,13 @@
         <w:t xml:space="preserve">twine check</w:t>
       </w:r>
       <w:r>
-        <w:t xml:space="preserve">. Both ship unit</w:t>
-      </w:r>
-      <w:r>
-        <w:t xml:space="preserve"> </w:t>
-      </w:r>
-      <w:r>
-        <w:t xml:space="preserve">test suites, including a mock-engine test that confirms the generated</w:t>
+        <w:t xml:space="preserve">. Both ship unit test suites, including a</w:t>
+      </w:r>
+      <w:r>
+        <w:t xml:space="preserve"> </w:t>
+      </w:r>
+      <w:r>
+        <w:t xml:space="preserve">mock-engine test that confirms the generated</w:t>
       </w:r>
       <w:r>
         <w:t xml:space="preserve"> </w:t>
@@ -3390,13 +4636,13 @@
         <w:t xml:space="preserve"> </w:t>
       </w:r>
       <w:r>
-        <w:t xml:space="preserve">script writes its onset trigger on the word’s first flip and a structural</w:t>
-      </w:r>
-      <w:r>
-        <w:t xml:space="preserve"> </w:t>
-      </w:r>
-      <w:r>
-        <w:t xml:space="preserve">validator for the generated</w:t>
+        <w:t xml:space="preserve">script writes its onset</w:t>
+      </w:r>
+      <w:r>
+        <w:t xml:space="preserve"> </w:t>
+      </w:r>
+      <w:r>
+        <w:t xml:space="preserve">trigger on the word’s first flip and a structural validator for the generated</w:t>
       </w:r>
       <w:r>
         <w:t xml:space="preserve"> </w:t>
@@ -3413,7 +4659,7 @@
     </w:p>
     <w:bookmarkEnd w:id="16"/>
     <w:bookmarkEnd w:id="17"/>
-    <w:bookmarkStart w:id="32" w:name="worked-examples"/>
+    <w:bookmarkStart w:id="34" w:name="worked-examples"/>
     <w:p>
       <w:pPr>
         <w:pStyle w:val="Heading1"/>
@@ -3439,19 +4685,31 @@
         <w:t xml:space="preserve"> </w:t>
       </w:r>
       <w:r>
-        <w:t xml:space="preserve">with twelve demonstrations. The first six are</w:t>
-      </w:r>
-      <w:r>
-        <w:t xml:space="preserve"> </w:t>
-      </w:r>
-      <w:r>
-        <w:t xml:space="preserve">corpus-matched word contrasts; the next three exercise other paradigms; and the</w:t>
-      </w:r>
-      <w:r>
-        <w:t xml:space="preserve"> </w:t>
-      </w:r>
-      <w:r>
-        <w:t xml:space="preserve">final three reproduce designs from the published literature (see</w:t>
+        <w:t xml:space="preserve">with fifteen demonstrations. Six are corpus-matched word</w:t>
+      </w:r>
+      <w:r>
+        <w:t xml:space="preserve"> </w:t>
+      </w:r>
+      <w:r>
+        <w:t xml:space="preserve">contrasts, three exercise other paradigms, three put the analytic choices argued</w:t>
+      </w:r>
+      <w:r>
+        <w:t xml:space="preserve"> </w:t>
+      </w:r>
+      <w:r>
+        <w:t xml:space="preserve">for above into practice (a continuous design, a resampled one and a second</w:t>
+      </w:r>
+      <w:r>
+        <w:t xml:space="preserve"> </w:t>
+      </w:r>
+      <w:r>
+        <w:t xml:space="preserve">pseudoword generator) and the last three reproduce designs from the published</w:t>
+      </w:r>
+      <w:r>
+        <w:t xml:space="preserve"> </w:t>
+      </w:r>
+      <w:r>
+        <w:t xml:space="preserve">literature (see</w:t>
       </w:r>
       <w:r>
         <w:t xml:space="preserve"> </w:t>
@@ -3461,13 +4719,97 @@
           <w:i/>
           <w:iCs/>
         </w:rPr>
-        <w:t xml:space="preserve">Reproducing</w:t>
+        <w:t xml:space="preserve">Reproducing published designs</w:t>
+      </w:r>
+      <w:r>
+        <w:t xml:space="preserve">, below). The first four matched</w:t>
+      </w:r>
+      <w:r>
+        <w:t xml:space="preserve"> </w:t>
+      </w:r>
+      <w:r>
+        <w:t xml:space="preserve">contrasts cross two alphabetic languages: a high- versus low-frequency contrast</w:t>
+      </w:r>
+      <w:r>
+        <w:t xml:space="preserve"> </w:t>
+      </w:r>
+      <w:r>
+        <w:t xml:space="preserve">and a dense- versus sparse-neighbourhood contrast, each in English and in</w:t>
+      </w:r>
+      <w:r>
+        <w:t xml:space="preserve"> </w:t>
+      </w:r>
+      <w:r>
+        <w:t xml:space="preserve">Spanish, drawn from 30,000-word lexica. The frequency contrast matches items on</w:t>
+      </w:r>
+      <w:r>
+        <w:t xml:space="preserve"> </w:t>
+      </w:r>
+      <w:r>
+        <w:t xml:space="preserve">length, neighbourhood density and OLD20; the neighbourhood contrast matches on</w:t>
+      </w:r>
+      <w:r>
+        <w:t xml:space="preserve"> </w:t>
+      </w:r>
+      <w:r>
+        <w:t xml:space="preserve">length and frequency. The fifth is a high- versus low-frequency contrast in</w:t>
+      </w:r>
+      <w:r>
+        <w:t xml:space="preserve"> </w:t>
+      </w:r>
+      <w:r>
+        <w:t xml:space="preserve">Mandarin Chinese, included to show that the pipeline generalises to a logographic</w:t>
+      </w:r>
+      <w:r>
+        <w:t xml:space="preserve"> </w:t>
+      </w:r>
+      <w:r>
+        <w:t xml:space="preserve">writing system (see</w:t>
+      </w:r>
+      <w:r>
+        <w:t xml:space="preserve"> </w:t>
       </w:r>
       <w:r>
         <w:rPr>
           <w:i/>
           <w:iCs/>
         </w:rPr>
+        <w:t xml:space="preserve">Generalisation to a logographic script</w:t>
+      </w:r>
+      <w:r>
+        <w:t xml:space="preserve">, below). The sixth,</w:t>
+      </w:r>
+      <w:r>
+        <w:t xml:space="preserve"> </w:t>
+      </w:r>
+      <w:r>
+        <w:t xml:space="preserve">a further English contrast, matches on an orthographic syllable estimate and a</w:t>
+      </w:r>
+      <w:r>
+        <w:t xml:space="preserve"> </w:t>
+      </w:r>
+      <w:r>
+        <w:t xml:space="preserve">bigram-frequency measure in place of the two neighbourhood measures, exercising</w:t>
+      </w:r>
+      <w:r>
+        <w:t xml:space="preserve"> </w:t>
+      </w:r>
+      <w:r>
+        <w:t xml:space="preserve">the richer dimensions introduced with the matching algorithm above. The next</w:t>
+      </w:r>
+      <w:r>
+        <w:t xml:space="preserve"> </w:t>
+      </w:r>
+      <w:r>
+        <w:t xml:space="preserve">three (lexical decision, priming and self-paced reading) show the trial-event</w:t>
+      </w:r>
+      <w:r>
+        <w:t xml:space="preserve"> </w:t>
+      </w:r>
+      <w:r>
+        <w:t xml:space="preserve">model carrying word, pseudoword, paired and sentence stimuli (see</w:t>
+      </w:r>
+      <w:r>
         <w:t xml:space="preserve"> </w:t>
       </w:r>
       <w:r>
@@ -3475,97 +4817,13 @@
           <w:i/>
           <w:iCs/>
         </w:rPr>
-        <w:t xml:space="preserve">published designs</w:t>
-      </w:r>
-      <w:r>
-        <w:t xml:space="preserve">, below). The first four</w:t>
-      </w:r>
-      <w:r>
-        <w:t xml:space="preserve"> </w:t>
-      </w:r>
-      <w:r>
-        <w:t xml:space="preserve">matched contrasts cross two alphabetic languages: a high- versus low-frequency</w:t>
-      </w:r>
-      <w:r>
-        <w:t xml:space="preserve"> </w:t>
-      </w:r>
-      <w:r>
-        <w:t xml:space="preserve">contrast and a dense- versus sparse-neighbourhood contrast, each in English and</w:t>
-      </w:r>
-      <w:r>
-        <w:t xml:space="preserve"> </w:t>
-      </w:r>
-      <w:r>
-        <w:t xml:space="preserve">in Spanish, drawn from thirty-thousand-word lexica. The frequency contrast matches items on</w:t>
-      </w:r>
-      <w:r>
-        <w:t xml:space="preserve"> </w:t>
-      </w:r>
-      <w:r>
-        <w:t xml:space="preserve">length, neighbourhood density and OLD20; the neighbourhood contrast matches on</w:t>
-      </w:r>
-      <w:r>
-        <w:t xml:space="preserve"> </w:t>
-      </w:r>
-      <w:r>
-        <w:t xml:space="preserve">length and frequency. The fifth is a high- versus low-frequency contrast in</w:t>
-      </w:r>
-      <w:r>
-        <w:t xml:space="preserve"> </w:t>
-      </w:r>
-      <w:r>
-        <w:t xml:space="preserve">Mandarin Chinese, included to show that the pipeline generalises to a logographic</w:t>
-      </w:r>
-      <w:r>
-        <w:t xml:space="preserve"> </w:t>
-      </w:r>
-      <w:r>
-        <w:t xml:space="preserve">writing system (see</w:t>
-      </w:r>
-      <w:r>
-        <w:t xml:space="preserve"> </w:t>
+        <w:t xml:space="preserve">Beyond word</w:t>
       </w:r>
       <w:r>
         <w:rPr>
           <w:i/>
           <w:iCs/>
         </w:rPr>
-        <w:t xml:space="preserve">Generalisation to a logographic script</w:t>
-      </w:r>
-      <w:r>
-        <w:t xml:space="preserve">, below). The sixth,</w:t>
-      </w:r>
-      <w:r>
-        <w:t xml:space="preserve"> </w:t>
-      </w:r>
-      <w:r>
-        <w:t xml:space="preserve">a further English contrast, additionally equates an orthographic syllable estimate and a</w:t>
-      </w:r>
-      <w:r>
-        <w:t xml:space="preserve"> </w:t>
-      </w:r>
-      <w:r>
-        <w:t xml:space="preserve">bigram-frequency measure, exercising the richer dimensions introduced with the</w:t>
-      </w:r>
-      <w:r>
-        <w:t xml:space="preserve"> </w:t>
-      </w:r>
-      <w:r>
-        <w:t xml:space="preserve">matching algorithm above. The remaining three (lexical decision, priming and</w:t>
-      </w:r>
-      <w:r>
-        <w:t xml:space="preserve"> </w:t>
-      </w:r>
-      <w:r>
-        <w:t xml:space="preserve">self-paced reading) show the trial-event model carrying word, pseudoword, paired</w:t>
-      </w:r>
-      <w:r>
-        <w:t xml:space="preserve"> </w:t>
-      </w:r>
-      <w:r>
-        <w:t xml:space="preserve">and sentence stimuli (see</w:t>
-      </w:r>
-      <w:r>
         <w:t xml:space="preserve"> </w:t>
       </w:r>
       <w:r>
@@ -3573,22 +4831,22 @@
           <w:i/>
           <w:iCs/>
         </w:rPr>
-        <w:t xml:space="preserve">Beyond word lists</w:t>
-      </w:r>
-      <w:r>
-        <w:t xml:space="preserve">, below). Each demonstration was</w:t>
-      </w:r>
-      <w:r>
-        <w:t xml:space="preserve"> </w:t>
-      </w:r>
-      <w:r>
-        <w:t xml:space="preserve">produced by both the R and the Python engine. All tables and figures in this</w:t>
-      </w:r>
-      <w:r>
-        <w:t xml:space="preserve"> </w:t>
-      </w:r>
-      <w:r>
-        <w:t xml:space="preserve">section are computed at render time from the generated output.</w:t>
+        <w:t xml:space="preserve">lists</w:t>
+      </w:r>
+      <w:r>
+        <w:t xml:space="preserve">, below). Each demonstration was produced by both the R and the Python</w:t>
+      </w:r>
+      <w:r>
+        <w:t xml:space="preserve"> </w:t>
+      </w:r>
+      <w:r>
+        <w:t xml:space="preserve">engine. All tables and figures in this section are computed at render time from</w:t>
+      </w:r>
+      <w:r>
+        <w:t xml:space="preserve"> </w:t>
+      </w:r>
+      <w:r>
+        <w:t xml:space="preserve">the generated output.</w:t>
       </w:r>
       <w:r>
         <w:t xml:space="preserve"> </w:t>
@@ -3605,19 +4863,19 @@
         <w:t xml:space="preserve"> </w:t>
       </w:r>
       <w:r>
-        <w:t xml:space="preserve">summarises the five frequency and neighbourhood contrasts, for which a</w:t>
-      </w:r>
-      <w:r>
-        <w:t xml:space="preserve"> </w:t>
-      </w:r>
-      <w:r>
-        <w:t xml:space="preserve">controlled-versus-manipulated report is defined. The remaining demonstrations</w:t>
-      </w:r>
-      <w:r>
-        <w:t xml:space="preserve"> </w:t>
-      </w:r>
-      <w:r>
-        <w:t xml:space="preserve">are described in their own sections.</w:t>
+        <w:t xml:space="preserve">summarises the five frequency and</w:t>
+      </w:r>
+      <w:r>
+        <w:t xml:space="preserve"> </w:t>
+      </w:r>
+      <w:r>
+        <w:t xml:space="preserve">neighbourhood contrasts, for which a controlled-versus-manipulated report is</w:t>
+      </w:r>
+      <w:r>
+        <w:t xml:space="preserve"> </w:t>
+      </w:r>
+      <w:r>
+        <w:t xml:space="preserve">defined. The remaining demonstrations are described in their own sections.</w:t>
       </w:r>
     </w:p>
     <w:tbl>
@@ -4036,24 +5294,6 @@
       <w:pPr>
         <w:pStyle w:val="BodyText"/>
       </w:pPr>
-      <w:r>
-        <w:t xml:space="preserve">The manipulated dimension is strongly separated in every demonstration, while the</w:t>
-      </w:r>
-      <w:r>
-        <w:t xml:space="preserve"> </w:t>
-      </w:r>
-      <w:r>
-        <w:t xml:space="preserve">control dimensions show standardised mean differences well below the</w:t>
-      </w:r>
-      <w:r>
-        <w:t xml:space="preserve"> </w:t>
-      </w:r>
-      <w:r>
-        <w:t xml:space="preserve">0.5-standard-deviation bound.</w:t>
-      </w:r>
-      <w:r>
-        <w:t xml:space="preserve"> </w:t>
-      </w:r>
       <w:hyperlink w:anchor="fig-balance">
         <w:r>
           <w:rPr>
@@ -4072,19 +5312,19 @@
         <w:t xml:space="preserve"> </w:t>
       </w:r>
       <w:r>
-        <w:t xml:space="preserve">against the anchor; the manipulated dimension stands far to the right of the</w:t>
-      </w:r>
-      <w:r>
-        <w:t xml:space="preserve"> </w:t>
-      </w:r>
-      <w:r>
-        <w:t xml:space="preserve">0.5-standard-deviation reference bound (dashed line) while the controlled</w:t>
-      </w:r>
-      <w:r>
-        <w:t xml:space="preserve"> </w:t>
-      </w:r>
-      <w:r>
-        <w:t xml:space="preserve">dimensions cluster near zero.</w:t>
+        <w:t xml:space="preserve">against the anchor condition. In every demonstration the manipulated dimension</w:t>
+      </w:r>
+      <w:r>
+        <w:t xml:space="preserve"> </w:t>
+      </w:r>
+      <w:r>
+        <w:t xml:space="preserve">stands far to the right of the 0.5-standard-deviation reference bound (dashed</w:t>
+      </w:r>
+      <w:r>
+        <w:t xml:space="preserve"> </w:t>
+      </w:r>
+      <w:r>
+        <w:t xml:space="preserve">line), while the controlled dimensions cluster near zero.</w:t>
       </w:r>
     </w:p>
     <w:tbl>
@@ -5522,13 +6762,13 @@
         <w:pStyle w:val="BodyText"/>
       </w:pPr>
       <w:r>
-        <w:t xml:space="preserve">In every demonstration each controlled dimension’s 90% confidence interval lies</w:t>
-      </w:r>
-      <w:r>
-        <w:t xml:space="preserve"> </w:t>
-      </w:r>
-      <w:r>
-        <w:t xml:space="preserve">within the 0.5-</w:t>
+        <w:t xml:space="preserve">In each of these five demonstrations every controlled dimension’s 90% confidence</w:t>
+      </w:r>
+      <w:r>
+        <w:t xml:space="preserve"> </w:t>
+      </w:r>
+      <w:r>
+        <w:t xml:space="preserve">interval lies within the 0.5-</w:t>
       </w:r>
       <w:r>
         <w:rPr>
@@ -5554,31 +6794,37 @@
         <w:t xml:space="preserve"> </w:t>
       </w:r>
       <w:r>
-        <w:t xml:space="preserve">= 80 per condition), so the realised imbalance is</w:t>
-      </w:r>
-      <w:r>
-        <w:t xml:space="preserve"> </w:t>
-      </w:r>
-      <w:r>
-        <w:t xml:space="preserve">small even at the interval’s far end, not merely non-significant. The TOST agrees,</w:t>
-      </w:r>
-      <w:r>
-        <w:t xml:space="preserve"> </w:t>
-      </w:r>
-      <w:r>
-        <w:t xml:space="preserve">declaring each dimension equivalent at the .05 level, but the interval is the more</w:t>
-      </w:r>
-      <w:r>
-        <w:t xml:space="preserve"> </w:t>
-      </w:r>
-      <w:r>
-        <w:t xml:space="preserve">informative statement because it would widen, and the claim would weaken, were the</w:t>
-      </w:r>
-      <w:r>
-        <w:t xml:space="preserve"> </w:t>
-      </w:r>
-      <w:r>
-        <w:t xml:space="preserve">item count reduced. The neighbourhood contrasts are the demanding case:</w:t>
+        <w:t xml:space="preserve">= 80 per condition), so the realised</w:t>
+      </w:r>
+      <w:r>
+        <w:t xml:space="preserve"> </w:t>
+      </w:r>
+      <w:r>
+        <w:t xml:space="preserve">imbalance is small even at the interval’s far end, not merely non-significant.</w:t>
+      </w:r>
+      <w:r>
+        <w:t xml:space="preserve"> </w:t>
+      </w:r>
+      <w:r>
+        <w:t xml:space="preserve">The TOST agrees, declaring each dimension equivalent at the .05 level, but the</w:t>
+      </w:r>
+      <w:r>
+        <w:t xml:space="preserve"> </w:t>
+      </w:r>
+      <w:r>
+        <w:t xml:space="preserve">interval is the more informative statement because it would widen, and the claim</w:t>
+      </w:r>
+      <w:r>
+        <w:t xml:space="preserve"> </w:t>
+      </w:r>
+      <w:r>
+        <w:t xml:space="preserve">would weaken, were the item count reduced. The neighbourhood contrasts are the</w:t>
+      </w:r>
+      <w:r>
+        <w:t xml:space="preserve"> </w:t>
+      </w:r>
+      <w:r>
+        <w:t xml:space="preserve">demanding case:</w:t>
       </w:r>
       <w:r>
         <w:t xml:space="preserve"> </w:t>
@@ -5665,13 +6911,13 @@
         <w:t xml:space="preserve"> </w:t>
       </w:r>
       <w:r>
-        <w:t xml:space="preserve">&gt; 2). The confound is thus a solved engineering problem</w:t>
-      </w:r>
-      <w:r>
-        <w:t xml:space="preserve"> </w:t>
-      </w:r>
-      <w:r>
-        <w:t xml:space="preserve">rather than an inherent limit on the design, and</w:t>
+        <w:t xml:space="preserve">&gt; 2). The confound is therefore something the matching</w:t>
+      </w:r>
+      <w:r>
+        <w:t xml:space="preserve"> </w:t>
+      </w:r>
+      <w:r>
+        <w:t xml:space="preserve">method can remove rather than an inherent limit on the design, and</w:t>
       </w:r>
       <w:r>
         <w:t xml:space="preserve"> </w:t>
@@ -5683,19 +6929,13 @@
         <w:t xml:space="preserve"> </w:t>
       </w:r>
       <w:r>
-        <w:t xml:space="preserve">reports the realised</w:t>
-      </w:r>
-      <w:r>
-        <w:t xml:space="preserve"> </w:t>
-      </w:r>
-      <w:r>
-        <w:t xml:space="preserve">control transparently, with effect size and interval first and the equivalence test</w:t>
-      </w:r>
-      <w:r>
-        <w:t xml:space="preserve"> </w:t>
-      </w:r>
-      <w:r>
-        <w:t xml:space="preserve">as a bound-referenced complement</w:t>
+        <w:t xml:space="preserve">reports the realised control transparently, with effect size and interval first</w:t>
+      </w:r>
+      <w:r>
+        <w:t xml:space="preserve"> </w:t>
+      </w:r>
+      <w:r>
+        <w:t xml:space="preserve">and the equivalence test as a bound-referenced complement</w:t>
       </w:r>
       <w:r>
         <w:t xml:space="preserve"> </w:t>
@@ -7847,7 +9087,7 @@
         </w:tc>
       </w:tr>
     </w:tbl>
-    <w:bookmarkStart w:id="28" w:name="generalisation-to-a-logographic-script"/>
+    <w:bookmarkStart w:id="27" w:name="generalisation-to-a-logographic-script"/>
     <w:p>
       <w:pPr>
         <w:pStyle w:val="Heading2"/>
@@ -7879,7 +9119,7 @@
         <w:t xml:space="preserve"> </w:t>
       </w:r>
       <w:r>
-        <w:t xml:space="preserve">lexicon is derived from the same engine as the others (</w:t>
+        <w:t xml:space="preserve">lexicon comes from the same corpus package as the others (</w:t>
       </w:r>
       <w:r>
         <w:rPr>
@@ -9135,12 +10375,22 @@
         </w:tc>
       </w:tr>
     </w:tbl>
+    <w:bookmarkEnd w:id="27"/>
+    <w:bookmarkStart w:id="29" w:name="cross-engine-parity"/>
     <w:p>
       <w:pPr>
-        <w:pStyle w:val="BodyText"/>
+        <w:pStyle w:val="Heading2"/>
       </w:pPr>
       <w:r>
-        <w:t xml:space="preserve">Finally, because the matcher is deterministic the two engines select the same</w:t>
+        <w:t xml:space="preserve">Cross-engine parity</w:t>
+      </w:r>
+    </w:p>
+    <w:p>
+      <w:pPr>
+        <w:pStyle w:val="FirstParagraph"/>
+      </w:pPr>
+      <w:r>
+        <w:t xml:space="preserve">Because the matcher is deterministic the two engines select the same</w:t>
       </w:r>
       <w:r>
         <w:t xml:space="preserve"> </w:t>
@@ -9170,19 +10420,121 @@
         <w:t xml:space="preserve"> </w:t>
       </w:r>
       <w:r>
-        <w:t xml:space="preserve">(word, condition) pairs were identical between the R and the Python engine,</w:t>
-      </w:r>
-      <w:r>
-        <w:t xml:space="preserve"> </w:t>
-      </w:r>
-      <w:r>
-        <w:t xml:space="preserve">every statistic they report agrees to the precision shown, and every generated</w:t>
-      </w:r>
-      <w:r>
-        <w:t xml:space="preserve"> </w:t>
-      </w:r>
-      <w:r>
-        <w:t xml:space="preserve">experiment file is byte-identical between the engines.</w:t>
+        <w:t xml:space="preserve">(word, condition) pairs were identical between the R and the Python engine, and</w:t>
+      </w:r>
+      <w:r>
+        <w:t xml:space="preserve"> </w:t>
+      </w:r>
+      <w:r>
+        <w:t xml:space="preserve">every statistic they report agrees to the precision shown. That check runs when</w:t>
+      </w:r>
+      <w:r>
+        <w:t xml:space="preserve"> </w:t>
+      </w:r>
+      <w:r>
+        <w:t xml:space="preserve">this manuscript is rendered. The test suite makes a stricter one. For each of the</w:t>
+      </w:r>
+      <w:r>
+        <w:t xml:space="preserve"> </w:t>
+      </w:r>
+      <w:r>
+        <w:t xml:space="preserve">fifteen design configurations shipped with the package it regenerates the Python</w:t>
+      </w:r>
+      <w:r>
+        <w:t xml:space="preserve"> </w:t>
+      </w:r>
+      <w:r>
+        <w:t xml:space="preserve">selection and requires it to agree with the committed R selection on the selected</w:t>
+      </w:r>
+      <w:r>
+        <w:t xml:space="preserve"> </w:t>
+      </w:r>
+      <w:r>
+        <w:t xml:space="preserve">item, its condition and the set the matcher paired it into, and then on every</w:t>
+      </w:r>
+      <w:r>
+        <w:t xml:space="preserve"> </w:t>
+      </w:r>
+      <w:r>
+        <w:t xml:space="preserve">other column the two files share, value for value. Continuous integration goes</w:t>
+      </w:r>
+      <w:r>
+        <w:t xml:space="preserve"> </w:t>
+      </w:r>
+      <w:r>
+        <w:t xml:space="preserve">further and runs each engine into its own directory, comparing the two trees of</w:t>
+      </w:r>
+      <w:r>
+        <w:t xml:space="preserve"> </w:t>
+      </w:r>
+      <w:r>
+        <w:t xml:space="preserve">generated experiments recursively, so all 75 files (for every design, a</w:t>
+      </w:r>
+      <w:r>
+        <w:t xml:space="preserve"> </w:t>
+      </w:r>
+      <w:r>
+        <w:t xml:space="preserve">‘PsychoPy’</w:t>
+      </w:r>
+      <w:r>
+        <w:t xml:space="preserve"> </w:t>
+      </w:r>
+      <w:r>
+        <w:t xml:space="preserve">script and its conditions table, an</w:t>
+      </w:r>
+      <w:r>
+        <w:t xml:space="preserve"> </w:t>
+      </w:r>
+      <w:r>
+        <w:t xml:space="preserve">‘OpenSesame’</w:t>
+      </w:r>
+      <w:r>
+        <w:t xml:space="preserve"> </w:t>
+      </w:r>
+      <w:r>
+        <w:t xml:space="preserve">experiment and its</w:t>
+      </w:r>
+      <w:r>
+        <w:t xml:space="preserve"> </w:t>
+      </w:r>
+      <w:r>
+        <w:t xml:space="preserve">loop table, and a</w:t>
+      </w:r>
+      <w:r>
+        <w:t xml:space="preserve"> </w:t>
+      </w:r>
+      <w:r>
+        <w:t xml:space="preserve">‘jsPsych’</w:t>
+      </w:r>
+      <w:r>
+        <w:t xml:space="preserve"> </w:t>
+      </w:r>
+      <w:r>
+        <w:t xml:space="preserve">page) must agree byte for byte. The same job</w:t>
+      </w:r>
+      <w:r>
+        <w:t xml:space="preserve"> </w:t>
+      </w:r>
+      <w:r>
+        <w:t xml:space="preserve">regenerates the R selections first and fails if they have drifted from the</w:t>
+      </w:r>
+      <w:r>
+        <w:t xml:space="preserve"> </w:t>
+      </w:r>
+      <w:r>
+        <w:t xml:space="preserve">committed ones, so the comparison cannot pass against a stale reference. The</w:t>
+      </w:r>
+      <w:r>
+        <w:t xml:space="preserve"> </w:t>
+      </w:r>
+      <w:r>
+        <w:t xml:space="preserve">covariance-aware and optimal matching methods remain the exceptions, for the</w:t>
+      </w:r>
+      <w:r>
+        <w:t xml:space="preserve"> </w:t>
+      </w:r>
+      <w:r>
+        <w:t xml:space="preserve">reason given above.</w:t>
       </w:r>
       <w:r>
         <w:t xml:space="preserve"> </w:t>
@@ -9233,7 +10585,7 @@
       <w:tr>
         <w:tc>
           <w:tcPr/>
-          <w:bookmarkStart w:id="27" w:name="tbl-parity"/>
+          <w:bookmarkStart w:id="28" w:name="tbl-parity"/>
           <w:p>
             <w:pPr>
               <w:jc w:val="center"/>
@@ -9506,13 +10858,13 @@
               </w:tc>
             </w:tr>
           </w:tbl>
-          <w:bookmarkEnd w:id="27"/>
+          <w:bookmarkEnd w:id="28"/>
           <w:p/>
         </w:tc>
       </w:tr>
     </w:tbl>
-    <w:bookmarkEnd w:id="28"/>
-    <w:bookmarkStart w:id="29" w:name="beyond-word-lists-three-paradigms"/>
+    <w:bookmarkEnd w:id="29"/>
+    <w:bookmarkStart w:id="30" w:name="beyond-word-lists-three-paradigms"/>
     <w:p>
       <w:pPr>
         <w:pStyle w:val="Heading2"/>
@@ -9677,14 +11029,14 @@
         <w:t xml:space="preserve">pseudowords.</w:t>
       </w:r>
     </w:p>
-    <w:bookmarkEnd w:id="29"/>
-    <w:bookmarkStart w:id="31" w:name="reproducing-published-designs"/>
+    <w:bookmarkEnd w:id="30"/>
+    <w:bookmarkStart w:id="31" w:name="Xbe247423ea25f6f07aebecaafb3640bff537e68"/>
     <w:p>
       <w:pPr>
         <w:pStyle w:val="Heading2"/>
       </w:pPr>
       <w:r>
-        <w:t xml:space="preserve">Reproducing published designs</w:t>
+        <w:t xml:space="preserve">Selection modes for the intended analysis</w:t>
       </w:r>
     </w:p>
     <w:p>
@@ -9692,6 +11044,178 @@
         <w:pStyle w:val="FirstParagraph"/>
       </w:pPr>
       <w:r>
+        <w:t xml:space="preserve">Three further demonstrations put the analytic choices argued for above into</w:t>
+      </w:r>
+      <w:r>
+        <w:t xml:space="preserve"> </w:t>
+      </w:r>
+      <w:r>
+        <w:t xml:space="preserve">practice, all drawn from the same English lexicon as the frequency contrast. The</w:t>
+      </w:r>
+      <w:r>
+        <w:t xml:space="preserve"> </w:t>
+      </w:r>
+      <w:r>
+        <w:t xml:space="preserve">continuous design abandons the high-low split. Its 80 items span</w:t>
+      </w:r>
+      <w:r>
+        <w:t xml:space="preserve"> </w:t>
+      </w:r>
+      <w:r>
+        <w:t xml:space="preserve">3.05 Zipf units of frequency evenly while length, neighbourhood density</w:t>
+      </w:r>
+      <w:r>
+        <w:t xml:space="preserve"> </w:t>
+      </w:r>
+      <w:r>
+        <w:t xml:space="preserve">and OLD20 are held near-constant, and the largest correlation between the</w:t>
+      </w:r>
+      <w:r>
+        <w:t xml:space="preserve"> </w:t>
+      </w:r>
+      <w:r>
+        <w:t xml:space="preserve">predictor and any control dimension is |</w:t>
+      </w:r>
+      <w:r>
+        <w:rPr>
+          <w:i/>
+          <w:iCs/>
+        </w:rPr>
+        <w:t xml:space="preserve">r</w:t>
+      </w:r>
+      <w:r>
+        <w:t xml:space="preserve">| = 0.16. The datasheet</w:t>
+      </w:r>
+      <w:r>
+        <w:t xml:space="preserve"> </w:t>
+      </w:r>
+      <w:r>
+        <w:t xml:space="preserve">accordingly proposes a mixed model with frequency entered continuously rather</w:t>
+      </w:r>
+      <w:r>
+        <w:t xml:space="preserve"> </w:t>
+      </w:r>
+      <w:r>
+        <w:t xml:space="preserve">than a between-condition contrast. The resampled design draws the same frequency</w:t>
+      </w:r>
+      <w:r>
+        <w:t xml:space="preserve"> </w:t>
+      </w:r>
+      <w:r>
+        <w:t xml:space="preserve">contrast into 3 disjoint matched sets, 240 items in</w:t>
+      </w:r>
+      <w:r>
+        <w:t xml:space="preserve"> </w:t>
+      </w:r>
+      <w:r>
+        <w:t xml:space="preserve">all, with no word reused across</w:t>
+      </w:r>
+      <w:r>
+        <w:t xml:space="preserve"> </w:t>
+      </w:r>
+      <w:r>
+        <w:t xml:space="preserve">sets, so a study can give a different item sample to each participant group and</w:t>
+      </w:r>
+      <w:r>
+        <w:t xml:space="preserve"> </w:t>
+      </w:r>
+      <w:r>
+        <w:t xml:space="preserve">treat items as the random factor they are</w:t>
+      </w:r>
+      <w:r>
+        <w:t xml:space="preserve"> </w:t>
+      </w:r>
+      <w:r>
+        <w:t xml:space="preserve">(Clark, 1973; Yarkoni, 2022)</w:t>
+      </w:r>
+      <w:r>
+        <w:t xml:space="preserve">. Control on length, neighbourhood density and</w:t>
+      </w:r>
+      <w:r>
+        <w:t xml:space="preserve"> </w:t>
+      </w:r>
+      <w:r>
+        <w:t xml:space="preserve">OLD20 holds across the pooled sets, the largest absolute standardised difference</w:t>
+      </w:r>
+      <w:r>
+        <w:t xml:space="preserve"> </w:t>
+      </w:r>
+      <w:r>
+        <w:t xml:space="preserve">on a controlled dimension being 0.04. The third repeats the</w:t>
+      </w:r>
+      <w:r>
+        <w:t xml:space="preserve"> </w:t>
+      </w:r>
+      <w:r>
+        <w:t xml:space="preserve">lexical-decision design with the</w:t>
+      </w:r>
+      <w:r>
+        <w:t xml:space="preserve"> </w:t>
+      </w:r>
+      <w:r>
+        <w:rPr>
+          <w:rStyle w:val="VerbatimChar"/>
+        </w:rPr>
+        <w:t xml:space="preserve">subsyllabic</w:t>
+      </w:r>
+      <w:r>
+        <w:t xml:space="preserve"> </w:t>
+      </w:r>
+      <w:r>
+        <w:t xml:space="preserve">generator in place of the</w:t>
+      </w:r>
+      <w:r>
+        <w:t xml:space="preserve"> </w:t>
+      </w:r>
+      <w:r>
+        <w:t xml:space="preserve">default, over the same set of</w:t>
+      </w:r>
+      <w:r>
+        <w:t xml:space="preserve"> </w:t>
+      </w:r>
+      <w:r>
+        <w:t xml:space="preserve">60 base words, so the two pseudoword methods can be compared like for</w:t>
+      </w:r>
+      <w:r>
+        <w:t xml:space="preserve"> </w:t>
+      </w:r>
+      <w:r>
+        <w:t xml:space="preserve">like. They have no pseudoword</w:t>
+      </w:r>
+      <w:r>
+        <w:t xml:space="preserve"> </w:t>
+      </w:r>
+      <w:r>
+        <w:t xml:space="preserve">in common. For all three the R and Python engines select</w:t>
+      </w:r>
+      <w:r>
+        <w:t xml:space="preserve"> </w:t>
+      </w:r>
+      <w:r>
+        <w:t xml:space="preserve">identical materials, and each datasheet</w:t>
+      </w:r>
+      <w:r>
+        <w:t xml:space="preserve"> </w:t>
+      </w:r>
+      <w:r>
+        <w:t xml:space="preserve">records the selection as byte-identical across the engines.</w:t>
+      </w:r>
+    </w:p>
+    <w:bookmarkEnd w:id="31"/>
+    <w:bookmarkStart w:id="33" w:name="reproducing-published-designs"/>
+    <w:p>
+      <w:pPr>
+        <w:pStyle w:val="Heading2"/>
+      </w:pPr>
+      <w:r>
+        <w:t xml:space="preserve">Reproducing published designs</w:t>
+      </w:r>
+    </w:p>
+    <w:p>
+      <w:pPr>
+        <w:pStyle w:val="FirstParagraph"/>
+      </w:pPr>
+      <w:r>
         <w:t xml:space="preserve">The demonstrations so far are illustrative. To show that</w:t>
       </w:r>
       <w:r>
@@ -9716,13 +11240,13 @@
         <w:t xml:space="preserve"> </w:t>
       </w:r>
       <w:r>
-        <w:t xml:space="preserve">workflow’s range: the artificial-grammar study the package originates from, a</w:t>
-      </w:r>
-      <w:r>
-        <w:t xml:space="preserve"> </w:t>
-      </w:r>
-      <w:r>
-        <w:t xml:space="preserve">classic factorial lexical-decision design, and a masked-priming design. Each was</w:t>
+        <w:t xml:space="preserve">workflow’s range: a longitudinal EEG study of artificial language learning, a</w:t>
+      </w:r>
+      <w:r>
+        <w:t xml:space="preserve"> </w:t>
+      </w:r>
+      <w:r>
+        <w:t xml:space="preserve">classic factorial lexical-decision design and a masked-priming design. Each was</w:t>
       </w:r>
       <w:r>
         <w:t xml:space="preserve"> </w:t>
@@ -9795,7 +11319,7 @@
       <w:tr>
         <w:tc>
           <w:tcPr/>
-          <w:bookmarkStart w:id="30" w:name="tbl-repro"/>
+          <w:bookmarkStart w:id="32" w:name="tbl-repro"/>
           <w:p>
             <w:pPr>
               <w:jc w:val="center"/>
@@ -9845,7 +11369,7 @@
               <w:t xml:space="preserve">d</w:t>
             </w:r>
             <w:r>
-              <w:t xml:space="preserve">) remaining on a controlled (matched) dimension. The manipulations are large by construction; for Andrews these are frequency and neighbourhood size, reported in the text. The Rastle design is a priming layout with no corpus-matched control dimension.</w:t>
+              <w:t xml:space="preserve">) remaining on a controlled (matched) dimension, with in brackets the upper limit of its 90% confidence interval, that is the largest imbalance still consistent with the selected items. The manipulations are large by construction; for Andrews these are frequency and neighbourhood size, reported in the text. The Rastle design is a priming layout with no corpus-matched control dimension.</w:t>
             </w:r>
           </w:p>
           <w:tbl>
@@ -9856,10 +11380,10 @@
               <w:tblLook w:firstRow="1" w:lastRow="0" w:firstColumn="0" w:lastColumn="0" w:noHBand="0" w:noVBand="0" w:val="0020"/>
             </w:tblPr>
             <w:tblGrid>
-              <w:gridCol w:w="1616"/>
-              <w:gridCol w:w="4202"/>
-              <w:gridCol w:w="323"/>
-              <w:gridCol w:w="1777"/>
+              <w:gridCol w:w="1131"/>
+              <w:gridCol w:w="3857"/>
+              <w:gridCol w:w="308"/>
+              <w:gridCol w:w="2622"/>
             </w:tblGrid>
             <w:tr>
               <w:trPr>
@@ -9913,7 +11437,7 @@
                     <w:jc w:val="center"/>
                   </w:pPr>
                   <w:r>
-                    <w:t xml:space="preserve">Largest controlled |d|</w:t>
+                    <w:t xml:space="preserve">Largest controlled |d| (upper 90% limit)</w:t>
                   </w:r>
                 </w:p>
               </w:tc>
@@ -9928,7 +11452,7 @@
                     <w:jc w:val="center"/>
                   </w:pPr>
                   <w:r>
-                    <w:t xml:space="preserve">González Alonso et al. (2025)</w:t>
+                    <w:t xml:space="preserve">González Alonso et al. (2025)</w:t>
                   </w:r>
                 </w:p>
               </w:tc>
@@ -9967,7 +11491,7 @@
                     <w:jc w:val="center"/>
                   </w:pPr>
                   <w:r>
-                    <w:t xml:space="preserve">0.02</w:t>
+                    <w:t xml:space="preserve">0.02 (0.36)</w:t>
                   </w:r>
                 </w:p>
               </w:tc>
@@ -9995,7 +11519,7 @@
                     <w:jc w:val="center"/>
                   </w:pPr>
                   <w:r>
-                    <w:t xml:space="preserve">Frequency x neighbourhood size: 2x2 lexical decision, cells matched on length</w:t>
+                    <w:t xml:space="preserve">Frequency x neighbourhood size: 2x2 factorial, cells matched on length</w:t>
                   </w:r>
                 </w:p>
               </w:tc>
@@ -10021,7 +11545,7 @@
                     <w:jc w:val="center"/>
                   </w:pPr>
                   <w:r>
-                    <w:t xml:space="preserve">0.21</w:t>
+                    <w:t xml:space="preserve">0.21 (0.77)</w:t>
                   </w:r>
                 </w:p>
               </w:tc>
@@ -10036,7 +11560,7 @@
                     <w:jc w:val="center"/>
                   </w:pPr>
                   <w:r>
-                    <w:t xml:space="preserve">Rastle, Davis &amp; New (2004)</w:t>
+                    <w:t xml:space="preserve">Rastle et al. (2004)</w:t>
                   </w:r>
                 </w:p>
               </w:tc>
@@ -10081,7 +11605,7 @@
               </w:tc>
             </w:tr>
           </w:tbl>
-          <w:bookmarkEnd w:id="30"/>
+          <w:bookmarkEnd w:id="32"/>
           <w:p/>
         </w:tc>
       </w:tr>
@@ -10091,31 +11615,25 @@
         <w:pStyle w:val="BodyText"/>
       </w:pPr>
       <w:r>
-        <w:t xml:space="preserve">The origin study</w:t>
-      </w:r>
-      <w:r>
-        <w:t xml:space="preserve"> </w:t>
-      </w:r>
-      <w:r>
-        <w:t xml:space="preserve">(González Alonso et al., 2025)</w:t>
-      </w:r>
-      <w:r>
-        <w:t xml:space="preserve"> </w:t>
-      </w:r>
-      <w:r>
-        <w:t xml:space="preserve">administered a natural-language</w:t>
-      </w:r>
-      <w:r>
-        <w:t xml:space="preserve"> </w:t>
-      </w:r>
-      <w:r>
-        <w:t xml:space="preserve">gender-assignment task in which corpus nouns, half feminine and half masculine,</w:t>
-      </w:r>
-      <w:r>
-        <w:t xml:space="preserve"> </w:t>
-      </w:r>
-      <w:r>
-        <w:t xml:space="preserve">were matched to the study’s nouns on word frequency (within mean ±</w:t>
+        <w:t xml:space="preserve">González Alonso et al. (2025)</w:t>
+      </w:r>
+      <w:r>
+        <w:t xml:space="preserve"> </w:t>
+      </w:r>
+      <w:r>
+        <w:t xml:space="preserve">administered a natural-language gender-assignment task in</w:t>
+      </w:r>
+      <w:r>
+        <w:t xml:space="preserve"> </w:t>
+      </w:r>
+      <w:r>
+        <w:t xml:space="preserve">which corpus nouns, half feminine and half masculine, were matched to the study’s</w:t>
+      </w:r>
+      <w:r>
+        <w:t xml:space="preserve"> </w:t>
+      </w:r>
+      <w:r>
+        <w:t xml:space="preserve">nouns on word frequency (within mean ±</w:t>
       </w:r>
       <w:r>
         <w:t xml:space="preserve"> </w:t>
@@ -10128,13 +11646,13 @@
         <w:t xml:space="preserve">SD</w:t>
       </w:r>
       <w:r>
-        <w:t xml:space="preserve">/9) and</w:t>
-      </w:r>
-      <w:r>
-        <w:t xml:space="preserve"> </w:t>
-      </w:r>
-      <w:r>
-        <w:t xml:space="preserve">number of letters (within mean ± 2</w:t>
+        <w:t xml:space="preserve">/9) and number of letters (within</w:t>
+      </w:r>
+      <w:r>
+        <w:t xml:space="preserve"> </w:t>
+      </w:r>
+      <w:r>
+        <w:t xml:space="preserve">mean ± 2</w:t>
       </w:r>
       <w:r>
         <w:t xml:space="preserve"> </w:t>
@@ -10287,13 +11805,13 @@
         <w:t xml:space="preserve"> </w:t>
       </w:r>
       <w:r>
-        <w:t xml:space="preserve">orthographic neighbourhood size in a 2 × 2 lexical-decision design, holding length</w:t>
-      </w:r>
-      <w:r>
-        <w:t xml:space="preserve"> </w:t>
-      </w:r>
-      <w:r>
-        <w:t xml:space="preserve">constant, and found that a large neighbourhood facilitates low-frequency words</w:t>
+        <w:t xml:space="preserve">orthographic neighbourhood size in a 2 × 2 design, run in lexical decision and in</w:t>
+      </w:r>
+      <w:r>
+        <w:t xml:space="preserve"> </w:t>
+      </w:r>
+      <w:r>
+        <w:t xml:space="preserve">naming, and found that a large neighbourhood facilitates low-frequency words</w:t>
       </w:r>
       <w:r>
         <w:t xml:space="preserve"> </w:t>
@@ -10317,10 +11835,7 @@
         <w:t xml:space="preserve"> </w:t>
       </w:r>
       <w:r>
-        <w:t xml:space="preserve">equating all four cells on length (largest controlled</w:t>
-      </w:r>
-      <w:r>
-        <w:t xml:space="preserve"> </w:t>
+        <w:t xml:space="preserve">equating all four cells on length (largest controlled |</w:t>
       </w:r>
       <w:r>
         <w:rPr>
@@ -10330,6 +11845,56 @@
         <w:t xml:space="preserve">d</w:t>
       </w:r>
       <w:r>
+        <w:t xml:space="preserve">| =</w:t>
+      </w:r>
+      <w:r>
+        <w:t xml:space="preserve"> </w:t>
+      </w:r>
+      <w:r>
+        <w:t xml:space="preserve">0.21, upper 90% limit</w:t>
+      </w:r>
+      <w:r>
+        <w:t xml:space="preserve"> </w:t>
+      </w:r>
+      <w:r>
+        <w:t xml:space="preserve">0.77) while separating the manipulated dimensions</w:t>
+      </w:r>
+      <w:r>
+        <w:t xml:space="preserve"> </w:t>
+      </w:r>
+      <w:r>
+        <w:t xml:space="preserve">widely. With 18 items per cell the interval is wide, and length is</w:t>
+      </w:r>
+      <w:r>
+        <w:t xml:space="preserve"> </w:t>
+      </w:r>
+      <w:r>
+        <w:t xml:space="preserve">not shown equivalent at the 0.5-</w:t>
+      </w:r>
+      <w:r>
+        <w:rPr>
+          <w:i/>
+          <w:iCs/>
+        </w:rPr>
+        <w:t xml:space="preserve">SD</w:t>
+      </w:r>
+      <w:r>
+        <w:t xml:space="preserve"> </w:t>
+      </w:r>
+      <w:r>
+        <w:t xml:space="preserve">bound (TOST</w:t>
+      </w:r>
+      <w:r>
+        <w:t xml:space="preserve"> </w:t>
+      </w:r>
+      <w:r>
+        <w:rPr>
+          <w:i/>
+          <w:iCs/>
+        </w:rPr>
+        <w:t xml:space="preserve">p</w:t>
+      </w:r>
+      <w:r>
         <w:t xml:space="preserve"> </w:t>
       </w:r>
       <w:r>
@@ -10339,13 +11904,25 @@
         <w:t xml:space="preserve"> </w:t>
       </w:r>
       <w:r>
-        <w:t xml:space="preserve">0.21) while separating the manipulated dimensions</w:t>
-      </w:r>
-      <w:r>
-        <w:t xml:space="preserve"> </w:t>
-      </w:r>
-      <w:r>
-        <w:t xml:space="preserve">widely. Frequency</w:t>
+        <w:t xml:space="preserve">0.192). The realised imbalance is small as a point</w:t>
+      </w:r>
+      <w:r>
+        <w:t xml:space="preserve"> </w:t>
+      </w:r>
+      <w:r>
+        <w:t xml:space="preserve">estimate, but at that cell size the upper limit is what the data support, and the</w:t>
+      </w:r>
+      <w:r>
+        <w:t xml:space="preserve"> </w:t>
+      </w:r>
+      <w:r>
+        <w:t xml:space="preserve">datasheet records it rather than letting the point estimate stand alone.</w:t>
+      </w:r>
+      <w:r>
+        <w:t xml:space="preserve"> </w:t>
+      </w:r>
+      <w:r>
+        <w:t xml:space="preserve">Frequency</w:t>
       </w:r>
       <w:r>
         <w:t xml:space="preserve"> </w:t>
@@ -10508,9 +12085,9 @@
         <w:t xml:space="preserve">not its full materials.</w:t>
       </w:r>
     </w:p>
-    <w:bookmarkEnd w:id="31"/>
-    <w:bookmarkEnd w:id="32"/>
-    <w:bookmarkStart w:id="33" w:name="discussion"/>
+    <w:bookmarkEnd w:id="33"/>
+    <w:bookmarkEnd w:id="34"/>
+    <w:bookmarkStart w:id="35" w:name="discussion"/>
     <w:p>
       <w:pPr>
         <w:pStyle w:val="Heading1"/>
@@ -10530,19 +12107,19 @@
         <w:t xml:space="preserve"> </w:t>
       </w:r>
       <w:r>
-        <w:t xml:space="preserve">unifies steps that are usually performed in separate tools and separate</w:t>
-      </w:r>
-      <w:r>
-        <w:t xml:space="preserve"> </w:t>
-      </w:r>
-      <w:r>
-        <w:t xml:space="preserve">languages. Its principal contribution is integration. Multidimensional matching</w:t>
-      </w:r>
-      <w:r>
-        <w:t xml:space="preserve"> </w:t>
-      </w:r>
-      <w:r>
-        <w:t xml:space="preserve">exists in</w:t>
+        <w:t xml:space="preserve">unifies steps that are usually performed in separate tools and</w:t>
+      </w:r>
+      <w:r>
+        <w:t xml:space="preserve"> </w:t>
+      </w:r>
+      <w:r>
+        <w:t xml:space="preserve">separate languages. Its principal contribution is integration. Multidimensional</w:t>
+      </w:r>
+      <w:r>
+        <w:t xml:space="preserve"> </w:t>
+      </w:r>
+      <w:r>
+        <w:t xml:space="preserve">matching exists in</w:t>
       </w:r>
       <w:r>
         <w:t xml:space="preserve"> </w:t>
@@ -10584,61 +12161,61 @@
         <w:t xml:space="preserve">‘OpenSesame’</w:t>
       </w:r>
       <w:r>
-        <w:t xml:space="preserve">, but the path from a</w:t>
-      </w:r>
-      <w:r>
-        <w:t xml:space="preserve"> </w:t>
-      </w:r>
-      <w:r>
-        <w:t xml:space="preserve">multilingual corpus to a hardware-timed, cross-platform experiment has not before</w:t>
-      </w:r>
-      <w:r>
-        <w:t xml:space="preserve"> </w:t>
-      </w:r>
-      <w:r>
-        <w:t xml:space="preserve">been available as a single installable, dual-language tool. Two features are</w:t>
-      </w:r>
-      <w:r>
-        <w:t xml:space="preserve"> </w:t>
-      </w:r>
-      <w:r>
-        <w:t xml:space="preserve">worth emphasising. First, the deterministic matcher selects identical matched</w:t>
-      </w:r>
-      <w:r>
-        <w:t xml:space="preserve"> </w:t>
-      </w:r>
-      <w:r>
-        <w:t xml:space="preserve">(word, condition) sets in the R and Python engines, with the reported match</w:t>
-      </w:r>
-      <w:r>
-        <w:t xml:space="preserve"> </w:t>
-      </w:r>
-      <w:r>
-        <w:t xml:space="preserve">statistics agreeing to the precision shown, and the keyed-hash trial order</w:t>
-      </w:r>
-      <w:r>
-        <w:t xml:space="preserve"> </w:t>
-      </w:r>
-      <w:r>
-        <w:t xml:space="preserve">makes every generated experiment file byte-identical between them; the sole</w:t>
-      </w:r>
-      <w:r>
-        <w:t xml:space="preserve"> </w:t>
-      </w:r>
-      <w:r>
-        <w:t xml:space="preserve">exceptions remain the covariance-aware (Mahalanobis) and optimal matching</w:t>
-      </w:r>
-      <w:r>
-        <w:t xml:space="preserve"> </w:t>
-      </w:r>
-      <w:r>
-        <w:t xml:space="preserve">methods, whose linear-algebra backends differ in their last bits. A laboratory</w:t>
-      </w:r>
-      <w:r>
-        <w:t xml:space="preserve"> </w:t>
-      </w:r>
-      <w:r>
-        <w:t xml:space="preserve">can therefore adopt</w:t>
+        <w:t xml:space="preserve">, but the path from a multilingual corpus to a</w:t>
+      </w:r>
+      <w:r>
+        <w:t xml:space="preserve"> </w:t>
+      </w:r>
+      <w:r>
+        <w:t xml:space="preserve">hardware-timed, cross-platform experiment has not before been available as a</w:t>
+      </w:r>
+      <w:r>
+        <w:t xml:space="preserve"> </w:t>
+      </w:r>
+      <w:r>
+        <w:t xml:space="preserve">single installable, dual-language tool. Two features are worth emphasising.</w:t>
+      </w:r>
+      <w:r>
+        <w:t xml:space="preserve"> </w:t>
+      </w:r>
+      <w:r>
+        <w:t xml:space="preserve">First, the deterministic matcher selects identical matched (word, condition)</w:t>
+      </w:r>
+      <w:r>
+        <w:t xml:space="preserve"> </w:t>
+      </w:r>
+      <w:r>
+        <w:t xml:space="preserve">sets in the R and Python engines, with the reported match statistics agreeing to</w:t>
+      </w:r>
+      <w:r>
+        <w:t xml:space="preserve"> </w:t>
+      </w:r>
+      <w:r>
+        <w:t xml:space="preserve">the precision shown, and the keyed-hash trial order makes every generated</w:t>
+      </w:r>
+      <w:r>
+        <w:t xml:space="preserve"> </w:t>
+      </w:r>
+      <w:r>
+        <w:t xml:space="preserve">experiment file byte-identical between them; the sole exceptions remain the</w:t>
+      </w:r>
+      <w:r>
+        <w:t xml:space="preserve"> </w:t>
+      </w:r>
+      <w:r>
+        <w:t xml:space="preserve">covariance-aware (Mahalanobis) and optimal matching methods, whose</w:t>
+      </w:r>
+      <w:r>
+        <w:t xml:space="preserve"> </w:t>
+      </w:r>
+      <w:r>
+        <w:t xml:space="preserve">linear-algebra backends differ in their last bits. A laboratory can therefore</w:t>
+      </w:r>
+      <w:r>
+        <w:t xml:space="preserve"> </w:t>
+      </w:r>
+      <w:r>
+        <w:t xml:space="preserve">adopt</w:t>
       </w:r>
       <w:r>
         <w:t xml:space="preserve"> </w:t>
@@ -10650,25 +12227,19 @@
         <w:t xml:space="preserve"> </w:t>
       </w:r>
       <w:r>
-        <w:t xml:space="preserve">in whichever ecosystem it prefers without fear of</w:t>
-      </w:r>
-      <w:r>
-        <w:t xml:space="preserve"> </w:t>
-      </w:r>
-      <w:r>
-        <w:t xml:space="preserve">divergent stimulus selection. Second, both</w:t>
-      </w:r>
-      <w:r>
-        <w:t xml:space="preserve"> </w:t>
-      </w:r>
-      <w:r>
-        <w:t xml:space="preserve">laboratory targets upgrade the sequence-ordered triggers of the original</w:t>
-      </w:r>
-      <w:r>
-        <w:t xml:space="preserve"> </w:t>
-      </w:r>
-      <w:r>
-        <w:t xml:space="preserve">workflow to onset-aligned markers (flip-locked in</w:t>
+        <w:t xml:space="preserve">in whichever ecosystem it prefers without fear of divergent</w:t>
+      </w:r>
+      <w:r>
+        <w:t xml:space="preserve"> </w:t>
+      </w:r>
+      <w:r>
+        <w:t xml:space="preserve">stimulus selection. Second, both laboratory targets place every onset marker at</w:t>
+      </w:r>
+      <w:r>
+        <w:t xml:space="preserve"> </w:t>
+      </w:r>
+      <w:r>
+        <w:t xml:space="preserve">the stimulus flip (flip-locked in</w:t>
       </w:r>
       <w:r>
         <w:t xml:space="preserve"> </w:t>
@@ -10677,13 +12248,13 @@
         <w:t xml:space="preserve">‘PsychoPy’</w:t>
       </w:r>
       <w:r>
-        <w:t xml:space="preserve">, and written</w:t>
-      </w:r>
-      <w:r>
-        <w:t xml:space="preserve"> </w:t>
-      </w:r>
-      <w:r>
-        <w:t xml:space="preserve">immediately after the refresh-blocking</w:t>
+        <w:t xml:space="preserve">, and written immediately after the</w:t>
+      </w:r>
+      <w:r>
+        <w:t xml:space="preserve"> </w:t>
+      </w:r>
+      <w:r>
+        <w:t xml:space="preserve">refresh-blocking</w:t>
       </w:r>
       <w:r>
         <w:t xml:space="preserve"> </w:t>
@@ -10707,7 +12278,13 @@
         <w:t xml:space="preserve">‘OpenSesame’</w:t>
       </w:r>
       <w:r>
-        <w:t xml:space="preserve">), a concrete</w:t>
+        <w:t xml:space="preserve">), rather than sending a trailing block</w:t>
+      </w:r>
+      <w:r>
+        <w:t xml:space="preserve"> </w:t>
+      </w:r>
+      <w:r>
+        <w:t xml:space="preserve">of markers in which only the first is even approximately aligned, a concrete</w:t>
       </w:r>
       <w:r>
         <w:t xml:space="preserve"> </w:t>
@@ -10831,7 +12408,7 @@
         <w:t xml:space="preserve"> </w:t>
       </w:r>
       <w:r>
-        <w:t xml:space="preserve">laboratory targets write. The dimension set, already broadened beyond orthography</w:t>
+        <w:t xml:space="preserve">laboratory targets write. The dimension set already extends beyond orthography</w:t>
       </w:r>
       <w:r>
         <w:t xml:space="preserve"> </w:t>
@@ -10843,25 +12420,31 @@
         <w:t xml:space="preserve"> </w:t>
       </w:r>
       <w:r>
-        <w:t xml:space="preserve">(phonotactic-probability) measure, could grow further to predictability dimensions</w:t>
-      </w:r>
-      <w:r>
-        <w:t xml:space="preserve"> </w:t>
-      </w:r>
-      <w:r>
-        <w:t xml:space="preserve">(n-gram or language-model surprisal); semantic dimensions such as concreteness, age</w:t>
-      </w:r>
-      <w:r>
-        <w:t xml:space="preserve"> </w:t>
-      </w:r>
-      <w:r>
-        <w:t xml:space="preserve">of acquisition and valence are already reachable through the norm-table connector,</w:t>
-      </w:r>
-      <w:r>
-        <w:t xml:space="preserve"> </w:t>
-      </w:r>
-      <w:r>
-        <w:t xml:space="preserve">the norm data being fetched separately because their licences vary. Sampling matched</w:t>
+        <w:t xml:space="preserve">(phonotactic-probability) measure, and it could grow further to predictability</w:t>
+      </w:r>
+      <w:r>
+        <w:t xml:space="preserve"> </w:t>
+      </w:r>
+      <w:r>
+        <w:t xml:space="preserve">dimensions such as n-gram or language-model surprisal. Semantic dimensions such</w:t>
+      </w:r>
+      <w:r>
+        <w:t xml:space="preserve"> </w:t>
+      </w:r>
+      <w:r>
+        <w:t xml:space="preserve">as concreteness, age of acquisition and valence can be joined on through the</w:t>
+      </w:r>
+      <w:r>
+        <w:t xml:space="preserve"> </w:t>
+      </w:r>
+      <w:r>
+        <w:t xml:space="preserve">norm-table connector. The norm tables themselves have to be obtained separately,</w:t>
+      </w:r>
+      <w:r>
+        <w:t xml:space="preserve"> </w:t>
+      </w:r>
+      <w:r>
+        <w:t xml:space="preserve">because their licences vary. Sampling matched</w:t>
       </w:r>
       <w:r>
         <w:t xml:space="preserve"> </w:t>
@@ -10876,14 +12459,14 @@
         <w:t xml:space="preserve">already provided.</w:t>
       </w:r>
     </w:p>
-    <w:bookmarkEnd w:id="33"/>
-    <w:bookmarkStart w:id="35" w:name="availability-and-open-practices"/>
+    <w:bookmarkEnd w:id="35"/>
+    <w:bookmarkStart w:id="36" w:name="extending-lexsync"/>
     <w:p>
       <w:pPr>
         <w:pStyle w:val="Heading1"/>
       </w:pPr>
       <w:r>
-        <w:t xml:space="preserve">Availability and open practices</w:t>
+        <w:t xml:space="preserve">Extending lexsync</w:t>
       </w:r>
     </w:p>
     <w:p>
@@ -10891,70 +12474,167 @@
         <w:pStyle w:val="FirstParagraph"/>
       </w:pPr>
       <w:r>
-        <w:t xml:space="preserve">‘lexsync’</w:t>
-      </w:r>
-      <w:r>
-        <w:t xml:space="preserve"> </w:t>
-      </w:r>
-      <w:r>
-        <w:t xml:space="preserve">is available as an R package and a Python package, with a shared corpus</w:t>
-      </w:r>
-      <w:r>
-        <w:t xml:space="preserve"> </w:t>
-      </w:r>
-      <w:r>
-        <w:t xml:space="preserve">registry and the reproducible source of this manuscript. A browser application for</w:t>
-      </w:r>
-      <w:r>
-        <w:t xml:space="preserve"> </w:t>
-      </w:r>
-      <w:r>
-        <w:t xml:space="preserve">each engine (a Shiny app for the R package and a Streamlit app for the Python one)</w:t>
-      </w:r>
-      <w:r>
-        <w:t xml:space="preserve"> </w:t>
-      </w:r>
-      <w:r>
-        <w:t xml:space="preserve">lets a researcher assemble a design, run the verified pipeline and export the design</w:t>
-      </w:r>
-      <w:r>
-        <w:t xml:space="preserve"> </w:t>
-      </w:r>
-      <w:r>
-        <w:t xml:space="preserve">configuration together with the R, Python and command-line code that reproduces it,</w:t>
-      </w:r>
-      <w:r>
-        <w:t xml:space="preserve"> </w:t>
-      </w:r>
-      <w:r>
-        <w:t xml:space="preserve">so the interface itself yields shareable, reproducible artefacts. The code is released</w:t>
-      </w:r>
-      <w:r>
-        <w:t xml:space="preserve"> </w:t>
-      </w:r>
-      <w:r>
-        <w:t xml:space="preserve">under the MIT licence and the bundled corpus derivatives under CC BY-SA 4.0, with</w:t>
-      </w:r>
-      <w:r>
-        <w:t xml:space="preserve"> </w:t>
-      </w:r>
-      <w:r>
-        <w:t xml:space="preserve">full attribution and retrieval dates recorded alongside the data. The repository</w:t>
-      </w:r>
-      <w:r>
-        <w:t xml:space="preserve"> </w:t>
-      </w:r>
-      <w:r>
-        <w:t xml:space="preserve">URL in the package metadata is a placeholder pending public release.</w:t>
+        <w:t xml:space="preserve">In keeping with the design, extensions have well-defined insertion points. To add</w:t>
+      </w:r>
+      <w:r>
+        <w:t xml:space="preserve"> </w:t>
+      </w:r>
+      <w:r>
+        <w:t xml:space="preserve">a paradigm, add an entry to the registry in</w:t>
+      </w:r>
+      <w:r>
+        <w:t xml:space="preserve"> </w:t>
+      </w:r>
+      <w:r>
+        <w:rPr>
+          <w:rStyle w:val="VerbatimChar"/>
+        </w:rPr>
+        <w:t xml:space="preserve">paradigms</w:t>
+      </w:r>
+      <w:r>
+        <w:t xml:space="preserve"> </w:t>
+      </w:r>
+      <w:r>
+        <w:t xml:space="preserve">giving its default</w:t>
+      </w:r>
+      <w:r>
+        <w:t xml:space="preserve"> </w:t>
+      </w:r>
+      <w:r>
+        <w:t xml:space="preserve">event sequence, the trial fields it requires and its counterbalancing recipe, and</w:t>
+      </w:r>
+      <w:r>
+        <w:t xml:space="preserve"> </w:t>
+      </w:r>
+      <w:r>
+        <w:t xml:space="preserve">all three presentation backends then render it with no further code. To add a</w:t>
+      </w:r>
+      <w:r>
+        <w:t xml:space="preserve"> </w:t>
+      </w:r>
+      <w:r>
+        <w:t xml:space="preserve">lexical dimension, compute it in</w:t>
+      </w:r>
+      <w:r>
+        <w:t xml:space="preserve"> </w:t>
+      </w:r>
+      <w:r>
+        <w:rPr>
+          <w:rStyle w:val="VerbatimChar"/>
+        </w:rPr>
+        <w:t xml:space="preserve">querying</w:t>
+      </w:r>
+      <w:r>
+        <w:t xml:space="preserve"> </w:t>
+      </w:r>
+      <w:r>
+        <w:t xml:space="preserve">(alongside</w:t>
+      </w:r>
+      <w:r>
+        <w:t xml:space="preserve"> </w:t>
+      </w:r>
+      <w:r>
+        <w:rPr>
+          <w:rStyle w:val="VerbatimChar"/>
+        </w:rPr>
+        <w:t xml:space="preserve">add_neighbourhood</w:t>
+      </w:r>
+      <w:r>
+        <w:t xml:space="preserve">) and</w:t>
+      </w:r>
+      <w:r>
+        <w:t xml:space="preserve"> </w:t>
+      </w:r>
+      <w:r>
+        <w:t xml:space="preserve">list it in the dimension table in</w:t>
+      </w:r>
+      <w:r>
+        <w:t xml:space="preserve"> </w:t>
+      </w:r>
+      <w:r>
+        <w:rPr>
+          <w:rStyle w:val="VerbatimChar"/>
+        </w:rPr>
+        <w:t xml:space="preserve">config/schema.yaml</w:t>
+      </w:r>
+      <w:r>
+        <w:t xml:space="preserve">, in both packages. To add</w:t>
+      </w:r>
+      <w:r>
+        <w:t xml:space="preserve"> </w:t>
+      </w:r>
+      <w:r>
+        <w:t xml:space="preserve">a presentation target, add an</w:t>
+      </w:r>
+      <w:r>
+        <w:t xml:space="preserve"> </w:t>
+      </w:r>
+      <w:r>
+        <w:rPr>
+          <w:rStyle w:val="VerbatimChar"/>
+        </w:rPr>
+        <w:t xml:space="preserve">export_&lt;target&gt;()</w:t>
+      </w:r>
+      <w:r>
+        <w:t xml:space="preserve"> </w:t>
+      </w:r>
+      <w:r>
+        <w:t xml:space="preserve">function in</w:t>
+      </w:r>
+      <w:r>
+        <w:t xml:space="preserve"> </w:t>
+      </w:r>
+      <w:r>
+        <w:rPr>
+          <w:rStyle w:val="VerbatimChar"/>
+        </w:rPr>
+        <w:t xml:space="preserve">scripting</w:t>
+      </w:r>
+      <w:r>
+        <w:t xml:space="preserve"> </w:t>
+      </w:r>
+      <w:r>
+        <w:t xml:space="preserve">that</w:t>
+      </w:r>
+      <w:r>
+        <w:t xml:space="preserve"> </w:t>
+      </w:r>
+      <w:r>
+        <w:t xml:space="preserve">walks the same rendered event list. To add a corpus or language, add an entry to</w:t>
+      </w:r>
+      <w:r>
+        <w:t xml:space="preserve"> </w:t>
+      </w:r>
+      <w:r>
+        <w:rPr>
+          <w:rStyle w:val="VerbatimChar"/>
+        </w:rPr>
+        <w:t xml:space="preserve">corpora/registry.yaml</w:t>
+      </w:r>
+      <w:r>
+        <w:t xml:space="preserve">, and no code change is required for SUBTLEX-family or</w:t>
+      </w:r>
+      <w:r>
+        <w:t xml:space="preserve"> </w:t>
+      </w:r>
+      <w:r>
+        <w:t xml:space="preserve">‘wordfreq’</w:t>
+      </w:r>
+      <w:r>
+        <w:t xml:space="preserve"> </w:t>
+      </w:r>
+      <w:r>
+        <w:t xml:space="preserve">sources.</w:t>
       </w:r>
     </w:p>
-    <w:bookmarkStart w:id="34" w:name="extending-lexsync"/>
+    <w:bookmarkEnd w:id="36"/>
+    <w:bookmarkStart w:id="37" w:name="availability-and-open-practices"/>
     <w:p>
       <w:pPr>
-        <w:pStyle w:val="Heading2"/>
+        <w:pStyle w:val="Heading1"/>
       </w:pPr>
       <w:r>
-        <w:t xml:space="preserve">Extending lexsync</w:t>
+        <w:t xml:space="preserve">Availability and open practices</w:t>
       </w:r>
     </w:p>
     <w:p>
@@ -10962,157 +12642,73 @@
         <w:pStyle w:val="FirstParagraph"/>
       </w:pPr>
       <w:r>
-        <w:t xml:space="preserve">In keeping with the design, extensions have well-defined insertion points. To add</w:t>
-      </w:r>
-      <w:r>
-        <w:t xml:space="preserve"> </w:t>
-      </w:r>
-      <w:r>
-        <w:t xml:space="preserve">a paradigm, add an entry to the registry in</w:t>
-      </w:r>
-      <w:r>
-        <w:t xml:space="preserve"> </w:t>
-      </w:r>
-      <w:r>
-        <w:rPr>
-          <w:rStyle w:val="VerbatimChar"/>
-        </w:rPr>
-        <w:t xml:space="preserve">paradigms</w:t>
-      </w:r>
-      <w:r>
-        <w:t xml:space="preserve"> </w:t>
-      </w:r>
-      <w:r>
-        <w:t xml:space="preserve">giving its default</w:t>
-      </w:r>
-      <w:r>
-        <w:t xml:space="preserve"> </w:t>
-      </w:r>
-      <w:r>
-        <w:t xml:space="preserve">event sequence, the trial fields it requires and its counterbalancing recipe, and</w:t>
-      </w:r>
-      <w:r>
-        <w:t xml:space="preserve"> </w:t>
-      </w:r>
-      <w:r>
-        <w:t xml:space="preserve">all three presentation backends then render it with no further code. To add a</w:t>
-      </w:r>
-      <w:r>
-        <w:t xml:space="preserve"> </w:t>
-      </w:r>
-      <w:r>
-        <w:t xml:space="preserve">lexical dimension, compute it in</w:t>
-      </w:r>
-      <w:r>
-        <w:t xml:space="preserve"> </w:t>
-      </w:r>
-      <w:r>
-        <w:rPr>
-          <w:rStyle w:val="VerbatimChar"/>
-        </w:rPr>
-        <w:t xml:space="preserve">querying</w:t>
-      </w:r>
-      <w:r>
-        <w:t xml:space="preserve"> </w:t>
-      </w:r>
-      <w:r>
-        <w:t xml:space="preserve">(alongside</w:t>
-      </w:r>
-      <w:r>
-        <w:t xml:space="preserve"> </w:t>
-      </w:r>
-      <w:r>
-        <w:rPr>
-          <w:rStyle w:val="VerbatimChar"/>
-        </w:rPr>
-        <w:t xml:space="preserve">add_neighbourhood</w:t>
-      </w:r>
-      <w:r>
-        <w:t xml:space="preserve">) and</w:t>
-      </w:r>
-      <w:r>
-        <w:t xml:space="preserve"> </w:t>
-      </w:r>
-      <w:r>
-        <w:t xml:space="preserve">list it in the dimension table in</w:t>
-      </w:r>
-      <w:r>
-        <w:t xml:space="preserve"> </w:t>
-      </w:r>
-      <w:r>
-        <w:rPr>
-          <w:rStyle w:val="VerbatimChar"/>
-        </w:rPr>
-        <w:t xml:space="preserve">config/schema.yaml</w:t>
-      </w:r>
-      <w:r>
-        <w:t xml:space="preserve">, in both packages. To add</w:t>
-      </w:r>
-      <w:r>
-        <w:t xml:space="preserve"> </w:t>
-      </w:r>
-      <w:r>
-        <w:t xml:space="preserve">a presentation target, add an</w:t>
-      </w:r>
-      <w:r>
-        <w:t xml:space="preserve"> </w:t>
-      </w:r>
-      <w:r>
-        <w:rPr>
-          <w:rStyle w:val="VerbatimChar"/>
-        </w:rPr>
-        <w:t xml:space="preserve">export_&lt;target&gt;()</w:t>
-      </w:r>
-      <w:r>
-        <w:t xml:space="preserve"> </w:t>
-      </w:r>
-      <w:r>
-        <w:t xml:space="preserve">function in</w:t>
-      </w:r>
-      <w:r>
-        <w:t xml:space="preserve"> </w:t>
-      </w:r>
-      <w:r>
-        <w:rPr>
-          <w:rStyle w:val="VerbatimChar"/>
-        </w:rPr>
-        <w:t xml:space="preserve">scripting</w:t>
-      </w:r>
-      <w:r>
-        <w:t xml:space="preserve"> </w:t>
-      </w:r>
-      <w:r>
-        <w:t xml:space="preserve">that</w:t>
-      </w:r>
-      <w:r>
-        <w:t xml:space="preserve"> </w:t>
-      </w:r>
-      <w:r>
-        <w:t xml:space="preserve">walks the same rendered event list. To add a corpus or language, add an entry to</w:t>
-      </w:r>
-      <w:r>
-        <w:t xml:space="preserve"> </w:t>
-      </w:r>
-      <w:r>
-        <w:rPr>
-          <w:rStyle w:val="VerbatimChar"/>
-        </w:rPr>
-        <w:t xml:space="preserve">corpora/registry.yaml</w:t>
-      </w:r>
-      <w:r>
-        <w:t xml:space="preserve">, and no code change is required for SUBTLEX-family or</w:t>
-      </w:r>
-      <w:r>
-        <w:t xml:space="preserve"> </w:t>
-      </w:r>
-      <w:r>
-        <w:t xml:space="preserve">‘wordfreq’</w:t>
-      </w:r>
-      <w:r>
-        <w:t xml:space="preserve"> </w:t>
-      </w:r>
-      <w:r>
-        <w:t xml:space="preserve">sources.</w:t>
+        <w:t xml:space="preserve">‘lexsync’</w:t>
+      </w:r>
+      <w:r>
+        <w:t xml:space="preserve"> </w:t>
+      </w:r>
+      <w:r>
+        <w:t xml:space="preserve">is available as an R package and a Python package, with a shared corpus</w:t>
+      </w:r>
+      <w:r>
+        <w:t xml:space="preserve"> </w:t>
+      </w:r>
+      <w:r>
+        <w:t xml:space="preserve">registry and the reproducible source of this manuscript. A browser application for</w:t>
+      </w:r>
+      <w:r>
+        <w:t xml:space="preserve"> </w:t>
+      </w:r>
+      <w:r>
+        <w:t xml:space="preserve">each engine (a Shiny app for the R package and a Streamlit app for the Python one)</w:t>
+      </w:r>
+      <w:r>
+        <w:t xml:space="preserve"> </w:t>
+      </w:r>
+      <w:r>
+        <w:t xml:space="preserve">lets a researcher assemble a design, run the verified pipeline and export the design</w:t>
+      </w:r>
+      <w:r>
+        <w:t xml:space="preserve"> </w:t>
+      </w:r>
+      <w:r>
+        <w:t xml:space="preserve">configuration together with the R, Python and command-line code that reproduces it,</w:t>
+      </w:r>
+      <w:r>
+        <w:t xml:space="preserve"> </w:t>
+      </w:r>
+      <w:r>
+        <w:t xml:space="preserve">so the interface itself yields shareable, reproducible artefacts. The code is released</w:t>
+      </w:r>
+      <w:r>
+        <w:t xml:space="preserve"> </w:t>
+      </w:r>
+      <w:r>
+        <w:t xml:space="preserve">under the MIT licence and the bundled corpus derivatives under CC BY-SA 4.0, with</w:t>
+      </w:r>
+      <w:r>
+        <w:t xml:space="preserve"> </w:t>
+      </w:r>
+      <w:r>
+        <w:t xml:space="preserve">full attribution and retrieval dates recorded alongside the data. The repository</w:t>
+      </w:r>
+      <w:r>
+        <w:t xml:space="preserve"> </w:t>
+      </w:r>
+      <w:r>
+        <w:t xml:space="preserve">is cited from the package metadata of both engines, from the citation file and</w:t>
+      </w:r>
+      <w:r>
+        <w:t xml:space="preserve"> </w:t>
+      </w:r>
+      <w:r>
+        <w:t xml:space="preserve">from the machine-readable software description, so a reader arrives at the same</w:t>
+      </w:r>
+      <w:r>
+        <w:t xml:space="preserve"> </w:t>
+      </w:r>
+      <w:r>
+        <w:t xml:space="preserve">source whichever record they follow.</w:t>
       </w:r>
     </w:p>
     <w:p>
@@ -11120,9 +12716,8 @@
         <w:br w:type="page"/>
       </w:r>
     </w:p>
-    <w:bookmarkEnd w:id="34"/>
-    <w:bookmarkEnd w:id="35"/>
-    <w:bookmarkStart w:id="99" w:name="references"/>
+    <w:bookmarkEnd w:id="37"/>
+    <w:bookmarkStart w:id="101" w:name="references"/>
     <w:p>
       <w:pPr>
         <w:pStyle w:val="Heading1"/>
@@ -11131,8 +12726,8 @@
         <w:t xml:space="preserve">References</w:t>
       </w:r>
     </w:p>
-    <w:bookmarkStart w:id="98" w:name="refs"/>
-    <w:bookmarkStart w:id="37" w:name="ref-andrews1989frequency"/>
+    <w:bookmarkStart w:id="100" w:name="refs"/>
+    <w:bookmarkStart w:id="39" w:name="ref-andrews1989frequency"/>
     <w:p>
       <w:pPr>
         <w:pStyle w:val="Bibliography"/>
@@ -11169,7 +12764,7 @@
       <w:r>
         <w:t xml:space="preserve"> </w:t>
       </w:r>
-      <w:hyperlink r:id="rId36">
+      <w:hyperlink r:id="rId38">
         <w:r>
           <w:rPr>
             <w:rStyle w:val="Hyperlink"/>
@@ -11178,8 +12773,8 @@
         </w:r>
       </w:hyperlink>
     </w:p>
-    <w:bookmarkEnd w:id="37"/>
-    <w:bookmarkStart w:id="39" w:name="ref-bochynska2023reproducible"/>
+    <w:bookmarkEnd w:id="39"/>
+    <w:bookmarkStart w:id="41" w:name="ref-bochynska2023reproducible"/>
     <w:p>
       <w:pPr>
         <w:pStyle w:val="Bibliography"/>
@@ -11216,7 +12811,7 @@
       <w:r>
         <w:t xml:space="preserve"> </w:t>
       </w:r>
-      <w:hyperlink r:id="rId38">
+      <w:hyperlink r:id="rId40">
         <w:r>
           <w:rPr>
             <w:rStyle w:val="Hyperlink"/>
@@ -11225,8 +12820,8 @@
         </w:r>
       </w:hyperlink>
     </w:p>
-    <w:bookmarkEnd w:id="39"/>
-    <w:bookmarkStart w:id="41" w:name="ref-brysbaert2009subtlexus"/>
+    <w:bookmarkEnd w:id="41"/>
+    <w:bookmarkStart w:id="43" w:name="ref-brysbaert2009subtlexus"/>
     <w:p>
       <w:pPr>
         <w:pStyle w:val="Bibliography"/>
@@ -11305,7 +12900,7 @@
       <w:r>
         <w:t xml:space="preserve"> </w:t>
       </w:r>
-      <w:hyperlink r:id="rId40">
+      <w:hyperlink r:id="rId42">
         <w:r>
           <w:rPr>
             <w:rStyle w:val="Hyperlink"/>
@@ -11314,8 +12909,8 @@
         </w:r>
       </w:hyperlink>
     </w:p>
-    <w:bookmarkEnd w:id="41"/>
-    <w:bookmarkStart w:id="43" w:name="ref-cai2010subtlexch"/>
+    <w:bookmarkEnd w:id="43"/>
+    <w:bookmarkStart w:id="45" w:name="ref-cai2010subtlexch"/>
     <w:p>
       <w:pPr>
         <w:pStyle w:val="Bibliography"/>
@@ -11373,7 +12968,7 @@
       <w:r>
         <w:t xml:space="preserve"> </w:t>
       </w:r>
-      <w:hyperlink r:id="rId42">
+      <w:hyperlink r:id="rId44">
         <w:r>
           <w:rPr>
             <w:rStyle w:val="Hyperlink"/>
@@ -11382,8 +12977,8 @@
         </w:r>
       </w:hyperlink>
     </w:p>
-    <w:bookmarkEnd w:id="43"/>
-    <w:bookmarkStart w:id="45" w:name="ref-clark1973language"/>
+    <w:bookmarkEnd w:id="45"/>
+    <w:bookmarkStart w:id="47" w:name="ref-clark1973language"/>
     <w:p>
       <w:pPr>
         <w:pStyle w:val="Bibliography"/>
@@ -11432,7 +13027,7 @@
       <w:r>
         <w:t xml:space="preserve"> </w:t>
       </w:r>
-      <w:hyperlink r:id="rId44">
+      <w:hyperlink r:id="rId46">
         <w:r>
           <w:rPr>
             <w:rStyle w:val="Hyperlink"/>
@@ -11441,8 +13036,8 @@
         </w:r>
       </w:hyperlink>
     </w:p>
-    <w:bookmarkEnd w:id="45"/>
-    <w:bookmarkStart w:id="46" w:name="ref-coltheart1977access"/>
+    <w:bookmarkEnd w:id="47"/>
+    <w:bookmarkStart w:id="48" w:name="ref-coltheart1977access"/>
     <w:p>
       <w:pPr>
         <w:pStyle w:val="Bibliography"/>
@@ -11481,17 +13076,14 @@
         <w:t xml:space="preserve">(pp. 535–555). Erlbaum.</w:t>
       </w:r>
     </w:p>
-    <w:bookmarkEnd w:id="46"/>
-    <w:bookmarkStart w:id="48" w:name="ref-coretta2023multidimensional"/>
+    <w:bookmarkEnd w:id="48"/>
+    <w:bookmarkStart w:id="50" w:name="ref-coretta2023multidimensional"/>
     <w:p>
       <w:pPr>
         <w:pStyle w:val="Bibliography"/>
       </w:pPr>
       <w:r>
-        <w:t xml:space="preserve">Coretta, S., Casillas, J. V., Roessig, S., et al.</w:t>
-      </w:r>
-      <w:r>
-        <w:t xml:space="preserve"> (2023). Multidimensional signals and analytic flexibility:</w:t>
+        <w:t xml:space="preserve">Coretta, S., Casillas, J. V., Roessig, S., Franke, M., Ahn, B., Al-Hoorie, A. H., Al-Tamimi, J., Alotaibi, N. E., AlShakhori, M. K., Altmiller, R. M., Arantes, P., Athanasopoulou, A., Baese-Berk, M. M., Bailey, G., Sangma, C. B. A., Beier, E. J., Benavides, G. M., Benker, N., BensonMeyer, E. P., … Roettger, T. B. (2023). Multidimensional signals and analytic flexibility:</w:t>
       </w:r>
       <w:r>
         <w:t xml:space="preserve"> </w:t>
@@ -11534,7 +13126,7 @@
       <w:r>
         <w:t xml:space="preserve"> </w:t>
       </w:r>
-      <w:hyperlink r:id="rId47">
+      <w:hyperlink r:id="rId49">
         <w:r>
           <w:rPr>
             <w:rStyle w:val="Hyperlink"/>
@@ -11543,8 +13135,8 @@
         </w:r>
       </w:hyperlink>
     </w:p>
-    <w:bookmarkEnd w:id="48"/>
-    <w:bookmarkStart w:id="49" w:name="ref-cuetos2011subtlexesp"/>
+    <w:bookmarkEnd w:id="50"/>
+    <w:bookmarkStart w:id="51" w:name="ref-cuetos2011subtlexesp"/>
     <w:p>
       <w:pPr>
         <w:pStyle w:val="Bibliography"/>
@@ -11581,7 +13173,7 @@
           <w:i/>
           <w:iCs/>
         </w:rPr>
-        <w:t xml:space="preserve">Psic</w:t>
+        <w:t xml:space="preserve">Psicol</w:t>
       </w:r>
       <w:r>
         <w:rPr>
@@ -11595,7 +13187,7 @@
           <w:i/>
           <w:iCs/>
         </w:rPr>
-        <w:t xml:space="preserve">logica</w:t>
+        <w:t xml:space="preserve">gica</w:t>
       </w:r>
       <w:r>
         <w:t xml:space="preserve">,</w:t>
@@ -11614,8 +13206,8 @@
         <w:t xml:space="preserve">(2), 133–143.</w:t>
       </w:r>
     </w:p>
-    <w:bookmarkEnd w:id="49"/>
-    <w:bookmarkStart w:id="51" w:name="ref-duchon2013espal"/>
+    <w:bookmarkEnd w:id="51"/>
+    <w:bookmarkStart w:id="53" w:name="ref-duchon2013espal"/>
     <w:p>
       <w:pPr>
         <w:pStyle w:val="Bibliography"/>
@@ -11673,7 +13265,7 @@
       <w:r>
         <w:t xml:space="preserve"> </w:t>
       </w:r>
-      <w:hyperlink r:id="rId50">
+      <w:hyperlink r:id="rId52">
         <w:r>
           <w:rPr>
             <w:rStyle w:val="Hyperlink"/>
@@ -11682,8 +13274,8 @@
         </w:r>
       </w:hyperlink>
     </w:p>
-    <w:bookmarkEnd w:id="51"/>
-    <w:bookmarkStart w:id="53" w:name="ref-gonzalezalonso2025l3"/>
+    <w:bookmarkEnd w:id="53"/>
+    <w:bookmarkStart w:id="55" w:name="ref-gonzalezalonso2025l3"/>
     <w:p>
       <w:pPr>
         <w:pStyle w:val="Bibliography"/>
@@ -11735,7 +13327,7 @@
       <w:r>
         <w:t xml:space="preserve"> </w:t>
       </w:r>
-      <w:hyperlink r:id="rId52">
+      <w:hyperlink r:id="rId54">
         <w:r>
           <w:rPr>
             <w:rStyle w:val="Hyperlink"/>
@@ -11744,8 +13336,8 @@
         </w:r>
       </w:hyperlink>
     </w:p>
-    <w:bookmarkEnd w:id="53"/>
-    <w:bookmarkStart w:id="55" w:name="ref-gu1993comparison"/>
+    <w:bookmarkEnd w:id="55"/>
+    <w:bookmarkStart w:id="57" w:name="ref-gu1993comparison"/>
     <w:p>
       <w:pPr>
         <w:pStyle w:val="Bibliography"/>
@@ -11782,7 +13374,7 @@
       <w:r>
         <w:t xml:space="preserve"> </w:t>
       </w:r>
-      <w:hyperlink r:id="rId54">
+      <w:hyperlink r:id="rId56">
         <w:r>
           <w:rPr>
             <w:rStyle w:val="Hyperlink"/>
@@ -11791,8 +13383,8 @@
         </w:r>
       </w:hyperlink>
     </w:p>
-    <w:bookmarkEnd w:id="55"/>
-    <w:bookmarkStart w:id="57" w:name="ref-hansen2006optimal"/>
+    <w:bookmarkEnd w:id="57"/>
+    <w:bookmarkStart w:id="59" w:name="ref-hansen2006optimal"/>
     <w:p>
       <w:pPr>
         <w:pStyle w:val="Bibliography"/>
@@ -11829,7 +13421,7 @@
       <w:r>
         <w:t xml:space="preserve"> </w:t>
       </w:r>
-      <w:hyperlink r:id="rId56">
+      <w:hyperlink r:id="rId58">
         <w:r>
           <w:rPr>
             <w:rStyle w:val="Hyperlink"/>
@@ -11838,8 +13430,8 @@
         </w:r>
       </w:hyperlink>
     </w:p>
-    <w:bookmarkEnd w:id="57"/>
-    <w:bookmarkStart w:id="59" w:name="ref-vanheuven2014subtlexuk"/>
+    <w:bookmarkEnd w:id="59"/>
+    <w:bookmarkStart w:id="61" w:name="ref-vanheuven2014subtlexuk"/>
     <w:p>
       <w:pPr>
         <w:pStyle w:val="Bibliography"/>
@@ -11900,7 +13492,7 @@
       <w:r>
         <w:t xml:space="preserve"> </w:t>
       </w:r>
-      <w:hyperlink r:id="rId58">
+      <w:hyperlink r:id="rId60">
         <w:r>
           <w:rPr>
             <w:rStyle w:val="Hyperlink"/>
@@ -11909,8 +13501,8 @@
         </w:r>
       </w:hyperlink>
     </w:p>
-    <w:bookmarkEnd w:id="59"/>
-    <w:bookmarkStart w:id="61" w:name="ref-itkonen2024lastu"/>
+    <w:bookmarkEnd w:id="61"/>
+    <w:bookmarkStart w:id="63" w:name="ref-itkonen2024lastu"/>
     <w:p>
       <w:pPr>
         <w:pStyle w:val="Bibliography"/>
@@ -11968,7 +13560,7 @@
       <w:r>
         <w:t xml:space="preserve"> </w:t>
       </w:r>
-      <w:hyperlink r:id="rId60">
+      <w:hyperlink r:id="rId62">
         <w:r>
           <w:rPr>
             <w:rStyle w:val="Hyperlink"/>
@@ -11977,8 +13569,8 @@
         </w:r>
       </w:hyperlink>
     </w:p>
-    <w:bookmarkEnd w:id="61"/>
-    <w:bookmarkStart w:id="63" w:name="ref-keuleers2010wuggy"/>
+    <w:bookmarkEnd w:id="63"/>
+    <w:bookmarkStart w:id="65" w:name="ref-keuleers2010wuggy"/>
     <w:p>
       <w:pPr>
         <w:pStyle w:val="Bibliography"/>
@@ -12027,7 +13619,7 @@
       <w:r>
         <w:t xml:space="preserve"> </w:t>
       </w:r>
-      <w:hyperlink r:id="rId62">
+      <w:hyperlink r:id="rId64">
         <w:r>
           <w:rPr>
             <w:rStyle w:val="Hyperlink"/>
@@ -12036,8 +13628,8 @@
         </w:r>
       </w:hyperlink>
     </w:p>
-    <w:bookmarkEnd w:id="63"/>
-    <w:bookmarkStart w:id="65" w:name="ref-kuperman2015virtual"/>
+    <w:bookmarkEnd w:id="65"/>
+    <w:bookmarkStart w:id="67" w:name="ref-kuperman2015virtual"/>
     <w:p>
       <w:pPr>
         <w:pStyle w:val="Bibliography"/>
@@ -12074,7 +13666,7 @@
       <w:r>
         <w:t xml:space="preserve"> </w:t>
       </w:r>
-      <w:hyperlink r:id="rId64">
+      <w:hyperlink r:id="rId66">
         <w:r>
           <w:rPr>
             <w:rStyle w:val="Hyperlink"/>
@@ -12083,8 +13675,8 @@
         </w:r>
       </w:hyperlink>
     </w:p>
-    <w:bookmarkEnd w:id="65"/>
-    <w:bookmarkStart w:id="67" w:name="ref-lakens2017equivalence"/>
+    <w:bookmarkEnd w:id="67"/>
+    <w:bookmarkStart w:id="69" w:name="ref-lakens2017equivalence"/>
     <w:p>
       <w:pPr>
         <w:pStyle w:val="Bibliography"/>
@@ -12096,26 +13688,17 @@
         <w:t xml:space="preserve"> </w:t>
       </w:r>
       <w:r>
-        <w:t xml:space="preserve">t</w:t>
-      </w:r>
-      <w:r>
-        <w:t xml:space="preserve"> </w:t>
-      </w:r>
-      <w:r>
-        <w:t xml:space="preserve">tests, correlations, and meta-analyses.</w:t>
-      </w:r>
-      <w:r>
-        <w:t xml:space="preserve"> </w:t>
-      </w:r>
-      <w:r>
         <w:rPr>
           <w:i/>
           <w:iCs/>
         </w:rPr>
-        <w:t xml:space="preserve">Social Psychological and Personality Science</w:t>
-      </w:r>
-      <w:r>
-        <w:t xml:space="preserve">,</w:t>
+        <w:t xml:space="preserve">t</w:t>
+      </w:r>
+      <w:r>
+        <w:t xml:space="preserve"> </w:t>
+      </w:r>
+      <w:r>
+        <w:t xml:space="preserve">tests, correlations, and meta-analyses.</w:t>
       </w:r>
       <w:r>
         <w:t xml:space="preserve"> </w:t>
@@ -12125,6 +13708,19 @@
           <w:i/>
           <w:iCs/>
         </w:rPr>
+        <w:t xml:space="preserve">Social Psychological and Personality Science</w:t>
+      </w:r>
+      <w:r>
+        <w:t xml:space="preserve">,</w:t>
+      </w:r>
+      <w:r>
+        <w:t xml:space="preserve"> </w:t>
+      </w:r>
+      <w:r>
+        <w:rPr>
+          <w:i/>
+          <w:iCs/>
+        </w:rPr>
         <w:t xml:space="preserve">8</w:t>
       </w:r>
       <w:r>
@@ -12133,7 +13729,7 @@
       <w:r>
         <w:t xml:space="preserve"> </w:t>
       </w:r>
-      <w:hyperlink r:id="rId66">
+      <w:hyperlink r:id="rId68">
         <w:r>
           <w:rPr>
             <w:rStyle w:val="Hyperlink"/>
@@ -12142,8 +13738,8 @@
         </w:r>
       </w:hyperlink>
     </w:p>
-    <w:bookmarkEnd w:id="67"/>
-    <w:bookmarkStart w:id="69" w:name="ref-libennowell2019danger"/>
+    <w:bookmarkEnd w:id="69"/>
+    <w:bookmarkStart w:id="71" w:name="ref-libennowell2019danger"/>
     <w:p>
       <w:pPr>
         <w:pStyle w:val="Bibliography"/>
@@ -12180,7 +13776,7 @@
       <w:r>
         <w:t xml:space="preserve"> </w:t>
       </w:r>
-      <w:hyperlink r:id="rId68">
+      <w:hyperlink r:id="rId70">
         <w:r>
           <w:rPr>
             <w:rStyle w:val="Hyperlink"/>
@@ -12189,8 +13785,8 @@
         </w:r>
       </w:hyperlink>
     </w:p>
-    <w:bookmarkEnd w:id="69"/>
-    <w:bookmarkStart w:id="71" w:name="ref-lintz2021libra"/>
+    <w:bookmarkEnd w:id="71"/>
+    <w:bookmarkStart w:id="73" w:name="ref-lintz2021libra"/>
     <w:p>
       <w:pPr>
         <w:pStyle w:val="Bibliography"/>
@@ -12227,7 +13823,7 @@
       <w:r>
         <w:t xml:space="preserve"> </w:t>
       </w:r>
-      <w:hyperlink r:id="rId70">
+      <w:hyperlink r:id="rId72">
         <w:r>
           <w:rPr>
             <w:rStyle w:val="Hyperlink"/>
@@ -12236,8 +13832,8 @@
         </w:r>
       </w:hyperlink>
     </w:p>
-    <w:bookmarkEnd w:id="71"/>
-    <w:bookmarkStart w:id="73" w:name="ref-mathot2012opensesame"/>
+    <w:bookmarkEnd w:id="73"/>
+    <w:bookmarkStart w:id="75" w:name="ref-mathot2012opensesame"/>
     <w:p>
       <w:pPr>
         <w:pStyle w:val="Bibliography"/>
@@ -12283,7 +13879,7 @@
       <w:r>
         <w:t xml:space="preserve"> </w:t>
       </w:r>
-      <w:hyperlink r:id="rId72">
+      <w:hyperlink r:id="rId74">
         <w:r>
           <w:rPr>
             <w:rStyle w:val="Hyperlink"/>
@@ -12292,8 +13888,8 @@
         </w:r>
       </w:hyperlink>
     </w:p>
-    <w:bookmarkEnd w:id="73"/>
-    <w:bookmarkStart w:id="75" w:name="ref-peirce2019psychopy2"/>
+    <w:bookmarkEnd w:id="75"/>
+    <w:bookmarkStart w:id="77" w:name="ref-peirce2019psychopy2"/>
     <w:p>
       <w:pPr>
         <w:pStyle w:val="Bibliography"/>
@@ -12339,7 +13935,7 @@
       <w:r>
         <w:t xml:space="preserve"> </w:t>
       </w:r>
-      <w:hyperlink r:id="rId74">
+      <w:hyperlink r:id="rId76">
         <w:r>
           <w:rPr>
             <w:rStyle w:val="Hyperlink"/>
@@ -12348,8 +13944,8 @@
         </w:r>
       </w:hyperlink>
     </w:p>
-    <w:bookmarkEnd w:id="75"/>
-    <w:bookmarkStart w:id="77" w:name="ref-rastle2004broth"/>
+    <w:bookmarkEnd w:id="77"/>
+    <w:bookmarkStart w:id="79" w:name="ref-rastle2004broth"/>
     <w:p>
       <w:pPr>
         <w:pStyle w:val="Bibliography"/>
@@ -12386,7 +13982,7 @@
       <w:r>
         <w:t xml:space="preserve"> </w:t>
       </w:r>
-      <w:hyperlink r:id="rId76">
+      <w:hyperlink r:id="rId78">
         <w:r>
           <w:rPr>
             <w:rStyle w:val="Hyperlink"/>
@@ -12395,8 +13991,8 @@
         </w:r>
       </w:hyperlink>
     </w:p>
-    <w:bookmarkEnd w:id="77"/>
-    <w:bookmarkStart w:id="79" w:name="ref-roettger2019degrees"/>
+    <w:bookmarkEnd w:id="79"/>
+    <w:bookmarkStart w:id="81" w:name="ref-roettger2019degrees"/>
     <w:p>
       <w:pPr>
         <w:pStyle w:val="Bibliography"/>
@@ -12428,12 +14024,12 @@
         <w:t xml:space="preserve">10</w:t>
       </w:r>
       <w:r>
-        <w:t xml:space="preserve">(1).</w:t>
-      </w:r>
-      <w:r>
-        <w:t xml:space="preserve"> </w:t>
-      </w:r>
-      <w:hyperlink r:id="rId78">
+        <w:t xml:space="preserve">(1), Article 1.</w:t>
+      </w:r>
+      <w:r>
+        <w:t xml:space="preserve"> </w:t>
+      </w:r>
+      <w:hyperlink r:id="rId80">
         <w:r>
           <w:rPr>
             <w:rStyle w:val="Hyperlink"/>
@@ -12442,8 +14038,8 @@
         </w:r>
       </w:hyperlink>
     </w:p>
-    <w:bookmarkEnd w:id="79"/>
-    <w:bookmarkStart w:id="81" w:name="ref-roettger2019emergent"/>
+    <w:bookmarkEnd w:id="81"/>
+    <w:bookmarkStart w:id="83" w:name="ref-roettger2019emergent"/>
     <w:p>
       <w:pPr>
         <w:pStyle w:val="Bibliography"/>
@@ -12492,7 +14088,7 @@
       <w:r>
         <w:t xml:space="preserve"> </w:t>
       </w:r>
-      <w:hyperlink r:id="rId80">
+      <w:hyperlink r:id="rId82">
         <w:r>
           <w:rPr>
             <w:rStyle w:val="Hyperlink"/>
@@ -12501,8 +14097,8 @@
         </w:r>
       </w:hyperlink>
     </w:p>
-    <w:bookmarkEnd w:id="81"/>
-    <w:bookmarkStart w:id="83" w:name="ref-rubin1980bias"/>
+    <w:bookmarkEnd w:id="83"/>
+    <w:bookmarkStart w:id="85" w:name="ref-rubin1980bias"/>
     <w:p>
       <w:pPr>
         <w:pStyle w:val="Bibliography"/>
@@ -12548,7 +14144,7 @@
       <w:r>
         <w:t xml:space="preserve"> </w:t>
       </w:r>
-      <w:hyperlink r:id="rId82">
+      <w:hyperlink r:id="rId84">
         <w:r>
           <w:rPr>
             <w:rStyle w:val="Hyperlink"/>
@@ -12557,8 +14153,8 @@
         </w:r>
       </w:hyperlink>
     </w:p>
-    <w:bookmarkEnd w:id="83"/>
-    <w:bookmarkStart w:id="85" w:name="ref-sassenhagen2016nuisance"/>
+    <w:bookmarkEnd w:id="85"/>
+    <w:bookmarkStart w:id="87" w:name="ref-sassenhagen2016nuisance"/>
     <w:p>
       <w:pPr>
         <w:pStyle w:val="Bibliography"/>
@@ -12607,7 +14203,7 @@
       <w:r>
         <w:t xml:space="preserve"> </w:t>
       </w:r>
-      <w:hyperlink r:id="rId84">
+      <w:hyperlink r:id="rId86">
         <w:r>
           <w:rPr>
             <w:rStyle w:val="Hyperlink"/>
@@ -12616,8 +14212,8 @@
         </w:r>
       </w:hyperlink>
     </w:p>
-    <w:bookmarkEnd w:id="85"/>
-    <w:bookmarkStart w:id="87" w:name="ref-speer2022wordfreq"/>
+    <w:bookmarkEnd w:id="87"/>
+    <w:bookmarkStart w:id="89" w:name="ref-speer2022wordfreq"/>
     <w:p>
       <w:pPr>
         <w:pStyle w:val="Bibliography"/>
@@ -12643,12 +14239,15 @@
         <w:t xml:space="preserve">: v3.0</w:t>
       </w:r>
       <w:r>
-        <w:t xml:space="preserve">. Zenodo.</w:t>
-      </w:r>
-      <w:r>
-        <w:t xml:space="preserve"> </w:t>
-      </w:r>
-      <w:hyperlink r:id="rId86">
+        <w:t xml:space="preserve"> </w:t>
+      </w:r>
+      <w:r>
+        <w:t xml:space="preserve">(Version 3.0.2) [Computer software]. Zenodo.</w:t>
+      </w:r>
+      <w:r>
+        <w:t xml:space="preserve"> </w:t>
+      </w:r>
+      <w:hyperlink r:id="rId88">
         <w:r>
           <w:rPr>
             <w:rStyle w:val="Hyperlink"/>
@@ -12657,8 +14256,8 @@
         </w:r>
       </w:hyperlink>
     </w:p>
-    <w:bookmarkEnd w:id="87"/>
-    <w:bookmarkStart w:id="89" w:name="ref-stuart2010matching"/>
+    <w:bookmarkEnd w:id="89"/>
+    <w:bookmarkStart w:id="91" w:name="ref-stuart2010matching"/>
     <w:p>
       <w:pPr>
         <w:pStyle w:val="Bibliography"/>
@@ -12695,7 +14294,7 @@
       <w:r>
         <w:t xml:space="preserve"> </w:t>
       </w:r>
-      <w:hyperlink r:id="rId88">
+      <w:hyperlink r:id="rId90">
         <w:r>
           <w:rPr>
             <w:rStyle w:val="Hyperlink"/>
@@ -12704,8 +14303,8 @@
         </w:r>
       </w:hyperlink>
     </w:p>
-    <w:bookmarkEnd w:id="89"/>
-    <w:bookmarkStart w:id="91" w:name="ref-taylor2020lexops"/>
+    <w:bookmarkEnd w:id="91"/>
+    <w:bookmarkStart w:id="93" w:name="ref-taylor2020lexops"/>
     <w:p>
       <w:pPr>
         <w:pStyle w:val="Bibliography"/>
@@ -12763,7 +14362,7 @@
       <w:r>
         <w:t xml:space="preserve"> </w:t>
       </w:r>
-      <w:hyperlink r:id="rId90">
+      <w:hyperlink r:id="rId92">
         <w:r>
           <w:rPr>
             <w:rStyle w:val="Hyperlink"/>
@@ -12772,14 +14371,14 @@
         </w:r>
       </w:hyperlink>
     </w:p>
-    <w:bookmarkEnd w:id="91"/>
-    <w:bookmarkStart w:id="93" w:name="ref-wilkinson2016fair"/>
+    <w:bookmarkEnd w:id="93"/>
+    <w:bookmarkStart w:id="95" w:name="ref-wilkinson2016fair"/>
     <w:p>
       <w:pPr>
         <w:pStyle w:val="Bibliography"/>
       </w:pPr>
       <w:r>
-        <w:t xml:space="preserve">Wilkinson, M. D., Dumontier, M., Aalbersberg, Ij. J., et al.</w:t>
+        <w:t xml:space="preserve">Wilkinson, M. D., Dumontier, M., Aalbersberg, IJ. J., Appleton, G., Axton, M., Baak, A., Blomberg, N., Boiten, J.-W., da Silva Santos, L. B., Bourne, P. E., Bouwman, J., Brookes, A. J., Clark, T., Crosas, M., Dillo, I., Dumon, O., Edmunds, S., Evelo, C. T., Finkers, R., … Mons, B.</w:t>
       </w:r>
       <w:r>
         <w:t xml:space="preserve"> (2016). The</w:t>
@@ -12825,7 +14424,7 @@
       <w:r>
         <w:t xml:space="preserve"> </w:t>
       </w:r>
-      <w:hyperlink r:id="rId92">
+      <w:hyperlink r:id="rId94">
         <w:r>
           <w:rPr>
             <w:rStyle w:val="Hyperlink"/>
@@ -12834,8 +14433,8 @@
         </w:r>
       </w:hyperlink>
     </w:p>
-    <w:bookmarkEnd w:id="93"/>
-    <w:bookmarkStart w:id="95" w:name="ref-yarkoni2020generalizability"/>
+    <w:bookmarkEnd w:id="95"/>
+    <w:bookmarkStart w:id="97" w:name="ref-yarkoni2020generalizability"/>
     <w:p>
       <w:pPr>
         <w:pStyle w:val="Bibliography"/>
@@ -12872,7 +14471,7 @@
       <w:r>
         <w:t xml:space="preserve"> </w:t>
       </w:r>
-      <w:hyperlink r:id="rId94">
+      <w:hyperlink r:id="rId96">
         <w:r>
           <w:rPr>
             <w:rStyle w:val="Hyperlink"/>
@@ -12881,8 +14480,8 @@
         </w:r>
       </w:hyperlink>
     </w:p>
-    <w:bookmarkEnd w:id="95"/>
-    <w:bookmarkStart w:id="97" w:name="ref-yarkoni2008old20"/>
+    <w:bookmarkEnd w:id="97"/>
+    <w:bookmarkStart w:id="99" w:name="ref-yarkoni2008old20"/>
     <w:p>
       <w:pPr>
         <w:pStyle w:val="Bibliography"/>
@@ -12934,7 +14533,7 @@
       <w:r>
         <w:t xml:space="preserve"> </w:t>
       </w:r>
-      <w:hyperlink r:id="rId96">
+      <w:hyperlink r:id="rId98">
         <w:r>
           <w:rPr>
             <w:rStyle w:val="Hyperlink"/>
@@ -12943,9 +14542,9 @@
         </w:r>
       </w:hyperlink>
     </w:p>
-    <w:bookmarkEnd w:id="97"/>
-    <w:bookmarkEnd w:id="98"/>
     <w:bookmarkEnd w:id="99"/>
+    <w:bookmarkEnd w:id="100"/>
+    <w:bookmarkEnd w:id="101"/>
     <w:sectPr>
       <w:footnotePr>
         <w:numRestart w:val="eachSect"/>
